--- a/docs/Отчет.docx
+++ b/docs/Отчет.docx
@@ -878,7 +878,7 @@
           <w:sz w:val="28"/>
           <w:shd w:val="clear" w:color="auto" w:fill="FFFFFF"/>
         </w:rPr>
-        <w:t xml:space="preserve">ля нестационарного спектрального анализа </w:t>
+        <w:t>ля нестационарного спектрального анализа сигнал усреднё</w:t>
       </w:r>
       <w:r>
         <w:rPr>
@@ -887,7 +887,7 @@
           <w:sz w:val="28"/>
           <w:shd w:val="clear" w:color="auto" w:fill="FFFFFF"/>
         </w:rPr>
-        <w:t>сигнал усреднё</w:t>
+        <w:t>нн</w:t>
       </w:r>
       <w:r>
         <w:rPr>
@@ -896,8 +896,9 @@
           <w:sz w:val="28"/>
           <w:shd w:val="clear" w:color="auto" w:fill="FFFFFF"/>
         </w:rPr>
-        <w:t>нн</w:t>
-      </w:r>
+        <w:t xml:space="preserve">ого </w:t>
+      </w:r>
+      <w:proofErr w:type="spellStart"/>
       <w:r>
         <w:rPr>
           <w:rFonts w:ascii="Times New Roman" w:hAnsi="Times New Roman" w:cs="Times New Roman"/>
@@ -905,9 +906,9 @@
           <w:sz w:val="28"/>
           <w:shd w:val="clear" w:color="auto" w:fill="FFFFFF"/>
         </w:rPr>
-        <w:t xml:space="preserve">ого </w:t>
-      </w:r>
-      <w:proofErr w:type="spellStart"/>
+        <w:t>кардиоцикла</w:t>
+      </w:r>
+      <w:proofErr w:type="spellEnd"/>
       <w:r>
         <w:rPr>
           <w:rFonts w:ascii="Times New Roman" w:hAnsi="Times New Roman" w:cs="Times New Roman"/>
@@ -915,9 +916,9 @@
           <w:sz w:val="28"/>
           <w:shd w:val="clear" w:color="auto" w:fill="FFFFFF"/>
         </w:rPr>
-        <w:t>кардиоцикла</w:t>
-      </w:r>
-      <w:proofErr w:type="spellEnd"/>
+        <w:t xml:space="preserve"> с целью получения совместного частотно-временного представления энергии сигнала. Метод реализует непрерывное </w:t>
+      </w:r>
+      <w:proofErr w:type="spellStart"/>
       <w:r>
         <w:rPr>
           <w:rFonts w:ascii="Times New Roman" w:hAnsi="Times New Roman" w:cs="Times New Roman"/>
@@ -925,8 +926,9 @@
           <w:sz w:val="28"/>
           <w:shd w:val="clear" w:color="auto" w:fill="FFFFFF"/>
         </w:rPr>
-        <w:t xml:space="preserve"> </w:t>
-      </w:r>
+        <w:t>вейвлет</w:t>
+      </w:r>
+      <w:proofErr w:type="spellEnd"/>
       <w:r>
         <w:rPr>
           <w:rFonts w:ascii="Times New Roman" w:hAnsi="Times New Roman" w:cs="Times New Roman"/>
@@ -934,63 +936,7 @@
           <w:sz w:val="28"/>
           <w:shd w:val="clear" w:color="auto" w:fill="FFFFFF"/>
         </w:rPr>
-        <w:t xml:space="preserve">с целью получения совместного частотно-временного представления энергии сигнала. Метод реализует непрерывное </w:t>
-      </w:r>
-      <w:proofErr w:type="spellStart"/>
-      <w:r>
-        <w:rPr>
-          <w:rFonts w:ascii="Times New Roman" w:hAnsi="Times New Roman" w:cs="Times New Roman"/>
-          <w:color w:val="1D1D1F"/>
-          <w:sz w:val="28"/>
-          <w:shd w:val="clear" w:color="auto" w:fill="FFFFFF"/>
-        </w:rPr>
-        <w:t>вейвлет</w:t>
-      </w:r>
-      <w:proofErr w:type="spellEnd"/>
-      <w:r>
-        <w:rPr>
-          <w:rFonts w:ascii="Times New Roman" w:hAnsi="Times New Roman" w:cs="Times New Roman"/>
-          <w:color w:val="1D1D1F"/>
-          <w:sz w:val="28"/>
-          <w:shd w:val="clear" w:color="auto" w:fill="FFFFFF"/>
-        </w:rPr>
-        <w:t>-</w:t>
-      </w:r>
-      <w:r>
-        <w:rPr>
-          <w:rFonts w:ascii="Times New Roman" w:hAnsi="Times New Roman" w:cs="Times New Roman"/>
-          <w:color w:val="1D1D1F"/>
-          <w:sz w:val="28"/>
-          <w:shd w:val="clear" w:color="auto" w:fill="FFFFFF"/>
-        </w:rPr>
-        <w:t>преобразование с</w:t>
-      </w:r>
-      <w:r>
-        <w:rPr>
-          <w:rFonts w:ascii="Times New Roman" w:hAnsi="Times New Roman" w:cs="Times New Roman"/>
-          <w:color w:val="1D1D1F"/>
-          <w:sz w:val="28"/>
-          <w:shd w:val="clear" w:color="auto" w:fill="FFFFFF"/>
-        </w:rPr>
-        <w:t xml:space="preserve"> адаптивным выбором масштабов, соответствующих заданному диапазону физических частот, и вычисляет интегральную спектральную плотность мощности для каждой частотной полосы. Подход особенно эффективен для а</w:t>
-      </w:r>
-      <w:r>
-        <w:rPr>
-          <w:rFonts w:ascii="Times New Roman" w:hAnsi="Times New Roman" w:cs="Times New Roman"/>
-          <w:color w:val="1D1D1F"/>
-          <w:sz w:val="28"/>
-          <w:shd w:val="clear" w:color="auto" w:fill="FFFFFF"/>
-        </w:rPr>
-        <w:t>нализа биомедицинских сигналов,</w:t>
-      </w:r>
-      <w:r>
-        <w:rPr>
-          <w:rFonts w:ascii="Times New Roman" w:hAnsi="Times New Roman" w:cs="Times New Roman"/>
-          <w:color w:val="1D1D1F"/>
-          <w:sz w:val="28"/>
-          <w:shd w:val="clear" w:color="auto" w:fill="FFFFFF"/>
-        </w:rPr>
-        <w:t xml:space="preserve"> характеризующихся временной локализацией спектральных компонент и многомасштабной структурой.</w:t>
+        <w:t>-преобразование с адаптивным выбором масштабов, соответствующих заданному диапазону физических частот, и вычисляет интегральную спектральную плотность мощности для каждой частотной полосы. Подход особенно эффективен для анализа биомедицинских сигналов, характеризующихся временной локализацией спектральных компонент и многомасштабной структурой.</w:t>
       </w:r>
       <w:r>
         <w:rPr>
@@ -1273,14 +1219,7 @@
           <w:rFonts w:ascii="Times New Roman" w:hAnsi="Times New Roman" w:cs="Times New Roman"/>
           <w:sz w:val="28"/>
         </w:rPr>
-        <w:t>U-критерий Манна-Уитни</w:t>
-      </w:r>
-      <w:r>
-        <w:rPr>
-          <w:rFonts w:ascii="Times New Roman" w:hAnsi="Times New Roman" w:cs="Times New Roman"/>
-          <w:sz w:val="28"/>
-        </w:rPr>
-        <w:t xml:space="preserve">. Метод реализует непараметрический U-критерий Манна-Уитни, также известный как критерий ранговой суммы </w:t>
+        <w:t xml:space="preserve">U-критерий Манна-Уитни. Метод реализует непараметрический U-критерий Манна-Уитни, также известный как критерий ранговой суммы </w:t>
       </w:r>
       <w:proofErr w:type="spellStart"/>
       <w:proofErr w:type="gramStart"/>
@@ -1366,6 +1305,680 @@
           <w:sz w:val="28"/>
         </w:rPr>
         <w:t>кривая для исследуемых параметров сигнал-усредненной электрокардиограммы.</w:t>
+      </w:r>
+    </w:p>
+    <w:p>
+      <w:pPr>
+        <w:spacing w:after="0" w:line="360" w:lineRule="auto"/>
+        <w:jc w:val="both"/>
+        <w:rPr>
+          <w:rFonts w:ascii="Times New Roman" w:hAnsi="Times New Roman" w:cs="Times New Roman"/>
+          <w:sz w:val="28"/>
+        </w:rPr>
+      </w:pPr>
+      <w:r>
+        <w:rPr>
+          <w:rFonts w:ascii="Times New Roman" w:hAnsi="Times New Roman" w:cs="Times New Roman"/>
+          <w:sz w:val="28"/>
+        </w:rPr>
+        <w:t>Для всех анализируемых параметров, включая временные показатели (</w:t>
+      </w:r>
+      <w:proofErr w:type="spellStart"/>
+      <w:r>
+        <w:rPr>
+          <w:rFonts w:ascii="Times New Roman" w:hAnsi="Times New Roman" w:cs="Times New Roman"/>
+          <w:sz w:val="28"/>
+        </w:rPr>
+        <w:t>LAS_ms</w:t>
+      </w:r>
+      <w:proofErr w:type="spellEnd"/>
+      <w:r>
+        <w:rPr>
+          <w:rFonts w:ascii="Times New Roman" w:hAnsi="Times New Roman" w:cs="Times New Roman"/>
+          <w:sz w:val="28"/>
+        </w:rPr>
+        <w:t xml:space="preserve">, </w:t>
+      </w:r>
+      <w:proofErr w:type="spellStart"/>
+      <w:r>
+        <w:rPr>
+          <w:rFonts w:ascii="Times New Roman" w:hAnsi="Times New Roman" w:cs="Times New Roman"/>
+          <w:sz w:val="28"/>
+        </w:rPr>
+        <w:t>QRSon</w:t>
+      </w:r>
+      <w:proofErr w:type="spellEnd"/>
+      <w:r>
+        <w:rPr>
+          <w:rFonts w:ascii="Times New Roman" w:hAnsi="Times New Roman" w:cs="Times New Roman"/>
+          <w:sz w:val="28"/>
+        </w:rPr>
+        <w:t xml:space="preserve">, </w:t>
+      </w:r>
+      <w:proofErr w:type="spellStart"/>
+      <w:r>
+        <w:rPr>
+          <w:rFonts w:ascii="Times New Roman" w:hAnsi="Times New Roman" w:cs="Times New Roman"/>
+          <w:sz w:val="28"/>
+        </w:rPr>
+        <w:t>QRSoff</w:t>
+      </w:r>
+      <w:proofErr w:type="spellEnd"/>
+      <w:r>
+        <w:rPr>
+          <w:rFonts w:ascii="Times New Roman" w:hAnsi="Times New Roman" w:cs="Times New Roman"/>
+          <w:sz w:val="28"/>
+        </w:rPr>
+        <w:t xml:space="preserve">, </w:t>
+      </w:r>
+      <w:proofErr w:type="spellStart"/>
+      <w:r>
+        <w:rPr>
+          <w:rFonts w:ascii="Times New Roman" w:hAnsi="Times New Roman" w:cs="Times New Roman"/>
+          <w:sz w:val="28"/>
+        </w:rPr>
+        <w:t>fQRS_ms</w:t>
+      </w:r>
+      <w:proofErr w:type="spellEnd"/>
+      <w:r>
+        <w:rPr>
+          <w:rFonts w:ascii="Times New Roman" w:hAnsi="Times New Roman" w:cs="Times New Roman"/>
+          <w:sz w:val="28"/>
+        </w:rPr>
+        <w:t>), спектрально-</w:t>
+      </w:r>
+      <w:proofErr w:type="spellStart"/>
+      <w:r>
+        <w:rPr>
+          <w:rFonts w:ascii="Times New Roman" w:hAnsi="Times New Roman" w:cs="Times New Roman"/>
+          <w:sz w:val="28"/>
+        </w:rPr>
+        <w:t>вейвлет</w:t>
+      </w:r>
+      <w:proofErr w:type="spellEnd"/>
+      <w:r>
+        <w:rPr>
+          <w:rFonts w:ascii="Times New Roman" w:hAnsi="Times New Roman" w:cs="Times New Roman"/>
+          <w:sz w:val="28"/>
+        </w:rPr>
+        <w:t xml:space="preserve">-характеристики </w:t>
+      </w:r>
+      <w:r>
+        <w:rPr>
+          <w:rFonts w:ascii="Times New Roman" w:hAnsi="Times New Roman" w:cs="Times New Roman"/>
+          <w:sz w:val="28"/>
+        </w:rPr>
+        <w:t xml:space="preserve">доля мощности непрерывного </w:t>
+      </w:r>
+      <w:proofErr w:type="spellStart"/>
+      <w:r>
+        <w:rPr>
+          <w:rFonts w:ascii="Times New Roman" w:hAnsi="Times New Roman" w:cs="Times New Roman"/>
+          <w:sz w:val="28"/>
+        </w:rPr>
+        <w:t>вейвлет</w:t>
+      </w:r>
+      <w:proofErr w:type="spellEnd"/>
+      <w:r>
+        <w:rPr>
+          <w:rFonts w:ascii="Times New Roman" w:hAnsi="Times New Roman" w:cs="Times New Roman"/>
+          <w:sz w:val="28"/>
+        </w:rPr>
+        <w:t xml:space="preserve"> </w:t>
+      </w:r>
+      <w:proofErr w:type="gramStart"/>
+      <w:r>
+        <w:rPr>
+          <w:rFonts w:ascii="Times New Roman" w:hAnsi="Times New Roman" w:cs="Times New Roman"/>
+          <w:sz w:val="28"/>
+        </w:rPr>
+        <w:t>преобразования  и</w:t>
+      </w:r>
+      <w:proofErr w:type="gramEnd"/>
+      <w:r>
+        <w:rPr>
+          <w:rFonts w:ascii="Times New Roman" w:hAnsi="Times New Roman" w:cs="Times New Roman"/>
+          <w:sz w:val="28"/>
+        </w:rPr>
+        <w:t xml:space="preserve"> доля спектральной плотности мощности, рассчитанной методом периодограмм  в частотном диапазоне  от 300 Гц до 2кГц, RMS40_mkV</w:t>
+      </w:r>
+      <w:r>
+        <w:rPr>
+          <w:rFonts w:ascii="Times New Roman" w:hAnsi="Times New Roman" w:cs="Times New Roman"/>
+          <w:sz w:val="28"/>
+        </w:rPr>
+        <w:t>, а также статистические моменты распределения (</w:t>
+      </w:r>
+      <w:r>
+        <w:rPr>
+          <w:rFonts w:ascii="Times New Roman" w:hAnsi="Times New Roman" w:cs="Times New Roman"/>
+          <w:sz w:val="28"/>
+        </w:rPr>
+        <w:t>среднее квадратичное отклонение, среднее значение, коэффициент асимметрии и эксцесс</w:t>
+      </w:r>
+      <w:r>
+        <w:rPr>
+          <w:rFonts w:ascii="Times New Roman" w:hAnsi="Times New Roman" w:cs="Times New Roman"/>
+          <w:sz w:val="28"/>
+        </w:rPr>
+        <w:t>), был проведён двусторонний U-тест Манна–Уитни</w:t>
+      </w:r>
+      <w:r>
+        <w:rPr>
+          <w:rFonts w:ascii="Times New Roman" w:hAnsi="Times New Roman" w:cs="Times New Roman"/>
+          <w:sz w:val="28"/>
+        </w:rPr>
+        <w:t xml:space="preserve"> .</w:t>
+      </w:r>
+      <w:r>
+        <w:t xml:space="preserve"> </w:t>
+      </w:r>
+      <w:r>
+        <w:rPr>
+          <w:rFonts w:ascii="Times New Roman" w:hAnsi="Times New Roman" w:cs="Times New Roman"/>
+          <w:sz w:val="28"/>
+        </w:rPr>
+        <w:t>Результаты теста</w:t>
+      </w:r>
+      <w:r>
+        <w:rPr>
+          <w:rFonts w:ascii="Times New Roman" w:hAnsi="Times New Roman" w:cs="Times New Roman"/>
+          <w:sz w:val="28"/>
+        </w:rPr>
+        <w:t xml:space="preserve"> </w:t>
+      </w:r>
+      <w:r>
+        <w:rPr>
+          <w:rFonts w:ascii="Times New Roman" w:hAnsi="Times New Roman" w:cs="Times New Roman"/>
+          <w:sz w:val="28"/>
+        </w:rPr>
+        <w:t>демонстрируют, что ни для одного из признаков не было выявлено статистически значимых различий между группами (p‑</w:t>
+      </w:r>
+      <w:proofErr w:type="spellStart"/>
+      <w:r>
+        <w:rPr>
+          <w:rFonts w:ascii="Times New Roman" w:hAnsi="Times New Roman" w:cs="Times New Roman"/>
+          <w:sz w:val="28"/>
+        </w:rPr>
+        <w:t>value</w:t>
+      </w:r>
+      <w:proofErr w:type="spellEnd"/>
+      <w:r>
+        <w:rPr>
+          <w:rFonts w:ascii="Times New Roman" w:hAnsi="Times New Roman" w:cs="Times New Roman"/>
+          <w:sz w:val="28"/>
+        </w:rPr>
+        <w:t xml:space="preserve"> = 1.00 для всех показателей). Это свидетельствует об </w:t>
+      </w:r>
+      <w:r>
+        <w:rPr>
+          <w:rFonts w:ascii="Times New Roman" w:hAnsi="Times New Roman" w:cs="Times New Roman"/>
+          <w:sz w:val="28"/>
+        </w:rPr>
+        <w:lastRenderedPageBreak/>
+        <w:t>отсутствии значимых различий в центральных тенденциях распределений сравниваемых групп по каждо</w:t>
+      </w:r>
+      <w:r>
+        <w:rPr>
+          <w:rFonts w:ascii="Times New Roman" w:hAnsi="Times New Roman" w:cs="Times New Roman"/>
+          <w:sz w:val="28"/>
+        </w:rPr>
+        <w:t>му из анализируемых параметров.</w:t>
+      </w:r>
+    </w:p>
+    <w:p>
+      <w:pPr>
+        <w:spacing w:after="0" w:line="360" w:lineRule="auto"/>
+        <w:jc w:val="both"/>
+        <w:rPr>
+          <w:rFonts w:ascii="Times New Roman" w:hAnsi="Times New Roman" w:cs="Times New Roman"/>
+          <w:sz w:val="28"/>
+        </w:rPr>
+      </w:pPr>
+      <w:r>
+        <w:rPr>
+          <w:rFonts w:ascii="Times New Roman" w:hAnsi="Times New Roman" w:cs="Times New Roman"/>
+          <w:sz w:val="28"/>
+        </w:rPr>
+        <w:t>Однако, несмотря на отсутствие статистически значимых различий в одномерном сравнении, признаки могут обладать комбинированной предсказательной способностью, что подтверждается дальнейшим машинным обучением.</w:t>
+      </w:r>
+    </w:p>
+    <w:p>
+      <w:pPr>
+        <w:spacing w:after="0" w:line="360" w:lineRule="auto"/>
+        <w:jc w:val="both"/>
+        <w:rPr>
+          <w:rFonts w:ascii="Times New Roman" w:hAnsi="Times New Roman" w:cs="Times New Roman"/>
+          <w:sz w:val="28"/>
+        </w:rPr>
+      </w:pPr>
+      <w:r>
+        <w:rPr>
+          <w:rFonts w:ascii="Times New Roman" w:hAnsi="Times New Roman" w:cs="Times New Roman"/>
+          <w:sz w:val="28"/>
+        </w:rPr>
+        <w:t xml:space="preserve">По результатам построения ROC-кривой для классификатора на основе алгоритма случайного леса установлено, что площадь под кривой (AUC) составила 0,704. Соответствующий 95% доверительный интервал, рассчитанный методом </w:t>
+      </w:r>
+      <w:proofErr w:type="spellStart"/>
+      <w:r>
+        <w:rPr>
+          <w:rFonts w:ascii="Times New Roman" w:hAnsi="Times New Roman" w:cs="Times New Roman"/>
+          <w:sz w:val="28"/>
+        </w:rPr>
+        <w:t>бутстрапа</w:t>
+      </w:r>
+      <w:proofErr w:type="spellEnd"/>
+      <w:r>
+        <w:rPr>
+          <w:rFonts w:ascii="Times New Roman" w:hAnsi="Times New Roman" w:cs="Times New Roman"/>
+          <w:sz w:val="28"/>
+        </w:rPr>
+        <w:t xml:space="preserve">, равен [0,429; 0,926]. </w:t>
+      </w:r>
+      <w:r>
+        <w:rPr>
+          <w:rFonts w:ascii="Times New Roman" w:hAnsi="Times New Roman" w:cs="Times New Roman"/>
+          <w:sz w:val="28"/>
+        </w:rPr>
+        <w:t>Данное значение AUC указывает на удовлетворительную разделяющую способность модели, превышающую сл</w:t>
+      </w:r>
+      <w:r>
+        <w:rPr>
+          <w:rFonts w:ascii="Times New Roman" w:hAnsi="Times New Roman" w:cs="Times New Roman"/>
+          <w:sz w:val="28"/>
+        </w:rPr>
+        <w:t>учайное угадывание (AUC = 0.5).</w:t>
+      </w:r>
+    </w:p>
+    <w:p>
+      <w:pPr>
+        <w:spacing w:after="0" w:line="360" w:lineRule="auto"/>
+        <w:jc w:val="both"/>
+      </w:pPr>
+      <w:r>
+        <w:rPr>
+          <w:rFonts w:ascii="Times New Roman" w:hAnsi="Times New Roman" w:cs="Times New Roman"/>
+          <w:sz w:val="28"/>
+        </w:rPr>
+        <w:t xml:space="preserve">Оптимальный порог классификации, определённый по критерию, близкому к индексу </w:t>
+      </w:r>
+      <w:proofErr w:type="spellStart"/>
+      <w:r>
+        <w:rPr>
+          <w:rFonts w:ascii="Times New Roman" w:hAnsi="Times New Roman" w:cs="Times New Roman"/>
+          <w:sz w:val="28"/>
+        </w:rPr>
+        <w:t>Юдена</w:t>
+      </w:r>
+      <w:proofErr w:type="spellEnd"/>
+      <w:r>
+        <w:rPr>
+          <w:rFonts w:ascii="Times New Roman" w:hAnsi="Times New Roman" w:cs="Times New Roman"/>
+          <w:sz w:val="28"/>
+        </w:rPr>
+        <w:t>, составил 0.669. При данном пороге достигается наилучший компромисс между чувствительностью и специфичностью.</w:t>
+      </w:r>
+      <w:r>
+        <w:t xml:space="preserve"> </w:t>
+      </w:r>
+    </w:p>
+    <w:p>
+      <w:pPr>
+        <w:spacing w:after="0" w:line="360" w:lineRule="auto"/>
+        <w:jc w:val="both"/>
+        <w:rPr>
+          <w:rFonts w:ascii="Times New Roman" w:hAnsi="Times New Roman" w:cs="Times New Roman"/>
+          <w:sz w:val="28"/>
+        </w:rPr>
+      </w:pPr>
+      <w:r>
+        <w:rPr>
+          <w:rFonts w:ascii="Times New Roman" w:hAnsi="Times New Roman" w:cs="Times New Roman"/>
+          <w:sz w:val="28"/>
+        </w:rPr>
+        <w:t xml:space="preserve">Матрица ошибок подтверждает, что модель лучше идентифицирует контрольную </w:t>
+      </w:r>
+      <w:r>
+        <w:rPr>
+          <w:rFonts w:ascii="Times New Roman" w:hAnsi="Times New Roman" w:cs="Times New Roman"/>
+          <w:sz w:val="28"/>
+        </w:rPr>
+        <w:t>группу,</w:t>
+      </w:r>
+      <w:r>
+        <w:rPr>
+          <w:rFonts w:ascii="Times New Roman" w:hAnsi="Times New Roman" w:cs="Times New Roman"/>
+          <w:sz w:val="28"/>
+        </w:rPr>
+        <w:t xml:space="preserve"> но демонстрирует умеренную способность выявлять патологию</w:t>
+      </w:r>
+      <w:r>
+        <w:rPr>
+          <w:rFonts w:ascii="Times New Roman" w:hAnsi="Times New Roman" w:cs="Times New Roman"/>
+          <w:sz w:val="28"/>
+        </w:rPr>
+        <w:t>.</w:t>
+      </w:r>
+    </w:p>
+    <w:p>
+      <w:pPr>
+        <w:spacing w:after="0" w:line="360" w:lineRule="auto"/>
+        <w:jc w:val="both"/>
+        <w:rPr>
+          <w:rFonts w:ascii="Times New Roman" w:hAnsi="Times New Roman" w:cs="Times New Roman"/>
+          <w:sz w:val="28"/>
+        </w:rPr>
+      </w:pPr>
+      <w:r>
+        <w:rPr>
+          <w:rFonts w:ascii="Times New Roman" w:hAnsi="Times New Roman" w:cs="Times New Roman"/>
+          <w:sz w:val="28"/>
+        </w:rPr>
+        <w:t>Значение средней точности (AP) достигло 0,734, что превосходит наивный классификатор, предсказывающий все объекты как доминирующий класс (</w:t>
+      </w:r>
+      <w:proofErr w:type="spellStart"/>
+      <w:r>
+        <w:rPr>
+          <w:rFonts w:ascii="Times New Roman" w:hAnsi="Times New Roman" w:cs="Times New Roman"/>
+          <w:sz w:val="28"/>
+        </w:rPr>
+        <w:t>baseline</w:t>
+      </w:r>
+      <w:proofErr w:type="spellEnd"/>
+      <w:r>
+        <w:rPr>
+          <w:rFonts w:ascii="Times New Roman" w:hAnsi="Times New Roman" w:cs="Times New Roman"/>
+          <w:sz w:val="28"/>
+        </w:rPr>
+        <w:t xml:space="preserve"> = 0,5). Данный факт свидетельствует о способности модели уверенно идентифицировать патологический </w:t>
+      </w:r>
+      <w:proofErr w:type="gramStart"/>
+      <w:r>
+        <w:rPr>
+          <w:rFonts w:ascii="Times New Roman" w:hAnsi="Times New Roman" w:cs="Times New Roman"/>
+          <w:sz w:val="28"/>
+        </w:rPr>
+        <w:t>класс  и</w:t>
+      </w:r>
+      <w:proofErr w:type="gramEnd"/>
+      <w:r>
+        <w:rPr>
+          <w:rFonts w:ascii="Times New Roman" w:hAnsi="Times New Roman" w:cs="Times New Roman"/>
+          <w:sz w:val="28"/>
+        </w:rPr>
+        <w:t xml:space="preserve"> подтверждает её устойчивость к возможному дисбалансу классов в выборке.</w:t>
+      </w:r>
+    </w:p>
+    <w:p>
+      <w:pPr>
+        <w:spacing w:after="0" w:line="360" w:lineRule="auto"/>
+        <w:jc w:val="both"/>
+        <w:rPr>
+          <w:rFonts w:ascii="Times New Roman" w:hAnsi="Times New Roman" w:cs="Times New Roman"/>
+          <w:sz w:val="28"/>
+        </w:rPr>
+      </w:pPr>
+      <w:r>
+        <w:rPr>
+          <w:rFonts w:ascii="Times New Roman" w:hAnsi="Times New Roman" w:cs="Times New Roman"/>
+          <w:sz w:val="28"/>
+        </w:rPr>
+        <w:t>Оценка важности признаков, выполненная с использованием встроенного в алгоритм случайного леса метода на основе критерия Джини, позволила выделить 10 переменных, вносящих наибольший вклад в классификацию. В порядке убывания значимости они распределились следующим образом: эксцесс (</w:t>
+      </w:r>
+      <w:proofErr w:type="spellStart"/>
+      <w:r>
+        <w:rPr>
+          <w:rFonts w:ascii="Times New Roman" w:hAnsi="Times New Roman" w:cs="Times New Roman"/>
+          <w:sz w:val="28"/>
+        </w:rPr>
+        <w:t>kurtosis</w:t>
+      </w:r>
+      <w:proofErr w:type="spellEnd"/>
+      <w:r>
+        <w:rPr>
+          <w:rFonts w:ascii="Times New Roman" w:hAnsi="Times New Roman" w:cs="Times New Roman"/>
+          <w:sz w:val="28"/>
+        </w:rPr>
+        <w:t xml:space="preserve">) – 0,154; RMS40, мкВ (RMS40_mkV) – 0,148; длительность низкоамплитудного сигнала, </w:t>
+      </w:r>
+      <w:proofErr w:type="spellStart"/>
+      <w:r>
+        <w:rPr>
+          <w:rFonts w:ascii="Times New Roman" w:hAnsi="Times New Roman" w:cs="Times New Roman"/>
+          <w:sz w:val="28"/>
+        </w:rPr>
+        <w:t>мс</w:t>
+      </w:r>
+      <w:proofErr w:type="spellEnd"/>
+      <w:r>
+        <w:rPr>
+          <w:rFonts w:ascii="Times New Roman" w:hAnsi="Times New Roman" w:cs="Times New Roman"/>
+          <w:sz w:val="28"/>
+        </w:rPr>
+        <w:t xml:space="preserve"> (</w:t>
+      </w:r>
+      <w:proofErr w:type="spellStart"/>
+      <w:r>
+        <w:rPr>
+          <w:rFonts w:ascii="Times New Roman" w:hAnsi="Times New Roman" w:cs="Times New Roman"/>
+          <w:sz w:val="28"/>
+        </w:rPr>
+        <w:t>LAS_ms</w:t>
+      </w:r>
+      <w:proofErr w:type="spellEnd"/>
+      <w:r>
+        <w:rPr>
+          <w:rFonts w:ascii="Times New Roman" w:hAnsi="Times New Roman" w:cs="Times New Roman"/>
+          <w:sz w:val="28"/>
+        </w:rPr>
+        <w:t xml:space="preserve">) – 0,134; окончание комплекса QRS, </w:t>
+      </w:r>
+      <w:proofErr w:type="spellStart"/>
+      <w:r>
+        <w:rPr>
+          <w:rFonts w:ascii="Times New Roman" w:hAnsi="Times New Roman" w:cs="Times New Roman"/>
+          <w:sz w:val="28"/>
+        </w:rPr>
+        <w:t>мс</w:t>
+      </w:r>
+      <w:proofErr w:type="spellEnd"/>
+      <w:r>
+        <w:rPr>
+          <w:rFonts w:ascii="Times New Roman" w:hAnsi="Times New Roman" w:cs="Times New Roman"/>
+          <w:sz w:val="28"/>
+        </w:rPr>
+        <w:t xml:space="preserve"> (</w:t>
+      </w:r>
+      <w:proofErr w:type="spellStart"/>
+      <w:r>
+        <w:rPr>
+          <w:rFonts w:ascii="Times New Roman" w:hAnsi="Times New Roman" w:cs="Times New Roman"/>
+          <w:sz w:val="28"/>
+        </w:rPr>
+        <w:t>QRSoff</w:t>
+      </w:r>
+      <w:proofErr w:type="spellEnd"/>
+      <w:r>
+        <w:rPr>
+          <w:rFonts w:ascii="Times New Roman" w:hAnsi="Times New Roman" w:cs="Times New Roman"/>
+          <w:sz w:val="28"/>
+        </w:rPr>
+        <w:t xml:space="preserve">) – 0,119; фрагментированный QRS, </w:t>
+      </w:r>
+      <w:proofErr w:type="spellStart"/>
+      <w:r>
+        <w:rPr>
+          <w:rFonts w:ascii="Times New Roman" w:hAnsi="Times New Roman" w:cs="Times New Roman"/>
+          <w:sz w:val="28"/>
+        </w:rPr>
+        <w:t>мс</w:t>
+      </w:r>
+      <w:proofErr w:type="spellEnd"/>
+      <w:r>
+        <w:rPr>
+          <w:rFonts w:ascii="Times New Roman" w:hAnsi="Times New Roman" w:cs="Times New Roman"/>
+          <w:sz w:val="28"/>
+        </w:rPr>
+        <w:t xml:space="preserve"> (</w:t>
+      </w:r>
+      <w:proofErr w:type="spellStart"/>
+      <w:r>
+        <w:rPr>
+          <w:rFonts w:ascii="Times New Roman" w:hAnsi="Times New Roman" w:cs="Times New Roman"/>
+          <w:sz w:val="28"/>
+        </w:rPr>
+        <w:t>fQRS_ms</w:t>
+      </w:r>
+      <w:proofErr w:type="spellEnd"/>
+      <w:r>
+        <w:rPr>
+          <w:rFonts w:ascii="Times New Roman" w:hAnsi="Times New Roman" w:cs="Times New Roman"/>
+          <w:sz w:val="28"/>
+        </w:rPr>
+        <w:t xml:space="preserve">) – 0,101; </w:t>
+      </w:r>
+      <w:r>
+        <w:rPr>
+          <w:rFonts w:ascii="Times New Roman" w:hAnsi="Times New Roman" w:cs="Times New Roman"/>
+          <w:sz w:val="28"/>
+        </w:rPr>
+        <w:lastRenderedPageBreak/>
+        <w:t xml:space="preserve">отношение мощностей (спектральная плотность мощности) – 0,071; отношение мощностей (непрерывное </w:t>
+      </w:r>
+      <w:proofErr w:type="spellStart"/>
+      <w:r>
+        <w:rPr>
+          <w:rFonts w:ascii="Times New Roman" w:hAnsi="Times New Roman" w:cs="Times New Roman"/>
+          <w:sz w:val="28"/>
+        </w:rPr>
+        <w:t>вейвлет</w:t>
+      </w:r>
+      <w:proofErr w:type="spellEnd"/>
+      <w:r>
+        <w:rPr>
+          <w:rFonts w:ascii="Times New Roman" w:hAnsi="Times New Roman" w:cs="Times New Roman"/>
+          <w:sz w:val="28"/>
+        </w:rPr>
+        <w:t xml:space="preserve">-преобразование) – 0,063; начало комплекса QRS, </w:t>
+      </w:r>
+      <w:proofErr w:type="spellStart"/>
+      <w:r>
+        <w:rPr>
+          <w:rFonts w:ascii="Times New Roman" w:hAnsi="Times New Roman" w:cs="Times New Roman"/>
+          <w:sz w:val="28"/>
+        </w:rPr>
+        <w:t>мс</w:t>
+      </w:r>
+      <w:proofErr w:type="spellEnd"/>
+      <w:r>
+        <w:rPr>
+          <w:rFonts w:ascii="Times New Roman" w:hAnsi="Times New Roman" w:cs="Times New Roman"/>
+          <w:sz w:val="28"/>
+        </w:rPr>
+        <w:t xml:space="preserve"> (</w:t>
+      </w:r>
+      <w:proofErr w:type="spellStart"/>
+      <w:r>
+        <w:rPr>
+          <w:rFonts w:ascii="Times New Roman" w:hAnsi="Times New Roman" w:cs="Times New Roman"/>
+          <w:sz w:val="28"/>
+        </w:rPr>
+        <w:t>QRSon</w:t>
+      </w:r>
+      <w:proofErr w:type="spellEnd"/>
+      <w:r>
+        <w:rPr>
+          <w:rFonts w:ascii="Times New Roman" w:hAnsi="Times New Roman" w:cs="Times New Roman"/>
+          <w:sz w:val="28"/>
+        </w:rPr>
+        <w:t>) – 0,061; среднее значение (</w:t>
+      </w:r>
+      <w:proofErr w:type="spellStart"/>
+      <w:r>
+        <w:rPr>
+          <w:rFonts w:ascii="Times New Roman" w:hAnsi="Times New Roman" w:cs="Times New Roman"/>
+          <w:sz w:val="28"/>
+        </w:rPr>
+        <w:t>mean</w:t>
+      </w:r>
+      <w:proofErr w:type="spellEnd"/>
+      <w:r>
+        <w:rPr>
+          <w:rFonts w:ascii="Times New Roman" w:hAnsi="Times New Roman" w:cs="Times New Roman"/>
+          <w:sz w:val="28"/>
+        </w:rPr>
+        <w:t>) – 0,054; станда</w:t>
+      </w:r>
+      <w:r>
+        <w:rPr>
+          <w:rFonts w:ascii="Times New Roman" w:hAnsi="Times New Roman" w:cs="Times New Roman"/>
+          <w:sz w:val="28"/>
+        </w:rPr>
+        <w:t>ртное отклонение (</w:t>
+      </w:r>
+      <w:proofErr w:type="spellStart"/>
+      <w:r>
+        <w:rPr>
+          <w:rFonts w:ascii="Times New Roman" w:hAnsi="Times New Roman" w:cs="Times New Roman"/>
+          <w:sz w:val="28"/>
+        </w:rPr>
+        <w:t>std</w:t>
+      </w:r>
+      <w:proofErr w:type="spellEnd"/>
+      <w:r>
+        <w:rPr>
+          <w:rFonts w:ascii="Times New Roman" w:hAnsi="Times New Roman" w:cs="Times New Roman"/>
+          <w:sz w:val="28"/>
+        </w:rPr>
+        <w:t>) – 0,049.</w:t>
+      </w:r>
+    </w:p>
+    <w:p>
+      <w:pPr>
+        <w:spacing w:after="0" w:line="360" w:lineRule="auto"/>
+        <w:jc w:val="both"/>
+        <w:rPr>
+          <w:rFonts w:ascii="Times New Roman" w:hAnsi="Times New Roman" w:cs="Times New Roman"/>
+          <w:sz w:val="28"/>
+        </w:rPr>
+      </w:pPr>
+      <w:r>
+        <w:rPr>
+          <w:rFonts w:ascii="Times New Roman" w:hAnsi="Times New Roman" w:cs="Times New Roman"/>
+          <w:sz w:val="28"/>
+        </w:rPr>
+        <w:t xml:space="preserve">Наибольший вклад в разделение групп вносят эксцесс, RMS40 и </w:t>
+      </w:r>
+      <w:proofErr w:type="spellStart"/>
+      <w:r>
+        <w:rPr>
+          <w:rFonts w:ascii="Times New Roman" w:hAnsi="Times New Roman" w:cs="Times New Roman"/>
+          <w:sz w:val="28"/>
+        </w:rPr>
+        <w:t>LAS_ms</w:t>
+      </w:r>
+      <w:proofErr w:type="spellEnd"/>
+      <w:r>
+        <w:rPr>
+          <w:rFonts w:ascii="Times New Roman" w:hAnsi="Times New Roman" w:cs="Times New Roman"/>
+          <w:sz w:val="28"/>
+        </w:rPr>
+        <w:t>, что указывает на их потенциальную диагностическую значимость. Примечательно, что данные параметры не обнаружили статистически значимых различий при одномерном сравнении, однако их совместное использование в многомерной модели позволяет эффективно дифференцировать группы.</w:t>
+      </w:r>
+    </w:p>
+    <w:p>
+      <w:pPr>
+        <w:rPr>
+          <w:rFonts w:ascii="Times New Roman" w:hAnsi="Times New Roman" w:cs="Times New Roman"/>
+          <w:sz w:val="28"/>
+        </w:rPr>
+      </w:pPr>
+      <w:r>
+        <w:rPr>
+          <w:rFonts w:ascii="Times New Roman" w:hAnsi="Times New Roman" w:cs="Times New Roman"/>
+          <w:sz w:val="28"/>
+        </w:rPr>
+        <w:t>Таким образом, несмотря на отсутствие статистически значимых различий между группами по отдельным параметрам согласно результатам U-теста Манна–Уитни, комплексное использование совокупности признаков в модели случайного леса позволило достичь удовлетворительного качества классификации (AUC = 0,704; AP = 0,734). Полученные результаты подчёркивают необходимость применения многомерных подходов, учитывающих сложные взаимодействия между переменными. Выявленные наиболее информативные признаки могут служить основой для разработки более интерпретируемых и клинически ориентированных прогностических моделей.</w:t>
       </w:r>
     </w:p>
     <w:p>
@@ -1787,6 +2400,7 @@
   <w:style w:type="character" w:default="1" w:styleId="a0">
     <w:name w:val="Default Paragraph Font"/>
     <w:uiPriority w:val="1"/>
+    <w:semiHidden/>
     <w:unhideWhenUsed/>
   </w:style>
   <w:style w:type="table" w:default="1" w:styleId="a1">

--- a/docs/Отчет.docx
+++ b/docs/Отчет.docx
@@ -4,6 +4,13 @@
   <w:body>
     <w:sdt>
       <w:sdtPr>
+        <w:rPr>
+          <w:rFonts w:asciiTheme="minorHAnsi" w:eastAsiaTheme="minorHAnsi" w:hAnsiTheme="minorHAnsi" w:cstheme="minorBidi"/>
+          <w:color w:val="auto"/>
+          <w:sz w:val="22"/>
+          <w:szCs w:val="22"/>
+          <w:lang w:eastAsia="en-US"/>
+        </w:rPr>
         <w:id w:val="-1094861986"/>
         <w:docPartObj>
           <w:docPartGallery w:val="Table of Contents"/>
@@ -12,13 +19,8 @@
       </w:sdtPr>
       <w:sdtEndPr>
         <w:rPr>
-          <w:rFonts w:asciiTheme="minorHAnsi" w:eastAsiaTheme="minorHAnsi" w:hAnsiTheme="minorHAnsi" w:cstheme="minorBidi"/>
           <w:b/>
           <w:bCs/>
-          <w:color w:val="auto"/>
-          <w:sz w:val="22"/>
-          <w:szCs w:val="22"/>
-          <w:lang w:eastAsia="en-US"/>
         </w:rPr>
       </w:sdtEndPr>
       <w:sdtContent>
@@ -1610,20 +1612,7 @@
                 <w:sz w:val="28"/>
                 <w:szCs w:val="28"/>
               </w:rPr>
-              <w:t>Статистические моменты распреде</w:t>
-            </w:r>
-            <w:bookmarkStart w:id="0" w:name="_GoBack"/>
-            <w:bookmarkEnd w:id="0"/>
-            <w:r>
-              <w:rPr>
-                <w:rStyle w:val="a5"/>
-                <w:rFonts w:ascii="Times New Roman" w:hAnsi="Times New Roman" w:cs="Times New Roman"/>
-                <w:noProof/>
-                <w:color w:val="auto"/>
-                <w:sz w:val="28"/>
-                <w:szCs w:val="28"/>
-              </w:rPr>
-              <w:t>ления</w:t>
+              <w:t>Статистические моменты распределения</w:t>
             </w:r>
             <w:r>
               <w:rPr>
@@ -2643,7 +2632,7 @@
           <w:sz w:val="28"/>
         </w:rPr>
       </w:pPr>
-      <w:bookmarkStart w:id="1" w:name="_Toc225876699"/>
+      <w:bookmarkStart w:id="0" w:name="_Toc225876699"/>
       <w:r>
         <w:rPr>
           <w:rFonts w:ascii="Times New Roman" w:hAnsi="Times New Roman" w:cs="Times New Roman"/>
@@ -2653,7 +2642,7 @@
         <w:lastRenderedPageBreak/>
         <w:t>Список сокращений</w:t>
       </w:r>
-      <w:bookmarkEnd w:id="1"/>
+      <w:bookmarkEnd w:id="0"/>
     </w:p>
     <w:p>
       <w:pPr>
@@ -3350,7 +3339,7 @@
           <w:sz w:val="28"/>
         </w:rPr>
       </w:pPr>
-      <w:bookmarkStart w:id="2" w:name="_Toc225876700"/>
+      <w:bookmarkStart w:id="1" w:name="_Toc225876700"/>
       <w:r>
         <w:rPr>
           <w:rFonts w:ascii="Times New Roman" w:hAnsi="Times New Roman" w:cs="Times New Roman"/>
@@ -3360,10 +3349,110 @@
         <w:lastRenderedPageBreak/>
         <w:t>Методологические подходы к предварительной обработке и интеграции многополосных электрокардиографических сигналов</w:t>
       </w:r>
+      <w:bookmarkEnd w:id="1"/>
+    </w:p>
+    <w:p>
+      <w:pPr>
+        <w:pStyle w:val="2"/>
+        <w:rPr>
+          <w:rFonts w:ascii="Times New Roman" w:hAnsi="Times New Roman" w:cs="Times New Roman"/>
+          <w:color w:val="auto"/>
+          <w:sz w:val="28"/>
+        </w:rPr>
+      </w:pPr>
+      <w:bookmarkStart w:id="2" w:name="_Toc225876701"/>
+      <w:r>
+        <w:rPr>
+          <w:rFonts w:ascii="Times New Roman" w:hAnsi="Times New Roman" w:cs="Times New Roman"/>
+          <w:color w:val="auto"/>
+          <w:sz w:val="28"/>
+        </w:rPr>
+        <w:t>Форматы регистрации и структура биомедицинских данных</w:t>
+      </w:r>
       <w:bookmarkEnd w:id="2"/>
     </w:p>
     <w:p>
       <w:pPr>
+        <w:jc w:val="both"/>
+        <w:rPr>
+          <w:rFonts w:ascii="Times New Roman" w:hAnsi="Times New Roman" w:cs="Times New Roman"/>
+          <w:sz w:val="28"/>
+        </w:rPr>
+      </w:pPr>
+      <w:r>
+        <w:rPr>
+          <w:rFonts w:ascii="Times New Roman" w:hAnsi="Times New Roman" w:cs="Times New Roman"/>
+          <w:sz w:val="28"/>
+        </w:rPr>
+        <w:t xml:space="preserve">В современной экспериментальной и клинической электрокардиографии регистрация сигналов осуществляется в стандартизированных форматах, обеспечивающих сохранность метаданных и возможность </w:t>
+      </w:r>
+      <w:proofErr w:type="gramStart"/>
+      <w:r>
+        <w:rPr>
+          <w:rFonts w:ascii="Times New Roman" w:hAnsi="Times New Roman" w:cs="Times New Roman"/>
+          <w:sz w:val="28"/>
+        </w:rPr>
+        <w:t>кросс-платформенной</w:t>
+      </w:r>
+      <w:proofErr w:type="gramEnd"/>
+      <w:r>
+        <w:rPr>
+          <w:rFonts w:ascii="Times New Roman" w:hAnsi="Times New Roman" w:cs="Times New Roman"/>
+          <w:sz w:val="28"/>
+        </w:rPr>
+        <w:t xml:space="preserve"> обработки. Одним из наиболее распространенных является </w:t>
+      </w:r>
+      <w:proofErr w:type="spellStart"/>
+      <w:r>
+        <w:rPr>
+          <w:rFonts w:ascii="Times New Roman" w:hAnsi="Times New Roman" w:cs="Times New Roman"/>
+          <w:sz w:val="28"/>
+        </w:rPr>
+        <w:t>European</w:t>
+      </w:r>
+      <w:proofErr w:type="spellEnd"/>
+      <w:r>
+        <w:rPr>
+          <w:rFonts w:ascii="Times New Roman" w:hAnsi="Times New Roman" w:cs="Times New Roman"/>
+          <w:sz w:val="28"/>
+        </w:rPr>
+        <w:t xml:space="preserve"> </w:t>
+      </w:r>
+      <w:proofErr w:type="spellStart"/>
+      <w:r>
+        <w:rPr>
+          <w:rFonts w:ascii="Times New Roman" w:hAnsi="Times New Roman" w:cs="Times New Roman"/>
+          <w:sz w:val="28"/>
+        </w:rPr>
+        <w:t>Data</w:t>
+      </w:r>
+      <w:proofErr w:type="spellEnd"/>
+      <w:r>
+        <w:rPr>
+          <w:rFonts w:ascii="Times New Roman" w:hAnsi="Times New Roman" w:cs="Times New Roman"/>
+          <w:sz w:val="28"/>
+        </w:rPr>
+        <w:t xml:space="preserve"> </w:t>
+      </w:r>
+      <w:proofErr w:type="spellStart"/>
+      <w:r>
+        <w:rPr>
+          <w:rFonts w:ascii="Times New Roman" w:hAnsi="Times New Roman" w:cs="Times New Roman"/>
+          <w:sz w:val="28"/>
+        </w:rPr>
+        <w:t>Format</w:t>
+      </w:r>
+      <w:proofErr w:type="spellEnd"/>
+      <w:r>
+        <w:rPr>
+          <w:rFonts w:ascii="Times New Roman" w:hAnsi="Times New Roman" w:cs="Times New Roman"/>
+          <w:sz w:val="28"/>
+        </w:rPr>
+        <w:t xml:space="preserve"> (EDF), разработанный в 1992 году как открытый стандарт для хранения многоканальных биомедицинских сигналов. EDF обеспечивает хранение информации о частоте дискретизации, калибровочных коэффициентах, физических единицах измерения и временных метках для каждого канала независимо, что критически важно для последующей многополосной обработки.</w:t>
+      </w:r>
+    </w:p>
+    <w:p>
+      <w:pPr>
         <w:pStyle w:val="2"/>
         <w:rPr>
           <w:rFonts w:ascii="Times New Roman" w:hAnsi="Times New Roman" w:cs="Times New Roman"/>
@@ -3371,47 +3460,39 @@
           <w:sz w:val="28"/>
         </w:rPr>
       </w:pPr>
-      <w:bookmarkStart w:id="3" w:name="_Toc225876701"/>
-      <w:r>
-        <w:rPr>
-          <w:rFonts w:ascii="Times New Roman" w:hAnsi="Times New Roman" w:cs="Times New Roman"/>
-          <w:color w:val="auto"/>
-          <w:sz w:val="28"/>
-        </w:rPr>
-        <w:t>Форматы регистрации и структура биомедицинских данных</w:t>
+      <w:bookmarkStart w:id="3" w:name="_Toc225876702"/>
+      <w:r>
+        <w:rPr>
+          <w:rFonts w:ascii="Times New Roman" w:hAnsi="Times New Roman" w:cs="Times New Roman"/>
+          <w:color w:val="auto"/>
+          <w:sz w:val="28"/>
+        </w:rPr>
+        <w:t>Алгоритм адаптивного взвешенного объединения каналов</w:t>
       </w:r>
       <w:bookmarkEnd w:id="3"/>
     </w:p>
     <w:p>
       <w:pPr>
-        <w:jc w:val="both"/>
-        <w:rPr>
-          <w:rFonts w:ascii="Times New Roman" w:hAnsi="Times New Roman" w:cs="Times New Roman"/>
-          <w:sz w:val="28"/>
-        </w:rPr>
-      </w:pPr>
-      <w:r>
-        <w:rPr>
-          <w:rFonts w:ascii="Times New Roman" w:hAnsi="Times New Roman" w:cs="Times New Roman"/>
-          <w:sz w:val="28"/>
-        </w:rPr>
-        <w:t xml:space="preserve">В современной экспериментальной и клинической электрокардиографии регистрация сигналов осуществляется в стандартизированных форматах, обеспечивающих сохранность метаданных и возможность </w:t>
-      </w:r>
-      <w:proofErr w:type="gramStart"/>
-      <w:r>
-        <w:rPr>
-          <w:rFonts w:ascii="Times New Roman" w:hAnsi="Times New Roman" w:cs="Times New Roman"/>
-          <w:sz w:val="28"/>
-        </w:rPr>
-        <w:t>кросс-платформенной</w:t>
-      </w:r>
-      <w:proofErr w:type="gramEnd"/>
-      <w:r>
-        <w:rPr>
-          <w:rFonts w:ascii="Times New Roman" w:hAnsi="Times New Roman" w:cs="Times New Roman"/>
-          <w:sz w:val="28"/>
-        </w:rPr>
-        <w:t xml:space="preserve"> обработки. Одним из наиболее распространенных является </w:t>
+        <w:spacing w:after="0" w:line="360" w:lineRule="auto"/>
+        <w:jc w:val="both"/>
+        <w:rPr>
+          <w:rFonts w:ascii="Times New Roman" w:hAnsi="Times New Roman" w:cs="Times New Roman"/>
+          <w:sz w:val="28"/>
+        </w:rPr>
+      </w:pPr>
+      <w:r>
+        <w:rPr>
+          <w:rFonts w:ascii="Times New Roman" w:hAnsi="Times New Roman" w:cs="Times New Roman"/>
+          <w:sz w:val="28"/>
+        </w:rPr>
+        <w:t xml:space="preserve">Для интегральной обработки </w:t>
+      </w:r>
+      <w:r>
+        <w:rPr>
+          <w:rFonts w:ascii="Times New Roman" w:hAnsi="Times New Roman" w:cs="Times New Roman"/>
+          <w:sz w:val="28"/>
+        </w:rPr>
+        <w:t>многополосных биомедицинских сигналов, зарегистрированных в формате EDF (</w:t>
       </w:r>
       <w:proofErr w:type="spellStart"/>
       <w:r>
@@ -3459,7 +3540,35 @@
           <w:rFonts w:ascii="Times New Roman" w:hAnsi="Times New Roman" w:cs="Times New Roman"/>
           <w:sz w:val="28"/>
         </w:rPr>
-        <w:t xml:space="preserve"> (EDF), разработанный в 1992 году как открытый стандарт для хранения многоканальных биомедицинских сигналов. EDF обеспечивает хранение информации о частоте дискретизации, калибровочных коэффициентах, физических единицах измерения и временных метках для каждого канала независимо, что критически важно для последующей многополосной обработки.</w:t>
+        <w:t>), путем частотно-зависимого объединения низкочастотного и высокочастотного каналов</w:t>
+      </w:r>
+      <w:r>
+        <w:rPr>
+          <w:rFonts w:ascii="Times New Roman" w:hAnsi="Times New Roman" w:cs="Times New Roman"/>
+          <w:sz w:val="28"/>
+        </w:rPr>
+        <w:t xml:space="preserve"> был разработан алгоритм</w:t>
+      </w:r>
+      <w:r>
+        <w:rPr>
+          <w:rFonts w:ascii="Times New Roman" w:hAnsi="Times New Roman" w:cs="Times New Roman"/>
+          <w:sz w:val="28"/>
+        </w:rPr>
+        <w:t>. Метод реализует адаптивное взвешивание спектральных компонент на основе априорных ампл</w:t>
+      </w:r>
+      <w:r>
+        <w:rPr>
+          <w:rFonts w:ascii="Times New Roman" w:hAnsi="Times New Roman" w:cs="Times New Roman"/>
+          <w:sz w:val="28"/>
+        </w:rPr>
+        <w:t xml:space="preserve">итудно-частотных характеристик </w:t>
+      </w:r>
+      <w:r>
+        <w:rPr>
+          <w:rFonts w:ascii="Times New Roman" w:hAnsi="Times New Roman" w:cs="Times New Roman"/>
+          <w:sz w:val="28"/>
+        </w:rPr>
+        <w:t>каналов, что позволяет синтезировать сигнал с оптимизированным частотным составом для последующего диагностического анализа.</w:t>
       </w:r>
     </w:p>
     <w:p>
@@ -3471,136 +3580,16 @@
           <w:sz w:val="28"/>
         </w:rPr>
       </w:pPr>
-      <w:bookmarkStart w:id="4" w:name="_Toc225876702"/>
-      <w:r>
-        <w:rPr>
-          <w:rFonts w:ascii="Times New Roman" w:hAnsi="Times New Roman" w:cs="Times New Roman"/>
-          <w:color w:val="auto"/>
-          <w:sz w:val="28"/>
-        </w:rPr>
-        <w:t>Алгоритм адаптивного взвешенного объединения каналов</w:t>
+      <w:bookmarkStart w:id="4" w:name="_Toc225876703"/>
+      <w:r>
+        <w:rPr>
+          <w:rFonts w:ascii="Times New Roman" w:hAnsi="Times New Roman" w:cs="Times New Roman"/>
+          <w:color w:val="auto"/>
+          <w:sz w:val="28"/>
+        </w:rPr>
+        <w:t>Общая схема предварительной обработки сигнала</w:t>
       </w:r>
       <w:bookmarkEnd w:id="4"/>
-    </w:p>
-    <w:p>
-      <w:pPr>
-        <w:spacing w:after="0" w:line="360" w:lineRule="auto"/>
-        <w:jc w:val="both"/>
-        <w:rPr>
-          <w:rFonts w:ascii="Times New Roman" w:hAnsi="Times New Roman" w:cs="Times New Roman"/>
-          <w:sz w:val="28"/>
-        </w:rPr>
-      </w:pPr>
-      <w:r>
-        <w:rPr>
-          <w:rFonts w:ascii="Times New Roman" w:hAnsi="Times New Roman" w:cs="Times New Roman"/>
-          <w:sz w:val="28"/>
-        </w:rPr>
-        <w:t xml:space="preserve">Для интегральной обработки </w:t>
-      </w:r>
-      <w:r>
-        <w:rPr>
-          <w:rFonts w:ascii="Times New Roman" w:hAnsi="Times New Roman" w:cs="Times New Roman"/>
-          <w:sz w:val="28"/>
-        </w:rPr>
-        <w:t>многополосных биомедицинских сигналов, зарегистрированных в формате EDF (</w:t>
-      </w:r>
-      <w:proofErr w:type="spellStart"/>
-      <w:r>
-        <w:rPr>
-          <w:rFonts w:ascii="Times New Roman" w:hAnsi="Times New Roman" w:cs="Times New Roman"/>
-          <w:sz w:val="28"/>
-        </w:rPr>
-        <w:t>European</w:t>
-      </w:r>
-      <w:proofErr w:type="spellEnd"/>
-      <w:r>
-        <w:rPr>
-          <w:rFonts w:ascii="Times New Roman" w:hAnsi="Times New Roman" w:cs="Times New Roman"/>
-          <w:sz w:val="28"/>
-        </w:rPr>
-        <w:t xml:space="preserve"> </w:t>
-      </w:r>
-      <w:proofErr w:type="spellStart"/>
-      <w:r>
-        <w:rPr>
-          <w:rFonts w:ascii="Times New Roman" w:hAnsi="Times New Roman" w:cs="Times New Roman"/>
-          <w:sz w:val="28"/>
-        </w:rPr>
-        <w:t>Data</w:t>
-      </w:r>
-      <w:proofErr w:type="spellEnd"/>
-      <w:r>
-        <w:rPr>
-          <w:rFonts w:ascii="Times New Roman" w:hAnsi="Times New Roman" w:cs="Times New Roman"/>
-          <w:sz w:val="28"/>
-        </w:rPr>
-        <w:t xml:space="preserve"> </w:t>
-      </w:r>
-      <w:proofErr w:type="spellStart"/>
-      <w:r>
-        <w:rPr>
-          <w:rFonts w:ascii="Times New Roman" w:hAnsi="Times New Roman" w:cs="Times New Roman"/>
-          <w:sz w:val="28"/>
-        </w:rPr>
-        <w:t>Format</w:t>
-      </w:r>
-      <w:proofErr w:type="spellEnd"/>
-      <w:r>
-        <w:rPr>
-          <w:rFonts w:ascii="Times New Roman" w:hAnsi="Times New Roman" w:cs="Times New Roman"/>
-          <w:sz w:val="28"/>
-        </w:rPr>
-        <w:t>), путем частотно-зависимого объединения низкочастотного и высокочастотного каналов</w:t>
-      </w:r>
-      <w:r>
-        <w:rPr>
-          <w:rFonts w:ascii="Times New Roman" w:hAnsi="Times New Roman" w:cs="Times New Roman"/>
-          <w:sz w:val="28"/>
-        </w:rPr>
-        <w:t xml:space="preserve"> был разработан алгоритм</w:t>
-      </w:r>
-      <w:r>
-        <w:rPr>
-          <w:rFonts w:ascii="Times New Roman" w:hAnsi="Times New Roman" w:cs="Times New Roman"/>
-          <w:sz w:val="28"/>
-        </w:rPr>
-        <w:t>. Метод реализует адаптивное взвешивание спектральных компонент на основе априорных ампл</w:t>
-      </w:r>
-      <w:r>
-        <w:rPr>
-          <w:rFonts w:ascii="Times New Roman" w:hAnsi="Times New Roman" w:cs="Times New Roman"/>
-          <w:sz w:val="28"/>
-        </w:rPr>
-        <w:t xml:space="preserve">итудно-частотных характеристик </w:t>
-      </w:r>
-      <w:r>
-        <w:rPr>
-          <w:rFonts w:ascii="Times New Roman" w:hAnsi="Times New Roman" w:cs="Times New Roman"/>
-          <w:sz w:val="28"/>
-        </w:rPr>
-        <w:t>каналов, что позволяет синтезировать сигнал с оптимизированным частотным составом для последующего диагностического анализа.</w:t>
-      </w:r>
-    </w:p>
-    <w:p>
-      <w:pPr>
-        <w:pStyle w:val="2"/>
-        <w:rPr>
-          <w:rFonts w:ascii="Times New Roman" w:hAnsi="Times New Roman" w:cs="Times New Roman"/>
-          <w:color w:val="auto"/>
-          <w:sz w:val="28"/>
-        </w:rPr>
-      </w:pPr>
-      <w:bookmarkStart w:id="5" w:name="_Toc225876703"/>
-      <w:r>
-        <w:rPr>
-          <w:rFonts w:ascii="Times New Roman" w:hAnsi="Times New Roman" w:cs="Times New Roman"/>
-          <w:color w:val="auto"/>
-          <w:sz w:val="28"/>
-        </w:rPr>
-        <w:t>Общая схема предварительной обработки сигнала</w:t>
-      </w:r>
-      <w:bookmarkEnd w:id="5"/>
     </w:p>
     <w:p>
       <w:pPr>
@@ -4143,7 +4132,7 @@
           <w:sz w:val="28"/>
         </w:rPr>
       </w:pPr>
-      <w:bookmarkStart w:id="6" w:name="_Toc225876704"/>
+      <w:bookmarkStart w:id="5" w:name="_Toc225876704"/>
       <w:r>
         <w:rPr>
           <w:rFonts w:ascii="Times New Roman" w:hAnsi="Times New Roman" w:cs="Times New Roman"/>
@@ -4153,10 +4142,194 @@
         <w:lastRenderedPageBreak/>
         <w:t>Методологические основы обработки электрокардиографического сигнала</w:t>
       </w:r>
+      <w:bookmarkEnd w:id="5"/>
+    </w:p>
+    <w:p>
+      <w:pPr>
+        <w:pStyle w:val="2"/>
+        <w:rPr>
+          <w:rFonts w:ascii="Times New Roman" w:hAnsi="Times New Roman" w:cs="Times New Roman"/>
+          <w:color w:val="auto"/>
+          <w:sz w:val="28"/>
+        </w:rPr>
+      </w:pPr>
+      <w:bookmarkStart w:id="6" w:name="_Toc225876705"/>
+      <w:r>
+        <w:rPr>
+          <w:rFonts w:ascii="Times New Roman" w:hAnsi="Times New Roman" w:cs="Times New Roman"/>
+          <w:color w:val="auto"/>
+          <w:sz w:val="28"/>
+        </w:rPr>
+        <w:t>Обоснование объема выборки</w:t>
+      </w:r>
       <w:bookmarkEnd w:id="6"/>
     </w:p>
     <w:p>
       <w:pPr>
+        <w:spacing w:line="360" w:lineRule="auto"/>
+        <w:jc w:val="both"/>
+        <w:rPr>
+          <w:rFonts w:ascii="Times New Roman" w:hAnsi="Times New Roman" w:cs="Times New Roman"/>
+          <w:sz w:val="28"/>
+        </w:rPr>
+      </w:pPr>
+      <w:r>
+        <w:rPr>
+          <w:rFonts w:ascii="Times New Roman" w:hAnsi="Times New Roman" w:cs="Times New Roman"/>
+          <w:sz w:val="28"/>
+        </w:rPr>
+        <w:t xml:space="preserve">Объем выборки, ограниченный 200 </w:t>
+      </w:r>
+      <w:proofErr w:type="spellStart"/>
+      <w:r>
+        <w:rPr>
+          <w:rFonts w:ascii="Times New Roman" w:hAnsi="Times New Roman" w:cs="Times New Roman"/>
+          <w:sz w:val="28"/>
+        </w:rPr>
+        <w:t>кардиоциклами</w:t>
+      </w:r>
+      <w:proofErr w:type="spellEnd"/>
+      <w:r>
+        <w:rPr>
+          <w:rFonts w:ascii="Times New Roman" w:hAnsi="Times New Roman" w:cs="Times New Roman"/>
+          <w:sz w:val="28"/>
+        </w:rPr>
+        <w:t>, обусловлен совокупностью требований статистической устойчивости метода и априорными сведениями о характере шумовой компоненты. Поскольку помехи и шумы подчиняются нормальному (</w:t>
+      </w:r>
+      <w:proofErr w:type="spellStart"/>
+      <w:r>
+        <w:rPr>
+          <w:rFonts w:ascii="Times New Roman" w:hAnsi="Times New Roman" w:cs="Times New Roman"/>
+          <w:sz w:val="28"/>
+        </w:rPr>
+        <w:t>гауссовскому</w:t>
+      </w:r>
+      <w:proofErr w:type="spellEnd"/>
+      <w:r>
+        <w:rPr>
+          <w:rFonts w:ascii="Times New Roman" w:hAnsi="Times New Roman" w:cs="Times New Roman"/>
+          <w:sz w:val="28"/>
+        </w:rPr>
+        <w:t>) закону распределения, а обработка сигнала базируется на построении аналитического сигнала посредством преобразования Гильберта с последующим вычислением мгновенной мощности, именно такой объем выборки обеспечивает:</w:t>
+      </w:r>
+    </w:p>
+    <w:p>
+      <w:pPr>
+        <w:spacing w:line="360" w:lineRule="auto"/>
+        <w:jc w:val="both"/>
+        <w:rPr>
+          <w:rFonts w:ascii="Times New Roman" w:hAnsi="Times New Roman" w:cs="Times New Roman"/>
+          <w:sz w:val="28"/>
+        </w:rPr>
+      </w:pPr>
+      <w:r>
+        <w:rPr>
+          <w:rFonts w:ascii="Times New Roman" w:hAnsi="Times New Roman" w:cs="Times New Roman"/>
+          <w:sz w:val="28"/>
+        </w:rPr>
+        <w:t>сходимость выборочных оценок мгновенной мощности к нормальному распределению в соответствии с центральной предельной теоремой;</w:t>
+      </w:r>
+    </w:p>
+    <w:p>
+      <w:pPr>
+        <w:spacing w:line="360" w:lineRule="auto"/>
+        <w:jc w:val="both"/>
+        <w:rPr>
+          <w:rFonts w:ascii="Times New Roman" w:hAnsi="Times New Roman" w:cs="Times New Roman"/>
+          <w:sz w:val="28"/>
+        </w:rPr>
+      </w:pPr>
+      <w:r>
+        <w:rPr>
+          <w:rFonts w:ascii="Times New Roman" w:hAnsi="Times New Roman" w:cs="Times New Roman"/>
+          <w:sz w:val="28"/>
+        </w:rPr>
+        <w:t xml:space="preserve">состоятельность и </w:t>
+      </w:r>
+      <w:proofErr w:type="spellStart"/>
+      <w:r>
+        <w:rPr>
+          <w:rFonts w:ascii="Times New Roman" w:hAnsi="Times New Roman" w:cs="Times New Roman"/>
+          <w:sz w:val="28"/>
+        </w:rPr>
+        <w:t>несмещенность</w:t>
+      </w:r>
+      <w:proofErr w:type="spellEnd"/>
+      <w:r>
+        <w:rPr>
+          <w:rFonts w:ascii="Times New Roman" w:hAnsi="Times New Roman" w:cs="Times New Roman"/>
+          <w:sz w:val="28"/>
+        </w:rPr>
+        <w:t xml:space="preserve"> детектирования пиков в условиях низкого отношения сигнал/шум без явного вычисления производных;</w:t>
+      </w:r>
+    </w:p>
+    <w:p>
+      <w:pPr>
+        <w:spacing w:line="360" w:lineRule="auto"/>
+        <w:jc w:val="both"/>
+        <w:rPr>
+          <w:rFonts w:ascii="Times New Roman" w:hAnsi="Times New Roman" w:cs="Times New Roman"/>
+          <w:sz w:val="28"/>
+        </w:rPr>
+      </w:pPr>
+      <w:r>
+        <w:rPr>
+          <w:rFonts w:ascii="Times New Roman" w:hAnsi="Times New Roman" w:cs="Times New Roman"/>
+          <w:sz w:val="28"/>
+        </w:rPr>
+        <w:t xml:space="preserve">статистическую значимость при проверке гипотез о принадлежности выборки к </w:t>
+      </w:r>
+      <w:proofErr w:type="spellStart"/>
+      <w:r>
+        <w:rPr>
+          <w:rFonts w:ascii="Times New Roman" w:hAnsi="Times New Roman" w:cs="Times New Roman"/>
+          <w:sz w:val="28"/>
+        </w:rPr>
+        <w:t>гауссовскому</w:t>
+      </w:r>
+      <w:proofErr w:type="spellEnd"/>
+      <w:r>
+        <w:rPr>
+          <w:rFonts w:ascii="Times New Roman" w:hAnsi="Times New Roman" w:cs="Times New Roman"/>
+          <w:sz w:val="28"/>
+        </w:rPr>
+        <w:t xml:space="preserve"> распределению (критерии Шапиро—</w:t>
+      </w:r>
+      <w:proofErr w:type="spellStart"/>
+      <w:r>
+        <w:rPr>
+          <w:rFonts w:ascii="Times New Roman" w:hAnsi="Times New Roman" w:cs="Times New Roman"/>
+          <w:sz w:val="28"/>
+        </w:rPr>
+        <w:t>Уилка</w:t>
+      </w:r>
+      <w:proofErr w:type="spellEnd"/>
+      <w:r>
+        <w:rPr>
+          <w:rFonts w:ascii="Times New Roman" w:hAnsi="Times New Roman" w:cs="Times New Roman"/>
+          <w:sz w:val="28"/>
+        </w:rPr>
+        <w:t xml:space="preserve">, Колмогорова—Смирнова). Выбранное количество циклов также минимизирует влияние </w:t>
+      </w:r>
+      <w:proofErr w:type="spellStart"/>
+      <w:r>
+        <w:rPr>
+          <w:rFonts w:ascii="Times New Roman" w:hAnsi="Times New Roman" w:cs="Times New Roman"/>
+          <w:sz w:val="28"/>
+        </w:rPr>
+        <w:t>нестационарности</w:t>
+      </w:r>
+      <w:proofErr w:type="spellEnd"/>
+      <w:r>
+        <w:rPr>
+          <w:rFonts w:ascii="Times New Roman" w:hAnsi="Times New Roman" w:cs="Times New Roman"/>
+          <w:sz w:val="28"/>
+        </w:rPr>
+        <w:t xml:space="preserve"> вегетативной регуляции на результаты анализа, позволяя считать шумовую составляющую стационарной и нормально распределенной.</w:t>
+      </w:r>
+    </w:p>
+    <w:p>
+      <w:pPr>
         <w:pStyle w:val="2"/>
         <w:rPr>
           <w:rFonts w:ascii="Times New Roman" w:hAnsi="Times New Roman" w:cs="Times New Roman"/>
@@ -4164,200 +4337,16 @@
           <w:sz w:val="28"/>
         </w:rPr>
       </w:pPr>
-      <w:bookmarkStart w:id="7" w:name="_Toc225876705"/>
-      <w:r>
-        <w:rPr>
-          <w:rFonts w:ascii="Times New Roman" w:hAnsi="Times New Roman" w:cs="Times New Roman"/>
-          <w:color w:val="auto"/>
-          <w:sz w:val="28"/>
-        </w:rPr>
-        <w:t>Обоснование объема выборки</w:t>
+      <w:bookmarkStart w:id="7" w:name="_Toc225876706"/>
+      <w:r>
+        <w:rPr>
+          <w:rFonts w:ascii="Times New Roman" w:hAnsi="Times New Roman" w:cs="Times New Roman"/>
+          <w:color w:val="auto"/>
+          <w:sz w:val="28"/>
+        </w:rPr>
+        <w:t>Метод синхронизированного усреднения</w:t>
       </w:r>
       <w:bookmarkEnd w:id="7"/>
-    </w:p>
-    <w:p>
-      <w:pPr>
-        <w:spacing w:line="360" w:lineRule="auto"/>
-        <w:jc w:val="both"/>
-        <w:rPr>
-          <w:rFonts w:ascii="Times New Roman" w:hAnsi="Times New Roman" w:cs="Times New Roman"/>
-          <w:sz w:val="28"/>
-        </w:rPr>
-      </w:pPr>
-      <w:r>
-        <w:rPr>
-          <w:rFonts w:ascii="Times New Roman" w:hAnsi="Times New Roman" w:cs="Times New Roman"/>
-          <w:sz w:val="28"/>
-        </w:rPr>
-        <w:t xml:space="preserve">Объем выборки, ограниченный 200 </w:t>
-      </w:r>
-      <w:proofErr w:type="spellStart"/>
-      <w:r>
-        <w:rPr>
-          <w:rFonts w:ascii="Times New Roman" w:hAnsi="Times New Roman" w:cs="Times New Roman"/>
-          <w:sz w:val="28"/>
-        </w:rPr>
-        <w:t>кардиоциклами</w:t>
-      </w:r>
-      <w:proofErr w:type="spellEnd"/>
-      <w:r>
-        <w:rPr>
-          <w:rFonts w:ascii="Times New Roman" w:hAnsi="Times New Roman" w:cs="Times New Roman"/>
-          <w:sz w:val="28"/>
-        </w:rPr>
-        <w:t>, обусловлен совокупностью требований статистической устойчивости метода и априорными сведениями о характере шумовой компоненты. Поскольку помехи и шумы подчиняются нормальному (</w:t>
-      </w:r>
-      <w:proofErr w:type="spellStart"/>
-      <w:r>
-        <w:rPr>
-          <w:rFonts w:ascii="Times New Roman" w:hAnsi="Times New Roman" w:cs="Times New Roman"/>
-          <w:sz w:val="28"/>
-        </w:rPr>
-        <w:t>гауссовскому</w:t>
-      </w:r>
-      <w:proofErr w:type="spellEnd"/>
-      <w:r>
-        <w:rPr>
-          <w:rFonts w:ascii="Times New Roman" w:hAnsi="Times New Roman" w:cs="Times New Roman"/>
-          <w:sz w:val="28"/>
-        </w:rPr>
-        <w:t>) закону распределения, а обработка сигнала базируется на построении аналитического сигнала посредством преобразования Гильберта с последующим вычислением мгновенной мощности, именно такой объем выборки обеспечивает:</w:t>
-      </w:r>
-    </w:p>
-    <w:p>
-      <w:pPr>
-        <w:spacing w:line="360" w:lineRule="auto"/>
-        <w:jc w:val="both"/>
-        <w:rPr>
-          <w:rFonts w:ascii="Times New Roman" w:hAnsi="Times New Roman" w:cs="Times New Roman"/>
-          <w:sz w:val="28"/>
-        </w:rPr>
-      </w:pPr>
-      <w:r>
-        <w:rPr>
-          <w:rFonts w:ascii="Times New Roman" w:hAnsi="Times New Roman" w:cs="Times New Roman"/>
-          <w:sz w:val="28"/>
-        </w:rPr>
-        <w:t>сходимость выборочных оценок мгновенной мощности к нормальному распределению в соответствии с центральной предельной теоремой;</w:t>
-      </w:r>
-    </w:p>
-    <w:p>
-      <w:pPr>
-        <w:spacing w:line="360" w:lineRule="auto"/>
-        <w:jc w:val="both"/>
-        <w:rPr>
-          <w:rFonts w:ascii="Times New Roman" w:hAnsi="Times New Roman" w:cs="Times New Roman"/>
-          <w:sz w:val="28"/>
-        </w:rPr>
-      </w:pPr>
-      <w:r>
-        <w:rPr>
-          <w:rFonts w:ascii="Times New Roman" w:hAnsi="Times New Roman" w:cs="Times New Roman"/>
-          <w:sz w:val="28"/>
-        </w:rPr>
-        <w:t xml:space="preserve">состоятельность и </w:t>
-      </w:r>
-      <w:proofErr w:type="spellStart"/>
-      <w:r>
-        <w:rPr>
-          <w:rFonts w:ascii="Times New Roman" w:hAnsi="Times New Roman" w:cs="Times New Roman"/>
-          <w:sz w:val="28"/>
-        </w:rPr>
-        <w:t>несмещенность</w:t>
-      </w:r>
-      <w:proofErr w:type="spellEnd"/>
-      <w:r>
-        <w:rPr>
-          <w:rFonts w:ascii="Times New Roman" w:hAnsi="Times New Roman" w:cs="Times New Roman"/>
-          <w:sz w:val="28"/>
-        </w:rPr>
-        <w:t xml:space="preserve"> детектирования пиков в условиях низкого отношения сигнал/шум без явного вычисления производных;</w:t>
-      </w:r>
-    </w:p>
-    <w:p>
-      <w:pPr>
-        <w:spacing w:line="360" w:lineRule="auto"/>
-        <w:jc w:val="both"/>
-        <w:rPr>
-          <w:rFonts w:ascii="Times New Roman" w:hAnsi="Times New Roman" w:cs="Times New Roman"/>
-          <w:sz w:val="28"/>
-        </w:rPr>
-      </w:pPr>
-      <w:r>
-        <w:rPr>
-          <w:rFonts w:ascii="Times New Roman" w:hAnsi="Times New Roman" w:cs="Times New Roman"/>
-          <w:sz w:val="28"/>
-        </w:rPr>
-        <w:t xml:space="preserve">статистическую значимость при проверке гипотез о принадлежности выборки к </w:t>
-      </w:r>
-      <w:proofErr w:type="spellStart"/>
-      <w:r>
-        <w:rPr>
-          <w:rFonts w:ascii="Times New Roman" w:hAnsi="Times New Roman" w:cs="Times New Roman"/>
-          <w:sz w:val="28"/>
-        </w:rPr>
-        <w:t>гауссовскому</w:t>
-      </w:r>
-      <w:proofErr w:type="spellEnd"/>
-      <w:r>
-        <w:rPr>
-          <w:rFonts w:ascii="Times New Roman" w:hAnsi="Times New Roman" w:cs="Times New Roman"/>
-          <w:sz w:val="28"/>
-        </w:rPr>
-        <w:t xml:space="preserve"> распределению (критерии Шапиро—</w:t>
-      </w:r>
-      <w:proofErr w:type="spellStart"/>
-      <w:r>
-        <w:rPr>
-          <w:rFonts w:ascii="Times New Roman" w:hAnsi="Times New Roman" w:cs="Times New Roman"/>
-          <w:sz w:val="28"/>
-        </w:rPr>
-        <w:t>Уилка</w:t>
-      </w:r>
-      <w:proofErr w:type="spellEnd"/>
-      <w:r>
-        <w:rPr>
-          <w:rFonts w:ascii="Times New Roman" w:hAnsi="Times New Roman" w:cs="Times New Roman"/>
-          <w:sz w:val="28"/>
-        </w:rPr>
-        <w:t xml:space="preserve">, Колмогорова—Смирнова). Выбранное количество циклов также минимизирует влияние </w:t>
-      </w:r>
-      <w:proofErr w:type="spellStart"/>
-      <w:r>
-        <w:rPr>
-          <w:rFonts w:ascii="Times New Roman" w:hAnsi="Times New Roman" w:cs="Times New Roman"/>
-          <w:sz w:val="28"/>
-        </w:rPr>
-        <w:t>нестационарности</w:t>
-      </w:r>
-      <w:proofErr w:type="spellEnd"/>
-      <w:r>
-        <w:rPr>
-          <w:rFonts w:ascii="Times New Roman" w:hAnsi="Times New Roman" w:cs="Times New Roman"/>
-          <w:sz w:val="28"/>
-        </w:rPr>
-        <w:t xml:space="preserve"> вегетативной регуляции на результаты анализа, позволяя считать шумовую составляющую стационарной и нормально распределенной.</w:t>
-      </w:r>
-    </w:p>
-    <w:p>
-      <w:pPr>
-        <w:pStyle w:val="2"/>
-        <w:rPr>
-          <w:rFonts w:ascii="Times New Roman" w:hAnsi="Times New Roman" w:cs="Times New Roman"/>
-          <w:color w:val="auto"/>
-          <w:sz w:val="28"/>
-        </w:rPr>
-      </w:pPr>
-      <w:bookmarkStart w:id="8" w:name="_Toc225876706"/>
-      <w:r>
-        <w:rPr>
-          <w:rFonts w:ascii="Times New Roman" w:hAnsi="Times New Roman" w:cs="Times New Roman"/>
-          <w:color w:val="auto"/>
-          <w:sz w:val="28"/>
-        </w:rPr>
-        <w:t>Метод синхронизированного усреднения</w:t>
-      </w:r>
-      <w:bookmarkEnd w:id="8"/>
     </w:p>
     <w:p>
       <w:pPr>
@@ -4508,7 +4497,7 @@
           <w:sz w:val="28"/>
         </w:rPr>
       </w:pPr>
-      <w:bookmarkStart w:id="9" w:name="_Toc225876707"/>
+      <w:bookmarkStart w:id="8" w:name="_Toc225876707"/>
       <w:r>
         <w:rPr>
           <w:rFonts w:ascii="Times New Roman" w:hAnsi="Times New Roman" w:cs="Times New Roman"/>
@@ -4517,7 +4506,7 @@
         </w:rPr>
         <w:t>Детектирование пиков на основе мгновенной мощности</w:t>
       </w:r>
-      <w:bookmarkEnd w:id="9"/>
+      <w:bookmarkEnd w:id="8"/>
     </w:p>
     <w:p>
       <w:pPr>
@@ -4752,7 +4741,7 @@
           <w:sz w:val="28"/>
         </w:rPr>
       </w:pPr>
-      <w:bookmarkStart w:id="10" w:name="_Toc225876708"/>
+      <w:bookmarkStart w:id="9" w:name="_Toc225876708"/>
       <w:r>
         <w:rPr>
           <w:rFonts w:ascii="Times New Roman" w:hAnsi="Times New Roman" w:cs="Times New Roman"/>
@@ -4762,54 +4751,54 @@
         <w:lastRenderedPageBreak/>
         <w:t>Результаты анализа сигнал-усредненной электрокардиограммы</w:t>
       </w:r>
+      <w:bookmarkEnd w:id="9"/>
+    </w:p>
+    <w:p>
+      <w:pPr>
+        <w:pStyle w:val="2"/>
+        <w:rPr>
+          <w:rFonts w:ascii="Times New Roman" w:hAnsi="Times New Roman" w:cs="Times New Roman"/>
+          <w:color w:val="auto"/>
+          <w:sz w:val="28"/>
+        </w:rPr>
+      </w:pPr>
+      <w:bookmarkStart w:id="10" w:name="_Toc225876709"/>
+      <w:r>
+        <w:rPr>
+          <w:rFonts w:ascii="Times New Roman" w:hAnsi="Times New Roman" w:cs="Times New Roman"/>
+          <w:color w:val="auto"/>
+          <w:sz w:val="28"/>
+        </w:rPr>
+        <w:t xml:space="preserve">Методология </w:t>
+      </w:r>
+      <w:proofErr w:type="gramStart"/>
+      <w:r>
+        <w:rPr>
+          <w:rFonts w:ascii="Times New Roman" w:hAnsi="Times New Roman" w:cs="Times New Roman"/>
+          <w:color w:val="auto"/>
+          <w:sz w:val="28"/>
+        </w:rPr>
+        <w:t>анализа</w:t>
+      </w:r>
+      <w:proofErr w:type="gramEnd"/>
+      <w:r>
+        <w:rPr>
+          <w:rFonts w:ascii="Times New Roman" w:hAnsi="Times New Roman" w:cs="Times New Roman"/>
+          <w:color w:val="auto"/>
+          <w:sz w:val="28"/>
+        </w:rPr>
+        <w:t xml:space="preserve"> усредненного </w:t>
+      </w:r>
+      <w:proofErr w:type="spellStart"/>
+      <w:r>
+        <w:rPr>
+          <w:rFonts w:ascii="Times New Roman" w:hAnsi="Times New Roman" w:cs="Times New Roman"/>
+          <w:color w:val="auto"/>
+          <w:sz w:val="28"/>
+        </w:rPr>
+        <w:t>кардиоцикла</w:t>
+      </w:r>
       <w:bookmarkEnd w:id="10"/>
-    </w:p>
-    <w:p>
-      <w:pPr>
-        <w:pStyle w:val="2"/>
-        <w:rPr>
-          <w:rFonts w:ascii="Times New Roman" w:hAnsi="Times New Roman" w:cs="Times New Roman"/>
-          <w:color w:val="auto"/>
-          <w:sz w:val="28"/>
-        </w:rPr>
-      </w:pPr>
-      <w:bookmarkStart w:id="11" w:name="_Toc225876709"/>
-      <w:r>
-        <w:rPr>
-          <w:rFonts w:ascii="Times New Roman" w:hAnsi="Times New Roman" w:cs="Times New Roman"/>
-          <w:color w:val="auto"/>
-          <w:sz w:val="28"/>
-        </w:rPr>
-        <w:t xml:space="preserve">Методология </w:t>
-      </w:r>
-      <w:proofErr w:type="gramStart"/>
-      <w:r>
-        <w:rPr>
-          <w:rFonts w:ascii="Times New Roman" w:hAnsi="Times New Roman" w:cs="Times New Roman"/>
-          <w:color w:val="auto"/>
-          <w:sz w:val="28"/>
-        </w:rPr>
-        <w:t>анализа</w:t>
-      </w:r>
-      <w:proofErr w:type="gramEnd"/>
-      <w:r>
-        <w:rPr>
-          <w:rFonts w:ascii="Times New Roman" w:hAnsi="Times New Roman" w:cs="Times New Roman"/>
-          <w:color w:val="auto"/>
-          <w:sz w:val="28"/>
-        </w:rPr>
-        <w:t xml:space="preserve"> усредненного </w:t>
-      </w:r>
-      <w:proofErr w:type="spellStart"/>
-      <w:r>
-        <w:rPr>
-          <w:rFonts w:ascii="Times New Roman" w:hAnsi="Times New Roman" w:cs="Times New Roman"/>
-          <w:color w:val="auto"/>
-          <w:sz w:val="28"/>
-        </w:rPr>
-        <w:t>кардиоцикла</w:t>
-      </w:r>
-      <w:bookmarkEnd w:id="11"/>
       <w:proofErr w:type="spellEnd"/>
     </w:p>
     <w:p>
@@ -5228,7 +5217,7 @@
           <w:sz w:val="28"/>
         </w:rPr>
       </w:pPr>
-      <w:bookmarkStart w:id="12" w:name="_Toc225876710"/>
+      <w:bookmarkStart w:id="11" w:name="_Toc225876710"/>
       <w:r>
         <w:rPr>
           <w:rFonts w:ascii="Times New Roman" w:hAnsi="Times New Roman" w:cs="Times New Roman"/>
@@ -5255,7 +5244,7 @@
         </w:rPr>
         <w:t xml:space="preserve"> и количественного анализа поздних потенциалов</w:t>
       </w:r>
-      <w:bookmarkEnd w:id="12"/>
+      <w:bookmarkEnd w:id="11"/>
     </w:p>
     <w:p>
       <w:pPr>
@@ -5548,7 +5537,7 @@
           <w:sz w:val="28"/>
         </w:rPr>
       </w:pPr>
-      <w:bookmarkStart w:id="13" w:name="_Toc225876711"/>
+      <w:bookmarkStart w:id="12" w:name="_Toc225876711"/>
       <w:r>
         <w:rPr>
           <w:rFonts w:ascii="Times New Roman" w:hAnsi="Times New Roman" w:cs="Times New Roman"/>
@@ -5575,7 +5564,7 @@
         </w:rPr>
         <w:t>-преобразование</w:t>
       </w:r>
-      <w:bookmarkEnd w:id="13"/>
+      <w:bookmarkEnd w:id="12"/>
     </w:p>
     <w:p>
       <w:pPr>
@@ -5591,8 +5580,129 @@
           <w:rFonts w:ascii="Times New Roman" w:hAnsi="Times New Roman" w:cs="Times New Roman"/>
           <w:sz w:val="28"/>
         </w:rPr>
-        <w:t>Для нестационарного спектрального анализа сигнала,</w:t>
-      </w:r>
+        <w:t xml:space="preserve">Для нестационарного спектрального анализа сигнала, усредненного </w:t>
+      </w:r>
+      <w:proofErr w:type="spellStart"/>
+      <w:r>
+        <w:rPr>
+          <w:rFonts w:ascii="Times New Roman" w:hAnsi="Times New Roman" w:cs="Times New Roman"/>
+          <w:sz w:val="28"/>
+        </w:rPr>
+        <w:t>кардиоцикла</w:t>
+      </w:r>
+      <w:proofErr w:type="spellEnd"/>
+      <w:r>
+        <w:rPr>
+          <w:rFonts w:ascii="Times New Roman" w:hAnsi="Times New Roman" w:cs="Times New Roman"/>
+          <w:sz w:val="28"/>
+        </w:rPr>
+        <w:t xml:space="preserve"> с целью получения совместного частотно-временного представления энергии сигнала применялось непрерывное </w:t>
+      </w:r>
+      <w:proofErr w:type="spellStart"/>
+      <w:r>
+        <w:rPr>
+          <w:rFonts w:ascii="Times New Roman" w:hAnsi="Times New Roman" w:cs="Times New Roman"/>
+          <w:sz w:val="28"/>
+        </w:rPr>
+        <w:t>вейвлет</w:t>
+      </w:r>
+      <w:proofErr w:type="spellEnd"/>
+      <w:r>
+        <w:rPr>
+          <w:rFonts w:ascii="Times New Roman" w:hAnsi="Times New Roman" w:cs="Times New Roman"/>
+          <w:sz w:val="28"/>
+        </w:rPr>
+        <w:t>-преобразование (НВП)</w:t>
+      </w:r>
+      <w:r>
+        <w:rPr>
+          <w:rFonts w:ascii="Times New Roman" w:hAnsi="Times New Roman" w:cs="Times New Roman"/>
+          <w:sz w:val="28"/>
+        </w:rPr>
+        <w:t xml:space="preserve"> (рисунок 5</w:t>
+      </w:r>
+      <w:r>
+        <w:rPr>
+          <w:rFonts w:ascii="Times New Roman" w:hAnsi="Times New Roman" w:cs="Times New Roman"/>
+          <w:sz w:val="28"/>
+        </w:rPr>
+        <w:t>,</w:t>
+      </w:r>
+      <w:r>
+        <w:rPr>
+          <w:rFonts w:ascii="Times New Roman" w:hAnsi="Times New Roman" w:cs="Times New Roman"/>
+          <w:sz w:val="28"/>
+        </w:rPr>
+        <w:t>6</w:t>
+      </w:r>
+      <w:r>
+        <w:rPr>
+          <w:rFonts w:ascii="Times New Roman" w:hAnsi="Times New Roman" w:cs="Times New Roman"/>
+          <w:sz w:val="28"/>
+        </w:rPr>
+        <w:t>)</w:t>
+      </w:r>
+      <w:r>
+        <w:rPr>
+          <w:rFonts w:ascii="Times New Roman" w:hAnsi="Times New Roman" w:cs="Times New Roman"/>
+          <w:sz w:val="28"/>
+        </w:rPr>
+        <w:t xml:space="preserve">. </w:t>
+      </w:r>
+    </w:p>
+    <w:p>
+      <w:pPr>
+        <w:pStyle w:val="3"/>
+        <w:rPr>
+          <w:rFonts w:ascii="Times New Roman" w:hAnsi="Times New Roman" w:cs="Times New Roman"/>
+          <w:color w:val="auto"/>
+          <w:sz w:val="28"/>
+        </w:rPr>
+      </w:pPr>
+      <w:r>
+        <w:rPr>
+          <w:rFonts w:ascii="Times New Roman" w:hAnsi="Times New Roman" w:cs="Times New Roman"/>
+          <w:color w:val="auto"/>
+          <w:sz w:val="28"/>
+        </w:rPr>
+        <w:t xml:space="preserve">Выбор материнского </w:t>
+      </w:r>
+      <w:proofErr w:type="spellStart"/>
+      <w:r>
+        <w:rPr>
+          <w:rFonts w:ascii="Times New Roman" w:hAnsi="Times New Roman" w:cs="Times New Roman"/>
+          <w:color w:val="auto"/>
+          <w:sz w:val="28"/>
+        </w:rPr>
+        <w:t>вейвлета</w:t>
+      </w:r>
+      <w:proofErr w:type="spellEnd"/>
+    </w:p>
+    <w:p>
+      <w:pPr>
+        <w:spacing w:after="0" w:line="360" w:lineRule="auto"/>
+        <w:jc w:val="both"/>
+        <w:rPr>
+          <w:rFonts w:ascii="Times New Roman" w:hAnsi="Times New Roman" w:cs="Times New Roman"/>
+          <w:sz w:val="28"/>
+        </w:rPr>
+      </w:pPr>
+      <w:r>
+        <w:rPr>
+          <w:rFonts w:ascii="Times New Roman" w:hAnsi="Times New Roman" w:cs="Times New Roman"/>
+          <w:sz w:val="28"/>
+        </w:rPr>
+        <w:t xml:space="preserve">Для </w:t>
+      </w:r>
+      <w:proofErr w:type="gramStart"/>
+      <w:r>
+        <w:rPr>
+          <w:rFonts w:ascii="Times New Roman" w:hAnsi="Times New Roman" w:cs="Times New Roman"/>
+          <w:sz w:val="28"/>
+        </w:rPr>
+        <w:t>спектрально-временного анализа</w:t>
+      </w:r>
+      <w:proofErr w:type="gramEnd"/>
       <w:r>
         <w:rPr>
           <w:rFonts w:ascii="Times New Roman" w:hAnsi="Times New Roman" w:cs="Times New Roman"/>
@@ -5614,7 +5724,7 @@
           <w:rFonts w:ascii="Times New Roman" w:hAnsi="Times New Roman" w:cs="Times New Roman"/>
           <w:sz w:val="28"/>
         </w:rPr>
-        <w:t xml:space="preserve"> с целью получения совместного частотно-временного представления энергии сигнала применялось непрерывное </w:t>
+        <w:t xml:space="preserve"> в качестве материнского </w:t>
       </w:r>
       <w:proofErr w:type="spellStart"/>
       <w:r>
@@ -5622,6 +5732,29 @@
           <w:rFonts w:ascii="Times New Roman" w:hAnsi="Times New Roman" w:cs="Times New Roman"/>
           <w:sz w:val="28"/>
         </w:rPr>
+        <w:t>ве</w:t>
+      </w:r>
+      <w:r>
+        <w:rPr>
+          <w:rFonts w:ascii="Times New Roman" w:hAnsi="Times New Roman" w:cs="Times New Roman"/>
+          <w:sz w:val="28"/>
+        </w:rPr>
+        <w:t>йвлета</w:t>
+      </w:r>
+      <w:proofErr w:type="spellEnd"/>
+      <w:r>
+        <w:rPr>
+          <w:rFonts w:ascii="Times New Roman" w:hAnsi="Times New Roman" w:cs="Times New Roman"/>
+          <w:sz w:val="28"/>
+        </w:rPr>
+        <w:t xml:space="preserve"> был выбран </w:t>
+      </w:r>
+      <w:proofErr w:type="spellStart"/>
+      <w:r>
+        <w:rPr>
+          <w:rFonts w:ascii="Times New Roman" w:hAnsi="Times New Roman" w:cs="Times New Roman"/>
+          <w:sz w:val="28"/>
+        </w:rPr>
         <w:t>вейвлет</w:t>
       </w:r>
       <w:proofErr w:type="spellEnd"/>
@@ -5630,42 +5763,169 @@
           <w:rFonts w:ascii="Times New Roman" w:hAnsi="Times New Roman" w:cs="Times New Roman"/>
           <w:sz w:val="28"/>
         </w:rPr>
-        <w:t>-преобразование (НВП)</w:t>
-      </w:r>
-      <w:r>
-        <w:rPr>
-          <w:rFonts w:ascii="Times New Roman" w:hAnsi="Times New Roman" w:cs="Times New Roman"/>
-          <w:sz w:val="28"/>
-        </w:rPr>
-        <w:t xml:space="preserve"> (рисунок 5</w:t>
-      </w:r>
-      <w:r>
-        <w:rPr>
-          <w:rFonts w:ascii="Times New Roman" w:hAnsi="Times New Roman" w:cs="Times New Roman"/>
-          <w:sz w:val="28"/>
-        </w:rPr>
-        <w:t>,</w:t>
-      </w:r>
-      <w:r>
-        <w:rPr>
-          <w:rFonts w:ascii="Times New Roman" w:hAnsi="Times New Roman" w:cs="Times New Roman"/>
-          <w:sz w:val="28"/>
-        </w:rPr>
-        <w:t>6</w:t>
-      </w:r>
-      <w:r>
-        <w:rPr>
-          <w:rFonts w:ascii="Times New Roman" w:hAnsi="Times New Roman" w:cs="Times New Roman"/>
-          <w:sz w:val="28"/>
-        </w:rPr>
-        <w:t>)</w:t>
-      </w:r>
-      <w:r>
-        <w:rPr>
-          <w:rFonts w:ascii="Times New Roman" w:hAnsi="Times New Roman" w:cs="Times New Roman"/>
-          <w:sz w:val="28"/>
-        </w:rPr>
-        <w:t>. Метод реализует адаптивный выбор масштабов, соответствующих заданному диапазону физических частот, и вычисляет интегральную спектральную плотность мощности для каждой частотной полосы.</w:t>
+        <w:t xml:space="preserve"> </w:t>
+      </w:r>
+      <w:proofErr w:type="spellStart"/>
+      <w:r>
+        <w:rPr>
+          <w:rFonts w:ascii="Times New Roman" w:hAnsi="Times New Roman" w:cs="Times New Roman"/>
+          <w:sz w:val="28"/>
+        </w:rPr>
+        <w:t>Морле</w:t>
+      </w:r>
+      <w:proofErr w:type="spellEnd"/>
+      <w:r>
+        <w:rPr>
+          <w:rFonts w:ascii="Times New Roman" w:hAnsi="Times New Roman" w:cs="Times New Roman"/>
+          <w:sz w:val="28"/>
+        </w:rPr>
+        <w:t xml:space="preserve">. Выбор обусловлен гладким характером анализируемого сигнала: усредненный </w:t>
+      </w:r>
+      <w:proofErr w:type="spellStart"/>
+      <w:r>
+        <w:rPr>
+          <w:rFonts w:ascii="Times New Roman" w:hAnsi="Times New Roman" w:cs="Times New Roman"/>
+          <w:sz w:val="28"/>
+        </w:rPr>
+        <w:t>кардиоцикл</w:t>
+      </w:r>
+      <w:proofErr w:type="spellEnd"/>
+      <w:r>
+        <w:rPr>
+          <w:rFonts w:ascii="Times New Roman" w:hAnsi="Times New Roman" w:cs="Times New Roman"/>
+          <w:sz w:val="28"/>
+        </w:rPr>
+        <w:t xml:space="preserve">, формируемый после синхронизированного накопления 200 реализаций, характеризуется высокой степенью гладкости и отсутствием высокочастотных осцилляций, не связанных с физиологическими процессами. </w:t>
+      </w:r>
+      <w:proofErr w:type="spellStart"/>
+      <w:r>
+        <w:rPr>
+          <w:rFonts w:ascii="Times New Roman" w:hAnsi="Times New Roman" w:cs="Times New Roman"/>
+          <w:sz w:val="28"/>
+        </w:rPr>
+        <w:t>Вейвлет</w:t>
+      </w:r>
+      <w:proofErr w:type="spellEnd"/>
+      <w:r>
+        <w:rPr>
+          <w:rFonts w:ascii="Times New Roman" w:hAnsi="Times New Roman" w:cs="Times New Roman"/>
+          <w:sz w:val="28"/>
+        </w:rPr>
+        <w:t xml:space="preserve"> </w:t>
+      </w:r>
+      <w:proofErr w:type="spellStart"/>
+      <w:r>
+        <w:rPr>
+          <w:rFonts w:ascii="Times New Roman" w:hAnsi="Times New Roman" w:cs="Times New Roman"/>
+          <w:sz w:val="28"/>
+        </w:rPr>
+        <w:t>Морле</w:t>
+      </w:r>
+      <w:proofErr w:type="spellEnd"/>
+      <w:r>
+        <w:rPr>
+          <w:rFonts w:ascii="Times New Roman" w:hAnsi="Times New Roman" w:cs="Times New Roman"/>
+          <w:sz w:val="28"/>
+        </w:rPr>
+        <w:t xml:space="preserve">, представляющий собой гармоническое колебание, модулированное гауссовым окном, обладает бесконечной дифференцируемостью и обеспечивает оптимальное частотно-временное разрешение, что позволяет корректно выделять спектральные компоненты в гладких сигналах без внесения </w:t>
+      </w:r>
+      <w:proofErr w:type="spellStart"/>
+      <w:r>
+        <w:rPr>
+          <w:rFonts w:ascii="Times New Roman" w:hAnsi="Times New Roman" w:cs="Times New Roman"/>
+          <w:sz w:val="28"/>
+        </w:rPr>
+        <w:t>артефактных</w:t>
+      </w:r>
+      <w:proofErr w:type="spellEnd"/>
+      <w:r>
+        <w:rPr>
+          <w:rFonts w:ascii="Times New Roman" w:hAnsi="Times New Roman" w:cs="Times New Roman"/>
+          <w:sz w:val="28"/>
+        </w:rPr>
+        <w:t xml:space="preserve"> искажений.</w:t>
+      </w:r>
+      <w:r>
+        <w:rPr>
+          <w:rFonts w:ascii="Times New Roman" w:hAnsi="Times New Roman" w:cs="Times New Roman"/>
+          <w:sz w:val="28"/>
+        </w:rPr>
+        <w:t xml:space="preserve"> </w:t>
+      </w:r>
+    </w:p>
+    <w:p>
+      <w:pPr>
+        <w:pStyle w:val="3"/>
+        <w:rPr>
+          <w:rFonts w:ascii="Times New Roman" w:hAnsi="Times New Roman" w:cs="Times New Roman"/>
+          <w:color w:val="auto"/>
+          <w:sz w:val="28"/>
+        </w:rPr>
+      </w:pPr>
+      <w:bookmarkStart w:id="13" w:name="_GoBack"/>
+      <w:r>
+        <w:rPr>
+          <w:rFonts w:ascii="Times New Roman" w:hAnsi="Times New Roman" w:cs="Times New Roman"/>
+          <w:color w:val="auto"/>
+          <w:sz w:val="28"/>
+        </w:rPr>
+        <w:t xml:space="preserve">Реализация непрерывного </w:t>
+      </w:r>
+      <w:proofErr w:type="spellStart"/>
+      <w:r>
+        <w:rPr>
+          <w:rFonts w:ascii="Times New Roman" w:hAnsi="Times New Roman" w:cs="Times New Roman"/>
+          <w:color w:val="auto"/>
+          <w:sz w:val="28"/>
+        </w:rPr>
+        <w:t>вейвлет</w:t>
+      </w:r>
+      <w:proofErr w:type="spellEnd"/>
+      <w:r>
+        <w:rPr>
+          <w:rFonts w:ascii="Times New Roman" w:hAnsi="Times New Roman" w:cs="Times New Roman"/>
+          <w:color w:val="auto"/>
+          <w:sz w:val="28"/>
+        </w:rPr>
+        <w:t>-преобразования</w:t>
+      </w:r>
+    </w:p>
+    <w:bookmarkEnd w:id="13"/>
+    <w:p>
+      <w:pPr>
+        <w:spacing w:after="0" w:line="360" w:lineRule="auto"/>
+        <w:jc w:val="both"/>
+        <w:rPr>
+          <w:rFonts w:ascii="Times New Roman" w:hAnsi="Times New Roman" w:cs="Times New Roman"/>
+          <w:sz w:val="28"/>
+        </w:rPr>
+      </w:pPr>
+    </w:p>
+    <w:p>
+      <w:pPr>
+        <w:spacing w:after="0" w:line="360" w:lineRule="auto"/>
+        <w:jc w:val="both"/>
+        <w:rPr>
+          <w:rFonts w:ascii="Times New Roman" w:hAnsi="Times New Roman" w:cs="Times New Roman"/>
+          <w:sz w:val="28"/>
+        </w:rPr>
+      </w:pPr>
+    </w:p>
+    <w:p>
+      <w:pPr>
+        <w:spacing w:after="0" w:line="360" w:lineRule="auto"/>
+        <w:jc w:val="both"/>
+        <w:rPr>
+          <w:rFonts w:ascii="Times New Roman" w:hAnsi="Times New Roman" w:cs="Times New Roman"/>
+          <w:sz w:val="28"/>
+        </w:rPr>
+      </w:pPr>
+      <w:r>
+        <w:rPr>
+          <w:rFonts w:ascii="Times New Roman" w:hAnsi="Times New Roman" w:cs="Times New Roman"/>
+          <w:sz w:val="28"/>
+        </w:rPr>
+        <w:t>Метод реализует адаптивный выбор масштабов, соответствующих заданному диапазону физических частот, и вычисляет интегральную спектральную плотность мощности для каждой частотной полосы.</w:t>
       </w:r>
     </w:p>
     <w:p>
@@ -6024,7 +6284,6 @@
           <w:color w:val="auto"/>
           <w:sz w:val="28"/>
         </w:rPr>
-        <w:lastRenderedPageBreak/>
         <w:t>Статистические моменты распределения</w:t>
       </w:r>
       <w:bookmarkEnd w:id="14"/>
@@ -6283,6 +6542,7 @@
           <w:noProof/>
           <w:lang w:eastAsia="ru-RU"/>
         </w:rPr>
+        <w:lastRenderedPageBreak/>
         <w:drawing>
           <wp:inline distT="0" distB="0" distL="0" distR="0">
             <wp:extent cx="5940425" cy="1704975"/>
@@ -6529,15 +6789,7 @@
           <w:rFonts w:ascii="Times New Roman" w:hAnsi="Times New Roman" w:cs="Times New Roman"/>
           <w:sz w:val="28"/>
         </w:rPr>
-        <w:t xml:space="preserve"> метода обусловлен необходимостью снижения дисперсии спектральной оценки по сравнению с классическим дискретным </w:t>
-      </w:r>
-      <w:r>
-        <w:rPr>
-          <w:rFonts w:ascii="Times New Roman" w:hAnsi="Times New Roman" w:cs="Times New Roman"/>
-          <w:sz w:val="28"/>
-        </w:rPr>
-        <w:lastRenderedPageBreak/>
-        <w:t>преобразованием Фурье (ДПФ). Классическое ДПФ, вычисляемое как квадрат модуля преобразования для всей временной реализации, обладает существенным недостатком: дисперсия такой оценки остается высокой и не уменьшается с увеличением длины выборки, что приводит к появлению статистически необоснованных флуктуаций спектральной плотности мощности</w:t>
+        <w:t xml:space="preserve"> метода обусловлен необходимостью снижения дисперсии спектральной оценки по сравнению с классическим дискретным преобразованием Фурье (ДПФ). Классическое ДПФ, вычисляемое как квадрат модуля преобразования для всей временной реализации, обладает существенным недостатком: дисперсия такой оценки остается высокой и не уменьшается с увеличением длины выборки, что приводит к появлению статистически необоснованных флуктуаций спектральной плотности мощности</w:t>
       </w:r>
       <w:r>
         <w:rPr>
@@ -6717,6 +6969,7 @@
           <w:noProof/>
           <w:lang w:eastAsia="ru-RU"/>
         </w:rPr>
+        <w:lastRenderedPageBreak/>
         <w:drawing>
           <wp:inline distT="0" distB="0" distL="0" distR="0">
             <wp:extent cx="5940425" cy="1809750"/>
@@ -7008,38 +7261,119 @@
           <w:rFonts w:ascii="Times New Roman" w:hAnsi="Times New Roman" w:cs="Times New Roman"/>
           <w:sz w:val="28"/>
         </w:rPr>
-        <w:t xml:space="preserve">-преобразования и доля спектральной </w:t>
-      </w:r>
-      <w:r>
-        <w:rPr>
-          <w:rFonts w:ascii="Times New Roman" w:hAnsi="Times New Roman" w:cs="Times New Roman"/>
+        <w:t>-преобразования и доля спектральной плотности мощности, рассчитанной методом периодограмм в частотном диапазоне от 300 Гц до 2 кГц), RMS40_mkV, а также статистические моменты распределения (среднее квадратичное отклонение, среднее значение, коэффициент асимметрии и эксцесс), был проведен д</w:t>
+      </w:r>
+      <w:r>
+        <w:rPr>
+          <w:rFonts w:ascii="Times New Roman" w:hAnsi="Times New Roman" w:cs="Times New Roman"/>
+          <w:sz w:val="28"/>
+        </w:rPr>
+        <w:t>вусторонний U-тест Манна–Уитни.</w:t>
+      </w:r>
+    </w:p>
+    <w:p>
+      <w:pPr>
+        <w:jc w:val="both"/>
+        <w:rPr>
+          <w:rFonts w:ascii="Times New Roman" w:hAnsi="Times New Roman" w:cs="Times New Roman"/>
+          <w:sz w:val="28"/>
+        </w:rPr>
+      </w:pPr>
+      <w:r>
+        <w:rPr>
+          <w:rFonts w:ascii="Times New Roman" w:hAnsi="Times New Roman" w:cs="Times New Roman"/>
+          <w:sz w:val="28"/>
+        </w:rPr>
+        <w:t>Результаты теста демонстрируют, что ни для одного из признаков не было выявлено статистически значимых различий между группами (p-</w:t>
+      </w:r>
+      <w:proofErr w:type="spellStart"/>
+      <w:r>
+        <w:rPr>
+          <w:rFonts w:ascii="Times New Roman" w:hAnsi="Times New Roman" w:cs="Times New Roman"/>
+          <w:sz w:val="28"/>
+        </w:rPr>
+        <w:t>value</w:t>
+      </w:r>
+      <w:proofErr w:type="spellEnd"/>
+      <w:r>
+        <w:rPr>
+          <w:rFonts w:ascii="Times New Roman" w:hAnsi="Times New Roman" w:cs="Times New Roman"/>
+          <w:sz w:val="28"/>
+        </w:rPr>
+        <w:t xml:space="preserve"> = 1.00 для всех показателей). Это свидетельствует об отсутствии значимых различий в центральных тенденциях распределений сравниваемых групп по каждому из анализируемых параметров.</w:t>
+      </w:r>
+    </w:p>
+    <w:p>
+      <w:pPr>
+        <w:pStyle w:val="2"/>
+        <w:rPr>
+          <w:rFonts w:ascii="Times New Roman" w:hAnsi="Times New Roman" w:cs="Times New Roman"/>
+          <w:color w:val="auto"/>
+          <w:sz w:val="28"/>
+        </w:rPr>
+      </w:pPr>
+      <w:bookmarkStart w:id="17" w:name="_Toc225876715"/>
+      <w:r>
+        <w:rPr>
+          <w:rFonts w:ascii="Times New Roman" w:hAnsi="Times New Roman" w:cs="Times New Roman"/>
+          <w:color w:val="auto"/>
+          <w:sz w:val="28"/>
+        </w:rPr>
+        <w:t>Многомерный анализ: ROC-кривая и классификация</w:t>
+      </w:r>
+      <w:bookmarkEnd w:id="17"/>
+    </w:p>
+    <w:p>
+      <w:pPr>
+        <w:jc w:val="both"/>
+        <w:rPr>
+          <w:rFonts w:ascii="Times New Roman" w:hAnsi="Times New Roman" w:cs="Times New Roman"/>
+          <w:sz w:val="28"/>
+        </w:rPr>
+      </w:pPr>
+      <w:r>
+        <w:rPr>
+          <w:rFonts w:ascii="Times New Roman" w:hAnsi="Times New Roman" w:cs="Times New Roman"/>
+          <w:sz w:val="28"/>
+        </w:rPr>
+        <w:t>Несмотря на отсутствие статистически значимых различий в одномерном сравнении, признаки могут обладать комбинированной предсказательной способностью, что подтверждается дальнейшим применением методов машинного обучения.</w:t>
+      </w:r>
+    </w:p>
+    <w:p>
+      <w:pPr>
+        <w:pStyle w:val="3"/>
+        <w:rPr>
+          <w:rFonts w:ascii="Times New Roman" w:hAnsi="Times New Roman" w:cs="Times New Roman"/>
+          <w:color w:val="auto"/>
+          <w:sz w:val="28"/>
+        </w:rPr>
+      </w:pPr>
+      <w:bookmarkStart w:id="18" w:name="_Toc225876716"/>
+      <w:r>
+        <w:rPr>
+          <w:rFonts w:ascii="Times New Roman" w:hAnsi="Times New Roman" w:cs="Times New Roman"/>
+          <w:color w:val="auto"/>
           <w:sz w:val="28"/>
         </w:rPr>
         <w:lastRenderedPageBreak/>
-        <w:t>плотности мощности, рассчитанной методом периодограмм в частотном диапазоне от 300 Гц до 2 кГц), RMS40_mkV, а также статистические моменты распределения (среднее квадратичное отклонение, среднее значение, коэффициент асимметрии и эксцесс), был проведен д</w:t>
-      </w:r>
-      <w:r>
-        <w:rPr>
-          <w:rFonts w:ascii="Times New Roman" w:hAnsi="Times New Roman" w:cs="Times New Roman"/>
-          <w:sz w:val="28"/>
-        </w:rPr>
-        <w:t>вусторонний U-тест Манна–Уитни.</w:t>
-      </w:r>
-    </w:p>
-    <w:p>
-      <w:pPr>
-        <w:jc w:val="both"/>
-        <w:rPr>
-          <w:rFonts w:ascii="Times New Roman" w:hAnsi="Times New Roman" w:cs="Times New Roman"/>
-          <w:sz w:val="28"/>
-        </w:rPr>
-      </w:pPr>
-      <w:r>
-        <w:rPr>
-          <w:rFonts w:ascii="Times New Roman" w:hAnsi="Times New Roman" w:cs="Times New Roman"/>
-          <w:sz w:val="28"/>
-        </w:rPr>
-        <w:t>Результаты теста демонстрируют, что ни для одного из признаков не было выявлено статистически значимых различий между группами (p-</w:t>
+        <w:t>ROC-анализ классификатора на основе случайного леса</w:t>
+      </w:r>
+      <w:bookmarkEnd w:id="18"/>
+    </w:p>
+    <w:p>
+      <w:pPr>
+        <w:jc w:val="both"/>
+        <w:rPr>
+          <w:rFonts w:ascii="Times New Roman" w:hAnsi="Times New Roman" w:cs="Times New Roman"/>
+          <w:sz w:val="28"/>
+        </w:rPr>
+      </w:pPr>
+      <w:r>
+        <w:rPr>
+          <w:rFonts w:ascii="Times New Roman" w:hAnsi="Times New Roman" w:cs="Times New Roman"/>
+          <w:sz w:val="28"/>
+        </w:rPr>
+        <w:t xml:space="preserve">По результатам построения ROC-кривой для классификатора на основе алгоритма случайного леса установлено, что площадь под кривой (AUC) составила 0,704. Соответствующий 95% доверительный интервал, рассчитанный методом </w:t>
       </w:r>
       <w:proofErr w:type="spellStart"/>
       <w:r>
@@ -7047,7 +7381,7 @@
           <w:rFonts w:ascii="Times New Roman" w:hAnsi="Times New Roman" w:cs="Times New Roman"/>
           <w:sz w:val="28"/>
         </w:rPr>
-        <w:t>value</w:t>
+        <w:t>бутстрапа</w:t>
       </w:r>
       <w:proofErr w:type="spellEnd"/>
       <w:r>
@@ -7055,79 +7389,23 @@
           <w:rFonts w:ascii="Times New Roman" w:hAnsi="Times New Roman" w:cs="Times New Roman"/>
           <w:sz w:val="28"/>
         </w:rPr>
-        <w:t xml:space="preserve"> = 1.00 для всех показателей). Это свидетельствует об отсутствии значимых различий в центральных тенденциях распределений сравниваемых групп по каждому из анализируемых параметров.</w:t>
-      </w:r>
-    </w:p>
-    <w:p>
-      <w:pPr>
-        <w:pStyle w:val="2"/>
-        <w:rPr>
-          <w:rFonts w:ascii="Times New Roman" w:hAnsi="Times New Roman" w:cs="Times New Roman"/>
-          <w:color w:val="auto"/>
-          <w:sz w:val="28"/>
-        </w:rPr>
-      </w:pPr>
-      <w:bookmarkStart w:id="17" w:name="_Toc225876715"/>
-      <w:r>
-        <w:rPr>
-          <w:rFonts w:ascii="Times New Roman" w:hAnsi="Times New Roman" w:cs="Times New Roman"/>
-          <w:color w:val="auto"/>
-          <w:sz w:val="28"/>
-        </w:rPr>
-        <w:t>Многомерный анализ: ROC-кривая и классификация</w:t>
-      </w:r>
-      <w:bookmarkEnd w:id="17"/>
-    </w:p>
-    <w:p>
-      <w:pPr>
-        <w:jc w:val="both"/>
-        <w:rPr>
-          <w:rFonts w:ascii="Times New Roman" w:hAnsi="Times New Roman" w:cs="Times New Roman"/>
-          <w:sz w:val="28"/>
-        </w:rPr>
-      </w:pPr>
-      <w:r>
-        <w:rPr>
-          <w:rFonts w:ascii="Times New Roman" w:hAnsi="Times New Roman" w:cs="Times New Roman"/>
-          <w:sz w:val="28"/>
-        </w:rPr>
-        <w:t>Несмотря на отсутствие статистически значимых различий в одномерном сравнении, признаки могут обладать комбинированной предсказательной способностью, что подтверждается дальнейшим применением методов машинного обучения.</w:t>
-      </w:r>
-    </w:p>
-    <w:p>
-      <w:pPr>
-        <w:pStyle w:val="3"/>
-        <w:rPr>
-          <w:rFonts w:ascii="Times New Roman" w:hAnsi="Times New Roman" w:cs="Times New Roman"/>
-          <w:color w:val="auto"/>
-          <w:sz w:val="28"/>
-        </w:rPr>
-      </w:pPr>
-      <w:bookmarkStart w:id="18" w:name="_Toc225876716"/>
-      <w:r>
-        <w:rPr>
-          <w:rFonts w:ascii="Times New Roman" w:hAnsi="Times New Roman" w:cs="Times New Roman"/>
-          <w:color w:val="auto"/>
-          <w:sz w:val="28"/>
-        </w:rPr>
-        <w:t>ROC-анализ классификатора на основе случайного леса</w:t>
-      </w:r>
-      <w:bookmarkEnd w:id="18"/>
-    </w:p>
-    <w:p>
-      <w:pPr>
-        <w:jc w:val="both"/>
-        <w:rPr>
-          <w:rFonts w:ascii="Times New Roman" w:hAnsi="Times New Roman" w:cs="Times New Roman"/>
-          <w:sz w:val="28"/>
-        </w:rPr>
-      </w:pPr>
-      <w:r>
-        <w:rPr>
-          <w:rFonts w:ascii="Times New Roman" w:hAnsi="Times New Roman" w:cs="Times New Roman"/>
-          <w:sz w:val="28"/>
-        </w:rPr>
-        <w:t xml:space="preserve">По результатам построения ROC-кривой для классификатора на основе алгоритма случайного леса установлено, что площадь под кривой (AUC) составила 0,704. Соответствующий 95% доверительный интервал, рассчитанный методом </w:t>
+        <w:t>, равен [0,429; 0,926]. Данное значение AUC указывает на удовлетворительную разделяющую способность модели, превышающую случайное угадывание (AUC = 0,5).</w:t>
+      </w:r>
+    </w:p>
+    <w:p>
+      <w:pPr>
+        <w:jc w:val="both"/>
+        <w:rPr>
+          <w:rFonts w:ascii="Times New Roman" w:hAnsi="Times New Roman" w:cs="Times New Roman"/>
+          <w:sz w:val="28"/>
+        </w:rPr>
+      </w:pPr>
+      <w:r>
+        <w:rPr>
+          <w:rFonts w:ascii="Times New Roman" w:hAnsi="Times New Roman" w:cs="Times New Roman"/>
+          <w:sz w:val="28"/>
+        </w:rPr>
+        <w:t xml:space="preserve">Оптимальный порог классификации, определенный по критерию, близкому к индексу </w:t>
       </w:r>
       <w:proofErr w:type="spellStart"/>
       <w:r>
@@ -7135,7 +7413,7 @@
           <w:rFonts w:ascii="Times New Roman" w:hAnsi="Times New Roman" w:cs="Times New Roman"/>
           <w:sz w:val="28"/>
         </w:rPr>
-        <w:t>бутстрапа</w:t>
+        <w:t>Юдена</w:t>
       </w:r>
       <w:proofErr w:type="spellEnd"/>
       <w:r>
@@ -7143,46 +7421,7 @@
           <w:rFonts w:ascii="Times New Roman" w:hAnsi="Times New Roman" w:cs="Times New Roman"/>
           <w:sz w:val="28"/>
         </w:rPr>
-        <w:t>, равен [0,429; 0,926]. Данное значение AUC указывает на удовлетворительную разделяющую способность модели, превышающую случайное угадывание (AUC = 0,5).</w:t>
-      </w:r>
-    </w:p>
-    <w:p>
-      <w:pPr>
-        <w:jc w:val="both"/>
-        <w:rPr>
-          <w:rFonts w:ascii="Times New Roman" w:hAnsi="Times New Roman" w:cs="Times New Roman"/>
-          <w:sz w:val="28"/>
-        </w:rPr>
-      </w:pPr>
-      <w:r>
-        <w:rPr>
-          <w:rFonts w:ascii="Times New Roman" w:hAnsi="Times New Roman" w:cs="Times New Roman"/>
-          <w:sz w:val="28"/>
-        </w:rPr>
-        <w:t xml:space="preserve">Оптимальный порог классификации, определенный по критерию, близкому к индексу </w:t>
-      </w:r>
-      <w:proofErr w:type="spellStart"/>
-      <w:r>
-        <w:rPr>
-          <w:rFonts w:ascii="Times New Roman" w:hAnsi="Times New Roman" w:cs="Times New Roman"/>
-          <w:sz w:val="28"/>
-        </w:rPr>
-        <w:t>Юдена</w:t>
-      </w:r>
-      <w:proofErr w:type="spellEnd"/>
-      <w:r>
-        <w:rPr>
-          <w:rFonts w:ascii="Times New Roman" w:hAnsi="Times New Roman" w:cs="Times New Roman"/>
-          <w:sz w:val="28"/>
-        </w:rPr>
-        <w:t>, составил 0,669. При данном пороге достигается наилучший компромисс между чувствительностью и специфичностью</w:t>
-      </w:r>
-      <w:r>
-        <w:rPr>
-          <w:rFonts w:ascii="Times New Roman" w:hAnsi="Times New Roman" w:cs="Times New Roman"/>
-          <w:sz w:val="28"/>
-        </w:rPr>
-        <w:t>.</w:t>
+        <w:t>, составил 0,669. При данном пороге достигается наилучший компромисс между чувствительностью и специфичностью.</w:t>
       </w:r>
     </w:p>
     <w:p>
@@ -7341,7 +7580,6 @@
           <w:color w:val="auto"/>
           <w:sz w:val="28"/>
         </w:rPr>
-        <w:lastRenderedPageBreak/>
         <w:t>Оценка качества классификации</w:t>
       </w:r>
       <w:bookmarkEnd w:id="19"/>
@@ -7359,14 +7597,7 @@
           <w:rFonts w:ascii="Times New Roman" w:hAnsi="Times New Roman" w:cs="Times New Roman"/>
           <w:sz w:val="28"/>
         </w:rPr>
-        <w:t>Матрица ошибок подтверждает, что модель лучше идентифицирует контрольную группу, но демонстрирует умеренную способность выявлять патолог</w:t>
-      </w:r>
-      <w:r>
-        <w:rPr>
-          <w:rFonts w:ascii="Times New Roman" w:hAnsi="Times New Roman" w:cs="Times New Roman"/>
-          <w:sz w:val="28"/>
-        </w:rPr>
-        <w:t>ию.</w:t>
+        <w:t>Матрица ошибок подтверждает, что модель лучше идентифицирует контрольную группу, но демонстрирует умеренную способность выявлять патологию.</w:t>
       </w:r>
     </w:p>
     <w:p>
@@ -7636,7 +7867,6 @@
           <w:color w:val="auto"/>
           <w:sz w:val="24"/>
         </w:rPr>
-        <w:lastRenderedPageBreak/>
         <w:t xml:space="preserve">Таблица </w:t>
       </w:r>
       <w:r>
@@ -8604,6 +8834,7 @@
                 <w:rFonts w:ascii="Times New Roman" w:hAnsi="Times New Roman" w:cs="Times New Roman"/>
                 <w:sz w:val="24"/>
               </w:rPr>
+              <w:lastRenderedPageBreak/>
               <w:t>8</w:t>
             </w:r>
           </w:p>
@@ -8998,15 +9229,7 @@
           <w:rFonts w:ascii="Times New Roman" w:hAnsi="Times New Roman" w:cs="Times New Roman"/>
           <w:sz w:val="28"/>
         </w:rPr>
-        <w:t xml:space="preserve">Таким образом, несмотря на отсутствие статистически значимых различий между группами по отдельным параметрам согласно результатам U-теста Манна–Уитни, комплексное использование совокупности признаков в модели </w:t>
-      </w:r>
-      <w:r>
-        <w:rPr>
-          <w:rFonts w:ascii="Times New Roman" w:hAnsi="Times New Roman" w:cs="Times New Roman"/>
-          <w:sz w:val="28"/>
-        </w:rPr>
-        <w:lastRenderedPageBreak/>
-        <w:t>случайного леса позволило достичь удовлетворительного качества классификации (AUC = 0,704; AP = 0,734).</w:t>
+        <w:t>Таким образом, несмотря на отсутствие статистически значимых различий между группами по отдельным параметрам согласно результатам U-теста Манна–Уитни, комплексное использование совокупности признаков в модели случайного леса позволило достичь удовлетворительного качества классификации (AUC = 0,704; AP = 0,734).</w:t>
       </w:r>
     </w:p>
     <w:p>
@@ -9455,6 +9678,7 @@
                 <w:rFonts w:ascii="Times New Roman" w:hAnsi="Times New Roman" w:cs="Times New Roman"/>
                 <w:sz w:val="24"/>
               </w:rPr>
+              <w:lastRenderedPageBreak/>
               <w:t>Оптимальный порог</w:t>
             </w:r>
           </w:p>
@@ -9614,7 +9838,6 @@
           <w:color w:val="auto"/>
           <w:sz w:val="28"/>
         </w:rPr>
-        <w:lastRenderedPageBreak/>
         <w:t>СПИСОК ЛИТЕРАТУРЫ</w:t>
       </w:r>
       <w:bookmarkEnd w:id="22"/>
@@ -10160,6 +10383,7 @@
           <w:bCs/>
           <w:sz w:val="28"/>
         </w:rPr>
+        <w:lastRenderedPageBreak/>
         <w:t>Стратонович, Р. Л.</w:t>
       </w:r>
       <w:r>
@@ -10757,7 +10981,6 @@
           <w:sz w:val="28"/>
           <w:lang w:val="en-US"/>
         </w:rPr>
-        <w:lastRenderedPageBreak/>
         <w:t>Simson, M. B.</w:t>
       </w:r>
       <w:r>
@@ -12358,6 +12581,7 @@
   <w:style w:type="character" w:default="1" w:styleId="a0">
     <w:name w:val="Default Paragraph Font"/>
     <w:uiPriority w:val="1"/>
+    <w:semiHidden/>
     <w:unhideWhenUsed/>
   </w:style>
   <w:style w:type="table" w:default="1" w:styleId="a1">
@@ -12902,7 +13126,7 @@
 </file>
 
 <file path=customXml/itemProps1.xml><?xml version="1.0" encoding="utf-8"?>
-<ds:datastoreItem xmlns:ds="http://schemas.openxmlformats.org/officeDocument/2006/customXml" ds:itemID="{740770B8-3067-4532-90B1-44E6BD270ACB}">
+<ds:datastoreItem xmlns:ds="http://schemas.openxmlformats.org/officeDocument/2006/customXml" ds:itemID="{19F5A929-C395-4859-B1A9-0BEF3C5BEAB0}">
   <ds:schemaRefs>
     <ds:schemaRef ds:uri="http://schemas.openxmlformats.org/officeDocument/2006/bibliography"/>
   </ds:schemaRefs>

--- a/docs/Отчет.docx
+++ b/docs/Отчет.docx
@@ -31,7 +31,7 @@
               <w:rFonts w:ascii="Times New Roman" w:hAnsi="Times New Roman" w:cs="Times New Roman"/>
               <w:color w:val="auto"/>
               <w:sz w:val="28"/>
-              <w:szCs w:val="28"/>
+              <w:szCs w:val="24"/>
             </w:rPr>
           </w:pPr>
           <w:r>
@@ -39,7 +39,7 @@
               <w:rFonts w:ascii="Times New Roman" w:hAnsi="Times New Roman" w:cs="Times New Roman"/>
               <w:color w:val="auto"/>
               <w:sz w:val="28"/>
-              <w:szCs w:val="28"/>
+              <w:szCs w:val="24"/>
             </w:rPr>
             <w:t>Оглавление</w:t>
           </w:r>
@@ -51,17 +51,18 @@
               <w:tab w:val="right" w:leader="dot" w:pos="9345"/>
             </w:tabs>
             <w:rPr>
-              <w:rFonts w:ascii="Times New Roman" w:hAnsi="Times New Roman" w:cs="Times New Roman"/>
+              <w:rFonts w:ascii="Times New Roman" w:eastAsiaTheme="minorEastAsia" w:hAnsi="Times New Roman" w:cs="Times New Roman"/>
               <w:noProof/>
               <w:sz w:val="28"/>
-              <w:szCs w:val="28"/>
+              <w:szCs w:val="24"/>
+              <w:lang w:eastAsia="ru-RU"/>
             </w:rPr>
           </w:pPr>
           <w:r>
             <w:rPr>
               <w:rFonts w:ascii="Times New Roman" w:hAnsi="Times New Roman" w:cs="Times New Roman"/>
               <w:sz w:val="28"/>
-              <w:szCs w:val="28"/>
+              <w:szCs w:val="24"/>
             </w:rPr>
             <w:fldChar w:fldCharType="begin"/>
           </w:r>
@@ -69,7 +70,7 @@
             <w:rPr>
               <w:rFonts w:ascii="Times New Roman" w:hAnsi="Times New Roman" w:cs="Times New Roman"/>
               <w:sz w:val="28"/>
-              <w:szCs w:val="28"/>
+              <w:szCs w:val="24"/>
             </w:rPr>
             <w:instrText xml:space="preserve"> TOC \o "1-3" \h \z \u </w:instrText>
           </w:r>
@@ -77,19 +78,18 @@
             <w:rPr>
               <w:rFonts w:ascii="Times New Roman" w:hAnsi="Times New Roman" w:cs="Times New Roman"/>
               <w:sz w:val="28"/>
-              <w:szCs w:val="28"/>
+              <w:szCs w:val="24"/>
             </w:rPr>
             <w:fldChar w:fldCharType="separate"/>
           </w:r>
-          <w:hyperlink w:anchor="_Toc225876699" w:history="1">
+          <w:hyperlink w:anchor="_Toc225949102" w:history="1">
             <w:r>
               <w:rPr>
                 <w:rStyle w:val="a5"/>
                 <w:rFonts w:ascii="Times New Roman" w:hAnsi="Times New Roman" w:cs="Times New Roman"/>
                 <w:noProof/>
-                <w:color w:val="auto"/>
-                <w:sz w:val="28"/>
-                <w:szCs w:val="28"/>
+                <w:sz w:val="28"/>
+                <w:szCs w:val="24"/>
               </w:rPr>
               <w:t>Список сокращений</w:t>
             </w:r>
@@ -99,7 +99,7 @@
                 <w:noProof/>
                 <w:webHidden/>
                 <w:sz w:val="28"/>
-                <w:szCs w:val="28"/>
+                <w:szCs w:val="24"/>
               </w:rPr>
               <w:tab/>
             </w:r>
@@ -109,7 +109,7 @@
                 <w:noProof/>
                 <w:webHidden/>
                 <w:sz w:val="28"/>
-                <w:szCs w:val="28"/>
+                <w:szCs w:val="24"/>
               </w:rPr>
               <w:fldChar w:fldCharType="begin"/>
             </w:r>
@@ -119,26 +119,26 @@
                 <w:noProof/>
                 <w:webHidden/>
                 <w:sz w:val="28"/>
-                <w:szCs w:val="28"/>
-              </w:rPr>
-              <w:instrText xml:space="preserve"> PAGEREF _Toc225876699 \h </w:instrText>
-            </w:r>
-            <w:r>
-              <w:rPr>
-                <w:rFonts w:ascii="Times New Roman" w:hAnsi="Times New Roman" w:cs="Times New Roman"/>
-                <w:noProof/>
-                <w:webHidden/>
-                <w:sz w:val="28"/>
-                <w:szCs w:val="28"/>
-              </w:rPr>
-            </w:r>
-            <w:r>
-              <w:rPr>
-                <w:rFonts w:ascii="Times New Roman" w:hAnsi="Times New Roman" w:cs="Times New Roman"/>
-                <w:noProof/>
-                <w:webHidden/>
-                <w:sz w:val="28"/>
-                <w:szCs w:val="28"/>
+                <w:szCs w:val="24"/>
+              </w:rPr>
+              <w:instrText xml:space="preserve"> PAGEREF _Toc225949102 \h </w:instrText>
+            </w:r>
+            <w:r>
+              <w:rPr>
+                <w:rFonts w:ascii="Times New Roman" w:hAnsi="Times New Roman" w:cs="Times New Roman"/>
+                <w:noProof/>
+                <w:webHidden/>
+                <w:sz w:val="28"/>
+                <w:szCs w:val="24"/>
+              </w:rPr>
+            </w:r>
+            <w:r>
+              <w:rPr>
+                <w:rFonts w:ascii="Times New Roman" w:hAnsi="Times New Roman" w:cs="Times New Roman"/>
+                <w:noProof/>
+                <w:webHidden/>
+                <w:sz w:val="28"/>
+                <w:szCs w:val="24"/>
               </w:rPr>
               <w:fldChar w:fldCharType="separate"/>
             </w:r>
@@ -148,17 +148,17 @@
                 <w:noProof/>
                 <w:webHidden/>
                 <w:sz w:val="28"/>
-                <w:szCs w:val="28"/>
-              </w:rPr>
-              <w:t>2</w:t>
-            </w:r>
-            <w:r>
-              <w:rPr>
-                <w:rFonts w:ascii="Times New Roman" w:hAnsi="Times New Roman" w:cs="Times New Roman"/>
-                <w:noProof/>
-                <w:webHidden/>
-                <w:sz w:val="28"/>
-                <w:szCs w:val="28"/>
+                <w:szCs w:val="24"/>
+              </w:rPr>
+              <w:t>1</w:t>
+            </w:r>
+            <w:r>
+              <w:rPr>
+                <w:rFonts w:ascii="Times New Roman" w:hAnsi="Times New Roman" w:cs="Times New Roman"/>
+                <w:noProof/>
+                <w:webHidden/>
+                <w:sz w:val="28"/>
+                <w:szCs w:val="24"/>
               </w:rPr>
               <w:fldChar w:fldCharType="end"/>
             </w:r>
@@ -172,30 +172,31 @@
               <w:tab w:val="right" w:leader="dot" w:pos="9345"/>
             </w:tabs>
             <w:rPr>
-              <w:rFonts w:ascii="Times New Roman" w:hAnsi="Times New Roman" w:cs="Times New Roman"/>
+              <w:rFonts w:ascii="Times New Roman" w:eastAsiaTheme="minorEastAsia" w:hAnsi="Times New Roman" w:cs="Times New Roman"/>
               <w:noProof/>
               <w:sz w:val="28"/>
-              <w:szCs w:val="28"/>
+              <w:szCs w:val="24"/>
+              <w:lang w:eastAsia="ru-RU"/>
             </w:rPr>
           </w:pPr>
-          <w:hyperlink w:anchor="_Toc225876700" w:history="1">
+          <w:hyperlink w:anchor="_Toc225949103" w:history="1">
             <w:r>
               <w:rPr>
                 <w:rStyle w:val="a5"/>
                 <w:rFonts w:ascii="Times New Roman" w:hAnsi="Times New Roman" w:cs="Times New Roman"/>
                 <w:noProof/>
-                <w:color w:val="auto"/>
-                <w:sz w:val="28"/>
-                <w:szCs w:val="28"/>
+                <w:sz w:val="28"/>
+                <w:szCs w:val="24"/>
               </w:rPr>
               <w:t>1</w:t>
             </w:r>
             <w:r>
               <w:rPr>
-                <w:rFonts w:ascii="Times New Roman" w:hAnsi="Times New Roman" w:cs="Times New Roman"/>
-                <w:noProof/>
-                <w:sz w:val="28"/>
-                <w:szCs w:val="28"/>
+                <w:rFonts w:ascii="Times New Roman" w:eastAsiaTheme="minorEastAsia" w:hAnsi="Times New Roman" w:cs="Times New Roman"/>
+                <w:noProof/>
+                <w:sz w:val="28"/>
+                <w:szCs w:val="24"/>
+                <w:lang w:eastAsia="ru-RU"/>
               </w:rPr>
               <w:tab/>
             </w:r>
@@ -204,9 +205,8 @@
                 <w:rStyle w:val="a5"/>
                 <w:rFonts w:ascii="Times New Roman" w:hAnsi="Times New Roman" w:cs="Times New Roman"/>
                 <w:noProof/>
-                <w:color w:val="auto"/>
-                <w:sz w:val="28"/>
-                <w:szCs w:val="28"/>
+                <w:sz w:val="28"/>
+                <w:szCs w:val="24"/>
               </w:rPr>
               <w:t>Методологические подходы к предварительной обработке и интеграции многополосных электрокардиографических сигналов</w:t>
             </w:r>
@@ -216,7 +216,7 @@
                 <w:noProof/>
                 <w:webHidden/>
                 <w:sz w:val="28"/>
-                <w:szCs w:val="28"/>
+                <w:szCs w:val="24"/>
               </w:rPr>
               <w:tab/>
             </w:r>
@@ -226,7 +226,7 @@
                 <w:noProof/>
                 <w:webHidden/>
                 <w:sz w:val="28"/>
-                <w:szCs w:val="28"/>
+                <w:szCs w:val="24"/>
               </w:rPr>
               <w:fldChar w:fldCharType="begin"/>
             </w:r>
@@ -236,26 +236,26 @@
                 <w:noProof/>
                 <w:webHidden/>
                 <w:sz w:val="28"/>
-                <w:szCs w:val="28"/>
-              </w:rPr>
-              <w:instrText xml:space="preserve"> PAGEREF _Toc225876700 \h </w:instrText>
-            </w:r>
-            <w:r>
-              <w:rPr>
-                <w:rFonts w:ascii="Times New Roman" w:hAnsi="Times New Roman" w:cs="Times New Roman"/>
-                <w:noProof/>
-                <w:webHidden/>
-                <w:sz w:val="28"/>
-                <w:szCs w:val="28"/>
-              </w:rPr>
-            </w:r>
-            <w:r>
-              <w:rPr>
-                <w:rFonts w:ascii="Times New Roman" w:hAnsi="Times New Roman" w:cs="Times New Roman"/>
-                <w:noProof/>
-                <w:webHidden/>
-                <w:sz w:val="28"/>
-                <w:szCs w:val="28"/>
+                <w:szCs w:val="24"/>
+              </w:rPr>
+              <w:instrText xml:space="preserve"> PAGEREF _Toc225949103 \h </w:instrText>
+            </w:r>
+            <w:r>
+              <w:rPr>
+                <w:rFonts w:ascii="Times New Roman" w:hAnsi="Times New Roman" w:cs="Times New Roman"/>
+                <w:noProof/>
+                <w:webHidden/>
+                <w:sz w:val="28"/>
+                <w:szCs w:val="24"/>
+              </w:rPr>
+            </w:r>
+            <w:r>
+              <w:rPr>
+                <w:rFonts w:ascii="Times New Roman" w:hAnsi="Times New Roman" w:cs="Times New Roman"/>
+                <w:noProof/>
+                <w:webHidden/>
+                <w:sz w:val="28"/>
+                <w:szCs w:val="24"/>
               </w:rPr>
               <w:fldChar w:fldCharType="separate"/>
             </w:r>
@@ -265,17 +265,17 @@
                 <w:noProof/>
                 <w:webHidden/>
                 <w:sz w:val="28"/>
-                <w:szCs w:val="28"/>
-              </w:rPr>
-              <w:t>3</w:t>
-            </w:r>
-            <w:r>
-              <w:rPr>
-                <w:rFonts w:ascii="Times New Roman" w:hAnsi="Times New Roman" w:cs="Times New Roman"/>
-                <w:noProof/>
-                <w:webHidden/>
-                <w:sz w:val="28"/>
-                <w:szCs w:val="28"/>
+                <w:szCs w:val="24"/>
+              </w:rPr>
+              <w:t>2</w:t>
+            </w:r>
+            <w:r>
+              <w:rPr>
+                <w:rFonts w:ascii="Times New Roman" w:hAnsi="Times New Roman" w:cs="Times New Roman"/>
+                <w:noProof/>
+                <w:webHidden/>
+                <w:sz w:val="28"/>
+                <w:szCs w:val="24"/>
               </w:rPr>
               <w:fldChar w:fldCharType="end"/>
             </w:r>
@@ -289,30 +289,31 @@
               <w:tab w:val="right" w:leader="dot" w:pos="9345"/>
             </w:tabs>
             <w:rPr>
-              <w:rFonts w:ascii="Times New Roman" w:hAnsi="Times New Roman" w:cs="Times New Roman"/>
+              <w:rFonts w:ascii="Times New Roman" w:eastAsiaTheme="minorEastAsia" w:hAnsi="Times New Roman" w:cs="Times New Roman"/>
               <w:noProof/>
               <w:sz w:val="28"/>
-              <w:szCs w:val="28"/>
+              <w:szCs w:val="24"/>
+              <w:lang w:eastAsia="ru-RU"/>
             </w:rPr>
           </w:pPr>
-          <w:hyperlink w:anchor="_Toc225876701" w:history="1">
+          <w:hyperlink w:anchor="_Toc225949104" w:history="1">
             <w:r>
               <w:rPr>
                 <w:rStyle w:val="a5"/>
                 <w:rFonts w:ascii="Times New Roman" w:hAnsi="Times New Roman" w:cs="Times New Roman"/>
                 <w:noProof/>
-                <w:color w:val="auto"/>
-                <w:sz w:val="28"/>
-                <w:szCs w:val="28"/>
+                <w:sz w:val="28"/>
+                <w:szCs w:val="24"/>
               </w:rPr>
               <w:t>1.1</w:t>
             </w:r>
             <w:r>
               <w:rPr>
-                <w:rFonts w:ascii="Times New Roman" w:hAnsi="Times New Roman" w:cs="Times New Roman"/>
-                <w:noProof/>
-                <w:sz w:val="28"/>
-                <w:szCs w:val="28"/>
+                <w:rFonts w:ascii="Times New Roman" w:eastAsiaTheme="minorEastAsia" w:hAnsi="Times New Roman" w:cs="Times New Roman"/>
+                <w:noProof/>
+                <w:sz w:val="28"/>
+                <w:szCs w:val="24"/>
+                <w:lang w:eastAsia="ru-RU"/>
               </w:rPr>
               <w:tab/>
             </w:r>
@@ -321,9 +322,8 @@
                 <w:rStyle w:val="a5"/>
                 <w:rFonts w:ascii="Times New Roman" w:hAnsi="Times New Roman" w:cs="Times New Roman"/>
                 <w:noProof/>
-                <w:color w:val="auto"/>
-                <w:sz w:val="28"/>
-                <w:szCs w:val="28"/>
+                <w:sz w:val="28"/>
+                <w:szCs w:val="24"/>
               </w:rPr>
               <w:t>Форматы регистрации и структура биомедицинских данных</w:t>
             </w:r>
@@ -333,7 +333,7 @@
                 <w:noProof/>
                 <w:webHidden/>
                 <w:sz w:val="28"/>
-                <w:szCs w:val="28"/>
+                <w:szCs w:val="24"/>
               </w:rPr>
               <w:tab/>
             </w:r>
@@ -343,7 +343,7 @@
                 <w:noProof/>
                 <w:webHidden/>
                 <w:sz w:val="28"/>
-                <w:szCs w:val="28"/>
+                <w:szCs w:val="24"/>
               </w:rPr>
               <w:fldChar w:fldCharType="begin"/>
             </w:r>
@@ -353,26 +353,26 @@
                 <w:noProof/>
                 <w:webHidden/>
                 <w:sz w:val="28"/>
-                <w:szCs w:val="28"/>
-              </w:rPr>
-              <w:instrText xml:space="preserve"> PAGEREF _Toc225876701 \h </w:instrText>
-            </w:r>
-            <w:r>
-              <w:rPr>
-                <w:rFonts w:ascii="Times New Roman" w:hAnsi="Times New Roman" w:cs="Times New Roman"/>
-                <w:noProof/>
-                <w:webHidden/>
-                <w:sz w:val="28"/>
-                <w:szCs w:val="28"/>
-              </w:rPr>
-            </w:r>
-            <w:r>
-              <w:rPr>
-                <w:rFonts w:ascii="Times New Roman" w:hAnsi="Times New Roman" w:cs="Times New Roman"/>
-                <w:noProof/>
-                <w:webHidden/>
-                <w:sz w:val="28"/>
-                <w:szCs w:val="28"/>
+                <w:szCs w:val="24"/>
+              </w:rPr>
+              <w:instrText xml:space="preserve"> PAGEREF _Toc225949104 \h </w:instrText>
+            </w:r>
+            <w:r>
+              <w:rPr>
+                <w:rFonts w:ascii="Times New Roman" w:hAnsi="Times New Roman" w:cs="Times New Roman"/>
+                <w:noProof/>
+                <w:webHidden/>
+                <w:sz w:val="28"/>
+                <w:szCs w:val="24"/>
+              </w:rPr>
+            </w:r>
+            <w:r>
+              <w:rPr>
+                <w:rFonts w:ascii="Times New Roman" w:hAnsi="Times New Roman" w:cs="Times New Roman"/>
+                <w:noProof/>
+                <w:webHidden/>
+                <w:sz w:val="28"/>
+                <w:szCs w:val="24"/>
               </w:rPr>
               <w:fldChar w:fldCharType="separate"/>
             </w:r>
@@ -382,17 +382,17 @@
                 <w:noProof/>
                 <w:webHidden/>
                 <w:sz w:val="28"/>
-                <w:szCs w:val="28"/>
-              </w:rPr>
-              <w:t>3</w:t>
-            </w:r>
-            <w:r>
-              <w:rPr>
-                <w:rFonts w:ascii="Times New Roman" w:hAnsi="Times New Roman" w:cs="Times New Roman"/>
-                <w:noProof/>
-                <w:webHidden/>
-                <w:sz w:val="28"/>
-                <w:szCs w:val="28"/>
+                <w:szCs w:val="24"/>
+              </w:rPr>
+              <w:t>2</w:t>
+            </w:r>
+            <w:r>
+              <w:rPr>
+                <w:rFonts w:ascii="Times New Roman" w:hAnsi="Times New Roman" w:cs="Times New Roman"/>
+                <w:noProof/>
+                <w:webHidden/>
+                <w:sz w:val="28"/>
+                <w:szCs w:val="24"/>
               </w:rPr>
               <w:fldChar w:fldCharType="end"/>
             </w:r>
@@ -406,30 +406,31 @@
               <w:tab w:val="right" w:leader="dot" w:pos="9345"/>
             </w:tabs>
             <w:rPr>
-              <w:rFonts w:ascii="Times New Roman" w:hAnsi="Times New Roman" w:cs="Times New Roman"/>
+              <w:rFonts w:ascii="Times New Roman" w:eastAsiaTheme="minorEastAsia" w:hAnsi="Times New Roman" w:cs="Times New Roman"/>
               <w:noProof/>
               <w:sz w:val="28"/>
-              <w:szCs w:val="28"/>
+              <w:szCs w:val="24"/>
+              <w:lang w:eastAsia="ru-RU"/>
             </w:rPr>
           </w:pPr>
-          <w:hyperlink w:anchor="_Toc225876702" w:history="1">
+          <w:hyperlink w:anchor="_Toc225949105" w:history="1">
             <w:r>
               <w:rPr>
                 <w:rStyle w:val="a5"/>
                 <w:rFonts w:ascii="Times New Roman" w:hAnsi="Times New Roman" w:cs="Times New Roman"/>
                 <w:noProof/>
-                <w:color w:val="auto"/>
-                <w:sz w:val="28"/>
-                <w:szCs w:val="28"/>
+                <w:sz w:val="28"/>
+                <w:szCs w:val="24"/>
               </w:rPr>
               <w:t>1.2</w:t>
             </w:r>
             <w:r>
               <w:rPr>
-                <w:rFonts w:ascii="Times New Roman" w:hAnsi="Times New Roman" w:cs="Times New Roman"/>
-                <w:noProof/>
-                <w:sz w:val="28"/>
-                <w:szCs w:val="28"/>
+                <w:rFonts w:ascii="Times New Roman" w:eastAsiaTheme="minorEastAsia" w:hAnsi="Times New Roman" w:cs="Times New Roman"/>
+                <w:noProof/>
+                <w:sz w:val="28"/>
+                <w:szCs w:val="24"/>
+                <w:lang w:eastAsia="ru-RU"/>
               </w:rPr>
               <w:tab/>
             </w:r>
@@ -438,9 +439,8 @@
                 <w:rStyle w:val="a5"/>
                 <w:rFonts w:ascii="Times New Roman" w:hAnsi="Times New Roman" w:cs="Times New Roman"/>
                 <w:noProof/>
-                <w:color w:val="auto"/>
-                <w:sz w:val="28"/>
-                <w:szCs w:val="28"/>
+                <w:sz w:val="28"/>
+                <w:szCs w:val="24"/>
               </w:rPr>
               <w:t>Алгоритм адаптивного взвешенного объединения каналов</w:t>
             </w:r>
@@ -450,7 +450,7 @@
                 <w:noProof/>
                 <w:webHidden/>
                 <w:sz w:val="28"/>
-                <w:szCs w:val="28"/>
+                <w:szCs w:val="24"/>
               </w:rPr>
               <w:tab/>
             </w:r>
@@ -460,7 +460,7 @@
                 <w:noProof/>
                 <w:webHidden/>
                 <w:sz w:val="28"/>
-                <w:szCs w:val="28"/>
+                <w:szCs w:val="24"/>
               </w:rPr>
               <w:fldChar w:fldCharType="begin"/>
             </w:r>
@@ -470,26 +470,26 @@
                 <w:noProof/>
                 <w:webHidden/>
                 <w:sz w:val="28"/>
-                <w:szCs w:val="28"/>
-              </w:rPr>
-              <w:instrText xml:space="preserve"> PAGEREF _Toc225876702 \h </w:instrText>
-            </w:r>
-            <w:r>
-              <w:rPr>
-                <w:rFonts w:ascii="Times New Roman" w:hAnsi="Times New Roman" w:cs="Times New Roman"/>
-                <w:noProof/>
-                <w:webHidden/>
-                <w:sz w:val="28"/>
-                <w:szCs w:val="28"/>
-              </w:rPr>
-            </w:r>
-            <w:r>
-              <w:rPr>
-                <w:rFonts w:ascii="Times New Roman" w:hAnsi="Times New Roman" w:cs="Times New Roman"/>
-                <w:noProof/>
-                <w:webHidden/>
-                <w:sz w:val="28"/>
-                <w:szCs w:val="28"/>
+                <w:szCs w:val="24"/>
+              </w:rPr>
+              <w:instrText xml:space="preserve"> PAGEREF _Toc225949105 \h </w:instrText>
+            </w:r>
+            <w:r>
+              <w:rPr>
+                <w:rFonts w:ascii="Times New Roman" w:hAnsi="Times New Roman" w:cs="Times New Roman"/>
+                <w:noProof/>
+                <w:webHidden/>
+                <w:sz w:val="28"/>
+                <w:szCs w:val="24"/>
+              </w:rPr>
+            </w:r>
+            <w:r>
+              <w:rPr>
+                <w:rFonts w:ascii="Times New Roman" w:hAnsi="Times New Roman" w:cs="Times New Roman"/>
+                <w:noProof/>
+                <w:webHidden/>
+                <w:sz w:val="28"/>
+                <w:szCs w:val="24"/>
               </w:rPr>
               <w:fldChar w:fldCharType="separate"/>
             </w:r>
@@ -499,7 +499,7 @@
                 <w:noProof/>
                 <w:webHidden/>
                 <w:sz w:val="28"/>
-                <w:szCs w:val="28"/>
+                <w:szCs w:val="24"/>
               </w:rPr>
               <w:t>3</w:t>
             </w:r>
@@ -509,7 +509,7 @@
                 <w:noProof/>
                 <w:webHidden/>
                 <w:sz w:val="28"/>
-                <w:szCs w:val="28"/>
+                <w:szCs w:val="24"/>
               </w:rPr>
               <w:fldChar w:fldCharType="end"/>
             </w:r>
@@ -523,30 +523,31 @@
               <w:tab w:val="right" w:leader="dot" w:pos="9345"/>
             </w:tabs>
             <w:rPr>
-              <w:rFonts w:ascii="Times New Roman" w:hAnsi="Times New Roman" w:cs="Times New Roman"/>
+              <w:rFonts w:ascii="Times New Roman" w:eastAsiaTheme="minorEastAsia" w:hAnsi="Times New Roman" w:cs="Times New Roman"/>
               <w:noProof/>
               <w:sz w:val="28"/>
-              <w:szCs w:val="28"/>
+              <w:szCs w:val="24"/>
+              <w:lang w:eastAsia="ru-RU"/>
             </w:rPr>
           </w:pPr>
-          <w:hyperlink w:anchor="_Toc225876703" w:history="1">
+          <w:hyperlink w:anchor="_Toc225949106" w:history="1">
             <w:r>
               <w:rPr>
                 <w:rStyle w:val="a5"/>
                 <w:rFonts w:ascii="Times New Roman" w:hAnsi="Times New Roman" w:cs="Times New Roman"/>
                 <w:noProof/>
-                <w:color w:val="auto"/>
-                <w:sz w:val="28"/>
-                <w:szCs w:val="28"/>
+                <w:sz w:val="28"/>
+                <w:szCs w:val="24"/>
               </w:rPr>
               <w:t>1.3</w:t>
             </w:r>
             <w:r>
               <w:rPr>
-                <w:rFonts w:ascii="Times New Roman" w:hAnsi="Times New Roman" w:cs="Times New Roman"/>
-                <w:noProof/>
-                <w:sz w:val="28"/>
-                <w:szCs w:val="28"/>
+                <w:rFonts w:ascii="Times New Roman" w:eastAsiaTheme="minorEastAsia" w:hAnsi="Times New Roman" w:cs="Times New Roman"/>
+                <w:noProof/>
+                <w:sz w:val="28"/>
+                <w:szCs w:val="24"/>
+                <w:lang w:eastAsia="ru-RU"/>
               </w:rPr>
               <w:tab/>
             </w:r>
@@ -555,9 +556,8 @@
                 <w:rStyle w:val="a5"/>
                 <w:rFonts w:ascii="Times New Roman" w:hAnsi="Times New Roman" w:cs="Times New Roman"/>
                 <w:noProof/>
-                <w:color w:val="auto"/>
-                <w:sz w:val="28"/>
-                <w:szCs w:val="28"/>
+                <w:sz w:val="28"/>
+                <w:szCs w:val="24"/>
               </w:rPr>
               <w:t>Общая схема предварительной обработки сигнала</w:t>
             </w:r>
@@ -567,7 +567,7 @@
                 <w:noProof/>
                 <w:webHidden/>
                 <w:sz w:val="28"/>
-                <w:szCs w:val="28"/>
+                <w:szCs w:val="24"/>
               </w:rPr>
               <w:tab/>
             </w:r>
@@ -577,7 +577,7 @@
                 <w:noProof/>
                 <w:webHidden/>
                 <w:sz w:val="28"/>
-                <w:szCs w:val="28"/>
+                <w:szCs w:val="24"/>
               </w:rPr>
               <w:fldChar w:fldCharType="begin"/>
             </w:r>
@@ -587,26 +587,26 @@
                 <w:noProof/>
                 <w:webHidden/>
                 <w:sz w:val="28"/>
-                <w:szCs w:val="28"/>
-              </w:rPr>
-              <w:instrText xml:space="preserve"> PAGEREF _Toc225876703 \h </w:instrText>
-            </w:r>
-            <w:r>
-              <w:rPr>
-                <w:rFonts w:ascii="Times New Roman" w:hAnsi="Times New Roman" w:cs="Times New Roman"/>
-                <w:noProof/>
-                <w:webHidden/>
-                <w:sz w:val="28"/>
-                <w:szCs w:val="28"/>
-              </w:rPr>
-            </w:r>
-            <w:r>
-              <w:rPr>
-                <w:rFonts w:ascii="Times New Roman" w:hAnsi="Times New Roman" w:cs="Times New Roman"/>
-                <w:noProof/>
-                <w:webHidden/>
-                <w:sz w:val="28"/>
-                <w:szCs w:val="28"/>
+                <w:szCs w:val="24"/>
+              </w:rPr>
+              <w:instrText xml:space="preserve"> PAGEREF _Toc225949106 \h </w:instrText>
+            </w:r>
+            <w:r>
+              <w:rPr>
+                <w:rFonts w:ascii="Times New Roman" w:hAnsi="Times New Roman" w:cs="Times New Roman"/>
+                <w:noProof/>
+                <w:webHidden/>
+                <w:sz w:val="28"/>
+                <w:szCs w:val="24"/>
+              </w:rPr>
+            </w:r>
+            <w:r>
+              <w:rPr>
+                <w:rFonts w:ascii="Times New Roman" w:hAnsi="Times New Roman" w:cs="Times New Roman"/>
+                <w:noProof/>
+                <w:webHidden/>
+                <w:sz w:val="28"/>
+                <w:szCs w:val="24"/>
               </w:rPr>
               <w:fldChar w:fldCharType="separate"/>
             </w:r>
@@ -616,7 +616,7 @@
                 <w:noProof/>
                 <w:webHidden/>
                 <w:sz w:val="28"/>
-                <w:szCs w:val="28"/>
+                <w:szCs w:val="24"/>
               </w:rPr>
               <w:t>3</w:t>
             </w:r>
@@ -626,7 +626,7 @@
                 <w:noProof/>
                 <w:webHidden/>
                 <w:sz w:val="28"/>
-                <w:szCs w:val="28"/>
+                <w:szCs w:val="24"/>
               </w:rPr>
               <w:fldChar w:fldCharType="end"/>
             </w:r>
@@ -640,30 +640,31 @@
               <w:tab w:val="right" w:leader="dot" w:pos="9345"/>
             </w:tabs>
             <w:rPr>
-              <w:rFonts w:ascii="Times New Roman" w:hAnsi="Times New Roman" w:cs="Times New Roman"/>
+              <w:rFonts w:ascii="Times New Roman" w:eastAsiaTheme="minorEastAsia" w:hAnsi="Times New Roman" w:cs="Times New Roman"/>
               <w:noProof/>
               <w:sz w:val="28"/>
-              <w:szCs w:val="28"/>
+              <w:szCs w:val="24"/>
+              <w:lang w:eastAsia="ru-RU"/>
             </w:rPr>
           </w:pPr>
-          <w:hyperlink w:anchor="_Toc225876704" w:history="1">
+          <w:hyperlink w:anchor="_Toc225949107" w:history="1">
             <w:r>
               <w:rPr>
                 <w:rStyle w:val="a5"/>
                 <w:rFonts w:ascii="Times New Roman" w:hAnsi="Times New Roman" w:cs="Times New Roman"/>
                 <w:noProof/>
-                <w:color w:val="auto"/>
-                <w:sz w:val="28"/>
-                <w:szCs w:val="28"/>
+                <w:sz w:val="28"/>
+                <w:szCs w:val="24"/>
               </w:rPr>
               <w:t>2</w:t>
             </w:r>
             <w:r>
               <w:rPr>
-                <w:rFonts w:ascii="Times New Roman" w:hAnsi="Times New Roman" w:cs="Times New Roman"/>
-                <w:noProof/>
-                <w:sz w:val="28"/>
-                <w:szCs w:val="28"/>
+                <w:rFonts w:ascii="Times New Roman" w:eastAsiaTheme="minorEastAsia" w:hAnsi="Times New Roman" w:cs="Times New Roman"/>
+                <w:noProof/>
+                <w:sz w:val="28"/>
+                <w:szCs w:val="24"/>
+                <w:lang w:eastAsia="ru-RU"/>
               </w:rPr>
               <w:tab/>
             </w:r>
@@ -672,9 +673,8 @@
                 <w:rStyle w:val="a5"/>
                 <w:rFonts w:ascii="Times New Roman" w:hAnsi="Times New Roman" w:cs="Times New Roman"/>
                 <w:noProof/>
-                <w:color w:val="auto"/>
-                <w:sz w:val="28"/>
-                <w:szCs w:val="28"/>
+                <w:sz w:val="28"/>
+                <w:szCs w:val="24"/>
               </w:rPr>
               <w:t>Методологические основы обработки электрокардиографического сигнала</w:t>
             </w:r>
@@ -684,7 +684,7 @@
                 <w:noProof/>
                 <w:webHidden/>
                 <w:sz w:val="28"/>
-                <w:szCs w:val="28"/>
+                <w:szCs w:val="24"/>
               </w:rPr>
               <w:tab/>
             </w:r>
@@ -694,7 +694,7 @@
                 <w:noProof/>
                 <w:webHidden/>
                 <w:sz w:val="28"/>
-                <w:szCs w:val="28"/>
+                <w:szCs w:val="24"/>
               </w:rPr>
               <w:fldChar w:fldCharType="begin"/>
             </w:r>
@@ -704,26 +704,26 @@
                 <w:noProof/>
                 <w:webHidden/>
                 <w:sz w:val="28"/>
-                <w:szCs w:val="28"/>
-              </w:rPr>
-              <w:instrText xml:space="preserve"> PAGEREF _Toc225876704 \h </w:instrText>
-            </w:r>
-            <w:r>
-              <w:rPr>
-                <w:rFonts w:ascii="Times New Roman" w:hAnsi="Times New Roman" w:cs="Times New Roman"/>
-                <w:noProof/>
-                <w:webHidden/>
-                <w:sz w:val="28"/>
-                <w:szCs w:val="28"/>
-              </w:rPr>
-            </w:r>
-            <w:r>
-              <w:rPr>
-                <w:rFonts w:ascii="Times New Roman" w:hAnsi="Times New Roman" w:cs="Times New Roman"/>
-                <w:noProof/>
-                <w:webHidden/>
-                <w:sz w:val="28"/>
-                <w:szCs w:val="28"/>
+                <w:szCs w:val="24"/>
+              </w:rPr>
+              <w:instrText xml:space="preserve"> PAGEREF _Toc225949107 \h </w:instrText>
+            </w:r>
+            <w:r>
+              <w:rPr>
+                <w:rFonts w:ascii="Times New Roman" w:hAnsi="Times New Roman" w:cs="Times New Roman"/>
+                <w:noProof/>
+                <w:webHidden/>
+                <w:sz w:val="28"/>
+                <w:szCs w:val="24"/>
+              </w:rPr>
+            </w:r>
+            <w:r>
+              <w:rPr>
+                <w:rFonts w:ascii="Times New Roman" w:hAnsi="Times New Roman" w:cs="Times New Roman"/>
+                <w:noProof/>
+                <w:webHidden/>
+                <w:sz w:val="28"/>
+                <w:szCs w:val="24"/>
               </w:rPr>
               <w:fldChar w:fldCharType="separate"/>
             </w:r>
@@ -733,17 +733,17 @@
                 <w:noProof/>
                 <w:webHidden/>
                 <w:sz w:val="28"/>
-                <w:szCs w:val="28"/>
-              </w:rPr>
-              <w:t>5</w:t>
-            </w:r>
-            <w:r>
-              <w:rPr>
-                <w:rFonts w:ascii="Times New Roman" w:hAnsi="Times New Roman" w:cs="Times New Roman"/>
-                <w:noProof/>
-                <w:webHidden/>
-                <w:sz w:val="28"/>
-                <w:szCs w:val="28"/>
+                <w:szCs w:val="24"/>
+              </w:rPr>
+              <w:t>4</w:t>
+            </w:r>
+            <w:r>
+              <w:rPr>
+                <w:rFonts w:ascii="Times New Roman" w:hAnsi="Times New Roman" w:cs="Times New Roman"/>
+                <w:noProof/>
+                <w:webHidden/>
+                <w:sz w:val="28"/>
+                <w:szCs w:val="24"/>
               </w:rPr>
               <w:fldChar w:fldCharType="end"/>
             </w:r>
@@ -757,30 +757,31 @@
               <w:tab w:val="right" w:leader="dot" w:pos="9345"/>
             </w:tabs>
             <w:rPr>
-              <w:rFonts w:ascii="Times New Roman" w:hAnsi="Times New Roman" w:cs="Times New Roman"/>
+              <w:rFonts w:ascii="Times New Roman" w:eastAsiaTheme="minorEastAsia" w:hAnsi="Times New Roman" w:cs="Times New Roman"/>
               <w:noProof/>
               <w:sz w:val="28"/>
-              <w:szCs w:val="28"/>
+              <w:szCs w:val="24"/>
+              <w:lang w:eastAsia="ru-RU"/>
             </w:rPr>
           </w:pPr>
-          <w:hyperlink w:anchor="_Toc225876705" w:history="1">
+          <w:hyperlink w:anchor="_Toc225949108" w:history="1">
             <w:r>
               <w:rPr>
                 <w:rStyle w:val="a5"/>
                 <w:rFonts w:ascii="Times New Roman" w:hAnsi="Times New Roman" w:cs="Times New Roman"/>
                 <w:noProof/>
-                <w:color w:val="auto"/>
-                <w:sz w:val="28"/>
-                <w:szCs w:val="28"/>
+                <w:sz w:val="28"/>
+                <w:szCs w:val="24"/>
               </w:rPr>
               <w:t>2.1</w:t>
             </w:r>
             <w:r>
               <w:rPr>
-                <w:rFonts w:ascii="Times New Roman" w:hAnsi="Times New Roman" w:cs="Times New Roman"/>
-                <w:noProof/>
-                <w:sz w:val="28"/>
-                <w:szCs w:val="28"/>
+                <w:rFonts w:ascii="Times New Roman" w:eastAsiaTheme="minorEastAsia" w:hAnsi="Times New Roman" w:cs="Times New Roman"/>
+                <w:noProof/>
+                <w:sz w:val="28"/>
+                <w:szCs w:val="24"/>
+                <w:lang w:eastAsia="ru-RU"/>
               </w:rPr>
               <w:tab/>
             </w:r>
@@ -789,9 +790,8 @@
                 <w:rStyle w:val="a5"/>
                 <w:rFonts w:ascii="Times New Roman" w:hAnsi="Times New Roman" w:cs="Times New Roman"/>
                 <w:noProof/>
-                <w:color w:val="auto"/>
-                <w:sz w:val="28"/>
-                <w:szCs w:val="28"/>
+                <w:sz w:val="28"/>
+                <w:szCs w:val="24"/>
               </w:rPr>
               <w:t>Обоснование объема выборки</w:t>
             </w:r>
@@ -801,7 +801,7 @@
                 <w:noProof/>
                 <w:webHidden/>
                 <w:sz w:val="28"/>
-                <w:szCs w:val="28"/>
+                <w:szCs w:val="24"/>
               </w:rPr>
               <w:tab/>
             </w:r>
@@ -811,7 +811,7 @@
                 <w:noProof/>
                 <w:webHidden/>
                 <w:sz w:val="28"/>
-                <w:szCs w:val="28"/>
+                <w:szCs w:val="24"/>
               </w:rPr>
               <w:fldChar w:fldCharType="begin"/>
             </w:r>
@@ -821,26 +821,26 @@
                 <w:noProof/>
                 <w:webHidden/>
                 <w:sz w:val="28"/>
-                <w:szCs w:val="28"/>
-              </w:rPr>
-              <w:instrText xml:space="preserve"> PAGEREF _Toc225876705 \h </w:instrText>
-            </w:r>
-            <w:r>
-              <w:rPr>
-                <w:rFonts w:ascii="Times New Roman" w:hAnsi="Times New Roman" w:cs="Times New Roman"/>
-                <w:noProof/>
-                <w:webHidden/>
-                <w:sz w:val="28"/>
-                <w:szCs w:val="28"/>
-              </w:rPr>
-            </w:r>
-            <w:r>
-              <w:rPr>
-                <w:rFonts w:ascii="Times New Roman" w:hAnsi="Times New Roman" w:cs="Times New Roman"/>
-                <w:noProof/>
-                <w:webHidden/>
-                <w:sz w:val="28"/>
-                <w:szCs w:val="28"/>
+                <w:szCs w:val="24"/>
+              </w:rPr>
+              <w:instrText xml:space="preserve"> PAGEREF _Toc225949108 \h </w:instrText>
+            </w:r>
+            <w:r>
+              <w:rPr>
+                <w:rFonts w:ascii="Times New Roman" w:hAnsi="Times New Roman" w:cs="Times New Roman"/>
+                <w:noProof/>
+                <w:webHidden/>
+                <w:sz w:val="28"/>
+                <w:szCs w:val="24"/>
+              </w:rPr>
+            </w:r>
+            <w:r>
+              <w:rPr>
+                <w:rFonts w:ascii="Times New Roman" w:hAnsi="Times New Roman" w:cs="Times New Roman"/>
+                <w:noProof/>
+                <w:webHidden/>
+                <w:sz w:val="28"/>
+                <w:szCs w:val="24"/>
               </w:rPr>
               <w:fldChar w:fldCharType="separate"/>
             </w:r>
@@ -850,17 +850,17 @@
                 <w:noProof/>
                 <w:webHidden/>
                 <w:sz w:val="28"/>
-                <w:szCs w:val="28"/>
-              </w:rPr>
-              <w:t>5</w:t>
-            </w:r>
-            <w:r>
-              <w:rPr>
-                <w:rFonts w:ascii="Times New Roman" w:hAnsi="Times New Roman" w:cs="Times New Roman"/>
-                <w:noProof/>
-                <w:webHidden/>
-                <w:sz w:val="28"/>
-                <w:szCs w:val="28"/>
+                <w:szCs w:val="24"/>
+              </w:rPr>
+              <w:t>4</w:t>
+            </w:r>
+            <w:r>
+              <w:rPr>
+                <w:rFonts w:ascii="Times New Roman" w:hAnsi="Times New Roman" w:cs="Times New Roman"/>
+                <w:noProof/>
+                <w:webHidden/>
+                <w:sz w:val="28"/>
+                <w:szCs w:val="24"/>
               </w:rPr>
               <w:fldChar w:fldCharType="end"/>
             </w:r>
@@ -874,30 +874,31 @@
               <w:tab w:val="right" w:leader="dot" w:pos="9345"/>
             </w:tabs>
             <w:rPr>
-              <w:rFonts w:ascii="Times New Roman" w:hAnsi="Times New Roman" w:cs="Times New Roman"/>
+              <w:rFonts w:ascii="Times New Roman" w:eastAsiaTheme="minorEastAsia" w:hAnsi="Times New Roman" w:cs="Times New Roman"/>
               <w:noProof/>
               <w:sz w:val="28"/>
-              <w:szCs w:val="28"/>
+              <w:szCs w:val="24"/>
+              <w:lang w:eastAsia="ru-RU"/>
             </w:rPr>
           </w:pPr>
-          <w:hyperlink w:anchor="_Toc225876706" w:history="1">
+          <w:hyperlink w:anchor="_Toc225949109" w:history="1">
             <w:r>
               <w:rPr>
                 <w:rStyle w:val="a5"/>
                 <w:rFonts w:ascii="Times New Roman" w:hAnsi="Times New Roman" w:cs="Times New Roman"/>
                 <w:noProof/>
-                <w:color w:val="auto"/>
-                <w:sz w:val="28"/>
-                <w:szCs w:val="28"/>
+                <w:sz w:val="28"/>
+                <w:szCs w:val="24"/>
               </w:rPr>
               <w:t>2.2</w:t>
             </w:r>
             <w:r>
               <w:rPr>
-                <w:rFonts w:ascii="Times New Roman" w:hAnsi="Times New Roman" w:cs="Times New Roman"/>
-                <w:noProof/>
-                <w:sz w:val="28"/>
-                <w:szCs w:val="28"/>
+                <w:rFonts w:ascii="Times New Roman" w:eastAsiaTheme="minorEastAsia" w:hAnsi="Times New Roman" w:cs="Times New Roman"/>
+                <w:noProof/>
+                <w:sz w:val="28"/>
+                <w:szCs w:val="24"/>
+                <w:lang w:eastAsia="ru-RU"/>
               </w:rPr>
               <w:tab/>
             </w:r>
@@ -906,9 +907,8 @@
                 <w:rStyle w:val="a5"/>
                 <w:rFonts w:ascii="Times New Roman" w:hAnsi="Times New Roman" w:cs="Times New Roman"/>
                 <w:noProof/>
-                <w:color w:val="auto"/>
-                <w:sz w:val="28"/>
-                <w:szCs w:val="28"/>
+                <w:sz w:val="28"/>
+                <w:szCs w:val="24"/>
               </w:rPr>
               <w:t>Метод синхронизированного усреднения</w:t>
             </w:r>
@@ -918,7 +918,7 @@
                 <w:noProof/>
                 <w:webHidden/>
                 <w:sz w:val="28"/>
-                <w:szCs w:val="28"/>
+                <w:szCs w:val="24"/>
               </w:rPr>
               <w:tab/>
             </w:r>
@@ -928,7 +928,7 @@
                 <w:noProof/>
                 <w:webHidden/>
                 <w:sz w:val="28"/>
-                <w:szCs w:val="28"/>
+                <w:szCs w:val="24"/>
               </w:rPr>
               <w:fldChar w:fldCharType="begin"/>
             </w:r>
@@ -938,26 +938,26 @@
                 <w:noProof/>
                 <w:webHidden/>
                 <w:sz w:val="28"/>
-                <w:szCs w:val="28"/>
-              </w:rPr>
-              <w:instrText xml:space="preserve"> PAGEREF _Toc225876706 \h </w:instrText>
-            </w:r>
-            <w:r>
-              <w:rPr>
-                <w:rFonts w:ascii="Times New Roman" w:hAnsi="Times New Roman" w:cs="Times New Roman"/>
-                <w:noProof/>
-                <w:webHidden/>
-                <w:sz w:val="28"/>
-                <w:szCs w:val="28"/>
-              </w:rPr>
-            </w:r>
-            <w:r>
-              <w:rPr>
-                <w:rFonts w:ascii="Times New Roman" w:hAnsi="Times New Roman" w:cs="Times New Roman"/>
-                <w:noProof/>
-                <w:webHidden/>
-                <w:sz w:val="28"/>
-                <w:szCs w:val="28"/>
+                <w:szCs w:val="24"/>
+              </w:rPr>
+              <w:instrText xml:space="preserve"> PAGEREF _Toc225949109 \h </w:instrText>
+            </w:r>
+            <w:r>
+              <w:rPr>
+                <w:rFonts w:ascii="Times New Roman" w:hAnsi="Times New Roman" w:cs="Times New Roman"/>
+                <w:noProof/>
+                <w:webHidden/>
+                <w:sz w:val="28"/>
+                <w:szCs w:val="24"/>
+              </w:rPr>
+            </w:r>
+            <w:r>
+              <w:rPr>
+                <w:rFonts w:ascii="Times New Roman" w:hAnsi="Times New Roman" w:cs="Times New Roman"/>
+                <w:noProof/>
+                <w:webHidden/>
+                <w:sz w:val="28"/>
+                <w:szCs w:val="24"/>
               </w:rPr>
               <w:fldChar w:fldCharType="separate"/>
             </w:r>
@@ -967,7 +967,7 @@
                 <w:noProof/>
                 <w:webHidden/>
                 <w:sz w:val="28"/>
-                <w:szCs w:val="28"/>
+                <w:szCs w:val="24"/>
               </w:rPr>
               <w:t>5</w:t>
             </w:r>
@@ -977,7 +977,7 @@
                 <w:noProof/>
                 <w:webHidden/>
                 <w:sz w:val="28"/>
-                <w:szCs w:val="28"/>
+                <w:szCs w:val="24"/>
               </w:rPr>
               <w:fldChar w:fldCharType="end"/>
             </w:r>
@@ -991,30 +991,31 @@
               <w:tab w:val="right" w:leader="dot" w:pos="9345"/>
             </w:tabs>
             <w:rPr>
-              <w:rFonts w:ascii="Times New Roman" w:hAnsi="Times New Roman" w:cs="Times New Roman"/>
+              <w:rFonts w:ascii="Times New Roman" w:eastAsiaTheme="minorEastAsia" w:hAnsi="Times New Roman" w:cs="Times New Roman"/>
               <w:noProof/>
               <w:sz w:val="28"/>
-              <w:szCs w:val="28"/>
+              <w:szCs w:val="24"/>
+              <w:lang w:eastAsia="ru-RU"/>
             </w:rPr>
           </w:pPr>
-          <w:hyperlink w:anchor="_Toc225876707" w:history="1">
+          <w:hyperlink w:anchor="_Toc225949110" w:history="1">
             <w:r>
               <w:rPr>
                 <w:rStyle w:val="a5"/>
                 <w:rFonts w:ascii="Times New Roman" w:hAnsi="Times New Roman" w:cs="Times New Roman"/>
                 <w:noProof/>
-                <w:color w:val="auto"/>
-                <w:sz w:val="28"/>
-                <w:szCs w:val="28"/>
+                <w:sz w:val="28"/>
+                <w:szCs w:val="24"/>
               </w:rPr>
               <w:t>2.3</w:t>
             </w:r>
             <w:r>
               <w:rPr>
-                <w:rFonts w:ascii="Times New Roman" w:hAnsi="Times New Roman" w:cs="Times New Roman"/>
-                <w:noProof/>
-                <w:sz w:val="28"/>
-                <w:szCs w:val="28"/>
+                <w:rFonts w:ascii="Times New Roman" w:eastAsiaTheme="minorEastAsia" w:hAnsi="Times New Roman" w:cs="Times New Roman"/>
+                <w:noProof/>
+                <w:sz w:val="28"/>
+                <w:szCs w:val="24"/>
+                <w:lang w:eastAsia="ru-RU"/>
               </w:rPr>
               <w:tab/>
             </w:r>
@@ -1023,9 +1024,8 @@
                 <w:rStyle w:val="a5"/>
                 <w:rFonts w:ascii="Times New Roman" w:hAnsi="Times New Roman" w:cs="Times New Roman"/>
                 <w:noProof/>
-                <w:color w:val="auto"/>
-                <w:sz w:val="28"/>
-                <w:szCs w:val="28"/>
+                <w:sz w:val="28"/>
+                <w:szCs w:val="24"/>
               </w:rPr>
               <w:t>Детектирование пиков на основе мгновенной мощности</w:t>
             </w:r>
@@ -1035,7 +1035,7 @@
                 <w:noProof/>
                 <w:webHidden/>
                 <w:sz w:val="28"/>
-                <w:szCs w:val="28"/>
+                <w:szCs w:val="24"/>
               </w:rPr>
               <w:tab/>
             </w:r>
@@ -1045,7 +1045,7 @@
                 <w:noProof/>
                 <w:webHidden/>
                 <w:sz w:val="28"/>
-                <w:szCs w:val="28"/>
+                <w:szCs w:val="24"/>
               </w:rPr>
               <w:fldChar w:fldCharType="begin"/>
             </w:r>
@@ -1055,26 +1055,26 @@
                 <w:noProof/>
                 <w:webHidden/>
                 <w:sz w:val="28"/>
-                <w:szCs w:val="28"/>
-              </w:rPr>
-              <w:instrText xml:space="preserve"> PAGEREF _Toc225876707 \h </w:instrText>
-            </w:r>
-            <w:r>
-              <w:rPr>
-                <w:rFonts w:ascii="Times New Roman" w:hAnsi="Times New Roman" w:cs="Times New Roman"/>
-                <w:noProof/>
-                <w:webHidden/>
-                <w:sz w:val="28"/>
-                <w:szCs w:val="28"/>
-              </w:rPr>
-            </w:r>
-            <w:r>
-              <w:rPr>
-                <w:rFonts w:ascii="Times New Roman" w:hAnsi="Times New Roman" w:cs="Times New Roman"/>
-                <w:noProof/>
-                <w:webHidden/>
-                <w:sz w:val="28"/>
-                <w:szCs w:val="28"/>
+                <w:szCs w:val="24"/>
+              </w:rPr>
+              <w:instrText xml:space="preserve"> PAGEREF _Toc225949110 \h </w:instrText>
+            </w:r>
+            <w:r>
+              <w:rPr>
+                <w:rFonts w:ascii="Times New Roman" w:hAnsi="Times New Roman" w:cs="Times New Roman"/>
+                <w:noProof/>
+                <w:webHidden/>
+                <w:sz w:val="28"/>
+                <w:szCs w:val="24"/>
+              </w:rPr>
+            </w:r>
+            <w:r>
+              <w:rPr>
+                <w:rFonts w:ascii="Times New Roman" w:hAnsi="Times New Roman" w:cs="Times New Roman"/>
+                <w:noProof/>
+                <w:webHidden/>
+                <w:sz w:val="28"/>
+                <w:szCs w:val="24"/>
               </w:rPr>
               <w:fldChar w:fldCharType="separate"/>
             </w:r>
@@ -1084,7 +1084,7 @@
                 <w:noProof/>
                 <w:webHidden/>
                 <w:sz w:val="28"/>
-                <w:szCs w:val="28"/>
+                <w:szCs w:val="24"/>
               </w:rPr>
               <w:t>6</w:t>
             </w:r>
@@ -1094,7 +1094,7 @@
                 <w:noProof/>
                 <w:webHidden/>
                 <w:sz w:val="28"/>
-                <w:szCs w:val="28"/>
+                <w:szCs w:val="24"/>
               </w:rPr>
               <w:fldChar w:fldCharType="end"/>
             </w:r>
@@ -1108,30 +1108,31 @@
               <w:tab w:val="right" w:leader="dot" w:pos="9345"/>
             </w:tabs>
             <w:rPr>
-              <w:rFonts w:ascii="Times New Roman" w:hAnsi="Times New Roman" w:cs="Times New Roman"/>
+              <w:rFonts w:ascii="Times New Roman" w:eastAsiaTheme="minorEastAsia" w:hAnsi="Times New Roman" w:cs="Times New Roman"/>
               <w:noProof/>
               <w:sz w:val="28"/>
-              <w:szCs w:val="28"/>
+              <w:szCs w:val="24"/>
+              <w:lang w:eastAsia="ru-RU"/>
             </w:rPr>
           </w:pPr>
-          <w:hyperlink w:anchor="_Toc225876708" w:history="1">
+          <w:hyperlink w:anchor="_Toc225949111" w:history="1">
             <w:r>
               <w:rPr>
                 <w:rStyle w:val="a5"/>
                 <w:rFonts w:ascii="Times New Roman" w:hAnsi="Times New Roman" w:cs="Times New Roman"/>
                 <w:noProof/>
-                <w:color w:val="auto"/>
-                <w:sz w:val="28"/>
-                <w:szCs w:val="28"/>
+                <w:sz w:val="28"/>
+                <w:szCs w:val="24"/>
               </w:rPr>
               <w:t>3</w:t>
             </w:r>
             <w:r>
               <w:rPr>
-                <w:rFonts w:ascii="Times New Roman" w:hAnsi="Times New Roman" w:cs="Times New Roman"/>
-                <w:noProof/>
-                <w:sz w:val="28"/>
-                <w:szCs w:val="28"/>
+                <w:rFonts w:ascii="Times New Roman" w:eastAsiaTheme="minorEastAsia" w:hAnsi="Times New Roman" w:cs="Times New Roman"/>
+                <w:noProof/>
+                <w:sz w:val="28"/>
+                <w:szCs w:val="24"/>
+                <w:lang w:eastAsia="ru-RU"/>
               </w:rPr>
               <w:tab/>
             </w:r>
@@ -1140,9 +1141,8 @@
                 <w:rStyle w:val="a5"/>
                 <w:rFonts w:ascii="Times New Roman" w:hAnsi="Times New Roman" w:cs="Times New Roman"/>
                 <w:noProof/>
-                <w:color w:val="auto"/>
-                <w:sz w:val="28"/>
-                <w:szCs w:val="28"/>
+                <w:sz w:val="28"/>
+                <w:szCs w:val="24"/>
               </w:rPr>
               <w:t>Результаты анализа сигнал-усредненной электрокардиограммы</w:t>
             </w:r>
@@ -1152,7 +1152,7 @@
                 <w:noProof/>
                 <w:webHidden/>
                 <w:sz w:val="28"/>
-                <w:szCs w:val="28"/>
+                <w:szCs w:val="24"/>
               </w:rPr>
               <w:tab/>
             </w:r>
@@ -1162,7 +1162,7 @@
                 <w:noProof/>
                 <w:webHidden/>
                 <w:sz w:val="28"/>
-                <w:szCs w:val="28"/>
+                <w:szCs w:val="24"/>
               </w:rPr>
               <w:fldChar w:fldCharType="begin"/>
             </w:r>
@@ -1172,26 +1172,26 @@
                 <w:noProof/>
                 <w:webHidden/>
                 <w:sz w:val="28"/>
-                <w:szCs w:val="28"/>
-              </w:rPr>
-              <w:instrText xml:space="preserve"> PAGEREF _Toc225876708 \h </w:instrText>
-            </w:r>
-            <w:r>
-              <w:rPr>
-                <w:rFonts w:ascii="Times New Roman" w:hAnsi="Times New Roman" w:cs="Times New Roman"/>
-                <w:noProof/>
-                <w:webHidden/>
-                <w:sz w:val="28"/>
-                <w:szCs w:val="28"/>
-              </w:rPr>
-            </w:r>
-            <w:r>
-              <w:rPr>
-                <w:rFonts w:ascii="Times New Roman" w:hAnsi="Times New Roman" w:cs="Times New Roman"/>
-                <w:noProof/>
-                <w:webHidden/>
-                <w:sz w:val="28"/>
-                <w:szCs w:val="28"/>
+                <w:szCs w:val="24"/>
+              </w:rPr>
+              <w:instrText xml:space="preserve"> PAGEREF _Toc225949111 \h </w:instrText>
+            </w:r>
+            <w:r>
+              <w:rPr>
+                <w:rFonts w:ascii="Times New Roman" w:hAnsi="Times New Roman" w:cs="Times New Roman"/>
+                <w:noProof/>
+                <w:webHidden/>
+                <w:sz w:val="28"/>
+                <w:szCs w:val="24"/>
+              </w:rPr>
+            </w:r>
+            <w:r>
+              <w:rPr>
+                <w:rFonts w:ascii="Times New Roman" w:hAnsi="Times New Roman" w:cs="Times New Roman"/>
+                <w:noProof/>
+                <w:webHidden/>
+                <w:sz w:val="28"/>
+                <w:szCs w:val="24"/>
               </w:rPr>
               <w:fldChar w:fldCharType="separate"/>
             </w:r>
@@ -1201,7 +1201,7 @@
                 <w:noProof/>
                 <w:webHidden/>
                 <w:sz w:val="28"/>
-                <w:szCs w:val="28"/>
+                <w:szCs w:val="24"/>
               </w:rPr>
               <w:t>7</w:t>
             </w:r>
@@ -1211,7 +1211,7 @@
                 <w:noProof/>
                 <w:webHidden/>
                 <w:sz w:val="28"/>
-                <w:szCs w:val="28"/>
+                <w:szCs w:val="24"/>
               </w:rPr>
               <w:fldChar w:fldCharType="end"/>
             </w:r>
@@ -1225,30 +1225,31 @@
               <w:tab w:val="right" w:leader="dot" w:pos="9345"/>
             </w:tabs>
             <w:rPr>
-              <w:rFonts w:ascii="Times New Roman" w:hAnsi="Times New Roman" w:cs="Times New Roman"/>
+              <w:rFonts w:ascii="Times New Roman" w:eastAsiaTheme="minorEastAsia" w:hAnsi="Times New Roman" w:cs="Times New Roman"/>
               <w:noProof/>
               <w:sz w:val="28"/>
-              <w:szCs w:val="28"/>
+              <w:szCs w:val="24"/>
+              <w:lang w:eastAsia="ru-RU"/>
             </w:rPr>
           </w:pPr>
-          <w:hyperlink w:anchor="_Toc225876709" w:history="1">
+          <w:hyperlink w:anchor="_Toc225949112" w:history="1">
             <w:r>
               <w:rPr>
                 <w:rStyle w:val="a5"/>
                 <w:rFonts w:ascii="Times New Roman" w:hAnsi="Times New Roman" w:cs="Times New Roman"/>
                 <w:noProof/>
-                <w:color w:val="auto"/>
-                <w:sz w:val="28"/>
-                <w:szCs w:val="28"/>
+                <w:sz w:val="28"/>
+                <w:szCs w:val="24"/>
               </w:rPr>
               <w:t>3.1</w:t>
             </w:r>
             <w:r>
               <w:rPr>
-                <w:rFonts w:ascii="Times New Roman" w:hAnsi="Times New Roman" w:cs="Times New Roman"/>
-                <w:noProof/>
-                <w:sz w:val="28"/>
-                <w:szCs w:val="28"/>
+                <w:rFonts w:ascii="Times New Roman" w:eastAsiaTheme="minorEastAsia" w:hAnsi="Times New Roman" w:cs="Times New Roman"/>
+                <w:noProof/>
+                <w:sz w:val="28"/>
+                <w:szCs w:val="24"/>
+                <w:lang w:eastAsia="ru-RU"/>
               </w:rPr>
               <w:tab/>
             </w:r>
@@ -1257,9 +1258,8 @@
                 <w:rStyle w:val="a5"/>
                 <w:rFonts w:ascii="Times New Roman" w:hAnsi="Times New Roman" w:cs="Times New Roman"/>
                 <w:noProof/>
-                <w:color w:val="auto"/>
-                <w:sz w:val="28"/>
-                <w:szCs w:val="28"/>
+                <w:sz w:val="28"/>
+                <w:szCs w:val="24"/>
               </w:rPr>
               <w:t>Методология анализа усредненного кардиоцикла</w:t>
             </w:r>
@@ -1269,7 +1269,7 @@
                 <w:noProof/>
                 <w:webHidden/>
                 <w:sz w:val="28"/>
-                <w:szCs w:val="28"/>
+                <w:szCs w:val="24"/>
               </w:rPr>
               <w:tab/>
             </w:r>
@@ -1279,7 +1279,7 @@
                 <w:noProof/>
                 <w:webHidden/>
                 <w:sz w:val="28"/>
-                <w:szCs w:val="28"/>
+                <w:szCs w:val="24"/>
               </w:rPr>
               <w:fldChar w:fldCharType="begin"/>
             </w:r>
@@ -1289,26 +1289,26 @@
                 <w:noProof/>
                 <w:webHidden/>
                 <w:sz w:val="28"/>
-                <w:szCs w:val="28"/>
-              </w:rPr>
-              <w:instrText xml:space="preserve"> PAGEREF _Toc225876709 \h </w:instrText>
-            </w:r>
-            <w:r>
-              <w:rPr>
-                <w:rFonts w:ascii="Times New Roman" w:hAnsi="Times New Roman" w:cs="Times New Roman"/>
-                <w:noProof/>
-                <w:webHidden/>
-                <w:sz w:val="28"/>
-                <w:szCs w:val="28"/>
-              </w:rPr>
-            </w:r>
-            <w:r>
-              <w:rPr>
-                <w:rFonts w:ascii="Times New Roman" w:hAnsi="Times New Roman" w:cs="Times New Roman"/>
-                <w:noProof/>
-                <w:webHidden/>
-                <w:sz w:val="28"/>
-                <w:szCs w:val="28"/>
+                <w:szCs w:val="24"/>
+              </w:rPr>
+              <w:instrText xml:space="preserve"> PAGEREF _Toc225949112 \h </w:instrText>
+            </w:r>
+            <w:r>
+              <w:rPr>
+                <w:rFonts w:ascii="Times New Roman" w:hAnsi="Times New Roman" w:cs="Times New Roman"/>
+                <w:noProof/>
+                <w:webHidden/>
+                <w:sz w:val="28"/>
+                <w:szCs w:val="24"/>
+              </w:rPr>
+            </w:r>
+            <w:r>
+              <w:rPr>
+                <w:rFonts w:ascii="Times New Roman" w:hAnsi="Times New Roman" w:cs="Times New Roman"/>
+                <w:noProof/>
+                <w:webHidden/>
+                <w:sz w:val="28"/>
+                <w:szCs w:val="24"/>
               </w:rPr>
               <w:fldChar w:fldCharType="separate"/>
             </w:r>
@@ -1318,7 +1318,7 @@
                 <w:noProof/>
                 <w:webHidden/>
                 <w:sz w:val="28"/>
-                <w:szCs w:val="28"/>
+                <w:szCs w:val="24"/>
               </w:rPr>
               <w:t>7</w:t>
             </w:r>
@@ -1328,7 +1328,7 @@
                 <w:noProof/>
                 <w:webHidden/>
                 <w:sz w:val="28"/>
-                <w:szCs w:val="28"/>
+                <w:szCs w:val="24"/>
               </w:rPr>
               <w:fldChar w:fldCharType="end"/>
             </w:r>
@@ -1342,30 +1342,31 @@
               <w:tab w:val="right" w:leader="dot" w:pos="9345"/>
             </w:tabs>
             <w:rPr>
-              <w:rFonts w:ascii="Times New Roman" w:hAnsi="Times New Roman" w:cs="Times New Roman"/>
+              <w:rFonts w:ascii="Times New Roman" w:eastAsiaTheme="minorEastAsia" w:hAnsi="Times New Roman" w:cs="Times New Roman"/>
               <w:noProof/>
               <w:sz w:val="28"/>
-              <w:szCs w:val="28"/>
+              <w:szCs w:val="24"/>
+              <w:lang w:eastAsia="ru-RU"/>
             </w:rPr>
           </w:pPr>
-          <w:hyperlink w:anchor="_Toc225876710" w:history="1">
+          <w:hyperlink w:anchor="_Toc225949113" w:history="1">
             <w:r>
               <w:rPr>
                 <w:rStyle w:val="a5"/>
                 <w:rFonts w:ascii="Times New Roman" w:hAnsi="Times New Roman" w:cs="Times New Roman"/>
                 <w:noProof/>
-                <w:color w:val="auto"/>
-                <w:sz w:val="28"/>
-                <w:szCs w:val="28"/>
+                <w:sz w:val="28"/>
+                <w:szCs w:val="24"/>
               </w:rPr>
               <w:t>3.2</w:t>
             </w:r>
             <w:r>
               <w:rPr>
-                <w:rFonts w:ascii="Times New Roman" w:hAnsi="Times New Roman" w:cs="Times New Roman"/>
-                <w:noProof/>
-                <w:sz w:val="28"/>
-                <w:szCs w:val="28"/>
+                <w:rFonts w:ascii="Times New Roman" w:eastAsiaTheme="minorEastAsia" w:hAnsi="Times New Roman" w:cs="Times New Roman"/>
+                <w:noProof/>
+                <w:sz w:val="28"/>
+                <w:szCs w:val="24"/>
+                <w:lang w:eastAsia="ru-RU"/>
               </w:rPr>
               <w:tab/>
             </w:r>
@@ -1374,9 +1375,8 @@
                 <w:rStyle w:val="a5"/>
                 <w:rFonts w:ascii="Times New Roman" w:hAnsi="Times New Roman" w:cs="Times New Roman"/>
                 <w:noProof/>
-                <w:color w:val="auto"/>
-                <w:sz w:val="28"/>
-                <w:szCs w:val="28"/>
+                <w:sz w:val="28"/>
+                <w:szCs w:val="24"/>
               </w:rPr>
               <w:t>Алгоритм детекции и количественного анализа поздних потенциалов</w:t>
             </w:r>
@@ -1386,7 +1386,7 @@
                 <w:noProof/>
                 <w:webHidden/>
                 <w:sz w:val="28"/>
-                <w:szCs w:val="28"/>
+                <w:szCs w:val="24"/>
               </w:rPr>
               <w:tab/>
             </w:r>
@@ -1396,7 +1396,7 @@
                 <w:noProof/>
                 <w:webHidden/>
                 <w:sz w:val="28"/>
-                <w:szCs w:val="28"/>
+                <w:szCs w:val="24"/>
               </w:rPr>
               <w:fldChar w:fldCharType="begin"/>
             </w:r>
@@ -1406,26 +1406,26 @@
                 <w:noProof/>
                 <w:webHidden/>
                 <w:sz w:val="28"/>
-                <w:szCs w:val="28"/>
-              </w:rPr>
-              <w:instrText xml:space="preserve"> PAGEREF _Toc225876710 \h </w:instrText>
-            </w:r>
-            <w:r>
-              <w:rPr>
-                <w:rFonts w:ascii="Times New Roman" w:hAnsi="Times New Roman" w:cs="Times New Roman"/>
-                <w:noProof/>
-                <w:webHidden/>
-                <w:sz w:val="28"/>
-                <w:szCs w:val="28"/>
-              </w:rPr>
-            </w:r>
-            <w:r>
-              <w:rPr>
-                <w:rFonts w:ascii="Times New Roman" w:hAnsi="Times New Roman" w:cs="Times New Roman"/>
-                <w:noProof/>
-                <w:webHidden/>
-                <w:sz w:val="28"/>
-                <w:szCs w:val="28"/>
+                <w:szCs w:val="24"/>
+              </w:rPr>
+              <w:instrText xml:space="preserve"> PAGEREF _Toc225949113 \h </w:instrText>
+            </w:r>
+            <w:r>
+              <w:rPr>
+                <w:rFonts w:ascii="Times New Roman" w:hAnsi="Times New Roman" w:cs="Times New Roman"/>
+                <w:noProof/>
+                <w:webHidden/>
+                <w:sz w:val="28"/>
+                <w:szCs w:val="24"/>
+              </w:rPr>
+            </w:r>
+            <w:r>
+              <w:rPr>
+                <w:rFonts w:ascii="Times New Roman" w:hAnsi="Times New Roman" w:cs="Times New Roman"/>
+                <w:noProof/>
+                <w:webHidden/>
+                <w:sz w:val="28"/>
+                <w:szCs w:val="24"/>
               </w:rPr>
               <w:fldChar w:fldCharType="separate"/>
             </w:r>
@@ -1435,7 +1435,7 @@
                 <w:noProof/>
                 <w:webHidden/>
                 <w:sz w:val="28"/>
-                <w:szCs w:val="28"/>
+                <w:szCs w:val="24"/>
               </w:rPr>
               <w:t>7</w:t>
             </w:r>
@@ -1445,7 +1445,7 @@
                 <w:noProof/>
                 <w:webHidden/>
                 <w:sz w:val="28"/>
-                <w:szCs w:val="28"/>
+                <w:szCs w:val="24"/>
               </w:rPr>
               <w:fldChar w:fldCharType="end"/>
             </w:r>
@@ -1459,30 +1459,31 @@
               <w:tab w:val="right" w:leader="dot" w:pos="9345"/>
             </w:tabs>
             <w:rPr>
-              <w:rFonts w:ascii="Times New Roman" w:hAnsi="Times New Roman" w:cs="Times New Roman"/>
+              <w:rFonts w:ascii="Times New Roman" w:eastAsiaTheme="minorEastAsia" w:hAnsi="Times New Roman" w:cs="Times New Roman"/>
               <w:noProof/>
               <w:sz w:val="28"/>
-              <w:szCs w:val="28"/>
+              <w:szCs w:val="24"/>
+              <w:lang w:eastAsia="ru-RU"/>
             </w:rPr>
           </w:pPr>
-          <w:hyperlink w:anchor="_Toc225876711" w:history="1">
+          <w:hyperlink w:anchor="_Toc225949114" w:history="1">
             <w:r>
               <w:rPr>
                 <w:rStyle w:val="a5"/>
                 <w:rFonts w:ascii="Times New Roman" w:hAnsi="Times New Roman" w:cs="Times New Roman"/>
                 <w:noProof/>
-                <w:color w:val="auto"/>
-                <w:sz w:val="28"/>
-                <w:szCs w:val="28"/>
+                <w:sz w:val="28"/>
+                <w:szCs w:val="24"/>
               </w:rPr>
               <w:t>3.3</w:t>
             </w:r>
             <w:r>
               <w:rPr>
-                <w:rFonts w:ascii="Times New Roman" w:hAnsi="Times New Roman" w:cs="Times New Roman"/>
-                <w:noProof/>
-                <w:sz w:val="28"/>
-                <w:szCs w:val="28"/>
+                <w:rFonts w:ascii="Times New Roman" w:eastAsiaTheme="minorEastAsia" w:hAnsi="Times New Roman" w:cs="Times New Roman"/>
+                <w:noProof/>
+                <w:sz w:val="28"/>
+                <w:szCs w:val="24"/>
+                <w:lang w:eastAsia="ru-RU"/>
               </w:rPr>
               <w:tab/>
             </w:r>
@@ -1491,9 +1492,8 @@
                 <w:rStyle w:val="a5"/>
                 <w:rFonts w:ascii="Times New Roman" w:hAnsi="Times New Roman" w:cs="Times New Roman"/>
                 <w:noProof/>
-                <w:color w:val="auto"/>
-                <w:sz w:val="28"/>
-                <w:szCs w:val="28"/>
+                <w:sz w:val="28"/>
+                <w:szCs w:val="24"/>
               </w:rPr>
               <w:t>Нестационарный спектральный анализ: непрерывное вейвлет-преобразование</w:t>
             </w:r>
@@ -1503,7 +1503,7 @@
                 <w:noProof/>
                 <w:webHidden/>
                 <w:sz w:val="28"/>
-                <w:szCs w:val="28"/>
+                <w:szCs w:val="24"/>
               </w:rPr>
               <w:tab/>
             </w:r>
@@ -1513,7 +1513,7 @@
                 <w:noProof/>
                 <w:webHidden/>
                 <w:sz w:val="28"/>
-                <w:szCs w:val="28"/>
+                <w:szCs w:val="24"/>
               </w:rPr>
               <w:fldChar w:fldCharType="begin"/>
             </w:r>
@@ -1523,26 +1523,26 @@
                 <w:noProof/>
                 <w:webHidden/>
                 <w:sz w:val="28"/>
-                <w:szCs w:val="28"/>
-              </w:rPr>
-              <w:instrText xml:space="preserve"> PAGEREF _Toc225876711 \h </w:instrText>
-            </w:r>
-            <w:r>
-              <w:rPr>
-                <w:rFonts w:ascii="Times New Roman" w:hAnsi="Times New Roman" w:cs="Times New Roman"/>
-                <w:noProof/>
-                <w:webHidden/>
-                <w:sz w:val="28"/>
-                <w:szCs w:val="28"/>
-              </w:rPr>
-            </w:r>
-            <w:r>
-              <w:rPr>
-                <w:rFonts w:ascii="Times New Roman" w:hAnsi="Times New Roman" w:cs="Times New Roman"/>
-                <w:noProof/>
-                <w:webHidden/>
-                <w:sz w:val="28"/>
-                <w:szCs w:val="28"/>
+                <w:szCs w:val="24"/>
+              </w:rPr>
+              <w:instrText xml:space="preserve"> PAGEREF _Toc225949114 \h </w:instrText>
+            </w:r>
+            <w:r>
+              <w:rPr>
+                <w:rFonts w:ascii="Times New Roman" w:hAnsi="Times New Roman" w:cs="Times New Roman"/>
+                <w:noProof/>
+                <w:webHidden/>
+                <w:sz w:val="28"/>
+                <w:szCs w:val="24"/>
+              </w:rPr>
+            </w:r>
+            <w:r>
+              <w:rPr>
+                <w:rFonts w:ascii="Times New Roman" w:hAnsi="Times New Roman" w:cs="Times New Roman"/>
+                <w:noProof/>
+                <w:webHidden/>
+                <w:sz w:val="28"/>
+                <w:szCs w:val="24"/>
               </w:rPr>
               <w:fldChar w:fldCharType="separate"/>
             </w:r>
@@ -1552,7 +1552,7 @@
                 <w:noProof/>
                 <w:webHidden/>
                 <w:sz w:val="28"/>
-                <w:szCs w:val="28"/>
+                <w:szCs w:val="24"/>
               </w:rPr>
               <w:t>8</w:t>
             </w:r>
@@ -1562,7 +1562,253 @@
                 <w:noProof/>
                 <w:webHidden/>
                 <w:sz w:val="28"/>
-                <w:szCs w:val="28"/>
+                <w:szCs w:val="24"/>
+              </w:rPr>
+              <w:fldChar w:fldCharType="end"/>
+            </w:r>
+          </w:hyperlink>
+        </w:p>
+        <w:p>
+          <w:pPr>
+            <w:pStyle w:val="31"/>
+            <w:tabs>
+              <w:tab w:val="left" w:pos="1320"/>
+              <w:tab w:val="right" w:leader="dot" w:pos="9345"/>
+            </w:tabs>
+            <w:rPr>
+              <w:rFonts w:ascii="Times New Roman" w:eastAsiaTheme="minorEastAsia" w:hAnsi="Times New Roman" w:cs="Times New Roman"/>
+              <w:noProof/>
+              <w:sz w:val="28"/>
+              <w:szCs w:val="24"/>
+              <w:lang w:eastAsia="ru-RU"/>
+            </w:rPr>
+          </w:pPr>
+          <w:hyperlink w:anchor="_Toc225949115" w:history="1">
+            <w:r>
+              <w:rPr>
+                <w:rStyle w:val="a5"/>
+                <w:rFonts w:ascii="Times New Roman" w:hAnsi="Times New Roman" w:cs="Times New Roman"/>
+                <w:noProof/>
+                <w:sz w:val="28"/>
+                <w:szCs w:val="24"/>
+              </w:rPr>
+              <w:t>3.3.1</w:t>
+            </w:r>
+            <w:r>
+              <w:rPr>
+                <w:rFonts w:ascii="Times New Roman" w:eastAsiaTheme="minorEastAsia" w:hAnsi="Times New Roman" w:cs="Times New Roman"/>
+                <w:noProof/>
+                <w:sz w:val="28"/>
+                <w:szCs w:val="24"/>
+                <w:lang w:eastAsia="ru-RU"/>
+              </w:rPr>
+              <w:tab/>
+            </w:r>
+            <w:r>
+              <w:rPr>
+                <w:rStyle w:val="a5"/>
+                <w:rFonts w:ascii="Times New Roman" w:hAnsi="Times New Roman" w:cs="Times New Roman"/>
+                <w:noProof/>
+                <w:sz w:val="28"/>
+                <w:szCs w:val="24"/>
+              </w:rPr>
+              <w:t>Выбор материнского вейвлета</w:t>
+            </w:r>
+            <w:r>
+              <w:rPr>
+                <w:rFonts w:ascii="Times New Roman" w:hAnsi="Times New Roman" w:cs="Times New Roman"/>
+                <w:noProof/>
+                <w:webHidden/>
+                <w:sz w:val="28"/>
+                <w:szCs w:val="24"/>
+              </w:rPr>
+              <w:tab/>
+            </w:r>
+            <w:r>
+              <w:rPr>
+                <w:rFonts w:ascii="Times New Roman" w:hAnsi="Times New Roman" w:cs="Times New Roman"/>
+                <w:noProof/>
+                <w:webHidden/>
+                <w:sz w:val="28"/>
+                <w:szCs w:val="24"/>
+              </w:rPr>
+              <w:fldChar w:fldCharType="begin"/>
+            </w:r>
+            <w:r>
+              <w:rPr>
+                <w:rFonts w:ascii="Times New Roman" w:hAnsi="Times New Roman" w:cs="Times New Roman"/>
+                <w:noProof/>
+                <w:webHidden/>
+                <w:sz w:val="28"/>
+                <w:szCs w:val="24"/>
+              </w:rPr>
+              <w:instrText xml:space="preserve"> PAGEREF _Toc225949115 \h </w:instrText>
+            </w:r>
+            <w:r>
+              <w:rPr>
+                <w:rFonts w:ascii="Times New Roman" w:hAnsi="Times New Roman" w:cs="Times New Roman"/>
+                <w:noProof/>
+                <w:webHidden/>
+                <w:sz w:val="28"/>
+                <w:szCs w:val="24"/>
+              </w:rPr>
+            </w:r>
+            <w:r>
+              <w:rPr>
+                <w:rFonts w:ascii="Times New Roman" w:hAnsi="Times New Roman" w:cs="Times New Roman"/>
+                <w:noProof/>
+                <w:webHidden/>
+                <w:sz w:val="28"/>
+                <w:szCs w:val="24"/>
+              </w:rPr>
+              <w:fldChar w:fldCharType="separate"/>
+            </w:r>
+            <w:r>
+              <w:rPr>
+                <w:rFonts w:ascii="Times New Roman" w:hAnsi="Times New Roman" w:cs="Times New Roman"/>
+                <w:noProof/>
+                <w:webHidden/>
+                <w:sz w:val="28"/>
+                <w:szCs w:val="24"/>
+              </w:rPr>
+              <w:t>8</w:t>
+            </w:r>
+            <w:r>
+              <w:rPr>
+                <w:rFonts w:ascii="Times New Roman" w:hAnsi="Times New Roman" w:cs="Times New Roman"/>
+                <w:noProof/>
+                <w:webHidden/>
+                <w:sz w:val="28"/>
+                <w:szCs w:val="24"/>
+              </w:rPr>
+              <w:fldChar w:fldCharType="end"/>
+            </w:r>
+          </w:hyperlink>
+        </w:p>
+        <w:p>
+          <w:pPr>
+            <w:pStyle w:val="31"/>
+            <w:tabs>
+              <w:tab w:val="left" w:pos="1320"/>
+              <w:tab w:val="right" w:leader="dot" w:pos="9345"/>
+            </w:tabs>
+            <w:rPr>
+              <w:rFonts w:ascii="Times New Roman" w:eastAsiaTheme="minorEastAsia" w:hAnsi="Times New Roman" w:cs="Times New Roman"/>
+              <w:noProof/>
+              <w:sz w:val="28"/>
+              <w:szCs w:val="24"/>
+              <w:lang w:eastAsia="ru-RU"/>
+            </w:rPr>
+          </w:pPr>
+          <w:hyperlink w:anchor="_Toc225949116" w:history="1">
+            <w:r>
+              <w:rPr>
+                <w:rStyle w:val="a5"/>
+                <w:rFonts w:ascii="Times New Roman" w:hAnsi="Times New Roman" w:cs="Times New Roman"/>
+                <w:noProof/>
+                <w:sz w:val="28"/>
+                <w:szCs w:val="24"/>
+              </w:rPr>
+              <w:t>3.3.2</w:t>
+            </w:r>
+            <w:r>
+              <w:rPr>
+                <w:rFonts w:ascii="Times New Roman" w:eastAsiaTheme="minorEastAsia" w:hAnsi="Times New Roman" w:cs="Times New Roman"/>
+                <w:noProof/>
+                <w:sz w:val="28"/>
+                <w:szCs w:val="24"/>
+                <w:lang w:eastAsia="ru-RU"/>
+              </w:rPr>
+              <w:tab/>
+            </w:r>
+            <w:r>
+              <w:rPr>
+                <w:rStyle w:val="a5"/>
+                <w:rFonts w:ascii="Times New Roman" w:hAnsi="Times New Roman" w:cs="Times New Roman"/>
+                <w:noProof/>
+                <w:sz w:val="28"/>
+                <w:szCs w:val="24"/>
+              </w:rPr>
+              <w:t>Реализация непрерывного вейвлет</w:t>
+            </w:r>
+            <w:bookmarkStart w:id="0" w:name="_GoBack"/>
+            <w:bookmarkEnd w:id="0"/>
+            <w:r>
+              <w:rPr>
+                <w:rStyle w:val="a5"/>
+                <w:rFonts w:ascii="Times New Roman" w:hAnsi="Times New Roman" w:cs="Times New Roman"/>
+                <w:noProof/>
+                <w:sz w:val="28"/>
+                <w:szCs w:val="24"/>
+              </w:rPr>
+              <w:t>-преобразования</w:t>
+            </w:r>
+            <w:r>
+              <w:rPr>
+                <w:rFonts w:ascii="Times New Roman" w:hAnsi="Times New Roman" w:cs="Times New Roman"/>
+                <w:noProof/>
+                <w:webHidden/>
+                <w:sz w:val="28"/>
+                <w:szCs w:val="24"/>
+              </w:rPr>
+              <w:tab/>
+            </w:r>
+            <w:r>
+              <w:rPr>
+                <w:rFonts w:ascii="Times New Roman" w:hAnsi="Times New Roman" w:cs="Times New Roman"/>
+                <w:noProof/>
+                <w:webHidden/>
+                <w:sz w:val="28"/>
+                <w:szCs w:val="24"/>
+              </w:rPr>
+              <w:fldChar w:fldCharType="begin"/>
+            </w:r>
+            <w:r>
+              <w:rPr>
+                <w:rFonts w:ascii="Times New Roman" w:hAnsi="Times New Roman" w:cs="Times New Roman"/>
+                <w:noProof/>
+                <w:webHidden/>
+                <w:sz w:val="28"/>
+                <w:szCs w:val="24"/>
+              </w:rPr>
+              <w:instrText xml:space="preserve"> PAGEREF _Toc225949116 \h </w:instrText>
+            </w:r>
+            <w:r>
+              <w:rPr>
+                <w:rFonts w:ascii="Times New Roman" w:hAnsi="Times New Roman" w:cs="Times New Roman"/>
+                <w:noProof/>
+                <w:webHidden/>
+                <w:sz w:val="28"/>
+                <w:szCs w:val="24"/>
+              </w:rPr>
+            </w:r>
+            <w:r>
+              <w:rPr>
+                <w:rFonts w:ascii="Times New Roman" w:hAnsi="Times New Roman" w:cs="Times New Roman"/>
+                <w:noProof/>
+                <w:webHidden/>
+                <w:sz w:val="28"/>
+                <w:szCs w:val="24"/>
+              </w:rPr>
+              <w:fldChar w:fldCharType="separate"/>
+            </w:r>
+            <w:r>
+              <w:rPr>
+                <w:rFonts w:ascii="Times New Roman" w:hAnsi="Times New Roman" w:cs="Times New Roman"/>
+                <w:noProof/>
+                <w:webHidden/>
+                <w:sz w:val="28"/>
+                <w:szCs w:val="24"/>
+              </w:rPr>
+              <w:t>8</w:t>
+            </w:r>
+            <w:r>
+              <w:rPr>
+                <w:rFonts w:ascii="Times New Roman" w:hAnsi="Times New Roman" w:cs="Times New Roman"/>
+                <w:noProof/>
+                <w:webHidden/>
+                <w:sz w:val="28"/>
+                <w:szCs w:val="24"/>
               </w:rPr>
               <w:fldChar w:fldCharType="end"/>
             </w:r>
@@ -1576,30 +1822,31 @@
               <w:tab w:val="right" w:leader="dot" w:pos="9345"/>
             </w:tabs>
             <w:rPr>
-              <w:rFonts w:ascii="Times New Roman" w:hAnsi="Times New Roman" w:cs="Times New Roman"/>
+              <w:rFonts w:ascii="Times New Roman" w:eastAsiaTheme="minorEastAsia" w:hAnsi="Times New Roman" w:cs="Times New Roman"/>
               <w:noProof/>
               <w:sz w:val="28"/>
-              <w:szCs w:val="28"/>
+              <w:szCs w:val="24"/>
+              <w:lang w:eastAsia="ru-RU"/>
             </w:rPr>
           </w:pPr>
-          <w:hyperlink w:anchor="_Toc225876712" w:history="1">
+          <w:hyperlink w:anchor="_Toc225949117" w:history="1">
             <w:r>
               <w:rPr>
                 <w:rStyle w:val="a5"/>
                 <w:rFonts w:ascii="Times New Roman" w:hAnsi="Times New Roman" w:cs="Times New Roman"/>
                 <w:noProof/>
-                <w:color w:val="auto"/>
-                <w:sz w:val="28"/>
-                <w:szCs w:val="28"/>
+                <w:sz w:val="28"/>
+                <w:szCs w:val="24"/>
               </w:rPr>
               <w:t>3.4</w:t>
             </w:r>
             <w:r>
               <w:rPr>
-                <w:rFonts w:ascii="Times New Roman" w:hAnsi="Times New Roman" w:cs="Times New Roman"/>
-                <w:noProof/>
-                <w:sz w:val="28"/>
-                <w:szCs w:val="28"/>
+                <w:rFonts w:ascii="Times New Roman" w:eastAsiaTheme="minorEastAsia" w:hAnsi="Times New Roman" w:cs="Times New Roman"/>
+                <w:noProof/>
+                <w:sz w:val="28"/>
+                <w:szCs w:val="24"/>
+                <w:lang w:eastAsia="ru-RU"/>
               </w:rPr>
               <w:tab/>
             </w:r>
@@ -1608,9 +1855,8 @@
                 <w:rStyle w:val="a5"/>
                 <w:rFonts w:ascii="Times New Roman" w:hAnsi="Times New Roman" w:cs="Times New Roman"/>
                 <w:noProof/>
-                <w:color w:val="auto"/>
-                <w:sz w:val="28"/>
-                <w:szCs w:val="28"/>
+                <w:sz w:val="28"/>
+                <w:szCs w:val="24"/>
               </w:rPr>
               <w:t>Статистические моменты распределения</w:t>
             </w:r>
@@ -1620,7 +1866,7 @@
                 <w:noProof/>
                 <w:webHidden/>
                 <w:sz w:val="28"/>
-                <w:szCs w:val="28"/>
+                <w:szCs w:val="24"/>
               </w:rPr>
               <w:tab/>
             </w:r>
@@ -1630,7 +1876,7 @@
                 <w:noProof/>
                 <w:webHidden/>
                 <w:sz w:val="28"/>
-                <w:szCs w:val="28"/>
+                <w:szCs w:val="24"/>
               </w:rPr>
               <w:fldChar w:fldCharType="begin"/>
             </w:r>
@@ -1640,26 +1886,26 @@
                 <w:noProof/>
                 <w:webHidden/>
                 <w:sz w:val="28"/>
-                <w:szCs w:val="28"/>
-              </w:rPr>
-              <w:instrText xml:space="preserve"> PAGEREF _Toc225876712 \h </w:instrText>
-            </w:r>
-            <w:r>
-              <w:rPr>
-                <w:rFonts w:ascii="Times New Roman" w:hAnsi="Times New Roman" w:cs="Times New Roman"/>
-                <w:noProof/>
-                <w:webHidden/>
-                <w:sz w:val="28"/>
-                <w:szCs w:val="28"/>
-              </w:rPr>
-            </w:r>
-            <w:r>
-              <w:rPr>
-                <w:rFonts w:ascii="Times New Roman" w:hAnsi="Times New Roman" w:cs="Times New Roman"/>
-                <w:noProof/>
-                <w:webHidden/>
-                <w:sz w:val="28"/>
-                <w:szCs w:val="28"/>
+                <w:szCs w:val="24"/>
+              </w:rPr>
+              <w:instrText xml:space="preserve"> PAGEREF _Toc225949117 \h </w:instrText>
+            </w:r>
+            <w:r>
+              <w:rPr>
+                <w:rFonts w:ascii="Times New Roman" w:hAnsi="Times New Roman" w:cs="Times New Roman"/>
+                <w:noProof/>
+                <w:webHidden/>
+                <w:sz w:val="28"/>
+                <w:szCs w:val="24"/>
+              </w:rPr>
+            </w:r>
+            <w:r>
+              <w:rPr>
+                <w:rFonts w:ascii="Times New Roman" w:hAnsi="Times New Roman" w:cs="Times New Roman"/>
+                <w:noProof/>
+                <w:webHidden/>
+                <w:sz w:val="28"/>
+                <w:szCs w:val="24"/>
               </w:rPr>
               <w:fldChar w:fldCharType="separate"/>
             </w:r>
@@ -1669,7 +1915,7 @@
                 <w:noProof/>
                 <w:webHidden/>
                 <w:sz w:val="28"/>
-                <w:szCs w:val="28"/>
+                <w:szCs w:val="24"/>
               </w:rPr>
               <w:t>9</w:t>
             </w:r>
@@ -1679,7 +1925,7 @@
                 <w:noProof/>
                 <w:webHidden/>
                 <w:sz w:val="28"/>
-                <w:szCs w:val="28"/>
+                <w:szCs w:val="24"/>
               </w:rPr>
               <w:fldChar w:fldCharType="end"/>
             </w:r>
@@ -1693,30 +1939,31 @@
               <w:tab w:val="right" w:leader="dot" w:pos="9345"/>
             </w:tabs>
             <w:rPr>
-              <w:rFonts w:ascii="Times New Roman" w:hAnsi="Times New Roman" w:cs="Times New Roman"/>
+              <w:rFonts w:ascii="Times New Roman" w:eastAsiaTheme="minorEastAsia" w:hAnsi="Times New Roman" w:cs="Times New Roman"/>
               <w:noProof/>
               <w:sz w:val="28"/>
-              <w:szCs w:val="28"/>
+              <w:szCs w:val="24"/>
+              <w:lang w:eastAsia="ru-RU"/>
             </w:rPr>
           </w:pPr>
-          <w:hyperlink w:anchor="_Toc225876713" w:history="1">
+          <w:hyperlink w:anchor="_Toc225949118" w:history="1">
             <w:r>
               <w:rPr>
                 <w:rStyle w:val="a5"/>
                 <w:rFonts w:ascii="Times New Roman" w:hAnsi="Times New Roman" w:cs="Times New Roman"/>
                 <w:noProof/>
-                <w:color w:val="auto"/>
-                <w:sz w:val="28"/>
-                <w:szCs w:val="28"/>
+                <w:sz w:val="28"/>
+                <w:szCs w:val="24"/>
               </w:rPr>
               <w:t>3.5</w:t>
             </w:r>
             <w:r>
               <w:rPr>
-                <w:rFonts w:ascii="Times New Roman" w:hAnsi="Times New Roman" w:cs="Times New Roman"/>
-                <w:noProof/>
-                <w:sz w:val="28"/>
-                <w:szCs w:val="28"/>
+                <w:rFonts w:ascii="Times New Roman" w:eastAsiaTheme="minorEastAsia" w:hAnsi="Times New Roman" w:cs="Times New Roman"/>
+                <w:noProof/>
+                <w:sz w:val="28"/>
+                <w:szCs w:val="24"/>
+                <w:lang w:eastAsia="ru-RU"/>
               </w:rPr>
               <w:tab/>
             </w:r>
@@ -1725,9 +1972,8 @@
                 <w:rStyle w:val="a5"/>
                 <w:rFonts w:ascii="Times New Roman" w:hAnsi="Times New Roman" w:cs="Times New Roman"/>
                 <w:noProof/>
-                <w:color w:val="auto"/>
-                <w:sz w:val="28"/>
-                <w:szCs w:val="28"/>
+                <w:sz w:val="28"/>
+                <w:szCs w:val="24"/>
               </w:rPr>
               <w:t>Оценка спектральной плотности мощности методом периодограмм</w:t>
             </w:r>
@@ -1737,7 +1983,7 @@
                 <w:noProof/>
                 <w:webHidden/>
                 <w:sz w:val="28"/>
-                <w:szCs w:val="28"/>
+                <w:szCs w:val="24"/>
               </w:rPr>
               <w:tab/>
             </w:r>
@@ -1747,7 +1993,7 @@
                 <w:noProof/>
                 <w:webHidden/>
                 <w:sz w:val="28"/>
-                <w:szCs w:val="28"/>
+                <w:szCs w:val="24"/>
               </w:rPr>
               <w:fldChar w:fldCharType="begin"/>
             </w:r>
@@ -1757,26 +2003,26 @@
                 <w:noProof/>
                 <w:webHidden/>
                 <w:sz w:val="28"/>
-                <w:szCs w:val="28"/>
-              </w:rPr>
-              <w:instrText xml:space="preserve"> PAGEREF _Toc225876713 \h </w:instrText>
-            </w:r>
-            <w:r>
-              <w:rPr>
-                <w:rFonts w:ascii="Times New Roman" w:hAnsi="Times New Roman" w:cs="Times New Roman"/>
-                <w:noProof/>
-                <w:webHidden/>
-                <w:sz w:val="28"/>
-                <w:szCs w:val="28"/>
-              </w:rPr>
-            </w:r>
-            <w:r>
-              <w:rPr>
-                <w:rFonts w:ascii="Times New Roman" w:hAnsi="Times New Roman" w:cs="Times New Roman"/>
-                <w:noProof/>
-                <w:webHidden/>
-                <w:sz w:val="28"/>
-                <w:szCs w:val="28"/>
+                <w:szCs w:val="24"/>
+              </w:rPr>
+              <w:instrText xml:space="preserve"> PAGEREF _Toc225949118 \h </w:instrText>
+            </w:r>
+            <w:r>
+              <w:rPr>
+                <w:rFonts w:ascii="Times New Roman" w:hAnsi="Times New Roman" w:cs="Times New Roman"/>
+                <w:noProof/>
+                <w:webHidden/>
+                <w:sz w:val="28"/>
+                <w:szCs w:val="24"/>
+              </w:rPr>
+            </w:r>
+            <w:r>
+              <w:rPr>
+                <w:rFonts w:ascii="Times New Roman" w:hAnsi="Times New Roman" w:cs="Times New Roman"/>
+                <w:noProof/>
+                <w:webHidden/>
+                <w:sz w:val="28"/>
+                <w:szCs w:val="24"/>
               </w:rPr>
               <w:fldChar w:fldCharType="separate"/>
             </w:r>
@@ -1786,17 +2032,17 @@
                 <w:noProof/>
                 <w:webHidden/>
                 <w:sz w:val="28"/>
-                <w:szCs w:val="28"/>
-              </w:rPr>
-              <w:t>9</w:t>
-            </w:r>
-            <w:r>
-              <w:rPr>
-                <w:rFonts w:ascii="Times New Roman" w:hAnsi="Times New Roman" w:cs="Times New Roman"/>
-                <w:noProof/>
-                <w:webHidden/>
-                <w:sz w:val="28"/>
-                <w:szCs w:val="28"/>
+                <w:szCs w:val="24"/>
+              </w:rPr>
+              <w:t>10</w:t>
+            </w:r>
+            <w:r>
+              <w:rPr>
+                <w:rFonts w:ascii="Times New Roman" w:hAnsi="Times New Roman" w:cs="Times New Roman"/>
+                <w:noProof/>
+                <w:webHidden/>
+                <w:sz w:val="28"/>
+                <w:szCs w:val="24"/>
               </w:rPr>
               <w:fldChar w:fldCharType="end"/>
             </w:r>
@@ -1810,30 +2056,31 @@
               <w:tab w:val="right" w:leader="dot" w:pos="9345"/>
             </w:tabs>
             <w:rPr>
-              <w:rFonts w:ascii="Times New Roman" w:hAnsi="Times New Roman" w:cs="Times New Roman"/>
+              <w:rFonts w:ascii="Times New Roman" w:eastAsiaTheme="minorEastAsia" w:hAnsi="Times New Roman" w:cs="Times New Roman"/>
               <w:noProof/>
               <w:sz w:val="28"/>
-              <w:szCs w:val="28"/>
+              <w:szCs w:val="24"/>
+              <w:lang w:eastAsia="ru-RU"/>
             </w:rPr>
           </w:pPr>
-          <w:hyperlink w:anchor="_Toc225876714" w:history="1">
+          <w:hyperlink w:anchor="_Toc225949119" w:history="1">
             <w:r>
               <w:rPr>
                 <w:rStyle w:val="a5"/>
                 <w:rFonts w:ascii="Times New Roman" w:hAnsi="Times New Roman" w:cs="Times New Roman"/>
                 <w:noProof/>
-                <w:color w:val="auto"/>
-                <w:sz w:val="28"/>
-                <w:szCs w:val="28"/>
+                <w:sz w:val="28"/>
+                <w:szCs w:val="24"/>
               </w:rPr>
               <w:t>3.6</w:t>
             </w:r>
             <w:r>
               <w:rPr>
-                <w:rFonts w:ascii="Times New Roman" w:hAnsi="Times New Roman" w:cs="Times New Roman"/>
-                <w:noProof/>
-                <w:sz w:val="28"/>
-                <w:szCs w:val="28"/>
+                <w:rFonts w:ascii="Times New Roman" w:eastAsiaTheme="minorEastAsia" w:hAnsi="Times New Roman" w:cs="Times New Roman"/>
+                <w:noProof/>
+                <w:sz w:val="28"/>
+                <w:szCs w:val="24"/>
+                <w:lang w:eastAsia="ru-RU"/>
               </w:rPr>
               <w:tab/>
             </w:r>
@@ -1842,9 +2089,8 @@
                 <w:rStyle w:val="a5"/>
                 <w:rFonts w:ascii="Times New Roman" w:hAnsi="Times New Roman" w:cs="Times New Roman"/>
                 <w:noProof/>
-                <w:color w:val="auto"/>
-                <w:sz w:val="28"/>
-                <w:szCs w:val="28"/>
+                <w:sz w:val="28"/>
+                <w:szCs w:val="24"/>
               </w:rPr>
               <w:t>Статистическая верификация различий между группами</w:t>
             </w:r>
@@ -1854,7 +2100,7 @@
                 <w:noProof/>
                 <w:webHidden/>
                 <w:sz w:val="28"/>
-                <w:szCs w:val="28"/>
+                <w:szCs w:val="24"/>
               </w:rPr>
               <w:tab/>
             </w:r>
@@ -1864,7 +2110,7 @@
                 <w:noProof/>
                 <w:webHidden/>
                 <w:sz w:val="28"/>
-                <w:szCs w:val="28"/>
+                <w:szCs w:val="24"/>
               </w:rPr>
               <w:fldChar w:fldCharType="begin"/>
             </w:r>
@@ -1874,26 +2120,26 @@
                 <w:noProof/>
                 <w:webHidden/>
                 <w:sz w:val="28"/>
-                <w:szCs w:val="28"/>
-              </w:rPr>
-              <w:instrText xml:space="preserve"> PAGEREF _Toc225876714 \h </w:instrText>
-            </w:r>
-            <w:r>
-              <w:rPr>
-                <w:rFonts w:ascii="Times New Roman" w:hAnsi="Times New Roman" w:cs="Times New Roman"/>
-                <w:noProof/>
-                <w:webHidden/>
-                <w:sz w:val="28"/>
-                <w:szCs w:val="28"/>
-              </w:rPr>
-            </w:r>
-            <w:r>
-              <w:rPr>
-                <w:rFonts w:ascii="Times New Roman" w:hAnsi="Times New Roman" w:cs="Times New Roman"/>
-                <w:noProof/>
-                <w:webHidden/>
-                <w:sz w:val="28"/>
-                <w:szCs w:val="28"/>
+                <w:szCs w:val="24"/>
+              </w:rPr>
+              <w:instrText xml:space="preserve"> PAGEREF _Toc225949119 \h </w:instrText>
+            </w:r>
+            <w:r>
+              <w:rPr>
+                <w:rFonts w:ascii="Times New Roman" w:hAnsi="Times New Roman" w:cs="Times New Roman"/>
+                <w:noProof/>
+                <w:webHidden/>
+                <w:sz w:val="28"/>
+                <w:szCs w:val="24"/>
+              </w:rPr>
+            </w:r>
+            <w:r>
+              <w:rPr>
+                <w:rFonts w:ascii="Times New Roman" w:hAnsi="Times New Roman" w:cs="Times New Roman"/>
+                <w:noProof/>
+                <w:webHidden/>
+                <w:sz w:val="28"/>
+                <w:szCs w:val="24"/>
               </w:rPr>
               <w:fldChar w:fldCharType="separate"/>
             </w:r>
@@ -1903,17 +2149,17 @@
                 <w:noProof/>
                 <w:webHidden/>
                 <w:sz w:val="28"/>
-                <w:szCs w:val="28"/>
-              </w:rPr>
-              <w:t>10</w:t>
-            </w:r>
-            <w:r>
-              <w:rPr>
-                <w:rFonts w:ascii="Times New Roman" w:hAnsi="Times New Roman" w:cs="Times New Roman"/>
-                <w:noProof/>
-                <w:webHidden/>
-                <w:sz w:val="28"/>
-                <w:szCs w:val="28"/>
+                <w:szCs w:val="24"/>
+              </w:rPr>
+              <w:t>11</w:t>
+            </w:r>
+            <w:r>
+              <w:rPr>
+                <w:rFonts w:ascii="Times New Roman" w:hAnsi="Times New Roman" w:cs="Times New Roman"/>
+                <w:noProof/>
+                <w:webHidden/>
+                <w:sz w:val="28"/>
+                <w:szCs w:val="24"/>
               </w:rPr>
               <w:fldChar w:fldCharType="end"/>
             </w:r>
@@ -1927,30 +2173,31 @@
               <w:tab w:val="right" w:leader="dot" w:pos="9345"/>
             </w:tabs>
             <w:rPr>
-              <w:rFonts w:ascii="Times New Roman" w:hAnsi="Times New Roman" w:cs="Times New Roman"/>
+              <w:rFonts w:ascii="Times New Roman" w:eastAsiaTheme="minorEastAsia" w:hAnsi="Times New Roman" w:cs="Times New Roman"/>
               <w:noProof/>
               <w:sz w:val="28"/>
-              <w:szCs w:val="28"/>
+              <w:szCs w:val="24"/>
+              <w:lang w:eastAsia="ru-RU"/>
             </w:rPr>
           </w:pPr>
-          <w:hyperlink w:anchor="_Toc225876715" w:history="1">
+          <w:hyperlink w:anchor="_Toc225949120" w:history="1">
             <w:r>
               <w:rPr>
                 <w:rStyle w:val="a5"/>
                 <w:rFonts w:ascii="Times New Roman" w:hAnsi="Times New Roman" w:cs="Times New Roman"/>
                 <w:noProof/>
-                <w:color w:val="auto"/>
-                <w:sz w:val="28"/>
-                <w:szCs w:val="28"/>
+                <w:sz w:val="28"/>
+                <w:szCs w:val="24"/>
               </w:rPr>
               <w:t>3.7</w:t>
             </w:r>
             <w:r>
               <w:rPr>
-                <w:rFonts w:ascii="Times New Roman" w:hAnsi="Times New Roman" w:cs="Times New Roman"/>
-                <w:noProof/>
-                <w:sz w:val="28"/>
-                <w:szCs w:val="28"/>
+                <w:rFonts w:ascii="Times New Roman" w:eastAsiaTheme="minorEastAsia" w:hAnsi="Times New Roman" w:cs="Times New Roman"/>
+                <w:noProof/>
+                <w:sz w:val="28"/>
+                <w:szCs w:val="24"/>
+                <w:lang w:eastAsia="ru-RU"/>
               </w:rPr>
               <w:tab/>
             </w:r>
@@ -1959,9 +2206,8 @@
                 <w:rStyle w:val="a5"/>
                 <w:rFonts w:ascii="Times New Roman" w:hAnsi="Times New Roman" w:cs="Times New Roman"/>
                 <w:noProof/>
-                <w:color w:val="auto"/>
-                <w:sz w:val="28"/>
-                <w:szCs w:val="28"/>
+                <w:sz w:val="28"/>
+                <w:szCs w:val="24"/>
               </w:rPr>
               <w:t>Многомерный анализ: ROC-кривая и классификация</w:t>
             </w:r>
@@ -1971,7 +2217,7 @@
                 <w:noProof/>
                 <w:webHidden/>
                 <w:sz w:val="28"/>
-                <w:szCs w:val="28"/>
+                <w:szCs w:val="24"/>
               </w:rPr>
               <w:tab/>
             </w:r>
@@ -1981,7 +2227,7 @@
                 <w:noProof/>
                 <w:webHidden/>
                 <w:sz w:val="28"/>
-                <w:szCs w:val="28"/>
+                <w:szCs w:val="24"/>
               </w:rPr>
               <w:fldChar w:fldCharType="begin"/>
             </w:r>
@@ -1991,26 +2237,26 @@
                 <w:noProof/>
                 <w:webHidden/>
                 <w:sz w:val="28"/>
-                <w:szCs w:val="28"/>
-              </w:rPr>
-              <w:instrText xml:space="preserve"> PAGEREF _Toc225876715 \h </w:instrText>
-            </w:r>
-            <w:r>
-              <w:rPr>
-                <w:rFonts w:ascii="Times New Roman" w:hAnsi="Times New Roman" w:cs="Times New Roman"/>
-                <w:noProof/>
-                <w:webHidden/>
-                <w:sz w:val="28"/>
-                <w:szCs w:val="28"/>
-              </w:rPr>
-            </w:r>
-            <w:r>
-              <w:rPr>
-                <w:rFonts w:ascii="Times New Roman" w:hAnsi="Times New Roman" w:cs="Times New Roman"/>
-                <w:noProof/>
-                <w:webHidden/>
-                <w:sz w:val="28"/>
-                <w:szCs w:val="28"/>
+                <w:szCs w:val="24"/>
+              </w:rPr>
+              <w:instrText xml:space="preserve"> PAGEREF _Toc225949120 \h </w:instrText>
+            </w:r>
+            <w:r>
+              <w:rPr>
+                <w:rFonts w:ascii="Times New Roman" w:hAnsi="Times New Roman" w:cs="Times New Roman"/>
+                <w:noProof/>
+                <w:webHidden/>
+                <w:sz w:val="28"/>
+                <w:szCs w:val="24"/>
+              </w:rPr>
+            </w:r>
+            <w:r>
+              <w:rPr>
+                <w:rFonts w:ascii="Times New Roman" w:hAnsi="Times New Roman" w:cs="Times New Roman"/>
+                <w:noProof/>
+                <w:webHidden/>
+                <w:sz w:val="28"/>
+                <w:szCs w:val="24"/>
               </w:rPr>
               <w:fldChar w:fldCharType="separate"/>
             </w:r>
@@ -2020,7 +2266,7 @@
                 <w:noProof/>
                 <w:webHidden/>
                 <w:sz w:val="28"/>
-                <w:szCs w:val="28"/>
+                <w:szCs w:val="24"/>
               </w:rPr>
               <w:t>11</w:t>
             </w:r>
@@ -2030,7 +2276,7 @@
                 <w:noProof/>
                 <w:webHidden/>
                 <w:sz w:val="28"/>
-                <w:szCs w:val="28"/>
+                <w:szCs w:val="24"/>
               </w:rPr>
               <w:fldChar w:fldCharType="end"/>
             </w:r>
@@ -2044,30 +2290,31 @@
               <w:tab w:val="right" w:leader="dot" w:pos="9345"/>
             </w:tabs>
             <w:rPr>
-              <w:rFonts w:ascii="Times New Roman" w:hAnsi="Times New Roman" w:cs="Times New Roman"/>
+              <w:rFonts w:ascii="Times New Roman" w:eastAsiaTheme="minorEastAsia" w:hAnsi="Times New Roman" w:cs="Times New Roman"/>
               <w:noProof/>
               <w:sz w:val="28"/>
-              <w:szCs w:val="28"/>
+              <w:szCs w:val="24"/>
+              <w:lang w:eastAsia="ru-RU"/>
             </w:rPr>
           </w:pPr>
-          <w:hyperlink w:anchor="_Toc225876716" w:history="1">
+          <w:hyperlink w:anchor="_Toc225949121" w:history="1">
             <w:r>
               <w:rPr>
                 <w:rStyle w:val="a5"/>
                 <w:rFonts w:ascii="Times New Roman" w:hAnsi="Times New Roman" w:cs="Times New Roman"/>
                 <w:noProof/>
-                <w:color w:val="auto"/>
-                <w:sz w:val="28"/>
-                <w:szCs w:val="28"/>
+                <w:sz w:val="28"/>
+                <w:szCs w:val="24"/>
               </w:rPr>
               <w:t>3.7.1</w:t>
             </w:r>
             <w:r>
               <w:rPr>
-                <w:rFonts w:ascii="Times New Roman" w:hAnsi="Times New Roman" w:cs="Times New Roman"/>
-                <w:noProof/>
-                <w:sz w:val="28"/>
-                <w:szCs w:val="28"/>
+                <w:rFonts w:ascii="Times New Roman" w:eastAsiaTheme="minorEastAsia" w:hAnsi="Times New Roman" w:cs="Times New Roman"/>
+                <w:noProof/>
+                <w:sz w:val="28"/>
+                <w:szCs w:val="24"/>
+                <w:lang w:eastAsia="ru-RU"/>
               </w:rPr>
               <w:tab/>
             </w:r>
@@ -2076,9 +2323,8 @@
                 <w:rStyle w:val="a5"/>
                 <w:rFonts w:ascii="Times New Roman" w:hAnsi="Times New Roman" w:cs="Times New Roman"/>
                 <w:noProof/>
-                <w:color w:val="auto"/>
-                <w:sz w:val="28"/>
-                <w:szCs w:val="28"/>
+                <w:sz w:val="28"/>
+                <w:szCs w:val="24"/>
               </w:rPr>
               <w:t>ROC-анализ классификатора на основе случайного леса</w:t>
             </w:r>
@@ -2088,7 +2334,7 @@
                 <w:noProof/>
                 <w:webHidden/>
                 <w:sz w:val="28"/>
-                <w:szCs w:val="28"/>
+                <w:szCs w:val="24"/>
               </w:rPr>
               <w:tab/>
             </w:r>
@@ -2098,7 +2344,7 @@
                 <w:noProof/>
                 <w:webHidden/>
                 <w:sz w:val="28"/>
-                <w:szCs w:val="28"/>
+                <w:szCs w:val="24"/>
               </w:rPr>
               <w:fldChar w:fldCharType="begin"/>
             </w:r>
@@ -2108,26 +2354,26 @@
                 <w:noProof/>
                 <w:webHidden/>
                 <w:sz w:val="28"/>
-                <w:szCs w:val="28"/>
-              </w:rPr>
-              <w:instrText xml:space="preserve"> PAGEREF _Toc225876716 \h </w:instrText>
-            </w:r>
-            <w:r>
-              <w:rPr>
-                <w:rFonts w:ascii="Times New Roman" w:hAnsi="Times New Roman" w:cs="Times New Roman"/>
-                <w:noProof/>
-                <w:webHidden/>
-                <w:sz w:val="28"/>
-                <w:szCs w:val="28"/>
-              </w:rPr>
-            </w:r>
-            <w:r>
-              <w:rPr>
-                <w:rFonts w:ascii="Times New Roman" w:hAnsi="Times New Roman" w:cs="Times New Roman"/>
-                <w:noProof/>
-                <w:webHidden/>
-                <w:sz w:val="28"/>
-                <w:szCs w:val="28"/>
+                <w:szCs w:val="24"/>
+              </w:rPr>
+              <w:instrText xml:space="preserve"> PAGEREF _Toc225949121 \h </w:instrText>
+            </w:r>
+            <w:r>
+              <w:rPr>
+                <w:rFonts w:ascii="Times New Roman" w:hAnsi="Times New Roman" w:cs="Times New Roman"/>
+                <w:noProof/>
+                <w:webHidden/>
+                <w:sz w:val="28"/>
+                <w:szCs w:val="24"/>
+              </w:rPr>
+            </w:r>
+            <w:r>
+              <w:rPr>
+                <w:rFonts w:ascii="Times New Roman" w:hAnsi="Times New Roman" w:cs="Times New Roman"/>
+                <w:noProof/>
+                <w:webHidden/>
+                <w:sz w:val="28"/>
+                <w:szCs w:val="24"/>
               </w:rPr>
               <w:fldChar w:fldCharType="separate"/>
             </w:r>
@@ -2137,17 +2383,17 @@
                 <w:noProof/>
                 <w:webHidden/>
                 <w:sz w:val="28"/>
-                <w:szCs w:val="28"/>
-              </w:rPr>
-              <w:t>11</w:t>
-            </w:r>
-            <w:r>
-              <w:rPr>
-                <w:rFonts w:ascii="Times New Roman" w:hAnsi="Times New Roman" w:cs="Times New Roman"/>
-                <w:noProof/>
-                <w:webHidden/>
-                <w:sz w:val="28"/>
-                <w:szCs w:val="28"/>
+                <w:szCs w:val="24"/>
+              </w:rPr>
+              <w:t>12</w:t>
+            </w:r>
+            <w:r>
+              <w:rPr>
+                <w:rFonts w:ascii="Times New Roman" w:hAnsi="Times New Roman" w:cs="Times New Roman"/>
+                <w:noProof/>
+                <w:webHidden/>
+                <w:sz w:val="28"/>
+                <w:szCs w:val="24"/>
               </w:rPr>
               <w:fldChar w:fldCharType="end"/>
             </w:r>
@@ -2161,30 +2407,31 @@
               <w:tab w:val="right" w:leader="dot" w:pos="9345"/>
             </w:tabs>
             <w:rPr>
-              <w:rFonts w:ascii="Times New Roman" w:hAnsi="Times New Roman" w:cs="Times New Roman"/>
+              <w:rFonts w:ascii="Times New Roman" w:eastAsiaTheme="minorEastAsia" w:hAnsi="Times New Roman" w:cs="Times New Roman"/>
               <w:noProof/>
               <w:sz w:val="28"/>
-              <w:szCs w:val="28"/>
+              <w:szCs w:val="24"/>
+              <w:lang w:eastAsia="ru-RU"/>
             </w:rPr>
           </w:pPr>
-          <w:hyperlink w:anchor="_Toc225876717" w:history="1">
+          <w:hyperlink w:anchor="_Toc225949122" w:history="1">
             <w:r>
               <w:rPr>
                 <w:rStyle w:val="a5"/>
                 <w:rFonts w:ascii="Times New Roman" w:hAnsi="Times New Roman" w:cs="Times New Roman"/>
                 <w:noProof/>
-                <w:color w:val="auto"/>
-                <w:sz w:val="28"/>
-                <w:szCs w:val="28"/>
+                <w:sz w:val="28"/>
+                <w:szCs w:val="24"/>
               </w:rPr>
               <w:t>3.7.2</w:t>
             </w:r>
             <w:r>
               <w:rPr>
-                <w:rFonts w:ascii="Times New Roman" w:hAnsi="Times New Roman" w:cs="Times New Roman"/>
-                <w:noProof/>
-                <w:sz w:val="28"/>
-                <w:szCs w:val="28"/>
+                <w:rFonts w:ascii="Times New Roman" w:eastAsiaTheme="minorEastAsia" w:hAnsi="Times New Roman" w:cs="Times New Roman"/>
+                <w:noProof/>
+                <w:sz w:val="28"/>
+                <w:szCs w:val="24"/>
+                <w:lang w:eastAsia="ru-RU"/>
               </w:rPr>
               <w:tab/>
             </w:r>
@@ -2193,9 +2440,8 @@
                 <w:rStyle w:val="a5"/>
                 <w:rFonts w:ascii="Times New Roman" w:hAnsi="Times New Roman" w:cs="Times New Roman"/>
                 <w:noProof/>
-                <w:color w:val="auto"/>
-                <w:sz w:val="28"/>
-                <w:szCs w:val="28"/>
+                <w:sz w:val="28"/>
+                <w:szCs w:val="24"/>
               </w:rPr>
               <w:t>Оценка качества классификации</w:t>
             </w:r>
@@ -2205,7 +2451,7 @@
                 <w:noProof/>
                 <w:webHidden/>
                 <w:sz w:val="28"/>
-                <w:szCs w:val="28"/>
+                <w:szCs w:val="24"/>
               </w:rPr>
               <w:tab/>
             </w:r>
@@ -2215,7 +2461,7 @@
                 <w:noProof/>
                 <w:webHidden/>
                 <w:sz w:val="28"/>
-                <w:szCs w:val="28"/>
+                <w:szCs w:val="24"/>
               </w:rPr>
               <w:fldChar w:fldCharType="begin"/>
             </w:r>
@@ -2225,26 +2471,26 @@
                 <w:noProof/>
                 <w:webHidden/>
                 <w:sz w:val="28"/>
-                <w:szCs w:val="28"/>
-              </w:rPr>
-              <w:instrText xml:space="preserve"> PAGEREF _Toc225876717 \h </w:instrText>
-            </w:r>
-            <w:r>
-              <w:rPr>
-                <w:rFonts w:ascii="Times New Roman" w:hAnsi="Times New Roman" w:cs="Times New Roman"/>
-                <w:noProof/>
-                <w:webHidden/>
-                <w:sz w:val="28"/>
-                <w:szCs w:val="28"/>
-              </w:rPr>
-            </w:r>
-            <w:r>
-              <w:rPr>
-                <w:rFonts w:ascii="Times New Roman" w:hAnsi="Times New Roman" w:cs="Times New Roman"/>
-                <w:noProof/>
-                <w:webHidden/>
-                <w:sz w:val="28"/>
-                <w:szCs w:val="28"/>
+                <w:szCs w:val="24"/>
+              </w:rPr>
+              <w:instrText xml:space="preserve"> PAGEREF _Toc225949122 \h </w:instrText>
+            </w:r>
+            <w:r>
+              <w:rPr>
+                <w:rFonts w:ascii="Times New Roman" w:hAnsi="Times New Roman" w:cs="Times New Roman"/>
+                <w:noProof/>
+                <w:webHidden/>
+                <w:sz w:val="28"/>
+                <w:szCs w:val="24"/>
+              </w:rPr>
+            </w:r>
+            <w:r>
+              <w:rPr>
+                <w:rFonts w:ascii="Times New Roman" w:hAnsi="Times New Roman" w:cs="Times New Roman"/>
+                <w:noProof/>
+                <w:webHidden/>
+                <w:sz w:val="28"/>
+                <w:szCs w:val="24"/>
               </w:rPr>
               <w:fldChar w:fldCharType="separate"/>
             </w:r>
@@ -2254,7 +2500,7 @@
                 <w:noProof/>
                 <w:webHidden/>
                 <w:sz w:val="28"/>
-                <w:szCs w:val="28"/>
+                <w:szCs w:val="24"/>
               </w:rPr>
               <w:t>12</w:t>
             </w:r>
@@ -2264,7 +2510,7 @@
                 <w:noProof/>
                 <w:webHidden/>
                 <w:sz w:val="28"/>
-                <w:szCs w:val="28"/>
+                <w:szCs w:val="24"/>
               </w:rPr>
               <w:fldChar w:fldCharType="end"/>
             </w:r>
@@ -2278,30 +2524,31 @@
               <w:tab w:val="right" w:leader="dot" w:pos="9345"/>
             </w:tabs>
             <w:rPr>
-              <w:rFonts w:ascii="Times New Roman" w:hAnsi="Times New Roman" w:cs="Times New Roman"/>
+              <w:rFonts w:ascii="Times New Roman" w:eastAsiaTheme="minorEastAsia" w:hAnsi="Times New Roman" w:cs="Times New Roman"/>
               <w:noProof/>
               <w:sz w:val="28"/>
-              <w:szCs w:val="28"/>
+              <w:szCs w:val="24"/>
+              <w:lang w:eastAsia="ru-RU"/>
             </w:rPr>
           </w:pPr>
-          <w:hyperlink w:anchor="_Toc225876718" w:history="1">
+          <w:hyperlink w:anchor="_Toc225949123" w:history="1">
             <w:r>
               <w:rPr>
                 <w:rStyle w:val="a5"/>
                 <w:rFonts w:ascii="Times New Roman" w:hAnsi="Times New Roman" w:cs="Times New Roman"/>
                 <w:noProof/>
-                <w:color w:val="auto"/>
-                <w:sz w:val="28"/>
-                <w:szCs w:val="28"/>
+                <w:sz w:val="28"/>
+                <w:szCs w:val="24"/>
               </w:rPr>
               <w:t>3.7.3</w:t>
             </w:r>
             <w:r>
               <w:rPr>
-                <w:rFonts w:ascii="Times New Roman" w:hAnsi="Times New Roman" w:cs="Times New Roman"/>
-                <w:noProof/>
-                <w:sz w:val="28"/>
-                <w:szCs w:val="28"/>
+                <w:rFonts w:ascii="Times New Roman" w:eastAsiaTheme="minorEastAsia" w:hAnsi="Times New Roman" w:cs="Times New Roman"/>
+                <w:noProof/>
+                <w:sz w:val="28"/>
+                <w:szCs w:val="24"/>
+                <w:lang w:eastAsia="ru-RU"/>
               </w:rPr>
               <w:tab/>
             </w:r>
@@ -2310,9 +2557,8 @@
                 <w:rStyle w:val="a5"/>
                 <w:rFonts w:ascii="Times New Roman" w:hAnsi="Times New Roman" w:cs="Times New Roman"/>
                 <w:noProof/>
-                <w:color w:val="auto"/>
-                <w:sz w:val="28"/>
-                <w:szCs w:val="28"/>
+                <w:sz w:val="28"/>
+                <w:szCs w:val="24"/>
               </w:rPr>
               <w:t>Оценка важности признаков</w:t>
             </w:r>
@@ -2322,7 +2568,7 @@
                 <w:noProof/>
                 <w:webHidden/>
                 <w:sz w:val="28"/>
-                <w:szCs w:val="28"/>
+                <w:szCs w:val="24"/>
               </w:rPr>
               <w:tab/>
             </w:r>
@@ -2332,7 +2578,7 @@
                 <w:noProof/>
                 <w:webHidden/>
                 <w:sz w:val="28"/>
-                <w:szCs w:val="28"/>
+                <w:szCs w:val="24"/>
               </w:rPr>
               <w:fldChar w:fldCharType="begin"/>
             </w:r>
@@ -2342,26 +2588,26 @@
                 <w:noProof/>
                 <w:webHidden/>
                 <w:sz w:val="28"/>
-                <w:szCs w:val="28"/>
-              </w:rPr>
-              <w:instrText xml:space="preserve"> PAGEREF _Toc225876718 \h </w:instrText>
-            </w:r>
-            <w:r>
-              <w:rPr>
-                <w:rFonts w:ascii="Times New Roman" w:hAnsi="Times New Roman" w:cs="Times New Roman"/>
-                <w:noProof/>
-                <w:webHidden/>
-                <w:sz w:val="28"/>
-                <w:szCs w:val="28"/>
-              </w:rPr>
-            </w:r>
-            <w:r>
-              <w:rPr>
-                <w:rFonts w:ascii="Times New Roman" w:hAnsi="Times New Roman" w:cs="Times New Roman"/>
-                <w:noProof/>
-                <w:webHidden/>
-                <w:sz w:val="28"/>
-                <w:szCs w:val="28"/>
+                <w:szCs w:val="24"/>
+              </w:rPr>
+              <w:instrText xml:space="preserve"> PAGEREF _Toc225949123 \h </w:instrText>
+            </w:r>
+            <w:r>
+              <w:rPr>
+                <w:rFonts w:ascii="Times New Roman" w:hAnsi="Times New Roman" w:cs="Times New Roman"/>
+                <w:noProof/>
+                <w:webHidden/>
+                <w:sz w:val="28"/>
+                <w:szCs w:val="24"/>
+              </w:rPr>
+            </w:r>
+            <w:r>
+              <w:rPr>
+                <w:rFonts w:ascii="Times New Roman" w:hAnsi="Times New Roman" w:cs="Times New Roman"/>
+                <w:noProof/>
+                <w:webHidden/>
+                <w:sz w:val="28"/>
+                <w:szCs w:val="24"/>
               </w:rPr>
               <w:fldChar w:fldCharType="separate"/>
             </w:r>
@@ -2371,7 +2617,7 @@
                 <w:noProof/>
                 <w:webHidden/>
                 <w:sz w:val="28"/>
-                <w:szCs w:val="28"/>
+                <w:szCs w:val="24"/>
               </w:rPr>
               <w:t>12</w:t>
             </w:r>
@@ -2381,7 +2627,7 @@
                 <w:noProof/>
                 <w:webHidden/>
                 <w:sz w:val="28"/>
-                <w:szCs w:val="28"/>
+                <w:szCs w:val="24"/>
               </w:rPr>
               <w:fldChar w:fldCharType="end"/>
             </w:r>
@@ -2395,30 +2641,31 @@
               <w:tab w:val="right" w:leader="dot" w:pos="9345"/>
             </w:tabs>
             <w:rPr>
-              <w:rFonts w:ascii="Times New Roman" w:hAnsi="Times New Roman" w:cs="Times New Roman"/>
+              <w:rFonts w:ascii="Times New Roman" w:eastAsiaTheme="minorEastAsia" w:hAnsi="Times New Roman" w:cs="Times New Roman"/>
               <w:noProof/>
               <w:sz w:val="28"/>
-              <w:szCs w:val="28"/>
+              <w:szCs w:val="24"/>
+              <w:lang w:eastAsia="ru-RU"/>
             </w:rPr>
           </w:pPr>
-          <w:hyperlink w:anchor="_Toc225876719" w:history="1">
+          <w:hyperlink w:anchor="_Toc225949124" w:history="1">
             <w:r>
               <w:rPr>
                 <w:rStyle w:val="a5"/>
                 <w:rFonts w:ascii="Times New Roman" w:hAnsi="Times New Roman" w:cs="Times New Roman"/>
                 <w:noProof/>
-                <w:color w:val="auto"/>
-                <w:sz w:val="28"/>
-                <w:szCs w:val="28"/>
+                <w:sz w:val="28"/>
+                <w:szCs w:val="24"/>
               </w:rPr>
               <w:t>3.8</w:t>
             </w:r>
             <w:r>
               <w:rPr>
-                <w:rFonts w:ascii="Times New Roman" w:hAnsi="Times New Roman" w:cs="Times New Roman"/>
-                <w:noProof/>
-                <w:sz w:val="28"/>
-                <w:szCs w:val="28"/>
+                <w:rFonts w:ascii="Times New Roman" w:eastAsiaTheme="minorEastAsia" w:hAnsi="Times New Roman" w:cs="Times New Roman"/>
+                <w:noProof/>
+                <w:sz w:val="28"/>
+                <w:szCs w:val="24"/>
+                <w:lang w:eastAsia="ru-RU"/>
               </w:rPr>
               <w:tab/>
             </w:r>
@@ -2427,9 +2674,8 @@
                 <w:rStyle w:val="a5"/>
                 <w:rFonts w:ascii="Times New Roman" w:hAnsi="Times New Roman" w:cs="Times New Roman"/>
                 <w:noProof/>
-                <w:color w:val="auto"/>
-                <w:sz w:val="28"/>
-                <w:szCs w:val="28"/>
+                <w:sz w:val="28"/>
+                <w:szCs w:val="24"/>
               </w:rPr>
               <w:t>Обсуждение результатов многомерного анализа</w:t>
             </w:r>
@@ -2439,7 +2685,7 @@
                 <w:noProof/>
                 <w:webHidden/>
                 <w:sz w:val="28"/>
-                <w:szCs w:val="28"/>
+                <w:szCs w:val="24"/>
               </w:rPr>
               <w:tab/>
             </w:r>
@@ -2449,7 +2695,7 @@
                 <w:noProof/>
                 <w:webHidden/>
                 <w:sz w:val="28"/>
-                <w:szCs w:val="28"/>
+                <w:szCs w:val="24"/>
               </w:rPr>
               <w:fldChar w:fldCharType="begin"/>
             </w:r>
@@ -2459,26 +2705,26 @@
                 <w:noProof/>
                 <w:webHidden/>
                 <w:sz w:val="28"/>
-                <w:szCs w:val="28"/>
-              </w:rPr>
-              <w:instrText xml:space="preserve"> PAGEREF _Toc225876719 \h </w:instrText>
-            </w:r>
-            <w:r>
-              <w:rPr>
-                <w:rFonts w:ascii="Times New Roman" w:hAnsi="Times New Roman" w:cs="Times New Roman"/>
-                <w:noProof/>
-                <w:webHidden/>
-                <w:sz w:val="28"/>
-                <w:szCs w:val="28"/>
-              </w:rPr>
-            </w:r>
-            <w:r>
-              <w:rPr>
-                <w:rFonts w:ascii="Times New Roman" w:hAnsi="Times New Roman" w:cs="Times New Roman"/>
-                <w:noProof/>
-                <w:webHidden/>
-                <w:sz w:val="28"/>
-                <w:szCs w:val="28"/>
+                <w:szCs w:val="24"/>
+              </w:rPr>
+              <w:instrText xml:space="preserve"> PAGEREF _Toc225949124 \h </w:instrText>
+            </w:r>
+            <w:r>
+              <w:rPr>
+                <w:rFonts w:ascii="Times New Roman" w:hAnsi="Times New Roman" w:cs="Times New Roman"/>
+                <w:noProof/>
+                <w:webHidden/>
+                <w:sz w:val="28"/>
+                <w:szCs w:val="24"/>
+              </w:rPr>
+            </w:r>
+            <w:r>
+              <w:rPr>
+                <w:rFonts w:ascii="Times New Roman" w:hAnsi="Times New Roman" w:cs="Times New Roman"/>
+                <w:noProof/>
+                <w:webHidden/>
+                <w:sz w:val="28"/>
+                <w:szCs w:val="24"/>
               </w:rPr>
               <w:fldChar w:fldCharType="separate"/>
             </w:r>
@@ -2488,7 +2734,7 @@
                 <w:noProof/>
                 <w:webHidden/>
                 <w:sz w:val="28"/>
-                <w:szCs w:val="28"/>
+                <w:szCs w:val="24"/>
               </w:rPr>
               <w:t>13</w:t>
             </w:r>
@@ -2498,7 +2744,7 @@
                 <w:noProof/>
                 <w:webHidden/>
                 <w:sz w:val="28"/>
-                <w:szCs w:val="28"/>
+                <w:szCs w:val="24"/>
               </w:rPr>
               <w:fldChar w:fldCharType="end"/>
             </w:r>
@@ -2511,21 +2757,21 @@
               <w:tab w:val="right" w:leader="dot" w:pos="9345"/>
             </w:tabs>
             <w:rPr>
-              <w:rFonts w:ascii="Times New Roman" w:hAnsi="Times New Roman" w:cs="Times New Roman"/>
+              <w:rFonts w:ascii="Times New Roman" w:eastAsiaTheme="minorEastAsia" w:hAnsi="Times New Roman" w:cs="Times New Roman"/>
               <w:noProof/>
               <w:sz w:val="28"/>
-              <w:szCs w:val="28"/>
+              <w:szCs w:val="24"/>
+              <w:lang w:eastAsia="ru-RU"/>
             </w:rPr>
           </w:pPr>
-          <w:hyperlink w:anchor="_Toc225876720" w:history="1">
+          <w:hyperlink w:anchor="_Toc225949125" w:history="1">
             <w:r>
               <w:rPr>
                 <w:rStyle w:val="a5"/>
                 <w:rFonts w:ascii="Times New Roman" w:hAnsi="Times New Roman" w:cs="Times New Roman"/>
                 <w:noProof/>
-                <w:color w:val="auto"/>
-                <w:sz w:val="28"/>
-                <w:szCs w:val="28"/>
+                <w:sz w:val="28"/>
+                <w:szCs w:val="24"/>
               </w:rPr>
               <w:t>СПИСОК ЛИТЕРАТУРЫ</w:t>
             </w:r>
@@ -2535,7 +2781,7 @@
                 <w:noProof/>
                 <w:webHidden/>
                 <w:sz w:val="28"/>
-                <w:szCs w:val="28"/>
+                <w:szCs w:val="24"/>
               </w:rPr>
               <w:tab/>
             </w:r>
@@ -2545,7 +2791,7 @@
                 <w:noProof/>
                 <w:webHidden/>
                 <w:sz w:val="28"/>
-                <w:szCs w:val="28"/>
+                <w:szCs w:val="24"/>
               </w:rPr>
               <w:fldChar w:fldCharType="begin"/>
             </w:r>
@@ -2555,26 +2801,26 @@
                 <w:noProof/>
                 <w:webHidden/>
                 <w:sz w:val="28"/>
-                <w:szCs w:val="28"/>
-              </w:rPr>
-              <w:instrText xml:space="preserve"> PAGEREF _Toc225876720 \h </w:instrText>
-            </w:r>
-            <w:r>
-              <w:rPr>
-                <w:rFonts w:ascii="Times New Roman" w:hAnsi="Times New Roman" w:cs="Times New Roman"/>
-                <w:noProof/>
-                <w:webHidden/>
-                <w:sz w:val="28"/>
-                <w:szCs w:val="28"/>
-              </w:rPr>
-            </w:r>
-            <w:r>
-              <w:rPr>
-                <w:rFonts w:ascii="Times New Roman" w:hAnsi="Times New Roman" w:cs="Times New Roman"/>
-                <w:noProof/>
-                <w:webHidden/>
-                <w:sz w:val="28"/>
-                <w:szCs w:val="28"/>
+                <w:szCs w:val="24"/>
+              </w:rPr>
+              <w:instrText xml:space="preserve"> PAGEREF _Toc225949125 \h </w:instrText>
+            </w:r>
+            <w:r>
+              <w:rPr>
+                <w:rFonts w:ascii="Times New Roman" w:hAnsi="Times New Roman" w:cs="Times New Roman"/>
+                <w:noProof/>
+                <w:webHidden/>
+                <w:sz w:val="28"/>
+                <w:szCs w:val="24"/>
+              </w:rPr>
+            </w:r>
+            <w:r>
+              <w:rPr>
+                <w:rFonts w:ascii="Times New Roman" w:hAnsi="Times New Roman" w:cs="Times New Roman"/>
+                <w:noProof/>
+                <w:webHidden/>
+                <w:sz w:val="28"/>
+                <w:szCs w:val="24"/>
               </w:rPr>
               <w:fldChar w:fldCharType="separate"/>
             </w:r>
@@ -2584,7 +2830,7 @@
                 <w:noProof/>
                 <w:webHidden/>
                 <w:sz w:val="28"/>
-                <w:szCs w:val="28"/>
+                <w:szCs w:val="24"/>
               </w:rPr>
               <w:t>15</w:t>
             </w:r>
@@ -2594,7 +2840,7 @@
                 <w:noProof/>
                 <w:webHidden/>
                 <w:sz w:val="28"/>
-                <w:szCs w:val="28"/>
+                <w:szCs w:val="24"/>
               </w:rPr>
               <w:fldChar w:fldCharType="end"/>
             </w:r>
@@ -2607,7 +2853,7 @@
               <w:b/>
               <w:bCs/>
               <w:sz w:val="28"/>
-              <w:szCs w:val="28"/>
+              <w:szCs w:val="24"/>
             </w:rPr>
             <w:fldChar w:fldCharType="end"/>
           </w:r>
@@ -2632,17 +2878,16 @@
           <w:sz w:val="28"/>
         </w:rPr>
       </w:pPr>
-      <w:bookmarkStart w:id="0" w:name="_Toc225876699"/>
-      <w:r>
-        <w:rPr>
-          <w:rFonts w:ascii="Times New Roman" w:hAnsi="Times New Roman" w:cs="Times New Roman"/>
-          <w:color w:val="auto"/>
-          <w:sz w:val="28"/>
-        </w:rPr>
-        <w:lastRenderedPageBreak/>
+      <w:bookmarkStart w:id="1" w:name="_Toc225949102"/>
+      <w:r>
+        <w:rPr>
+          <w:rFonts w:ascii="Times New Roman" w:hAnsi="Times New Roman" w:cs="Times New Roman"/>
+          <w:color w:val="auto"/>
+          <w:sz w:val="28"/>
+        </w:rPr>
         <w:t>Список сокращений</w:t>
       </w:r>
-      <w:bookmarkEnd w:id="0"/>
+      <w:bookmarkEnd w:id="1"/>
     </w:p>
     <w:p>
       <w:pPr>
@@ -3339,7 +3584,7 @@
           <w:sz w:val="28"/>
         </w:rPr>
       </w:pPr>
-      <w:bookmarkStart w:id="1" w:name="_Toc225876700"/>
+      <w:bookmarkStart w:id="2" w:name="_Toc225949103"/>
       <w:r>
         <w:rPr>
           <w:rFonts w:ascii="Times New Roman" w:hAnsi="Times New Roman" w:cs="Times New Roman"/>
@@ -3349,7 +3594,7 @@
         <w:lastRenderedPageBreak/>
         <w:t>Методологические подходы к предварительной обработке и интеграции многополосных электрокардиографических сигналов</w:t>
       </w:r>
-      <w:bookmarkEnd w:id="1"/>
+      <w:bookmarkEnd w:id="2"/>
     </w:p>
     <w:p>
       <w:pPr>
@@ -3360,7 +3605,7 @@
           <w:sz w:val="28"/>
         </w:rPr>
       </w:pPr>
-      <w:bookmarkStart w:id="2" w:name="_Toc225876701"/>
+      <w:bookmarkStart w:id="3" w:name="_Toc225949104"/>
       <w:r>
         <w:rPr>
           <w:rFonts w:ascii="Times New Roman" w:hAnsi="Times New Roman" w:cs="Times New Roman"/>
@@ -3369,7 +3614,7 @@
         </w:rPr>
         <w:t>Форматы регистрации и структура биомедицинских данных</w:t>
       </w:r>
-      <w:bookmarkEnd w:id="2"/>
+      <w:bookmarkEnd w:id="3"/>
     </w:p>
     <w:p>
       <w:pPr>
@@ -3460,7 +3705,7 @@
           <w:sz w:val="28"/>
         </w:rPr>
       </w:pPr>
-      <w:bookmarkStart w:id="3" w:name="_Toc225876702"/>
+      <w:bookmarkStart w:id="4" w:name="_Toc225949105"/>
       <w:r>
         <w:rPr>
           <w:rFonts w:ascii="Times New Roman" w:hAnsi="Times New Roman" w:cs="Times New Roman"/>
@@ -3469,7 +3714,7 @@
         </w:rPr>
         <w:t>Алгоритм адаптивного взвешенного объединения каналов</w:t>
       </w:r>
-      <w:bookmarkEnd w:id="3"/>
+      <w:bookmarkEnd w:id="4"/>
     </w:p>
     <w:p>
       <w:pPr>
@@ -3580,7 +3825,7 @@
           <w:sz w:val="28"/>
         </w:rPr>
       </w:pPr>
-      <w:bookmarkStart w:id="4" w:name="_Toc225876703"/>
+      <w:bookmarkStart w:id="5" w:name="_Toc225949106"/>
       <w:r>
         <w:rPr>
           <w:rFonts w:ascii="Times New Roman" w:hAnsi="Times New Roman" w:cs="Times New Roman"/>
@@ -3589,7 +3834,7 @@
         </w:rPr>
         <w:t>Общая схема предварительной обработки сигнала</w:t>
       </w:r>
-      <w:bookmarkEnd w:id="4"/>
+      <w:bookmarkEnd w:id="5"/>
     </w:p>
     <w:p>
       <w:pPr>
@@ -4132,7 +4377,7 @@
           <w:sz w:val="28"/>
         </w:rPr>
       </w:pPr>
-      <w:bookmarkStart w:id="5" w:name="_Toc225876704"/>
+      <w:bookmarkStart w:id="6" w:name="_Toc225949107"/>
       <w:r>
         <w:rPr>
           <w:rFonts w:ascii="Times New Roman" w:hAnsi="Times New Roman" w:cs="Times New Roman"/>
@@ -4142,7 +4387,7 @@
         <w:lastRenderedPageBreak/>
         <w:t>Методологические основы обработки электрокардиографического сигнала</w:t>
       </w:r>
-      <w:bookmarkEnd w:id="5"/>
+      <w:bookmarkEnd w:id="6"/>
     </w:p>
     <w:p>
       <w:pPr>
@@ -4153,7 +4398,7 @@
           <w:sz w:val="28"/>
         </w:rPr>
       </w:pPr>
-      <w:bookmarkStart w:id="6" w:name="_Toc225876705"/>
+      <w:bookmarkStart w:id="7" w:name="_Toc225949108"/>
       <w:r>
         <w:rPr>
           <w:rFonts w:ascii="Times New Roman" w:hAnsi="Times New Roman" w:cs="Times New Roman"/>
@@ -4162,7 +4407,7 @@
         </w:rPr>
         <w:t>Обоснование объема выборки</w:t>
       </w:r>
-      <w:bookmarkEnd w:id="6"/>
+      <w:bookmarkEnd w:id="7"/>
     </w:p>
     <w:p>
       <w:pPr>
@@ -4337,7 +4582,7 @@
           <w:sz w:val="28"/>
         </w:rPr>
       </w:pPr>
-      <w:bookmarkStart w:id="7" w:name="_Toc225876706"/>
+      <w:bookmarkStart w:id="8" w:name="_Toc225949109"/>
       <w:r>
         <w:rPr>
           <w:rFonts w:ascii="Times New Roman" w:hAnsi="Times New Roman" w:cs="Times New Roman"/>
@@ -4346,7 +4591,7 @@
         </w:rPr>
         <w:t>Метод синхронизированного усреднения</w:t>
       </w:r>
-      <w:bookmarkEnd w:id="7"/>
+      <w:bookmarkEnd w:id="8"/>
     </w:p>
     <w:p>
       <w:pPr>
@@ -4497,7 +4742,7 @@
           <w:sz w:val="28"/>
         </w:rPr>
       </w:pPr>
-      <w:bookmarkStart w:id="8" w:name="_Toc225876707"/>
+      <w:bookmarkStart w:id="9" w:name="_Toc225949110"/>
       <w:r>
         <w:rPr>
           <w:rFonts w:ascii="Times New Roman" w:hAnsi="Times New Roman" w:cs="Times New Roman"/>
@@ -4506,7 +4751,7 @@
         </w:rPr>
         <w:t>Детектирование пиков на основе мгновенной мощности</w:t>
       </w:r>
-      <w:bookmarkEnd w:id="8"/>
+      <w:bookmarkEnd w:id="9"/>
     </w:p>
     <w:p>
       <w:pPr>
@@ -4741,7 +4986,7 @@
           <w:sz w:val="28"/>
         </w:rPr>
       </w:pPr>
-      <w:bookmarkStart w:id="9" w:name="_Toc225876708"/>
+      <w:bookmarkStart w:id="10" w:name="_Toc225949111"/>
       <w:r>
         <w:rPr>
           <w:rFonts w:ascii="Times New Roman" w:hAnsi="Times New Roman" w:cs="Times New Roman"/>
@@ -4751,7 +4996,7 @@
         <w:lastRenderedPageBreak/>
         <w:t>Результаты анализа сигнал-усредненной электрокардиограммы</w:t>
       </w:r>
-      <w:bookmarkEnd w:id="9"/>
+      <w:bookmarkEnd w:id="10"/>
     </w:p>
     <w:p>
       <w:pPr>
@@ -4762,7 +5007,7 @@
           <w:sz w:val="28"/>
         </w:rPr>
       </w:pPr>
-      <w:bookmarkStart w:id="10" w:name="_Toc225876709"/>
+      <w:bookmarkStart w:id="11" w:name="_Toc225949112"/>
       <w:r>
         <w:rPr>
           <w:rFonts w:ascii="Times New Roman" w:hAnsi="Times New Roman" w:cs="Times New Roman"/>
@@ -4798,7 +5043,7 @@
         </w:rPr>
         <w:t>кардиоцикла</w:t>
       </w:r>
-      <w:bookmarkEnd w:id="10"/>
+      <w:bookmarkEnd w:id="11"/>
       <w:proofErr w:type="spellEnd"/>
     </w:p>
     <w:p>
@@ -5217,7 +5462,7 @@
           <w:sz w:val="28"/>
         </w:rPr>
       </w:pPr>
-      <w:bookmarkStart w:id="11" w:name="_Toc225876710"/>
+      <w:bookmarkStart w:id="12" w:name="_Toc225949113"/>
       <w:r>
         <w:rPr>
           <w:rFonts w:ascii="Times New Roman" w:hAnsi="Times New Roman" w:cs="Times New Roman"/>
@@ -5244,7 +5489,7 @@
         </w:rPr>
         <w:t xml:space="preserve"> и количественного анализа поздних потенциалов</w:t>
       </w:r>
-      <w:bookmarkEnd w:id="11"/>
+      <w:bookmarkEnd w:id="12"/>
     </w:p>
     <w:p>
       <w:pPr>
@@ -5537,7 +5782,7 @@
           <w:sz w:val="28"/>
         </w:rPr>
       </w:pPr>
-      <w:bookmarkStart w:id="12" w:name="_Toc225876711"/>
+      <w:bookmarkStart w:id="13" w:name="_Toc225949114"/>
       <w:r>
         <w:rPr>
           <w:rFonts w:ascii="Times New Roman" w:hAnsi="Times New Roman" w:cs="Times New Roman"/>
@@ -5564,7 +5809,7 @@
         </w:rPr>
         <w:t>-преобразование</w:t>
       </w:r>
-      <w:bookmarkEnd w:id="12"/>
+      <w:bookmarkEnd w:id="13"/>
     </w:p>
     <w:p>
       <w:pPr>
@@ -5659,6 +5904,7 @@
           <w:sz w:val="28"/>
         </w:rPr>
       </w:pPr>
+      <w:bookmarkStart w:id="14" w:name="_Toc225949115"/>
       <w:r>
         <w:rPr>
           <w:rFonts w:ascii="Times New Roman" w:hAnsi="Times New Roman" w:cs="Times New Roman"/>
@@ -5676,6 +5922,7 @@
         </w:rPr>
         <w:t>вейвлета</w:t>
       </w:r>
+      <w:bookmarkEnd w:id="14"/>
       <w:proofErr w:type="spellEnd"/>
     </w:p>
     <w:p>
@@ -5862,7 +6109,7 @@
           <w:sz w:val="28"/>
         </w:rPr>
       </w:pPr>
-      <w:bookmarkStart w:id="13" w:name="_GoBack"/>
+      <w:bookmarkStart w:id="15" w:name="_Toc225949116"/>
       <w:r>
         <w:rPr>
           <w:rFonts w:ascii="Times New Roman" w:hAnsi="Times New Roman" w:cs="Times New Roman"/>
@@ -5889,8 +6136,8 @@
         </w:rPr>
         <w:t>-преобразования</w:t>
       </w:r>
-    </w:p>
-    <w:bookmarkEnd w:id="13"/>
+      <w:bookmarkEnd w:id="15"/>
+    </w:p>
     <w:p>
       <w:pPr>
         <w:spacing w:after="0" w:line="360" w:lineRule="auto"/>
@@ -6277,7 +6524,7 @@
           <w:sz w:val="28"/>
         </w:rPr>
       </w:pPr>
-      <w:bookmarkStart w:id="14" w:name="_Toc225876712"/>
+      <w:bookmarkStart w:id="16" w:name="_Toc225949117"/>
       <w:r>
         <w:rPr>
           <w:rFonts w:ascii="Times New Roman" w:hAnsi="Times New Roman" w:cs="Times New Roman"/>
@@ -6286,7 +6533,7 @@
         </w:rPr>
         <w:t>Статистические моменты распределения</w:t>
       </w:r>
-      <w:bookmarkEnd w:id="14"/>
+      <w:bookmarkEnd w:id="16"/>
     </w:p>
     <w:p>
       <w:pPr>
@@ -6692,7 +6939,7 @@
           <w:szCs w:val="28"/>
         </w:rPr>
       </w:pPr>
-      <w:bookmarkStart w:id="15" w:name="_Toc225876713"/>
+      <w:bookmarkStart w:id="17" w:name="_Toc225949118"/>
       <w:r>
         <w:rPr>
           <w:rFonts w:ascii="Times New Roman" w:hAnsi="Times New Roman" w:cs="Times New Roman"/>
@@ -6702,7 +6949,7 @@
         </w:rPr>
         <w:t>Оценка спектральной плотности мощности методом периодограмм</w:t>
       </w:r>
-      <w:bookmarkEnd w:id="15"/>
+      <w:bookmarkEnd w:id="17"/>
     </w:p>
     <w:p>
       <w:pPr>
@@ -7118,7 +7365,7 @@
           <w:sz w:val="28"/>
         </w:rPr>
       </w:pPr>
-      <w:bookmarkStart w:id="16" w:name="_Toc225876714"/>
+      <w:bookmarkStart w:id="18" w:name="_Toc225949119"/>
       <w:r>
         <w:rPr>
           <w:rFonts w:ascii="Times New Roman" w:hAnsi="Times New Roman" w:cs="Times New Roman"/>
@@ -7127,7 +7374,7 @@
         </w:rPr>
         <w:t>Статистическая верификация различий между группами</w:t>
       </w:r>
-      <w:bookmarkEnd w:id="16"/>
+      <w:bookmarkEnd w:id="18"/>
     </w:p>
     <w:p>
       <w:pPr>
@@ -7312,7 +7559,7 @@
           <w:sz w:val="28"/>
         </w:rPr>
       </w:pPr>
-      <w:bookmarkStart w:id="17" w:name="_Toc225876715"/>
+      <w:bookmarkStart w:id="19" w:name="_Toc225949120"/>
       <w:r>
         <w:rPr>
           <w:rFonts w:ascii="Times New Roman" w:hAnsi="Times New Roman" w:cs="Times New Roman"/>
@@ -7321,7 +7568,7 @@
         </w:rPr>
         <w:t>Многомерный анализ: ROC-кривая и классификация</w:t>
       </w:r>
-      <w:bookmarkEnd w:id="17"/>
+      <w:bookmarkEnd w:id="19"/>
     </w:p>
     <w:p>
       <w:pPr>
@@ -7348,7 +7595,7 @@
           <w:sz w:val="28"/>
         </w:rPr>
       </w:pPr>
-      <w:bookmarkStart w:id="18" w:name="_Toc225876716"/>
+      <w:bookmarkStart w:id="20" w:name="_Toc225949121"/>
       <w:r>
         <w:rPr>
           <w:rFonts w:ascii="Times New Roman" w:hAnsi="Times New Roman" w:cs="Times New Roman"/>
@@ -7358,7 +7605,7 @@
         <w:lastRenderedPageBreak/>
         <w:t>ROC-анализ классификатора на основе случайного леса</w:t>
       </w:r>
-      <w:bookmarkEnd w:id="18"/>
+      <w:bookmarkEnd w:id="20"/>
     </w:p>
     <w:p>
       <w:pPr>
@@ -7573,7 +7820,7 @@
           <w:sz w:val="28"/>
         </w:rPr>
       </w:pPr>
-      <w:bookmarkStart w:id="19" w:name="_Toc225876717"/>
+      <w:bookmarkStart w:id="21" w:name="_Toc225949122"/>
       <w:r>
         <w:rPr>
           <w:rFonts w:ascii="Times New Roman" w:hAnsi="Times New Roman" w:cs="Times New Roman"/>
@@ -7582,7 +7829,7 @@
         </w:rPr>
         <w:t>Оценка качества классификации</w:t>
       </w:r>
-      <w:bookmarkEnd w:id="19"/>
+      <w:bookmarkEnd w:id="21"/>
     </w:p>
     <w:p>
       <w:pPr>
@@ -7673,7 +7920,7 @@
           <w:sz w:val="28"/>
         </w:rPr>
       </w:pPr>
-      <w:bookmarkStart w:id="20" w:name="_Toc225876718"/>
+      <w:bookmarkStart w:id="22" w:name="_Toc225949123"/>
       <w:r>
         <w:rPr>
           <w:rFonts w:ascii="Times New Roman" w:hAnsi="Times New Roman" w:cs="Times New Roman"/>
@@ -7682,7 +7929,7 @@
         </w:rPr>
         <w:t>Оценка важности признаков</w:t>
       </w:r>
-      <w:bookmarkEnd w:id="20"/>
+      <w:bookmarkEnd w:id="22"/>
     </w:p>
     <w:p>
       <w:pPr>
@@ -7731,114 +7978,6 @@
         </w:rPr>
         <w:t>), позволила выделить 10 переменных, вносящих наибольший вклад в классификацию. В порядке убывания значимости они распределились следующим образом:</w:t>
       </w:r>
-    </w:p>
-    <w:p>
-      <w:pPr>
-        <w:jc w:val="both"/>
-        <w:rPr>
-          <w:rFonts w:ascii="Times New Roman" w:hAnsi="Times New Roman" w:cs="Times New Roman"/>
-          <w:sz w:val="28"/>
-        </w:rPr>
-      </w:pPr>
-    </w:p>
-    <w:p>
-      <w:pPr>
-        <w:jc w:val="both"/>
-        <w:rPr>
-          <w:rFonts w:ascii="Times New Roman" w:hAnsi="Times New Roman" w:cs="Times New Roman"/>
-          <w:sz w:val="28"/>
-        </w:rPr>
-      </w:pPr>
-    </w:p>
-    <w:p>
-      <w:pPr>
-        <w:jc w:val="both"/>
-        <w:rPr>
-          <w:rFonts w:ascii="Times New Roman" w:hAnsi="Times New Roman" w:cs="Times New Roman"/>
-          <w:sz w:val="28"/>
-        </w:rPr>
-      </w:pPr>
-    </w:p>
-    <w:p>
-      <w:pPr>
-        <w:jc w:val="both"/>
-        <w:rPr>
-          <w:rFonts w:ascii="Times New Roman" w:hAnsi="Times New Roman" w:cs="Times New Roman"/>
-          <w:sz w:val="28"/>
-        </w:rPr>
-      </w:pPr>
-    </w:p>
-    <w:p>
-      <w:pPr>
-        <w:jc w:val="both"/>
-        <w:rPr>
-          <w:rFonts w:ascii="Times New Roman" w:hAnsi="Times New Roman" w:cs="Times New Roman"/>
-          <w:sz w:val="28"/>
-        </w:rPr>
-      </w:pPr>
-    </w:p>
-    <w:p>
-      <w:pPr>
-        <w:jc w:val="both"/>
-        <w:rPr>
-          <w:rFonts w:ascii="Times New Roman" w:hAnsi="Times New Roman" w:cs="Times New Roman"/>
-          <w:sz w:val="28"/>
-        </w:rPr>
-      </w:pPr>
-    </w:p>
-    <w:p>
-      <w:pPr>
-        <w:jc w:val="both"/>
-        <w:rPr>
-          <w:rFonts w:ascii="Times New Roman" w:hAnsi="Times New Roman" w:cs="Times New Roman"/>
-          <w:sz w:val="28"/>
-        </w:rPr>
-      </w:pPr>
-    </w:p>
-    <w:p>
-      <w:pPr>
-        <w:jc w:val="both"/>
-        <w:rPr>
-          <w:rFonts w:ascii="Times New Roman" w:hAnsi="Times New Roman" w:cs="Times New Roman"/>
-          <w:sz w:val="28"/>
-        </w:rPr>
-      </w:pPr>
-    </w:p>
-    <w:p>
-      <w:pPr>
-        <w:jc w:val="both"/>
-        <w:rPr>
-          <w:rFonts w:ascii="Times New Roman" w:hAnsi="Times New Roman" w:cs="Times New Roman"/>
-          <w:sz w:val="28"/>
-        </w:rPr>
-      </w:pPr>
-    </w:p>
-    <w:p>
-      <w:pPr>
-        <w:jc w:val="both"/>
-        <w:rPr>
-          <w:rFonts w:ascii="Times New Roman" w:hAnsi="Times New Roman" w:cs="Times New Roman"/>
-          <w:sz w:val="28"/>
-        </w:rPr>
-      </w:pPr>
-    </w:p>
-    <w:p>
-      <w:pPr>
-        <w:jc w:val="both"/>
-        <w:rPr>
-          <w:rFonts w:ascii="Times New Roman" w:hAnsi="Times New Roman" w:cs="Times New Roman"/>
-          <w:sz w:val="28"/>
-        </w:rPr>
-      </w:pPr>
-    </w:p>
-    <w:p>
-      <w:pPr>
-        <w:jc w:val="both"/>
-        <w:rPr>
-          <w:rFonts w:ascii="Times New Roman" w:hAnsi="Times New Roman" w:cs="Times New Roman"/>
-          <w:sz w:val="28"/>
-        </w:rPr>
-      </w:pPr>
     </w:p>
     <w:p>
       <w:pPr>
@@ -8834,7 +8973,6 @@
                 <w:rFonts w:ascii="Times New Roman" w:hAnsi="Times New Roman" w:cs="Times New Roman"/>
                 <w:sz w:val="24"/>
               </w:rPr>
-              <w:lastRenderedPageBreak/>
               <w:t>8</w:t>
             </w:r>
           </w:p>
@@ -9205,7 +9343,7 @@
           <w:sz w:val="28"/>
         </w:rPr>
       </w:pPr>
-      <w:bookmarkStart w:id="21" w:name="_Toc225876719"/>
+      <w:bookmarkStart w:id="23" w:name="_Toc225949124"/>
       <w:r>
         <w:rPr>
           <w:rFonts w:ascii="Times New Roman" w:hAnsi="Times New Roman" w:cs="Times New Roman"/>
@@ -9214,7 +9352,7 @@
         </w:rPr>
         <w:t>Обсуждение результатов многомерного анализа</w:t>
       </w:r>
-      <w:bookmarkEnd w:id="21"/>
+      <w:bookmarkEnd w:id="23"/>
     </w:p>
     <w:p>
       <w:pPr>
@@ -9229,7 +9367,15 @@
           <w:rFonts w:ascii="Times New Roman" w:hAnsi="Times New Roman" w:cs="Times New Roman"/>
           <w:sz w:val="28"/>
         </w:rPr>
-        <w:t>Таким образом, несмотря на отсутствие статистически значимых различий между группами по отдельным параметрам согласно результатам U-теста Манна–Уитни, комплексное использование совокупности признаков в модели случайного леса позволило достичь удовлетворительного качества классификации (AUC = 0,704; AP = 0,734).</w:t>
+        <w:t xml:space="preserve">Таким образом, несмотря на отсутствие статистически значимых различий между группами по отдельным параметрам согласно результатам U-теста </w:t>
+      </w:r>
+      <w:r>
+        <w:rPr>
+          <w:rFonts w:ascii="Times New Roman" w:hAnsi="Times New Roman" w:cs="Times New Roman"/>
+          <w:sz w:val="28"/>
+        </w:rPr>
+        <w:lastRenderedPageBreak/>
+        <w:t>Манна–Уитни, комплексное использование совокупности признаков в модели случайного леса позволило достичь удовлетворительного качества классификации (AUC = 0,704; AP = 0,734).</w:t>
       </w:r>
     </w:p>
     <w:p>
@@ -9678,7 +9824,6 @@
                 <w:rFonts w:ascii="Times New Roman" w:hAnsi="Times New Roman" w:cs="Times New Roman"/>
                 <w:sz w:val="24"/>
               </w:rPr>
-              <w:lastRenderedPageBreak/>
               <w:t>Оптимальный порог</w:t>
             </w:r>
           </w:p>
@@ -9831,16 +9976,17 @@
           <w:sz w:val="28"/>
         </w:rPr>
       </w:pPr>
-      <w:bookmarkStart w:id="22" w:name="_Toc225876720"/>
-      <w:r>
-        <w:rPr>
-          <w:rFonts w:ascii="Times New Roman" w:hAnsi="Times New Roman" w:cs="Times New Roman"/>
-          <w:color w:val="auto"/>
-          <w:sz w:val="28"/>
-        </w:rPr>
+      <w:bookmarkStart w:id="24" w:name="_Toc225949125"/>
+      <w:r>
+        <w:rPr>
+          <w:rFonts w:ascii="Times New Roman" w:hAnsi="Times New Roman" w:cs="Times New Roman"/>
+          <w:color w:val="auto"/>
+          <w:sz w:val="28"/>
+        </w:rPr>
+        <w:lastRenderedPageBreak/>
         <w:t>СПИСОК ЛИТЕРАТУРЫ</w:t>
       </w:r>
-      <w:bookmarkEnd w:id="22"/>
+      <w:bookmarkEnd w:id="24"/>
     </w:p>
     <w:p>
       <w:pPr>
@@ -10383,7 +10529,6 @@
           <w:bCs/>
           <w:sz w:val="28"/>
         </w:rPr>
-        <w:lastRenderedPageBreak/>
         <w:t>Стратонович, Р. Л.</w:t>
       </w:r>
       <w:r>
@@ -10981,6 +11126,7 @@
           <w:sz w:val="28"/>
           <w:lang w:val="en-US"/>
         </w:rPr>
+        <w:lastRenderedPageBreak/>
         <w:t>Simson, M. B.</w:t>
       </w:r>
       <w:r>
@@ -13126,7 +13272,7 @@
 </file>
 
 <file path=customXml/itemProps1.xml><?xml version="1.0" encoding="utf-8"?>
-<ds:datastoreItem xmlns:ds="http://schemas.openxmlformats.org/officeDocument/2006/customXml" ds:itemID="{19F5A929-C395-4859-B1A9-0BEF3C5BEAB0}">
+<ds:datastoreItem xmlns:ds="http://schemas.openxmlformats.org/officeDocument/2006/customXml" ds:itemID="{1AD61CE2-0603-45C8-ABB2-C2B087E7677E}">
   <ds:schemaRefs>
     <ds:schemaRef ds:uri="http://schemas.openxmlformats.org/officeDocument/2006/bibliography"/>
   </ds:schemaRefs>

--- a/docs/Отчет.docx
+++ b/docs/Отчет.docx
@@ -1729,19 +1729,7 @@
                 <w:sz w:val="28"/>
                 <w:szCs w:val="24"/>
               </w:rPr>
-              <w:t>Реализация непрерывного вейвлет</w:t>
-            </w:r>
-            <w:bookmarkStart w:id="0" w:name="_GoBack"/>
-            <w:bookmarkEnd w:id="0"/>
-            <w:r>
-              <w:rPr>
-                <w:rStyle w:val="a5"/>
-                <w:rFonts w:ascii="Times New Roman" w:hAnsi="Times New Roman" w:cs="Times New Roman"/>
-                <w:noProof/>
-                <w:sz w:val="28"/>
-                <w:szCs w:val="24"/>
-              </w:rPr>
-              <w:t>-преобразования</w:t>
+              <w:t>Реализация непрерывного вейвлет-преобразования</w:t>
             </w:r>
             <w:r>
               <w:rPr>
@@ -2878,7 +2866,7 @@
           <w:sz w:val="28"/>
         </w:rPr>
       </w:pPr>
-      <w:bookmarkStart w:id="1" w:name="_Toc225949102"/>
+      <w:bookmarkStart w:id="0" w:name="_Toc225949102"/>
       <w:r>
         <w:rPr>
           <w:rFonts w:ascii="Times New Roman" w:hAnsi="Times New Roman" w:cs="Times New Roman"/>
@@ -2887,7 +2875,7 @@
         </w:rPr>
         <w:t>Список сокращений</w:t>
       </w:r>
-      <w:bookmarkEnd w:id="1"/>
+      <w:bookmarkEnd w:id="0"/>
     </w:p>
     <w:p>
       <w:pPr>
@@ -3584,7 +3572,7 @@
           <w:sz w:val="28"/>
         </w:rPr>
       </w:pPr>
-      <w:bookmarkStart w:id="2" w:name="_Toc225949103"/>
+      <w:bookmarkStart w:id="1" w:name="_Toc225949103"/>
       <w:r>
         <w:rPr>
           <w:rFonts w:ascii="Times New Roman" w:hAnsi="Times New Roman" w:cs="Times New Roman"/>
@@ -3594,10 +3582,110 @@
         <w:lastRenderedPageBreak/>
         <w:t>Методологические подходы к предварительной обработке и интеграции многополосных электрокардиографических сигналов</w:t>
       </w:r>
+      <w:bookmarkEnd w:id="1"/>
+    </w:p>
+    <w:p>
+      <w:pPr>
+        <w:pStyle w:val="2"/>
+        <w:rPr>
+          <w:rFonts w:ascii="Times New Roman" w:hAnsi="Times New Roman" w:cs="Times New Roman"/>
+          <w:color w:val="auto"/>
+          <w:sz w:val="28"/>
+        </w:rPr>
+      </w:pPr>
+      <w:bookmarkStart w:id="2" w:name="_Toc225949104"/>
+      <w:r>
+        <w:rPr>
+          <w:rFonts w:ascii="Times New Roman" w:hAnsi="Times New Roman" w:cs="Times New Roman"/>
+          <w:color w:val="auto"/>
+          <w:sz w:val="28"/>
+        </w:rPr>
+        <w:t>Форматы регистрации и структура биомедицинских данных</w:t>
+      </w:r>
       <w:bookmarkEnd w:id="2"/>
     </w:p>
     <w:p>
       <w:pPr>
+        <w:jc w:val="both"/>
+        <w:rPr>
+          <w:rFonts w:ascii="Times New Roman" w:hAnsi="Times New Roman" w:cs="Times New Roman"/>
+          <w:sz w:val="28"/>
+        </w:rPr>
+      </w:pPr>
+      <w:r>
+        <w:rPr>
+          <w:rFonts w:ascii="Times New Roman" w:hAnsi="Times New Roman" w:cs="Times New Roman"/>
+          <w:sz w:val="28"/>
+        </w:rPr>
+        <w:t xml:space="preserve">В современной экспериментальной и клинической электрокардиографии регистрация сигналов осуществляется в стандартизированных форматах, обеспечивающих сохранность метаданных и возможность </w:t>
+      </w:r>
+      <w:proofErr w:type="gramStart"/>
+      <w:r>
+        <w:rPr>
+          <w:rFonts w:ascii="Times New Roman" w:hAnsi="Times New Roman" w:cs="Times New Roman"/>
+          <w:sz w:val="28"/>
+        </w:rPr>
+        <w:t>кросс-платформенной</w:t>
+      </w:r>
+      <w:proofErr w:type="gramEnd"/>
+      <w:r>
+        <w:rPr>
+          <w:rFonts w:ascii="Times New Roman" w:hAnsi="Times New Roman" w:cs="Times New Roman"/>
+          <w:sz w:val="28"/>
+        </w:rPr>
+        <w:t xml:space="preserve"> обработки. Одним из наиболее распространенных является </w:t>
+      </w:r>
+      <w:proofErr w:type="spellStart"/>
+      <w:r>
+        <w:rPr>
+          <w:rFonts w:ascii="Times New Roman" w:hAnsi="Times New Roman" w:cs="Times New Roman"/>
+          <w:sz w:val="28"/>
+        </w:rPr>
+        <w:t>European</w:t>
+      </w:r>
+      <w:proofErr w:type="spellEnd"/>
+      <w:r>
+        <w:rPr>
+          <w:rFonts w:ascii="Times New Roman" w:hAnsi="Times New Roman" w:cs="Times New Roman"/>
+          <w:sz w:val="28"/>
+        </w:rPr>
+        <w:t xml:space="preserve"> </w:t>
+      </w:r>
+      <w:proofErr w:type="spellStart"/>
+      <w:r>
+        <w:rPr>
+          <w:rFonts w:ascii="Times New Roman" w:hAnsi="Times New Roman" w:cs="Times New Roman"/>
+          <w:sz w:val="28"/>
+        </w:rPr>
+        <w:t>Data</w:t>
+      </w:r>
+      <w:proofErr w:type="spellEnd"/>
+      <w:r>
+        <w:rPr>
+          <w:rFonts w:ascii="Times New Roman" w:hAnsi="Times New Roman" w:cs="Times New Roman"/>
+          <w:sz w:val="28"/>
+        </w:rPr>
+        <w:t xml:space="preserve"> </w:t>
+      </w:r>
+      <w:proofErr w:type="spellStart"/>
+      <w:r>
+        <w:rPr>
+          <w:rFonts w:ascii="Times New Roman" w:hAnsi="Times New Roman" w:cs="Times New Roman"/>
+          <w:sz w:val="28"/>
+        </w:rPr>
+        <w:t>Format</w:t>
+      </w:r>
+      <w:proofErr w:type="spellEnd"/>
+      <w:r>
+        <w:rPr>
+          <w:rFonts w:ascii="Times New Roman" w:hAnsi="Times New Roman" w:cs="Times New Roman"/>
+          <w:sz w:val="28"/>
+        </w:rPr>
+        <w:t xml:space="preserve"> (EDF), разработанный в 1992 году как открытый стандарт для хранения многоканальных биомедицинских сигналов. EDF обеспечивает хранение информации о частоте дискретизации, калибровочных коэффициентах, физических единицах измерения и временных метках для каждого канала независимо, что критически важно для последующей многополосной обработки.</w:t>
+      </w:r>
+    </w:p>
+    <w:p>
+      <w:pPr>
         <w:pStyle w:val="2"/>
         <w:rPr>
           <w:rFonts w:ascii="Times New Roman" w:hAnsi="Times New Roman" w:cs="Times New Roman"/>
@@ -3605,116 +3693,16 @@
           <w:sz w:val="28"/>
         </w:rPr>
       </w:pPr>
-      <w:bookmarkStart w:id="3" w:name="_Toc225949104"/>
-      <w:r>
-        <w:rPr>
-          <w:rFonts w:ascii="Times New Roman" w:hAnsi="Times New Roman" w:cs="Times New Roman"/>
-          <w:color w:val="auto"/>
-          <w:sz w:val="28"/>
-        </w:rPr>
-        <w:t>Форматы регистрации и структура биомедицинских данных</w:t>
+      <w:bookmarkStart w:id="3" w:name="_Toc225949105"/>
+      <w:r>
+        <w:rPr>
+          <w:rFonts w:ascii="Times New Roman" w:hAnsi="Times New Roman" w:cs="Times New Roman"/>
+          <w:color w:val="auto"/>
+          <w:sz w:val="28"/>
+        </w:rPr>
+        <w:t>Алгоритм адаптивного взвешенного объединения каналов</w:t>
       </w:r>
       <w:bookmarkEnd w:id="3"/>
-    </w:p>
-    <w:p>
-      <w:pPr>
-        <w:jc w:val="both"/>
-        <w:rPr>
-          <w:rFonts w:ascii="Times New Roman" w:hAnsi="Times New Roman" w:cs="Times New Roman"/>
-          <w:sz w:val="28"/>
-        </w:rPr>
-      </w:pPr>
-      <w:r>
-        <w:rPr>
-          <w:rFonts w:ascii="Times New Roman" w:hAnsi="Times New Roman" w:cs="Times New Roman"/>
-          <w:sz w:val="28"/>
-        </w:rPr>
-        <w:t xml:space="preserve">В современной экспериментальной и клинической электрокардиографии регистрация сигналов осуществляется в стандартизированных форматах, обеспечивающих сохранность метаданных и возможность </w:t>
-      </w:r>
-      <w:proofErr w:type="gramStart"/>
-      <w:r>
-        <w:rPr>
-          <w:rFonts w:ascii="Times New Roman" w:hAnsi="Times New Roman" w:cs="Times New Roman"/>
-          <w:sz w:val="28"/>
-        </w:rPr>
-        <w:t>кросс-платформенной</w:t>
-      </w:r>
-      <w:proofErr w:type="gramEnd"/>
-      <w:r>
-        <w:rPr>
-          <w:rFonts w:ascii="Times New Roman" w:hAnsi="Times New Roman" w:cs="Times New Roman"/>
-          <w:sz w:val="28"/>
-        </w:rPr>
-        <w:t xml:space="preserve"> обработки. Одним из наиболее распространенных является </w:t>
-      </w:r>
-      <w:proofErr w:type="spellStart"/>
-      <w:r>
-        <w:rPr>
-          <w:rFonts w:ascii="Times New Roman" w:hAnsi="Times New Roman" w:cs="Times New Roman"/>
-          <w:sz w:val="28"/>
-        </w:rPr>
-        <w:t>European</w:t>
-      </w:r>
-      <w:proofErr w:type="spellEnd"/>
-      <w:r>
-        <w:rPr>
-          <w:rFonts w:ascii="Times New Roman" w:hAnsi="Times New Roman" w:cs="Times New Roman"/>
-          <w:sz w:val="28"/>
-        </w:rPr>
-        <w:t xml:space="preserve"> </w:t>
-      </w:r>
-      <w:proofErr w:type="spellStart"/>
-      <w:r>
-        <w:rPr>
-          <w:rFonts w:ascii="Times New Roman" w:hAnsi="Times New Roman" w:cs="Times New Roman"/>
-          <w:sz w:val="28"/>
-        </w:rPr>
-        <w:t>Data</w:t>
-      </w:r>
-      <w:proofErr w:type="spellEnd"/>
-      <w:r>
-        <w:rPr>
-          <w:rFonts w:ascii="Times New Roman" w:hAnsi="Times New Roman" w:cs="Times New Roman"/>
-          <w:sz w:val="28"/>
-        </w:rPr>
-        <w:t xml:space="preserve"> </w:t>
-      </w:r>
-      <w:proofErr w:type="spellStart"/>
-      <w:r>
-        <w:rPr>
-          <w:rFonts w:ascii="Times New Roman" w:hAnsi="Times New Roman" w:cs="Times New Roman"/>
-          <w:sz w:val="28"/>
-        </w:rPr>
-        <w:t>Format</w:t>
-      </w:r>
-      <w:proofErr w:type="spellEnd"/>
-      <w:r>
-        <w:rPr>
-          <w:rFonts w:ascii="Times New Roman" w:hAnsi="Times New Roman" w:cs="Times New Roman"/>
-          <w:sz w:val="28"/>
-        </w:rPr>
-        <w:t xml:space="preserve"> (EDF), разработанный в 1992 году как открытый стандарт для хранения многоканальных биомедицинских сигналов. EDF обеспечивает хранение информации о частоте дискретизации, калибровочных коэффициентах, физических единицах измерения и временных метках для каждого канала независимо, что критически важно для последующей многополосной обработки.</w:t>
-      </w:r>
-    </w:p>
-    <w:p>
-      <w:pPr>
-        <w:pStyle w:val="2"/>
-        <w:rPr>
-          <w:rFonts w:ascii="Times New Roman" w:hAnsi="Times New Roman" w:cs="Times New Roman"/>
-          <w:color w:val="auto"/>
-          <w:sz w:val="28"/>
-        </w:rPr>
-      </w:pPr>
-      <w:bookmarkStart w:id="4" w:name="_Toc225949105"/>
-      <w:r>
-        <w:rPr>
-          <w:rFonts w:ascii="Times New Roman" w:hAnsi="Times New Roman" w:cs="Times New Roman"/>
-          <w:color w:val="auto"/>
-          <w:sz w:val="28"/>
-        </w:rPr>
-        <w:t>Алгоритм адаптивного взвешенного объединения каналов</w:t>
-      </w:r>
-      <w:bookmarkEnd w:id="4"/>
     </w:p>
     <w:p>
       <w:pPr>
@@ -3825,7 +3813,7 @@
           <w:sz w:val="28"/>
         </w:rPr>
       </w:pPr>
-      <w:bookmarkStart w:id="5" w:name="_Toc225949106"/>
+      <w:bookmarkStart w:id="4" w:name="_Toc225949106"/>
       <w:r>
         <w:rPr>
           <w:rFonts w:ascii="Times New Roman" w:hAnsi="Times New Roman" w:cs="Times New Roman"/>
@@ -3834,7 +3822,7 @@
         </w:rPr>
         <w:t>Общая схема предварительной обработки сигнала</w:t>
       </w:r>
-      <w:bookmarkEnd w:id="5"/>
+      <w:bookmarkEnd w:id="4"/>
     </w:p>
     <w:p>
       <w:pPr>
@@ -4377,7 +4365,7 @@
           <w:sz w:val="28"/>
         </w:rPr>
       </w:pPr>
-      <w:bookmarkStart w:id="6" w:name="_Toc225949107"/>
+      <w:bookmarkStart w:id="5" w:name="_Toc225949107"/>
       <w:r>
         <w:rPr>
           <w:rFonts w:ascii="Times New Roman" w:hAnsi="Times New Roman" w:cs="Times New Roman"/>
@@ -4387,27 +4375,27 @@
         <w:lastRenderedPageBreak/>
         <w:t>Методологические основы обработки электрокардиографического сигнала</w:t>
       </w:r>
+      <w:bookmarkEnd w:id="5"/>
+    </w:p>
+    <w:p>
+      <w:pPr>
+        <w:pStyle w:val="2"/>
+        <w:rPr>
+          <w:rFonts w:ascii="Times New Roman" w:hAnsi="Times New Roman" w:cs="Times New Roman"/>
+          <w:color w:val="auto"/>
+          <w:sz w:val="28"/>
+        </w:rPr>
+      </w:pPr>
+      <w:bookmarkStart w:id="6" w:name="_Toc225949108"/>
+      <w:r>
+        <w:rPr>
+          <w:rFonts w:ascii="Times New Roman" w:hAnsi="Times New Roman" w:cs="Times New Roman"/>
+          <w:color w:val="auto"/>
+          <w:sz w:val="28"/>
+        </w:rPr>
+        <w:t>Обоснование объема выборки</w:t>
+      </w:r>
       <w:bookmarkEnd w:id="6"/>
-    </w:p>
-    <w:p>
-      <w:pPr>
-        <w:pStyle w:val="2"/>
-        <w:rPr>
-          <w:rFonts w:ascii="Times New Roman" w:hAnsi="Times New Roman" w:cs="Times New Roman"/>
-          <w:color w:val="auto"/>
-          <w:sz w:val="28"/>
-        </w:rPr>
-      </w:pPr>
-      <w:bookmarkStart w:id="7" w:name="_Toc225949108"/>
-      <w:r>
-        <w:rPr>
-          <w:rFonts w:ascii="Times New Roman" w:hAnsi="Times New Roman" w:cs="Times New Roman"/>
-          <w:color w:val="auto"/>
-          <w:sz w:val="28"/>
-        </w:rPr>
-        <w:t>Обоснование объема выборки</w:t>
-      </w:r>
-      <w:bookmarkEnd w:id="7"/>
     </w:p>
     <w:p>
       <w:pPr>
@@ -4447,7 +4435,16 @@
           <w:rFonts w:ascii="Times New Roman" w:hAnsi="Times New Roman" w:cs="Times New Roman"/>
           <w:sz w:val="28"/>
         </w:rPr>
-        <w:t>гауссовскому</w:t>
+        <w:t>гаус</w:t>
+      </w:r>
+      <w:bookmarkStart w:id="7" w:name="_GoBack"/>
+      <w:bookmarkEnd w:id="7"/>
+      <w:r>
+        <w:rPr>
+          <w:rFonts w:ascii="Times New Roman" w:hAnsi="Times New Roman" w:cs="Times New Roman"/>
+          <w:sz w:val="28"/>
+        </w:rPr>
+        <w:t>совскому</w:t>
       </w:r>
       <w:proofErr w:type="spellEnd"/>
       <w:r>
@@ -11326,7 +11323,7 @@
       <w:lvlText w:val="%1.%2"/>
       <w:lvlJc w:val="left"/>
       <w:pPr>
-        <w:ind w:left="576" w:hanging="576"/>
+        <w:ind w:left="3695" w:hanging="576"/>
       </w:pPr>
     </w:lvl>
     <w:lvl w:ilvl="2">
@@ -12529,6 +12526,7 @@
         <w:numId w:val="1"/>
       </w:numPr>
       <w:spacing w:before="40" w:after="0"/>
+      <w:ind w:left="576"/>
       <w:outlineLvl w:val="1"/>
     </w:pPr>
     <w:rPr>
@@ -13272,7 +13270,7 @@
 </file>
 
 <file path=customXml/itemProps1.xml><?xml version="1.0" encoding="utf-8"?>
-<ds:datastoreItem xmlns:ds="http://schemas.openxmlformats.org/officeDocument/2006/customXml" ds:itemID="{1AD61CE2-0603-45C8-ABB2-C2B087E7677E}">
+<ds:datastoreItem xmlns:ds="http://schemas.openxmlformats.org/officeDocument/2006/customXml" ds:itemID="{C6C6802A-B2EE-47FD-BAC6-29A79B550447}">
   <ds:schemaRefs>
     <ds:schemaRef ds:uri="http://schemas.openxmlformats.org/officeDocument/2006/bibliography"/>
   </ds:schemaRefs>

--- a/docs/Отчет.docx
+++ b/docs/Отчет.docx
@@ -4411,7 +4411,79 @@
           <w:rFonts w:ascii="Times New Roman" w:hAnsi="Times New Roman" w:cs="Times New Roman"/>
           <w:sz w:val="28"/>
         </w:rPr>
-        <w:t xml:space="preserve">Объем выборки, ограниченный 200 </w:t>
+        <w:t>Экспериментальные записи ЭКГ сверхвысокого разрешения (ЭКГ СВР) получены от 8 крыс. У каждого животного регистри</w:t>
+      </w:r>
+      <w:r>
+        <w:rPr>
+          <w:rFonts w:ascii="Times New Roman" w:hAnsi="Times New Roman" w:cs="Times New Roman"/>
+          <w:sz w:val="28"/>
+        </w:rPr>
+        <w:t>ровали ЭКГ в двух состояниях:</w:t>
+      </w:r>
+    </w:p>
+    <w:p>
+      <w:pPr>
+        <w:spacing w:line="360" w:lineRule="auto"/>
+        <w:jc w:val="both"/>
+        <w:rPr>
+          <w:rFonts w:ascii="Times New Roman" w:hAnsi="Times New Roman" w:cs="Times New Roman"/>
+          <w:sz w:val="28"/>
+        </w:rPr>
+      </w:pPr>
+      <w:r>
+        <w:rPr>
+          <w:rFonts w:ascii="Times New Roman" w:hAnsi="Times New Roman" w:cs="Times New Roman"/>
+          <w:sz w:val="28"/>
+        </w:rPr>
+        <w:t>группа «норма» — ф</w:t>
+      </w:r>
+      <w:r>
+        <w:rPr>
+          <w:rFonts w:ascii="Times New Roman" w:hAnsi="Times New Roman" w:cs="Times New Roman"/>
+          <w:sz w:val="28"/>
+        </w:rPr>
+        <w:t>оновые записи до вмешательства;</w:t>
+      </w:r>
+    </w:p>
+    <w:p>
+      <w:pPr>
+        <w:spacing w:line="360" w:lineRule="auto"/>
+        <w:jc w:val="both"/>
+        <w:rPr>
+          <w:rFonts w:ascii="Times New Roman" w:hAnsi="Times New Roman" w:cs="Times New Roman"/>
+          <w:sz w:val="28"/>
+        </w:rPr>
+      </w:pPr>
+      <w:r>
+        <w:rPr>
+          <w:rFonts w:ascii="Times New Roman" w:hAnsi="Times New Roman" w:cs="Times New Roman"/>
+          <w:sz w:val="28"/>
+        </w:rPr>
+        <w:t>группа «патология» — записи после моделирования пережатия артери</w:t>
+      </w:r>
+      <w:r>
+        <w:rPr>
+          <w:rFonts w:ascii="Times New Roman" w:hAnsi="Times New Roman" w:cs="Times New Roman"/>
+          <w:sz w:val="28"/>
+        </w:rPr>
+        <w:t>и.</w:t>
+      </w:r>
+    </w:p>
+    <w:p>
+      <w:pPr>
+        <w:spacing w:line="360" w:lineRule="auto"/>
+        <w:jc w:val="both"/>
+        <w:rPr>
+          <w:rFonts w:ascii="Times New Roman" w:hAnsi="Times New Roman" w:cs="Times New Roman"/>
+          <w:sz w:val="28"/>
+        </w:rPr>
+      </w:pPr>
+      <w:r>
+        <w:rPr>
+          <w:rFonts w:ascii="Times New Roman" w:hAnsi="Times New Roman" w:cs="Times New Roman"/>
+          <w:sz w:val="28"/>
+        </w:rPr>
+        <w:t xml:space="preserve">Учитывая, что средняя частота сердечных сокращений у крыс в состоянии покоя составляет примерно от 250 до 400 ударов в минуту, 200 последовательных </w:t>
       </w:r>
       <w:proofErr w:type="spellStart"/>
       <w:r>
@@ -4419,7 +4491,7 @@
           <w:rFonts w:ascii="Times New Roman" w:hAnsi="Times New Roman" w:cs="Times New Roman"/>
           <w:sz w:val="28"/>
         </w:rPr>
-        <w:t>кардиоциклами</w:t>
+        <w:t>кардиоциклов</w:t>
       </w:r>
       <w:proofErr w:type="spellEnd"/>
       <w:r>
@@ -4427,33 +4499,17 @@
           <w:rFonts w:ascii="Times New Roman" w:hAnsi="Times New Roman" w:cs="Times New Roman"/>
           <w:sz w:val="28"/>
         </w:rPr>
-        <w:t>, обусловлен совокупностью требований статистической устойчивости метода и априорными сведениями о характере шумовой компоненты. Поскольку помехи и шумы подчиняются нормальному (</w:t>
-      </w:r>
-      <w:proofErr w:type="spellStart"/>
-      <w:r>
-        <w:rPr>
-          <w:rFonts w:ascii="Times New Roman" w:hAnsi="Times New Roman" w:cs="Times New Roman"/>
-          <w:sz w:val="28"/>
-        </w:rPr>
-        <w:t>гаус</w:t>
+        <w:t xml:space="preserve"> соответствуют временному интервалу приблизительно от 30 до 48 секунд (0,5–0,8 минуты)</w:t>
+      </w:r>
+      <w:r>
+        <w:rPr>
+          <w:rFonts w:ascii="Times New Roman" w:hAnsi="Times New Roman" w:cs="Times New Roman"/>
+          <w:sz w:val="28"/>
+        </w:rPr>
+        <w:t>.</w:t>
       </w:r>
       <w:bookmarkStart w:id="7" w:name="_GoBack"/>
       <w:bookmarkEnd w:id="7"/>
-      <w:r>
-        <w:rPr>
-          <w:rFonts w:ascii="Times New Roman" w:hAnsi="Times New Roman" w:cs="Times New Roman"/>
-          <w:sz w:val="28"/>
-        </w:rPr>
-        <w:t>совскому</w:t>
-      </w:r>
-      <w:proofErr w:type="spellEnd"/>
-      <w:r>
-        <w:rPr>
-          <w:rFonts w:ascii="Times New Roman" w:hAnsi="Times New Roman" w:cs="Times New Roman"/>
-          <w:sz w:val="28"/>
-        </w:rPr>
-        <w:t>) закону распределения, а обработка сигнала базируется на построении аналитического сигнала посредством преобразования Гильберта с последующим вычислением мгновенной мощности, именно такой объем выборки обеспечивает:</w:t>
-      </w:r>
     </w:p>
     <w:p>
       <w:pPr>
@@ -4469,7 +4525,39 @@
           <w:rFonts w:ascii="Times New Roman" w:hAnsi="Times New Roman" w:cs="Times New Roman"/>
           <w:sz w:val="28"/>
         </w:rPr>
-        <w:t>сходимость выборочных оценок мгновенной мощности к нормальному распределению в соответствии с центральной предельной теоремой;</w:t>
+        <w:t xml:space="preserve">Объем выборки, ограниченный 200 </w:t>
+      </w:r>
+      <w:proofErr w:type="spellStart"/>
+      <w:r>
+        <w:rPr>
+          <w:rFonts w:ascii="Times New Roman" w:hAnsi="Times New Roman" w:cs="Times New Roman"/>
+          <w:sz w:val="28"/>
+        </w:rPr>
+        <w:t>кардиоциклами</w:t>
+      </w:r>
+      <w:proofErr w:type="spellEnd"/>
+      <w:r>
+        <w:rPr>
+          <w:rFonts w:ascii="Times New Roman" w:hAnsi="Times New Roman" w:cs="Times New Roman"/>
+          <w:sz w:val="28"/>
+        </w:rPr>
+        <w:t>, обусловлен совокупностью требований статистической устойчивости метода и априорными сведениями о характере шумовой компоненты. Поскольку помехи и шумы подчиняются нормальному (</w:t>
+      </w:r>
+      <w:proofErr w:type="spellStart"/>
+      <w:r>
+        <w:rPr>
+          <w:rFonts w:ascii="Times New Roman" w:hAnsi="Times New Roman" w:cs="Times New Roman"/>
+          <w:sz w:val="28"/>
+        </w:rPr>
+        <w:t>гауссовскому</w:t>
+      </w:r>
+      <w:proofErr w:type="spellEnd"/>
+      <w:r>
+        <w:rPr>
+          <w:rFonts w:ascii="Times New Roman" w:hAnsi="Times New Roman" w:cs="Times New Roman"/>
+          <w:sz w:val="28"/>
+        </w:rPr>
+        <w:t>) закону распределения, а обработка сигнала базируется на построении аналитического сигнала посредством преобразования Гильберта с последующим вычислением мгновенной мощности, именно такой объем выборки обеспечивает:</w:t>
       </w:r>
     </w:p>
     <w:p>
@@ -4486,23 +4574,7 @@
           <w:rFonts w:ascii="Times New Roman" w:hAnsi="Times New Roman" w:cs="Times New Roman"/>
           <w:sz w:val="28"/>
         </w:rPr>
-        <w:t xml:space="preserve">состоятельность и </w:t>
-      </w:r>
-      <w:proofErr w:type="spellStart"/>
-      <w:r>
-        <w:rPr>
-          <w:rFonts w:ascii="Times New Roman" w:hAnsi="Times New Roman" w:cs="Times New Roman"/>
-          <w:sz w:val="28"/>
-        </w:rPr>
-        <w:t>несмещенность</w:t>
-      </w:r>
-      <w:proofErr w:type="spellEnd"/>
-      <w:r>
-        <w:rPr>
-          <w:rFonts w:ascii="Times New Roman" w:hAnsi="Times New Roman" w:cs="Times New Roman"/>
-          <w:sz w:val="28"/>
-        </w:rPr>
-        <w:t xml:space="preserve"> детектирования пиков в условиях низкого отношения сигнал/шум без явного вычисления производных;</w:t>
+        <w:t>сходимость выборочных оценок мгновенной мощности к нормальному распределению в соответствии с центральной предельной теоремой;</w:t>
       </w:r>
     </w:p>
     <w:p>
@@ -4519,6 +4591,39 @@
           <w:rFonts w:ascii="Times New Roman" w:hAnsi="Times New Roman" w:cs="Times New Roman"/>
           <w:sz w:val="28"/>
         </w:rPr>
+        <w:t xml:space="preserve">состоятельность и </w:t>
+      </w:r>
+      <w:proofErr w:type="spellStart"/>
+      <w:r>
+        <w:rPr>
+          <w:rFonts w:ascii="Times New Roman" w:hAnsi="Times New Roman" w:cs="Times New Roman"/>
+          <w:sz w:val="28"/>
+        </w:rPr>
+        <w:t>несмещенность</w:t>
+      </w:r>
+      <w:proofErr w:type="spellEnd"/>
+      <w:r>
+        <w:rPr>
+          <w:rFonts w:ascii="Times New Roman" w:hAnsi="Times New Roman" w:cs="Times New Roman"/>
+          <w:sz w:val="28"/>
+        </w:rPr>
+        <w:t xml:space="preserve"> детектирования пиков в условиях низкого отношения сигнал/шум без явного вычисления производных;</w:t>
+      </w:r>
+    </w:p>
+    <w:p>
+      <w:pPr>
+        <w:spacing w:line="360" w:lineRule="auto"/>
+        <w:jc w:val="both"/>
+        <w:rPr>
+          <w:rFonts w:ascii="Times New Roman" w:hAnsi="Times New Roman" w:cs="Times New Roman"/>
+          <w:sz w:val="28"/>
+        </w:rPr>
+      </w:pPr>
+      <w:r>
+        <w:rPr>
+          <w:rFonts w:ascii="Times New Roman" w:hAnsi="Times New Roman" w:cs="Times New Roman"/>
+          <w:sz w:val="28"/>
+        </w:rPr>
         <w:t xml:space="preserve">статистическую значимость при проверке гипотез о принадлежности выборки к </w:t>
       </w:r>
       <w:proofErr w:type="spellStart"/>
@@ -4586,6 +4691,7 @@
           <w:color w:val="auto"/>
           <w:sz w:val="28"/>
         </w:rPr>
+        <w:lastRenderedPageBreak/>
         <w:t>Метод синхронизированного усреднения</w:t>
       </w:r>
       <w:bookmarkEnd w:id="8"/>
@@ -4712,7 +4818,6 @@
           <w:rFonts w:ascii="Times New Roman" w:hAnsi="Times New Roman" w:cs="Times New Roman"/>
           <w:sz w:val="28"/>
         </w:rPr>
-        <w:lastRenderedPageBreak/>
         <w:t xml:space="preserve">обеспечить прецизионный анализ формы волны, критически важный для детектирования низкоамплитудных сигналов </w:t>
       </w:r>
       <w:r>
@@ -4990,7 +5095,6 @@
           <w:color w:val="auto"/>
           <w:sz w:val="28"/>
         </w:rPr>
-        <w:lastRenderedPageBreak/>
         <w:t>Результаты анализа сигнал-усредненной электрокардиограммы</w:t>
       </w:r>
       <w:bookmarkEnd w:id="10"/>
@@ -5311,6 +5415,7 @@
           <w:noProof/>
           <w:lang w:eastAsia="ru-RU"/>
         </w:rPr>
+        <w:lastRenderedPageBreak/>
         <w:drawing>
           <wp:inline distT="0" distB="0" distL="0" distR="0">
             <wp:extent cx="5940425" cy="1790700"/>
@@ -5567,7 +5672,6 @@
           <w:color w:val="0F1115"/>
           <w:sz w:val="28"/>
         </w:rPr>
-        <w:lastRenderedPageBreak/>
         <w:t xml:space="preserve">Этап 2. Автоматическая </w:t>
       </w:r>
       <w:proofErr w:type="spellStart"/>
@@ -5838,7 +5942,15 @@
           <w:rFonts w:ascii="Times New Roman" w:hAnsi="Times New Roman" w:cs="Times New Roman"/>
           <w:sz w:val="28"/>
         </w:rPr>
-        <w:t xml:space="preserve"> с целью получения совместного частотно-временного представления энергии сигнала применялось непрерывное </w:t>
+        <w:t xml:space="preserve"> с целью получения совместного частотно-временного </w:t>
+      </w:r>
+      <w:r>
+        <w:rPr>
+          <w:rFonts w:ascii="Times New Roman" w:hAnsi="Times New Roman" w:cs="Times New Roman"/>
+          <w:sz w:val="28"/>
+        </w:rPr>
+        <w:lastRenderedPageBreak/>
+        <w:t xml:space="preserve">представления энергии сигнала применялось непрерывное </w:t>
       </w:r>
       <w:proofErr w:type="spellStart"/>
       <w:r>
@@ -6353,6 +6465,7 @@
           <w:noProof/>
           <w:lang w:eastAsia="ru-RU"/>
         </w:rPr>
+        <w:lastRenderedPageBreak/>
         <w:drawing>
           <wp:inline distT="0" distB="0" distL="0" distR="0">
             <wp:extent cx="5940425" cy="1266825"/>
@@ -6786,7 +6899,6 @@
           <w:noProof/>
           <w:lang w:eastAsia="ru-RU"/>
         </w:rPr>
-        <w:lastRenderedPageBreak/>
         <w:drawing>
           <wp:inline distT="0" distB="0" distL="0" distR="0">
             <wp:extent cx="5940425" cy="1704975"/>
@@ -6975,7 +7087,15 @@
           <w:rFonts w:ascii="Times New Roman" w:hAnsi="Times New Roman" w:cs="Times New Roman"/>
           <w:sz w:val="28"/>
         </w:rPr>
-        <w:t xml:space="preserve"> был разработан алгоритм. Метод реализует классический </w:t>
+        <w:t xml:space="preserve"> </w:t>
+      </w:r>
+      <w:r>
+        <w:rPr>
+          <w:rFonts w:ascii="Times New Roman" w:hAnsi="Times New Roman" w:cs="Times New Roman"/>
+          <w:sz w:val="28"/>
+        </w:rPr>
+        <w:lastRenderedPageBreak/>
+        <w:t xml:space="preserve">был разработан алгоритм. Метод реализует классический </w:t>
       </w:r>
       <w:proofErr w:type="spellStart"/>
       <w:r>
@@ -7213,7 +7333,6 @@
           <w:noProof/>
           <w:lang w:eastAsia="ru-RU"/>
         </w:rPr>
-        <w:lastRenderedPageBreak/>
         <w:drawing>
           <wp:inline distT="0" distB="0" distL="0" distR="0">
             <wp:extent cx="5940425" cy="1809750"/>
@@ -7386,7 +7505,15 @@
           <w:rFonts w:ascii="Times New Roman" w:hAnsi="Times New Roman" w:cs="Times New Roman"/>
           <w:sz w:val="28"/>
         </w:rPr>
-        <w:t>Для статистической верификации гипотезы о различии двух независимых выборок сигнал-усредненной электрокардиограммы, представляющих нормальную и патологическую группы, использовался U-критерий Манна–Уитни. Метод реализует непараметрический подход, который не требует предположения о нормальности распределения данных и устойчив к наличию выбросов. Подход применим для оценки статистической значимости различий морфологических параметров, амплитудных характеристик и временных м</w:t>
+        <w:t>Для статистической верификации гипотезы о различии двух независимых выборок сигнал-усредненной электрокардиограммы, представляющих нормальную и патологическую группы, использовался U-критерий Манна–</w:t>
+      </w:r>
+      <w:r>
+        <w:rPr>
+          <w:rFonts w:ascii="Times New Roman" w:hAnsi="Times New Roman" w:cs="Times New Roman"/>
+          <w:sz w:val="28"/>
+        </w:rPr>
+        <w:lastRenderedPageBreak/>
+        <w:t>Уитни. Метод реализует непараметрический подход, который не требует предположения о нормальности распределения данных и устойчив к наличию выбросов. Подход применим для оценки статистической значимости различий морфологических параметров, амплитудных характеристик и временных м</w:t>
       </w:r>
       <w:r>
         <w:rPr>
@@ -7599,7 +7726,6 @@
           <w:color w:val="auto"/>
           <w:sz w:val="28"/>
         </w:rPr>
-        <w:lastRenderedPageBreak/>
         <w:t>ROC-анализ классификатора на основе случайного леса</w:t>
       </w:r>
       <w:bookmarkEnd w:id="20"/>
@@ -7689,6 +7815,7 @@
           <w:sz w:val="28"/>
           <w:lang w:eastAsia="ru-RU"/>
         </w:rPr>
+        <w:lastRenderedPageBreak/>
         <w:drawing>
           <wp:inline distT="0" distB="0" distL="0" distR="0">
             <wp:extent cx="5940425" cy="2419350"/>
@@ -8413,6 +8540,7 @@
                 <w:rFonts w:ascii="Times New Roman" w:hAnsi="Times New Roman" w:cs="Times New Roman"/>
                 <w:sz w:val="24"/>
               </w:rPr>
+              <w:lastRenderedPageBreak/>
               <w:t>3</w:t>
             </w:r>
           </w:p>
@@ -9364,38 +9492,31 @@
           <w:rFonts w:ascii="Times New Roman" w:hAnsi="Times New Roman" w:cs="Times New Roman"/>
           <w:sz w:val="28"/>
         </w:rPr>
-        <w:t xml:space="preserve">Таким образом, несмотря на отсутствие статистически значимых различий между группами по отдельным параметрам согласно результатам U-теста </w:t>
-      </w:r>
+        <w:t>Таким образом, несмотря на отсутствие статистически значимых различий между группами по отдельным параметрам согласно результатам U-теста Манна–Уитни, комплексное использование совокупности признаков в модели случайного леса позволило достичь удовлетворительного качества классификации (AUC = 0,704; AP = 0,734).</w:t>
+      </w:r>
+    </w:p>
+    <w:p>
+      <w:pPr>
+        <w:jc w:val="both"/>
+        <w:rPr>
+          <w:rFonts w:ascii="Times New Roman" w:hAnsi="Times New Roman" w:cs="Times New Roman"/>
+          <w:sz w:val="28"/>
+        </w:rPr>
+      </w:pPr>
+      <w:r>
+        <w:rPr>
+          <w:rFonts w:ascii="Times New Roman" w:hAnsi="Times New Roman" w:cs="Times New Roman"/>
+          <w:sz w:val="28"/>
+        </w:rPr>
+        <w:t xml:space="preserve">Полученные результаты подчеркивают необходимость применения многомерных подходов, учитывающих сложные взаимодействия между переменными, которые не выявляются при попарном сравнении групп. Выявленные наиболее информативные признаки (эксцесс, RMS40_mkV, </w:t>
+      </w:r>
+      <w:proofErr w:type="spellStart"/>
       <w:r>
         <w:rPr>
           <w:rFonts w:ascii="Times New Roman" w:hAnsi="Times New Roman" w:cs="Times New Roman"/>
           <w:sz w:val="28"/>
         </w:rPr>
         <w:lastRenderedPageBreak/>
-        <w:t>Манна–Уитни, комплексное использование совокупности признаков в модели случайного леса позволило достичь удовлетворительного качества классификации (AUC = 0,704; AP = 0,734).</w:t>
-      </w:r>
-    </w:p>
-    <w:p>
-      <w:pPr>
-        <w:jc w:val="both"/>
-        <w:rPr>
-          <w:rFonts w:ascii="Times New Roman" w:hAnsi="Times New Roman" w:cs="Times New Roman"/>
-          <w:sz w:val="28"/>
-        </w:rPr>
-      </w:pPr>
-      <w:r>
-        <w:rPr>
-          <w:rFonts w:ascii="Times New Roman" w:hAnsi="Times New Roman" w:cs="Times New Roman"/>
-          <w:sz w:val="28"/>
-        </w:rPr>
-        <w:t xml:space="preserve">Полученные результаты подчеркивают необходимость применения многомерных подходов, учитывающих сложные взаимодействия между переменными, которые не выявляются при попарном сравнении групп. Выявленные наиболее информативные признаки (эксцесс, RMS40_mkV, </w:t>
-      </w:r>
-      <w:proofErr w:type="spellStart"/>
-      <w:r>
-        <w:rPr>
-          <w:rFonts w:ascii="Times New Roman" w:hAnsi="Times New Roman" w:cs="Times New Roman"/>
-          <w:sz w:val="28"/>
-        </w:rPr>
         <w:t>LAS_ms</w:t>
       </w:r>
       <w:proofErr w:type="spellEnd"/>
@@ -9980,7 +10101,6 @@
           <w:color w:val="auto"/>
           <w:sz w:val="28"/>
         </w:rPr>
-        <w:lastRenderedPageBreak/>
         <w:t>СПИСОК ЛИТЕРАТУРЫ</w:t>
       </w:r>
       <w:bookmarkEnd w:id="24"/>
@@ -10219,6 +10339,7 @@
           <w:bCs/>
           <w:sz w:val="28"/>
         </w:rPr>
+        <w:lastRenderedPageBreak/>
         <w:t>Кобрин</w:t>
       </w:r>
       <w:proofErr w:type="spellEnd"/>
@@ -11123,7 +11244,6 @@
           <w:sz w:val="28"/>
           <w:lang w:val="en-US"/>
         </w:rPr>
-        <w:lastRenderedPageBreak/>
         <w:t>Simson, M. B.</w:t>
       </w:r>
       <w:r>
@@ -11224,6 +11344,7 @@
           <w:sz w:val="28"/>
           <w:lang w:val="en-US"/>
         </w:rPr>
+        <w:lastRenderedPageBreak/>
         <w:t>Welch, P. D.</w:t>
       </w:r>
       <w:r>
@@ -11958,6 +12079,155 @@
     </w:lvl>
   </w:abstractNum>
   <w:abstractNum w:abstractNumId="5" w15:restartNumberingAfterBreak="0">
+    <w:nsid w:val="6A4B18CE"/>
+    <w:multiLevelType w:val="multilevel"/>
+    <w:tmpl w:val="B792F9C0"/>
+    <w:lvl w:ilvl="0">
+      <w:start w:val="1"/>
+      <w:numFmt w:val="bullet"/>
+      <w:lvlText w:val=""/>
+      <w:lvlJc w:val="left"/>
+      <w:pPr>
+        <w:tabs>
+          <w:tab w:val="num" w:pos="720"/>
+        </w:tabs>
+        <w:ind w:left="720" w:hanging="360"/>
+      </w:pPr>
+      <w:rPr>
+        <w:rFonts w:ascii="Symbol" w:hAnsi="Symbol" w:hint="default"/>
+        <w:sz w:val="20"/>
+      </w:rPr>
+    </w:lvl>
+    <w:lvl w:ilvl="1" w:tentative="1">
+      <w:start w:val="1"/>
+      <w:numFmt w:val="bullet"/>
+      <w:lvlText w:val="o"/>
+      <w:lvlJc w:val="left"/>
+      <w:pPr>
+        <w:tabs>
+          <w:tab w:val="num" w:pos="1440"/>
+        </w:tabs>
+        <w:ind w:left="1440" w:hanging="360"/>
+      </w:pPr>
+      <w:rPr>
+        <w:rFonts w:ascii="Courier New" w:hAnsi="Courier New" w:hint="default"/>
+        <w:sz w:val="20"/>
+      </w:rPr>
+    </w:lvl>
+    <w:lvl w:ilvl="2" w:tentative="1">
+      <w:start w:val="1"/>
+      <w:numFmt w:val="bullet"/>
+      <w:lvlText w:val=""/>
+      <w:lvlJc w:val="left"/>
+      <w:pPr>
+        <w:tabs>
+          <w:tab w:val="num" w:pos="2160"/>
+        </w:tabs>
+        <w:ind w:left="2160" w:hanging="360"/>
+      </w:pPr>
+      <w:rPr>
+        <w:rFonts w:ascii="Wingdings" w:hAnsi="Wingdings" w:hint="default"/>
+        <w:sz w:val="20"/>
+      </w:rPr>
+    </w:lvl>
+    <w:lvl w:ilvl="3" w:tentative="1">
+      <w:start w:val="1"/>
+      <w:numFmt w:val="bullet"/>
+      <w:lvlText w:val=""/>
+      <w:lvlJc w:val="left"/>
+      <w:pPr>
+        <w:tabs>
+          <w:tab w:val="num" w:pos="2880"/>
+        </w:tabs>
+        <w:ind w:left="2880" w:hanging="360"/>
+      </w:pPr>
+      <w:rPr>
+        <w:rFonts w:ascii="Wingdings" w:hAnsi="Wingdings" w:hint="default"/>
+        <w:sz w:val="20"/>
+      </w:rPr>
+    </w:lvl>
+    <w:lvl w:ilvl="4" w:tentative="1">
+      <w:start w:val="1"/>
+      <w:numFmt w:val="bullet"/>
+      <w:lvlText w:val=""/>
+      <w:lvlJc w:val="left"/>
+      <w:pPr>
+        <w:tabs>
+          <w:tab w:val="num" w:pos="3600"/>
+        </w:tabs>
+        <w:ind w:left="3600" w:hanging="360"/>
+      </w:pPr>
+      <w:rPr>
+        <w:rFonts w:ascii="Wingdings" w:hAnsi="Wingdings" w:hint="default"/>
+        <w:sz w:val="20"/>
+      </w:rPr>
+    </w:lvl>
+    <w:lvl w:ilvl="5" w:tentative="1">
+      <w:start w:val="1"/>
+      <w:numFmt w:val="bullet"/>
+      <w:lvlText w:val=""/>
+      <w:lvlJc w:val="left"/>
+      <w:pPr>
+        <w:tabs>
+          <w:tab w:val="num" w:pos="4320"/>
+        </w:tabs>
+        <w:ind w:left="4320" w:hanging="360"/>
+      </w:pPr>
+      <w:rPr>
+        <w:rFonts w:ascii="Wingdings" w:hAnsi="Wingdings" w:hint="default"/>
+        <w:sz w:val="20"/>
+      </w:rPr>
+    </w:lvl>
+    <w:lvl w:ilvl="6" w:tentative="1">
+      <w:start w:val="1"/>
+      <w:numFmt w:val="bullet"/>
+      <w:lvlText w:val=""/>
+      <w:lvlJc w:val="left"/>
+      <w:pPr>
+        <w:tabs>
+          <w:tab w:val="num" w:pos="5040"/>
+        </w:tabs>
+        <w:ind w:left="5040" w:hanging="360"/>
+      </w:pPr>
+      <w:rPr>
+        <w:rFonts w:ascii="Wingdings" w:hAnsi="Wingdings" w:hint="default"/>
+        <w:sz w:val="20"/>
+      </w:rPr>
+    </w:lvl>
+    <w:lvl w:ilvl="7" w:tentative="1">
+      <w:start w:val="1"/>
+      <w:numFmt w:val="bullet"/>
+      <w:lvlText w:val=""/>
+      <w:lvlJc w:val="left"/>
+      <w:pPr>
+        <w:tabs>
+          <w:tab w:val="num" w:pos="5760"/>
+        </w:tabs>
+        <w:ind w:left="5760" w:hanging="360"/>
+      </w:pPr>
+      <w:rPr>
+        <w:rFonts w:ascii="Wingdings" w:hAnsi="Wingdings" w:hint="default"/>
+        <w:sz w:val="20"/>
+      </w:rPr>
+    </w:lvl>
+    <w:lvl w:ilvl="8" w:tentative="1">
+      <w:start w:val="1"/>
+      <w:numFmt w:val="bullet"/>
+      <w:lvlText w:val=""/>
+      <w:lvlJc w:val="left"/>
+      <w:pPr>
+        <w:tabs>
+          <w:tab w:val="num" w:pos="6480"/>
+        </w:tabs>
+        <w:ind w:left="6480" w:hanging="360"/>
+      </w:pPr>
+      <w:rPr>
+        <w:rFonts w:ascii="Wingdings" w:hAnsi="Wingdings" w:hint="default"/>
+        <w:sz w:val="20"/>
+      </w:rPr>
+    </w:lvl>
+  </w:abstractNum>
+  <w:abstractNum w:abstractNumId="6" w15:restartNumberingAfterBreak="0">
     <w:nsid w:val="75B15E30"/>
     <w:multiLevelType w:val="multilevel"/>
     <w:tmpl w:val="3E8001D8"/>
@@ -12083,10 +12353,13 @@
     <w:abstractNumId w:val="2"/>
   </w:num>
   <w:num w:numId="5">
-    <w:abstractNumId w:val="5"/>
+    <w:abstractNumId w:val="6"/>
   </w:num>
   <w:num w:numId="6">
     <w:abstractNumId w:val="3"/>
+  </w:num>
+  <w:num w:numId="7">
+    <w:abstractNumId w:val="5"/>
   </w:num>
 </w:numbering>
 </file>
@@ -13270,7 +13543,7 @@
 </file>
 
 <file path=customXml/itemProps1.xml><?xml version="1.0" encoding="utf-8"?>
-<ds:datastoreItem xmlns:ds="http://schemas.openxmlformats.org/officeDocument/2006/customXml" ds:itemID="{C6C6802A-B2EE-47FD-BAC6-29A79B550447}">
+<ds:datastoreItem xmlns:ds="http://schemas.openxmlformats.org/officeDocument/2006/customXml" ds:itemID="{2DCEC5FA-BE32-43A4-B565-A837819C0823}">
   <ds:schemaRefs>
     <ds:schemaRef ds:uri="http://schemas.openxmlformats.org/officeDocument/2006/bibliography"/>
   </ds:schemaRefs>

--- a/docs/Отчет.docx
+++ b/docs/Отчет.docx
@@ -3852,8 +3852,8 @@
         </w:rPr>
         <w:drawing>
           <wp:inline distT="0" distB="0" distL="0" distR="0">
-            <wp:extent cx="5940425" cy="1724025"/>
-            <wp:effectExtent l="0" t="0" r="3175" b="9525"/>
+            <wp:extent cx="5940425" cy="2114550"/>
+            <wp:effectExtent l="0" t="0" r="3175" b="0"/>
             <wp:docPr id="10" name="Рисунок 10"/>
             <wp:cNvGraphicFramePr>
               <a:graphicFrameLocks xmlns:a="http://schemas.openxmlformats.org/drawingml/2006/main" noChangeAspect="1"/>
@@ -3880,7 +3880,7 @@
                   <pic:spPr>
                     <a:xfrm>
                       <a:off x="0" y="0"/>
-                      <a:ext cx="5940425" cy="1724025"/>
+                      <a:ext cx="5940425" cy="2114550"/>
                     </a:xfrm>
                     <a:prstGeom prst="rect">
                       <a:avLst/>
@@ -4001,6 +4001,7 @@
           <w:rFonts w:ascii="Times New Roman" w:hAnsi="Times New Roman" w:cs="Times New Roman"/>
           <w:sz w:val="28"/>
         </w:rPr>
+        <w:lastRenderedPageBreak/>
         <w:t>Д</w:t>
       </w:r>
       <w:r>
@@ -4008,15 +4009,7 @@
           <w:rFonts w:ascii="Times New Roman" w:hAnsi="Times New Roman" w:cs="Times New Roman"/>
           <w:sz w:val="28"/>
         </w:rPr>
-        <w:t xml:space="preserve">ля подавления узкополосных аддитивных шумов в цифровых сигналах, вызванных наводками промышленной электрической сети и их гармонических </w:t>
-      </w:r>
-      <w:r>
-        <w:rPr>
-          <w:rFonts w:ascii="Times New Roman" w:hAnsi="Times New Roman" w:cs="Times New Roman"/>
-          <w:sz w:val="28"/>
-        </w:rPr>
-        <w:lastRenderedPageBreak/>
-        <w:t>составляющих</w:t>
+        <w:t>ля подавления узкополосных аддитивных шумов в цифровых сигналах, вызванных наводками промышленной электрической сети и их гармонических составляющих</w:t>
       </w:r>
       <w:r>
         <w:rPr>
@@ -4411,7 +4404,71 @@
           <w:rFonts w:ascii="Times New Roman" w:hAnsi="Times New Roman" w:cs="Times New Roman"/>
           <w:sz w:val="28"/>
         </w:rPr>
-        <w:t>Экспериментальные записи ЭКГ сверхвысокого разрешения (ЭКГ СВР) получены от 8 крыс. У каждого животного регистри</w:t>
+        <w:t xml:space="preserve">Экспериментальные записи ЭКГ сверхвысокого разрешения (ЭКГ СВР) получены от 8 крыс. </w:t>
+      </w:r>
+      <w:r>
+        <w:rPr>
+          <w:rFonts w:ascii="Times New Roman" w:hAnsi="Times New Roman" w:cs="Times New Roman"/>
+          <w:color w:val="0F1115"/>
+          <w:sz w:val="28"/>
+          <w:shd w:val="clear" w:color="auto" w:fill="FFFFFF"/>
+        </w:rPr>
+        <w:t>Причина — </w:t>
+      </w:r>
+      <w:r>
+        <w:rPr>
+          <w:rStyle w:val="a4"/>
+          <w:rFonts w:ascii="Times New Roman" w:hAnsi="Times New Roman" w:cs="Times New Roman"/>
+          <w:color w:val="0F1115"/>
+          <w:sz w:val="28"/>
+          <w:shd w:val="clear" w:color="auto" w:fill="FFFFFF"/>
+        </w:rPr>
+        <w:t>читаемость аннотаций в EDF-файлах</w:t>
+      </w:r>
+      <w:r>
+        <w:rPr>
+          <w:rFonts w:ascii="Times New Roman" w:hAnsi="Times New Roman" w:cs="Times New Roman"/>
+          <w:color w:val="0F1115"/>
+          <w:sz w:val="28"/>
+          <w:shd w:val="clear" w:color="auto" w:fill="FFFFFF"/>
+        </w:rPr>
+        <w:t xml:space="preserve">, то есть наличие меток, позволяющих однозначно определить принадлежность </w:t>
+      </w:r>
+      <w:proofErr w:type="spellStart"/>
+      <w:r>
+        <w:rPr>
+          <w:rFonts w:ascii="Times New Roman" w:hAnsi="Times New Roman" w:cs="Times New Roman"/>
+          <w:color w:val="0F1115"/>
+          <w:sz w:val="28"/>
+          <w:shd w:val="clear" w:color="auto" w:fill="FFFFFF"/>
+        </w:rPr>
+        <w:t>кардиоциклов</w:t>
+      </w:r>
+      <w:proofErr w:type="spellEnd"/>
+      <w:r>
+        <w:rPr>
+          <w:rFonts w:ascii="Times New Roman" w:hAnsi="Times New Roman" w:cs="Times New Roman"/>
+          <w:color w:val="0F1115"/>
+          <w:sz w:val="28"/>
+          <w:shd w:val="clear" w:color="auto" w:fill="FFFFFF"/>
+        </w:rPr>
+        <w:t xml:space="preserve"> к группе «норма» или «патология».</w:t>
+      </w:r>
+      <w:r>
+        <w:rPr>
+          <w:rFonts w:ascii="Times New Roman" w:hAnsi="Times New Roman" w:cs="Times New Roman"/>
+          <w:color w:val="0F1115"/>
+          <w:sz w:val="28"/>
+          <w:shd w:val="clear" w:color="auto" w:fill="FFFFFF"/>
+        </w:rPr>
+        <w:t xml:space="preserve"> </w:t>
+      </w:r>
+      <w:r>
+        <w:rPr>
+          <w:rFonts w:ascii="Times New Roman" w:hAnsi="Times New Roman" w:cs="Times New Roman"/>
+          <w:sz w:val="28"/>
+        </w:rPr>
+        <w:t>У каждого животного регистри</w:t>
       </w:r>
       <w:r>
         <w:rPr>
@@ -4476,6 +4533,7 @@
         <w:rPr>
           <w:rFonts w:ascii="Times New Roman" w:hAnsi="Times New Roman" w:cs="Times New Roman"/>
           <w:sz w:val="28"/>
+          <w:lang w:val="en-US"/>
         </w:rPr>
       </w:pPr>
       <w:r>
@@ -4508,8 +4566,6 @@
         </w:rPr>
         <w:t>.</w:t>
       </w:r>
-      <w:bookmarkStart w:id="7" w:name="_GoBack"/>
-      <w:bookmarkEnd w:id="7"/>
     </w:p>
     <w:p>
       <w:pPr>
@@ -4664,6 +4720,7 @@
           <w:rFonts w:ascii="Times New Roman" w:hAnsi="Times New Roman" w:cs="Times New Roman"/>
           <w:sz w:val="28"/>
         </w:rPr>
+        <w:lastRenderedPageBreak/>
         <w:t>нестационарности</w:t>
       </w:r>
       <w:proofErr w:type="spellEnd"/>
@@ -4684,17 +4741,16 @@
           <w:sz w:val="28"/>
         </w:rPr>
       </w:pPr>
-      <w:bookmarkStart w:id="8" w:name="_Toc225949109"/>
-      <w:r>
-        <w:rPr>
-          <w:rFonts w:ascii="Times New Roman" w:hAnsi="Times New Roman" w:cs="Times New Roman"/>
-          <w:color w:val="auto"/>
-          <w:sz w:val="28"/>
-        </w:rPr>
-        <w:lastRenderedPageBreak/>
+      <w:bookmarkStart w:id="7" w:name="_Toc225949109"/>
+      <w:r>
+        <w:rPr>
+          <w:rFonts w:ascii="Times New Roman" w:hAnsi="Times New Roman" w:cs="Times New Roman"/>
+          <w:color w:val="auto"/>
+          <w:sz w:val="28"/>
+        </w:rPr>
         <w:t>Метод синхронизированного усреднения</w:t>
       </w:r>
-      <w:bookmarkEnd w:id="8"/>
+      <w:bookmarkEnd w:id="7"/>
     </w:p>
     <w:p>
       <w:pPr>
@@ -4844,7 +4900,7 @@
           <w:sz w:val="28"/>
         </w:rPr>
       </w:pPr>
-      <w:bookmarkStart w:id="9" w:name="_Toc225949110"/>
+      <w:bookmarkStart w:id="8" w:name="_Toc225949110"/>
       <w:r>
         <w:rPr>
           <w:rFonts w:ascii="Times New Roman" w:hAnsi="Times New Roman" w:cs="Times New Roman"/>
@@ -4853,7 +4909,7 @@
         </w:rPr>
         <w:t>Детектирование пиков на основе мгновенной мощности</w:t>
       </w:r>
-      <w:bookmarkEnd w:id="9"/>
+      <w:bookmarkEnd w:id="8"/>
     </w:p>
     <w:p>
       <w:pPr>
@@ -4946,138 +5002,6 @@
         <w:t>обеспечить робастность алгоритма в условиях физиологической вариабельности амплитуды.</w:t>
       </w:r>
     </w:p>
-    <w:p>
-      <w:pPr>
-        <w:pStyle w:val="ds-markdown-paragraph"/>
-        <w:shd w:val="clear" w:color="auto" w:fill="FFFFFF"/>
-        <w:spacing w:after="0" w:afterAutospacing="0"/>
-        <w:jc w:val="both"/>
-        <w:rPr>
-          <w:color w:val="0F1115"/>
-          <w:sz w:val="28"/>
-        </w:rPr>
-      </w:pPr>
-    </w:p>
-    <w:p>
-      <w:pPr>
-        <w:pStyle w:val="ds-markdown-paragraph"/>
-        <w:shd w:val="clear" w:color="auto" w:fill="FFFFFF"/>
-        <w:spacing w:after="0" w:afterAutospacing="0"/>
-        <w:jc w:val="both"/>
-        <w:rPr>
-          <w:color w:val="0F1115"/>
-          <w:sz w:val="28"/>
-        </w:rPr>
-      </w:pPr>
-    </w:p>
-    <w:p>
-      <w:pPr>
-        <w:pStyle w:val="ds-markdown-paragraph"/>
-        <w:shd w:val="clear" w:color="auto" w:fill="FFFFFF"/>
-        <w:spacing w:after="0" w:afterAutospacing="0"/>
-        <w:jc w:val="both"/>
-        <w:rPr>
-          <w:color w:val="0F1115"/>
-          <w:sz w:val="28"/>
-        </w:rPr>
-      </w:pPr>
-    </w:p>
-    <w:p>
-      <w:pPr>
-        <w:pStyle w:val="ds-markdown-paragraph"/>
-        <w:shd w:val="clear" w:color="auto" w:fill="FFFFFF"/>
-        <w:spacing w:after="0" w:afterAutospacing="0"/>
-        <w:jc w:val="both"/>
-        <w:rPr>
-          <w:color w:val="0F1115"/>
-          <w:sz w:val="28"/>
-        </w:rPr>
-      </w:pPr>
-    </w:p>
-    <w:p>
-      <w:pPr>
-        <w:pStyle w:val="ds-markdown-paragraph"/>
-        <w:shd w:val="clear" w:color="auto" w:fill="FFFFFF"/>
-        <w:spacing w:after="0" w:afterAutospacing="0"/>
-        <w:jc w:val="both"/>
-        <w:rPr>
-          <w:color w:val="0F1115"/>
-          <w:sz w:val="28"/>
-        </w:rPr>
-      </w:pPr>
-    </w:p>
-    <w:p>
-      <w:pPr>
-        <w:pStyle w:val="ds-markdown-paragraph"/>
-        <w:shd w:val="clear" w:color="auto" w:fill="FFFFFF"/>
-        <w:spacing w:after="0" w:afterAutospacing="0"/>
-        <w:jc w:val="both"/>
-        <w:rPr>
-          <w:color w:val="0F1115"/>
-          <w:sz w:val="28"/>
-        </w:rPr>
-      </w:pPr>
-    </w:p>
-    <w:p>
-      <w:pPr>
-        <w:pStyle w:val="ds-markdown-paragraph"/>
-        <w:shd w:val="clear" w:color="auto" w:fill="FFFFFF"/>
-        <w:spacing w:after="0" w:afterAutospacing="0"/>
-        <w:jc w:val="both"/>
-        <w:rPr>
-          <w:color w:val="0F1115"/>
-          <w:sz w:val="28"/>
-        </w:rPr>
-      </w:pPr>
-    </w:p>
-    <w:p>
-      <w:pPr>
-        <w:pStyle w:val="ds-markdown-paragraph"/>
-        <w:shd w:val="clear" w:color="auto" w:fill="FFFFFF"/>
-        <w:spacing w:after="0" w:afterAutospacing="0"/>
-        <w:jc w:val="both"/>
-        <w:rPr>
-          <w:color w:val="0F1115"/>
-          <w:sz w:val="28"/>
-        </w:rPr>
-      </w:pPr>
-    </w:p>
-    <w:p>
-      <w:pPr>
-        <w:pStyle w:val="ds-markdown-paragraph"/>
-        <w:shd w:val="clear" w:color="auto" w:fill="FFFFFF"/>
-        <w:spacing w:after="0" w:afterAutospacing="0"/>
-        <w:jc w:val="both"/>
-        <w:rPr>
-          <w:color w:val="0F1115"/>
-          <w:sz w:val="28"/>
-        </w:rPr>
-      </w:pPr>
-    </w:p>
-    <w:p>
-      <w:pPr>
-        <w:pStyle w:val="ds-markdown-paragraph"/>
-        <w:shd w:val="clear" w:color="auto" w:fill="FFFFFF"/>
-        <w:spacing w:after="0" w:afterAutospacing="0"/>
-        <w:jc w:val="both"/>
-        <w:rPr>
-          <w:color w:val="0F1115"/>
-          <w:sz w:val="28"/>
-        </w:rPr>
-      </w:pPr>
-    </w:p>
-    <w:p>
-      <w:pPr>
-        <w:pStyle w:val="ds-markdown-paragraph"/>
-        <w:shd w:val="clear" w:color="auto" w:fill="FFFFFF"/>
-        <w:spacing w:after="0" w:afterAutospacing="0"/>
-        <w:jc w:val="both"/>
-        <w:rPr>
-          <w:color w:val="0F1115"/>
-          <w:sz w:val="28"/>
-        </w:rPr>
-      </w:pPr>
-    </w:p>
     <w:p/>
     <w:p>
       <w:pPr>
@@ -5088,63 +5012,64 @@
           <w:sz w:val="28"/>
         </w:rPr>
       </w:pPr>
-      <w:bookmarkStart w:id="10" w:name="_Toc225949111"/>
-      <w:r>
-        <w:rPr>
-          <w:rFonts w:ascii="Times New Roman" w:hAnsi="Times New Roman" w:cs="Times New Roman"/>
-          <w:color w:val="auto"/>
-          <w:sz w:val="28"/>
-        </w:rPr>
+      <w:bookmarkStart w:id="9" w:name="_Toc225949111"/>
+      <w:r>
+        <w:rPr>
+          <w:rFonts w:ascii="Times New Roman" w:hAnsi="Times New Roman" w:cs="Times New Roman"/>
+          <w:color w:val="auto"/>
+          <w:sz w:val="28"/>
+        </w:rPr>
+        <w:lastRenderedPageBreak/>
         <w:t>Результаты анализа сигнал-усредненной электрокардиограммы</w:t>
       </w:r>
+      <w:bookmarkEnd w:id="9"/>
+    </w:p>
+    <w:p>
+      <w:pPr>
+        <w:pStyle w:val="2"/>
+        <w:rPr>
+          <w:rFonts w:ascii="Times New Roman" w:hAnsi="Times New Roman" w:cs="Times New Roman"/>
+          <w:color w:val="auto"/>
+          <w:sz w:val="28"/>
+        </w:rPr>
+      </w:pPr>
+      <w:bookmarkStart w:id="10" w:name="_Toc225949112"/>
+      <w:r>
+        <w:rPr>
+          <w:rFonts w:ascii="Times New Roman" w:hAnsi="Times New Roman" w:cs="Times New Roman"/>
+          <w:color w:val="auto"/>
+          <w:sz w:val="28"/>
+        </w:rPr>
+        <w:t xml:space="preserve">Методология </w:t>
+      </w:r>
+      <w:proofErr w:type="gramStart"/>
+      <w:r>
+        <w:rPr>
+          <w:rFonts w:ascii="Times New Roman" w:hAnsi="Times New Roman" w:cs="Times New Roman"/>
+          <w:color w:val="auto"/>
+          <w:sz w:val="28"/>
+        </w:rPr>
+        <w:t>анализа</w:t>
+      </w:r>
+      <w:proofErr w:type="gramEnd"/>
+      <w:r>
+        <w:rPr>
+          <w:rFonts w:ascii="Times New Roman" w:hAnsi="Times New Roman" w:cs="Times New Roman"/>
+          <w:color w:val="auto"/>
+          <w:sz w:val="28"/>
+        </w:rPr>
+        <w:t xml:space="preserve"> усредненного </w:t>
+      </w:r>
+      <w:proofErr w:type="spellStart"/>
+      <w:r>
+        <w:rPr>
+          <w:rFonts w:ascii="Times New Roman" w:hAnsi="Times New Roman" w:cs="Times New Roman"/>
+          <w:color w:val="auto"/>
+          <w:sz w:val="28"/>
+        </w:rPr>
+        <w:t>кардиоцикла</w:t>
+      </w:r>
       <w:bookmarkEnd w:id="10"/>
-    </w:p>
-    <w:p>
-      <w:pPr>
-        <w:pStyle w:val="2"/>
-        <w:rPr>
-          <w:rFonts w:ascii="Times New Roman" w:hAnsi="Times New Roman" w:cs="Times New Roman"/>
-          <w:color w:val="auto"/>
-          <w:sz w:val="28"/>
-        </w:rPr>
-      </w:pPr>
-      <w:bookmarkStart w:id="11" w:name="_Toc225949112"/>
-      <w:r>
-        <w:rPr>
-          <w:rFonts w:ascii="Times New Roman" w:hAnsi="Times New Roman" w:cs="Times New Roman"/>
-          <w:color w:val="auto"/>
-          <w:sz w:val="28"/>
-        </w:rPr>
-        <w:t xml:space="preserve">Методология </w:t>
-      </w:r>
-      <w:proofErr w:type="gramStart"/>
-      <w:r>
-        <w:rPr>
-          <w:rFonts w:ascii="Times New Roman" w:hAnsi="Times New Roman" w:cs="Times New Roman"/>
-          <w:color w:val="auto"/>
-          <w:sz w:val="28"/>
-        </w:rPr>
-        <w:t>анализа</w:t>
-      </w:r>
-      <w:proofErr w:type="gramEnd"/>
-      <w:r>
-        <w:rPr>
-          <w:rFonts w:ascii="Times New Roman" w:hAnsi="Times New Roman" w:cs="Times New Roman"/>
-          <w:color w:val="auto"/>
-          <w:sz w:val="28"/>
-        </w:rPr>
-        <w:t xml:space="preserve"> усредненного </w:t>
-      </w:r>
-      <w:proofErr w:type="spellStart"/>
-      <w:r>
-        <w:rPr>
-          <w:rFonts w:ascii="Times New Roman" w:hAnsi="Times New Roman" w:cs="Times New Roman"/>
-          <w:color w:val="auto"/>
-          <w:sz w:val="28"/>
-        </w:rPr>
-        <w:t>кардиоцикла</w:t>
-      </w:r>
-      <w:bookmarkEnd w:id="11"/>
       <w:proofErr w:type="spellEnd"/>
     </w:p>
     <w:p>
@@ -5415,7 +5340,6 @@
           <w:noProof/>
           <w:lang w:eastAsia="ru-RU"/>
         </w:rPr>
-        <w:lastRenderedPageBreak/>
         <w:drawing>
           <wp:inline distT="0" distB="0" distL="0" distR="0">
             <wp:extent cx="5940425" cy="1790700"/>
@@ -5564,7 +5488,7 @@
           <w:sz w:val="28"/>
         </w:rPr>
       </w:pPr>
-      <w:bookmarkStart w:id="12" w:name="_Toc225949113"/>
+      <w:bookmarkStart w:id="11" w:name="_Toc225949113"/>
       <w:r>
         <w:rPr>
           <w:rFonts w:ascii="Times New Roman" w:hAnsi="Times New Roman" w:cs="Times New Roman"/>
@@ -5591,7 +5515,7 @@
         </w:rPr>
         <w:t xml:space="preserve"> и количественного анализа поздних потенциалов</w:t>
       </w:r>
-      <w:bookmarkEnd w:id="12"/>
+      <w:bookmarkEnd w:id="11"/>
     </w:p>
     <w:p>
       <w:pPr>
@@ -5672,6 +5596,7 @@
           <w:color w:val="0F1115"/>
           <w:sz w:val="28"/>
         </w:rPr>
+        <w:lastRenderedPageBreak/>
         <w:t xml:space="preserve">Этап 2. Автоматическая </w:t>
       </w:r>
       <w:proofErr w:type="spellStart"/>
@@ -5883,7 +5808,7 @@
           <w:sz w:val="28"/>
         </w:rPr>
       </w:pPr>
-      <w:bookmarkStart w:id="13" w:name="_Toc225949114"/>
+      <w:bookmarkStart w:id="12" w:name="_Toc225949114"/>
       <w:r>
         <w:rPr>
           <w:rFonts w:ascii="Times New Roman" w:hAnsi="Times New Roman" w:cs="Times New Roman"/>
@@ -5910,7 +5835,7 @@
         </w:rPr>
         <w:t>-преобразование</w:t>
       </w:r>
-      <w:bookmarkEnd w:id="13"/>
+      <w:bookmarkEnd w:id="12"/>
     </w:p>
     <w:p>
       <w:pPr>
@@ -5942,15 +5867,7 @@
           <w:rFonts w:ascii="Times New Roman" w:hAnsi="Times New Roman" w:cs="Times New Roman"/>
           <w:sz w:val="28"/>
         </w:rPr>
-        <w:t xml:space="preserve"> с целью получения совместного частотно-временного </w:t>
-      </w:r>
-      <w:r>
-        <w:rPr>
-          <w:rFonts w:ascii="Times New Roman" w:hAnsi="Times New Roman" w:cs="Times New Roman"/>
-          <w:sz w:val="28"/>
-        </w:rPr>
-        <w:lastRenderedPageBreak/>
-        <w:t xml:space="preserve">представления энергии сигнала применялось непрерывное </w:t>
+        <w:t xml:space="preserve"> с целью получения совместного частотно-временного представления энергии сигнала применялось непрерывное </w:t>
       </w:r>
       <w:proofErr w:type="spellStart"/>
       <w:r>
@@ -6013,7 +5930,7 @@
           <w:sz w:val="28"/>
         </w:rPr>
       </w:pPr>
-      <w:bookmarkStart w:id="14" w:name="_Toc225949115"/>
+      <w:bookmarkStart w:id="13" w:name="_Toc225949115"/>
       <w:r>
         <w:rPr>
           <w:rFonts w:ascii="Times New Roman" w:hAnsi="Times New Roman" w:cs="Times New Roman"/>
@@ -6031,7 +5948,7 @@
         </w:rPr>
         <w:t>вейвлета</w:t>
       </w:r>
-      <w:bookmarkEnd w:id="14"/>
+      <w:bookmarkEnd w:id="13"/>
       <w:proofErr w:type="spellEnd"/>
     </w:p>
     <w:p>
@@ -6218,7 +6135,7 @@
           <w:sz w:val="28"/>
         </w:rPr>
       </w:pPr>
-      <w:bookmarkStart w:id="15" w:name="_Toc225949116"/>
+      <w:bookmarkStart w:id="14" w:name="_Toc225949116"/>
       <w:r>
         <w:rPr>
           <w:rFonts w:ascii="Times New Roman" w:hAnsi="Times New Roman" w:cs="Times New Roman"/>
@@ -6245,7 +6162,7 @@
         </w:rPr>
         <w:t>-преобразования</w:t>
       </w:r>
-      <w:bookmarkEnd w:id="15"/>
+      <w:bookmarkEnd w:id="14"/>
     </w:p>
     <w:p>
       <w:pPr>
@@ -6290,6 +6207,7 @@
         <w:spacing w:after="0" w:line="360" w:lineRule="auto"/>
         <w:jc w:val="both"/>
       </w:pPr>
+      <w:bookmarkStart w:id="15" w:name="_GoBack"/>
       <w:r>
         <w:rPr>
           <w:rFonts w:ascii="Times New Roman" w:hAnsi="Times New Roman" w:cs="Times New Roman"/>
@@ -6339,6 +6257,7 @@
           </wp:inline>
         </w:drawing>
       </w:r>
+      <w:bookmarkEnd w:id="15"/>
     </w:p>
     <w:p>
       <w:pPr>
@@ -6465,7 +6384,6 @@
           <w:noProof/>
           <w:lang w:eastAsia="ru-RU"/>
         </w:rPr>
-        <w:lastRenderedPageBreak/>
         <w:drawing>
           <wp:inline distT="0" distB="0" distL="0" distR="0">
             <wp:extent cx="5940425" cy="1266825"/>
@@ -6899,6 +6817,7 @@
           <w:noProof/>
           <w:lang w:eastAsia="ru-RU"/>
         </w:rPr>
+        <w:lastRenderedPageBreak/>
         <w:drawing>
           <wp:inline distT="0" distB="0" distL="0" distR="0">
             <wp:extent cx="5940425" cy="1704975"/>
@@ -7087,15 +7006,7 @@
           <w:rFonts w:ascii="Times New Roman" w:hAnsi="Times New Roman" w:cs="Times New Roman"/>
           <w:sz w:val="28"/>
         </w:rPr>
-        <w:t xml:space="preserve"> </w:t>
-      </w:r>
-      <w:r>
-        <w:rPr>
-          <w:rFonts w:ascii="Times New Roman" w:hAnsi="Times New Roman" w:cs="Times New Roman"/>
-          <w:sz w:val="28"/>
-        </w:rPr>
-        <w:lastRenderedPageBreak/>
-        <w:t xml:space="preserve">был разработан алгоритм. Метод реализует классический </w:t>
+        <w:t xml:space="preserve"> был разработан алгоритм. Метод реализует классический </w:t>
       </w:r>
       <w:proofErr w:type="spellStart"/>
       <w:r>
@@ -7333,6 +7244,7 @@
           <w:noProof/>
           <w:lang w:eastAsia="ru-RU"/>
         </w:rPr>
+        <w:lastRenderedPageBreak/>
         <w:drawing>
           <wp:inline distT="0" distB="0" distL="0" distR="0">
             <wp:extent cx="5940425" cy="1809750"/>
@@ -7505,227 +7417,220 @@
           <w:rFonts w:ascii="Times New Roman" w:hAnsi="Times New Roman" w:cs="Times New Roman"/>
           <w:sz w:val="28"/>
         </w:rPr>
-        <w:t>Для статистической верификации гипотезы о различии двух независимых выборок сигнал-усредненной электрокардиограммы, представляющих нормальную и патологическую группы, использовался U-критерий Манна–</w:t>
-      </w:r>
-      <w:r>
-        <w:rPr>
-          <w:rFonts w:ascii="Times New Roman" w:hAnsi="Times New Roman" w:cs="Times New Roman"/>
+        <w:t>Для статистической верификации гипотезы о различии двух независимых выборок сигнал-усредненной электрокардиограммы, представляющих нормальную и патологическую группы, использовался U-критерий Манна–Уитни. Метод реализует непараметрический подход, который не требует предположения о нормальности распределения данных и устойчив к наличию выбросов. Подход применим для оценки статистической значимости различий морфологических параметров, амплитудных характеристик и временных м</w:t>
+      </w:r>
+      <w:r>
+        <w:rPr>
+          <w:rFonts w:ascii="Times New Roman" w:hAnsi="Times New Roman" w:cs="Times New Roman"/>
+          <w:sz w:val="28"/>
+        </w:rPr>
+        <w:t>етрик между группами пациентов.</w:t>
+      </w:r>
+    </w:p>
+    <w:p>
+      <w:pPr>
+        <w:jc w:val="both"/>
+        <w:rPr>
+          <w:rFonts w:ascii="Times New Roman" w:hAnsi="Times New Roman" w:cs="Times New Roman"/>
+          <w:sz w:val="28"/>
+        </w:rPr>
+      </w:pPr>
+      <w:r>
+        <w:rPr>
+          <w:rFonts w:ascii="Times New Roman" w:hAnsi="Times New Roman" w:cs="Times New Roman"/>
+          <w:sz w:val="28"/>
+        </w:rPr>
+        <w:t>Для всех анализируемых параметров, включая временные показатели (</w:t>
+      </w:r>
+      <w:proofErr w:type="spellStart"/>
+      <w:r>
+        <w:rPr>
+          <w:rFonts w:ascii="Times New Roman" w:hAnsi="Times New Roman" w:cs="Times New Roman"/>
+          <w:sz w:val="28"/>
+        </w:rPr>
+        <w:t>LAS_ms</w:t>
+      </w:r>
+      <w:proofErr w:type="spellEnd"/>
+      <w:r>
+        <w:rPr>
+          <w:rFonts w:ascii="Times New Roman" w:hAnsi="Times New Roman" w:cs="Times New Roman"/>
+          <w:sz w:val="28"/>
+        </w:rPr>
+        <w:t xml:space="preserve">, </w:t>
+      </w:r>
+      <w:proofErr w:type="spellStart"/>
+      <w:r>
+        <w:rPr>
+          <w:rFonts w:ascii="Times New Roman" w:hAnsi="Times New Roman" w:cs="Times New Roman"/>
+          <w:sz w:val="28"/>
+        </w:rPr>
+        <w:t>QRSon</w:t>
+      </w:r>
+      <w:proofErr w:type="spellEnd"/>
+      <w:r>
+        <w:rPr>
+          <w:rFonts w:ascii="Times New Roman" w:hAnsi="Times New Roman" w:cs="Times New Roman"/>
+          <w:sz w:val="28"/>
+        </w:rPr>
+        <w:t xml:space="preserve">, </w:t>
+      </w:r>
+      <w:proofErr w:type="spellStart"/>
+      <w:r>
+        <w:rPr>
+          <w:rFonts w:ascii="Times New Roman" w:hAnsi="Times New Roman" w:cs="Times New Roman"/>
+          <w:sz w:val="28"/>
+        </w:rPr>
+        <w:t>QRSoff</w:t>
+      </w:r>
+      <w:proofErr w:type="spellEnd"/>
+      <w:r>
+        <w:rPr>
+          <w:rFonts w:ascii="Times New Roman" w:hAnsi="Times New Roman" w:cs="Times New Roman"/>
+          <w:sz w:val="28"/>
+        </w:rPr>
+        <w:t xml:space="preserve">, </w:t>
+      </w:r>
+      <w:proofErr w:type="spellStart"/>
+      <w:r>
+        <w:rPr>
+          <w:rFonts w:ascii="Times New Roman" w:hAnsi="Times New Roman" w:cs="Times New Roman"/>
+          <w:sz w:val="28"/>
+        </w:rPr>
+        <w:t>fQRS_ms</w:t>
+      </w:r>
+      <w:proofErr w:type="spellEnd"/>
+      <w:r>
+        <w:rPr>
+          <w:rFonts w:ascii="Times New Roman" w:hAnsi="Times New Roman" w:cs="Times New Roman"/>
+          <w:sz w:val="28"/>
+        </w:rPr>
+        <w:t>), спектрально-</w:t>
+      </w:r>
+      <w:proofErr w:type="spellStart"/>
+      <w:r>
+        <w:rPr>
+          <w:rFonts w:ascii="Times New Roman" w:hAnsi="Times New Roman" w:cs="Times New Roman"/>
+          <w:sz w:val="28"/>
+        </w:rPr>
+        <w:t>вейвлет</w:t>
+      </w:r>
+      <w:proofErr w:type="spellEnd"/>
+      <w:r>
+        <w:rPr>
+          <w:rFonts w:ascii="Times New Roman" w:hAnsi="Times New Roman" w:cs="Times New Roman"/>
+          <w:sz w:val="28"/>
+        </w:rPr>
+        <w:t xml:space="preserve">-характеристики (доля мощности непрерывного </w:t>
+      </w:r>
+      <w:proofErr w:type="spellStart"/>
+      <w:r>
+        <w:rPr>
+          <w:rFonts w:ascii="Times New Roman" w:hAnsi="Times New Roman" w:cs="Times New Roman"/>
+          <w:sz w:val="28"/>
+        </w:rPr>
+        <w:t>вейвлет</w:t>
+      </w:r>
+      <w:proofErr w:type="spellEnd"/>
+      <w:r>
+        <w:rPr>
+          <w:rFonts w:ascii="Times New Roman" w:hAnsi="Times New Roman" w:cs="Times New Roman"/>
+          <w:sz w:val="28"/>
+        </w:rPr>
+        <w:t>-преобразования и доля спектральной плотности мощности, рассчитанной методом периодограмм в частотном диапазоне от 300 Гц до 2 кГц), RMS40_mkV, а также статистические моменты распределения (среднее квадратичное отклонение, среднее значение, коэффициент асимметрии и эксцесс), был проведен д</w:t>
+      </w:r>
+      <w:r>
+        <w:rPr>
+          <w:rFonts w:ascii="Times New Roman" w:hAnsi="Times New Roman" w:cs="Times New Roman"/>
+          <w:sz w:val="28"/>
+        </w:rPr>
+        <w:t>вусторонний U-тест Манна–Уитни.</w:t>
+      </w:r>
+    </w:p>
+    <w:p>
+      <w:pPr>
+        <w:jc w:val="both"/>
+        <w:rPr>
+          <w:rFonts w:ascii="Times New Roman" w:hAnsi="Times New Roman" w:cs="Times New Roman"/>
+          <w:sz w:val="28"/>
+        </w:rPr>
+      </w:pPr>
+      <w:r>
+        <w:rPr>
+          <w:rFonts w:ascii="Times New Roman" w:hAnsi="Times New Roman" w:cs="Times New Roman"/>
+          <w:sz w:val="28"/>
+        </w:rPr>
+        <w:t>Результаты теста демонстрируют, что ни для одного из признаков не было выявлено статистически значимых различий между группами (p-</w:t>
+      </w:r>
+      <w:proofErr w:type="spellStart"/>
+      <w:r>
+        <w:rPr>
+          <w:rFonts w:ascii="Times New Roman" w:hAnsi="Times New Roman" w:cs="Times New Roman"/>
+          <w:sz w:val="28"/>
+        </w:rPr>
+        <w:t>value</w:t>
+      </w:r>
+      <w:proofErr w:type="spellEnd"/>
+      <w:r>
+        <w:rPr>
+          <w:rFonts w:ascii="Times New Roman" w:hAnsi="Times New Roman" w:cs="Times New Roman"/>
+          <w:sz w:val="28"/>
+        </w:rPr>
+        <w:t xml:space="preserve"> = 1.00 для всех показателей). Это свидетельствует об отсутствии значимых различий в центральных тенденциях распределений сравниваемых групп по каждому из анализируемых параметров.</w:t>
+      </w:r>
+    </w:p>
+    <w:p>
+      <w:pPr>
+        <w:pStyle w:val="2"/>
+        <w:rPr>
+          <w:rFonts w:ascii="Times New Roman" w:hAnsi="Times New Roman" w:cs="Times New Roman"/>
+          <w:color w:val="auto"/>
+          <w:sz w:val="28"/>
+        </w:rPr>
+      </w:pPr>
+      <w:bookmarkStart w:id="19" w:name="_Toc225949120"/>
+      <w:r>
+        <w:rPr>
+          <w:rFonts w:ascii="Times New Roman" w:hAnsi="Times New Roman" w:cs="Times New Roman"/>
+          <w:color w:val="auto"/>
+          <w:sz w:val="28"/>
+        </w:rPr>
+        <w:t>Многомерный анализ: ROC-кривая и классификация</w:t>
+      </w:r>
+      <w:bookmarkEnd w:id="19"/>
+    </w:p>
+    <w:p>
+      <w:pPr>
+        <w:jc w:val="both"/>
+        <w:rPr>
+          <w:rFonts w:ascii="Times New Roman" w:hAnsi="Times New Roman" w:cs="Times New Roman"/>
+          <w:sz w:val="28"/>
+        </w:rPr>
+      </w:pPr>
+      <w:r>
+        <w:rPr>
+          <w:rFonts w:ascii="Times New Roman" w:hAnsi="Times New Roman" w:cs="Times New Roman"/>
+          <w:sz w:val="28"/>
+        </w:rPr>
+        <w:t>Несмотря на отсутствие статистически значимых различий в одномерном сравнении, признаки могут обладать комбинированной предсказательной способностью, что подтверждается дальнейшим применением методов машинного обучения.</w:t>
+      </w:r>
+    </w:p>
+    <w:p>
+      <w:pPr>
+        <w:pStyle w:val="3"/>
+        <w:rPr>
+          <w:rFonts w:ascii="Times New Roman" w:hAnsi="Times New Roman" w:cs="Times New Roman"/>
+          <w:color w:val="auto"/>
+          <w:sz w:val="28"/>
+        </w:rPr>
+      </w:pPr>
+      <w:bookmarkStart w:id="20" w:name="_Toc225949121"/>
+      <w:r>
+        <w:rPr>
+          <w:rFonts w:ascii="Times New Roman" w:hAnsi="Times New Roman" w:cs="Times New Roman"/>
+          <w:color w:val="auto"/>
           <w:sz w:val="28"/>
         </w:rPr>
         <w:lastRenderedPageBreak/>
-        <w:t>Уитни. Метод реализует непараметрический подход, который не требует предположения о нормальности распределения данных и устойчив к наличию выбросов. Подход применим для оценки статистической значимости различий морфологических параметров, амплитудных характеристик и временных м</w:t>
-      </w:r>
-      <w:r>
-        <w:rPr>
-          <w:rFonts w:ascii="Times New Roman" w:hAnsi="Times New Roman" w:cs="Times New Roman"/>
-          <w:sz w:val="28"/>
-        </w:rPr>
-        <w:t>етрик между группами пациентов.</w:t>
-      </w:r>
-    </w:p>
-    <w:p>
-      <w:pPr>
-        <w:jc w:val="both"/>
-        <w:rPr>
-          <w:rFonts w:ascii="Times New Roman" w:hAnsi="Times New Roman" w:cs="Times New Roman"/>
-          <w:sz w:val="28"/>
-        </w:rPr>
-      </w:pPr>
-      <w:r>
-        <w:rPr>
-          <w:rFonts w:ascii="Times New Roman" w:hAnsi="Times New Roman" w:cs="Times New Roman"/>
-          <w:sz w:val="28"/>
-        </w:rPr>
-        <w:t>Для всех анализируемых параметров, включая временные показатели (</w:t>
-      </w:r>
-      <w:proofErr w:type="spellStart"/>
-      <w:r>
-        <w:rPr>
-          <w:rFonts w:ascii="Times New Roman" w:hAnsi="Times New Roman" w:cs="Times New Roman"/>
-          <w:sz w:val="28"/>
-        </w:rPr>
-        <w:t>LAS_ms</w:t>
-      </w:r>
-      <w:proofErr w:type="spellEnd"/>
-      <w:r>
-        <w:rPr>
-          <w:rFonts w:ascii="Times New Roman" w:hAnsi="Times New Roman" w:cs="Times New Roman"/>
-          <w:sz w:val="28"/>
-        </w:rPr>
-        <w:t xml:space="preserve">, </w:t>
-      </w:r>
-      <w:proofErr w:type="spellStart"/>
-      <w:r>
-        <w:rPr>
-          <w:rFonts w:ascii="Times New Roman" w:hAnsi="Times New Roman" w:cs="Times New Roman"/>
-          <w:sz w:val="28"/>
-        </w:rPr>
-        <w:t>QRSon</w:t>
-      </w:r>
-      <w:proofErr w:type="spellEnd"/>
-      <w:r>
-        <w:rPr>
-          <w:rFonts w:ascii="Times New Roman" w:hAnsi="Times New Roman" w:cs="Times New Roman"/>
-          <w:sz w:val="28"/>
-        </w:rPr>
-        <w:t xml:space="preserve">, </w:t>
-      </w:r>
-      <w:proofErr w:type="spellStart"/>
-      <w:r>
-        <w:rPr>
-          <w:rFonts w:ascii="Times New Roman" w:hAnsi="Times New Roman" w:cs="Times New Roman"/>
-          <w:sz w:val="28"/>
-        </w:rPr>
-        <w:t>QRSoff</w:t>
-      </w:r>
-      <w:proofErr w:type="spellEnd"/>
-      <w:r>
-        <w:rPr>
-          <w:rFonts w:ascii="Times New Roman" w:hAnsi="Times New Roman" w:cs="Times New Roman"/>
-          <w:sz w:val="28"/>
-        </w:rPr>
-        <w:t xml:space="preserve">, </w:t>
-      </w:r>
-      <w:proofErr w:type="spellStart"/>
-      <w:r>
-        <w:rPr>
-          <w:rFonts w:ascii="Times New Roman" w:hAnsi="Times New Roman" w:cs="Times New Roman"/>
-          <w:sz w:val="28"/>
-        </w:rPr>
-        <w:t>fQRS_ms</w:t>
-      </w:r>
-      <w:proofErr w:type="spellEnd"/>
-      <w:r>
-        <w:rPr>
-          <w:rFonts w:ascii="Times New Roman" w:hAnsi="Times New Roman" w:cs="Times New Roman"/>
-          <w:sz w:val="28"/>
-        </w:rPr>
-        <w:t>), спектрально-</w:t>
-      </w:r>
-      <w:proofErr w:type="spellStart"/>
-      <w:r>
-        <w:rPr>
-          <w:rFonts w:ascii="Times New Roman" w:hAnsi="Times New Roman" w:cs="Times New Roman"/>
-          <w:sz w:val="28"/>
-        </w:rPr>
-        <w:t>вейвлет</w:t>
-      </w:r>
-      <w:proofErr w:type="spellEnd"/>
-      <w:r>
-        <w:rPr>
-          <w:rFonts w:ascii="Times New Roman" w:hAnsi="Times New Roman" w:cs="Times New Roman"/>
-          <w:sz w:val="28"/>
-        </w:rPr>
-        <w:t xml:space="preserve">-характеристики (доля мощности непрерывного </w:t>
-      </w:r>
-      <w:proofErr w:type="spellStart"/>
-      <w:r>
-        <w:rPr>
-          <w:rFonts w:ascii="Times New Roman" w:hAnsi="Times New Roman" w:cs="Times New Roman"/>
-          <w:sz w:val="28"/>
-        </w:rPr>
-        <w:t>вейвлет</w:t>
-      </w:r>
-      <w:proofErr w:type="spellEnd"/>
-      <w:r>
-        <w:rPr>
-          <w:rFonts w:ascii="Times New Roman" w:hAnsi="Times New Roman" w:cs="Times New Roman"/>
-          <w:sz w:val="28"/>
-        </w:rPr>
-        <w:t>-преобразования и доля спектральной плотности мощности, рассчитанной методом периодограмм в частотном диапазоне от 300 Гц до 2 кГц), RMS40_mkV, а также статистические моменты распределения (среднее квадратичное отклонение, среднее значение, коэффициент асимметрии и эксцесс), был проведен д</w:t>
-      </w:r>
-      <w:r>
-        <w:rPr>
-          <w:rFonts w:ascii="Times New Roman" w:hAnsi="Times New Roman" w:cs="Times New Roman"/>
-          <w:sz w:val="28"/>
-        </w:rPr>
-        <w:t>вусторонний U-тест Манна–Уитни.</w:t>
-      </w:r>
-    </w:p>
-    <w:p>
-      <w:pPr>
-        <w:jc w:val="both"/>
-        <w:rPr>
-          <w:rFonts w:ascii="Times New Roman" w:hAnsi="Times New Roman" w:cs="Times New Roman"/>
-          <w:sz w:val="28"/>
-        </w:rPr>
-      </w:pPr>
-      <w:r>
-        <w:rPr>
-          <w:rFonts w:ascii="Times New Roman" w:hAnsi="Times New Roman" w:cs="Times New Roman"/>
-          <w:sz w:val="28"/>
-        </w:rPr>
-        <w:t>Результаты теста демонстрируют, что ни для одного из признаков не было выявлено статистически значимых различий между группами (p-</w:t>
-      </w:r>
-      <w:proofErr w:type="spellStart"/>
-      <w:r>
-        <w:rPr>
-          <w:rFonts w:ascii="Times New Roman" w:hAnsi="Times New Roman" w:cs="Times New Roman"/>
-          <w:sz w:val="28"/>
-        </w:rPr>
-        <w:t>value</w:t>
-      </w:r>
-      <w:proofErr w:type="spellEnd"/>
-      <w:r>
-        <w:rPr>
-          <w:rFonts w:ascii="Times New Roman" w:hAnsi="Times New Roman" w:cs="Times New Roman"/>
-          <w:sz w:val="28"/>
-        </w:rPr>
-        <w:t xml:space="preserve"> = 1.00 для всех показателей). Это свидетельствует об отсутствии значимых различий в центральных тенденциях распределений сравниваемых групп по каждому из анализируемых параметров.</w:t>
-      </w:r>
-    </w:p>
-    <w:p>
-      <w:pPr>
-        <w:pStyle w:val="2"/>
-        <w:rPr>
-          <w:rFonts w:ascii="Times New Roman" w:hAnsi="Times New Roman" w:cs="Times New Roman"/>
-          <w:color w:val="auto"/>
-          <w:sz w:val="28"/>
-        </w:rPr>
-      </w:pPr>
-      <w:bookmarkStart w:id="19" w:name="_Toc225949120"/>
-      <w:r>
-        <w:rPr>
-          <w:rFonts w:ascii="Times New Roman" w:hAnsi="Times New Roman" w:cs="Times New Roman"/>
-          <w:color w:val="auto"/>
-          <w:sz w:val="28"/>
-        </w:rPr>
-        <w:t>Многомерный анализ: ROC-кривая и классификация</w:t>
-      </w:r>
-      <w:bookmarkEnd w:id="19"/>
-    </w:p>
-    <w:p>
-      <w:pPr>
-        <w:jc w:val="both"/>
-        <w:rPr>
-          <w:rFonts w:ascii="Times New Roman" w:hAnsi="Times New Roman" w:cs="Times New Roman"/>
-          <w:sz w:val="28"/>
-        </w:rPr>
-      </w:pPr>
-      <w:r>
-        <w:rPr>
-          <w:rFonts w:ascii="Times New Roman" w:hAnsi="Times New Roman" w:cs="Times New Roman"/>
-          <w:sz w:val="28"/>
-        </w:rPr>
-        <w:t>Несмотря на отсутствие статистически значимых различий в одномерном сравнении, признаки могут обладать комбинированной предсказательной способностью, что подтверждается дальнейшим применением методов машинного обучения.</w:t>
-      </w:r>
-    </w:p>
-    <w:p>
-      <w:pPr>
-        <w:pStyle w:val="3"/>
-        <w:rPr>
-          <w:rFonts w:ascii="Times New Roman" w:hAnsi="Times New Roman" w:cs="Times New Roman"/>
-          <w:color w:val="auto"/>
-          <w:sz w:val="28"/>
-        </w:rPr>
-      </w:pPr>
-      <w:bookmarkStart w:id="20" w:name="_Toc225949121"/>
-      <w:r>
-        <w:rPr>
-          <w:rFonts w:ascii="Times New Roman" w:hAnsi="Times New Roman" w:cs="Times New Roman"/>
-          <w:color w:val="auto"/>
-          <w:sz w:val="28"/>
-        </w:rPr>
         <w:t>ROC-анализ классификатора на основе случайного леса</w:t>
       </w:r>
       <w:bookmarkEnd w:id="20"/>
@@ -7815,7 +7720,6 @@
           <w:sz w:val="28"/>
           <w:lang w:eastAsia="ru-RU"/>
         </w:rPr>
-        <w:lastRenderedPageBreak/>
         <w:drawing>
           <wp:inline distT="0" distB="0" distL="0" distR="0">
             <wp:extent cx="5940425" cy="2419350"/>
@@ -8540,7 +8444,6 @@
                 <w:rFonts w:ascii="Times New Roman" w:hAnsi="Times New Roman" w:cs="Times New Roman"/>
                 <w:sz w:val="24"/>
               </w:rPr>
-              <w:lastRenderedPageBreak/>
               <w:t>3</w:t>
             </w:r>
           </w:p>
@@ -9492,7 +9395,15 @@
           <w:rFonts w:ascii="Times New Roman" w:hAnsi="Times New Roman" w:cs="Times New Roman"/>
           <w:sz w:val="28"/>
         </w:rPr>
-        <w:t>Таким образом, несмотря на отсутствие статистически значимых различий между группами по отдельным параметрам согласно результатам U-теста Манна–Уитни, комплексное использование совокупности признаков в модели случайного леса позволило достичь удовлетворительного качества классификации (AUC = 0,704; AP = 0,734).</w:t>
+        <w:t xml:space="preserve">Таким образом, несмотря на отсутствие статистически значимых различий между группами по отдельным параметрам согласно результатам U-теста </w:t>
+      </w:r>
+      <w:r>
+        <w:rPr>
+          <w:rFonts w:ascii="Times New Roman" w:hAnsi="Times New Roman" w:cs="Times New Roman"/>
+          <w:sz w:val="28"/>
+        </w:rPr>
+        <w:lastRenderedPageBreak/>
+        <w:t>Манна–Уитни, комплексное использование совокупности признаков в модели случайного леса позволило достичь удовлетворительного качества классификации (AUC = 0,704; AP = 0,734).</w:t>
       </w:r>
     </w:p>
     <w:p>
@@ -9516,7 +9427,6 @@
           <w:rFonts w:ascii="Times New Roman" w:hAnsi="Times New Roman" w:cs="Times New Roman"/>
           <w:sz w:val="28"/>
         </w:rPr>
-        <w:lastRenderedPageBreak/>
         <w:t>LAS_ms</w:t>
       </w:r>
       <w:proofErr w:type="spellEnd"/>
@@ -10101,6 +10011,7 @@
           <w:color w:val="auto"/>
           <w:sz w:val="28"/>
         </w:rPr>
+        <w:lastRenderedPageBreak/>
         <w:t>СПИСОК ЛИТЕРАТУРЫ</w:t>
       </w:r>
       <w:bookmarkEnd w:id="24"/>
@@ -10339,7 +10250,6 @@
           <w:bCs/>
           <w:sz w:val="28"/>
         </w:rPr>
-        <w:lastRenderedPageBreak/>
         <w:t>Кобрин</w:t>
       </w:r>
       <w:proofErr w:type="spellEnd"/>
@@ -11244,6 +11154,7 @@
           <w:sz w:val="28"/>
           <w:lang w:val="en-US"/>
         </w:rPr>
+        <w:lastRenderedPageBreak/>
         <w:t>Simson, M. B.</w:t>
       </w:r>
       <w:r>
@@ -11344,7 +11255,6 @@
           <w:sz w:val="28"/>
           <w:lang w:val="en-US"/>
         </w:rPr>
-        <w:lastRenderedPageBreak/>
         <w:t>Welch, P. D.</w:t>
       </w:r>
       <w:r>
@@ -13543,7 +13453,7 @@
 </file>
 
 <file path=customXml/itemProps1.xml><?xml version="1.0" encoding="utf-8"?>
-<ds:datastoreItem xmlns:ds="http://schemas.openxmlformats.org/officeDocument/2006/customXml" ds:itemID="{2DCEC5FA-BE32-43A4-B565-A837819C0823}">
+<ds:datastoreItem xmlns:ds="http://schemas.openxmlformats.org/officeDocument/2006/customXml" ds:itemID="{91FEAC08-4FC9-403B-826A-B2FE6E2A50D7}">
   <ds:schemaRefs>
     <ds:schemaRef ds:uri="http://schemas.openxmlformats.org/officeDocument/2006/bibliography"/>
   </ds:schemaRefs>

--- a/docs/Отчет.docx
+++ b/docs/Отчет.docx
@@ -4452,16 +4452,7 @@
           <w:sz w:val="28"/>
           <w:shd w:val="clear" w:color="auto" w:fill="FFFFFF"/>
         </w:rPr>
-        <w:t xml:space="preserve"> к группе «норма» или «патология».</w:t>
-      </w:r>
-      <w:r>
-        <w:rPr>
-          <w:rFonts w:ascii="Times New Roman" w:hAnsi="Times New Roman" w:cs="Times New Roman"/>
-          <w:color w:val="0F1115"/>
-          <w:sz w:val="28"/>
-          <w:shd w:val="clear" w:color="auto" w:fill="FFFFFF"/>
-        </w:rPr>
-        <w:t xml:space="preserve"> </w:t>
+        <w:t xml:space="preserve"> к группе «норма» или «патология». </w:t>
       </w:r>
       <w:r>
         <w:rPr>
@@ -4533,7 +4524,6 @@
         <w:rPr>
           <w:rFonts w:ascii="Times New Roman" w:hAnsi="Times New Roman" w:cs="Times New Roman"/>
           <w:sz w:val="28"/>
-          <w:lang w:val="en-US"/>
         </w:rPr>
       </w:pPr>
       <w:r>
@@ -6207,7 +6197,6 @@
         <w:spacing w:after="0" w:line="360" w:lineRule="auto"/>
         <w:jc w:val="both"/>
       </w:pPr>
-      <w:bookmarkStart w:id="15" w:name="_GoBack"/>
       <w:r>
         <w:rPr>
           <w:rFonts w:ascii="Times New Roman" w:hAnsi="Times New Roman" w:cs="Times New Roman"/>
@@ -6257,7 +6246,6 @@
           </wp:inline>
         </w:drawing>
       </w:r>
-      <w:bookmarkEnd w:id="15"/>
     </w:p>
     <w:p>
       <w:pPr>
@@ -6552,7 +6540,7 @@
           <w:sz w:val="28"/>
         </w:rPr>
       </w:pPr>
-      <w:bookmarkStart w:id="16" w:name="_Toc225949117"/>
+      <w:bookmarkStart w:id="15" w:name="_Toc225949117"/>
       <w:r>
         <w:rPr>
           <w:rFonts w:ascii="Times New Roman" w:hAnsi="Times New Roman" w:cs="Times New Roman"/>
@@ -6561,7 +6549,7 @@
         </w:rPr>
         <w:t>Статистические моменты распределения</w:t>
       </w:r>
-      <w:bookmarkEnd w:id="16"/>
+      <w:bookmarkEnd w:id="15"/>
     </w:p>
     <w:p>
       <w:pPr>
@@ -6959,6 +6947,227 @@
     </w:p>
     <w:p>
       <w:pPr>
+        <w:jc w:val="both"/>
+        <w:rPr>
+          <w:rFonts w:ascii="Times New Roman" w:hAnsi="Times New Roman" w:cs="Times New Roman"/>
+          <w:sz w:val="28"/>
+        </w:rPr>
+      </w:pPr>
+      <w:r>
+        <w:rPr>
+          <w:rFonts w:ascii="Times New Roman" w:hAnsi="Times New Roman" w:cs="Times New Roman"/>
+          <w:sz w:val="28"/>
+        </w:rPr>
+        <w:t xml:space="preserve">Для графической иллюстрации отличия были построены </w:t>
+      </w:r>
+      <w:r>
+        <w:rPr>
+          <w:rFonts w:ascii="Times New Roman" w:hAnsi="Times New Roman" w:cs="Times New Roman"/>
+          <w:sz w:val="28"/>
+        </w:rPr>
+        <w:t>гистограммы, в</w:t>
+      </w:r>
+      <w:r>
+        <w:rPr>
+          <w:rFonts w:ascii="Times New Roman" w:hAnsi="Times New Roman" w:cs="Times New Roman"/>
+          <w:sz w:val="28"/>
+        </w:rPr>
+        <w:t xml:space="preserve"> которых использовался</w:t>
+      </w:r>
+      <w:r>
+        <w:rPr>
+          <w:rFonts w:ascii="Times New Roman" w:hAnsi="Times New Roman" w:cs="Times New Roman"/>
+          <w:sz w:val="28"/>
+        </w:rPr>
+        <w:t xml:space="preserve"> адаптивный эмпирический метод выбора ширины </w:t>
+      </w:r>
+      <w:bookmarkStart w:id="16" w:name="_GoBack"/>
+      <w:bookmarkEnd w:id="16"/>
+      <w:r>
+        <w:rPr>
+          <w:rFonts w:ascii="Times New Roman" w:hAnsi="Times New Roman" w:cs="Times New Roman"/>
+          <w:sz w:val="28"/>
+        </w:rPr>
+        <w:t>бина. Метод</w:t>
+      </w:r>
+      <w:r>
+        <w:rPr>
+          <w:rFonts w:ascii="Times New Roman" w:hAnsi="Times New Roman" w:cs="Times New Roman"/>
+          <w:sz w:val="28"/>
+        </w:rPr>
+        <w:t xml:space="preserve"> вычисляет минимальное значение среди двух оценок — правило </w:t>
+      </w:r>
+      <w:proofErr w:type="spellStart"/>
+      <w:r>
+        <w:rPr>
+          <w:rFonts w:ascii="Times New Roman" w:hAnsi="Times New Roman" w:cs="Times New Roman"/>
+          <w:sz w:val="28"/>
+        </w:rPr>
+        <w:t>Стёрджеса</w:t>
+      </w:r>
+      <w:proofErr w:type="spellEnd"/>
+      <w:r>
+        <w:rPr>
+          <w:rFonts w:ascii="Times New Roman" w:hAnsi="Times New Roman" w:cs="Times New Roman"/>
+          <w:sz w:val="28"/>
+        </w:rPr>
+        <w:t xml:space="preserve"> и оценка Фридмана — </w:t>
+      </w:r>
+      <w:proofErr w:type="spellStart"/>
+      <w:r>
+        <w:rPr>
+          <w:rFonts w:ascii="Times New Roman" w:hAnsi="Times New Roman" w:cs="Times New Roman"/>
+          <w:sz w:val="28"/>
+        </w:rPr>
+        <w:t>Дьякониса</w:t>
+      </w:r>
+      <w:proofErr w:type="spellEnd"/>
+      <w:r>
+        <w:rPr>
+          <w:rFonts w:ascii="Times New Roman" w:hAnsi="Times New Roman" w:cs="Times New Roman"/>
+          <w:sz w:val="28"/>
+        </w:rPr>
+        <w:t>.</w:t>
+      </w:r>
+      <w:r>
+        <w:rPr>
+          <w:rFonts w:ascii="Times New Roman" w:hAnsi="Times New Roman" w:cs="Times New Roman"/>
+          <w:sz w:val="28"/>
+        </w:rPr>
+        <w:t xml:space="preserve"> </w:t>
+      </w:r>
+      <w:r>
+        <w:rPr>
+          <w:rFonts w:ascii="Times New Roman" w:hAnsi="Times New Roman" w:cs="Times New Roman"/>
+          <w:sz w:val="28"/>
+        </w:rPr>
+        <w:t xml:space="preserve">Первая из них, правило </w:t>
+      </w:r>
+      <w:proofErr w:type="spellStart"/>
+      <w:r>
+        <w:rPr>
+          <w:rFonts w:ascii="Times New Roman" w:hAnsi="Times New Roman" w:cs="Times New Roman"/>
+          <w:sz w:val="28"/>
+        </w:rPr>
+        <w:t>Стёрджеса</w:t>
+      </w:r>
+      <w:proofErr w:type="spellEnd"/>
+      <w:r>
+        <w:rPr>
+          <w:rFonts w:ascii="Times New Roman" w:hAnsi="Times New Roman" w:cs="Times New Roman"/>
+          <w:sz w:val="28"/>
+        </w:rPr>
+        <w:t>, учитывает исключительно объё</w:t>
+      </w:r>
+      <w:r>
+        <w:rPr>
+          <w:rFonts w:ascii="Times New Roman" w:hAnsi="Times New Roman" w:cs="Times New Roman"/>
+          <w:sz w:val="28"/>
+        </w:rPr>
+        <w:t xml:space="preserve">м выборки </w:t>
+      </w:r>
+      <w:r>
+        <w:rPr>
+          <w:rFonts w:ascii="Times New Roman" w:hAnsi="Times New Roman" w:cs="Times New Roman"/>
+          <w:sz w:val="28"/>
+        </w:rPr>
+        <w:t xml:space="preserve">и является асимптотически оптимальным лишь для строго </w:t>
+      </w:r>
+      <w:proofErr w:type="spellStart"/>
+      <w:r>
+        <w:rPr>
+          <w:rFonts w:ascii="Times New Roman" w:hAnsi="Times New Roman" w:cs="Times New Roman"/>
+          <w:sz w:val="28"/>
+        </w:rPr>
+        <w:t>гауссовских</w:t>
+      </w:r>
+      <w:proofErr w:type="spellEnd"/>
+      <w:r>
+        <w:rPr>
+          <w:rFonts w:ascii="Times New Roman" w:hAnsi="Times New Roman" w:cs="Times New Roman"/>
+          <w:sz w:val="28"/>
+        </w:rPr>
+        <w:t xml:space="preserve"> распределений, тогда как вторая, оценка Фридмана — </w:t>
+      </w:r>
+      <w:proofErr w:type="spellStart"/>
+      <w:r>
+        <w:rPr>
+          <w:rFonts w:ascii="Times New Roman" w:hAnsi="Times New Roman" w:cs="Times New Roman"/>
+          <w:sz w:val="28"/>
+        </w:rPr>
+        <w:t>Дьякониса</w:t>
+      </w:r>
+      <w:proofErr w:type="spellEnd"/>
+      <w:r>
+        <w:rPr>
+          <w:rFonts w:ascii="Times New Roman" w:hAnsi="Times New Roman" w:cs="Times New Roman"/>
+          <w:sz w:val="28"/>
+        </w:rPr>
+        <w:t xml:space="preserve">, </w:t>
+      </w:r>
+      <w:r>
+        <w:rPr>
+          <w:rFonts w:ascii="Times New Roman" w:hAnsi="Times New Roman" w:cs="Times New Roman"/>
+          <w:sz w:val="28"/>
+        </w:rPr>
+        <w:t>учитывает,</w:t>
+      </w:r>
+      <w:r>
+        <w:rPr>
+          <w:rFonts w:ascii="Times New Roman" w:hAnsi="Times New Roman" w:cs="Times New Roman"/>
+          <w:sz w:val="28"/>
+        </w:rPr>
+        <w:t xml:space="preserve"> как изменчивость данных через </w:t>
+      </w:r>
+      <w:proofErr w:type="spellStart"/>
+      <w:r>
+        <w:rPr>
+          <w:rFonts w:ascii="Times New Roman" w:hAnsi="Times New Roman" w:cs="Times New Roman"/>
+          <w:sz w:val="28"/>
+        </w:rPr>
+        <w:t>межквартильный</w:t>
+      </w:r>
+      <w:proofErr w:type="spellEnd"/>
+      <w:r>
+        <w:rPr>
+          <w:rFonts w:ascii="Times New Roman" w:hAnsi="Times New Roman" w:cs="Times New Roman"/>
+          <w:sz w:val="28"/>
+        </w:rPr>
+        <w:t xml:space="preserve"> </w:t>
+      </w:r>
+      <w:r>
+        <w:rPr>
+          <w:rFonts w:ascii="Times New Roman" w:hAnsi="Times New Roman" w:cs="Times New Roman"/>
+          <w:sz w:val="28"/>
+        </w:rPr>
+        <w:t>размах,</w:t>
+      </w:r>
+      <w:r>
+        <w:rPr>
+          <w:rFonts w:ascii="Times New Roman" w:hAnsi="Times New Roman" w:cs="Times New Roman"/>
+          <w:sz w:val="28"/>
+        </w:rPr>
+        <w:t xml:space="preserve"> так и размер выборки, демонстрируя робастность к выбросам. Комбинируя эти два критерия посредством взятия минимума результирующей ширины </w:t>
+      </w:r>
+      <w:proofErr w:type="spellStart"/>
+      <w:r>
+        <w:rPr>
+          <w:rFonts w:ascii="Times New Roman" w:hAnsi="Times New Roman" w:cs="Times New Roman"/>
+          <w:sz w:val="28"/>
+        </w:rPr>
+        <w:t>бина</w:t>
+      </w:r>
+      <w:proofErr w:type="spellEnd"/>
+      <w:r>
+        <w:rPr>
+          <w:rFonts w:ascii="Times New Roman" w:hAnsi="Times New Roman" w:cs="Times New Roman"/>
+          <w:sz w:val="28"/>
+        </w:rPr>
+        <w:t>, адаптивный эмпирический метод обеспечивает устойчивый баланс между сглаживанием шума и сохранением значимых структурных особенностей распределения для широкого класса эмпирических данных, что делает его предпочтительным выбором в задачах визуализации при отсутствии априорной информации о генеральной совокупности.</w:t>
+      </w:r>
+    </w:p>
+    <w:p>
+      <w:pPr>
         <w:pStyle w:val="2"/>
         <w:rPr>
           <w:rFonts w:ascii="Times New Roman" w:hAnsi="Times New Roman" w:cs="Times New Roman"/>
@@ -7064,7 +7273,15 @@
           <w:rFonts w:ascii="Times New Roman" w:hAnsi="Times New Roman" w:cs="Times New Roman"/>
           <w:sz w:val="28"/>
         </w:rPr>
-        <w:t xml:space="preserve"> метода обусловлен необходимостью снижения дисперсии спектральной оценки по сравнению с классическим дискретным преобразованием Фурье (ДПФ). Классическое ДПФ, вычисляемое как квадрат модуля преобразования для всей временной реализации, обладает существенным недостатком: дисперсия такой оценки остается высокой и не уменьшается с увеличением длины выборки, что приводит к появлению статистически необоснованных флуктуаций спектральной плотности мощности</w:t>
+        <w:t xml:space="preserve"> метода обусловлен необходимостью снижения дисперсии спектральной оценки по сравнению с классическим дискретным преобразованием Фурье (ДПФ). Классическое ДПФ, вычисляемое как квадрат модуля преобразования для всей временной реализации, обладает существенным недостатком: дисперсия такой оценки остается высокой и не уменьшается с увеличением длины выборки, что приводит к появлению </w:t>
+      </w:r>
+      <w:r>
+        <w:rPr>
+          <w:rFonts w:ascii="Times New Roman" w:hAnsi="Times New Roman" w:cs="Times New Roman"/>
+          <w:sz w:val="28"/>
+        </w:rPr>
+        <w:lastRenderedPageBreak/>
+        <w:t>статистически необоснованных флуктуаций спектральной плотности мощности</w:t>
       </w:r>
       <w:r>
         <w:rPr>
@@ -7244,7 +7461,6 @@
           <w:noProof/>
           <w:lang w:eastAsia="ru-RU"/>
         </w:rPr>
-        <w:lastRenderedPageBreak/>
         <w:drawing>
           <wp:inline distT="0" distB="0" distL="0" distR="0">
             <wp:extent cx="5940425" cy="1809750"/>
@@ -7536,7 +7752,15 @@
           <w:rFonts w:ascii="Times New Roman" w:hAnsi="Times New Roman" w:cs="Times New Roman"/>
           <w:sz w:val="28"/>
         </w:rPr>
-        <w:t>-преобразования и доля спектральной плотности мощности, рассчитанной методом периодограмм в частотном диапазоне от 300 Гц до 2 кГц), RMS40_mkV, а также статистические моменты распределения (среднее квадратичное отклонение, среднее значение, коэффициент асимметрии и эксцесс), был проведен д</w:t>
+        <w:t xml:space="preserve">-преобразования и доля спектральной плотности мощности, рассчитанной методом периодограмм в частотном диапазоне от 300 Гц до 2 кГц), RMS40_mkV, а также статистические моменты распределения (среднее квадратичное отклонение, среднее значение, </w:t>
+      </w:r>
+      <w:r>
+        <w:rPr>
+          <w:rFonts w:ascii="Times New Roman" w:hAnsi="Times New Roman" w:cs="Times New Roman"/>
+          <w:sz w:val="28"/>
+        </w:rPr>
+        <w:lastRenderedPageBreak/>
+        <w:t>коэффициент асимметрии и эксцесс), был проведен д</w:t>
       </w:r>
       <w:r>
         <w:rPr>
@@ -7630,7 +7854,6 @@
           <w:color w:val="auto"/>
           <w:sz w:val="28"/>
         </w:rPr>
-        <w:lastRenderedPageBreak/>
         <w:t>ROC-анализ классификатора на основе случайного леса</w:t>
       </w:r>
       <w:bookmarkEnd w:id="20"/>
@@ -7855,6 +8078,7 @@
           <w:color w:val="auto"/>
           <w:sz w:val="28"/>
         </w:rPr>
+        <w:lastRenderedPageBreak/>
         <w:t>Оценка качества классификации</w:t>
       </w:r>
       <w:bookmarkEnd w:id="21"/>
@@ -9001,6 +9225,7 @@
                 <w:rFonts w:ascii="Times New Roman" w:hAnsi="Times New Roman" w:cs="Times New Roman"/>
                 <w:sz w:val="24"/>
               </w:rPr>
+              <w:lastRenderedPageBreak/>
               <w:t>8</w:t>
             </w:r>
           </w:p>
@@ -9395,15 +9620,7 @@
           <w:rFonts w:ascii="Times New Roman" w:hAnsi="Times New Roman" w:cs="Times New Roman"/>
           <w:sz w:val="28"/>
         </w:rPr>
-        <w:t xml:space="preserve">Таким образом, несмотря на отсутствие статистически значимых различий между группами по отдельным параметрам согласно результатам U-теста </w:t>
-      </w:r>
-      <w:r>
-        <w:rPr>
-          <w:rFonts w:ascii="Times New Roman" w:hAnsi="Times New Roman" w:cs="Times New Roman"/>
-          <w:sz w:val="28"/>
-        </w:rPr>
-        <w:lastRenderedPageBreak/>
-        <w:t>Манна–Уитни, комплексное использование совокупности признаков в модели случайного леса позволило достичь удовлетворительного качества классификации (AUC = 0,704; AP = 0,734).</w:t>
+        <w:t>Таким образом, несмотря на отсутствие статистически значимых различий между группами по отдельным параметрам согласно результатам U-теста Манна–Уитни, комплексное использование совокупности признаков в модели случайного леса позволило достичь удовлетворительного качества классификации (AUC = 0,704; AP = 0,734).</w:t>
       </w:r>
     </w:p>
     <w:p>
@@ -9852,6 +10069,7 @@
                 <w:rFonts w:ascii="Times New Roman" w:hAnsi="Times New Roman" w:cs="Times New Roman"/>
                 <w:sz w:val="24"/>
               </w:rPr>
+              <w:lastRenderedPageBreak/>
               <w:t>Оптимальный порог</w:t>
             </w:r>
           </w:p>
@@ -10011,7 +10229,6 @@
           <w:color w:val="auto"/>
           <w:sz w:val="28"/>
         </w:rPr>
-        <w:lastRenderedPageBreak/>
         <w:t>СПИСОК ЛИТЕРАТУРЫ</w:t>
       </w:r>
       <w:bookmarkEnd w:id="24"/>
@@ -10557,6 +10774,7 @@
           <w:bCs/>
           <w:sz w:val="28"/>
         </w:rPr>
+        <w:lastRenderedPageBreak/>
         <w:t>Стратонович, Р. Л.</w:t>
       </w:r>
       <w:r>
@@ -11154,7 +11372,6 @@
           <w:sz w:val="28"/>
           <w:lang w:val="en-US"/>
         </w:rPr>
-        <w:lastRenderedPageBreak/>
         <w:t>Simson, M. B.</w:t>
       </w:r>
       <w:r>
@@ -13453,7 +13670,7 @@
 </file>
 
 <file path=customXml/itemProps1.xml><?xml version="1.0" encoding="utf-8"?>
-<ds:datastoreItem xmlns:ds="http://schemas.openxmlformats.org/officeDocument/2006/customXml" ds:itemID="{91FEAC08-4FC9-403B-826A-B2FE6E2A50D7}">
+<ds:datastoreItem xmlns:ds="http://schemas.openxmlformats.org/officeDocument/2006/customXml" ds:itemID="{5B6C4C4C-8836-4145-B5B5-5236F9889DF5}">
   <ds:schemaRefs>
     <ds:schemaRef ds:uri="http://schemas.openxmlformats.org/officeDocument/2006/bibliography"/>
   </ds:schemaRefs>

--- a/docs/Отчет.docx
+++ b/docs/Отчет.docx
@@ -6981,212 +6981,219 @@
         </w:rPr>
         <w:t xml:space="preserve"> адаптивный эмпирический метод выбора ширины </w:t>
       </w:r>
-      <w:bookmarkStart w:id="16" w:name="_GoBack"/>
+      <w:proofErr w:type="spellStart"/>
+      <w:r>
+        <w:rPr>
+          <w:rFonts w:ascii="Times New Roman" w:hAnsi="Times New Roman" w:cs="Times New Roman"/>
+          <w:sz w:val="28"/>
+        </w:rPr>
+        <w:t>бина</w:t>
+      </w:r>
+      <w:proofErr w:type="spellEnd"/>
+      <w:r>
+        <w:rPr>
+          <w:rFonts w:ascii="Times New Roman" w:hAnsi="Times New Roman" w:cs="Times New Roman"/>
+          <w:sz w:val="28"/>
+        </w:rPr>
+        <w:t>. Метод</w:t>
+      </w:r>
+      <w:r>
+        <w:rPr>
+          <w:rFonts w:ascii="Times New Roman" w:hAnsi="Times New Roman" w:cs="Times New Roman"/>
+          <w:sz w:val="28"/>
+        </w:rPr>
+        <w:t xml:space="preserve"> вычисляет минимальное значение среди двух оценок — правило </w:t>
+      </w:r>
+      <w:proofErr w:type="spellStart"/>
+      <w:r>
+        <w:rPr>
+          <w:rFonts w:ascii="Times New Roman" w:hAnsi="Times New Roman" w:cs="Times New Roman"/>
+          <w:sz w:val="28"/>
+        </w:rPr>
+        <w:t>Стёрджеса</w:t>
+      </w:r>
+      <w:proofErr w:type="spellEnd"/>
+      <w:r>
+        <w:rPr>
+          <w:rFonts w:ascii="Times New Roman" w:hAnsi="Times New Roman" w:cs="Times New Roman"/>
+          <w:sz w:val="28"/>
+        </w:rPr>
+        <w:t xml:space="preserve"> и оценка Фридмана — </w:t>
+      </w:r>
+      <w:proofErr w:type="spellStart"/>
+      <w:r>
+        <w:rPr>
+          <w:rFonts w:ascii="Times New Roman" w:hAnsi="Times New Roman" w:cs="Times New Roman"/>
+          <w:sz w:val="28"/>
+        </w:rPr>
+        <w:t>Дьякониса</w:t>
+      </w:r>
+      <w:proofErr w:type="spellEnd"/>
+      <w:r>
+        <w:rPr>
+          <w:rFonts w:ascii="Times New Roman" w:hAnsi="Times New Roman" w:cs="Times New Roman"/>
+          <w:sz w:val="28"/>
+        </w:rPr>
+        <w:t>.</w:t>
+      </w:r>
+      <w:r>
+        <w:rPr>
+          <w:rFonts w:ascii="Times New Roman" w:hAnsi="Times New Roman" w:cs="Times New Roman"/>
+          <w:sz w:val="28"/>
+        </w:rPr>
+        <w:t xml:space="preserve"> </w:t>
+      </w:r>
+      <w:r>
+        <w:rPr>
+          <w:rFonts w:ascii="Times New Roman" w:hAnsi="Times New Roman" w:cs="Times New Roman"/>
+          <w:sz w:val="28"/>
+        </w:rPr>
+        <w:t xml:space="preserve">Первая из них, правило </w:t>
+      </w:r>
+      <w:proofErr w:type="spellStart"/>
+      <w:r>
+        <w:rPr>
+          <w:rFonts w:ascii="Times New Roman" w:hAnsi="Times New Roman" w:cs="Times New Roman"/>
+          <w:sz w:val="28"/>
+        </w:rPr>
+        <w:t>Стёрджеса</w:t>
+      </w:r>
+      <w:proofErr w:type="spellEnd"/>
+      <w:r>
+        <w:rPr>
+          <w:rFonts w:ascii="Times New Roman" w:hAnsi="Times New Roman" w:cs="Times New Roman"/>
+          <w:sz w:val="28"/>
+        </w:rPr>
+        <w:t>, учитывает исключительно объё</w:t>
+      </w:r>
+      <w:r>
+        <w:rPr>
+          <w:rFonts w:ascii="Times New Roman" w:hAnsi="Times New Roman" w:cs="Times New Roman"/>
+          <w:sz w:val="28"/>
+        </w:rPr>
+        <w:t xml:space="preserve">м выборки </w:t>
+      </w:r>
+      <w:r>
+        <w:rPr>
+          <w:rFonts w:ascii="Times New Roman" w:hAnsi="Times New Roman" w:cs="Times New Roman"/>
+          <w:sz w:val="28"/>
+        </w:rPr>
+        <w:t xml:space="preserve">и является асимптотически оптимальным лишь для строго </w:t>
+      </w:r>
+      <w:proofErr w:type="spellStart"/>
+      <w:r>
+        <w:rPr>
+          <w:rFonts w:ascii="Times New Roman" w:hAnsi="Times New Roman" w:cs="Times New Roman"/>
+          <w:sz w:val="28"/>
+        </w:rPr>
+        <w:t>гауссовских</w:t>
+      </w:r>
+      <w:proofErr w:type="spellEnd"/>
+      <w:r>
+        <w:rPr>
+          <w:rFonts w:ascii="Times New Roman" w:hAnsi="Times New Roman" w:cs="Times New Roman"/>
+          <w:sz w:val="28"/>
+        </w:rPr>
+        <w:t xml:space="preserve"> распределений, тогда как вторая, оценка Фридмана — </w:t>
+      </w:r>
+      <w:proofErr w:type="spellStart"/>
+      <w:r>
+        <w:rPr>
+          <w:rFonts w:ascii="Times New Roman" w:hAnsi="Times New Roman" w:cs="Times New Roman"/>
+          <w:sz w:val="28"/>
+        </w:rPr>
+        <w:t>Дьякониса</w:t>
+      </w:r>
+      <w:proofErr w:type="spellEnd"/>
+      <w:r>
+        <w:rPr>
+          <w:rFonts w:ascii="Times New Roman" w:hAnsi="Times New Roman" w:cs="Times New Roman"/>
+          <w:sz w:val="28"/>
+        </w:rPr>
+        <w:t xml:space="preserve">, </w:t>
+      </w:r>
+      <w:r>
+        <w:rPr>
+          <w:rFonts w:ascii="Times New Roman" w:hAnsi="Times New Roman" w:cs="Times New Roman"/>
+          <w:sz w:val="28"/>
+        </w:rPr>
+        <w:t>учитывает,</w:t>
+      </w:r>
+      <w:r>
+        <w:rPr>
+          <w:rFonts w:ascii="Times New Roman" w:hAnsi="Times New Roman" w:cs="Times New Roman"/>
+          <w:sz w:val="28"/>
+        </w:rPr>
+        <w:t xml:space="preserve"> как изменчивость данных через </w:t>
+      </w:r>
+      <w:proofErr w:type="spellStart"/>
+      <w:r>
+        <w:rPr>
+          <w:rFonts w:ascii="Times New Roman" w:hAnsi="Times New Roman" w:cs="Times New Roman"/>
+          <w:sz w:val="28"/>
+        </w:rPr>
+        <w:t>межквартильный</w:t>
+      </w:r>
+      <w:proofErr w:type="spellEnd"/>
+      <w:r>
+        <w:rPr>
+          <w:rFonts w:ascii="Times New Roman" w:hAnsi="Times New Roman" w:cs="Times New Roman"/>
+          <w:sz w:val="28"/>
+        </w:rPr>
+        <w:t xml:space="preserve"> </w:t>
+      </w:r>
+      <w:r>
+        <w:rPr>
+          <w:rFonts w:ascii="Times New Roman" w:hAnsi="Times New Roman" w:cs="Times New Roman"/>
+          <w:sz w:val="28"/>
+        </w:rPr>
+        <w:t>размах,</w:t>
+      </w:r>
+      <w:r>
+        <w:rPr>
+          <w:rFonts w:ascii="Times New Roman" w:hAnsi="Times New Roman" w:cs="Times New Roman"/>
+          <w:sz w:val="28"/>
+        </w:rPr>
+        <w:t xml:space="preserve"> так и размер выборки, демонстрируя робастность к выбросам. Комбинируя эти два критерия посредством взятия минимума результирующей ширины </w:t>
+      </w:r>
+      <w:proofErr w:type="spellStart"/>
+      <w:r>
+        <w:rPr>
+          <w:rFonts w:ascii="Times New Roman" w:hAnsi="Times New Roman" w:cs="Times New Roman"/>
+          <w:sz w:val="28"/>
+        </w:rPr>
+        <w:t>бина</w:t>
+      </w:r>
+      <w:proofErr w:type="spellEnd"/>
+      <w:r>
+        <w:rPr>
+          <w:rFonts w:ascii="Times New Roman" w:hAnsi="Times New Roman" w:cs="Times New Roman"/>
+          <w:sz w:val="28"/>
+        </w:rPr>
+        <w:t>, адаптивный эмпирический метод обеспечивает устойчивый баланс между сглаживанием шума и сохранением значимых структурных особенностей распределения для широкого класса эмпирических данных, что делает его предпочтительным выбором в задачах визуализации при отсутствии априорной информации о генеральной совокупности.</w:t>
+      </w:r>
+    </w:p>
+    <w:p>
+      <w:pPr>
+        <w:pStyle w:val="2"/>
+        <w:rPr>
+          <w:rFonts w:ascii="Times New Roman" w:hAnsi="Times New Roman" w:cs="Times New Roman"/>
+          <w:color w:val="auto"/>
+          <w:sz w:val="28"/>
+          <w:szCs w:val="28"/>
+        </w:rPr>
+      </w:pPr>
+      <w:bookmarkStart w:id="16" w:name="_Toc225949118"/>
+      <w:r>
+        <w:rPr>
+          <w:rFonts w:ascii="Times New Roman" w:hAnsi="Times New Roman" w:cs="Times New Roman"/>
+          <w:color w:val="auto"/>
+          <w:sz w:val="28"/>
+          <w:szCs w:val="28"/>
+        </w:rPr>
+        <w:t>Оценка спектральной плотности мощности методом периодограмм</w:t>
+      </w:r>
       <w:bookmarkEnd w:id="16"/>
-      <w:r>
-        <w:rPr>
-          <w:rFonts w:ascii="Times New Roman" w:hAnsi="Times New Roman" w:cs="Times New Roman"/>
-          <w:sz w:val="28"/>
-        </w:rPr>
-        <w:t>бина. Метод</w:t>
-      </w:r>
-      <w:r>
-        <w:rPr>
-          <w:rFonts w:ascii="Times New Roman" w:hAnsi="Times New Roman" w:cs="Times New Roman"/>
-          <w:sz w:val="28"/>
-        </w:rPr>
-        <w:t xml:space="preserve"> вычисляет минимальное значение среди двух оценок — правило </w:t>
-      </w:r>
-      <w:proofErr w:type="spellStart"/>
-      <w:r>
-        <w:rPr>
-          <w:rFonts w:ascii="Times New Roman" w:hAnsi="Times New Roman" w:cs="Times New Roman"/>
-          <w:sz w:val="28"/>
-        </w:rPr>
-        <w:t>Стёрджеса</w:t>
-      </w:r>
-      <w:proofErr w:type="spellEnd"/>
-      <w:r>
-        <w:rPr>
-          <w:rFonts w:ascii="Times New Roman" w:hAnsi="Times New Roman" w:cs="Times New Roman"/>
-          <w:sz w:val="28"/>
-        </w:rPr>
-        <w:t xml:space="preserve"> и оценка Фридмана — </w:t>
-      </w:r>
-      <w:proofErr w:type="spellStart"/>
-      <w:r>
-        <w:rPr>
-          <w:rFonts w:ascii="Times New Roman" w:hAnsi="Times New Roman" w:cs="Times New Roman"/>
-          <w:sz w:val="28"/>
-        </w:rPr>
-        <w:t>Дьякониса</w:t>
-      </w:r>
-      <w:proofErr w:type="spellEnd"/>
-      <w:r>
-        <w:rPr>
-          <w:rFonts w:ascii="Times New Roman" w:hAnsi="Times New Roman" w:cs="Times New Roman"/>
-          <w:sz w:val="28"/>
-        </w:rPr>
-        <w:t>.</w:t>
-      </w:r>
-      <w:r>
-        <w:rPr>
-          <w:rFonts w:ascii="Times New Roman" w:hAnsi="Times New Roman" w:cs="Times New Roman"/>
-          <w:sz w:val="28"/>
-        </w:rPr>
-        <w:t xml:space="preserve"> </w:t>
-      </w:r>
-      <w:r>
-        <w:rPr>
-          <w:rFonts w:ascii="Times New Roman" w:hAnsi="Times New Roman" w:cs="Times New Roman"/>
-          <w:sz w:val="28"/>
-        </w:rPr>
-        <w:t xml:space="preserve">Первая из них, правило </w:t>
-      </w:r>
-      <w:proofErr w:type="spellStart"/>
-      <w:r>
-        <w:rPr>
-          <w:rFonts w:ascii="Times New Roman" w:hAnsi="Times New Roman" w:cs="Times New Roman"/>
-          <w:sz w:val="28"/>
-        </w:rPr>
-        <w:t>Стёрджеса</w:t>
-      </w:r>
-      <w:proofErr w:type="spellEnd"/>
-      <w:r>
-        <w:rPr>
-          <w:rFonts w:ascii="Times New Roman" w:hAnsi="Times New Roman" w:cs="Times New Roman"/>
-          <w:sz w:val="28"/>
-        </w:rPr>
-        <w:t>, учитывает исключительно объё</w:t>
-      </w:r>
-      <w:r>
-        <w:rPr>
-          <w:rFonts w:ascii="Times New Roman" w:hAnsi="Times New Roman" w:cs="Times New Roman"/>
-          <w:sz w:val="28"/>
-        </w:rPr>
-        <w:t xml:space="preserve">м выборки </w:t>
-      </w:r>
-      <w:r>
-        <w:rPr>
-          <w:rFonts w:ascii="Times New Roman" w:hAnsi="Times New Roman" w:cs="Times New Roman"/>
-          <w:sz w:val="28"/>
-        </w:rPr>
-        <w:t xml:space="preserve">и является асимптотически оптимальным лишь для строго </w:t>
-      </w:r>
-      <w:proofErr w:type="spellStart"/>
-      <w:r>
-        <w:rPr>
-          <w:rFonts w:ascii="Times New Roman" w:hAnsi="Times New Roman" w:cs="Times New Roman"/>
-          <w:sz w:val="28"/>
-        </w:rPr>
-        <w:t>гауссовских</w:t>
-      </w:r>
-      <w:proofErr w:type="spellEnd"/>
-      <w:r>
-        <w:rPr>
-          <w:rFonts w:ascii="Times New Roman" w:hAnsi="Times New Roman" w:cs="Times New Roman"/>
-          <w:sz w:val="28"/>
-        </w:rPr>
-        <w:t xml:space="preserve"> распределений, тогда как вторая, оценка Фридмана — </w:t>
-      </w:r>
-      <w:proofErr w:type="spellStart"/>
-      <w:r>
-        <w:rPr>
-          <w:rFonts w:ascii="Times New Roman" w:hAnsi="Times New Roman" w:cs="Times New Roman"/>
-          <w:sz w:val="28"/>
-        </w:rPr>
-        <w:t>Дьякониса</w:t>
-      </w:r>
-      <w:proofErr w:type="spellEnd"/>
-      <w:r>
-        <w:rPr>
-          <w:rFonts w:ascii="Times New Roman" w:hAnsi="Times New Roman" w:cs="Times New Roman"/>
-          <w:sz w:val="28"/>
-        </w:rPr>
-        <w:t xml:space="preserve">, </w:t>
-      </w:r>
-      <w:r>
-        <w:rPr>
-          <w:rFonts w:ascii="Times New Roman" w:hAnsi="Times New Roman" w:cs="Times New Roman"/>
-          <w:sz w:val="28"/>
-        </w:rPr>
-        <w:t>учитывает,</w:t>
-      </w:r>
-      <w:r>
-        <w:rPr>
-          <w:rFonts w:ascii="Times New Roman" w:hAnsi="Times New Roman" w:cs="Times New Roman"/>
-          <w:sz w:val="28"/>
-        </w:rPr>
-        <w:t xml:space="preserve"> как изменчивость данных через </w:t>
-      </w:r>
-      <w:proofErr w:type="spellStart"/>
-      <w:r>
-        <w:rPr>
-          <w:rFonts w:ascii="Times New Roman" w:hAnsi="Times New Roman" w:cs="Times New Roman"/>
-          <w:sz w:val="28"/>
-        </w:rPr>
-        <w:t>межквартильный</w:t>
-      </w:r>
-      <w:proofErr w:type="spellEnd"/>
-      <w:r>
-        <w:rPr>
-          <w:rFonts w:ascii="Times New Roman" w:hAnsi="Times New Roman" w:cs="Times New Roman"/>
-          <w:sz w:val="28"/>
-        </w:rPr>
-        <w:t xml:space="preserve"> </w:t>
-      </w:r>
-      <w:r>
-        <w:rPr>
-          <w:rFonts w:ascii="Times New Roman" w:hAnsi="Times New Roman" w:cs="Times New Roman"/>
-          <w:sz w:val="28"/>
-        </w:rPr>
-        <w:t>размах,</w:t>
-      </w:r>
-      <w:r>
-        <w:rPr>
-          <w:rFonts w:ascii="Times New Roman" w:hAnsi="Times New Roman" w:cs="Times New Roman"/>
-          <w:sz w:val="28"/>
-        </w:rPr>
-        <w:t xml:space="preserve"> так и размер выборки, демонстрируя робастность к выбросам. Комбинируя эти два критерия посредством взятия минимума результирующей ширины </w:t>
-      </w:r>
-      <w:proofErr w:type="spellStart"/>
-      <w:r>
-        <w:rPr>
-          <w:rFonts w:ascii="Times New Roman" w:hAnsi="Times New Roman" w:cs="Times New Roman"/>
-          <w:sz w:val="28"/>
-        </w:rPr>
-        <w:t>бина</w:t>
-      </w:r>
-      <w:proofErr w:type="spellEnd"/>
-      <w:r>
-        <w:rPr>
-          <w:rFonts w:ascii="Times New Roman" w:hAnsi="Times New Roman" w:cs="Times New Roman"/>
-          <w:sz w:val="28"/>
-        </w:rPr>
-        <w:t>, адаптивный эмпирический метод обеспечивает устойчивый баланс между сглаживанием шума и сохранением значимых структурных особенностей распределения для широкого класса эмпирических данных, что делает его предпочтительным выбором в задачах визуализации при отсутствии априорной информации о генеральной совокупности.</w:t>
-      </w:r>
-    </w:p>
-    <w:p>
-      <w:pPr>
-        <w:pStyle w:val="2"/>
-        <w:rPr>
-          <w:rFonts w:ascii="Times New Roman" w:hAnsi="Times New Roman" w:cs="Times New Roman"/>
-          <w:color w:val="auto"/>
-          <w:sz w:val="28"/>
-          <w:szCs w:val="28"/>
-        </w:rPr>
-      </w:pPr>
-      <w:bookmarkStart w:id="17" w:name="_Toc225949118"/>
-      <w:r>
-        <w:rPr>
-          <w:rFonts w:ascii="Times New Roman" w:hAnsi="Times New Roman" w:cs="Times New Roman"/>
-          <w:color w:val="auto"/>
-          <w:sz w:val="28"/>
-          <w:szCs w:val="28"/>
-        </w:rPr>
-        <w:t>Оценка спектральной плотности мощности методом периодограмм</w:t>
-      </w:r>
-      <w:bookmarkEnd w:id="17"/>
     </w:p>
     <w:p>
       <w:pPr>
@@ -7609,7 +7616,7 @@
           <w:sz w:val="28"/>
         </w:rPr>
       </w:pPr>
-      <w:bookmarkStart w:id="18" w:name="_Toc225949119"/>
+      <w:bookmarkStart w:id="17" w:name="_Toc225949119"/>
       <w:r>
         <w:rPr>
           <w:rFonts w:ascii="Times New Roman" w:hAnsi="Times New Roman" w:cs="Times New Roman"/>
@@ -7618,7 +7625,7 @@
         </w:rPr>
         <w:t>Статистическая верификация различий между группами</w:t>
       </w:r>
-      <w:bookmarkEnd w:id="18"/>
+      <w:bookmarkEnd w:id="17"/>
     </w:p>
     <w:p>
       <w:pPr>
@@ -7811,7 +7818,7 @@
           <w:sz w:val="28"/>
         </w:rPr>
       </w:pPr>
-      <w:bookmarkStart w:id="19" w:name="_Toc225949120"/>
+      <w:bookmarkStart w:id="18" w:name="_Toc225949120"/>
       <w:r>
         <w:rPr>
           <w:rFonts w:ascii="Times New Roman" w:hAnsi="Times New Roman" w:cs="Times New Roman"/>
@@ -7820,43 +7827,43 @@
         </w:rPr>
         <w:t>Многомерный анализ: ROC-кривая и классификация</w:t>
       </w:r>
+      <w:bookmarkEnd w:id="18"/>
+    </w:p>
+    <w:p>
+      <w:pPr>
+        <w:jc w:val="both"/>
+        <w:rPr>
+          <w:rFonts w:ascii="Times New Roman" w:hAnsi="Times New Roman" w:cs="Times New Roman"/>
+          <w:sz w:val="28"/>
+        </w:rPr>
+      </w:pPr>
+      <w:r>
+        <w:rPr>
+          <w:rFonts w:ascii="Times New Roman" w:hAnsi="Times New Roman" w:cs="Times New Roman"/>
+          <w:sz w:val="28"/>
+        </w:rPr>
+        <w:t>Несмотря на отсутствие статистически значимых различий в одномерном сравнении, признаки могут обладать комбинированной предсказательной способностью, что подтверждается дальнейшим применением методов машинного обучения.</w:t>
+      </w:r>
+    </w:p>
+    <w:p>
+      <w:pPr>
+        <w:pStyle w:val="3"/>
+        <w:rPr>
+          <w:rFonts w:ascii="Times New Roman" w:hAnsi="Times New Roman" w:cs="Times New Roman"/>
+          <w:color w:val="auto"/>
+          <w:sz w:val="28"/>
+        </w:rPr>
+      </w:pPr>
+      <w:bookmarkStart w:id="19" w:name="_Toc225949121"/>
+      <w:r>
+        <w:rPr>
+          <w:rFonts w:ascii="Times New Roman" w:hAnsi="Times New Roman" w:cs="Times New Roman"/>
+          <w:color w:val="auto"/>
+          <w:sz w:val="28"/>
+        </w:rPr>
+        <w:t>ROC-анализ классификатора на основе случайного леса</w:t>
+      </w:r>
       <w:bookmarkEnd w:id="19"/>
-    </w:p>
-    <w:p>
-      <w:pPr>
-        <w:jc w:val="both"/>
-        <w:rPr>
-          <w:rFonts w:ascii="Times New Roman" w:hAnsi="Times New Roman" w:cs="Times New Roman"/>
-          <w:sz w:val="28"/>
-        </w:rPr>
-      </w:pPr>
-      <w:r>
-        <w:rPr>
-          <w:rFonts w:ascii="Times New Roman" w:hAnsi="Times New Roman" w:cs="Times New Roman"/>
-          <w:sz w:val="28"/>
-        </w:rPr>
-        <w:t>Несмотря на отсутствие статистически значимых различий в одномерном сравнении, признаки могут обладать комбинированной предсказательной способностью, что подтверждается дальнейшим применением методов машинного обучения.</w:t>
-      </w:r>
-    </w:p>
-    <w:p>
-      <w:pPr>
-        <w:pStyle w:val="3"/>
-        <w:rPr>
-          <w:rFonts w:ascii="Times New Roman" w:hAnsi="Times New Roman" w:cs="Times New Roman"/>
-          <w:color w:val="auto"/>
-          <w:sz w:val="28"/>
-        </w:rPr>
-      </w:pPr>
-      <w:bookmarkStart w:id="20" w:name="_Toc225949121"/>
-      <w:r>
-        <w:rPr>
-          <w:rFonts w:ascii="Times New Roman" w:hAnsi="Times New Roman" w:cs="Times New Roman"/>
-          <w:color w:val="auto"/>
-          <w:sz w:val="28"/>
-        </w:rPr>
-        <w:t>ROC-анализ классификатора на основе случайного леса</w:t>
-      </w:r>
-      <w:bookmarkEnd w:id="20"/>
     </w:p>
     <w:p>
       <w:pPr>
@@ -8071,7 +8078,7 @@
           <w:sz w:val="28"/>
         </w:rPr>
       </w:pPr>
-      <w:bookmarkStart w:id="21" w:name="_Toc225949122"/>
+      <w:bookmarkStart w:id="20" w:name="_Toc225949122"/>
       <w:r>
         <w:rPr>
           <w:rFonts w:ascii="Times New Roman" w:hAnsi="Times New Roman" w:cs="Times New Roman"/>
@@ -8081,107 +8088,107 @@
         <w:lastRenderedPageBreak/>
         <w:t>Оценка качества классификации</w:t>
       </w:r>
+      <w:bookmarkEnd w:id="20"/>
+    </w:p>
+    <w:p>
+      <w:pPr>
+        <w:jc w:val="both"/>
+        <w:rPr>
+          <w:rFonts w:ascii="Times New Roman" w:hAnsi="Times New Roman" w:cs="Times New Roman"/>
+          <w:sz w:val="28"/>
+        </w:rPr>
+      </w:pPr>
+      <w:r>
+        <w:rPr>
+          <w:rFonts w:ascii="Times New Roman" w:hAnsi="Times New Roman" w:cs="Times New Roman"/>
+          <w:sz w:val="28"/>
+        </w:rPr>
+        <w:t>Матрица ошибок подтверждает, что модель лучше идентифицирует контрольную группу, но демонстрирует умеренную способность выявлять патологию.</w:t>
+      </w:r>
+    </w:p>
+    <w:p>
+      <w:pPr>
+        <w:jc w:val="both"/>
+        <w:rPr>
+          <w:rFonts w:ascii="Times New Roman" w:hAnsi="Times New Roman" w:cs="Times New Roman"/>
+          <w:sz w:val="28"/>
+        </w:rPr>
+      </w:pPr>
+      <w:r>
+        <w:rPr>
+          <w:rFonts w:ascii="Times New Roman" w:hAnsi="Times New Roman" w:cs="Times New Roman"/>
+          <w:sz w:val="28"/>
+        </w:rPr>
+        <w:t xml:space="preserve">Значение средней точности (AP, </w:t>
+      </w:r>
+      <w:proofErr w:type="spellStart"/>
+      <w:r>
+        <w:rPr>
+          <w:rFonts w:ascii="Times New Roman" w:hAnsi="Times New Roman" w:cs="Times New Roman"/>
+          <w:sz w:val="28"/>
+        </w:rPr>
+        <w:t>Average</w:t>
+      </w:r>
+      <w:proofErr w:type="spellEnd"/>
+      <w:r>
+        <w:rPr>
+          <w:rFonts w:ascii="Times New Roman" w:hAnsi="Times New Roman" w:cs="Times New Roman"/>
+          <w:sz w:val="28"/>
+        </w:rPr>
+        <w:t xml:space="preserve"> </w:t>
+      </w:r>
+      <w:proofErr w:type="spellStart"/>
+      <w:r>
+        <w:rPr>
+          <w:rFonts w:ascii="Times New Roman" w:hAnsi="Times New Roman" w:cs="Times New Roman"/>
+          <w:sz w:val="28"/>
+        </w:rPr>
+        <w:t>Precision</w:t>
+      </w:r>
+      <w:proofErr w:type="spellEnd"/>
+      <w:r>
+        <w:rPr>
+          <w:rFonts w:ascii="Times New Roman" w:hAnsi="Times New Roman" w:cs="Times New Roman"/>
+          <w:sz w:val="28"/>
+        </w:rPr>
+        <w:t>) достигло 0,734, что превосходит наивный классификатор, предсказывающий все объекты как доминирующий класс (</w:t>
+      </w:r>
+      <w:proofErr w:type="spellStart"/>
+      <w:r>
+        <w:rPr>
+          <w:rFonts w:ascii="Times New Roman" w:hAnsi="Times New Roman" w:cs="Times New Roman"/>
+          <w:sz w:val="28"/>
+        </w:rPr>
+        <w:t>baseline</w:t>
+      </w:r>
+      <w:proofErr w:type="spellEnd"/>
+      <w:r>
+        <w:rPr>
+          <w:rFonts w:ascii="Times New Roman" w:hAnsi="Times New Roman" w:cs="Times New Roman"/>
+          <w:sz w:val="28"/>
+        </w:rPr>
+        <w:t xml:space="preserve"> = 0,5). Данный факт свидетельствует о способности модели уверенно идентифицировать патологический класс и подтверждает ее устойчивость к возможному дисбалансу классов в выборке.</w:t>
+      </w:r>
+    </w:p>
+    <w:p>
+      <w:pPr>
+        <w:pStyle w:val="3"/>
+        <w:rPr>
+          <w:rFonts w:ascii="Times New Roman" w:hAnsi="Times New Roman" w:cs="Times New Roman"/>
+          <w:color w:val="auto"/>
+          <w:sz w:val="28"/>
+        </w:rPr>
+      </w:pPr>
+      <w:bookmarkStart w:id="21" w:name="_Toc225949123"/>
+      <w:r>
+        <w:rPr>
+          <w:rFonts w:ascii="Times New Roman" w:hAnsi="Times New Roman" w:cs="Times New Roman"/>
+          <w:color w:val="auto"/>
+          <w:sz w:val="28"/>
+        </w:rPr>
+        <w:t>Оценка важности признаков</w:t>
+      </w:r>
       <w:bookmarkEnd w:id="21"/>
-    </w:p>
-    <w:p>
-      <w:pPr>
-        <w:jc w:val="both"/>
-        <w:rPr>
-          <w:rFonts w:ascii="Times New Roman" w:hAnsi="Times New Roman" w:cs="Times New Roman"/>
-          <w:sz w:val="28"/>
-        </w:rPr>
-      </w:pPr>
-      <w:r>
-        <w:rPr>
-          <w:rFonts w:ascii="Times New Roman" w:hAnsi="Times New Roman" w:cs="Times New Roman"/>
-          <w:sz w:val="28"/>
-        </w:rPr>
-        <w:t>Матрица ошибок подтверждает, что модель лучше идентифицирует контрольную группу, но демонстрирует умеренную способность выявлять патологию.</w:t>
-      </w:r>
-    </w:p>
-    <w:p>
-      <w:pPr>
-        <w:jc w:val="both"/>
-        <w:rPr>
-          <w:rFonts w:ascii="Times New Roman" w:hAnsi="Times New Roman" w:cs="Times New Roman"/>
-          <w:sz w:val="28"/>
-        </w:rPr>
-      </w:pPr>
-      <w:r>
-        <w:rPr>
-          <w:rFonts w:ascii="Times New Roman" w:hAnsi="Times New Roman" w:cs="Times New Roman"/>
-          <w:sz w:val="28"/>
-        </w:rPr>
-        <w:t xml:space="preserve">Значение средней точности (AP, </w:t>
-      </w:r>
-      <w:proofErr w:type="spellStart"/>
-      <w:r>
-        <w:rPr>
-          <w:rFonts w:ascii="Times New Roman" w:hAnsi="Times New Roman" w:cs="Times New Roman"/>
-          <w:sz w:val="28"/>
-        </w:rPr>
-        <w:t>Average</w:t>
-      </w:r>
-      <w:proofErr w:type="spellEnd"/>
-      <w:r>
-        <w:rPr>
-          <w:rFonts w:ascii="Times New Roman" w:hAnsi="Times New Roman" w:cs="Times New Roman"/>
-          <w:sz w:val="28"/>
-        </w:rPr>
-        <w:t xml:space="preserve"> </w:t>
-      </w:r>
-      <w:proofErr w:type="spellStart"/>
-      <w:r>
-        <w:rPr>
-          <w:rFonts w:ascii="Times New Roman" w:hAnsi="Times New Roman" w:cs="Times New Roman"/>
-          <w:sz w:val="28"/>
-        </w:rPr>
-        <w:t>Precision</w:t>
-      </w:r>
-      <w:proofErr w:type="spellEnd"/>
-      <w:r>
-        <w:rPr>
-          <w:rFonts w:ascii="Times New Roman" w:hAnsi="Times New Roman" w:cs="Times New Roman"/>
-          <w:sz w:val="28"/>
-        </w:rPr>
-        <w:t>) достигло 0,734, что превосходит наивный классификатор, предсказывающий все объекты как доминирующий класс (</w:t>
-      </w:r>
-      <w:proofErr w:type="spellStart"/>
-      <w:r>
-        <w:rPr>
-          <w:rFonts w:ascii="Times New Roman" w:hAnsi="Times New Roman" w:cs="Times New Roman"/>
-          <w:sz w:val="28"/>
-        </w:rPr>
-        <w:t>baseline</w:t>
-      </w:r>
-      <w:proofErr w:type="spellEnd"/>
-      <w:r>
-        <w:rPr>
-          <w:rFonts w:ascii="Times New Roman" w:hAnsi="Times New Roman" w:cs="Times New Roman"/>
-          <w:sz w:val="28"/>
-        </w:rPr>
-        <w:t xml:space="preserve"> = 0,5). Данный факт свидетельствует о способности модели уверенно идентифицировать патологический класс и подтверждает ее устойчивость к возможному дисбалансу классов в выборке.</w:t>
-      </w:r>
-    </w:p>
-    <w:p>
-      <w:pPr>
-        <w:pStyle w:val="3"/>
-        <w:rPr>
-          <w:rFonts w:ascii="Times New Roman" w:hAnsi="Times New Roman" w:cs="Times New Roman"/>
-          <w:color w:val="auto"/>
-          <w:sz w:val="28"/>
-        </w:rPr>
-      </w:pPr>
-      <w:bookmarkStart w:id="22" w:name="_Toc225949123"/>
-      <w:r>
-        <w:rPr>
-          <w:rFonts w:ascii="Times New Roman" w:hAnsi="Times New Roman" w:cs="Times New Roman"/>
-          <w:color w:val="auto"/>
-          <w:sz w:val="28"/>
-        </w:rPr>
-        <w:t>Оценка важности признаков</w:t>
-      </w:r>
-      <w:bookmarkEnd w:id="22"/>
     </w:p>
     <w:p>
       <w:pPr>
@@ -9596,7 +9603,7 @@
           <w:sz w:val="28"/>
         </w:rPr>
       </w:pPr>
-      <w:bookmarkStart w:id="23" w:name="_Toc225949124"/>
+      <w:bookmarkStart w:id="22" w:name="_Toc225949124"/>
       <w:r>
         <w:rPr>
           <w:rFonts w:ascii="Times New Roman" w:hAnsi="Times New Roman" w:cs="Times New Roman"/>
@@ -9605,7 +9612,7 @@
         </w:rPr>
         <w:t>Обсуждение результатов многомерного анализа</w:t>
       </w:r>
-      <w:bookmarkEnd w:id="23"/>
+      <w:bookmarkEnd w:id="22"/>
     </w:p>
     <w:p>
       <w:pPr>
@@ -9654,6 +9661,42 @@
         </w:rPr>
         <w:t>) могут служить основой для разработки более интерпретируемых и клинически ориентированных прогностических моделей.</w:t>
       </w:r>
+    </w:p>
+    <w:p>
+      <w:pPr>
+        <w:jc w:val="both"/>
+        <w:rPr>
+          <w:rFonts w:ascii="Times New Roman" w:hAnsi="Times New Roman" w:cs="Times New Roman"/>
+          <w:sz w:val="28"/>
+        </w:rPr>
+      </w:pPr>
+    </w:p>
+    <w:p>
+      <w:pPr>
+        <w:jc w:val="both"/>
+        <w:rPr>
+          <w:rFonts w:ascii="Times New Roman" w:hAnsi="Times New Roman" w:cs="Times New Roman"/>
+          <w:sz w:val="28"/>
+        </w:rPr>
+      </w:pPr>
+    </w:p>
+    <w:p>
+      <w:pPr>
+        <w:jc w:val="both"/>
+        <w:rPr>
+          <w:rFonts w:ascii="Times New Roman" w:hAnsi="Times New Roman" w:cs="Times New Roman"/>
+          <w:sz w:val="28"/>
+        </w:rPr>
+      </w:pPr>
+    </w:p>
+    <w:p>
+      <w:pPr>
+        <w:jc w:val="both"/>
+        <w:rPr>
+          <w:rFonts w:ascii="Times New Roman" w:hAnsi="Times New Roman" w:cs="Times New Roman"/>
+          <w:sz w:val="28"/>
+        </w:rPr>
+      </w:pPr>
     </w:p>
     <w:p>
       <w:pPr>
@@ -9681,6 +9724,7 @@
           <w:color w:val="auto"/>
           <w:sz w:val="24"/>
         </w:rPr>
+        <w:lastRenderedPageBreak/>
         <w:t xml:space="preserve">Таблица </w:t>
       </w:r>
       <w:r>
@@ -10069,7 +10113,6 @@
                 <w:rFonts w:ascii="Times New Roman" w:hAnsi="Times New Roman" w:cs="Times New Roman"/>
                 <w:sz w:val="24"/>
               </w:rPr>
-              <w:lastRenderedPageBreak/>
               <w:t>Оптимальный порог</w:t>
             </w:r>
           </w:p>
@@ -10211,6 +10254,48 @@
     </w:p>
     <w:p>
       <w:pPr>
+        <w:jc w:val="both"/>
+      </w:pPr>
+    </w:p>
+    <w:p>
+      <w:pPr>
+        <w:jc w:val="both"/>
+      </w:pPr>
+    </w:p>
+    <w:p>
+      <w:pPr>
+        <w:jc w:val="both"/>
+      </w:pPr>
+    </w:p>
+    <w:p>
+      <w:pPr>
+        <w:jc w:val="both"/>
+      </w:pPr>
+    </w:p>
+    <w:p>
+      <w:pPr>
+        <w:jc w:val="both"/>
+      </w:pPr>
+    </w:p>
+    <w:p>
+      <w:pPr>
+        <w:jc w:val="both"/>
+      </w:pPr>
+      <w:bookmarkStart w:id="23" w:name="_GoBack"/>
+      <w:bookmarkEnd w:id="23"/>
+    </w:p>
+    <w:p>
+      <w:pPr>
+        <w:jc w:val="both"/>
+      </w:pPr>
+    </w:p>
+    <w:p>
+      <w:pPr>
+        <w:jc w:val="both"/>
+      </w:pPr>
+    </w:p>
+    <w:p>
+      <w:pPr>
         <w:pStyle w:val="1"/>
         <w:numPr>
           <w:ilvl w:val="0"/>
@@ -10229,6 +10314,7 @@
           <w:color w:val="auto"/>
           <w:sz w:val="28"/>
         </w:rPr>
+        <w:lastRenderedPageBreak/>
         <w:t>СПИСОК ЛИТЕРАТУРЫ</w:t>
       </w:r>
       <w:bookmarkEnd w:id="24"/>
@@ -10774,7 +10860,6 @@
           <w:bCs/>
           <w:sz w:val="28"/>
         </w:rPr>
-        <w:lastRenderedPageBreak/>
         <w:t>Стратонович, Р. Л.</w:t>
       </w:r>
       <w:r>
@@ -11372,6 +11457,7 @@
           <w:sz w:val="28"/>
           <w:lang w:val="en-US"/>
         </w:rPr>
+        <w:lastRenderedPageBreak/>
         <w:t>Simson, M. B.</w:t>
       </w:r>
       <w:r>
@@ -13670,7 +13756,7 @@
 </file>
 
 <file path=customXml/itemProps1.xml><?xml version="1.0" encoding="utf-8"?>
-<ds:datastoreItem xmlns:ds="http://schemas.openxmlformats.org/officeDocument/2006/customXml" ds:itemID="{5B6C4C4C-8836-4145-B5B5-5236F9889DF5}">
+<ds:datastoreItem xmlns:ds="http://schemas.openxmlformats.org/officeDocument/2006/customXml" ds:itemID="{018C9E3B-9C17-401D-830C-E4B51000A2A4}">
   <ds:schemaRefs>
     <ds:schemaRef ds:uri="http://schemas.openxmlformats.org/officeDocument/2006/bibliography"/>
   </ds:schemaRefs>

--- a/docs/Отчет.docx
+++ b/docs/Отчет.docx
@@ -3852,9 +3852,9 @@
         </w:rPr>
         <w:drawing>
           <wp:inline distT="0" distB="0" distL="0" distR="0">
-            <wp:extent cx="5940425" cy="2114550"/>
+            <wp:extent cx="5940425" cy="2076450"/>
             <wp:effectExtent l="0" t="0" r="3175" b="0"/>
-            <wp:docPr id="10" name="Рисунок 10"/>
+            <wp:docPr id="22" name="Рисунок 22"/>
             <wp:cNvGraphicFramePr>
               <a:graphicFrameLocks xmlns:a="http://schemas.openxmlformats.org/drawingml/2006/main" noChangeAspect="1"/>
             </wp:cNvGraphicFramePr>
@@ -3862,7 +3862,7 @@
               <a:graphicData uri="http://schemas.openxmlformats.org/drawingml/2006/picture">
                 <pic:pic xmlns:pic="http://schemas.openxmlformats.org/drawingml/2006/picture">
                   <pic:nvPicPr>
-                    <pic:cNvPr id="10" name="ecg_signal_pat_no_filt.jpeg"/>
+                    <pic:cNvPr id="22" name="ecg_signal_norm_no_filt.jpeg"/>
                     <pic:cNvPicPr/>
                   </pic:nvPicPr>
                   <pic:blipFill>
@@ -3880,7 +3880,7 @@
                   <pic:spPr>
                     <a:xfrm>
                       <a:off x="0" y="0"/>
-                      <a:ext cx="5940425" cy="2114550"/>
+                      <a:ext cx="5940425" cy="2076450"/>
                     </a:xfrm>
                     <a:prstGeom prst="rect">
                       <a:avLst/>
@@ -4224,9 +4224,9 @@
         </w:rPr>
         <w:drawing>
           <wp:inline distT="0" distB="0" distL="0" distR="0">
-            <wp:extent cx="5940425" cy="2000250"/>
-            <wp:effectExtent l="0" t="0" r="3175" b="0"/>
-            <wp:docPr id="11" name="Рисунок 11"/>
+            <wp:extent cx="5940425" cy="2772410"/>
+            <wp:effectExtent l="0" t="0" r="3175" b="8890"/>
+            <wp:docPr id="23" name="Рисунок 23"/>
             <wp:cNvGraphicFramePr>
               <a:graphicFrameLocks xmlns:a="http://schemas.openxmlformats.org/drawingml/2006/main" noChangeAspect="1"/>
             </wp:cNvGraphicFramePr>
@@ -4234,7 +4234,7 @@
               <a:graphicData uri="http://schemas.openxmlformats.org/drawingml/2006/picture">
                 <pic:pic xmlns:pic="http://schemas.openxmlformats.org/drawingml/2006/picture">
                   <pic:nvPicPr>
-                    <pic:cNvPr id="11" name="ecg_signal_pat_filt.jpeg"/>
+                    <pic:cNvPr id="23" name="ecg_signal_norm_filt.jpeg"/>
                     <pic:cNvPicPr/>
                   </pic:nvPicPr>
                   <pic:blipFill>
@@ -4252,7 +4252,7 @@
                   <pic:spPr>
                     <a:xfrm>
                       <a:off x="0" y="0"/>
-                      <a:ext cx="5940425" cy="2000250"/>
+                      <a:ext cx="5940425" cy="2772410"/>
                     </a:xfrm>
                     <a:prstGeom prst="rect">
                       <a:avLst/>
@@ -4346,8 +4346,6 @@
     <w:p/>
     <w:p/>
     <w:p/>
-    <w:p/>
-    <w:p/>
     <w:p>
       <w:pPr>
         <w:pStyle w:val="1"/>
@@ -4365,7 +4363,6 @@
           <w:color w:val="auto"/>
           <w:sz w:val="28"/>
         </w:rPr>
-        <w:lastRenderedPageBreak/>
         <w:t>Методологические основы обработки электрокардиографического сигнала</w:t>
       </w:r>
       <w:bookmarkEnd w:id="5"/>
@@ -5064,6 +5061,7 @@
     </w:p>
     <w:p>
       <w:pPr>
+        <w:spacing w:line="360" w:lineRule="auto"/>
         <w:jc w:val="both"/>
         <w:rPr>
           <w:rFonts w:ascii="Times New Roman" w:hAnsi="Times New Roman" w:cs="Times New Roman"/>
@@ -5177,16 +5175,14 @@
       </w:pPr>
       <w:r>
         <w:rPr>
-          <w:rFonts w:ascii="Times New Roman" w:hAnsi="Times New Roman" w:cs="Times New Roman"/>
           <w:noProof/>
-          <w:sz w:val="28"/>
           <w:lang w:eastAsia="ru-RU"/>
         </w:rPr>
         <w:drawing>
           <wp:inline distT="0" distB="0" distL="0" distR="0">
-            <wp:extent cx="5772150" cy="1504950"/>
-            <wp:effectExtent l="0" t="0" r="0" b="0"/>
-            <wp:docPr id="12" name="Рисунок 12"/>
+            <wp:extent cx="5940425" cy="2171700"/>
+            <wp:effectExtent l="0" t="0" r="3175" b="0"/>
+            <wp:docPr id="4" name="Рисунок 4"/>
             <wp:cNvGraphicFramePr>
               <a:graphicFrameLocks xmlns:a="http://schemas.openxmlformats.org/drawingml/2006/main" noChangeAspect="1"/>
             </wp:cNvGraphicFramePr>
@@ -5194,7 +5190,7 @@
               <a:graphicData uri="http://schemas.openxmlformats.org/drawingml/2006/picture">
                 <pic:pic xmlns:pic="http://schemas.openxmlformats.org/drawingml/2006/picture">
                   <pic:nvPicPr>
-                    <pic:cNvPr id="12" name="ecg_signal_averged_norm.jpeg"/>
+                    <pic:cNvPr id="4" name="ecg_signal_averged_norm_1_10.jpeg"/>
                     <pic:cNvPicPr/>
                   </pic:nvPicPr>
                   <pic:blipFill>
@@ -5212,7 +5208,7 @@
                   <pic:spPr>
                     <a:xfrm>
                       <a:off x="0" y="0"/>
-                      <a:ext cx="5772150" cy="1504950"/>
+                      <a:ext cx="5940425" cy="2171700"/>
                     </a:xfrm>
                     <a:prstGeom prst="rect">
                       <a:avLst/>
@@ -5332,9 +5328,9 @@
         </w:rPr>
         <w:drawing>
           <wp:inline distT="0" distB="0" distL="0" distR="0">
-            <wp:extent cx="5940425" cy="1790700"/>
-            <wp:effectExtent l="0" t="0" r="3175" b="0"/>
-            <wp:docPr id="13" name="Рисунок 13"/>
+            <wp:extent cx="5940425" cy="1533525"/>
+            <wp:effectExtent l="0" t="0" r="3175" b="9525"/>
+            <wp:docPr id="5" name="Рисунок 5"/>
             <wp:cNvGraphicFramePr>
               <a:graphicFrameLocks xmlns:a="http://schemas.openxmlformats.org/drawingml/2006/main" noChangeAspect="1"/>
             </wp:cNvGraphicFramePr>
@@ -5342,7 +5338,7 @@
               <a:graphicData uri="http://schemas.openxmlformats.org/drawingml/2006/picture">
                 <pic:pic xmlns:pic="http://schemas.openxmlformats.org/drawingml/2006/picture">
                   <pic:nvPicPr>
-                    <pic:cNvPr id="13" name="ecg_signal_averged_pat.jpeg"/>
+                    <pic:cNvPr id="5" name="ecg_signal_averged_pat_2_12.jpeg"/>
                     <pic:cNvPicPr/>
                   </pic:nvPicPr>
                   <pic:blipFill>
@@ -5360,7 +5356,7 @@
                   <pic:spPr>
                     <a:xfrm>
                       <a:off x="0" y="0"/>
-                      <a:ext cx="5940425" cy="1790700"/>
+                      <a:ext cx="5940425" cy="1533525"/>
                     </a:xfrm>
                     <a:prstGeom prst="rect">
                       <a:avLst/>
@@ -5543,6 +5539,7 @@
           <w:color w:val="0F1115"/>
           <w:sz w:val="28"/>
         </w:rPr>
+        <w:lastRenderedPageBreak/>
         <w:t>Этап 1. Частотная селекция.</w:t>
       </w:r>
       <w:r>
@@ -5586,7 +5583,6 @@
           <w:color w:val="0F1115"/>
           <w:sz w:val="28"/>
         </w:rPr>
-        <w:lastRenderedPageBreak/>
         <w:t xml:space="preserve">Этап 2. Автоматическая </w:t>
       </w:r>
       <w:proofErr w:type="spellStart"/>
@@ -6090,7 +6086,15 @@
           <w:rFonts w:ascii="Times New Roman" w:hAnsi="Times New Roman" w:cs="Times New Roman"/>
           <w:sz w:val="28"/>
         </w:rPr>
-        <w:t xml:space="preserve">, представляющий собой гармоническое колебание, модулированное гауссовым окном, обладает бесконечной дифференцируемостью и обеспечивает оптимальное частотно-временное разрешение, что позволяет корректно выделять спектральные компоненты в гладких сигналах без внесения </w:t>
+        <w:t xml:space="preserve">, представляющий собой гармоническое колебание, модулированное гауссовым окном, обладает бесконечной дифференцируемостью и обеспечивает оптимальное частотно-временное разрешение, что позволяет корректно </w:t>
+      </w:r>
+      <w:r>
+        <w:rPr>
+          <w:rFonts w:ascii="Times New Roman" w:hAnsi="Times New Roman" w:cs="Times New Roman"/>
+          <w:sz w:val="28"/>
+        </w:rPr>
+        <w:lastRenderedPageBreak/>
+        <w:t xml:space="preserve">выделять спектральные компоненты в гладких сигналах без внесения </w:t>
       </w:r>
       <w:proofErr w:type="spellStart"/>
       <w:r>
@@ -6199,16 +6203,14 @@
       </w:pPr>
       <w:r>
         <w:rPr>
-          <w:rFonts w:ascii="Times New Roman" w:hAnsi="Times New Roman" w:cs="Times New Roman"/>
           <w:noProof/>
-          <w:sz w:val="28"/>
           <w:lang w:eastAsia="ru-RU"/>
         </w:rPr>
         <w:drawing>
           <wp:inline distT="0" distB="0" distL="0" distR="0">
-            <wp:extent cx="5940425" cy="1295400"/>
-            <wp:effectExtent l="0" t="0" r="3175" b="0"/>
-            <wp:docPr id="8" name="Рисунок 8"/>
+            <wp:extent cx="5940425" cy="1800225"/>
+            <wp:effectExtent l="0" t="0" r="3175" b="9525"/>
+            <wp:docPr id="24" name="Рисунок 24"/>
             <wp:cNvGraphicFramePr>
               <a:graphicFrameLocks xmlns:a="http://schemas.openxmlformats.org/drawingml/2006/main" noChangeAspect="1"/>
             </wp:cNvGraphicFramePr>
@@ -6216,464 +6218,11 @@
               <a:graphicData uri="http://schemas.openxmlformats.org/drawingml/2006/picture">
                 <pic:pic xmlns:pic="http://schemas.openxmlformats.org/drawingml/2006/picture">
                   <pic:nvPicPr>
-                    <pic:cNvPr id="8" name="ecg_signal_averged_norm_wavelet.jpeg"/>
+                    <pic:cNvPr id="24" name="ecg_signal_averged_norm_wavelet.jpeg"/>
                     <pic:cNvPicPr/>
                   </pic:nvPicPr>
                   <pic:blipFill>
                     <a:blip r:embed="rId10" cstate="print">
-                      <a:extLst>
-                        <a:ext uri="{28A0092B-C50C-407E-A947-70E740481C1C}">
-                          <a14:useLocalDpi xmlns:a14="http://schemas.microsoft.com/office/drawing/2010/main" val="0"/>
-                        </a:ext>
-                      </a:extLst>
-                    </a:blip>
-                    <a:stretch>
-                      <a:fillRect/>
-                    </a:stretch>
-                  </pic:blipFill>
-                  <pic:spPr>
-                    <a:xfrm>
-                      <a:off x="0" y="0"/>
-                      <a:ext cx="5940425" cy="1295400"/>
-                    </a:xfrm>
-                    <a:prstGeom prst="rect">
-                      <a:avLst/>
-                    </a:prstGeom>
-                  </pic:spPr>
-                </pic:pic>
-              </a:graphicData>
-            </a:graphic>
-          </wp:inline>
-        </w:drawing>
-      </w:r>
-    </w:p>
-    <w:p>
-      <w:pPr>
-        <w:pStyle w:val="a3"/>
-        <w:jc w:val="center"/>
-        <w:rPr>
-          <w:rFonts w:ascii="Times New Roman" w:hAnsi="Times New Roman" w:cs="Times New Roman"/>
-          <w:i w:val="0"/>
-          <w:color w:val="auto"/>
-          <w:sz w:val="24"/>
-        </w:rPr>
-      </w:pPr>
-      <w:r>
-        <w:rPr>
-          <w:rFonts w:ascii="Times New Roman" w:hAnsi="Times New Roman" w:cs="Times New Roman"/>
-          <w:i w:val="0"/>
-          <w:color w:val="auto"/>
-          <w:sz w:val="24"/>
-        </w:rPr>
-        <w:t xml:space="preserve">Рисунок </w:t>
-      </w:r>
-      <w:r>
-        <w:rPr>
-          <w:rFonts w:ascii="Times New Roman" w:hAnsi="Times New Roman" w:cs="Times New Roman"/>
-          <w:i w:val="0"/>
-          <w:color w:val="auto"/>
-          <w:sz w:val="24"/>
-        </w:rPr>
-        <w:fldChar w:fldCharType="begin"/>
-      </w:r>
-      <w:r>
-        <w:rPr>
-          <w:rFonts w:ascii="Times New Roman" w:hAnsi="Times New Roman" w:cs="Times New Roman"/>
-          <w:i w:val="0"/>
-          <w:color w:val="auto"/>
-          <w:sz w:val="24"/>
-        </w:rPr>
-        <w:instrText xml:space="preserve"> SEQ Рисунок \* ARABIC </w:instrText>
-      </w:r>
-      <w:r>
-        <w:rPr>
-          <w:rFonts w:ascii="Times New Roman" w:hAnsi="Times New Roman" w:cs="Times New Roman"/>
-          <w:i w:val="0"/>
-          <w:color w:val="auto"/>
-          <w:sz w:val="24"/>
-        </w:rPr>
-        <w:fldChar w:fldCharType="separate"/>
-      </w:r>
-      <w:r>
-        <w:rPr>
-          <w:rFonts w:ascii="Times New Roman" w:hAnsi="Times New Roman" w:cs="Times New Roman"/>
-          <w:i w:val="0"/>
-          <w:noProof/>
-          <w:color w:val="auto"/>
-          <w:sz w:val="24"/>
-        </w:rPr>
-        <w:t>5</w:t>
-      </w:r>
-      <w:r>
-        <w:rPr>
-          <w:rFonts w:ascii="Times New Roman" w:hAnsi="Times New Roman" w:cs="Times New Roman"/>
-          <w:i w:val="0"/>
-          <w:color w:val="auto"/>
-          <w:sz w:val="24"/>
-        </w:rPr>
-        <w:fldChar w:fldCharType="end"/>
-      </w:r>
-      <w:r>
-        <w:rPr>
-          <w:rFonts w:ascii="Times New Roman" w:hAnsi="Times New Roman" w:cs="Times New Roman"/>
-          <w:i w:val="0"/>
-          <w:color w:val="auto"/>
-          <w:sz w:val="24"/>
-        </w:rPr>
-        <w:t xml:space="preserve"> </w:t>
-      </w:r>
-      <w:proofErr w:type="spellStart"/>
-      <w:r>
-        <w:rPr>
-          <w:rFonts w:ascii="Times New Roman" w:hAnsi="Times New Roman" w:cs="Times New Roman"/>
-          <w:i w:val="0"/>
-          <w:color w:val="auto"/>
-          <w:sz w:val="24"/>
-        </w:rPr>
-        <w:t>Вейвлет</w:t>
-      </w:r>
-      <w:proofErr w:type="spellEnd"/>
-      <w:r>
-        <w:rPr>
-          <w:rFonts w:ascii="Times New Roman" w:hAnsi="Times New Roman" w:cs="Times New Roman"/>
-          <w:i w:val="0"/>
-          <w:color w:val="auto"/>
-          <w:sz w:val="24"/>
-        </w:rPr>
-        <w:t xml:space="preserve">-спектрограмма сигнал усредненного </w:t>
-      </w:r>
-      <w:proofErr w:type="spellStart"/>
-      <w:r>
-        <w:rPr>
-          <w:rFonts w:ascii="Times New Roman" w:hAnsi="Times New Roman" w:cs="Times New Roman"/>
-          <w:i w:val="0"/>
-          <w:color w:val="auto"/>
-          <w:sz w:val="24"/>
-        </w:rPr>
-        <w:t>кардиоцикла</w:t>
-      </w:r>
-      <w:proofErr w:type="spellEnd"/>
-      <w:r>
-        <w:rPr>
-          <w:rFonts w:ascii="Times New Roman" w:hAnsi="Times New Roman" w:cs="Times New Roman"/>
-          <w:i w:val="0"/>
-          <w:color w:val="auto"/>
-          <w:sz w:val="24"/>
-        </w:rPr>
-        <w:t xml:space="preserve"> в норме</w:t>
-      </w:r>
-    </w:p>
-    <w:p>
-      <w:pPr>
-        <w:keepNext/>
-      </w:pPr>
-      <w:r>
-        <w:rPr>
-          <w:noProof/>
-          <w:lang w:eastAsia="ru-RU"/>
-        </w:rPr>
-        <w:drawing>
-          <wp:inline distT="0" distB="0" distL="0" distR="0">
-            <wp:extent cx="5940425" cy="1266825"/>
-            <wp:effectExtent l="0" t="0" r="3175" b="9525"/>
-            <wp:docPr id="9" name="Рисунок 9"/>
-            <wp:cNvGraphicFramePr>
-              <a:graphicFrameLocks xmlns:a="http://schemas.openxmlformats.org/drawingml/2006/main" noChangeAspect="1"/>
-            </wp:cNvGraphicFramePr>
-            <a:graphic xmlns:a="http://schemas.openxmlformats.org/drawingml/2006/main">
-              <a:graphicData uri="http://schemas.openxmlformats.org/drawingml/2006/picture">
-                <pic:pic xmlns:pic="http://schemas.openxmlformats.org/drawingml/2006/picture">
-                  <pic:nvPicPr>
-                    <pic:cNvPr id="9" name="ecg_signal_averged_pat_wavelet.jpeg"/>
-                    <pic:cNvPicPr/>
-                  </pic:nvPicPr>
-                  <pic:blipFill>
-                    <a:blip r:embed="rId11" cstate="print">
-                      <a:extLst>
-                        <a:ext uri="{28A0092B-C50C-407E-A947-70E740481C1C}">
-                          <a14:useLocalDpi xmlns:a14="http://schemas.microsoft.com/office/drawing/2010/main" val="0"/>
-                        </a:ext>
-                      </a:extLst>
-                    </a:blip>
-                    <a:stretch>
-                      <a:fillRect/>
-                    </a:stretch>
-                  </pic:blipFill>
-                  <pic:spPr>
-                    <a:xfrm>
-                      <a:off x="0" y="0"/>
-                      <a:ext cx="5940425" cy="1266825"/>
-                    </a:xfrm>
-                    <a:prstGeom prst="rect">
-                      <a:avLst/>
-                    </a:prstGeom>
-                  </pic:spPr>
-                </pic:pic>
-              </a:graphicData>
-            </a:graphic>
-          </wp:inline>
-        </w:drawing>
-      </w:r>
-    </w:p>
-    <w:p>
-      <w:pPr>
-        <w:pStyle w:val="a3"/>
-        <w:jc w:val="center"/>
-        <w:rPr>
-          <w:rFonts w:ascii="Times New Roman" w:hAnsi="Times New Roman" w:cs="Times New Roman"/>
-          <w:i w:val="0"/>
-          <w:color w:val="auto"/>
-          <w:sz w:val="24"/>
-        </w:rPr>
-      </w:pPr>
-      <w:r>
-        <w:rPr>
-          <w:rFonts w:ascii="Times New Roman" w:hAnsi="Times New Roman" w:cs="Times New Roman"/>
-          <w:i w:val="0"/>
-          <w:color w:val="auto"/>
-          <w:sz w:val="24"/>
-        </w:rPr>
-        <w:t xml:space="preserve">Рисунок </w:t>
-      </w:r>
-      <w:r>
-        <w:rPr>
-          <w:rFonts w:ascii="Times New Roman" w:hAnsi="Times New Roman" w:cs="Times New Roman"/>
-          <w:i w:val="0"/>
-          <w:color w:val="auto"/>
-          <w:sz w:val="24"/>
-        </w:rPr>
-        <w:fldChar w:fldCharType="begin"/>
-      </w:r>
-      <w:r>
-        <w:rPr>
-          <w:rFonts w:ascii="Times New Roman" w:hAnsi="Times New Roman" w:cs="Times New Roman"/>
-          <w:i w:val="0"/>
-          <w:color w:val="auto"/>
-          <w:sz w:val="24"/>
-        </w:rPr>
-        <w:instrText xml:space="preserve"> SEQ Рисунок \* ARABIC </w:instrText>
-      </w:r>
-      <w:r>
-        <w:rPr>
-          <w:rFonts w:ascii="Times New Roman" w:hAnsi="Times New Roman" w:cs="Times New Roman"/>
-          <w:i w:val="0"/>
-          <w:color w:val="auto"/>
-          <w:sz w:val="24"/>
-        </w:rPr>
-        <w:fldChar w:fldCharType="separate"/>
-      </w:r>
-      <w:r>
-        <w:rPr>
-          <w:rFonts w:ascii="Times New Roman" w:hAnsi="Times New Roman" w:cs="Times New Roman"/>
-          <w:i w:val="0"/>
-          <w:noProof/>
-          <w:color w:val="auto"/>
-          <w:sz w:val="24"/>
-        </w:rPr>
-        <w:t>6</w:t>
-      </w:r>
-      <w:r>
-        <w:rPr>
-          <w:rFonts w:ascii="Times New Roman" w:hAnsi="Times New Roman" w:cs="Times New Roman"/>
-          <w:i w:val="0"/>
-          <w:color w:val="auto"/>
-          <w:sz w:val="24"/>
-        </w:rPr>
-        <w:fldChar w:fldCharType="end"/>
-      </w:r>
-      <w:r>
-        <w:rPr>
-          <w:rFonts w:ascii="Times New Roman" w:hAnsi="Times New Roman" w:cs="Times New Roman"/>
-          <w:i w:val="0"/>
-          <w:color w:val="auto"/>
-          <w:sz w:val="24"/>
-        </w:rPr>
-        <w:t xml:space="preserve"> </w:t>
-      </w:r>
-      <w:proofErr w:type="spellStart"/>
-      <w:r>
-        <w:rPr>
-          <w:rFonts w:ascii="Times New Roman" w:hAnsi="Times New Roman" w:cs="Times New Roman"/>
-          <w:i w:val="0"/>
-          <w:color w:val="auto"/>
-          <w:sz w:val="24"/>
-        </w:rPr>
-        <w:t>Вейвлет</w:t>
-      </w:r>
-      <w:proofErr w:type="spellEnd"/>
-      <w:r>
-        <w:rPr>
-          <w:rFonts w:ascii="Times New Roman" w:hAnsi="Times New Roman" w:cs="Times New Roman"/>
-          <w:i w:val="0"/>
-          <w:color w:val="auto"/>
-          <w:sz w:val="24"/>
-        </w:rPr>
-        <w:t xml:space="preserve">-спектрограмма сигнал усредненного </w:t>
-      </w:r>
-      <w:proofErr w:type="spellStart"/>
-      <w:r>
-        <w:rPr>
-          <w:rFonts w:ascii="Times New Roman" w:hAnsi="Times New Roman" w:cs="Times New Roman"/>
-          <w:i w:val="0"/>
-          <w:color w:val="auto"/>
-          <w:sz w:val="24"/>
-        </w:rPr>
-        <w:t>кардиоцикла</w:t>
-      </w:r>
-      <w:proofErr w:type="spellEnd"/>
-      <w:r>
-        <w:rPr>
-          <w:rFonts w:ascii="Times New Roman" w:hAnsi="Times New Roman" w:cs="Times New Roman"/>
-          <w:i w:val="0"/>
-          <w:color w:val="auto"/>
-          <w:sz w:val="24"/>
-        </w:rPr>
-        <w:t xml:space="preserve"> при патологии</w:t>
-      </w:r>
-    </w:p>
-    <w:p>
-      <w:pPr>
-        <w:pStyle w:val="2"/>
-        <w:rPr>
-          <w:rFonts w:ascii="Times New Roman" w:hAnsi="Times New Roman" w:cs="Times New Roman"/>
-          <w:color w:val="auto"/>
-          <w:sz w:val="28"/>
-        </w:rPr>
-      </w:pPr>
-      <w:bookmarkStart w:id="15" w:name="_Toc225949117"/>
-      <w:r>
-        <w:rPr>
-          <w:rFonts w:ascii="Times New Roman" w:hAnsi="Times New Roman" w:cs="Times New Roman"/>
-          <w:color w:val="auto"/>
-          <w:sz w:val="28"/>
-        </w:rPr>
-        <w:t>Статистические моменты распределения</w:t>
-      </w:r>
-      <w:bookmarkEnd w:id="15"/>
-    </w:p>
-    <w:p>
-      <w:pPr>
-        <w:jc w:val="both"/>
-        <w:rPr>
-          <w:rFonts w:ascii="Times New Roman" w:hAnsi="Times New Roman" w:cs="Times New Roman"/>
-          <w:sz w:val="28"/>
-        </w:rPr>
-      </w:pPr>
-      <w:r>
-        <w:rPr>
-          <w:rFonts w:ascii="Times New Roman" w:hAnsi="Times New Roman" w:cs="Times New Roman"/>
-          <w:sz w:val="28"/>
-        </w:rPr>
-        <w:t>Для количественной характеристики отклонения эмпирического распределения</w:t>
-      </w:r>
-      <w:r>
-        <w:rPr>
-          <w:rFonts w:ascii="Times New Roman" w:hAnsi="Times New Roman" w:cs="Times New Roman"/>
-          <w:sz w:val="28"/>
-        </w:rPr>
-        <w:t xml:space="preserve"> (рисунок 7,8)</w:t>
-      </w:r>
-      <w:r>
-        <w:rPr>
-          <w:rFonts w:ascii="Times New Roman" w:hAnsi="Times New Roman" w:cs="Times New Roman"/>
-          <w:sz w:val="28"/>
-        </w:rPr>
-        <w:t xml:space="preserve"> выборки от нормального закона были вычислены безразмерные моменты высших порядков. Метод позволяет вычислить коэффициент асимметрии (</w:t>
-      </w:r>
-      <w:proofErr w:type="spellStart"/>
-      <w:r>
-        <w:rPr>
-          <w:rFonts w:ascii="Times New Roman" w:hAnsi="Times New Roman" w:cs="Times New Roman"/>
-          <w:sz w:val="28"/>
-        </w:rPr>
-        <w:t>skewness</w:t>
-      </w:r>
-      <w:proofErr w:type="spellEnd"/>
-      <w:r>
-        <w:rPr>
-          <w:rFonts w:ascii="Times New Roman" w:hAnsi="Times New Roman" w:cs="Times New Roman"/>
-          <w:sz w:val="28"/>
-        </w:rPr>
-        <w:t>) и оценить эксцесс (</w:t>
-      </w:r>
-      <w:proofErr w:type="spellStart"/>
-      <w:r>
-        <w:rPr>
-          <w:rFonts w:ascii="Times New Roman" w:hAnsi="Times New Roman" w:cs="Times New Roman"/>
-          <w:sz w:val="28"/>
-        </w:rPr>
-        <w:t>kurtosis</w:t>
-      </w:r>
-      <w:proofErr w:type="spellEnd"/>
-      <w:r>
-        <w:rPr>
-          <w:rFonts w:ascii="Times New Roman" w:hAnsi="Times New Roman" w:cs="Times New Roman"/>
-          <w:sz w:val="28"/>
-        </w:rPr>
-        <w:t xml:space="preserve">) усредненного </w:t>
-      </w:r>
-      <w:proofErr w:type="spellStart"/>
-      <w:r>
-        <w:rPr>
-          <w:rFonts w:ascii="Times New Roman" w:hAnsi="Times New Roman" w:cs="Times New Roman"/>
-          <w:sz w:val="28"/>
-        </w:rPr>
-        <w:t>кардиоцикла</w:t>
-      </w:r>
-      <w:proofErr w:type="spellEnd"/>
-      <w:r>
-        <w:rPr>
-          <w:rFonts w:ascii="Times New Roman" w:hAnsi="Times New Roman" w:cs="Times New Roman"/>
-          <w:sz w:val="28"/>
-        </w:rPr>
-        <w:t xml:space="preserve">, что критически важно для </w:t>
-      </w:r>
-      <w:proofErr w:type="spellStart"/>
-      <w:r>
-        <w:rPr>
-          <w:rFonts w:ascii="Times New Roman" w:hAnsi="Times New Roman" w:cs="Times New Roman"/>
-          <w:sz w:val="28"/>
-        </w:rPr>
-        <w:t>валидации</w:t>
-      </w:r>
-      <w:proofErr w:type="spellEnd"/>
-      <w:r>
-        <w:rPr>
-          <w:rFonts w:ascii="Times New Roman" w:hAnsi="Times New Roman" w:cs="Times New Roman"/>
-          <w:sz w:val="28"/>
-        </w:rPr>
-        <w:t xml:space="preserve"> статистических гипотез, обнаружения аномалий и анализа нестационарных процессов в биомедицинских данных.</w:t>
-      </w:r>
-    </w:p>
-    <w:p>
-      <w:pPr>
-        <w:keepNext/>
-        <w:jc w:val="both"/>
-      </w:pPr>
-      <w:r>
-        <w:rPr>
-          <w:rFonts w:ascii="Times New Roman" w:hAnsi="Times New Roman" w:cs="Times New Roman"/>
-          <w:noProof/>
-          <w:sz w:val="28"/>
-          <w:lang w:eastAsia="ru-RU"/>
-        </w:rPr>
-        <w:drawing>
-          <wp:inline distT="0" distB="0" distL="0" distR="0">
-            <wp:extent cx="5940425" cy="1800225"/>
-            <wp:effectExtent l="0" t="0" r="3175" b="9525"/>
-            <wp:docPr id="14" name="Рисунок 14"/>
-            <wp:cNvGraphicFramePr>
-              <a:graphicFrameLocks xmlns:a="http://schemas.openxmlformats.org/drawingml/2006/main" noChangeAspect="1"/>
-            </wp:cNvGraphicFramePr>
-            <a:graphic xmlns:a="http://schemas.openxmlformats.org/drawingml/2006/main">
-              <a:graphicData uri="http://schemas.openxmlformats.org/drawingml/2006/picture">
-                <pic:pic xmlns:pic="http://schemas.openxmlformats.org/drawingml/2006/picture">
-                  <pic:nvPicPr>
-                    <pic:cNvPr id="14" name="ecg_signal_averged_hist_norm.jpeg"/>
-                    <pic:cNvPicPr/>
-                  </pic:nvPicPr>
-                  <pic:blipFill>
-                    <a:blip r:embed="rId12" cstate="print">
                       <a:extLst>
                         <a:ext uri="{28A0092B-C50C-407E-A947-70E740481C1C}">
                           <a14:useLocalDpi xmlns:a14="http://schemas.microsoft.com/office/drawing/2010/main" val="0"/>
@@ -6755,7 +6304,7 @@
           <w:color w:val="auto"/>
           <w:sz w:val="24"/>
         </w:rPr>
-        <w:t>7</w:t>
+        <w:t>5</w:t>
       </w:r>
       <w:r>
         <w:rPr>
@@ -6773,7 +6322,27 @@
           <w:color w:val="auto"/>
           <w:sz w:val="24"/>
         </w:rPr>
-        <w:t xml:space="preserve"> Гистограмма распределения значений отсчетов напряжения сигнал усредненного </w:t>
+        <w:t xml:space="preserve"> </w:t>
+      </w:r>
+      <w:proofErr w:type="spellStart"/>
+      <w:r>
+        <w:rPr>
+          <w:rFonts w:ascii="Times New Roman" w:hAnsi="Times New Roman" w:cs="Times New Roman"/>
+          <w:i w:val="0"/>
+          <w:color w:val="auto"/>
+          <w:sz w:val="24"/>
+        </w:rPr>
+        <w:t>Вейвлет</w:t>
+      </w:r>
+      <w:proofErr w:type="spellEnd"/>
+      <w:r>
+        <w:rPr>
+          <w:rFonts w:ascii="Times New Roman" w:hAnsi="Times New Roman" w:cs="Times New Roman"/>
+          <w:i w:val="0"/>
+          <w:color w:val="auto"/>
+          <w:sz w:val="24"/>
+        </w:rPr>
+        <w:t xml:space="preserve">-спектрограмма сигнал усредненного </w:t>
       </w:r>
       <w:proofErr w:type="spellStart"/>
       <w:r>
@@ -6805,12 +6374,11 @@
           <w:noProof/>
           <w:lang w:eastAsia="ru-RU"/>
         </w:rPr>
-        <w:lastRenderedPageBreak/>
         <w:drawing>
           <wp:inline distT="0" distB="0" distL="0" distR="0">
-            <wp:extent cx="5940425" cy="1704975"/>
+            <wp:extent cx="5940425" cy="1590675"/>
             <wp:effectExtent l="0" t="0" r="3175" b="9525"/>
-            <wp:docPr id="15" name="Рисунок 15"/>
+            <wp:docPr id="25" name="Рисунок 25"/>
             <wp:cNvGraphicFramePr>
               <a:graphicFrameLocks xmlns:a="http://schemas.openxmlformats.org/drawingml/2006/main" noChangeAspect="1"/>
             </wp:cNvGraphicFramePr>
@@ -6818,7 +6386,439 @@
               <a:graphicData uri="http://schemas.openxmlformats.org/drawingml/2006/picture">
                 <pic:pic xmlns:pic="http://schemas.openxmlformats.org/drawingml/2006/picture">
                   <pic:nvPicPr>
-                    <pic:cNvPr id="15" name="ecg_signal_averged_hist_pat.jpeg"/>
+                    <pic:cNvPr id="25" name="ecg_signal_averged_pat_wavelet.jpeg"/>
+                    <pic:cNvPicPr/>
+                  </pic:nvPicPr>
+                  <pic:blipFill>
+                    <a:blip r:embed="rId11" cstate="print">
+                      <a:extLst>
+                        <a:ext uri="{28A0092B-C50C-407E-A947-70E740481C1C}">
+                          <a14:useLocalDpi xmlns:a14="http://schemas.microsoft.com/office/drawing/2010/main" val="0"/>
+                        </a:ext>
+                      </a:extLst>
+                    </a:blip>
+                    <a:stretch>
+                      <a:fillRect/>
+                    </a:stretch>
+                  </pic:blipFill>
+                  <pic:spPr>
+                    <a:xfrm>
+                      <a:off x="0" y="0"/>
+                      <a:ext cx="5940425" cy="1590675"/>
+                    </a:xfrm>
+                    <a:prstGeom prst="rect">
+                      <a:avLst/>
+                    </a:prstGeom>
+                  </pic:spPr>
+                </pic:pic>
+              </a:graphicData>
+            </a:graphic>
+          </wp:inline>
+        </w:drawing>
+      </w:r>
+    </w:p>
+    <w:p>
+      <w:pPr>
+        <w:pStyle w:val="a3"/>
+        <w:jc w:val="center"/>
+        <w:rPr>
+          <w:rFonts w:ascii="Times New Roman" w:hAnsi="Times New Roman" w:cs="Times New Roman"/>
+          <w:i w:val="0"/>
+          <w:color w:val="auto"/>
+          <w:sz w:val="24"/>
+        </w:rPr>
+      </w:pPr>
+      <w:r>
+        <w:rPr>
+          <w:rFonts w:ascii="Times New Roman" w:hAnsi="Times New Roman" w:cs="Times New Roman"/>
+          <w:i w:val="0"/>
+          <w:color w:val="auto"/>
+          <w:sz w:val="24"/>
+        </w:rPr>
+        <w:t xml:space="preserve">Рисунок </w:t>
+      </w:r>
+      <w:r>
+        <w:rPr>
+          <w:rFonts w:ascii="Times New Roman" w:hAnsi="Times New Roman" w:cs="Times New Roman"/>
+          <w:i w:val="0"/>
+          <w:color w:val="auto"/>
+          <w:sz w:val="24"/>
+        </w:rPr>
+        <w:fldChar w:fldCharType="begin"/>
+      </w:r>
+      <w:r>
+        <w:rPr>
+          <w:rFonts w:ascii="Times New Roman" w:hAnsi="Times New Roman" w:cs="Times New Roman"/>
+          <w:i w:val="0"/>
+          <w:color w:val="auto"/>
+          <w:sz w:val="24"/>
+        </w:rPr>
+        <w:instrText xml:space="preserve"> SEQ Рисунок \* ARABIC </w:instrText>
+      </w:r>
+      <w:r>
+        <w:rPr>
+          <w:rFonts w:ascii="Times New Roman" w:hAnsi="Times New Roman" w:cs="Times New Roman"/>
+          <w:i w:val="0"/>
+          <w:color w:val="auto"/>
+          <w:sz w:val="24"/>
+        </w:rPr>
+        <w:fldChar w:fldCharType="separate"/>
+      </w:r>
+      <w:r>
+        <w:rPr>
+          <w:rFonts w:ascii="Times New Roman" w:hAnsi="Times New Roman" w:cs="Times New Roman"/>
+          <w:i w:val="0"/>
+          <w:noProof/>
+          <w:color w:val="auto"/>
+          <w:sz w:val="24"/>
+        </w:rPr>
+        <w:t>6</w:t>
+      </w:r>
+      <w:r>
+        <w:rPr>
+          <w:rFonts w:ascii="Times New Roman" w:hAnsi="Times New Roman" w:cs="Times New Roman"/>
+          <w:i w:val="0"/>
+          <w:color w:val="auto"/>
+          <w:sz w:val="24"/>
+        </w:rPr>
+        <w:fldChar w:fldCharType="end"/>
+      </w:r>
+      <w:r>
+        <w:rPr>
+          <w:rFonts w:ascii="Times New Roman" w:hAnsi="Times New Roman" w:cs="Times New Roman"/>
+          <w:i w:val="0"/>
+          <w:color w:val="auto"/>
+          <w:sz w:val="24"/>
+        </w:rPr>
+        <w:t xml:space="preserve"> </w:t>
+      </w:r>
+      <w:proofErr w:type="spellStart"/>
+      <w:r>
+        <w:rPr>
+          <w:rFonts w:ascii="Times New Roman" w:hAnsi="Times New Roman" w:cs="Times New Roman"/>
+          <w:i w:val="0"/>
+          <w:color w:val="auto"/>
+          <w:sz w:val="24"/>
+        </w:rPr>
+        <w:t>Вейвлет</w:t>
+      </w:r>
+      <w:proofErr w:type="spellEnd"/>
+      <w:r>
+        <w:rPr>
+          <w:rFonts w:ascii="Times New Roman" w:hAnsi="Times New Roman" w:cs="Times New Roman"/>
+          <w:i w:val="0"/>
+          <w:color w:val="auto"/>
+          <w:sz w:val="24"/>
+        </w:rPr>
+        <w:t xml:space="preserve">-спектрограмма сигнал усредненного </w:t>
+      </w:r>
+      <w:proofErr w:type="spellStart"/>
+      <w:r>
+        <w:rPr>
+          <w:rFonts w:ascii="Times New Roman" w:hAnsi="Times New Roman" w:cs="Times New Roman"/>
+          <w:i w:val="0"/>
+          <w:color w:val="auto"/>
+          <w:sz w:val="24"/>
+        </w:rPr>
+        <w:t>кардиоцикла</w:t>
+      </w:r>
+      <w:proofErr w:type="spellEnd"/>
+      <w:r>
+        <w:rPr>
+          <w:rFonts w:ascii="Times New Roman" w:hAnsi="Times New Roman" w:cs="Times New Roman"/>
+          <w:i w:val="0"/>
+          <w:color w:val="auto"/>
+          <w:sz w:val="24"/>
+        </w:rPr>
+        <w:t xml:space="preserve"> при патологии</w:t>
+      </w:r>
+    </w:p>
+    <w:p>
+      <w:pPr>
+        <w:pStyle w:val="2"/>
+        <w:rPr>
+          <w:rFonts w:ascii="Times New Roman" w:hAnsi="Times New Roman" w:cs="Times New Roman"/>
+          <w:color w:val="auto"/>
+          <w:sz w:val="28"/>
+        </w:rPr>
+      </w:pPr>
+      <w:bookmarkStart w:id="15" w:name="_Toc225949117"/>
+      <w:r>
+        <w:rPr>
+          <w:rFonts w:ascii="Times New Roman" w:hAnsi="Times New Roman" w:cs="Times New Roman"/>
+          <w:color w:val="auto"/>
+          <w:sz w:val="28"/>
+        </w:rPr>
+        <w:t>Статистические моменты распределения</w:t>
+      </w:r>
+      <w:bookmarkEnd w:id="15"/>
+    </w:p>
+    <w:p>
+      <w:pPr>
+        <w:jc w:val="both"/>
+        <w:rPr>
+          <w:rFonts w:ascii="Times New Roman" w:hAnsi="Times New Roman" w:cs="Times New Roman"/>
+          <w:sz w:val="28"/>
+        </w:rPr>
+      </w:pPr>
+      <w:r>
+        <w:rPr>
+          <w:rFonts w:ascii="Times New Roman" w:hAnsi="Times New Roman" w:cs="Times New Roman"/>
+          <w:sz w:val="28"/>
+        </w:rPr>
+        <w:t>Для количественной характеристики отклонения эмпирического распределения</w:t>
+      </w:r>
+      <w:r>
+        <w:rPr>
+          <w:rFonts w:ascii="Times New Roman" w:hAnsi="Times New Roman" w:cs="Times New Roman"/>
+          <w:sz w:val="28"/>
+        </w:rPr>
+        <w:t xml:space="preserve"> (рисунок 7,8)</w:t>
+      </w:r>
+      <w:r>
+        <w:rPr>
+          <w:rFonts w:ascii="Times New Roman" w:hAnsi="Times New Roman" w:cs="Times New Roman"/>
+          <w:sz w:val="28"/>
+        </w:rPr>
+        <w:t xml:space="preserve"> выборки от нормального закона были вычислены безразмерные моменты высших порядков. Метод позволяет вычислить коэффициент асимметрии (</w:t>
+      </w:r>
+      <w:proofErr w:type="spellStart"/>
+      <w:r>
+        <w:rPr>
+          <w:rFonts w:ascii="Times New Roman" w:hAnsi="Times New Roman" w:cs="Times New Roman"/>
+          <w:sz w:val="28"/>
+        </w:rPr>
+        <w:t>skewness</w:t>
+      </w:r>
+      <w:proofErr w:type="spellEnd"/>
+      <w:r>
+        <w:rPr>
+          <w:rFonts w:ascii="Times New Roman" w:hAnsi="Times New Roman" w:cs="Times New Roman"/>
+          <w:sz w:val="28"/>
+        </w:rPr>
+        <w:t>) и оценить эксцесс (</w:t>
+      </w:r>
+      <w:proofErr w:type="spellStart"/>
+      <w:r>
+        <w:rPr>
+          <w:rFonts w:ascii="Times New Roman" w:hAnsi="Times New Roman" w:cs="Times New Roman"/>
+          <w:sz w:val="28"/>
+        </w:rPr>
+        <w:t>kurtosis</w:t>
+      </w:r>
+      <w:proofErr w:type="spellEnd"/>
+      <w:r>
+        <w:rPr>
+          <w:rFonts w:ascii="Times New Roman" w:hAnsi="Times New Roman" w:cs="Times New Roman"/>
+          <w:sz w:val="28"/>
+        </w:rPr>
+        <w:t xml:space="preserve">) усредненного </w:t>
+      </w:r>
+      <w:proofErr w:type="spellStart"/>
+      <w:r>
+        <w:rPr>
+          <w:rFonts w:ascii="Times New Roman" w:hAnsi="Times New Roman" w:cs="Times New Roman"/>
+          <w:sz w:val="28"/>
+        </w:rPr>
+        <w:t>кардиоцикла</w:t>
+      </w:r>
+      <w:proofErr w:type="spellEnd"/>
+      <w:r>
+        <w:rPr>
+          <w:rFonts w:ascii="Times New Roman" w:hAnsi="Times New Roman" w:cs="Times New Roman"/>
+          <w:sz w:val="28"/>
+        </w:rPr>
+        <w:t xml:space="preserve">, что критически важно для </w:t>
+      </w:r>
+      <w:proofErr w:type="spellStart"/>
+      <w:r>
+        <w:rPr>
+          <w:rFonts w:ascii="Times New Roman" w:hAnsi="Times New Roman" w:cs="Times New Roman"/>
+          <w:sz w:val="28"/>
+        </w:rPr>
+        <w:t>валидации</w:t>
+      </w:r>
+      <w:proofErr w:type="spellEnd"/>
+      <w:r>
+        <w:rPr>
+          <w:rFonts w:ascii="Times New Roman" w:hAnsi="Times New Roman" w:cs="Times New Roman"/>
+          <w:sz w:val="28"/>
+        </w:rPr>
+        <w:t xml:space="preserve"> статистических гипотез, обнаружения аномалий и анализа нестационарных процессов в биомедицинских данных.</w:t>
+      </w:r>
+    </w:p>
+    <w:p>
+      <w:pPr>
+        <w:keepNext/>
+        <w:jc w:val="both"/>
+      </w:pPr>
+      <w:r>
+        <w:rPr>
+          <w:noProof/>
+          <w:lang w:eastAsia="ru-RU"/>
+        </w:rPr>
+        <w:lastRenderedPageBreak/>
+        <w:drawing>
+          <wp:inline distT="0" distB="0" distL="0" distR="0">
+            <wp:extent cx="5940425" cy="1847850"/>
+            <wp:effectExtent l="0" t="0" r="3175" b="0"/>
+            <wp:docPr id="2" name="Рисунок 2"/>
+            <wp:cNvGraphicFramePr>
+              <a:graphicFrameLocks xmlns:a="http://schemas.openxmlformats.org/drawingml/2006/main" noChangeAspect="1"/>
+            </wp:cNvGraphicFramePr>
+            <a:graphic xmlns:a="http://schemas.openxmlformats.org/drawingml/2006/main">
+              <a:graphicData uri="http://schemas.openxmlformats.org/drawingml/2006/picture">
+                <pic:pic xmlns:pic="http://schemas.openxmlformats.org/drawingml/2006/picture">
+                  <pic:nvPicPr>
+                    <pic:cNvPr id="2" name="ecg_signal_averged_hist_norm.jpeg"/>
+                    <pic:cNvPicPr/>
+                  </pic:nvPicPr>
+                  <pic:blipFill>
+                    <a:blip r:embed="rId12" cstate="print">
+                      <a:extLst>
+                        <a:ext uri="{28A0092B-C50C-407E-A947-70E740481C1C}">
+                          <a14:useLocalDpi xmlns:a14="http://schemas.microsoft.com/office/drawing/2010/main" val="0"/>
+                        </a:ext>
+                      </a:extLst>
+                    </a:blip>
+                    <a:stretch>
+                      <a:fillRect/>
+                    </a:stretch>
+                  </pic:blipFill>
+                  <pic:spPr>
+                    <a:xfrm>
+                      <a:off x="0" y="0"/>
+                      <a:ext cx="5940425" cy="1847850"/>
+                    </a:xfrm>
+                    <a:prstGeom prst="rect">
+                      <a:avLst/>
+                    </a:prstGeom>
+                  </pic:spPr>
+                </pic:pic>
+              </a:graphicData>
+            </a:graphic>
+          </wp:inline>
+        </w:drawing>
+      </w:r>
+    </w:p>
+    <w:p>
+      <w:pPr>
+        <w:pStyle w:val="a3"/>
+        <w:jc w:val="center"/>
+        <w:rPr>
+          <w:rFonts w:ascii="Times New Roman" w:hAnsi="Times New Roman" w:cs="Times New Roman"/>
+          <w:i w:val="0"/>
+          <w:color w:val="auto"/>
+          <w:sz w:val="24"/>
+        </w:rPr>
+      </w:pPr>
+      <w:r>
+        <w:rPr>
+          <w:rFonts w:ascii="Times New Roman" w:hAnsi="Times New Roman" w:cs="Times New Roman"/>
+          <w:i w:val="0"/>
+          <w:color w:val="auto"/>
+          <w:sz w:val="24"/>
+        </w:rPr>
+        <w:t xml:space="preserve">Рисунок </w:t>
+      </w:r>
+      <w:r>
+        <w:rPr>
+          <w:rFonts w:ascii="Times New Roman" w:hAnsi="Times New Roman" w:cs="Times New Roman"/>
+          <w:i w:val="0"/>
+          <w:color w:val="auto"/>
+          <w:sz w:val="24"/>
+        </w:rPr>
+        <w:fldChar w:fldCharType="begin"/>
+      </w:r>
+      <w:r>
+        <w:rPr>
+          <w:rFonts w:ascii="Times New Roman" w:hAnsi="Times New Roman" w:cs="Times New Roman"/>
+          <w:i w:val="0"/>
+          <w:color w:val="auto"/>
+          <w:sz w:val="24"/>
+        </w:rPr>
+        <w:instrText xml:space="preserve"> SEQ Рисунок \* ARABIC </w:instrText>
+      </w:r>
+      <w:r>
+        <w:rPr>
+          <w:rFonts w:ascii="Times New Roman" w:hAnsi="Times New Roman" w:cs="Times New Roman"/>
+          <w:i w:val="0"/>
+          <w:color w:val="auto"/>
+          <w:sz w:val="24"/>
+        </w:rPr>
+        <w:fldChar w:fldCharType="separate"/>
+      </w:r>
+      <w:r>
+        <w:rPr>
+          <w:rFonts w:ascii="Times New Roman" w:hAnsi="Times New Roman" w:cs="Times New Roman"/>
+          <w:i w:val="0"/>
+          <w:noProof/>
+          <w:color w:val="auto"/>
+          <w:sz w:val="24"/>
+        </w:rPr>
+        <w:t>7</w:t>
+      </w:r>
+      <w:r>
+        <w:rPr>
+          <w:rFonts w:ascii="Times New Roman" w:hAnsi="Times New Roman" w:cs="Times New Roman"/>
+          <w:i w:val="0"/>
+          <w:color w:val="auto"/>
+          <w:sz w:val="24"/>
+        </w:rPr>
+        <w:fldChar w:fldCharType="end"/>
+      </w:r>
+      <w:r>
+        <w:rPr>
+          <w:rFonts w:ascii="Times New Roman" w:hAnsi="Times New Roman" w:cs="Times New Roman"/>
+          <w:i w:val="0"/>
+          <w:color w:val="auto"/>
+          <w:sz w:val="24"/>
+        </w:rPr>
+        <w:t xml:space="preserve"> Гистограмма распределения значений отсчетов напряжения сигнал усредненного </w:t>
+      </w:r>
+      <w:proofErr w:type="spellStart"/>
+      <w:r>
+        <w:rPr>
+          <w:rFonts w:ascii="Times New Roman" w:hAnsi="Times New Roman" w:cs="Times New Roman"/>
+          <w:i w:val="0"/>
+          <w:color w:val="auto"/>
+          <w:sz w:val="24"/>
+        </w:rPr>
+        <w:t>кардиоцикла</w:t>
+      </w:r>
+      <w:proofErr w:type="spellEnd"/>
+      <w:r>
+        <w:rPr>
+          <w:rFonts w:ascii="Times New Roman" w:hAnsi="Times New Roman" w:cs="Times New Roman"/>
+          <w:i w:val="0"/>
+          <w:color w:val="auto"/>
+          <w:sz w:val="24"/>
+        </w:rPr>
+        <w:t xml:space="preserve"> в норме</w:t>
+      </w:r>
+    </w:p>
+    <w:p>
+      <w:pPr>
+        <w:keepNext/>
+      </w:pPr>
+      <w:r>
+        <w:rPr>
+          <w:noProof/>
+          <w:lang w:eastAsia="ru-RU"/>
+        </w:rPr>
+        <w:drawing>
+          <wp:inline distT="0" distB="0" distL="0" distR="0">
+            <wp:extent cx="5940425" cy="2047875"/>
+            <wp:effectExtent l="0" t="0" r="3175" b="9525"/>
+            <wp:docPr id="3" name="Рисунок 3"/>
+            <wp:cNvGraphicFramePr>
+              <a:graphicFrameLocks xmlns:a="http://schemas.openxmlformats.org/drawingml/2006/main" noChangeAspect="1"/>
+            </wp:cNvGraphicFramePr>
+            <a:graphic xmlns:a="http://schemas.openxmlformats.org/drawingml/2006/main">
+              <a:graphicData uri="http://schemas.openxmlformats.org/drawingml/2006/picture">
+                <pic:pic xmlns:pic="http://schemas.openxmlformats.org/drawingml/2006/picture">
+                  <pic:nvPicPr>
+                    <pic:cNvPr id="3" name="ecg_signal_averged_hist_pat.jpeg"/>
                     <pic:cNvPicPr/>
                   </pic:nvPicPr>
                   <pic:blipFill>
@@ -6836,7 +6836,7 @@
                   <pic:spPr>
                     <a:xfrm>
                       <a:off x="0" y="0"/>
-                      <a:ext cx="5940425" cy="1704975"/>
+                      <a:ext cx="5940425" cy="2047875"/>
                     </a:xfrm>
                     <a:prstGeom prst="rect">
                       <a:avLst/>
@@ -7110,21 +7110,7 @@
           <w:rFonts w:ascii="Times New Roman" w:hAnsi="Times New Roman" w:cs="Times New Roman"/>
           <w:sz w:val="28"/>
         </w:rPr>
-        <w:t xml:space="preserve">, </w:t>
-      </w:r>
-      <w:r>
-        <w:rPr>
-          <w:rFonts w:ascii="Times New Roman" w:hAnsi="Times New Roman" w:cs="Times New Roman"/>
-          <w:sz w:val="28"/>
-        </w:rPr>
-        <w:t>учитывает,</w:t>
-      </w:r>
-      <w:r>
-        <w:rPr>
-          <w:rFonts w:ascii="Times New Roman" w:hAnsi="Times New Roman" w:cs="Times New Roman"/>
-          <w:sz w:val="28"/>
-        </w:rPr>
-        <w:t xml:space="preserve"> как изменчивость данных через </w:t>
+        <w:t xml:space="preserve">, учитывает, как изменчивость данных через </w:t>
       </w:r>
       <w:proofErr w:type="spellStart"/>
       <w:r>
@@ -7140,6 +7126,117 @@
           <w:rFonts w:ascii="Times New Roman" w:hAnsi="Times New Roman" w:cs="Times New Roman"/>
           <w:sz w:val="28"/>
         </w:rPr>
+        <w:t xml:space="preserve"> размах, так и размер выборки, демонстрируя робастность к выбросам. Комбинируя эти два критерия посредством взятия минимума результирующей ширины </w:t>
+      </w:r>
+      <w:proofErr w:type="spellStart"/>
+      <w:r>
+        <w:rPr>
+          <w:rFonts w:ascii="Times New Roman" w:hAnsi="Times New Roman" w:cs="Times New Roman"/>
+          <w:sz w:val="28"/>
+        </w:rPr>
+        <w:t>бина</w:t>
+      </w:r>
+      <w:proofErr w:type="spellEnd"/>
+      <w:r>
+        <w:rPr>
+          <w:rFonts w:ascii="Times New Roman" w:hAnsi="Times New Roman" w:cs="Times New Roman"/>
+          <w:sz w:val="28"/>
+        </w:rPr>
+        <w:t>, адаптивный эмпирический метод обеспечивает устойчивый баланс между сглаживанием шума и сохранением значимых структурных особенностей распределения для широкого класса эмпирических данных, что делает его предпочтительным выбором в задачах визуализации при отсутствии априорной информации о генеральной совокупности.</w:t>
+      </w:r>
+    </w:p>
+    <w:p>
+      <w:pPr>
+        <w:pStyle w:val="2"/>
+        <w:rPr>
+          <w:rFonts w:ascii="Times New Roman" w:hAnsi="Times New Roman" w:cs="Times New Roman"/>
+          <w:color w:val="auto"/>
+          <w:sz w:val="28"/>
+          <w:szCs w:val="28"/>
+        </w:rPr>
+      </w:pPr>
+      <w:bookmarkStart w:id="16" w:name="_Toc225949118"/>
+      <w:r>
+        <w:rPr>
+          <w:rFonts w:ascii="Times New Roman" w:hAnsi="Times New Roman" w:cs="Times New Roman"/>
+          <w:color w:val="auto"/>
+          <w:sz w:val="28"/>
+          <w:szCs w:val="28"/>
+        </w:rPr>
+        <w:t>Оценка спектральной плотности мощности методом периодограмм</w:t>
+      </w:r>
+      <w:bookmarkEnd w:id="16"/>
+    </w:p>
+    <w:p>
+      <w:pPr>
+        <w:jc w:val="both"/>
+        <w:rPr>
+          <w:rFonts w:ascii="Times New Roman" w:hAnsi="Times New Roman" w:cs="Times New Roman"/>
+          <w:sz w:val="28"/>
+        </w:rPr>
+      </w:pPr>
+      <w:r>
+        <w:rPr>
+          <w:rFonts w:ascii="Times New Roman" w:hAnsi="Times New Roman" w:cs="Times New Roman"/>
+          <w:sz w:val="28"/>
+        </w:rPr>
+        <w:t xml:space="preserve">Для количественной оценки доли энергии сигнала, сосредоточенной в заданном высокочастотном диапазоне (300 Гц – 2 кГц), на основе </w:t>
+      </w:r>
+      <w:r>
+        <w:rPr>
+          <w:rFonts w:ascii="Times New Roman" w:hAnsi="Times New Roman" w:cs="Times New Roman"/>
+          <w:sz w:val="28"/>
+        </w:rPr>
+        <w:lastRenderedPageBreak/>
+        <w:t>непараметрической оценки спектральной плотности мощности</w:t>
+      </w:r>
+      <w:r>
+        <w:rPr>
+          <w:rFonts w:ascii="Times New Roman" w:hAnsi="Times New Roman" w:cs="Times New Roman"/>
+          <w:sz w:val="28"/>
+        </w:rPr>
+        <w:t xml:space="preserve"> (рисунок 9,10)</w:t>
+      </w:r>
+      <w:r>
+        <w:rPr>
+          <w:rFonts w:ascii="Times New Roman" w:hAnsi="Times New Roman" w:cs="Times New Roman"/>
+          <w:sz w:val="28"/>
+        </w:rPr>
+        <w:t xml:space="preserve"> был разработан алгоритм. Метод реализует классический </w:t>
+      </w:r>
+      <w:proofErr w:type="spellStart"/>
+      <w:r>
+        <w:rPr>
+          <w:rFonts w:ascii="Times New Roman" w:hAnsi="Times New Roman" w:cs="Times New Roman"/>
+          <w:sz w:val="28"/>
+        </w:rPr>
+        <w:t>периодограммный</w:t>
+      </w:r>
+      <w:proofErr w:type="spellEnd"/>
+      <w:r>
+        <w:rPr>
+          <w:rFonts w:ascii="Times New Roman" w:hAnsi="Times New Roman" w:cs="Times New Roman"/>
+          <w:sz w:val="28"/>
+        </w:rPr>
+        <w:t xml:space="preserve"> подход с оконным сглаживанием по Ханну и численным интегрированием по правилу трапеций, обеспечивая вычисление безразмерного индекса относительной мощности, инвариантного к абсолютному масштабу сигнала. Подход применим для анализа высокочастотных компонент биомедицинских сигналов, </w:t>
+      </w:r>
+      <w:proofErr w:type="spellStart"/>
+      <w:r>
+        <w:rPr>
+          <w:rFonts w:ascii="Times New Roman" w:hAnsi="Times New Roman" w:cs="Times New Roman"/>
+          <w:sz w:val="28"/>
+        </w:rPr>
+        <w:t>виброакустической</w:t>
+      </w:r>
+      <w:proofErr w:type="spellEnd"/>
+      <w:r>
+        <w:rPr>
+          <w:rFonts w:ascii="Times New Roman" w:hAnsi="Times New Roman" w:cs="Times New Roman"/>
+          <w:sz w:val="28"/>
+        </w:rPr>
+        <w:t xml:space="preserve"> диагностики и спектроскопии.</w:t>
+      </w:r>
+      <w:r>
         <w:t xml:space="preserve"> </w:t>
       </w:r>
       <w:r>
@@ -7147,123 +7244,6 @@
           <w:rFonts w:ascii="Times New Roman" w:hAnsi="Times New Roman" w:cs="Times New Roman"/>
           <w:sz w:val="28"/>
         </w:rPr>
-        <w:t>размах,</w:t>
-      </w:r>
-      <w:r>
-        <w:rPr>
-          <w:rFonts w:ascii="Times New Roman" w:hAnsi="Times New Roman" w:cs="Times New Roman"/>
-          <w:sz w:val="28"/>
-        </w:rPr>
-        <w:t xml:space="preserve"> так и размер выборки, демонстрируя робастность к выбросам. Комбинируя эти два критерия посредством взятия минимума результирующей ширины </w:t>
-      </w:r>
-      <w:proofErr w:type="spellStart"/>
-      <w:r>
-        <w:rPr>
-          <w:rFonts w:ascii="Times New Roman" w:hAnsi="Times New Roman" w:cs="Times New Roman"/>
-          <w:sz w:val="28"/>
-        </w:rPr>
-        <w:t>бина</w:t>
-      </w:r>
-      <w:proofErr w:type="spellEnd"/>
-      <w:r>
-        <w:rPr>
-          <w:rFonts w:ascii="Times New Roman" w:hAnsi="Times New Roman" w:cs="Times New Roman"/>
-          <w:sz w:val="28"/>
-        </w:rPr>
-        <w:t>, адаптивный эмпирический метод обеспечивает устойчивый баланс между сглаживанием шума и сохранением значимых структурных особенностей распределения для широкого класса эмпирических данных, что делает его предпочтительным выбором в задачах визуализации при отсутствии априорной информации о генеральной совокупности.</w:t>
-      </w:r>
-    </w:p>
-    <w:p>
-      <w:pPr>
-        <w:pStyle w:val="2"/>
-        <w:rPr>
-          <w:rFonts w:ascii="Times New Roman" w:hAnsi="Times New Roman" w:cs="Times New Roman"/>
-          <w:color w:val="auto"/>
-          <w:sz w:val="28"/>
-          <w:szCs w:val="28"/>
-        </w:rPr>
-      </w:pPr>
-      <w:bookmarkStart w:id="16" w:name="_Toc225949118"/>
-      <w:r>
-        <w:rPr>
-          <w:rFonts w:ascii="Times New Roman" w:hAnsi="Times New Roman" w:cs="Times New Roman"/>
-          <w:color w:val="auto"/>
-          <w:sz w:val="28"/>
-          <w:szCs w:val="28"/>
-        </w:rPr>
-        <w:t>Оценка спектральной плотности мощности методом периодограмм</w:t>
-      </w:r>
-      <w:bookmarkEnd w:id="16"/>
-    </w:p>
-    <w:p>
-      <w:pPr>
-        <w:jc w:val="both"/>
-        <w:rPr>
-          <w:rFonts w:ascii="Times New Roman" w:hAnsi="Times New Roman" w:cs="Times New Roman"/>
-          <w:sz w:val="28"/>
-        </w:rPr>
-      </w:pPr>
-      <w:r>
-        <w:rPr>
-          <w:rFonts w:ascii="Times New Roman" w:hAnsi="Times New Roman" w:cs="Times New Roman"/>
-          <w:sz w:val="28"/>
-        </w:rPr>
-        <w:t>Для количественной оценки доли энергии сигнала, сосредоточенной в заданном высокочастотном диапазоне (300 Гц – 2 кГц), на основе непараметрической оценки спектральной плотности мощности</w:t>
-      </w:r>
-      <w:r>
-        <w:rPr>
-          <w:rFonts w:ascii="Times New Roman" w:hAnsi="Times New Roman" w:cs="Times New Roman"/>
-          <w:sz w:val="28"/>
-        </w:rPr>
-        <w:t xml:space="preserve"> (рисунок 9,10)</w:t>
-      </w:r>
-      <w:r>
-        <w:rPr>
-          <w:rFonts w:ascii="Times New Roman" w:hAnsi="Times New Roman" w:cs="Times New Roman"/>
-          <w:sz w:val="28"/>
-        </w:rPr>
-        <w:t xml:space="preserve"> был разработан алгоритм. Метод реализует классический </w:t>
-      </w:r>
-      <w:proofErr w:type="spellStart"/>
-      <w:r>
-        <w:rPr>
-          <w:rFonts w:ascii="Times New Roman" w:hAnsi="Times New Roman" w:cs="Times New Roman"/>
-          <w:sz w:val="28"/>
-        </w:rPr>
-        <w:t>периодограммный</w:t>
-      </w:r>
-      <w:proofErr w:type="spellEnd"/>
-      <w:r>
-        <w:rPr>
-          <w:rFonts w:ascii="Times New Roman" w:hAnsi="Times New Roman" w:cs="Times New Roman"/>
-          <w:sz w:val="28"/>
-        </w:rPr>
-        <w:t xml:space="preserve"> подход с оконным сглаживанием по Ханну и численным интегрированием по правилу трапеций, обеспечивая вычисление безразмерного индекса относительной мощности, инвариантного к абсолютному масштабу сигнала. Подход применим для анализа высокочастотных компонент биомедицинских сигналов, </w:t>
-      </w:r>
-      <w:proofErr w:type="spellStart"/>
-      <w:r>
-        <w:rPr>
-          <w:rFonts w:ascii="Times New Roman" w:hAnsi="Times New Roman" w:cs="Times New Roman"/>
-          <w:sz w:val="28"/>
-        </w:rPr>
-        <w:t>виброакустической</w:t>
-      </w:r>
-      <w:proofErr w:type="spellEnd"/>
-      <w:r>
-        <w:rPr>
-          <w:rFonts w:ascii="Times New Roman" w:hAnsi="Times New Roman" w:cs="Times New Roman"/>
-          <w:sz w:val="28"/>
-        </w:rPr>
-        <w:t xml:space="preserve"> диагностики и спектроскопии.</w:t>
-      </w:r>
-      <w:r>
-        <w:t xml:space="preserve"> </w:t>
-      </w:r>
-      <w:r>
-        <w:rPr>
-          <w:rFonts w:ascii="Times New Roman" w:hAnsi="Times New Roman" w:cs="Times New Roman"/>
-          <w:sz w:val="28"/>
-        </w:rPr>
         <w:t xml:space="preserve">Выбор </w:t>
       </w:r>
       <w:proofErr w:type="spellStart"/>
@@ -7280,15 +7260,7 @@
           <w:rFonts w:ascii="Times New Roman" w:hAnsi="Times New Roman" w:cs="Times New Roman"/>
           <w:sz w:val="28"/>
         </w:rPr>
-        <w:t xml:space="preserve"> метода обусловлен необходимостью снижения дисперсии спектральной оценки по сравнению с классическим дискретным преобразованием Фурье (ДПФ). Классическое ДПФ, вычисляемое как квадрат модуля преобразования для всей временной реализации, обладает существенным недостатком: дисперсия такой оценки остается высокой и не уменьшается с увеличением длины выборки, что приводит к появлению </w:t>
-      </w:r>
-      <w:r>
-        <w:rPr>
-          <w:rFonts w:ascii="Times New Roman" w:hAnsi="Times New Roman" w:cs="Times New Roman"/>
-          <w:sz w:val="28"/>
-        </w:rPr>
-        <w:lastRenderedPageBreak/>
-        <w:t>статистически необоснованных флуктуаций спектральной плотности мощности</w:t>
+        <w:t xml:space="preserve"> метода обусловлен необходимостью снижения дисперсии спектральной оценки по сравнению с классическим дискретным преобразованием Фурье (ДПФ). Классическое ДПФ, вычисляемое как квадрат модуля преобразования для всей временной реализации, обладает существенным недостатком: дисперсия такой оценки остается высокой и не уменьшается с увеличением длины выборки, что приводит к появлению статистически необоснованных флуктуаций спектральной плотности мощности</w:t>
       </w:r>
       <w:r>
         <w:rPr>
@@ -7315,16 +7287,14 @@
       </w:pPr>
       <w:r>
         <w:rPr>
-          <w:rFonts w:ascii="Times New Roman" w:hAnsi="Times New Roman" w:cs="Times New Roman"/>
           <w:noProof/>
-          <w:sz w:val="28"/>
           <w:lang w:eastAsia="ru-RU"/>
         </w:rPr>
         <w:drawing>
           <wp:inline distT="0" distB="0" distL="0" distR="0">
-            <wp:extent cx="5940425" cy="1571625"/>
+            <wp:extent cx="5940425" cy="1819275"/>
             <wp:effectExtent l="0" t="0" r="3175" b="9525"/>
-            <wp:docPr id="16" name="Рисунок 16"/>
+            <wp:docPr id="26" name="Рисунок 26"/>
             <wp:cNvGraphicFramePr>
               <a:graphicFrameLocks xmlns:a="http://schemas.openxmlformats.org/drawingml/2006/main" noChangeAspect="1"/>
             </wp:cNvGraphicFramePr>
@@ -7332,7 +7302,7 @@
               <a:graphicData uri="http://schemas.openxmlformats.org/drawingml/2006/picture">
                 <pic:pic xmlns:pic="http://schemas.openxmlformats.org/drawingml/2006/picture">
                   <pic:nvPicPr>
-                    <pic:cNvPr id="16" name="ecg_signal_averged_psd_norm.jpeg"/>
+                    <pic:cNvPr id="26" name="ecg_signal_averged_psd_norm.jpeg"/>
                     <pic:cNvPicPr/>
                   </pic:nvPicPr>
                   <pic:blipFill>
@@ -7350,7 +7320,7 @@
                   <pic:spPr>
                     <a:xfrm>
                       <a:off x="0" y="0"/>
-                      <a:ext cx="5940425" cy="1571625"/>
+                      <a:ext cx="5940425" cy="1819275"/>
                     </a:xfrm>
                     <a:prstGeom prst="rect">
                       <a:avLst/>
@@ -7470,9 +7440,9 @@
         </w:rPr>
         <w:drawing>
           <wp:inline distT="0" distB="0" distL="0" distR="0">
-            <wp:extent cx="5940425" cy="1809750"/>
-            <wp:effectExtent l="0" t="0" r="3175" b="0"/>
-            <wp:docPr id="17" name="Рисунок 17"/>
+            <wp:extent cx="5940425" cy="1990725"/>
+            <wp:effectExtent l="0" t="0" r="3175" b="9525"/>
+            <wp:docPr id="27" name="Рисунок 27"/>
             <wp:cNvGraphicFramePr>
               <a:graphicFrameLocks xmlns:a="http://schemas.openxmlformats.org/drawingml/2006/main" noChangeAspect="1"/>
             </wp:cNvGraphicFramePr>
@@ -7480,7 +7450,7 @@
               <a:graphicData uri="http://schemas.openxmlformats.org/drawingml/2006/picture">
                 <pic:pic xmlns:pic="http://schemas.openxmlformats.org/drawingml/2006/picture">
                   <pic:nvPicPr>
-                    <pic:cNvPr id="17" name="ecg_signal_averged_psd_pat.jpeg"/>
+                    <pic:cNvPr id="27" name="ecg_signal_averged_psd_pat.jpeg"/>
                     <pic:cNvPicPr/>
                   </pic:nvPicPr>
                   <pic:blipFill>
@@ -7498,7 +7468,7 @@
                   <pic:spPr>
                     <a:xfrm>
                       <a:off x="0" y="0"/>
-                      <a:ext cx="5940425" cy="1809750"/>
+                      <a:ext cx="5940425" cy="1990725"/>
                     </a:xfrm>
                     <a:prstGeom prst="rect">
                       <a:avLst/>
@@ -7623,12 +7593,14 @@
           <w:color w:val="auto"/>
           <w:sz w:val="28"/>
         </w:rPr>
+        <w:lastRenderedPageBreak/>
         <w:t>Статистическая верификация различий между группами</w:t>
       </w:r>
       <w:bookmarkEnd w:id="17"/>
     </w:p>
     <w:p>
       <w:pPr>
+        <w:spacing w:after="0" w:line="360" w:lineRule="auto"/>
         <w:jc w:val="both"/>
         <w:rPr>
           <w:rFonts w:ascii="Times New Roman" w:hAnsi="Times New Roman" w:cs="Times New Roman"/>
@@ -7640,18 +7612,67 @@
           <w:rFonts w:ascii="Times New Roman" w:hAnsi="Times New Roman" w:cs="Times New Roman"/>
           <w:sz w:val="28"/>
         </w:rPr>
-        <w:t>Для статистической верификации гипотезы о различии двух независимых выборок сигнал-усредненной электрокардиограммы, представляющих нормальную и патологическую группы, использовался U-критерий Манна–Уитни. Метод реализует непараметрический подход, который не требует предположения о нормальности распределения данных и устойчив к наличию выбросов. Подход применим для оценки статистической значимости различий морфологических параметров, амплитудных характеристик и временных м</w:t>
-      </w:r>
-      <w:r>
-        <w:rPr>
-          <w:rFonts w:ascii="Times New Roman" w:hAnsi="Times New Roman" w:cs="Times New Roman"/>
-          <w:sz w:val="28"/>
-        </w:rPr>
-        <w:t>етрик между группами пациентов.</w:t>
-      </w:r>
-    </w:p>
-    <w:p>
-      <w:pPr>
+        <w:t>На основании проведенного статистического анализа с использованием U-критерия Манна-</w:t>
+      </w:r>
+      <w:proofErr w:type="gramStart"/>
+      <w:r>
+        <w:rPr>
+          <w:rFonts w:ascii="Times New Roman" w:hAnsi="Times New Roman" w:cs="Times New Roman"/>
+          <w:sz w:val="28"/>
+        </w:rPr>
+        <w:t>Уитни  для</w:t>
+      </w:r>
+      <w:proofErr w:type="gramEnd"/>
+      <w:r>
+        <w:rPr>
+          <w:rFonts w:ascii="Times New Roman" w:hAnsi="Times New Roman" w:cs="Times New Roman"/>
+          <w:sz w:val="28"/>
+        </w:rPr>
+        <w:t xml:space="preserve"> 20 параметров усредненной высокоразрешающей электрокардиограммы в двух группах наблюдения (нормальная группа, n=9; патологическая группа, n=9) установлено, что только один показатель демонстрирует статистически значимые различия на уровне значимости α=0,05. Параметр «</w:t>
+      </w:r>
+      <w:proofErr w:type="spellStart"/>
+      <w:r>
+        <w:rPr>
+          <w:rFonts w:ascii="Times New Roman" w:hAnsi="Times New Roman" w:cs="Times New Roman"/>
+          <w:sz w:val="28"/>
+        </w:rPr>
+        <w:t>kurtosis</w:t>
+      </w:r>
+      <w:proofErr w:type="spellEnd"/>
+      <w:r>
+        <w:rPr>
+          <w:rFonts w:ascii="Times New Roman" w:hAnsi="Times New Roman" w:cs="Times New Roman"/>
+          <w:sz w:val="28"/>
+        </w:rPr>
+        <w:t>» (коэффициент эксцесса) характеризуется статистически значимым снижением своего значения в патологической группе по сравнению с нормальной (U=74, p=0,0036). При этом медиана в норме составляет 7,19, при патологии — 2,54, средние значения — 6,46 и 2,37 соответственно, что указывает на уменьшение «</w:t>
+      </w:r>
+      <w:proofErr w:type="spellStart"/>
+      <w:r>
+        <w:rPr>
+          <w:rFonts w:ascii="Times New Roman" w:hAnsi="Times New Roman" w:cs="Times New Roman"/>
+          <w:sz w:val="28"/>
+        </w:rPr>
+        <w:t>островершинности</w:t>
+      </w:r>
+      <w:proofErr w:type="spellEnd"/>
+      <w:r>
+        <w:rPr>
+          <w:rFonts w:ascii="Times New Roman" w:hAnsi="Times New Roman" w:cs="Times New Roman"/>
+          <w:sz w:val="28"/>
+        </w:rPr>
+        <w:t>» распределения амплитуд си</w:t>
+      </w:r>
+      <w:r>
+        <w:rPr>
+          <w:rFonts w:ascii="Times New Roman" w:hAnsi="Times New Roman" w:cs="Times New Roman"/>
+          <w:sz w:val="28"/>
+        </w:rPr>
+        <w:t>гнала в патологических записях.</w:t>
+      </w:r>
+    </w:p>
+    <w:p>
+      <w:pPr>
+        <w:spacing w:after="0" w:line="360" w:lineRule="auto"/>
         <w:jc w:val="both"/>
         <w:rPr>
           <w:rFonts w:ascii="Times New Roman" w:hAnsi="Times New Roman" w:cs="Times New Roman"/>
@@ -7663,7 +7684,7 @@
           <w:rFonts w:ascii="Times New Roman" w:hAnsi="Times New Roman" w:cs="Times New Roman"/>
           <w:sz w:val="28"/>
         </w:rPr>
-        <w:t>Для всех анализируемых параметров, включая временные показатели (</w:t>
+        <w:t xml:space="preserve">Остальные 19 проанализированных параметров не достигли порога статистической значимости (p&gt;0,05). В частности, для параметров </w:t>
       </w:r>
       <w:proofErr w:type="spellStart"/>
       <w:r>
@@ -7679,7 +7700,23 @@
           <w:rFonts w:ascii="Times New Roman" w:hAnsi="Times New Roman" w:cs="Times New Roman"/>
           <w:sz w:val="28"/>
         </w:rPr>
-        <w:t xml:space="preserve">, </w:t>
+        <w:t xml:space="preserve"> (p=0,145), </w:t>
+      </w:r>
+      <w:proofErr w:type="spellStart"/>
+      <w:r>
+        <w:rPr>
+          <w:rFonts w:ascii="Times New Roman" w:hAnsi="Times New Roman" w:cs="Times New Roman"/>
+          <w:sz w:val="28"/>
+        </w:rPr>
+        <w:t>QRSoff</w:t>
+      </w:r>
+      <w:proofErr w:type="spellEnd"/>
+      <w:r>
+        <w:rPr>
+          <w:rFonts w:ascii="Times New Roman" w:hAnsi="Times New Roman" w:cs="Times New Roman"/>
+          <w:sz w:val="28"/>
+        </w:rPr>
+        <w:t xml:space="preserve"> (p=0,145), </w:t>
       </w:r>
       <w:proofErr w:type="spellStart"/>
       <w:r>
@@ -7695,71 +7732,138 @@
           <w:rFonts w:ascii="Times New Roman" w:hAnsi="Times New Roman" w:cs="Times New Roman"/>
           <w:sz w:val="28"/>
         </w:rPr>
-        <w:t xml:space="preserve">, </w:t>
-      </w:r>
-      <w:proofErr w:type="spellStart"/>
-      <w:r>
-        <w:rPr>
-          <w:rFonts w:ascii="Times New Roman" w:hAnsi="Times New Roman" w:cs="Times New Roman"/>
-          <w:sz w:val="28"/>
-        </w:rPr>
-        <w:t>QRSoff</w:t>
-      </w:r>
-      <w:proofErr w:type="spellEnd"/>
-      <w:r>
-        <w:rPr>
-          <w:rFonts w:ascii="Times New Roman" w:hAnsi="Times New Roman" w:cs="Times New Roman"/>
-          <w:sz w:val="28"/>
-        </w:rPr>
-        <w:t xml:space="preserve">, </w:t>
-      </w:r>
-      <w:proofErr w:type="spellStart"/>
-      <w:r>
-        <w:rPr>
-          <w:rFonts w:ascii="Times New Roman" w:hAnsi="Times New Roman" w:cs="Times New Roman"/>
-          <w:sz w:val="28"/>
-        </w:rPr>
-        <w:t>fQRS_ms</w:t>
-      </w:r>
-      <w:proofErr w:type="spellEnd"/>
-      <w:r>
-        <w:rPr>
-          <w:rFonts w:ascii="Times New Roman" w:hAnsi="Times New Roman" w:cs="Times New Roman"/>
-          <w:sz w:val="28"/>
-        </w:rPr>
-        <w:t>), спектрально-</w:t>
-      </w:r>
-      <w:proofErr w:type="spellStart"/>
-      <w:r>
-        <w:rPr>
-          <w:rFonts w:ascii="Times New Roman" w:hAnsi="Times New Roman" w:cs="Times New Roman"/>
-          <w:sz w:val="28"/>
-        </w:rPr>
-        <w:t>вейвлет</w:t>
-      </w:r>
-      <w:proofErr w:type="spellEnd"/>
-      <w:r>
-        <w:rPr>
-          <w:rFonts w:ascii="Times New Roman" w:hAnsi="Times New Roman" w:cs="Times New Roman"/>
-          <w:sz w:val="28"/>
-        </w:rPr>
-        <w:t xml:space="preserve">-характеристики (доля мощности непрерывного </w:t>
-      </w:r>
-      <w:proofErr w:type="spellStart"/>
-      <w:r>
-        <w:rPr>
-          <w:rFonts w:ascii="Times New Roman" w:hAnsi="Times New Roman" w:cs="Times New Roman"/>
-          <w:sz w:val="28"/>
-        </w:rPr>
-        <w:t>вейвлет</w:t>
-      </w:r>
-      <w:proofErr w:type="spellEnd"/>
-      <w:r>
-        <w:rPr>
-          <w:rFonts w:ascii="Times New Roman" w:hAnsi="Times New Roman" w:cs="Times New Roman"/>
-          <w:sz w:val="28"/>
-        </w:rPr>
-        <w:t xml:space="preserve">-преобразования и доля спектральной плотности мощности, рассчитанной методом периодограмм в частотном диапазоне от 300 Гц до 2 кГц), RMS40_mkV, а также статистические моменты распределения (среднее квадратичное отклонение, среднее значение, </w:t>
+        <w:t xml:space="preserve"> (p=0,102), RMS40_mkV (p=0,659), </w:t>
+      </w:r>
+      <w:proofErr w:type="spellStart"/>
+      <w:r>
+        <w:rPr>
+          <w:rFonts w:ascii="Times New Roman" w:hAnsi="Times New Roman" w:cs="Times New Roman"/>
+          <w:sz w:val="28"/>
+        </w:rPr>
+        <w:t>dfa</w:t>
+      </w:r>
+      <w:proofErr w:type="spellEnd"/>
+      <w:r>
+        <w:rPr>
+          <w:rFonts w:ascii="Times New Roman" w:hAnsi="Times New Roman" w:cs="Times New Roman"/>
+          <w:sz w:val="28"/>
+        </w:rPr>
+        <w:t xml:space="preserve"> (p=0,216), </w:t>
+      </w:r>
+      <w:proofErr w:type="spellStart"/>
+      <w:r>
+        <w:rPr>
+          <w:rFonts w:ascii="Times New Roman" w:hAnsi="Times New Roman" w:cs="Times New Roman"/>
+          <w:sz w:val="28"/>
+        </w:rPr>
+        <w:t>shannon_entropy</w:t>
+      </w:r>
+      <w:proofErr w:type="spellEnd"/>
+      <w:r>
+        <w:rPr>
+          <w:rFonts w:ascii="Times New Roman" w:hAnsi="Times New Roman" w:cs="Times New Roman"/>
+          <w:sz w:val="28"/>
+        </w:rPr>
+        <w:t xml:space="preserve"> (p=1,000) и других выявлены лишь незначимые различия между группами. Значения U-статистики для этих показателей варьировались от 26 до 59,5, что свидетельствует об отсутствии систематических различий в центральных тенденциях сравниваемых выборо</w:t>
+      </w:r>
+      <w:r>
+        <w:rPr>
+          <w:rFonts w:ascii="Times New Roman" w:hAnsi="Times New Roman" w:cs="Times New Roman"/>
+          <w:sz w:val="28"/>
+        </w:rPr>
+        <w:t>к при данном объеме наблюдений.</w:t>
+      </w:r>
+    </w:p>
+    <w:p>
+      <w:pPr>
+        <w:spacing w:after="0" w:line="360" w:lineRule="auto"/>
+        <w:jc w:val="both"/>
+        <w:rPr>
+          <w:rFonts w:ascii="Times New Roman" w:hAnsi="Times New Roman" w:cs="Times New Roman"/>
+          <w:sz w:val="28"/>
+        </w:rPr>
+      </w:pPr>
+      <w:r>
+        <w:rPr>
+          <w:rFonts w:ascii="Times New Roman" w:hAnsi="Times New Roman" w:cs="Times New Roman"/>
+          <w:sz w:val="28"/>
+        </w:rPr>
+        <w:t>Таким образом, нулевая гипотеза об отсутствии различий между нормальной и патологической группами может быть отклонена только для параметра эксцесса, который является потенциальным маркером пато</w:t>
+      </w:r>
+      <w:r>
+        <w:rPr>
+          <w:rFonts w:ascii="Times New Roman" w:hAnsi="Times New Roman" w:cs="Times New Roman"/>
+          <w:sz w:val="28"/>
+        </w:rPr>
+        <w:t xml:space="preserve">логических изменений сигнал усредненного </w:t>
+      </w:r>
+      <w:proofErr w:type="spellStart"/>
+      <w:proofErr w:type="gramStart"/>
+      <w:r>
+        <w:rPr>
+          <w:rFonts w:ascii="Times New Roman" w:hAnsi="Times New Roman" w:cs="Times New Roman"/>
+          <w:sz w:val="28"/>
+        </w:rPr>
+        <w:t>кардиоцикла</w:t>
+      </w:r>
+      <w:proofErr w:type="spellEnd"/>
+      <w:r>
+        <w:rPr>
+          <w:rFonts w:ascii="Times New Roman" w:hAnsi="Times New Roman" w:cs="Times New Roman"/>
+          <w:sz w:val="28"/>
+        </w:rPr>
+        <w:t xml:space="preserve"> </w:t>
+      </w:r>
+      <w:r>
+        <w:rPr>
+          <w:rFonts w:ascii="Times New Roman" w:hAnsi="Times New Roman" w:cs="Times New Roman"/>
+          <w:sz w:val="28"/>
+        </w:rPr>
+        <w:t>.</w:t>
+      </w:r>
+      <w:proofErr w:type="gramEnd"/>
+      <w:r>
+        <w:rPr>
+          <w:rFonts w:ascii="Times New Roman" w:hAnsi="Times New Roman" w:cs="Times New Roman"/>
+          <w:sz w:val="28"/>
+        </w:rPr>
+        <w:t xml:space="preserve"> Для всех остальных изученных параметров нулевая гипотеза сохраняется, что требует осторожной интерпретации и, возможно, увеличения объема выборки для обнаружения потенциально существующих, но статистически незначимых при текущем дизайне исследования различий.</w:t>
+      </w:r>
+    </w:p>
+    <w:p>
+      <w:pPr>
+        <w:pStyle w:val="2"/>
+        <w:rPr>
+          <w:rFonts w:ascii="Times New Roman" w:hAnsi="Times New Roman" w:cs="Times New Roman"/>
+          <w:color w:val="auto"/>
+          <w:sz w:val="28"/>
+        </w:rPr>
+      </w:pPr>
+      <w:bookmarkStart w:id="18" w:name="_Toc225949120"/>
+      <w:r>
+        <w:rPr>
+          <w:rFonts w:ascii="Times New Roman" w:hAnsi="Times New Roman" w:cs="Times New Roman"/>
+          <w:color w:val="auto"/>
+          <w:sz w:val="28"/>
+        </w:rPr>
+        <w:t>Многомерный анализ: ROC-кривая и классификация</w:t>
+      </w:r>
+      <w:bookmarkEnd w:id="18"/>
+    </w:p>
+    <w:p>
+      <w:pPr>
+        <w:jc w:val="both"/>
+        <w:rPr>
+          <w:rFonts w:ascii="Times New Roman" w:hAnsi="Times New Roman" w:cs="Times New Roman"/>
+          <w:sz w:val="28"/>
+        </w:rPr>
+      </w:pPr>
+      <w:r>
+        <w:rPr>
+          <w:rFonts w:ascii="Times New Roman" w:hAnsi="Times New Roman" w:cs="Times New Roman"/>
+          <w:sz w:val="28"/>
+        </w:rPr>
+        <w:t xml:space="preserve">Несмотря на отсутствие статистически значимых различий в одномерном сравнении, признаки могут обладать комбинированной предсказательной </w:t>
       </w:r>
       <w:r>
         <w:rPr>
@@ -7767,82 +7871,7 @@
           <w:sz w:val="28"/>
         </w:rPr>
         <w:lastRenderedPageBreak/>
-        <w:t>коэффициент асимметрии и эксцесс), был проведен д</w:t>
-      </w:r>
-      <w:r>
-        <w:rPr>
-          <w:rFonts w:ascii="Times New Roman" w:hAnsi="Times New Roman" w:cs="Times New Roman"/>
-          <w:sz w:val="28"/>
-        </w:rPr>
-        <w:t>вусторонний U-тест Манна–Уитни.</w:t>
-      </w:r>
-    </w:p>
-    <w:p>
-      <w:pPr>
-        <w:jc w:val="both"/>
-        <w:rPr>
-          <w:rFonts w:ascii="Times New Roman" w:hAnsi="Times New Roman" w:cs="Times New Roman"/>
-          <w:sz w:val="28"/>
-        </w:rPr>
-      </w:pPr>
-      <w:r>
-        <w:rPr>
-          <w:rFonts w:ascii="Times New Roman" w:hAnsi="Times New Roman" w:cs="Times New Roman"/>
-          <w:sz w:val="28"/>
-        </w:rPr>
-        <w:t>Результаты теста демонстрируют, что ни для одного из признаков не было выявлено статистически значимых различий между группами (p-</w:t>
-      </w:r>
-      <w:proofErr w:type="spellStart"/>
-      <w:r>
-        <w:rPr>
-          <w:rFonts w:ascii="Times New Roman" w:hAnsi="Times New Roman" w:cs="Times New Roman"/>
-          <w:sz w:val="28"/>
-        </w:rPr>
-        <w:t>value</w:t>
-      </w:r>
-      <w:proofErr w:type="spellEnd"/>
-      <w:r>
-        <w:rPr>
-          <w:rFonts w:ascii="Times New Roman" w:hAnsi="Times New Roman" w:cs="Times New Roman"/>
-          <w:sz w:val="28"/>
-        </w:rPr>
-        <w:t xml:space="preserve"> = 1.00 для всех показателей). Это свидетельствует об отсутствии значимых различий в центральных тенденциях распределений сравниваемых групп по каждому из анализируемых параметров.</w:t>
-      </w:r>
-    </w:p>
-    <w:p>
-      <w:pPr>
-        <w:pStyle w:val="2"/>
-        <w:rPr>
-          <w:rFonts w:ascii="Times New Roman" w:hAnsi="Times New Roman" w:cs="Times New Roman"/>
-          <w:color w:val="auto"/>
-          <w:sz w:val="28"/>
-        </w:rPr>
-      </w:pPr>
-      <w:bookmarkStart w:id="18" w:name="_Toc225949120"/>
-      <w:r>
-        <w:rPr>
-          <w:rFonts w:ascii="Times New Roman" w:hAnsi="Times New Roman" w:cs="Times New Roman"/>
-          <w:color w:val="auto"/>
-          <w:sz w:val="28"/>
-        </w:rPr>
-        <w:t>Многомерный анализ: ROC-кривая и классификация</w:t>
-      </w:r>
-      <w:bookmarkEnd w:id="18"/>
-    </w:p>
-    <w:p>
-      <w:pPr>
-        <w:jc w:val="both"/>
-        <w:rPr>
-          <w:rFonts w:ascii="Times New Roman" w:hAnsi="Times New Roman" w:cs="Times New Roman"/>
-          <w:sz w:val="28"/>
-        </w:rPr>
-      </w:pPr>
-      <w:r>
-        <w:rPr>
-          <w:rFonts w:ascii="Times New Roman" w:hAnsi="Times New Roman" w:cs="Times New Roman"/>
-          <w:sz w:val="28"/>
-        </w:rPr>
-        <w:t>Несмотря на отсутствие статистически значимых различий в одномерном сравнении, признаки могут обладать комбинированной предсказательной способностью, что подтверждается дальнейшим применением методов машинного обучения.</w:t>
+        <w:t>способностью, что подтверждается дальнейшим применением методов машинного обучения.</w:t>
       </w:r>
     </w:p>
     <w:p>
@@ -7945,16 +7974,14 @@
       </w:pPr>
       <w:r>
         <w:rPr>
-          <w:rFonts w:ascii="Times New Roman" w:hAnsi="Times New Roman" w:cs="Times New Roman"/>
           <w:noProof/>
-          <w:sz w:val="28"/>
           <w:lang w:eastAsia="ru-RU"/>
         </w:rPr>
         <w:drawing>
           <wp:inline distT="0" distB="0" distL="0" distR="0">
-            <wp:extent cx="5940425" cy="2419350"/>
-            <wp:effectExtent l="0" t="0" r="3175" b="0"/>
-            <wp:docPr id="18" name="Рисунок 18"/>
+            <wp:extent cx="5940425" cy="4391660"/>
+            <wp:effectExtent l="0" t="0" r="3175" b="8890"/>
+            <wp:docPr id="1" name="Рисунок 1"/>
             <wp:cNvGraphicFramePr>
               <a:graphicFrameLocks xmlns:a="http://schemas.openxmlformats.org/drawingml/2006/main" noChangeAspect="1"/>
             </wp:cNvGraphicFramePr>
@@ -7962,7 +7989,7 @@
               <a:graphicData uri="http://schemas.openxmlformats.org/drawingml/2006/picture">
                 <pic:pic xmlns:pic="http://schemas.openxmlformats.org/drawingml/2006/picture">
                   <pic:nvPicPr>
-                    <pic:cNvPr id="18" name="rocauccurve1_18.jpeg"/>
+                    <pic:cNvPr id="1" name="rocauccurve1_18.jpeg"/>
                     <pic:cNvPicPr/>
                   </pic:nvPicPr>
                   <pic:blipFill>
@@ -7980,7 +8007,7 @@
                   <pic:spPr>
                     <a:xfrm>
                       <a:off x="0" y="0"/>
-                      <a:ext cx="5940425" cy="2419350"/>
+                      <a:ext cx="5940425" cy="4391660"/>
                     </a:xfrm>
                     <a:prstGeom prst="rect">
                       <a:avLst/>
@@ -8085,40 +8112,40 @@
           <w:color w:val="auto"/>
           <w:sz w:val="28"/>
         </w:rPr>
+        <w:t>Оценка качества классификации</w:t>
+      </w:r>
+      <w:bookmarkEnd w:id="20"/>
+    </w:p>
+    <w:p>
+      <w:pPr>
+        <w:jc w:val="both"/>
+        <w:rPr>
+          <w:rFonts w:ascii="Times New Roman" w:hAnsi="Times New Roman" w:cs="Times New Roman"/>
+          <w:sz w:val="28"/>
+        </w:rPr>
+      </w:pPr>
+      <w:r>
+        <w:rPr>
+          <w:rFonts w:ascii="Times New Roman" w:hAnsi="Times New Roman" w:cs="Times New Roman"/>
+          <w:sz w:val="28"/>
+        </w:rPr>
+        <w:t>Матрица ошибок подтверждает, что модель лучше идентифицирует контрольную группу, но демонстрирует умеренную способность выявлять патологию.</w:t>
+      </w:r>
+    </w:p>
+    <w:p>
+      <w:pPr>
+        <w:jc w:val="both"/>
+        <w:rPr>
+          <w:rFonts w:ascii="Times New Roman" w:hAnsi="Times New Roman" w:cs="Times New Roman"/>
+          <w:sz w:val="28"/>
+        </w:rPr>
+      </w:pPr>
+      <w:r>
+        <w:rPr>
+          <w:rFonts w:ascii="Times New Roman" w:hAnsi="Times New Roman" w:cs="Times New Roman"/>
+          <w:sz w:val="28"/>
+        </w:rPr>
         <w:lastRenderedPageBreak/>
-        <w:t>Оценка качества классификации</w:t>
-      </w:r>
-      <w:bookmarkEnd w:id="20"/>
-    </w:p>
-    <w:p>
-      <w:pPr>
-        <w:jc w:val="both"/>
-        <w:rPr>
-          <w:rFonts w:ascii="Times New Roman" w:hAnsi="Times New Roman" w:cs="Times New Roman"/>
-          <w:sz w:val="28"/>
-        </w:rPr>
-      </w:pPr>
-      <w:r>
-        <w:rPr>
-          <w:rFonts w:ascii="Times New Roman" w:hAnsi="Times New Roman" w:cs="Times New Roman"/>
-          <w:sz w:val="28"/>
-        </w:rPr>
-        <w:t>Матрица ошибок подтверждает, что модель лучше идентифицирует контрольную группу, но демонстрирует умеренную способность выявлять патологию.</w:t>
-      </w:r>
-    </w:p>
-    <w:p>
-      <w:pPr>
-        <w:jc w:val="both"/>
-        <w:rPr>
-          <w:rFonts w:ascii="Times New Roman" w:hAnsi="Times New Roman" w:cs="Times New Roman"/>
-          <w:sz w:val="28"/>
-        </w:rPr>
-      </w:pPr>
-      <w:r>
-        <w:rPr>
-          <w:rFonts w:ascii="Times New Roman" w:hAnsi="Times New Roman" w:cs="Times New Roman"/>
-          <w:sz w:val="28"/>
-        </w:rPr>
         <w:t xml:space="preserve">Значение средней точности (AP, </w:t>
       </w:r>
       <w:proofErr w:type="spellStart"/>
@@ -8325,7 +8352,7 @@
     </w:p>
     <w:tbl>
       <w:tblPr>
-        <w:tblW w:w="8103" w:type="dxa"/>
+        <w:tblW w:w="9742" w:type="dxa"/>
         <w:tblBorders>
           <w:top w:val="single" w:sz="4" w:space="0" w:color="auto"/>
           <w:left w:val="single" w:sz="4" w:space="0" w:color="auto"/>
@@ -8343,18 +8370,19 @@
         <w:tblLook w:val="04A0" w:firstRow="1" w:lastRow="0" w:firstColumn="1" w:lastColumn="0" w:noHBand="0" w:noVBand="1"/>
       </w:tblPr>
       <w:tblGrid>
-        <w:gridCol w:w="707"/>
-        <w:gridCol w:w="5489"/>
-        <w:gridCol w:w="1907"/>
+        <w:gridCol w:w="919"/>
+        <w:gridCol w:w="3030"/>
+        <w:gridCol w:w="5793"/>
       </w:tblGrid>
       <w:tr>
         <w:trPr>
-          <w:trHeight w:val="409"/>
+          <w:trHeight w:val="69"/>
           <w:tblHeader/>
         </w:trPr>
         <w:tc>
           <w:tcPr>
             <w:tcW w:w="0" w:type="auto"/>
+            <w:shd w:val="clear" w:color="auto" w:fill="auto"/>
             <w:tcMar>
               <w:top w:w="150" w:type="dxa"/>
               <w:left w:w="0" w:type="dxa"/>
@@ -8366,15 +8394,20 @@
           </w:tcPr>
           <w:p>
             <w:pPr>
-              <w:rPr>
-                <w:rFonts w:ascii="Times New Roman" w:hAnsi="Times New Roman" w:cs="Times New Roman"/>
-                <w:sz w:val="24"/>
+              <w:spacing w:after="0" w:line="375" w:lineRule="atLeast"/>
+              <w:rPr>
+                <w:rFonts w:ascii="Times New Roman" w:eastAsia="Times New Roman" w:hAnsi="Times New Roman" w:cs="Times New Roman"/>
+                <w:sz w:val="28"/>
+                <w:szCs w:val="23"/>
+                <w:lang w:eastAsia="ru-RU"/>
               </w:rPr>
             </w:pPr>
             <w:r>
               <w:rPr>
-                <w:rFonts w:ascii="Times New Roman" w:hAnsi="Times New Roman" w:cs="Times New Roman"/>
-                <w:sz w:val="24"/>
+                <w:rFonts w:ascii="Times New Roman" w:eastAsia="Times New Roman" w:hAnsi="Times New Roman" w:cs="Times New Roman"/>
+                <w:sz w:val="28"/>
+                <w:szCs w:val="23"/>
+                <w:lang w:eastAsia="ru-RU"/>
               </w:rPr>
               <w:t>Ранг</w:t>
             </w:r>
@@ -8383,6 +8416,7 @@
         <w:tc>
           <w:tcPr>
             <w:tcW w:w="0" w:type="auto"/>
+            <w:shd w:val="clear" w:color="auto" w:fill="auto"/>
             <w:tcMar>
               <w:top w:w="150" w:type="dxa"/>
               <w:left w:w="240" w:type="dxa"/>
@@ -8394,23 +8428,49 @@
           </w:tcPr>
           <w:p>
             <w:pPr>
-              <w:rPr>
-                <w:rFonts w:ascii="Times New Roman" w:hAnsi="Times New Roman" w:cs="Times New Roman"/>
-                <w:sz w:val="24"/>
+              <w:spacing w:after="0" w:line="375" w:lineRule="atLeast"/>
+              <w:rPr>
+                <w:rFonts w:ascii="Times New Roman" w:eastAsia="Times New Roman" w:hAnsi="Times New Roman" w:cs="Times New Roman"/>
+                <w:sz w:val="28"/>
+                <w:szCs w:val="23"/>
+                <w:lang w:eastAsia="ru-RU"/>
               </w:rPr>
             </w:pPr>
             <w:r>
               <w:rPr>
-                <w:rFonts w:ascii="Times New Roman" w:hAnsi="Times New Roman" w:cs="Times New Roman"/>
-                <w:sz w:val="24"/>
-              </w:rPr>
-              <w:t>Признак</w:t>
+                <w:rFonts w:ascii="Times New Roman" w:eastAsia="Times New Roman" w:hAnsi="Times New Roman" w:cs="Times New Roman"/>
+                <w:sz w:val="28"/>
+                <w:szCs w:val="23"/>
+                <w:lang w:eastAsia="ru-RU"/>
+              </w:rPr>
+              <w:t>Признак (</w:t>
+            </w:r>
+            <w:proofErr w:type="spellStart"/>
+            <w:r>
+              <w:rPr>
+                <w:rFonts w:ascii="Times New Roman" w:eastAsia="Times New Roman" w:hAnsi="Times New Roman" w:cs="Times New Roman"/>
+                <w:sz w:val="28"/>
+                <w:szCs w:val="23"/>
+                <w:lang w:eastAsia="ru-RU"/>
+              </w:rPr>
+              <w:t>Feature</w:t>
+            </w:r>
+            <w:proofErr w:type="spellEnd"/>
+            <w:r>
+              <w:rPr>
+                <w:rFonts w:ascii="Times New Roman" w:eastAsia="Times New Roman" w:hAnsi="Times New Roman" w:cs="Times New Roman"/>
+                <w:sz w:val="28"/>
+                <w:szCs w:val="23"/>
+                <w:lang w:eastAsia="ru-RU"/>
+              </w:rPr>
+              <w:t>)</w:t>
             </w:r>
           </w:p>
         </w:tc>
         <w:tc>
           <w:tcPr>
             <w:tcW w:w="0" w:type="auto"/>
+            <w:shd w:val="clear" w:color="auto" w:fill="auto"/>
             <w:tcMar>
               <w:top w:w="150" w:type="dxa"/>
               <w:left w:w="240" w:type="dxa"/>
@@ -8422,44 +8482,34 @@
           </w:tcPr>
           <w:p>
             <w:pPr>
-              <w:rPr>
-                <w:rFonts w:ascii="Times New Roman" w:hAnsi="Times New Roman" w:cs="Times New Roman"/>
-                <w:sz w:val="24"/>
+              <w:spacing w:after="0" w:line="375" w:lineRule="atLeast"/>
+              <w:rPr>
+                <w:rFonts w:ascii="Times New Roman" w:eastAsia="Times New Roman" w:hAnsi="Times New Roman" w:cs="Times New Roman"/>
+                <w:sz w:val="28"/>
+                <w:szCs w:val="23"/>
+                <w:lang w:eastAsia="ru-RU"/>
               </w:rPr>
             </w:pPr>
             <w:r>
               <w:rPr>
-                <w:rFonts w:ascii="Times New Roman" w:hAnsi="Times New Roman" w:cs="Times New Roman"/>
-                <w:sz w:val="24"/>
-              </w:rPr>
-              <w:t>Важность (</w:t>
-            </w:r>
-            <w:proofErr w:type="spellStart"/>
-            <w:r>
-              <w:rPr>
-                <w:rFonts w:ascii="Times New Roman" w:hAnsi="Times New Roman" w:cs="Times New Roman"/>
-                <w:sz w:val="24"/>
-              </w:rPr>
-              <w:t>Gini</w:t>
-            </w:r>
-            <w:proofErr w:type="spellEnd"/>
-            <w:r>
-              <w:rPr>
-                <w:rFonts w:ascii="Times New Roman" w:hAnsi="Times New Roman" w:cs="Times New Roman"/>
-                <w:sz w:val="24"/>
-              </w:rPr>
-              <w:t>)</w:t>
+                <w:rFonts w:ascii="Times New Roman" w:eastAsia="Times New Roman" w:hAnsi="Times New Roman" w:cs="Times New Roman"/>
+                <w:sz w:val="28"/>
+                <w:szCs w:val="23"/>
+                <w:lang w:eastAsia="ru-RU"/>
+              </w:rPr>
+              <w:t>Роль в классификации</w:t>
             </w:r>
           </w:p>
         </w:tc>
       </w:tr>
       <w:tr>
         <w:trPr>
-          <w:trHeight w:val="395"/>
+          <w:trHeight w:val="69"/>
         </w:trPr>
         <w:tc>
           <w:tcPr>
             <w:tcW w:w="0" w:type="auto"/>
+            <w:shd w:val="clear" w:color="auto" w:fill="auto"/>
             <w:tcMar>
               <w:top w:w="150" w:type="dxa"/>
               <w:left w:w="0" w:type="dxa"/>
@@ -8471,15 +8521,20 @@
           </w:tcPr>
           <w:p>
             <w:pPr>
-              <w:rPr>
-                <w:rFonts w:ascii="Times New Roman" w:hAnsi="Times New Roman" w:cs="Times New Roman"/>
-                <w:sz w:val="24"/>
+              <w:spacing w:after="0" w:line="375" w:lineRule="atLeast"/>
+              <w:rPr>
+                <w:rFonts w:ascii="Times New Roman" w:eastAsia="Times New Roman" w:hAnsi="Times New Roman" w:cs="Times New Roman"/>
+                <w:sz w:val="28"/>
+                <w:szCs w:val="23"/>
+                <w:lang w:eastAsia="ru-RU"/>
               </w:rPr>
             </w:pPr>
             <w:r>
               <w:rPr>
-                <w:rFonts w:ascii="Times New Roman" w:hAnsi="Times New Roman" w:cs="Times New Roman"/>
-                <w:sz w:val="24"/>
+                <w:rFonts w:ascii="Times New Roman" w:eastAsia="Times New Roman" w:hAnsi="Times New Roman" w:cs="Times New Roman"/>
+                <w:sz w:val="28"/>
+                <w:szCs w:val="23"/>
+                <w:lang w:eastAsia="ru-RU"/>
               </w:rPr>
               <w:t>1</w:t>
             </w:r>
@@ -8488,6 +8543,7 @@
         <w:tc>
           <w:tcPr>
             <w:tcW w:w="0" w:type="auto"/>
+            <w:shd w:val="clear" w:color="auto" w:fill="auto"/>
             <w:tcMar>
               <w:top w:w="150" w:type="dxa"/>
               <w:left w:w="240" w:type="dxa"/>
@@ -8499,39 +8555,33 @@
           </w:tcPr>
           <w:p>
             <w:pPr>
-              <w:rPr>
-                <w:rFonts w:ascii="Times New Roman" w:hAnsi="Times New Roman" w:cs="Times New Roman"/>
-                <w:sz w:val="24"/>
+              <w:spacing w:after="0" w:line="375" w:lineRule="atLeast"/>
+              <w:rPr>
+                <w:rFonts w:ascii="Times New Roman" w:eastAsia="Times New Roman" w:hAnsi="Times New Roman" w:cs="Times New Roman"/>
+                <w:sz w:val="28"/>
+                <w:szCs w:val="23"/>
+                <w:lang w:eastAsia="ru-RU"/>
               </w:rPr>
             </w:pPr>
-            <w:r>
-              <w:rPr>
-                <w:rFonts w:ascii="Times New Roman" w:hAnsi="Times New Roman" w:cs="Times New Roman"/>
-                <w:sz w:val="24"/>
-              </w:rPr>
-              <w:t>Эксцесс (</w:t>
-            </w:r>
             <w:proofErr w:type="spellStart"/>
             <w:r>
               <w:rPr>
-                <w:rFonts w:ascii="Times New Roman" w:hAnsi="Times New Roman" w:cs="Times New Roman"/>
-                <w:sz w:val="24"/>
+                <w:rFonts w:ascii="Times New Roman" w:eastAsia="Times New Roman" w:hAnsi="Times New Roman" w:cs="Times New Roman"/>
+                <w:b/>
+                <w:bCs/>
+                <w:sz w:val="28"/>
+                <w:szCs w:val="23"/>
+                <w:lang w:eastAsia="ru-RU"/>
               </w:rPr>
               <w:t>kurtosis</w:t>
             </w:r>
             <w:proofErr w:type="spellEnd"/>
-            <w:r>
-              <w:rPr>
-                <w:rFonts w:ascii="Times New Roman" w:hAnsi="Times New Roman" w:cs="Times New Roman"/>
-                <w:sz w:val="24"/>
-              </w:rPr>
-              <w:t>)</w:t>
-            </w:r>
           </w:p>
         </w:tc>
         <w:tc>
           <w:tcPr>
             <w:tcW w:w="0" w:type="auto"/>
+            <w:shd w:val="clear" w:color="auto" w:fill="auto"/>
             <w:tcMar>
               <w:top w:w="150" w:type="dxa"/>
               <w:left w:w="240" w:type="dxa"/>
@@ -8543,28 +8593,34 @@
           </w:tcPr>
           <w:p>
             <w:pPr>
-              <w:rPr>
-                <w:rFonts w:ascii="Times New Roman" w:hAnsi="Times New Roman" w:cs="Times New Roman"/>
-                <w:sz w:val="24"/>
+              <w:spacing w:after="0" w:line="375" w:lineRule="atLeast"/>
+              <w:rPr>
+                <w:rFonts w:ascii="Times New Roman" w:eastAsia="Times New Roman" w:hAnsi="Times New Roman" w:cs="Times New Roman"/>
+                <w:sz w:val="28"/>
+                <w:szCs w:val="23"/>
+                <w:lang w:eastAsia="ru-RU"/>
               </w:rPr>
             </w:pPr>
             <w:r>
               <w:rPr>
-                <w:rFonts w:ascii="Times New Roman" w:hAnsi="Times New Roman" w:cs="Times New Roman"/>
-                <w:sz w:val="24"/>
-              </w:rPr>
-              <w:t>0,154</w:t>
+                <w:rFonts w:ascii="Times New Roman" w:eastAsia="Times New Roman" w:hAnsi="Times New Roman" w:cs="Times New Roman"/>
+                <w:sz w:val="28"/>
+                <w:szCs w:val="23"/>
+                <w:lang w:eastAsia="ru-RU"/>
+              </w:rPr>
+              <w:t>Наиболее значимый предиктор</w:t>
             </w:r>
           </w:p>
         </w:tc>
       </w:tr>
       <w:tr>
         <w:trPr>
-          <w:trHeight w:val="409"/>
+          <w:trHeight w:val="69"/>
         </w:trPr>
         <w:tc>
           <w:tcPr>
             <w:tcW w:w="0" w:type="auto"/>
+            <w:shd w:val="clear" w:color="auto" w:fill="auto"/>
             <w:tcMar>
               <w:top w:w="150" w:type="dxa"/>
               <w:left w:w="0" w:type="dxa"/>
@@ -8576,15 +8632,20 @@
           </w:tcPr>
           <w:p>
             <w:pPr>
-              <w:rPr>
-                <w:rFonts w:ascii="Times New Roman" w:hAnsi="Times New Roman" w:cs="Times New Roman"/>
-                <w:sz w:val="24"/>
+              <w:spacing w:after="0" w:line="375" w:lineRule="atLeast"/>
+              <w:rPr>
+                <w:rFonts w:ascii="Times New Roman" w:eastAsia="Times New Roman" w:hAnsi="Times New Roman" w:cs="Times New Roman"/>
+                <w:sz w:val="28"/>
+                <w:szCs w:val="23"/>
+                <w:lang w:eastAsia="ru-RU"/>
               </w:rPr>
             </w:pPr>
             <w:r>
               <w:rPr>
-                <w:rFonts w:ascii="Times New Roman" w:hAnsi="Times New Roman" w:cs="Times New Roman"/>
-                <w:sz w:val="24"/>
+                <w:rFonts w:ascii="Times New Roman" w:eastAsia="Times New Roman" w:hAnsi="Times New Roman" w:cs="Times New Roman"/>
+                <w:sz w:val="28"/>
+                <w:szCs w:val="23"/>
+                <w:lang w:eastAsia="ru-RU"/>
               </w:rPr>
               <w:t>2</w:t>
             </w:r>
@@ -8593,6 +8654,7 @@
         <w:tc>
           <w:tcPr>
             <w:tcW w:w="0" w:type="auto"/>
+            <w:shd w:val="clear" w:color="auto" w:fill="auto"/>
             <w:tcMar>
               <w:top w:w="150" w:type="dxa"/>
               <w:left w:w="240" w:type="dxa"/>
@@ -8604,23 +8666,31 @@
           </w:tcPr>
           <w:p>
             <w:pPr>
-              <w:rPr>
-                <w:rFonts w:ascii="Times New Roman" w:hAnsi="Times New Roman" w:cs="Times New Roman"/>
-                <w:sz w:val="24"/>
+              <w:spacing w:after="0" w:line="375" w:lineRule="atLeast"/>
+              <w:rPr>
+                <w:rFonts w:ascii="Times New Roman" w:eastAsia="Times New Roman" w:hAnsi="Times New Roman" w:cs="Times New Roman"/>
+                <w:sz w:val="28"/>
+                <w:szCs w:val="23"/>
+                <w:lang w:eastAsia="ru-RU"/>
               </w:rPr>
             </w:pPr>
             <w:r>
               <w:rPr>
-                <w:rFonts w:ascii="Times New Roman" w:hAnsi="Times New Roman" w:cs="Times New Roman"/>
-                <w:sz w:val="24"/>
-              </w:rPr>
-              <w:t>RMS40, мкВ (RMS40_mkV)</w:t>
+                <w:rFonts w:ascii="Times New Roman" w:eastAsia="Times New Roman" w:hAnsi="Times New Roman" w:cs="Times New Roman"/>
+                <w:b/>
+                <w:bCs/>
+                <w:sz w:val="28"/>
+                <w:szCs w:val="23"/>
+                <w:lang w:eastAsia="ru-RU"/>
+              </w:rPr>
+              <w:t>RMS40_mkV</w:t>
             </w:r>
           </w:p>
         </w:tc>
         <w:tc>
           <w:tcPr>
             <w:tcW w:w="0" w:type="auto"/>
+            <w:shd w:val="clear" w:color="auto" w:fill="auto"/>
             <w:tcMar>
               <w:top w:w="150" w:type="dxa"/>
               <w:left w:w="240" w:type="dxa"/>
@@ -8632,28 +8702,34 @@
           </w:tcPr>
           <w:p>
             <w:pPr>
-              <w:rPr>
-                <w:rFonts w:ascii="Times New Roman" w:hAnsi="Times New Roman" w:cs="Times New Roman"/>
-                <w:sz w:val="24"/>
+              <w:spacing w:after="0" w:line="375" w:lineRule="atLeast"/>
+              <w:rPr>
+                <w:rFonts w:ascii="Times New Roman" w:eastAsia="Times New Roman" w:hAnsi="Times New Roman" w:cs="Times New Roman"/>
+                <w:sz w:val="28"/>
+                <w:szCs w:val="23"/>
+                <w:lang w:eastAsia="ru-RU"/>
               </w:rPr>
             </w:pPr>
             <w:r>
               <w:rPr>
-                <w:rFonts w:ascii="Times New Roman" w:hAnsi="Times New Roman" w:cs="Times New Roman"/>
-                <w:sz w:val="24"/>
-              </w:rPr>
-              <w:t>0,148</w:t>
+                <w:rFonts w:ascii="Times New Roman" w:eastAsia="Times New Roman" w:hAnsi="Times New Roman" w:cs="Times New Roman"/>
+                <w:sz w:val="28"/>
+                <w:szCs w:val="23"/>
+                <w:lang w:eastAsia="ru-RU"/>
+              </w:rPr>
+              <w:t>Высокая важность</w:t>
             </w:r>
           </w:p>
         </w:tc>
       </w:tr>
       <w:tr>
         <w:trPr>
-          <w:trHeight w:val="409"/>
+          <w:trHeight w:val="69"/>
         </w:trPr>
         <w:tc>
           <w:tcPr>
             <w:tcW w:w="0" w:type="auto"/>
+            <w:shd w:val="clear" w:color="auto" w:fill="auto"/>
             <w:tcMar>
               <w:top w:w="150" w:type="dxa"/>
               <w:left w:w="0" w:type="dxa"/>
@@ -8665,15 +8741,20 @@
           </w:tcPr>
           <w:p>
             <w:pPr>
-              <w:rPr>
-                <w:rFonts w:ascii="Times New Roman" w:hAnsi="Times New Roman" w:cs="Times New Roman"/>
-                <w:sz w:val="24"/>
+              <w:spacing w:after="0" w:line="375" w:lineRule="atLeast"/>
+              <w:rPr>
+                <w:rFonts w:ascii="Times New Roman" w:eastAsia="Times New Roman" w:hAnsi="Times New Roman" w:cs="Times New Roman"/>
+                <w:sz w:val="28"/>
+                <w:szCs w:val="23"/>
+                <w:lang w:eastAsia="ru-RU"/>
               </w:rPr>
             </w:pPr>
             <w:r>
               <w:rPr>
-                <w:rFonts w:ascii="Times New Roman" w:hAnsi="Times New Roman" w:cs="Times New Roman"/>
-                <w:sz w:val="24"/>
+                <w:rFonts w:ascii="Times New Roman" w:eastAsia="Times New Roman" w:hAnsi="Times New Roman" w:cs="Times New Roman"/>
+                <w:sz w:val="28"/>
+                <w:szCs w:val="23"/>
+                <w:lang w:eastAsia="ru-RU"/>
               </w:rPr>
               <w:t>3</w:t>
             </w:r>
@@ -8682,6 +8763,7 @@
         <w:tc>
           <w:tcPr>
             <w:tcW w:w="0" w:type="auto"/>
+            <w:shd w:val="clear" w:color="auto" w:fill="auto"/>
             <w:tcMar>
               <w:top w:w="150" w:type="dxa"/>
               <w:left w:w="240" w:type="dxa"/>
@@ -8693,55 +8775,33 @@
           </w:tcPr>
           <w:p>
             <w:pPr>
-              <w:rPr>
-                <w:rFonts w:ascii="Times New Roman" w:hAnsi="Times New Roman" w:cs="Times New Roman"/>
-                <w:sz w:val="24"/>
+              <w:spacing w:after="0" w:line="375" w:lineRule="atLeast"/>
+              <w:rPr>
+                <w:rFonts w:ascii="Times New Roman" w:eastAsia="Times New Roman" w:hAnsi="Times New Roman" w:cs="Times New Roman"/>
+                <w:sz w:val="28"/>
+                <w:szCs w:val="23"/>
+                <w:lang w:eastAsia="ru-RU"/>
               </w:rPr>
             </w:pPr>
-            <w:r>
-              <w:rPr>
-                <w:rFonts w:ascii="Times New Roman" w:hAnsi="Times New Roman" w:cs="Times New Roman"/>
-                <w:sz w:val="24"/>
-              </w:rPr>
-              <w:t xml:space="preserve">Длительность низкоамплитудного сигнала, </w:t>
-            </w:r>
             <w:proofErr w:type="spellStart"/>
             <w:r>
               <w:rPr>
-                <w:rFonts w:ascii="Times New Roman" w:hAnsi="Times New Roman" w:cs="Times New Roman"/>
-                <w:sz w:val="24"/>
-              </w:rPr>
-              <w:t>мс</w:t>
+                <w:rFonts w:ascii="Times New Roman" w:eastAsia="Times New Roman" w:hAnsi="Times New Roman" w:cs="Times New Roman"/>
+                <w:b/>
+                <w:bCs/>
+                <w:sz w:val="28"/>
+                <w:szCs w:val="23"/>
+                <w:lang w:eastAsia="ru-RU"/>
+              </w:rPr>
+              <w:t>LAS_ms</w:t>
             </w:r>
             <w:proofErr w:type="spellEnd"/>
-            <w:r>
-              <w:rPr>
-                <w:rFonts w:ascii="Times New Roman" w:hAnsi="Times New Roman" w:cs="Times New Roman"/>
-                <w:sz w:val="24"/>
-              </w:rPr>
-              <w:t xml:space="preserve"> (</w:t>
-            </w:r>
-            <w:proofErr w:type="spellStart"/>
-            <w:r>
-              <w:rPr>
-                <w:rFonts w:ascii="Times New Roman" w:hAnsi="Times New Roman" w:cs="Times New Roman"/>
-                <w:sz w:val="24"/>
-              </w:rPr>
-              <w:t>LAS_ms</w:t>
-            </w:r>
-            <w:proofErr w:type="spellEnd"/>
-            <w:r>
-              <w:rPr>
-                <w:rFonts w:ascii="Times New Roman" w:hAnsi="Times New Roman" w:cs="Times New Roman"/>
-                <w:sz w:val="24"/>
-              </w:rPr>
-              <w:t>)</w:t>
-            </w:r>
           </w:p>
         </w:tc>
         <w:tc>
           <w:tcPr>
             <w:tcW w:w="0" w:type="auto"/>
+            <w:shd w:val="clear" w:color="auto" w:fill="auto"/>
             <w:tcMar>
               <w:top w:w="150" w:type="dxa"/>
               <w:left w:w="240" w:type="dxa"/>
@@ -8753,28 +8813,34 @@
           </w:tcPr>
           <w:p>
             <w:pPr>
-              <w:rPr>
-                <w:rFonts w:ascii="Times New Roman" w:hAnsi="Times New Roman" w:cs="Times New Roman"/>
-                <w:sz w:val="24"/>
+              <w:spacing w:after="0" w:line="375" w:lineRule="atLeast"/>
+              <w:rPr>
+                <w:rFonts w:ascii="Times New Roman" w:eastAsia="Times New Roman" w:hAnsi="Times New Roman" w:cs="Times New Roman"/>
+                <w:sz w:val="28"/>
+                <w:szCs w:val="23"/>
+                <w:lang w:eastAsia="ru-RU"/>
               </w:rPr>
             </w:pPr>
             <w:r>
               <w:rPr>
-                <w:rFonts w:ascii="Times New Roman" w:hAnsi="Times New Roman" w:cs="Times New Roman"/>
-                <w:sz w:val="24"/>
-              </w:rPr>
-              <w:t>0,134</w:t>
+                <w:rFonts w:ascii="Times New Roman" w:eastAsia="Times New Roman" w:hAnsi="Times New Roman" w:cs="Times New Roman"/>
+                <w:sz w:val="28"/>
+                <w:szCs w:val="23"/>
+                <w:lang w:eastAsia="ru-RU"/>
+              </w:rPr>
+              <w:t>Высокая важность</w:t>
             </w:r>
           </w:p>
         </w:tc>
       </w:tr>
       <w:tr>
         <w:trPr>
-          <w:trHeight w:val="395"/>
+          <w:trHeight w:val="69"/>
         </w:trPr>
         <w:tc>
           <w:tcPr>
             <w:tcW w:w="0" w:type="auto"/>
+            <w:shd w:val="clear" w:color="auto" w:fill="auto"/>
             <w:tcMar>
               <w:top w:w="150" w:type="dxa"/>
               <w:left w:w="0" w:type="dxa"/>
@@ -8786,15 +8852,20 @@
           </w:tcPr>
           <w:p>
             <w:pPr>
-              <w:rPr>
-                <w:rFonts w:ascii="Times New Roman" w:hAnsi="Times New Roman" w:cs="Times New Roman"/>
-                <w:sz w:val="24"/>
+              <w:spacing w:after="0" w:line="375" w:lineRule="atLeast"/>
+              <w:rPr>
+                <w:rFonts w:ascii="Times New Roman" w:eastAsia="Times New Roman" w:hAnsi="Times New Roman" w:cs="Times New Roman"/>
+                <w:sz w:val="28"/>
+                <w:szCs w:val="23"/>
+                <w:lang w:eastAsia="ru-RU"/>
               </w:rPr>
             </w:pPr>
             <w:r>
               <w:rPr>
-                <w:rFonts w:ascii="Times New Roman" w:hAnsi="Times New Roman" w:cs="Times New Roman"/>
-                <w:sz w:val="24"/>
+                <w:rFonts w:ascii="Times New Roman" w:eastAsia="Times New Roman" w:hAnsi="Times New Roman" w:cs="Times New Roman"/>
+                <w:sz w:val="28"/>
+                <w:szCs w:val="23"/>
+                <w:lang w:eastAsia="ru-RU"/>
               </w:rPr>
               <w:t>4</w:t>
             </w:r>
@@ -8803,6 +8874,7 @@
         <w:tc>
           <w:tcPr>
             <w:tcW w:w="0" w:type="auto"/>
+            <w:shd w:val="clear" w:color="auto" w:fill="auto"/>
             <w:tcMar>
               <w:top w:w="150" w:type="dxa"/>
               <w:left w:w="240" w:type="dxa"/>
@@ -8814,55 +8886,33 @@
           </w:tcPr>
           <w:p>
             <w:pPr>
-              <w:rPr>
-                <w:rFonts w:ascii="Times New Roman" w:hAnsi="Times New Roman" w:cs="Times New Roman"/>
-                <w:sz w:val="24"/>
+              <w:spacing w:after="0" w:line="375" w:lineRule="atLeast"/>
+              <w:rPr>
+                <w:rFonts w:ascii="Times New Roman" w:eastAsia="Times New Roman" w:hAnsi="Times New Roman" w:cs="Times New Roman"/>
+                <w:sz w:val="28"/>
+                <w:szCs w:val="23"/>
+                <w:lang w:eastAsia="ru-RU"/>
               </w:rPr>
             </w:pPr>
-            <w:r>
-              <w:rPr>
-                <w:rFonts w:ascii="Times New Roman" w:hAnsi="Times New Roman" w:cs="Times New Roman"/>
-                <w:sz w:val="24"/>
-              </w:rPr>
-              <w:t xml:space="preserve">Окончание комплекса QRS, </w:t>
-            </w:r>
             <w:proofErr w:type="spellStart"/>
             <w:r>
               <w:rPr>
-                <w:rFonts w:ascii="Times New Roman" w:hAnsi="Times New Roman" w:cs="Times New Roman"/>
-                <w:sz w:val="24"/>
-              </w:rPr>
-              <w:t>мс</w:t>
+                <w:rFonts w:ascii="Times New Roman" w:eastAsia="Times New Roman" w:hAnsi="Times New Roman" w:cs="Times New Roman"/>
+                <w:b/>
+                <w:bCs/>
+                <w:sz w:val="28"/>
+                <w:szCs w:val="23"/>
+                <w:lang w:eastAsia="ru-RU"/>
+              </w:rPr>
+              <w:t>mean</w:t>
             </w:r>
             <w:proofErr w:type="spellEnd"/>
-            <w:r>
-              <w:rPr>
-                <w:rFonts w:ascii="Times New Roman" w:hAnsi="Times New Roman" w:cs="Times New Roman"/>
-                <w:sz w:val="24"/>
-              </w:rPr>
-              <w:t xml:space="preserve"> (</w:t>
-            </w:r>
-            <w:proofErr w:type="spellStart"/>
-            <w:r>
-              <w:rPr>
-                <w:rFonts w:ascii="Times New Roman" w:hAnsi="Times New Roman" w:cs="Times New Roman"/>
-                <w:sz w:val="24"/>
-              </w:rPr>
-              <w:t>QRSoff</w:t>
-            </w:r>
-            <w:proofErr w:type="spellEnd"/>
-            <w:r>
-              <w:rPr>
-                <w:rFonts w:ascii="Times New Roman" w:hAnsi="Times New Roman" w:cs="Times New Roman"/>
-                <w:sz w:val="24"/>
-              </w:rPr>
-              <w:t>)</w:t>
-            </w:r>
           </w:p>
         </w:tc>
         <w:tc>
           <w:tcPr>
             <w:tcW w:w="0" w:type="auto"/>
+            <w:shd w:val="clear" w:color="auto" w:fill="auto"/>
             <w:tcMar>
               <w:top w:w="150" w:type="dxa"/>
               <w:left w:w="240" w:type="dxa"/>
@@ -8874,28 +8924,34 @@
           </w:tcPr>
           <w:p>
             <w:pPr>
-              <w:rPr>
-                <w:rFonts w:ascii="Times New Roman" w:hAnsi="Times New Roman" w:cs="Times New Roman"/>
-                <w:sz w:val="24"/>
+              <w:spacing w:after="0" w:line="375" w:lineRule="atLeast"/>
+              <w:rPr>
+                <w:rFonts w:ascii="Times New Roman" w:eastAsia="Times New Roman" w:hAnsi="Times New Roman" w:cs="Times New Roman"/>
+                <w:sz w:val="28"/>
+                <w:szCs w:val="23"/>
+                <w:lang w:eastAsia="ru-RU"/>
               </w:rPr>
             </w:pPr>
             <w:r>
               <w:rPr>
-                <w:rFonts w:ascii="Times New Roman" w:hAnsi="Times New Roman" w:cs="Times New Roman"/>
-                <w:sz w:val="24"/>
-              </w:rPr>
-              <w:t>0,119</w:t>
+                <w:rFonts w:ascii="Times New Roman" w:eastAsia="Times New Roman" w:hAnsi="Times New Roman" w:cs="Times New Roman"/>
+                <w:sz w:val="28"/>
+                <w:szCs w:val="23"/>
+                <w:lang w:eastAsia="ru-RU"/>
+              </w:rPr>
+              <w:t>Средняя важность</w:t>
             </w:r>
           </w:p>
         </w:tc>
       </w:tr>
       <w:tr>
         <w:trPr>
-          <w:trHeight w:val="409"/>
+          <w:trHeight w:val="69"/>
         </w:trPr>
         <w:tc>
           <w:tcPr>
             <w:tcW w:w="0" w:type="auto"/>
+            <w:shd w:val="clear" w:color="auto" w:fill="auto"/>
             <w:tcMar>
               <w:top w:w="150" w:type="dxa"/>
               <w:left w:w="0" w:type="dxa"/>
@@ -8907,15 +8963,20 @@
           </w:tcPr>
           <w:p>
             <w:pPr>
-              <w:rPr>
-                <w:rFonts w:ascii="Times New Roman" w:hAnsi="Times New Roman" w:cs="Times New Roman"/>
-                <w:sz w:val="24"/>
+              <w:spacing w:after="0" w:line="375" w:lineRule="atLeast"/>
+              <w:rPr>
+                <w:rFonts w:ascii="Times New Roman" w:eastAsia="Times New Roman" w:hAnsi="Times New Roman" w:cs="Times New Roman"/>
+                <w:sz w:val="28"/>
+                <w:szCs w:val="23"/>
+                <w:lang w:eastAsia="ru-RU"/>
               </w:rPr>
             </w:pPr>
             <w:r>
               <w:rPr>
-                <w:rFonts w:ascii="Times New Roman" w:hAnsi="Times New Roman" w:cs="Times New Roman"/>
-                <w:sz w:val="24"/>
+                <w:rFonts w:ascii="Times New Roman" w:eastAsia="Times New Roman" w:hAnsi="Times New Roman" w:cs="Times New Roman"/>
+                <w:sz w:val="28"/>
+                <w:szCs w:val="23"/>
+                <w:lang w:eastAsia="ru-RU"/>
               </w:rPr>
               <w:t>5</w:t>
             </w:r>
@@ -8924,6 +8985,7 @@
         <w:tc>
           <w:tcPr>
             <w:tcW w:w="0" w:type="auto"/>
+            <w:shd w:val="clear" w:color="auto" w:fill="auto"/>
             <w:tcMar>
               <w:top w:w="150" w:type="dxa"/>
               <w:left w:w="240" w:type="dxa"/>
@@ -8935,55 +8997,33 @@
           </w:tcPr>
           <w:p>
             <w:pPr>
-              <w:rPr>
-                <w:rFonts w:ascii="Times New Roman" w:hAnsi="Times New Roman" w:cs="Times New Roman"/>
-                <w:sz w:val="24"/>
+              <w:spacing w:after="0" w:line="375" w:lineRule="atLeast"/>
+              <w:rPr>
+                <w:rFonts w:ascii="Times New Roman" w:eastAsia="Times New Roman" w:hAnsi="Times New Roman" w:cs="Times New Roman"/>
+                <w:sz w:val="28"/>
+                <w:szCs w:val="23"/>
+                <w:lang w:eastAsia="ru-RU"/>
               </w:rPr>
             </w:pPr>
-            <w:r>
-              <w:rPr>
-                <w:rFonts w:ascii="Times New Roman" w:hAnsi="Times New Roman" w:cs="Times New Roman"/>
-                <w:sz w:val="24"/>
-              </w:rPr>
-              <w:t xml:space="preserve">Фрагментированный QRS, </w:t>
-            </w:r>
             <w:proofErr w:type="spellStart"/>
             <w:r>
               <w:rPr>
-                <w:rFonts w:ascii="Times New Roman" w:hAnsi="Times New Roman" w:cs="Times New Roman"/>
-                <w:sz w:val="24"/>
-              </w:rPr>
-              <w:t>мс</w:t>
+                <w:rFonts w:ascii="Times New Roman" w:eastAsia="Times New Roman" w:hAnsi="Times New Roman" w:cs="Times New Roman"/>
+                <w:b/>
+                <w:bCs/>
+                <w:sz w:val="28"/>
+                <w:szCs w:val="23"/>
+                <w:lang w:eastAsia="ru-RU"/>
+              </w:rPr>
+              <w:t>ratio_psd_power</w:t>
             </w:r>
             <w:proofErr w:type="spellEnd"/>
-            <w:r>
-              <w:rPr>
-                <w:rFonts w:ascii="Times New Roman" w:hAnsi="Times New Roman" w:cs="Times New Roman"/>
-                <w:sz w:val="24"/>
-              </w:rPr>
-              <w:t xml:space="preserve"> (</w:t>
-            </w:r>
-            <w:proofErr w:type="spellStart"/>
-            <w:r>
-              <w:rPr>
-                <w:rFonts w:ascii="Times New Roman" w:hAnsi="Times New Roman" w:cs="Times New Roman"/>
-                <w:sz w:val="24"/>
-              </w:rPr>
-              <w:t>fQRS_ms</w:t>
-            </w:r>
-            <w:proofErr w:type="spellEnd"/>
-            <w:r>
-              <w:rPr>
-                <w:rFonts w:ascii="Times New Roman" w:hAnsi="Times New Roman" w:cs="Times New Roman"/>
-                <w:sz w:val="24"/>
-              </w:rPr>
-              <w:t>)</w:t>
-            </w:r>
           </w:p>
         </w:tc>
         <w:tc>
           <w:tcPr>
             <w:tcW w:w="0" w:type="auto"/>
+            <w:shd w:val="clear" w:color="auto" w:fill="auto"/>
             <w:tcMar>
               <w:top w:w="150" w:type="dxa"/>
               <w:left w:w="240" w:type="dxa"/>
@@ -8995,28 +9035,34 @@
           </w:tcPr>
           <w:p>
             <w:pPr>
-              <w:rPr>
-                <w:rFonts w:ascii="Times New Roman" w:hAnsi="Times New Roman" w:cs="Times New Roman"/>
-                <w:sz w:val="24"/>
+              <w:spacing w:after="0" w:line="375" w:lineRule="atLeast"/>
+              <w:rPr>
+                <w:rFonts w:ascii="Times New Roman" w:eastAsia="Times New Roman" w:hAnsi="Times New Roman" w:cs="Times New Roman"/>
+                <w:sz w:val="28"/>
+                <w:szCs w:val="23"/>
+                <w:lang w:eastAsia="ru-RU"/>
               </w:rPr>
             </w:pPr>
             <w:r>
               <w:rPr>
-                <w:rFonts w:ascii="Times New Roman" w:hAnsi="Times New Roman" w:cs="Times New Roman"/>
-                <w:sz w:val="24"/>
-              </w:rPr>
-              <w:t>0,101</w:t>
+                <w:rFonts w:ascii="Times New Roman" w:eastAsia="Times New Roman" w:hAnsi="Times New Roman" w:cs="Times New Roman"/>
+                <w:sz w:val="28"/>
+                <w:szCs w:val="23"/>
+                <w:lang w:eastAsia="ru-RU"/>
+              </w:rPr>
+              <w:t>Средняя важность</w:t>
             </w:r>
           </w:p>
         </w:tc>
       </w:tr>
       <w:tr>
         <w:trPr>
-          <w:trHeight w:val="409"/>
+          <w:trHeight w:val="69"/>
         </w:trPr>
         <w:tc>
           <w:tcPr>
             <w:tcW w:w="0" w:type="auto"/>
+            <w:shd w:val="clear" w:color="auto" w:fill="auto"/>
             <w:tcMar>
               <w:top w:w="150" w:type="dxa"/>
               <w:left w:w="0" w:type="dxa"/>
@@ -9028,15 +9074,20 @@
           </w:tcPr>
           <w:p>
             <w:pPr>
-              <w:rPr>
-                <w:rFonts w:ascii="Times New Roman" w:hAnsi="Times New Roman" w:cs="Times New Roman"/>
-                <w:sz w:val="24"/>
+              <w:spacing w:after="0" w:line="375" w:lineRule="atLeast"/>
+              <w:rPr>
+                <w:rFonts w:ascii="Times New Roman" w:eastAsia="Times New Roman" w:hAnsi="Times New Roman" w:cs="Times New Roman"/>
+                <w:sz w:val="28"/>
+                <w:szCs w:val="23"/>
+                <w:lang w:eastAsia="ru-RU"/>
               </w:rPr>
             </w:pPr>
             <w:r>
               <w:rPr>
-                <w:rFonts w:ascii="Times New Roman" w:hAnsi="Times New Roman" w:cs="Times New Roman"/>
-                <w:sz w:val="24"/>
+                <w:rFonts w:ascii="Times New Roman" w:eastAsia="Times New Roman" w:hAnsi="Times New Roman" w:cs="Times New Roman"/>
+                <w:sz w:val="28"/>
+                <w:szCs w:val="23"/>
+                <w:lang w:eastAsia="ru-RU"/>
               </w:rPr>
               <w:t>6</w:t>
             </w:r>
@@ -9045,6 +9096,7 @@
         <w:tc>
           <w:tcPr>
             <w:tcW w:w="0" w:type="auto"/>
+            <w:shd w:val="clear" w:color="auto" w:fill="auto"/>
             <w:tcMar>
               <w:top w:w="150" w:type="dxa"/>
               <w:left w:w="240" w:type="dxa"/>
@@ -9056,23 +9108,33 @@
           </w:tcPr>
           <w:p>
             <w:pPr>
-              <w:rPr>
-                <w:rFonts w:ascii="Times New Roman" w:hAnsi="Times New Roman" w:cs="Times New Roman"/>
-                <w:sz w:val="24"/>
+              <w:spacing w:after="0" w:line="375" w:lineRule="atLeast"/>
+              <w:rPr>
+                <w:rFonts w:ascii="Times New Roman" w:eastAsia="Times New Roman" w:hAnsi="Times New Roman" w:cs="Times New Roman"/>
+                <w:sz w:val="28"/>
+                <w:szCs w:val="23"/>
+                <w:lang w:eastAsia="ru-RU"/>
               </w:rPr>
             </w:pPr>
-            <w:r>
-              <w:rPr>
-                <w:rFonts w:ascii="Times New Roman" w:hAnsi="Times New Roman" w:cs="Times New Roman"/>
-                <w:sz w:val="24"/>
-              </w:rPr>
-              <w:t>Отношение мощностей (спектральная плотность мощности)</w:t>
-            </w:r>
+            <w:proofErr w:type="spellStart"/>
+            <w:r>
+              <w:rPr>
+                <w:rFonts w:ascii="Times New Roman" w:eastAsia="Times New Roman" w:hAnsi="Times New Roman" w:cs="Times New Roman"/>
+                <w:b/>
+                <w:bCs/>
+                <w:sz w:val="28"/>
+                <w:szCs w:val="23"/>
+                <w:lang w:eastAsia="ru-RU"/>
+              </w:rPr>
+              <w:t>fQRS_ms</w:t>
+            </w:r>
+            <w:proofErr w:type="spellEnd"/>
           </w:p>
         </w:tc>
         <w:tc>
           <w:tcPr>
             <w:tcW w:w="0" w:type="auto"/>
+            <w:shd w:val="clear" w:color="auto" w:fill="auto"/>
             <w:tcMar>
               <w:top w:w="150" w:type="dxa"/>
               <w:left w:w="240" w:type="dxa"/>
@@ -9084,28 +9146,34 @@
           </w:tcPr>
           <w:p>
             <w:pPr>
-              <w:rPr>
-                <w:rFonts w:ascii="Times New Roman" w:hAnsi="Times New Roman" w:cs="Times New Roman"/>
-                <w:sz w:val="24"/>
+              <w:spacing w:after="0" w:line="375" w:lineRule="atLeast"/>
+              <w:rPr>
+                <w:rFonts w:ascii="Times New Roman" w:eastAsia="Times New Roman" w:hAnsi="Times New Roman" w:cs="Times New Roman"/>
+                <w:sz w:val="28"/>
+                <w:szCs w:val="23"/>
+                <w:lang w:eastAsia="ru-RU"/>
               </w:rPr>
             </w:pPr>
             <w:r>
               <w:rPr>
-                <w:rFonts w:ascii="Times New Roman" w:hAnsi="Times New Roman" w:cs="Times New Roman"/>
-                <w:sz w:val="24"/>
-              </w:rPr>
-              <w:t>0,071</w:t>
+                <w:rFonts w:ascii="Times New Roman" w:eastAsia="Times New Roman" w:hAnsi="Times New Roman" w:cs="Times New Roman"/>
+                <w:sz w:val="28"/>
+                <w:szCs w:val="23"/>
+                <w:lang w:eastAsia="ru-RU"/>
+              </w:rPr>
+              <w:t>Средняя важность</w:t>
             </w:r>
           </w:p>
         </w:tc>
       </w:tr>
       <w:tr>
         <w:trPr>
-          <w:trHeight w:val="395"/>
+          <w:trHeight w:val="69"/>
         </w:trPr>
         <w:tc>
           <w:tcPr>
             <w:tcW w:w="0" w:type="auto"/>
+            <w:shd w:val="clear" w:color="auto" w:fill="auto"/>
             <w:tcMar>
               <w:top w:w="150" w:type="dxa"/>
               <w:left w:w="0" w:type="dxa"/>
@@ -9117,15 +9185,20 @@
           </w:tcPr>
           <w:p>
             <w:pPr>
-              <w:rPr>
-                <w:rFonts w:ascii="Times New Roman" w:hAnsi="Times New Roman" w:cs="Times New Roman"/>
-                <w:sz w:val="24"/>
+              <w:spacing w:after="0" w:line="375" w:lineRule="atLeast"/>
+              <w:rPr>
+                <w:rFonts w:ascii="Times New Roman" w:eastAsia="Times New Roman" w:hAnsi="Times New Roman" w:cs="Times New Roman"/>
+                <w:sz w:val="28"/>
+                <w:szCs w:val="23"/>
+                <w:lang w:eastAsia="ru-RU"/>
               </w:rPr>
             </w:pPr>
             <w:r>
               <w:rPr>
-                <w:rFonts w:ascii="Times New Roman" w:hAnsi="Times New Roman" w:cs="Times New Roman"/>
-                <w:sz w:val="24"/>
+                <w:rFonts w:ascii="Times New Roman" w:eastAsia="Times New Roman" w:hAnsi="Times New Roman" w:cs="Times New Roman"/>
+                <w:sz w:val="28"/>
+                <w:szCs w:val="23"/>
+                <w:lang w:eastAsia="ru-RU"/>
               </w:rPr>
               <w:t>7</w:t>
             </w:r>
@@ -9134,6 +9207,7 @@
         <w:tc>
           <w:tcPr>
             <w:tcW w:w="0" w:type="auto"/>
+            <w:shd w:val="clear" w:color="auto" w:fill="auto"/>
             <w:tcMar>
               <w:top w:w="150" w:type="dxa"/>
               <w:left w:w="240" w:type="dxa"/>
@@ -9145,39 +9219,33 @@
           </w:tcPr>
           <w:p>
             <w:pPr>
-              <w:rPr>
-                <w:rFonts w:ascii="Times New Roman" w:hAnsi="Times New Roman" w:cs="Times New Roman"/>
-                <w:sz w:val="24"/>
+              <w:spacing w:after="0" w:line="375" w:lineRule="atLeast"/>
+              <w:rPr>
+                <w:rFonts w:ascii="Times New Roman" w:eastAsia="Times New Roman" w:hAnsi="Times New Roman" w:cs="Times New Roman"/>
+                <w:sz w:val="28"/>
+                <w:szCs w:val="23"/>
+                <w:lang w:eastAsia="ru-RU"/>
               </w:rPr>
             </w:pPr>
-            <w:r>
-              <w:rPr>
-                <w:rFonts w:ascii="Times New Roman" w:hAnsi="Times New Roman" w:cs="Times New Roman"/>
-                <w:sz w:val="24"/>
-              </w:rPr>
-              <w:t xml:space="preserve">Отношение мощностей (непрерывное </w:t>
-            </w:r>
             <w:proofErr w:type="spellStart"/>
             <w:r>
               <w:rPr>
-                <w:rFonts w:ascii="Times New Roman" w:hAnsi="Times New Roman" w:cs="Times New Roman"/>
-                <w:sz w:val="24"/>
-              </w:rPr>
-              <w:t>вейвлет</w:t>
+                <w:rFonts w:ascii="Times New Roman" w:eastAsia="Times New Roman" w:hAnsi="Times New Roman" w:cs="Times New Roman"/>
+                <w:b/>
+                <w:bCs/>
+                <w:sz w:val="28"/>
+                <w:szCs w:val="23"/>
+                <w:lang w:eastAsia="ru-RU"/>
+              </w:rPr>
+              <w:t>QRSon</w:t>
             </w:r>
             <w:proofErr w:type="spellEnd"/>
-            <w:r>
-              <w:rPr>
-                <w:rFonts w:ascii="Times New Roman" w:hAnsi="Times New Roman" w:cs="Times New Roman"/>
-                <w:sz w:val="24"/>
-              </w:rPr>
-              <w:t>-преобразование)</w:t>
-            </w:r>
           </w:p>
         </w:tc>
         <w:tc>
           <w:tcPr>
             <w:tcW w:w="0" w:type="auto"/>
+            <w:shd w:val="clear" w:color="auto" w:fill="auto"/>
             <w:tcMar>
               <w:top w:w="150" w:type="dxa"/>
               <w:left w:w="240" w:type="dxa"/>
@@ -9189,28 +9257,34 @@
           </w:tcPr>
           <w:p>
             <w:pPr>
-              <w:rPr>
-                <w:rFonts w:ascii="Times New Roman" w:hAnsi="Times New Roman" w:cs="Times New Roman"/>
-                <w:sz w:val="24"/>
+              <w:spacing w:after="0" w:line="375" w:lineRule="atLeast"/>
+              <w:rPr>
+                <w:rFonts w:ascii="Times New Roman" w:eastAsia="Times New Roman" w:hAnsi="Times New Roman" w:cs="Times New Roman"/>
+                <w:sz w:val="28"/>
+                <w:szCs w:val="23"/>
+                <w:lang w:eastAsia="ru-RU"/>
               </w:rPr>
             </w:pPr>
             <w:r>
               <w:rPr>
-                <w:rFonts w:ascii="Times New Roman" w:hAnsi="Times New Roman" w:cs="Times New Roman"/>
-                <w:sz w:val="24"/>
-              </w:rPr>
-              <w:t>0,063</w:t>
+                <w:rFonts w:ascii="Times New Roman" w:eastAsia="Times New Roman" w:hAnsi="Times New Roman" w:cs="Times New Roman"/>
+                <w:sz w:val="28"/>
+                <w:szCs w:val="23"/>
+                <w:lang w:eastAsia="ru-RU"/>
+              </w:rPr>
+              <w:t>Средняя важность</w:t>
             </w:r>
           </w:p>
         </w:tc>
       </w:tr>
       <w:tr>
         <w:trPr>
-          <w:trHeight w:val="409"/>
+          <w:trHeight w:val="69"/>
         </w:trPr>
         <w:tc>
           <w:tcPr>
             <w:tcW w:w="0" w:type="auto"/>
+            <w:shd w:val="clear" w:color="auto" w:fill="auto"/>
             <w:tcMar>
               <w:top w:w="150" w:type="dxa"/>
               <w:left w:w="0" w:type="dxa"/>
@@ -9222,17 +9296,21 @@
           </w:tcPr>
           <w:p>
             <w:pPr>
-              <w:rPr>
-                <w:rFonts w:ascii="Times New Roman" w:hAnsi="Times New Roman" w:cs="Times New Roman"/>
-                <w:sz w:val="24"/>
+              <w:spacing w:after="0" w:line="375" w:lineRule="atLeast"/>
+              <w:rPr>
+                <w:rFonts w:ascii="Times New Roman" w:eastAsia="Times New Roman" w:hAnsi="Times New Roman" w:cs="Times New Roman"/>
+                <w:sz w:val="28"/>
+                <w:szCs w:val="23"/>
+                <w:lang w:eastAsia="ru-RU"/>
               </w:rPr>
             </w:pPr>
             <w:r>
               <w:rPr>
-                <w:rFonts w:ascii="Times New Roman" w:hAnsi="Times New Roman" w:cs="Times New Roman"/>
-                <w:sz w:val="24"/>
-              </w:rPr>
-              <w:lastRenderedPageBreak/>
+                <w:rFonts w:ascii="Times New Roman" w:eastAsia="Times New Roman" w:hAnsi="Times New Roman" w:cs="Times New Roman"/>
+                <w:sz w:val="28"/>
+                <w:szCs w:val="23"/>
+                <w:lang w:eastAsia="ru-RU"/>
+              </w:rPr>
               <w:t>8</w:t>
             </w:r>
           </w:p>
@@ -9240,6 +9318,7 @@
         <w:tc>
           <w:tcPr>
             <w:tcW w:w="0" w:type="auto"/>
+            <w:shd w:val="clear" w:color="auto" w:fill="auto"/>
             <w:tcMar>
               <w:top w:w="150" w:type="dxa"/>
               <w:left w:w="240" w:type="dxa"/>
@@ -9251,55 +9330,33 @@
           </w:tcPr>
           <w:p>
             <w:pPr>
-              <w:rPr>
-                <w:rFonts w:ascii="Times New Roman" w:hAnsi="Times New Roman" w:cs="Times New Roman"/>
-                <w:sz w:val="24"/>
+              <w:spacing w:after="0" w:line="375" w:lineRule="atLeast"/>
+              <w:rPr>
+                <w:rFonts w:ascii="Times New Roman" w:eastAsia="Times New Roman" w:hAnsi="Times New Roman" w:cs="Times New Roman"/>
+                <w:sz w:val="28"/>
+                <w:szCs w:val="23"/>
+                <w:lang w:eastAsia="ru-RU"/>
               </w:rPr>
             </w:pPr>
-            <w:r>
-              <w:rPr>
-                <w:rFonts w:ascii="Times New Roman" w:hAnsi="Times New Roman" w:cs="Times New Roman"/>
-                <w:sz w:val="24"/>
-              </w:rPr>
-              <w:t xml:space="preserve">Начало комплекса QRS, </w:t>
-            </w:r>
             <w:proofErr w:type="spellStart"/>
             <w:r>
               <w:rPr>
-                <w:rFonts w:ascii="Times New Roman" w:hAnsi="Times New Roman" w:cs="Times New Roman"/>
-                <w:sz w:val="24"/>
-              </w:rPr>
-              <w:t>мс</w:t>
+                <w:rFonts w:ascii="Times New Roman" w:eastAsia="Times New Roman" w:hAnsi="Times New Roman" w:cs="Times New Roman"/>
+                <w:b/>
+                <w:bCs/>
+                <w:sz w:val="28"/>
+                <w:szCs w:val="23"/>
+                <w:lang w:eastAsia="ru-RU"/>
+              </w:rPr>
+              <w:t>dfa</w:t>
             </w:r>
             <w:proofErr w:type="spellEnd"/>
-            <w:r>
-              <w:rPr>
-                <w:rFonts w:ascii="Times New Roman" w:hAnsi="Times New Roman" w:cs="Times New Roman"/>
-                <w:sz w:val="24"/>
-              </w:rPr>
-              <w:t xml:space="preserve"> (</w:t>
-            </w:r>
-            <w:proofErr w:type="spellStart"/>
-            <w:r>
-              <w:rPr>
-                <w:rFonts w:ascii="Times New Roman" w:hAnsi="Times New Roman" w:cs="Times New Roman"/>
-                <w:sz w:val="24"/>
-              </w:rPr>
-              <w:t>QRSon</w:t>
-            </w:r>
-            <w:proofErr w:type="spellEnd"/>
-            <w:r>
-              <w:rPr>
-                <w:rFonts w:ascii="Times New Roman" w:hAnsi="Times New Roman" w:cs="Times New Roman"/>
-                <w:sz w:val="24"/>
-              </w:rPr>
-              <w:t>)</w:t>
-            </w:r>
           </w:p>
         </w:tc>
         <w:tc>
           <w:tcPr>
             <w:tcW w:w="0" w:type="auto"/>
+            <w:shd w:val="clear" w:color="auto" w:fill="auto"/>
             <w:tcMar>
               <w:top w:w="150" w:type="dxa"/>
               <w:left w:w="240" w:type="dxa"/>
@@ -9311,28 +9368,34 @@
           </w:tcPr>
           <w:p>
             <w:pPr>
-              <w:rPr>
-                <w:rFonts w:ascii="Times New Roman" w:hAnsi="Times New Roman" w:cs="Times New Roman"/>
-                <w:sz w:val="24"/>
+              <w:spacing w:after="0" w:line="375" w:lineRule="atLeast"/>
+              <w:rPr>
+                <w:rFonts w:ascii="Times New Roman" w:eastAsia="Times New Roman" w:hAnsi="Times New Roman" w:cs="Times New Roman"/>
+                <w:sz w:val="28"/>
+                <w:szCs w:val="23"/>
+                <w:lang w:eastAsia="ru-RU"/>
               </w:rPr>
             </w:pPr>
             <w:r>
               <w:rPr>
-                <w:rFonts w:ascii="Times New Roman" w:hAnsi="Times New Roman" w:cs="Times New Roman"/>
-                <w:sz w:val="24"/>
-              </w:rPr>
-              <w:t>0,061</w:t>
+                <w:rFonts w:ascii="Times New Roman" w:eastAsia="Times New Roman" w:hAnsi="Times New Roman" w:cs="Times New Roman"/>
+                <w:sz w:val="28"/>
+                <w:szCs w:val="23"/>
+                <w:lang w:eastAsia="ru-RU"/>
+              </w:rPr>
+              <w:t>Низкая важность (в рамках Top-10)</w:t>
             </w:r>
           </w:p>
         </w:tc>
       </w:tr>
       <w:tr>
         <w:trPr>
-          <w:trHeight w:val="409"/>
+          <w:trHeight w:val="69"/>
         </w:trPr>
         <w:tc>
           <w:tcPr>
             <w:tcW w:w="0" w:type="auto"/>
+            <w:shd w:val="clear" w:color="auto" w:fill="auto"/>
             <w:tcMar>
               <w:top w:w="150" w:type="dxa"/>
               <w:left w:w="0" w:type="dxa"/>
@@ -9344,15 +9407,20 @@
           </w:tcPr>
           <w:p>
             <w:pPr>
-              <w:rPr>
-                <w:rFonts w:ascii="Times New Roman" w:hAnsi="Times New Roman" w:cs="Times New Roman"/>
-                <w:sz w:val="24"/>
+              <w:spacing w:after="0" w:line="375" w:lineRule="atLeast"/>
+              <w:rPr>
+                <w:rFonts w:ascii="Times New Roman" w:eastAsia="Times New Roman" w:hAnsi="Times New Roman" w:cs="Times New Roman"/>
+                <w:sz w:val="28"/>
+                <w:szCs w:val="23"/>
+                <w:lang w:eastAsia="ru-RU"/>
               </w:rPr>
             </w:pPr>
             <w:r>
               <w:rPr>
-                <w:rFonts w:ascii="Times New Roman" w:hAnsi="Times New Roman" w:cs="Times New Roman"/>
-                <w:sz w:val="24"/>
+                <w:rFonts w:ascii="Times New Roman" w:eastAsia="Times New Roman" w:hAnsi="Times New Roman" w:cs="Times New Roman"/>
+                <w:sz w:val="28"/>
+                <w:szCs w:val="23"/>
+                <w:lang w:eastAsia="ru-RU"/>
               </w:rPr>
               <w:t>9</w:t>
             </w:r>
@@ -9361,6 +9429,7 @@
         <w:tc>
           <w:tcPr>
             <w:tcW w:w="0" w:type="auto"/>
+            <w:shd w:val="clear" w:color="auto" w:fill="auto"/>
             <w:tcMar>
               <w:top w:w="150" w:type="dxa"/>
               <w:left w:w="240" w:type="dxa"/>
@@ -9372,39 +9441,33 @@
           </w:tcPr>
           <w:p>
             <w:pPr>
-              <w:rPr>
-                <w:rFonts w:ascii="Times New Roman" w:hAnsi="Times New Roman" w:cs="Times New Roman"/>
-                <w:sz w:val="24"/>
+              <w:spacing w:after="0" w:line="375" w:lineRule="atLeast"/>
+              <w:rPr>
+                <w:rFonts w:ascii="Times New Roman" w:eastAsia="Times New Roman" w:hAnsi="Times New Roman" w:cs="Times New Roman"/>
+                <w:sz w:val="28"/>
+                <w:szCs w:val="23"/>
+                <w:lang w:eastAsia="ru-RU"/>
               </w:rPr>
             </w:pPr>
-            <w:r>
-              <w:rPr>
-                <w:rFonts w:ascii="Times New Roman" w:hAnsi="Times New Roman" w:cs="Times New Roman"/>
-                <w:sz w:val="24"/>
-              </w:rPr>
-              <w:t>Среднее значение (</w:t>
-            </w:r>
             <w:proofErr w:type="spellStart"/>
             <w:r>
               <w:rPr>
-                <w:rFonts w:ascii="Times New Roman" w:hAnsi="Times New Roman" w:cs="Times New Roman"/>
-                <w:sz w:val="24"/>
-              </w:rPr>
-              <w:t>mean</w:t>
+                <w:rFonts w:ascii="Times New Roman" w:eastAsia="Times New Roman" w:hAnsi="Times New Roman" w:cs="Times New Roman"/>
+                <w:b/>
+                <w:bCs/>
+                <w:sz w:val="28"/>
+                <w:szCs w:val="23"/>
+                <w:lang w:eastAsia="ru-RU"/>
+              </w:rPr>
+              <w:t>max_psd_psd</w:t>
             </w:r>
             <w:proofErr w:type="spellEnd"/>
-            <w:r>
-              <w:rPr>
-                <w:rFonts w:ascii="Times New Roman" w:hAnsi="Times New Roman" w:cs="Times New Roman"/>
-                <w:sz w:val="24"/>
-              </w:rPr>
-              <w:t>)</w:t>
-            </w:r>
           </w:p>
         </w:tc>
         <w:tc>
           <w:tcPr>
             <w:tcW w:w="0" w:type="auto"/>
+            <w:shd w:val="clear" w:color="auto" w:fill="auto"/>
             <w:tcMar>
               <w:top w:w="150" w:type="dxa"/>
               <w:left w:w="240" w:type="dxa"/>
@@ -9416,28 +9479,34 @@
           </w:tcPr>
           <w:p>
             <w:pPr>
-              <w:rPr>
-                <w:rFonts w:ascii="Times New Roman" w:hAnsi="Times New Roman" w:cs="Times New Roman"/>
-                <w:sz w:val="24"/>
+              <w:spacing w:after="0" w:line="375" w:lineRule="atLeast"/>
+              <w:rPr>
+                <w:rFonts w:ascii="Times New Roman" w:eastAsia="Times New Roman" w:hAnsi="Times New Roman" w:cs="Times New Roman"/>
+                <w:sz w:val="28"/>
+                <w:szCs w:val="23"/>
+                <w:lang w:eastAsia="ru-RU"/>
               </w:rPr>
             </w:pPr>
             <w:r>
               <w:rPr>
-                <w:rFonts w:ascii="Times New Roman" w:hAnsi="Times New Roman" w:cs="Times New Roman"/>
-                <w:sz w:val="24"/>
-              </w:rPr>
-              <w:t>0,054</w:t>
+                <w:rFonts w:ascii="Times New Roman" w:eastAsia="Times New Roman" w:hAnsi="Times New Roman" w:cs="Times New Roman"/>
+                <w:sz w:val="28"/>
+                <w:szCs w:val="23"/>
+                <w:lang w:eastAsia="ru-RU"/>
+              </w:rPr>
+              <w:t>Низкая важность (в рамках Top-10)</w:t>
             </w:r>
           </w:p>
         </w:tc>
       </w:tr>
       <w:tr>
         <w:trPr>
-          <w:trHeight w:val="395"/>
+          <w:trHeight w:val="69"/>
         </w:trPr>
         <w:tc>
           <w:tcPr>
             <w:tcW w:w="0" w:type="auto"/>
+            <w:shd w:val="clear" w:color="auto" w:fill="auto"/>
             <w:tcMar>
               <w:top w:w="150" w:type="dxa"/>
               <w:left w:w="0" w:type="dxa"/>
@@ -9449,15 +9518,20 @@
           </w:tcPr>
           <w:p>
             <w:pPr>
-              <w:rPr>
-                <w:rFonts w:ascii="Times New Roman" w:hAnsi="Times New Roman" w:cs="Times New Roman"/>
-                <w:sz w:val="24"/>
+              <w:spacing w:after="0" w:line="375" w:lineRule="atLeast"/>
+              <w:rPr>
+                <w:rFonts w:ascii="Times New Roman" w:eastAsia="Times New Roman" w:hAnsi="Times New Roman" w:cs="Times New Roman"/>
+                <w:sz w:val="28"/>
+                <w:szCs w:val="23"/>
+                <w:lang w:eastAsia="ru-RU"/>
               </w:rPr>
             </w:pPr>
             <w:r>
               <w:rPr>
-                <w:rFonts w:ascii="Times New Roman" w:hAnsi="Times New Roman" w:cs="Times New Roman"/>
-                <w:sz w:val="24"/>
+                <w:rFonts w:ascii="Times New Roman" w:eastAsia="Times New Roman" w:hAnsi="Times New Roman" w:cs="Times New Roman"/>
+                <w:sz w:val="28"/>
+                <w:szCs w:val="23"/>
+                <w:lang w:eastAsia="ru-RU"/>
               </w:rPr>
               <w:t>10</w:t>
             </w:r>
@@ -9466,6 +9540,7 @@
         <w:tc>
           <w:tcPr>
             <w:tcW w:w="0" w:type="auto"/>
+            <w:shd w:val="clear" w:color="auto" w:fill="auto"/>
             <w:tcMar>
               <w:top w:w="150" w:type="dxa"/>
               <w:left w:w="240" w:type="dxa"/>
@@ -9477,39 +9552,33 @@
           </w:tcPr>
           <w:p>
             <w:pPr>
-              <w:rPr>
-                <w:rFonts w:ascii="Times New Roman" w:hAnsi="Times New Roman" w:cs="Times New Roman"/>
-                <w:sz w:val="24"/>
+              <w:spacing w:after="0" w:line="375" w:lineRule="atLeast"/>
+              <w:rPr>
+                <w:rFonts w:ascii="Times New Roman" w:eastAsia="Times New Roman" w:hAnsi="Times New Roman" w:cs="Times New Roman"/>
+                <w:sz w:val="28"/>
+                <w:szCs w:val="23"/>
+                <w:lang w:eastAsia="ru-RU"/>
               </w:rPr>
             </w:pPr>
-            <w:r>
-              <w:rPr>
-                <w:rFonts w:ascii="Times New Roman" w:hAnsi="Times New Roman" w:cs="Times New Roman"/>
-                <w:sz w:val="24"/>
-              </w:rPr>
-              <w:t>Стандартное отклонение (</w:t>
-            </w:r>
             <w:proofErr w:type="spellStart"/>
             <w:r>
               <w:rPr>
-                <w:rFonts w:ascii="Times New Roman" w:hAnsi="Times New Roman" w:cs="Times New Roman"/>
-                <w:sz w:val="24"/>
-              </w:rPr>
-              <w:t>std</w:t>
+                <w:rFonts w:ascii="Times New Roman" w:eastAsia="Times New Roman" w:hAnsi="Times New Roman" w:cs="Times New Roman"/>
+                <w:b/>
+                <w:bCs/>
+                <w:sz w:val="28"/>
+                <w:szCs w:val="23"/>
+                <w:lang w:eastAsia="ru-RU"/>
+              </w:rPr>
+              <w:t>phase_instability</w:t>
             </w:r>
             <w:proofErr w:type="spellEnd"/>
-            <w:r>
-              <w:rPr>
-                <w:rFonts w:ascii="Times New Roman" w:hAnsi="Times New Roman" w:cs="Times New Roman"/>
-                <w:sz w:val="24"/>
-              </w:rPr>
-              <w:t>)</w:t>
-            </w:r>
           </w:p>
         </w:tc>
         <w:tc>
           <w:tcPr>
             <w:tcW w:w="0" w:type="auto"/>
+            <w:shd w:val="clear" w:color="auto" w:fill="auto"/>
             <w:tcMar>
               <w:top w:w="150" w:type="dxa"/>
               <w:left w:w="240" w:type="dxa"/>
@@ -9521,17 +9590,22 @@
           </w:tcPr>
           <w:p>
             <w:pPr>
-              <w:rPr>
-                <w:rFonts w:ascii="Times New Roman" w:hAnsi="Times New Roman" w:cs="Times New Roman"/>
-                <w:sz w:val="24"/>
+              <w:spacing w:after="0" w:line="375" w:lineRule="atLeast"/>
+              <w:rPr>
+                <w:rFonts w:ascii="Times New Roman" w:eastAsia="Times New Roman" w:hAnsi="Times New Roman" w:cs="Times New Roman"/>
+                <w:sz w:val="28"/>
+                <w:szCs w:val="23"/>
+                <w:lang w:eastAsia="ru-RU"/>
               </w:rPr>
             </w:pPr>
             <w:r>
               <w:rPr>
-                <w:rFonts w:ascii="Times New Roman" w:hAnsi="Times New Roman" w:cs="Times New Roman"/>
-                <w:sz w:val="24"/>
-              </w:rPr>
-              <w:t>0,049</w:t>
+                <w:rFonts w:ascii="Times New Roman" w:eastAsia="Times New Roman" w:hAnsi="Times New Roman" w:cs="Times New Roman"/>
+                <w:sz w:val="28"/>
+                <w:szCs w:val="23"/>
+                <w:lang w:eastAsia="ru-RU"/>
+              </w:rPr>
+              <w:t>Наименьшая важность среди значимых</w:t>
             </w:r>
           </w:p>
         </w:tc>
@@ -9559,7 +9633,55 @@
           <w:rFonts w:ascii="Times New Roman" w:hAnsi="Times New Roman" w:cs="Times New Roman"/>
           <w:sz w:val="28"/>
         </w:rPr>
-        <w:t xml:space="preserve">Наибольший вклад в разделение групп вносят эксцесс, RMS40_mkV и </w:t>
+        <w:t>Анализ важности признаков (</w:t>
+      </w:r>
+      <w:proofErr w:type="spellStart"/>
+      <w:r>
+        <w:rPr>
+          <w:rFonts w:ascii="Times New Roman" w:hAnsi="Times New Roman" w:cs="Times New Roman"/>
+          <w:sz w:val="28"/>
+        </w:rPr>
+        <w:t>feature</w:t>
+      </w:r>
+      <w:proofErr w:type="spellEnd"/>
+      <w:r>
+        <w:rPr>
+          <w:rFonts w:ascii="Times New Roman" w:hAnsi="Times New Roman" w:cs="Times New Roman"/>
+          <w:sz w:val="28"/>
+        </w:rPr>
+        <w:t xml:space="preserve"> </w:t>
+      </w:r>
+      <w:proofErr w:type="spellStart"/>
+      <w:r>
+        <w:rPr>
+          <w:rFonts w:ascii="Times New Roman" w:hAnsi="Times New Roman" w:cs="Times New Roman"/>
+          <w:sz w:val="28"/>
+        </w:rPr>
+        <w:t>importance</w:t>
+      </w:r>
+      <w:proofErr w:type="spellEnd"/>
+      <w:r>
+        <w:rPr>
+          <w:rFonts w:ascii="Times New Roman" w:hAnsi="Times New Roman" w:cs="Times New Roman"/>
+          <w:sz w:val="28"/>
+        </w:rPr>
+        <w:t xml:space="preserve">) позволил выделить десять параметров, внесших наибольший вклад в построение модели. В порядке убывания значимости: </w:t>
+      </w:r>
+      <w:proofErr w:type="spellStart"/>
+      <w:r>
+        <w:rPr>
+          <w:rFonts w:ascii="Times New Roman" w:hAnsi="Times New Roman" w:cs="Times New Roman"/>
+          <w:sz w:val="28"/>
+        </w:rPr>
+        <w:t>kurtosis</w:t>
+      </w:r>
+      <w:proofErr w:type="spellEnd"/>
+      <w:r>
+        <w:rPr>
+          <w:rFonts w:ascii="Times New Roman" w:hAnsi="Times New Roman" w:cs="Times New Roman"/>
+          <w:sz w:val="28"/>
+        </w:rPr>
+        <w:t xml:space="preserve">, RMS40_mkV, </w:t>
       </w:r>
       <w:proofErr w:type="spellStart"/>
       <w:r>
@@ -9575,23 +9697,214 @@
           <w:rFonts w:ascii="Times New Roman" w:hAnsi="Times New Roman" w:cs="Times New Roman"/>
           <w:sz w:val="28"/>
         </w:rPr>
-        <w:t>, что указывает на их потенциальную диагностическую значимость. Примечательно, что данные параметры не обнаружили статистически значимых различий при одномерном сравнении (p-</w:t>
-      </w:r>
-      <w:proofErr w:type="spellStart"/>
-      <w:r>
-        <w:rPr>
-          <w:rFonts w:ascii="Times New Roman" w:hAnsi="Times New Roman" w:cs="Times New Roman"/>
-          <w:sz w:val="28"/>
-        </w:rPr>
-        <w:t>value</w:t>
-      </w:r>
-      <w:proofErr w:type="spellEnd"/>
-      <w:r>
-        <w:rPr>
-          <w:rFonts w:ascii="Times New Roman" w:hAnsi="Times New Roman" w:cs="Times New Roman"/>
-          <w:sz w:val="28"/>
-        </w:rPr>
-        <w:t xml:space="preserve"> = 1,00), однако их совместное использование в многомерной модели позволяет эффективно дифференцировать группы.</w:t>
+        <w:t xml:space="preserve">, </w:t>
+      </w:r>
+      <w:proofErr w:type="spellStart"/>
+      <w:r>
+        <w:rPr>
+          <w:rFonts w:ascii="Times New Roman" w:hAnsi="Times New Roman" w:cs="Times New Roman"/>
+          <w:sz w:val="28"/>
+        </w:rPr>
+        <w:t>mean</w:t>
+      </w:r>
+      <w:proofErr w:type="spellEnd"/>
+      <w:r>
+        <w:rPr>
+          <w:rFonts w:ascii="Times New Roman" w:hAnsi="Times New Roman" w:cs="Times New Roman"/>
+          <w:sz w:val="28"/>
+        </w:rPr>
+        <w:t xml:space="preserve">, </w:t>
+      </w:r>
+      <w:proofErr w:type="spellStart"/>
+      <w:r>
+        <w:rPr>
+          <w:rFonts w:ascii="Times New Roman" w:hAnsi="Times New Roman" w:cs="Times New Roman"/>
+          <w:sz w:val="28"/>
+        </w:rPr>
+        <w:t>ratio_psd_power</w:t>
+      </w:r>
+      <w:proofErr w:type="spellEnd"/>
+      <w:r>
+        <w:rPr>
+          <w:rFonts w:ascii="Times New Roman" w:hAnsi="Times New Roman" w:cs="Times New Roman"/>
+          <w:sz w:val="28"/>
+        </w:rPr>
+        <w:t xml:space="preserve">, </w:t>
+      </w:r>
+      <w:proofErr w:type="spellStart"/>
+      <w:r>
+        <w:rPr>
+          <w:rFonts w:ascii="Times New Roman" w:hAnsi="Times New Roman" w:cs="Times New Roman"/>
+          <w:sz w:val="28"/>
+        </w:rPr>
+        <w:t>fQRS_ms</w:t>
+      </w:r>
+      <w:proofErr w:type="spellEnd"/>
+      <w:r>
+        <w:rPr>
+          <w:rFonts w:ascii="Times New Roman" w:hAnsi="Times New Roman" w:cs="Times New Roman"/>
+          <w:sz w:val="28"/>
+        </w:rPr>
+        <w:t xml:space="preserve">, </w:t>
+      </w:r>
+      <w:proofErr w:type="spellStart"/>
+      <w:r>
+        <w:rPr>
+          <w:rFonts w:ascii="Times New Roman" w:hAnsi="Times New Roman" w:cs="Times New Roman"/>
+          <w:sz w:val="28"/>
+        </w:rPr>
+        <w:t>QRSon</w:t>
+      </w:r>
+      <w:proofErr w:type="spellEnd"/>
+      <w:r>
+        <w:rPr>
+          <w:rFonts w:ascii="Times New Roman" w:hAnsi="Times New Roman" w:cs="Times New Roman"/>
+          <w:sz w:val="28"/>
+        </w:rPr>
+        <w:t xml:space="preserve">, </w:t>
+      </w:r>
+      <w:proofErr w:type="spellStart"/>
+      <w:r>
+        <w:rPr>
+          <w:rFonts w:ascii="Times New Roman" w:hAnsi="Times New Roman" w:cs="Times New Roman"/>
+          <w:sz w:val="28"/>
+        </w:rPr>
+        <w:t>dfa</w:t>
+      </w:r>
+      <w:proofErr w:type="spellEnd"/>
+      <w:r>
+        <w:rPr>
+          <w:rFonts w:ascii="Times New Roman" w:hAnsi="Times New Roman" w:cs="Times New Roman"/>
+          <w:sz w:val="28"/>
+        </w:rPr>
+        <w:t xml:space="preserve">, </w:t>
+      </w:r>
+      <w:proofErr w:type="spellStart"/>
+      <w:r>
+        <w:rPr>
+          <w:rFonts w:ascii="Times New Roman" w:hAnsi="Times New Roman" w:cs="Times New Roman"/>
+          <w:sz w:val="28"/>
+        </w:rPr>
+        <w:t>max_psd_psd</w:t>
+      </w:r>
+      <w:proofErr w:type="spellEnd"/>
+      <w:r>
+        <w:rPr>
+          <w:rFonts w:ascii="Times New Roman" w:hAnsi="Times New Roman" w:cs="Times New Roman"/>
+          <w:sz w:val="28"/>
+        </w:rPr>
+        <w:t xml:space="preserve">, </w:t>
+      </w:r>
+      <w:proofErr w:type="spellStart"/>
+      <w:r>
+        <w:rPr>
+          <w:rFonts w:ascii="Times New Roman" w:hAnsi="Times New Roman" w:cs="Times New Roman"/>
+          <w:sz w:val="28"/>
+        </w:rPr>
+        <w:t>phase_instability</w:t>
+      </w:r>
+      <w:proofErr w:type="spellEnd"/>
+      <w:r>
+        <w:rPr>
+          <w:rFonts w:ascii="Times New Roman" w:hAnsi="Times New Roman" w:cs="Times New Roman"/>
+          <w:sz w:val="28"/>
+        </w:rPr>
+        <w:t xml:space="preserve">. Обращает на себя </w:t>
+      </w:r>
+      <w:r>
+        <w:rPr>
+          <w:rFonts w:ascii="Times New Roman" w:hAnsi="Times New Roman" w:cs="Times New Roman"/>
+          <w:sz w:val="28"/>
+        </w:rPr>
+        <w:lastRenderedPageBreak/>
+        <w:t xml:space="preserve">внимание, что параметр </w:t>
+      </w:r>
+      <w:proofErr w:type="spellStart"/>
+      <w:r>
+        <w:rPr>
+          <w:rFonts w:ascii="Times New Roman" w:hAnsi="Times New Roman" w:cs="Times New Roman"/>
+          <w:sz w:val="28"/>
+        </w:rPr>
+        <w:t>kurtosis</w:t>
+      </w:r>
+      <w:proofErr w:type="spellEnd"/>
+      <w:r>
+        <w:rPr>
+          <w:rFonts w:ascii="Times New Roman" w:hAnsi="Times New Roman" w:cs="Times New Roman"/>
+          <w:sz w:val="28"/>
+        </w:rPr>
+        <w:t xml:space="preserve">, ранее показавший статистически значимые различия между группами по критерию Манна-Уитни (p = 0,0036), занял первое место по важности в модели случайного леса, что подтверждает его потенциальную роль как значимого дифференцирующего признака. В то же время параметры </w:t>
+      </w:r>
+      <w:proofErr w:type="spellStart"/>
+      <w:r>
+        <w:rPr>
+          <w:rFonts w:ascii="Times New Roman" w:hAnsi="Times New Roman" w:cs="Times New Roman"/>
+          <w:sz w:val="28"/>
+        </w:rPr>
+        <w:t>dfa</w:t>
+      </w:r>
+      <w:proofErr w:type="spellEnd"/>
+      <w:r>
+        <w:rPr>
+          <w:rFonts w:ascii="Times New Roman" w:hAnsi="Times New Roman" w:cs="Times New Roman"/>
+          <w:sz w:val="28"/>
+        </w:rPr>
+        <w:t xml:space="preserve"> и </w:t>
+      </w:r>
+      <w:proofErr w:type="spellStart"/>
+      <w:r>
+        <w:rPr>
+          <w:rFonts w:ascii="Times New Roman" w:hAnsi="Times New Roman" w:cs="Times New Roman"/>
+          <w:sz w:val="28"/>
+        </w:rPr>
+        <w:t>ratio_cwt_power</w:t>
+      </w:r>
+      <w:proofErr w:type="spellEnd"/>
+      <w:r>
+        <w:rPr>
+          <w:rFonts w:ascii="Times New Roman" w:hAnsi="Times New Roman" w:cs="Times New Roman"/>
+          <w:sz w:val="28"/>
+        </w:rPr>
+        <w:t xml:space="preserve">, обладавшие наибольшей площадью под ROC-кривой при </w:t>
+      </w:r>
+      <w:proofErr w:type="spellStart"/>
+      <w:r>
+        <w:rPr>
+          <w:rFonts w:ascii="Times New Roman" w:hAnsi="Times New Roman" w:cs="Times New Roman"/>
+          <w:sz w:val="28"/>
+        </w:rPr>
+        <w:t>унивариантном</w:t>
+      </w:r>
+      <w:proofErr w:type="spellEnd"/>
+      <w:r>
+        <w:rPr>
+          <w:rFonts w:ascii="Times New Roman" w:hAnsi="Times New Roman" w:cs="Times New Roman"/>
+          <w:sz w:val="28"/>
+        </w:rPr>
+        <w:t xml:space="preserve"> анализе (0,679 и 0,642 соответственно), в </w:t>
+      </w:r>
+      <w:proofErr w:type="spellStart"/>
+      <w:r>
+        <w:rPr>
+          <w:rFonts w:ascii="Times New Roman" w:hAnsi="Times New Roman" w:cs="Times New Roman"/>
+          <w:sz w:val="28"/>
+        </w:rPr>
+        <w:t>мультивариантной</w:t>
+      </w:r>
+      <w:proofErr w:type="spellEnd"/>
+      <w:r>
+        <w:rPr>
+          <w:rFonts w:ascii="Times New Roman" w:hAnsi="Times New Roman" w:cs="Times New Roman"/>
+          <w:sz w:val="28"/>
+        </w:rPr>
+        <w:t xml:space="preserve"> модели случайного леса оказались на восьмом</w:t>
+      </w:r>
+      <w:r>
+        <w:rPr>
+          <w:rFonts w:ascii="Times New Roman" w:hAnsi="Times New Roman" w:cs="Times New Roman"/>
+          <w:sz w:val="28"/>
+        </w:rPr>
+        <w:t xml:space="preserve"> и пятом местах соответственно.</w:t>
       </w:r>
     </w:p>
     <w:p>
@@ -9627,7 +9940,14 @@
           <w:rFonts w:ascii="Times New Roman" w:hAnsi="Times New Roman" w:cs="Times New Roman"/>
           <w:sz w:val="28"/>
         </w:rPr>
-        <w:t>Таким образом, несмотря на отсутствие статистически значимых различий между группами по отдельным параметрам согласно результатам U-теста Манна–Уитни, комплексное использование совокупности признаков в модели случайного леса позволило достичь удовлетворительного качества классификации (AUC = 0,704; AP = 0,734).</w:t>
+        <w:t>Матрица ошибок при пороге классификации 0,642 показывает следующие результаты: истинно положительные (правильно классифицированная патология) — 3 случая, ложноотрицательные (пропущенная патология) — 6 случаев, истинно отрицательные (правильно классифицированная норма) — 8 случаев, ложноположительные (ложная тревога) — 1 случай. Таким образом, чувствительность модели составляет 33,3% (3 из 9), специфичность — 88,9% (8 из 9), что свидетельствует о высокой способности модели правильно идентифицировать нормальные записи, но крайне низкой чувствительнос</w:t>
+      </w:r>
+      <w:r>
+        <w:rPr>
+          <w:rFonts w:ascii="Times New Roman" w:hAnsi="Times New Roman" w:cs="Times New Roman"/>
+          <w:sz w:val="28"/>
+        </w:rPr>
+        <w:t>ти к патологическим изменениям.</w:t>
       </w:r>
     </w:p>
     <w:p>
@@ -9643,594 +9963,47 @@
           <w:rFonts w:ascii="Times New Roman" w:hAnsi="Times New Roman" w:cs="Times New Roman"/>
           <w:sz w:val="28"/>
         </w:rPr>
-        <w:t xml:space="preserve">Полученные результаты подчеркивают необходимость применения многомерных подходов, учитывающих сложные взаимодействия между переменными, которые не выявляются при попарном сравнении групп. Выявленные наиболее информативные признаки (эксцесс, RMS40_mkV, </w:t>
-      </w:r>
-      <w:proofErr w:type="spellStart"/>
-      <w:r>
-        <w:rPr>
-          <w:rFonts w:ascii="Times New Roman" w:hAnsi="Times New Roman" w:cs="Times New Roman"/>
-          <w:sz w:val="28"/>
-        </w:rPr>
-        <w:t>LAS_ms</w:t>
-      </w:r>
-      <w:proofErr w:type="spellEnd"/>
-      <w:r>
-        <w:rPr>
-          <w:rFonts w:ascii="Times New Roman" w:hAnsi="Times New Roman" w:cs="Times New Roman"/>
-          <w:sz w:val="28"/>
-        </w:rPr>
-        <w:t>) могут служить основой для разработки более интерпретируемых и клинически ориентированных прогностических моделей.</w:t>
-      </w:r>
-    </w:p>
-    <w:p>
-      <w:pPr>
-        <w:jc w:val="both"/>
-        <w:rPr>
-          <w:rFonts w:ascii="Times New Roman" w:hAnsi="Times New Roman" w:cs="Times New Roman"/>
-          <w:sz w:val="28"/>
-        </w:rPr>
-      </w:pPr>
-    </w:p>
-    <w:p>
-      <w:pPr>
-        <w:jc w:val="both"/>
-        <w:rPr>
-          <w:rFonts w:ascii="Times New Roman" w:hAnsi="Times New Roman" w:cs="Times New Roman"/>
-          <w:sz w:val="28"/>
-        </w:rPr>
-      </w:pPr>
-    </w:p>
-    <w:p>
-      <w:pPr>
-        <w:jc w:val="both"/>
-        <w:rPr>
-          <w:rFonts w:ascii="Times New Roman" w:hAnsi="Times New Roman" w:cs="Times New Roman"/>
-          <w:sz w:val="28"/>
-        </w:rPr>
-      </w:pPr>
-    </w:p>
-    <w:p>
-      <w:pPr>
-        <w:jc w:val="both"/>
-        <w:rPr>
-          <w:rFonts w:ascii="Times New Roman" w:hAnsi="Times New Roman" w:cs="Times New Roman"/>
-          <w:sz w:val="28"/>
-        </w:rPr>
-      </w:pPr>
-    </w:p>
-    <w:p>
-      <w:pPr>
-        <w:jc w:val="both"/>
-        <w:rPr>
-          <w:bCs/>
-        </w:rPr>
-      </w:pPr>
-    </w:p>
-    <w:p>
-      <w:pPr>
-        <w:pStyle w:val="a3"/>
-        <w:keepNext/>
-        <w:rPr>
-          <w:rFonts w:ascii="Times New Roman" w:hAnsi="Times New Roman" w:cs="Times New Roman"/>
-          <w:i w:val="0"/>
-          <w:color w:val="auto"/>
-          <w:sz w:val="24"/>
-        </w:rPr>
-      </w:pPr>
-      <w:r>
-        <w:rPr>
-          <w:rFonts w:ascii="Times New Roman" w:hAnsi="Times New Roman" w:cs="Times New Roman"/>
-          <w:i w:val="0"/>
-          <w:color w:val="auto"/>
-          <w:sz w:val="24"/>
-        </w:rPr>
-        <w:lastRenderedPageBreak/>
-        <w:t xml:space="preserve">Таблица </w:t>
-      </w:r>
-      <w:r>
-        <w:rPr>
-          <w:rFonts w:ascii="Times New Roman" w:hAnsi="Times New Roman" w:cs="Times New Roman"/>
-          <w:i w:val="0"/>
-          <w:color w:val="auto"/>
-          <w:sz w:val="24"/>
-        </w:rPr>
-        <w:fldChar w:fldCharType="begin"/>
-      </w:r>
-      <w:r>
-        <w:rPr>
-          <w:rFonts w:ascii="Times New Roman" w:hAnsi="Times New Roman" w:cs="Times New Roman"/>
-          <w:i w:val="0"/>
-          <w:color w:val="auto"/>
-          <w:sz w:val="24"/>
-        </w:rPr>
-        <w:instrText xml:space="preserve"> SEQ Таблица \* ARABIC </w:instrText>
-      </w:r>
-      <w:r>
-        <w:rPr>
-          <w:rFonts w:ascii="Times New Roman" w:hAnsi="Times New Roman" w:cs="Times New Roman"/>
-          <w:i w:val="0"/>
-          <w:color w:val="auto"/>
-          <w:sz w:val="24"/>
-        </w:rPr>
-        <w:fldChar w:fldCharType="separate"/>
-      </w:r>
-      <w:r>
-        <w:rPr>
-          <w:rFonts w:ascii="Times New Roman" w:hAnsi="Times New Roman" w:cs="Times New Roman"/>
-          <w:i w:val="0"/>
-          <w:noProof/>
-          <w:color w:val="auto"/>
-          <w:sz w:val="24"/>
-        </w:rPr>
-        <w:t>2</w:t>
-      </w:r>
-      <w:r>
-        <w:rPr>
-          <w:rFonts w:ascii="Times New Roman" w:hAnsi="Times New Roman" w:cs="Times New Roman"/>
-          <w:i w:val="0"/>
-          <w:color w:val="auto"/>
-          <w:sz w:val="24"/>
-        </w:rPr>
-        <w:fldChar w:fldCharType="end"/>
-      </w:r>
-      <w:r>
-        <w:rPr>
-          <w:rFonts w:ascii="Times New Roman" w:hAnsi="Times New Roman" w:cs="Times New Roman"/>
-          <w:i w:val="0"/>
-          <w:color w:val="auto"/>
-          <w:sz w:val="24"/>
-        </w:rPr>
-        <w:t xml:space="preserve"> Сводная таблица результатов классификации</w:t>
-      </w:r>
-    </w:p>
-    <w:tbl>
-      <w:tblPr>
-        <w:tblW w:w="9062" w:type="dxa"/>
-        <w:tblBorders>
-          <w:top w:val="single" w:sz="4" w:space="0" w:color="auto"/>
-          <w:left w:val="single" w:sz="4" w:space="0" w:color="auto"/>
-          <w:bottom w:val="single" w:sz="4" w:space="0" w:color="auto"/>
-          <w:right w:val="single" w:sz="4" w:space="0" w:color="auto"/>
-          <w:insideH w:val="single" w:sz="4" w:space="0" w:color="auto"/>
-          <w:insideV w:val="single" w:sz="4" w:space="0" w:color="auto"/>
-        </w:tblBorders>
-        <w:tblCellMar>
-          <w:top w:w="15" w:type="dxa"/>
-          <w:left w:w="15" w:type="dxa"/>
-          <w:bottom w:w="15" w:type="dxa"/>
-          <w:right w:w="15" w:type="dxa"/>
-        </w:tblCellMar>
-        <w:tblLook w:val="04A0" w:firstRow="1" w:lastRow="0" w:firstColumn="1" w:lastColumn="0" w:noHBand="0" w:noVBand="1"/>
-      </w:tblPr>
-      <w:tblGrid>
-        <w:gridCol w:w="3115"/>
-        <w:gridCol w:w="1709"/>
-        <w:gridCol w:w="4238"/>
-      </w:tblGrid>
-      <w:tr>
-        <w:trPr>
-          <w:trHeight w:val="421"/>
-          <w:tblHeader/>
-        </w:trPr>
-        <w:tc>
-          <w:tcPr>
-            <w:tcW w:w="0" w:type="auto"/>
-            <w:tcMar>
-              <w:top w:w="150" w:type="dxa"/>
-              <w:left w:w="0" w:type="dxa"/>
-              <w:bottom w:w="150" w:type="dxa"/>
-              <w:right w:w="240" w:type="dxa"/>
-            </w:tcMar>
-            <w:vAlign w:val="center"/>
-            <w:hideMark/>
-          </w:tcPr>
-          <w:p>
-            <w:pPr>
-              <w:jc w:val="both"/>
-              <w:rPr>
-                <w:rFonts w:ascii="Times New Roman" w:hAnsi="Times New Roman" w:cs="Times New Roman"/>
-                <w:sz w:val="24"/>
-              </w:rPr>
-            </w:pPr>
-            <w:r>
-              <w:rPr>
-                <w:rFonts w:ascii="Times New Roman" w:hAnsi="Times New Roman" w:cs="Times New Roman"/>
-                <w:sz w:val="24"/>
-              </w:rPr>
-              <w:t>Метрика</w:t>
-            </w:r>
-          </w:p>
-        </w:tc>
-        <w:tc>
-          <w:tcPr>
-            <w:tcW w:w="0" w:type="auto"/>
-            <w:tcMar>
-              <w:top w:w="150" w:type="dxa"/>
-              <w:left w:w="240" w:type="dxa"/>
-              <w:bottom w:w="150" w:type="dxa"/>
-              <w:right w:w="240" w:type="dxa"/>
-            </w:tcMar>
-            <w:vAlign w:val="center"/>
-            <w:hideMark/>
-          </w:tcPr>
-          <w:p>
-            <w:pPr>
-              <w:jc w:val="both"/>
-              <w:rPr>
-                <w:rFonts w:ascii="Times New Roman" w:hAnsi="Times New Roman" w:cs="Times New Roman"/>
-                <w:sz w:val="24"/>
-              </w:rPr>
-            </w:pPr>
-            <w:r>
-              <w:rPr>
-                <w:rFonts w:ascii="Times New Roman" w:hAnsi="Times New Roman" w:cs="Times New Roman"/>
-                <w:sz w:val="24"/>
-              </w:rPr>
-              <w:t>Значение</w:t>
-            </w:r>
-          </w:p>
-        </w:tc>
-        <w:tc>
-          <w:tcPr>
-            <w:tcW w:w="0" w:type="auto"/>
-            <w:tcMar>
-              <w:top w:w="150" w:type="dxa"/>
-              <w:left w:w="240" w:type="dxa"/>
-              <w:bottom w:w="150" w:type="dxa"/>
-              <w:right w:w="240" w:type="dxa"/>
-            </w:tcMar>
-            <w:vAlign w:val="center"/>
-            <w:hideMark/>
-          </w:tcPr>
-          <w:p>
-            <w:pPr>
-              <w:jc w:val="both"/>
-              <w:rPr>
-                <w:rFonts w:ascii="Times New Roman" w:hAnsi="Times New Roman" w:cs="Times New Roman"/>
-                <w:sz w:val="24"/>
-              </w:rPr>
-            </w:pPr>
-            <w:r>
-              <w:rPr>
-                <w:rFonts w:ascii="Times New Roman" w:hAnsi="Times New Roman" w:cs="Times New Roman"/>
-                <w:sz w:val="24"/>
-              </w:rPr>
-              <w:t>95% доверительный интервал</w:t>
-            </w:r>
-          </w:p>
-        </w:tc>
-      </w:tr>
-      <w:tr>
-        <w:trPr>
-          <w:trHeight w:val="407"/>
-        </w:trPr>
-        <w:tc>
-          <w:tcPr>
-            <w:tcW w:w="0" w:type="auto"/>
-            <w:tcMar>
-              <w:top w:w="150" w:type="dxa"/>
-              <w:left w:w="0" w:type="dxa"/>
-              <w:bottom w:w="150" w:type="dxa"/>
-              <w:right w:w="240" w:type="dxa"/>
-            </w:tcMar>
-            <w:vAlign w:val="center"/>
-            <w:hideMark/>
-          </w:tcPr>
-          <w:p>
-            <w:pPr>
-              <w:jc w:val="both"/>
-              <w:rPr>
-                <w:rFonts w:ascii="Times New Roman" w:hAnsi="Times New Roman" w:cs="Times New Roman"/>
-                <w:sz w:val="24"/>
-              </w:rPr>
-            </w:pPr>
-            <w:r>
-              <w:rPr>
-                <w:rFonts w:ascii="Times New Roman" w:hAnsi="Times New Roman" w:cs="Times New Roman"/>
-                <w:sz w:val="24"/>
-              </w:rPr>
-              <w:t>AUC ROC</w:t>
-            </w:r>
-          </w:p>
-        </w:tc>
-        <w:tc>
-          <w:tcPr>
-            <w:tcW w:w="0" w:type="auto"/>
-            <w:tcMar>
-              <w:top w:w="150" w:type="dxa"/>
-              <w:left w:w="240" w:type="dxa"/>
-              <w:bottom w:w="150" w:type="dxa"/>
-              <w:right w:w="240" w:type="dxa"/>
-            </w:tcMar>
-            <w:vAlign w:val="center"/>
-            <w:hideMark/>
-          </w:tcPr>
-          <w:p>
-            <w:pPr>
-              <w:jc w:val="both"/>
-              <w:rPr>
-                <w:rFonts w:ascii="Times New Roman" w:hAnsi="Times New Roman" w:cs="Times New Roman"/>
-                <w:sz w:val="24"/>
-              </w:rPr>
-            </w:pPr>
-            <w:r>
-              <w:rPr>
-                <w:rFonts w:ascii="Times New Roman" w:hAnsi="Times New Roman" w:cs="Times New Roman"/>
-                <w:sz w:val="24"/>
-              </w:rPr>
-              <w:t>0,704</w:t>
-            </w:r>
-          </w:p>
-        </w:tc>
-        <w:tc>
-          <w:tcPr>
-            <w:tcW w:w="0" w:type="auto"/>
-            <w:tcMar>
-              <w:top w:w="150" w:type="dxa"/>
-              <w:left w:w="240" w:type="dxa"/>
-              <w:bottom w:w="150" w:type="dxa"/>
-              <w:right w:w="0" w:type="dxa"/>
-            </w:tcMar>
-            <w:vAlign w:val="center"/>
-            <w:hideMark/>
-          </w:tcPr>
-          <w:p>
-            <w:pPr>
-              <w:jc w:val="both"/>
-              <w:rPr>
-                <w:rFonts w:ascii="Times New Roman" w:hAnsi="Times New Roman" w:cs="Times New Roman"/>
-                <w:sz w:val="24"/>
-              </w:rPr>
-            </w:pPr>
-            <w:r>
-              <w:rPr>
-                <w:rFonts w:ascii="Times New Roman" w:hAnsi="Times New Roman" w:cs="Times New Roman"/>
-                <w:sz w:val="24"/>
-              </w:rPr>
-              <w:t>[0,429; 0,926]</w:t>
-            </w:r>
-          </w:p>
-        </w:tc>
-      </w:tr>
-      <w:tr>
-        <w:trPr>
-          <w:trHeight w:val="421"/>
-        </w:trPr>
-        <w:tc>
-          <w:tcPr>
-            <w:tcW w:w="0" w:type="auto"/>
-            <w:tcMar>
-              <w:top w:w="150" w:type="dxa"/>
-              <w:left w:w="0" w:type="dxa"/>
-              <w:bottom w:w="150" w:type="dxa"/>
-              <w:right w:w="240" w:type="dxa"/>
-            </w:tcMar>
-            <w:vAlign w:val="center"/>
-            <w:hideMark/>
-          </w:tcPr>
-          <w:p>
-            <w:pPr>
-              <w:jc w:val="both"/>
-              <w:rPr>
-                <w:rFonts w:ascii="Times New Roman" w:hAnsi="Times New Roman" w:cs="Times New Roman"/>
-                <w:sz w:val="24"/>
-              </w:rPr>
-            </w:pPr>
-            <w:r>
-              <w:rPr>
-                <w:rFonts w:ascii="Times New Roman" w:hAnsi="Times New Roman" w:cs="Times New Roman"/>
-                <w:sz w:val="24"/>
-              </w:rPr>
-              <w:t>Средняя точность (AP)</w:t>
-            </w:r>
-          </w:p>
-        </w:tc>
-        <w:tc>
-          <w:tcPr>
-            <w:tcW w:w="0" w:type="auto"/>
-            <w:tcMar>
-              <w:top w:w="150" w:type="dxa"/>
-              <w:left w:w="240" w:type="dxa"/>
-              <w:bottom w:w="150" w:type="dxa"/>
-              <w:right w:w="240" w:type="dxa"/>
-            </w:tcMar>
-            <w:vAlign w:val="center"/>
-            <w:hideMark/>
-          </w:tcPr>
-          <w:p>
-            <w:pPr>
-              <w:jc w:val="both"/>
-              <w:rPr>
-                <w:rFonts w:ascii="Times New Roman" w:hAnsi="Times New Roman" w:cs="Times New Roman"/>
-                <w:sz w:val="24"/>
-              </w:rPr>
-            </w:pPr>
-            <w:r>
-              <w:rPr>
-                <w:rFonts w:ascii="Times New Roman" w:hAnsi="Times New Roman" w:cs="Times New Roman"/>
-                <w:sz w:val="24"/>
-              </w:rPr>
-              <w:t>0,734</w:t>
-            </w:r>
-          </w:p>
-        </w:tc>
-        <w:tc>
-          <w:tcPr>
-            <w:tcW w:w="0" w:type="auto"/>
-            <w:tcMar>
-              <w:top w:w="150" w:type="dxa"/>
-              <w:left w:w="240" w:type="dxa"/>
-              <w:bottom w:w="150" w:type="dxa"/>
-              <w:right w:w="0" w:type="dxa"/>
-            </w:tcMar>
-            <w:vAlign w:val="center"/>
-            <w:hideMark/>
-          </w:tcPr>
-          <w:p>
-            <w:pPr>
-              <w:jc w:val="both"/>
-              <w:rPr>
-                <w:rFonts w:ascii="Times New Roman" w:hAnsi="Times New Roman" w:cs="Times New Roman"/>
-                <w:sz w:val="24"/>
-              </w:rPr>
-            </w:pPr>
-            <w:r>
-              <w:rPr>
-                <w:rFonts w:ascii="Times New Roman" w:hAnsi="Times New Roman" w:cs="Times New Roman"/>
-                <w:sz w:val="24"/>
-              </w:rPr>
-              <w:t>—</w:t>
-            </w:r>
-          </w:p>
-        </w:tc>
-      </w:tr>
-      <w:tr>
-        <w:trPr>
-          <w:trHeight w:val="407"/>
-        </w:trPr>
-        <w:tc>
-          <w:tcPr>
-            <w:tcW w:w="0" w:type="auto"/>
-            <w:tcMar>
-              <w:top w:w="150" w:type="dxa"/>
-              <w:left w:w="0" w:type="dxa"/>
-              <w:bottom w:w="150" w:type="dxa"/>
-              <w:right w:w="240" w:type="dxa"/>
-            </w:tcMar>
-            <w:vAlign w:val="center"/>
-            <w:hideMark/>
-          </w:tcPr>
-          <w:p>
-            <w:pPr>
-              <w:jc w:val="both"/>
-              <w:rPr>
-                <w:rFonts w:ascii="Times New Roman" w:hAnsi="Times New Roman" w:cs="Times New Roman"/>
-                <w:sz w:val="24"/>
-              </w:rPr>
-            </w:pPr>
-            <w:r>
-              <w:rPr>
-                <w:rFonts w:ascii="Times New Roman" w:hAnsi="Times New Roman" w:cs="Times New Roman"/>
-                <w:sz w:val="24"/>
-              </w:rPr>
-              <w:t>Оптимальный порог</w:t>
-            </w:r>
-          </w:p>
-        </w:tc>
-        <w:tc>
-          <w:tcPr>
-            <w:tcW w:w="0" w:type="auto"/>
-            <w:tcMar>
-              <w:top w:w="150" w:type="dxa"/>
-              <w:left w:w="240" w:type="dxa"/>
-              <w:bottom w:w="150" w:type="dxa"/>
-              <w:right w:w="240" w:type="dxa"/>
-            </w:tcMar>
-            <w:vAlign w:val="center"/>
-            <w:hideMark/>
-          </w:tcPr>
-          <w:p>
-            <w:pPr>
-              <w:jc w:val="both"/>
-              <w:rPr>
-                <w:rFonts w:ascii="Times New Roman" w:hAnsi="Times New Roman" w:cs="Times New Roman"/>
-                <w:sz w:val="24"/>
-              </w:rPr>
-            </w:pPr>
-            <w:r>
-              <w:rPr>
-                <w:rFonts w:ascii="Times New Roman" w:hAnsi="Times New Roman" w:cs="Times New Roman"/>
-                <w:sz w:val="24"/>
-              </w:rPr>
-              <w:t>0,669</w:t>
-            </w:r>
-          </w:p>
-        </w:tc>
-        <w:tc>
-          <w:tcPr>
-            <w:tcW w:w="0" w:type="auto"/>
-            <w:tcMar>
-              <w:top w:w="150" w:type="dxa"/>
-              <w:left w:w="240" w:type="dxa"/>
-              <w:bottom w:w="150" w:type="dxa"/>
-              <w:right w:w="0" w:type="dxa"/>
-            </w:tcMar>
-            <w:vAlign w:val="center"/>
-            <w:hideMark/>
-          </w:tcPr>
-          <w:p>
-            <w:pPr>
-              <w:jc w:val="both"/>
-              <w:rPr>
-                <w:rFonts w:ascii="Times New Roman" w:hAnsi="Times New Roman" w:cs="Times New Roman"/>
-                <w:sz w:val="24"/>
-              </w:rPr>
-            </w:pPr>
-            <w:r>
-              <w:rPr>
-                <w:rFonts w:ascii="Times New Roman" w:hAnsi="Times New Roman" w:cs="Times New Roman"/>
-                <w:sz w:val="24"/>
-              </w:rPr>
-              <w:t>—</w:t>
-            </w:r>
-          </w:p>
-        </w:tc>
-      </w:tr>
-    </w:tbl>
-    <w:p>
-      <w:pPr>
-        <w:jc w:val="both"/>
-      </w:pPr>
-    </w:p>
-    <w:p>
-      <w:pPr>
-        <w:jc w:val="both"/>
-      </w:pPr>
-    </w:p>
-    <w:p>
-      <w:pPr>
-        <w:jc w:val="both"/>
-      </w:pPr>
-    </w:p>
-    <w:p>
-      <w:pPr>
-        <w:jc w:val="both"/>
-      </w:pPr>
-    </w:p>
-    <w:p>
-      <w:pPr>
-        <w:jc w:val="both"/>
-      </w:pPr>
-    </w:p>
-    <w:p>
-      <w:pPr>
-        <w:jc w:val="both"/>
-      </w:pPr>
-    </w:p>
-    <w:p>
-      <w:pPr>
-        <w:jc w:val="both"/>
-      </w:pPr>
-    </w:p>
-    <w:p>
-      <w:pPr>
-        <w:jc w:val="both"/>
-      </w:pPr>
-    </w:p>
-    <w:p>
-      <w:pPr>
-        <w:jc w:val="both"/>
-      </w:pPr>
-    </w:p>
-    <w:p>
-      <w:pPr>
-        <w:jc w:val="both"/>
-      </w:pPr>
-    </w:p>
-    <w:p>
-      <w:pPr>
-        <w:jc w:val="both"/>
-      </w:pPr>
+        <w:t xml:space="preserve">Полученные результаты указывают на то, что линейные и нелинейные параметры </w:t>
+      </w:r>
+      <w:proofErr w:type="gramStart"/>
+      <w:r>
+        <w:rPr>
+          <w:rFonts w:ascii="Times New Roman" w:hAnsi="Times New Roman" w:cs="Times New Roman"/>
+          <w:sz w:val="28"/>
+        </w:rPr>
+        <w:t>сигнал</w:t>
+      </w:r>
+      <w:proofErr w:type="gramEnd"/>
+      <w:r>
+        <w:rPr>
+          <w:rFonts w:ascii="Times New Roman" w:hAnsi="Times New Roman" w:cs="Times New Roman"/>
+          <w:sz w:val="28"/>
+        </w:rPr>
+        <w:t xml:space="preserve"> усредненный </w:t>
+      </w:r>
+      <w:proofErr w:type="spellStart"/>
+      <w:r>
+        <w:rPr>
+          <w:rFonts w:ascii="Times New Roman" w:hAnsi="Times New Roman" w:cs="Times New Roman"/>
+          <w:sz w:val="28"/>
+        </w:rPr>
+        <w:t>кардиоцикл</w:t>
+      </w:r>
+      <w:proofErr w:type="spellEnd"/>
+      <w:r>
+        <w:rPr>
+          <w:rFonts w:ascii="Times New Roman" w:hAnsi="Times New Roman" w:cs="Times New Roman"/>
+          <w:sz w:val="28"/>
+        </w:rPr>
+        <w:t xml:space="preserve"> </w:t>
+      </w:r>
+      <w:r>
+        <w:rPr>
+          <w:rFonts w:ascii="Times New Roman" w:hAnsi="Times New Roman" w:cs="Times New Roman"/>
+          <w:sz w:val="28"/>
+        </w:rPr>
+        <w:t>в отдельности или в совокупности в рамках модели случайного леса не обеспечивают приемлемой диагностической точности для различения нормальной и патологической групп при данном объеме выборки (n=18). Низкое значение AUC (0,519) и несбалансированная матрица ошибок (чувствительность 33,3% при специфичности 88,9%) свидетельствуют о необходимости увеличения объема выборки, применения более сложных архитектур классификаторов или включения дополнительных признаков, не рассмотренных в настоящем исследовании.</w:t>
+      </w:r>
     </w:p>
     <w:p>
       <w:pPr>
@@ -10283,16 +10056,6 @@
       </w:pPr>
       <w:bookmarkStart w:id="23" w:name="_GoBack"/>
       <w:bookmarkEnd w:id="23"/>
-    </w:p>
-    <w:p>
-      <w:pPr>
-        <w:jc w:val="both"/>
-      </w:pPr>
-    </w:p>
-    <w:p>
-      <w:pPr>
-        <w:jc w:val="both"/>
-      </w:pPr>
     </w:p>
     <w:p>
       <w:pPr>
@@ -13211,7 +12974,6 @@
   <w:style w:type="character" w:default="1" w:styleId="a0">
     <w:name w:val="Default Paragraph Font"/>
     <w:uiPriority w:val="1"/>
-    <w:semiHidden/>
     <w:unhideWhenUsed/>
   </w:style>
   <w:style w:type="table" w:default="1" w:styleId="a1">
@@ -13756,7 +13518,7 @@
 </file>
 
 <file path=customXml/itemProps1.xml><?xml version="1.0" encoding="utf-8"?>
-<ds:datastoreItem xmlns:ds="http://schemas.openxmlformats.org/officeDocument/2006/customXml" ds:itemID="{018C9E3B-9C17-401D-830C-E4B51000A2A4}">
+<ds:datastoreItem xmlns:ds="http://schemas.openxmlformats.org/officeDocument/2006/customXml" ds:itemID="{9C05837C-0F62-4BFD-BE29-F089F6AF7B66}">
   <ds:schemaRefs>
     <ds:schemaRef ds:uri="http://schemas.openxmlformats.org/officeDocument/2006/bibliography"/>
   </ds:schemaRefs>

--- a/docs/Отчет.docx
+++ b/docs/Отчет.docx
@@ -31,7 +31,7 @@
               <w:rFonts w:ascii="Times New Roman" w:hAnsi="Times New Roman" w:cs="Times New Roman"/>
               <w:color w:val="auto"/>
               <w:sz w:val="28"/>
-              <w:szCs w:val="24"/>
+              <w:szCs w:val="28"/>
             </w:rPr>
           </w:pPr>
           <w:r>
@@ -39,7 +39,7 @@
               <w:rFonts w:ascii="Times New Roman" w:hAnsi="Times New Roman" w:cs="Times New Roman"/>
               <w:color w:val="auto"/>
               <w:sz w:val="28"/>
-              <w:szCs w:val="24"/>
+              <w:szCs w:val="28"/>
             </w:rPr>
             <w:t>Оглавление</w:t>
           </w:r>
@@ -54,7 +54,7 @@
               <w:rFonts w:ascii="Times New Roman" w:eastAsiaTheme="minorEastAsia" w:hAnsi="Times New Roman" w:cs="Times New Roman"/>
               <w:noProof/>
               <w:sz w:val="28"/>
-              <w:szCs w:val="24"/>
+              <w:szCs w:val="28"/>
               <w:lang w:eastAsia="ru-RU"/>
             </w:rPr>
           </w:pPr>
@@ -62,7 +62,7 @@
             <w:rPr>
               <w:rFonts w:ascii="Times New Roman" w:hAnsi="Times New Roman" w:cs="Times New Roman"/>
               <w:sz w:val="28"/>
-              <w:szCs w:val="24"/>
+              <w:szCs w:val="28"/>
             </w:rPr>
             <w:fldChar w:fldCharType="begin"/>
           </w:r>
@@ -70,7 +70,7 @@
             <w:rPr>
               <w:rFonts w:ascii="Times New Roman" w:hAnsi="Times New Roman" w:cs="Times New Roman"/>
               <w:sz w:val="28"/>
-              <w:szCs w:val="24"/>
+              <w:szCs w:val="28"/>
             </w:rPr>
             <w:instrText xml:space="preserve"> TOC \o "1-3" \h \z \u </w:instrText>
           </w:r>
@@ -78,18 +78,18 @@
             <w:rPr>
               <w:rFonts w:ascii="Times New Roman" w:hAnsi="Times New Roman" w:cs="Times New Roman"/>
               <w:sz w:val="28"/>
-              <w:szCs w:val="24"/>
+              <w:szCs w:val="28"/>
             </w:rPr>
             <w:fldChar w:fldCharType="separate"/>
           </w:r>
-          <w:hyperlink w:anchor="_Toc225949102" w:history="1">
+          <w:hyperlink w:anchor="_Toc226562184" w:history="1">
             <w:r>
               <w:rPr>
                 <w:rStyle w:val="a5"/>
                 <w:rFonts w:ascii="Times New Roman" w:hAnsi="Times New Roman" w:cs="Times New Roman"/>
                 <w:noProof/>
                 <w:sz w:val="28"/>
-                <w:szCs w:val="24"/>
+                <w:szCs w:val="28"/>
               </w:rPr>
               <w:t>Список сокращений</w:t>
             </w:r>
@@ -99,7 +99,7 @@
                 <w:noProof/>
                 <w:webHidden/>
                 <w:sz w:val="28"/>
-                <w:szCs w:val="24"/>
+                <w:szCs w:val="28"/>
               </w:rPr>
               <w:tab/>
             </w:r>
@@ -109,7 +109,7 @@
                 <w:noProof/>
                 <w:webHidden/>
                 <w:sz w:val="28"/>
-                <w:szCs w:val="24"/>
+                <w:szCs w:val="28"/>
               </w:rPr>
               <w:fldChar w:fldCharType="begin"/>
             </w:r>
@@ -119,26 +119,26 @@
                 <w:noProof/>
                 <w:webHidden/>
                 <w:sz w:val="28"/>
-                <w:szCs w:val="24"/>
-              </w:rPr>
-              <w:instrText xml:space="preserve"> PAGEREF _Toc225949102 \h </w:instrText>
-            </w:r>
-            <w:r>
-              <w:rPr>
-                <w:rFonts w:ascii="Times New Roman" w:hAnsi="Times New Roman" w:cs="Times New Roman"/>
-                <w:noProof/>
-                <w:webHidden/>
-                <w:sz w:val="28"/>
-                <w:szCs w:val="24"/>
-              </w:rPr>
-            </w:r>
-            <w:r>
-              <w:rPr>
-                <w:rFonts w:ascii="Times New Roman" w:hAnsi="Times New Roman" w:cs="Times New Roman"/>
-                <w:noProof/>
-                <w:webHidden/>
-                <w:sz w:val="28"/>
-                <w:szCs w:val="24"/>
+                <w:szCs w:val="28"/>
+              </w:rPr>
+              <w:instrText xml:space="preserve"> PAGEREF _Toc226562184 \h </w:instrText>
+            </w:r>
+            <w:r>
+              <w:rPr>
+                <w:rFonts w:ascii="Times New Roman" w:hAnsi="Times New Roman" w:cs="Times New Roman"/>
+                <w:noProof/>
+                <w:webHidden/>
+                <w:sz w:val="28"/>
+                <w:szCs w:val="28"/>
+              </w:rPr>
+            </w:r>
+            <w:r>
+              <w:rPr>
+                <w:rFonts w:ascii="Times New Roman" w:hAnsi="Times New Roman" w:cs="Times New Roman"/>
+                <w:noProof/>
+                <w:webHidden/>
+                <w:sz w:val="28"/>
+                <w:szCs w:val="28"/>
               </w:rPr>
               <w:fldChar w:fldCharType="separate"/>
             </w:r>
@@ -148,17 +148,17 @@
                 <w:noProof/>
                 <w:webHidden/>
                 <w:sz w:val="28"/>
-                <w:szCs w:val="24"/>
-              </w:rPr>
-              <w:t>1</w:t>
-            </w:r>
-            <w:r>
-              <w:rPr>
-                <w:rFonts w:ascii="Times New Roman" w:hAnsi="Times New Roman" w:cs="Times New Roman"/>
-                <w:noProof/>
-                <w:webHidden/>
-                <w:sz w:val="28"/>
-                <w:szCs w:val="24"/>
+                <w:szCs w:val="28"/>
+              </w:rPr>
+              <w:t>2</w:t>
+            </w:r>
+            <w:r>
+              <w:rPr>
+                <w:rFonts w:ascii="Times New Roman" w:hAnsi="Times New Roman" w:cs="Times New Roman"/>
+                <w:noProof/>
+                <w:webHidden/>
+                <w:sz w:val="28"/>
+                <w:szCs w:val="28"/>
               </w:rPr>
               <w:fldChar w:fldCharType="end"/>
             </w:r>
@@ -175,18 +175,18 @@
               <w:rFonts w:ascii="Times New Roman" w:eastAsiaTheme="minorEastAsia" w:hAnsi="Times New Roman" w:cs="Times New Roman"/>
               <w:noProof/>
               <w:sz w:val="28"/>
-              <w:szCs w:val="24"/>
+              <w:szCs w:val="28"/>
               <w:lang w:eastAsia="ru-RU"/>
             </w:rPr>
           </w:pPr>
-          <w:hyperlink w:anchor="_Toc225949103" w:history="1">
+          <w:hyperlink w:anchor="_Toc226562185" w:history="1">
             <w:r>
               <w:rPr>
                 <w:rStyle w:val="a5"/>
                 <w:rFonts w:ascii="Times New Roman" w:hAnsi="Times New Roman" w:cs="Times New Roman"/>
                 <w:noProof/>
                 <w:sz w:val="28"/>
-                <w:szCs w:val="24"/>
+                <w:szCs w:val="28"/>
               </w:rPr>
               <w:t>1</w:t>
             </w:r>
@@ -195,7 +195,7 @@
                 <w:rFonts w:ascii="Times New Roman" w:eastAsiaTheme="minorEastAsia" w:hAnsi="Times New Roman" w:cs="Times New Roman"/>
                 <w:noProof/>
                 <w:sz w:val="28"/>
-                <w:szCs w:val="24"/>
+                <w:szCs w:val="28"/>
                 <w:lang w:eastAsia="ru-RU"/>
               </w:rPr>
               <w:tab/>
@@ -206,7 +206,7 @@
                 <w:rFonts w:ascii="Times New Roman" w:hAnsi="Times New Roman" w:cs="Times New Roman"/>
                 <w:noProof/>
                 <w:sz w:val="28"/>
-                <w:szCs w:val="24"/>
+                <w:szCs w:val="28"/>
               </w:rPr>
               <w:t>Методологические подходы к предварительной обработке и интеграции многополосных электрокардиографических сигналов</w:t>
             </w:r>
@@ -216,7 +216,7 @@
                 <w:noProof/>
                 <w:webHidden/>
                 <w:sz w:val="28"/>
-                <w:szCs w:val="24"/>
+                <w:szCs w:val="28"/>
               </w:rPr>
               <w:tab/>
             </w:r>
@@ -226,7 +226,7 @@
                 <w:noProof/>
                 <w:webHidden/>
                 <w:sz w:val="28"/>
-                <w:szCs w:val="24"/>
+                <w:szCs w:val="28"/>
               </w:rPr>
               <w:fldChar w:fldCharType="begin"/>
             </w:r>
@@ -236,26 +236,26 @@
                 <w:noProof/>
                 <w:webHidden/>
                 <w:sz w:val="28"/>
-                <w:szCs w:val="24"/>
-              </w:rPr>
-              <w:instrText xml:space="preserve"> PAGEREF _Toc225949103 \h </w:instrText>
-            </w:r>
-            <w:r>
-              <w:rPr>
-                <w:rFonts w:ascii="Times New Roman" w:hAnsi="Times New Roman" w:cs="Times New Roman"/>
-                <w:noProof/>
-                <w:webHidden/>
-                <w:sz w:val="28"/>
-                <w:szCs w:val="24"/>
-              </w:rPr>
-            </w:r>
-            <w:r>
-              <w:rPr>
-                <w:rFonts w:ascii="Times New Roman" w:hAnsi="Times New Roman" w:cs="Times New Roman"/>
-                <w:noProof/>
-                <w:webHidden/>
-                <w:sz w:val="28"/>
-                <w:szCs w:val="24"/>
+                <w:szCs w:val="28"/>
+              </w:rPr>
+              <w:instrText xml:space="preserve"> PAGEREF _Toc226562185 \h </w:instrText>
+            </w:r>
+            <w:r>
+              <w:rPr>
+                <w:rFonts w:ascii="Times New Roman" w:hAnsi="Times New Roman" w:cs="Times New Roman"/>
+                <w:noProof/>
+                <w:webHidden/>
+                <w:sz w:val="28"/>
+                <w:szCs w:val="28"/>
+              </w:rPr>
+            </w:r>
+            <w:r>
+              <w:rPr>
+                <w:rFonts w:ascii="Times New Roman" w:hAnsi="Times New Roman" w:cs="Times New Roman"/>
+                <w:noProof/>
+                <w:webHidden/>
+                <w:sz w:val="28"/>
+                <w:szCs w:val="28"/>
               </w:rPr>
               <w:fldChar w:fldCharType="separate"/>
             </w:r>
@@ -265,17 +265,17 @@
                 <w:noProof/>
                 <w:webHidden/>
                 <w:sz w:val="28"/>
-                <w:szCs w:val="24"/>
-              </w:rPr>
-              <w:t>2</w:t>
-            </w:r>
-            <w:r>
-              <w:rPr>
-                <w:rFonts w:ascii="Times New Roman" w:hAnsi="Times New Roman" w:cs="Times New Roman"/>
-                <w:noProof/>
-                <w:webHidden/>
-                <w:sz w:val="28"/>
-                <w:szCs w:val="24"/>
+                <w:szCs w:val="28"/>
+              </w:rPr>
+              <w:t>3</w:t>
+            </w:r>
+            <w:r>
+              <w:rPr>
+                <w:rFonts w:ascii="Times New Roman" w:hAnsi="Times New Roman" w:cs="Times New Roman"/>
+                <w:noProof/>
+                <w:webHidden/>
+                <w:sz w:val="28"/>
+                <w:szCs w:val="28"/>
               </w:rPr>
               <w:fldChar w:fldCharType="end"/>
             </w:r>
@@ -292,18 +292,18 @@
               <w:rFonts w:ascii="Times New Roman" w:eastAsiaTheme="minorEastAsia" w:hAnsi="Times New Roman" w:cs="Times New Roman"/>
               <w:noProof/>
               <w:sz w:val="28"/>
-              <w:szCs w:val="24"/>
+              <w:szCs w:val="28"/>
               <w:lang w:eastAsia="ru-RU"/>
             </w:rPr>
           </w:pPr>
-          <w:hyperlink w:anchor="_Toc225949104" w:history="1">
+          <w:hyperlink w:anchor="_Toc226562186" w:history="1">
             <w:r>
               <w:rPr>
                 <w:rStyle w:val="a5"/>
                 <w:rFonts w:ascii="Times New Roman" w:hAnsi="Times New Roman" w:cs="Times New Roman"/>
                 <w:noProof/>
                 <w:sz w:val="28"/>
-                <w:szCs w:val="24"/>
+                <w:szCs w:val="28"/>
               </w:rPr>
               <w:t>1.1</w:t>
             </w:r>
@@ -312,7 +312,7 @@
                 <w:rFonts w:ascii="Times New Roman" w:eastAsiaTheme="minorEastAsia" w:hAnsi="Times New Roman" w:cs="Times New Roman"/>
                 <w:noProof/>
                 <w:sz w:val="28"/>
-                <w:szCs w:val="24"/>
+                <w:szCs w:val="28"/>
                 <w:lang w:eastAsia="ru-RU"/>
               </w:rPr>
               <w:tab/>
@@ -323,7 +323,7 @@
                 <w:rFonts w:ascii="Times New Roman" w:hAnsi="Times New Roman" w:cs="Times New Roman"/>
                 <w:noProof/>
                 <w:sz w:val="28"/>
-                <w:szCs w:val="24"/>
+                <w:szCs w:val="28"/>
               </w:rPr>
               <w:t>Форматы регистрации и структура биомедицинских данных</w:t>
             </w:r>
@@ -333,7 +333,7 @@
                 <w:noProof/>
                 <w:webHidden/>
                 <w:sz w:val="28"/>
-                <w:szCs w:val="24"/>
+                <w:szCs w:val="28"/>
               </w:rPr>
               <w:tab/>
             </w:r>
@@ -343,7 +343,7 @@
                 <w:noProof/>
                 <w:webHidden/>
                 <w:sz w:val="28"/>
-                <w:szCs w:val="24"/>
+                <w:szCs w:val="28"/>
               </w:rPr>
               <w:fldChar w:fldCharType="begin"/>
             </w:r>
@@ -353,26 +353,26 @@
                 <w:noProof/>
                 <w:webHidden/>
                 <w:sz w:val="28"/>
-                <w:szCs w:val="24"/>
-              </w:rPr>
-              <w:instrText xml:space="preserve"> PAGEREF _Toc225949104 \h </w:instrText>
-            </w:r>
-            <w:r>
-              <w:rPr>
-                <w:rFonts w:ascii="Times New Roman" w:hAnsi="Times New Roman" w:cs="Times New Roman"/>
-                <w:noProof/>
-                <w:webHidden/>
-                <w:sz w:val="28"/>
-                <w:szCs w:val="24"/>
-              </w:rPr>
-            </w:r>
-            <w:r>
-              <w:rPr>
-                <w:rFonts w:ascii="Times New Roman" w:hAnsi="Times New Roman" w:cs="Times New Roman"/>
-                <w:noProof/>
-                <w:webHidden/>
-                <w:sz w:val="28"/>
-                <w:szCs w:val="24"/>
+                <w:szCs w:val="28"/>
+              </w:rPr>
+              <w:instrText xml:space="preserve"> PAGEREF _Toc226562186 \h </w:instrText>
+            </w:r>
+            <w:r>
+              <w:rPr>
+                <w:rFonts w:ascii="Times New Roman" w:hAnsi="Times New Roman" w:cs="Times New Roman"/>
+                <w:noProof/>
+                <w:webHidden/>
+                <w:sz w:val="28"/>
+                <w:szCs w:val="28"/>
+              </w:rPr>
+            </w:r>
+            <w:r>
+              <w:rPr>
+                <w:rFonts w:ascii="Times New Roman" w:hAnsi="Times New Roman" w:cs="Times New Roman"/>
+                <w:noProof/>
+                <w:webHidden/>
+                <w:sz w:val="28"/>
+                <w:szCs w:val="28"/>
               </w:rPr>
               <w:fldChar w:fldCharType="separate"/>
             </w:r>
@@ -382,17 +382,17 @@
                 <w:noProof/>
                 <w:webHidden/>
                 <w:sz w:val="28"/>
-                <w:szCs w:val="24"/>
-              </w:rPr>
-              <w:t>2</w:t>
-            </w:r>
-            <w:r>
-              <w:rPr>
-                <w:rFonts w:ascii="Times New Roman" w:hAnsi="Times New Roman" w:cs="Times New Roman"/>
-                <w:noProof/>
-                <w:webHidden/>
-                <w:sz w:val="28"/>
-                <w:szCs w:val="24"/>
+                <w:szCs w:val="28"/>
+              </w:rPr>
+              <w:t>3</w:t>
+            </w:r>
+            <w:r>
+              <w:rPr>
+                <w:rFonts w:ascii="Times New Roman" w:hAnsi="Times New Roman" w:cs="Times New Roman"/>
+                <w:noProof/>
+                <w:webHidden/>
+                <w:sz w:val="28"/>
+                <w:szCs w:val="28"/>
               </w:rPr>
               <w:fldChar w:fldCharType="end"/>
             </w:r>
@@ -409,18 +409,18 @@
               <w:rFonts w:ascii="Times New Roman" w:eastAsiaTheme="minorEastAsia" w:hAnsi="Times New Roman" w:cs="Times New Roman"/>
               <w:noProof/>
               <w:sz w:val="28"/>
-              <w:szCs w:val="24"/>
+              <w:szCs w:val="28"/>
               <w:lang w:eastAsia="ru-RU"/>
             </w:rPr>
           </w:pPr>
-          <w:hyperlink w:anchor="_Toc225949105" w:history="1">
+          <w:hyperlink w:anchor="_Toc226562187" w:history="1">
             <w:r>
               <w:rPr>
                 <w:rStyle w:val="a5"/>
                 <w:rFonts w:ascii="Times New Roman" w:hAnsi="Times New Roman" w:cs="Times New Roman"/>
                 <w:noProof/>
                 <w:sz w:val="28"/>
-                <w:szCs w:val="24"/>
+                <w:szCs w:val="28"/>
               </w:rPr>
               <w:t>1.2</w:t>
             </w:r>
@@ -429,7 +429,7 @@
                 <w:rFonts w:ascii="Times New Roman" w:eastAsiaTheme="minorEastAsia" w:hAnsi="Times New Roman" w:cs="Times New Roman"/>
                 <w:noProof/>
                 <w:sz w:val="28"/>
-                <w:szCs w:val="24"/>
+                <w:szCs w:val="28"/>
                 <w:lang w:eastAsia="ru-RU"/>
               </w:rPr>
               <w:tab/>
@@ -440,7 +440,7 @@
                 <w:rFonts w:ascii="Times New Roman" w:hAnsi="Times New Roman" w:cs="Times New Roman"/>
                 <w:noProof/>
                 <w:sz w:val="28"/>
-                <w:szCs w:val="24"/>
+                <w:szCs w:val="28"/>
               </w:rPr>
               <w:t>Алгоритм адаптивного взвешенного объединения каналов</w:t>
             </w:r>
@@ -450,7 +450,7 @@
                 <w:noProof/>
                 <w:webHidden/>
                 <w:sz w:val="28"/>
-                <w:szCs w:val="24"/>
+                <w:szCs w:val="28"/>
               </w:rPr>
               <w:tab/>
             </w:r>
@@ -460,7 +460,7 @@
                 <w:noProof/>
                 <w:webHidden/>
                 <w:sz w:val="28"/>
-                <w:szCs w:val="24"/>
+                <w:szCs w:val="28"/>
               </w:rPr>
               <w:fldChar w:fldCharType="begin"/>
             </w:r>
@@ -470,26 +470,26 @@
                 <w:noProof/>
                 <w:webHidden/>
                 <w:sz w:val="28"/>
-                <w:szCs w:val="24"/>
-              </w:rPr>
-              <w:instrText xml:space="preserve"> PAGEREF _Toc225949105 \h </w:instrText>
-            </w:r>
-            <w:r>
-              <w:rPr>
-                <w:rFonts w:ascii="Times New Roman" w:hAnsi="Times New Roman" w:cs="Times New Roman"/>
-                <w:noProof/>
-                <w:webHidden/>
-                <w:sz w:val="28"/>
-                <w:szCs w:val="24"/>
-              </w:rPr>
-            </w:r>
-            <w:r>
-              <w:rPr>
-                <w:rFonts w:ascii="Times New Roman" w:hAnsi="Times New Roman" w:cs="Times New Roman"/>
-                <w:noProof/>
-                <w:webHidden/>
-                <w:sz w:val="28"/>
-                <w:szCs w:val="24"/>
+                <w:szCs w:val="28"/>
+              </w:rPr>
+              <w:instrText xml:space="preserve"> PAGEREF _Toc226562187 \h </w:instrText>
+            </w:r>
+            <w:r>
+              <w:rPr>
+                <w:rFonts w:ascii="Times New Roman" w:hAnsi="Times New Roman" w:cs="Times New Roman"/>
+                <w:noProof/>
+                <w:webHidden/>
+                <w:sz w:val="28"/>
+                <w:szCs w:val="28"/>
+              </w:rPr>
+            </w:r>
+            <w:r>
+              <w:rPr>
+                <w:rFonts w:ascii="Times New Roman" w:hAnsi="Times New Roman" w:cs="Times New Roman"/>
+                <w:noProof/>
+                <w:webHidden/>
+                <w:sz w:val="28"/>
+                <w:szCs w:val="28"/>
               </w:rPr>
               <w:fldChar w:fldCharType="separate"/>
             </w:r>
@@ -499,7 +499,7 @@
                 <w:noProof/>
                 <w:webHidden/>
                 <w:sz w:val="28"/>
-                <w:szCs w:val="24"/>
+                <w:szCs w:val="28"/>
               </w:rPr>
               <w:t>3</w:t>
             </w:r>
@@ -509,7 +509,7 @@
                 <w:noProof/>
                 <w:webHidden/>
                 <w:sz w:val="28"/>
-                <w:szCs w:val="24"/>
+                <w:szCs w:val="28"/>
               </w:rPr>
               <w:fldChar w:fldCharType="end"/>
             </w:r>
@@ -526,18 +526,18 @@
               <w:rFonts w:ascii="Times New Roman" w:eastAsiaTheme="minorEastAsia" w:hAnsi="Times New Roman" w:cs="Times New Roman"/>
               <w:noProof/>
               <w:sz w:val="28"/>
-              <w:szCs w:val="24"/>
+              <w:szCs w:val="28"/>
               <w:lang w:eastAsia="ru-RU"/>
             </w:rPr>
           </w:pPr>
-          <w:hyperlink w:anchor="_Toc225949106" w:history="1">
+          <w:hyperlink w:anchor="_Toc226562188" w:history="1">
             <w:r>
               <w:rPr>
                 <w:rStyle w:val="a5"/>
                 <w:rFonts w:ascii="Times New Roman" w:hAnsi="Times New Roman" w:cs="Times New Roman"/>
                 <w:noProof/>
                 <w:sz w:val="28"/>
-                <w:szCs w:val="24"/>
+                <w:szCs w:val="28"/>
               </w:rPr>
               <w:t>1.3</w:t>
             </w:r>
@@ -546,7 +546,7 @@
                 <w:rFonts w:ascii="Times New Roman" w:eastAsiaTheme="minorEastAsia" w:hAnsi="Times New Roman" w:cs="Times New Roman"/>
                 <w:noProof/>
                 <w:sz w:val="28"/>
-                <w:szCs w:val="24"/>
+                <w:szCs w:val="28"/>
                 <w:lang w:eastAsia="ru-RU"/>
               </w:rPr>
               <w:tab/>
@@ -557,7 +557,7 @@
                 <w:rFonts w:ascii="Times New Roman" w:hAnsi="Times New Roman" w:cs="Times New Roman"/>
                 <w:noProof/>
                 <w:sz w:val="28"/>
-                <w:szCs w:val="24"/>
+                <w:szCs w:val="28"/>
               </w:rPr>
               <w:t>Общая схема предварительной обработки сигнала</w:t>
             </w:r>
@@ -567,7 +567,7 @@
                 <w:noProof/>
                 <w:webHidden/>
                 <w:sz w:val="28"/>
-                <w:szCs w:val="24"/>
+                <w:szCs w:val="28"/>
               </w:rPr>
               <w:tab/>
             </w:r>
@@ -577,7 +577,7 @@
                 <w:noProof/>
                 <w:webHidden/>
                 <w:sz w:val="28"/>
-                <w:szCs w:val="24"/>
+                <w:szCs w:val="28"/>
               </w:rPr>
               <w:fldChar w:fldCharType="begin"/>
             </w:r>
@@ -587,26 +587,26 @@
                 <w:noProof/>
                 <w:webHidden/>
                 <w:sz w:val="28"/>
-                <w:szCs w:val="24"/>
-              </w:rPr>
-              <w:instrText xml:space="preserve"> PAGEREF _Toc225949106 \h </w:instrText>
-            </w:r>
-            <w:r>
-              <w:rPr>
-                <w:rFonts w:ascii="Times New Roman" w:hAnsi="Times New Roman" w:cs="Times New Roman"/>
-                <w:noProof/>
-                <w:webHidden/>
-                <w:sz w:val="28"/>
-                <w:szCs w:val="24"/>
-              </w:rPr>
-            </w:r>
-            <w:r>
-              <w:rPr>
-                <w:rFonts w:ascii="Times New Roman" w:hAnsi="Times New Roman" w:cs="Times New Roman"/>
-                <w:noProof/>
-                <w:webHidden/>
-                <w:sz w:val="28"/>
-                <w:szCs w:val="24"/>
+                <w:szCs w:val="28"/>
+              </w:rPr>
+              <w:instrText xml:space="preserve"> PAGEREF _Toc226562188 \h </w:instrText>
+            </w:r>
+            <w:r>
+              <w:rPr>
+                <w:rFonts w:ascii="Times New Roman" w:hAnsi="Times New Roman" w:cs="Times New Roman"/>
+                <w:noProof/>
+                <w:webHidden/>
+                <w:sz w:val="28"/>
+                <w:szCs w:val="28"/>
+              </w:rPr>
+            </w:r>
+            <w:r>
+              <w:rPr>
+                <w:rFonts w:ascii="Times New Roman" w:hAnsi="Times New Roman" w:cs="Times New Roman"/>
+                <w:noProof/>
+                <w:webHidden/>
+                <w:sz w:val="28"/>
+                <w:szCs w:val="28"/>
               </w:rPr>
               <w:fldChar w:fldCharType="separate"/>
             </w:r>
@@ -616,7 +616,7 @@
                 <w:noProof/>
                 <w:webHidden/>
                 <w:sz w:val="28"/>
-                <w:szCs w:val="24"/>
+                <w:szCs w:val="28"/>
               </w:rPr>
               <w:t>3</w:t>
             </w:r>
@@ -626,7 +626,7 @@
                 <w:noProof/>
                 <w:webHidden/>
                 <w:sz w:val="28"/>
-                <w:szCs w:val="24"/>
+                <w:szCs w:val="28"/>
               </w:rPr>
               <w:fldChar w:fldCharType="end"/>
             </w:r>
@@ -643,18 +643,18 @@
               <w:rFonts w:ascii="Times New Roman" w:eastAsiaTheme="minorEastAsia" w:hAnsi="Times New Roman" w:cs="Times New Roman"/>
               <w:noProof/>
               <w:sz w:val="28"/>
-              <w:szCs w:val="24"/>
+              <w:szCs w:val="28"/>
               <w:lang w:eastAsia="ru-RU"/>
             </w:rPr>
           </w:pPr>
-          <w:hyperlink w:anchor="_Toc225949107" w:history="1">
+          <w:hyperlink w:anchor="_Toc226562189" w:history="1">
             <w:r>
               <w:rPr>
                 <w:rStyle w:val="a5"/>
                 <w:rFonts w:ascii="Times New Roman" w:hAnsi="Times New Roman" w:cs="Times New Roman"/>
                 <w:noProof/>
                 <w:sz w:val="28"/>
-                <w:szCs w:val="24"/>
+                <w:szCs w:val="28"/>
               </w:rPr>
               <w:t>2</w:t>
             </w:r>
@@ -663,7 +663,7 @@
                 <w:rFonts w:ascii="Times New Roman" w:eastAsiaTheme="minorEastAsia" w:hAnsi="Times New Roman" w:cs="Times New Roman"/>
                 <w:noProof/>
                 <w:sz w:val="28"/>
-                <w:szCs w:val="24"/>
+                <w:szCs w:val="28"/>
                 <w:lang w:eastAsia="ru-RU"/>
               </w:rPr>
               <w:tab/>
@@ -674,7 +674,7 @@
                 <w:rFonts w:ascii="Times New Roman" w:hAnsi="Times New Roman" w:cs="Times New Roman"/>
                 <w:noProof/>
                 <w:sz w:val="28"/>
-                <w:szCs w:val="24"/>
+                <w:szCs w:val="28"/>
               </w:rPr>
               <w:t>Методологические основы обработки электрокардиографического сигнала</w:t>
             </w:r>
@@ -684,7 +684,7 @@
                 <w:noProof/>
                 <w:webHidden/>
                 <w:sz w:val="28"/>
-                <w:szCs w:val="24"/>
+                <w:szCs w:val="28"/>
               </w:rPr>
               <w:tab/>
             </w:r>
@@ -694,7 +694,7 @@
                 <w:noProof/>
                 <w:webHidden/>
                 <w:sz w:val="28"/>
-                <w:szCs w:val="24"/>
+                <w:szCs w:val="28"/>
               </w:rPr>
               <w:fldChar w:fldCharType="begin"/>
             </w:r>
@@ -704,26 +704,26 @@
                 <w:noProof/>
                 <w:webHidden/>
                 <w:sz w:val="28"/>
-                <w:szCs w:val="24"/>
-              </w:rPr>
-              <w:instrText xml:space="preserve"> PAGEREF _Toc225949107 \h </w:instrText>
-            </w:r>
-            <w:r>
-              <w:rPr>
-                <w:rFonts w:ascii="Times New Roman" w:hAnsi="Times New Roman" w:cs="Times New Roman"/>
-                <w:noProof/>
-                <w:webHidden/>
-                <w:sz w:val="28"/>
-                <w:szCs w:val="24"/>
-              </w:rPr>
-            </w:r>
-            <w:r>
-              <w:rPr>
-                <w:rFonts w:ascii="Times New Roman" w:hAnsi="Times New Roman" w:cs="Times New Roman"/>
-                <w:noProof/>
-                <w:webHidden/>
-                <w:sz w:val="28"/>
-                <w:szCs w:val="24"/>
+                <w:szCs w:val="28"/>
+              </w:rPr>
+              <w:instrText xml:space="preserve"> PAGEREF _Toc226562189 \h </w:instrText>
+            </w:r>
+            <w:r>
+              <w:rPr>
+                <w:rFonts w:ascii="Times New Roman" w:hAnsi="Times New Roman" w:cs="Times New Roman"/>
+                <w:noProof/>
+                <w:webHidden/>
+                <w:sz w:val="28"/>
+                <w:szCs w:val="28"/>
+              </w:rPr>
+            </w:r>
+            <w:r>
+              <w:rPr>
+                <w:rFonts w:ascii="Times New Roman" w:hAnsi="Times New Roman" w:cs="Times New Roman"/>
+                <w:noProof/>
+                <w:webHidden/>
+                <w:sz w:val="28"/>
+                <w:szCs w:val="28"/>
               </w:rPr>
               <w:fldChar w:fldCharType="separate"/>
             </w:r>
@@ -733,17 +733,17 @@
                 <w:noProof/>
                 <w:webHidden/>
                 <w:sz w:val="28"/>
-                <w:szCs w:val="24"/>
-              </w:rPr>
-              <w:t>4</w:t>
-            </w:r>
-            <w:r>
-              <w:rPr>
-                <w:rFonts w:ascii="Times New Roman" w:hAnsi="Times New Roman" w:cs="Times New Roman"/>
-                <w:noProof/>
-                <w:webHidden/>
-                <w:sz w:val="28"/>
-                <w:szCs w:val="24"/>
+                <w:szCs w:val="28"/>
+              </w:rPr>
+              <w:t>6</w:t>
+            </w:r>
+            <w:r>
+              <w:rPr>
+                <w:rFonts w:ascii="Times New Roman" w:hAnsi="Times New Roman" w:cs="Times New Roman"/>
+                <w:noProof/>
+                <w:webHidden/>
+                <w:sz w:val="28"/>
+                <w:szCs w:val="28"/>
               </w:rPr>
               <w:fldChar w:fldCharType="end"/>
             </w:r>
@@ -760,18 +760,18 @@
               <w:rFonts w:ascii="Times New Roman" w:eastAsiaTheme="minorEastAsia" w:hAnsi="Times New Roman" w:cs="Times New Roman"/>
               <w:noProof/>
               <w:sz w:val="28"/>
-              <w:szCs w:val="24"/>
+              <w:szCs w:val="28"/>
               <w:lang w:eastAsia="ru-RU"/>
             </w:rPr>
           </w:pPr>
-          <w:hyperlink w:anchor="_Toc225949108" w:history="1">
+          <w:hyperlink w:anchor="_Toc226562190" w:history="1">
             <w:r>
               <w:rPr>
                 <w:rStyle w:val="a5"/>
                 <w:rFonts w:ascii="Times New Roman" w:hAnsi="Times New Roman" w:cs="Times New Roman"/>
                 <w:noProof/>
                 <w:sz w:val="28"/>
-                <w:szCs w:val="24"/>
+                <w:szCs w:val="28"/>
               </w:rPr>
               <w:t>2.1</w:t>
             </w:r>
@@ -780,7 +780,7 @@
                 <w:rFonts w:ascii="Times New Roman" w:eastAsiaTheme="minorEastAsia" w:hAnsi="Times New Roman" w:cs="Times New Roman"/>
                 <w:noProof/>
                 <w:sz w:val="28"/>
-                <w:szCs w:val="24"/>
+                <w:szCs w:val="28"/>
                 <w:lang w:eastAsia="ru-RU"/>
               </w:rPr>
               <w:tab/>
@@ -791,7 +791,7 @@
                 <w:rFonts w:ascii="Times New Roman" w:hAnsi="Times New Roman" w:cs="Times New Roman"/>
                 <w:noProof/>
                 <w:sz w:val="28"/>
-                <w:szCs w:val="24"/>
+                <w:szCs w:val="28"/>
               </w:rPr>
               <w:t>Обоснование объема выборки</w:t>
             </w:r>
@@ -801,7 +801,7 @@
                 <w:noProof/>
                 <w:webHidden/>
                 <w:sz w:val="28"/>
-                <w:szCs w:val="24"/>
+                <w:szCs w:val="28"/>
               </w:rPr>
               <w:tab/>
             </w:r>
@@ -811,7 +811,7 @@
                 <w:noProof/>
                 <w:webHidden/>
                 <w:sz w:val="28"/>
-                <w:szCs w:val="24"/>
+                <w:szCs w:val="28"/>
               </w:rPr>
               <w:fldChar w:fldCharType="begin"/>
             </w:r>
@@ -821,26 +821,26 @@
                 <w:noProof/>
                 <w:webHidden/>
                 <w:sz w:val="28"/>
-                <w:szCs w:val="24"/>
-              </w:rPr>
-              <w:instrText xml:space="preserve"> PAGEREF _Toc225949108 \h </w:instrText>
-            </w:r>
-            <w:r>
-              <w:rPr>
-                <w:rFonts w:ascii="Times New Roman" w:hAnsi="Times New Roman" w:cs="Times New Roman"/>
-                <w:noProof/>
-                <w:webHidden/>
-                <w:sz w:val="28"/>
-                <w:szCs w:val="24"/>
-              </w:rPr>
-            </w:r>
-            <w:r>
-              <w:rPr>
-                <w:rFonts w:ascii="Times New Roman" w:hAnsi="Times New Roman" w:cs="Times New Roman"/>
-                <w:noProof/>
-                <w:webHidden/>
-                <w:sz w:val="28"/>
-                <w:szCs w:val="24"/>
+                <w:szCs w:val="28"/>
+              </w:rPr>
+              <w:instrText xml:space="preserve"> PAGEREF _Toc226562190 \h </w:instrText>
+            </w:r>
+            <w:r>
+              <w:rPr>
+                <w:rFonts w:ascii="Times New Roman" w:hAnsi="Times New Roman" w:cs="Times New Roman"/>
+                <w:noProof/>
+                <w:webHidden/>
+                <w:sz w:val="28"/>
+                <w:szCs w:val="28"/>
+              </w:rPr>
+            </w:r>
+            <w:r>
+              <w:rPr>
+                <w:rFonts w:ascii="Times New Roman" w:hAnsi="Times New Roman" w:cs="Times New Roman"/>
+                <w:noProof/>
+                <w:webHidden/>
+                <w:sz w:val="28"/>
+                <w:szCs w:val="28"/>
               </w:rPr>
               <w:fldChar w:fldCharType="separate"/>
             </w:r>
@@ -850,17 +850,17 @@
                 <w:noProof/>
                 <w:webHidden/>
                 <w:sz w:val="28"/>
-                <w:szCs w:val="24"/>
-              </w:rPr>
-              <w:t>4</w:t>
-            </w:r>
-            <w:r>
-              <w:rPr>
-                <w:rFonts w:ascii="Times New Roman" w:hAnsi="Times New Roman" w:cs="Times New Roman"/>
-                <w:noProof/>
-                <w:webHidden/>
-                <w:sz w:val="28"/>
-                <w:szCs w:val="24"/>
+                <w:szCs w:val="28"/>
+              </w:rPr>
+              <w:t>6</w:t>
+            </w:r>
+            <w:r>
+              <w:rPr>
+                <w:rFonts w:ascii="Times New Roman" w:hAnsi="Times New Roman" w:cs="Times New Roman"/>
+                <w:noProof/>
+                <w:webHidden/>
+                <w:sz w:val="28"/>
+                <w:szCs w:val="28"/>
               </w:rPr>
               <w:fldChar w:fldCharType="end"/>
             </w:r>
@@ -877,18 +877,18 @@
               <w:rFonts w:ascii="Times New Roman" w:eastAsiaTheme="minorEastAsia" w:hAnsi="Times New Roman" w:cs="Times New Roman"/>
               <w:noProof/>
               <w:sz w:val="28"/>
-              <w:szCs w:val="24"/>
+              <w:szCs w:val="28"/>
               <w:lang w:eastAsia="ru-RU"/>
             </w:rPr>
           </w:pPr>
-          <w:hyperlink w:anchor="_Toc225949109" w:history="1">
+          <w:hyperlink w:anchor="_Toc226562191" w:history="1">
             <w:r>
               <w:rPr>
                 <w:rStyle w:val="a5"/>
                 <w:rFonts w:ascii="Times New Roman" w:hAnsi="Times New Roman" w:cs="Times New Roman"/>
                 <w:noProof/>
                 <w:sz w:val="28"/>
-                <w:szCs w:val="24"/>
+                <w:szCs w:val="28"/>
               </w:rPr>
               <w:t>2.2</w:t>
             </w:r>
@@ -897,7 +897,7 @@
                 <w:rFonts w:ascii="Times New Roman" w:eastAsiaTheme="minorEastAsia" w:hAnsi="Times New Roman" w:cs="Times New Roman"/>
                 <w:noProof/>
                 <w:sz w:val="28"/>
-                <w:szCs w:val="24"/>
+                <w:szCs w:val="28"/>
                 <w:lang w:eastAsia="ru-RU"/>
               </w:rPr>
               <w:tab/>
@@ -908,7 +908,7 @@
                 <w:rFonts w:ascii="Times New Roman" w:hAnsi="Times New Roman" w:cs="Times New Roman"/>
                 <w:noProof/>
                 <w:sz w:val="28"/>
-                <w:szCs w:val="24"/>
+                <w:szCs w:val="28"/>
               </w:rPr>
               <w:t>Метод синхронизированного усреднения</w:t>
             </w:r>
@@ -918,7 +918,7 @@
                 <w:noProof/>
                 <w:webHidden/>
                 <w:sz w:val="28"/>
-                <w:szCs w:val="24"/>
+                <w:szCs w:val="28"/>
               </w:rPr>
               <w:tab/>
             </w:r>
@@ -928,7 +928,7 @@
                 <w:noProof/>
                 <w:webHidden/>
                 <w:sz w:val="28"/>
-                <w:szCs w:val="24"/>
+                <w:szCs w:val="28"/>
               </w:rPr>
               <w:fldChar w:fldCharType="begin"/>
             </w:r>
@@ -938,26 +938,26 @@
                 <w:noProof/>
                 <w:webHidden/>
                 <w:sz w:val="28"/>
-                <w:szCs w:val="24"/>
-              </w:rPr>
-              <w:instrText xml:space="preserve"> PAGEREF _Toc225949109 \h </w:instrText>
-            </w:r>
-            <w:r>
-              <w:rPr>
-                <w:rFonts w:ascii="Times New Roman" w:hAnsi="Times New Roman" w:cs="Times New Roman"/>
-                <w:noProof/>
-                <w:webHidden/>
-                <w:sz w:val="28"/>
-                <w:szCs w:val="24"/>
-              </w:rPr>
-            </w:r>
-            <w:r>
-              <w:rPr>
-                <w:rFonts w:ascii="Times New Roman" w:hAnsi="Times New Roman" w:cs="Times New Roman"/>
-                <w:noProof/>
-                <w:webHidden/>
-                <w:sz w:val="28"/>
-                <w:szCs w:val="24"/>
+                <w:szCs w:val="28"/>
+              </w:rPr>
+              <w:instrText xml:space="preserve"> PAGEREF _Toc226562191 \h </w:instrText>
+            </w:r>
+            <w:r>
+              <w:rPr>
+                <w:rFonts w:ascii="Times New Roman" w:hAnsi="Times New Roman" w:cs="Times New Roman"/>
+                <w:noProof/>
+                <w:webHidden/>
+                <w:sz w:val="28"/>
+                <w:szCs w:val="28"/>
+              </w:rPr>
+            </w:r>
+            <w:r>
+              <w:rPr>
+                <w:rFonts w:ascii="Times New Roman" w:hAnsi="Times New Roman" w:cs="Times New Roman"/>
+                <w:noProof/>
+                <w:webHidden/>
+                <w:sz w:val="28"/>
+                <w:szCs w:val="28"/>
               </w:rPr>
               <w:fldChar w:fldCharType="separate"/>
             </w:r>
@@ -967,17 +967,17 @@
                 <w:noProof/>
                 <w:webHidden/>
                 <w:sz w:val="28"/>
-                <w:szCs w:val="24"/>
-              </w:rPr>
-              <w:t>5</w:t>
-            </w:r>
-            <w:r>
-              <w:rPr>
-                <w:rFonts w:ascii="Times New Roman" w:hAnsi="Times New Roman" w:cs="Times New Roman"/>
-                <w:noProof/>
-                <w:webHidden/>
-                <w:sz w:val="28"/>
-                <w:szCs w:val="24"/>
+                <w:szCs w:val="28"/>
+              </w:rPr>
+              <w:t>7</w:t>
+            </w:r>
+            <w:r>
+              <w:rPr>
+                <w:rFonts w:ascii="Times New Roman" w:hAnsi="Times New Roman" w:cs="Times New Roman"/>
+                <w:noProof/>
+                <w:webHidden/>
+                <w:sz w:val="28"/>
+                <w:szCs w:val="28"/>
               </w:rPr>
               <w:fldChar w:fldCharType="end"/>
             </w:r>
@@ -994,18 +994,18 @@
               <w:rFonts w:ascii="Times New Roman" w:eastAsiaTheme="minorEastAsia" w:hAnsi="Times New Roman" w:cs="Times New Roman"/>
               <w:noProof/>
               <w:sz w:val="28"/>
-              <w:szCs w:val="24"/>
+              <w:szCs w:val="28"/>
               <w:lang w:eastAsia="ru-RU"/>
             </w:rPr>
           </w:pPr>
-          <w:hyperlink w:anchor="_Toc225949110" w:history="1">
+          <w:hyperlink w:anchor="_Toc226562192" w:history="1">
             <w:r>
               <w:rPr>
                 <w:rStyle w:val="a5"/>
                 <w:rFonts w:ascii="Times New Roman" w:hAnsi="Times New Roman" w:cs="Times New Roman"/>
                 <w:noProof/>
                 <w:sz w:val="28"/>
-                <w:szCs w:val="24"/>
+                <w:szCs w:val="28"/>
               </w:rPr>
               <w:t>2.3</w:t>
             </w:r>
@@ -1014,7 +1014,7 @@
                 <w:rFonts w:ascii="Times New Roman" w:eastAsiaTheme="minorEastAsia" w:hAnsi="Times New Roman" w:cs="Times New Roman"/>
                 <w:noProof/>
                 <w:sz w:val="28"/>
-                <w:szCs w:val="24"/>
+                <w:szCs w:val="28"/>
                 <w:lang w:eastAsia="ru-RU"/>
               </w:rPr>
               <w:tab/>
@@ -1025,7 +1025,7 @@
                 <w:rFonts w:ascii="Times New Roman" w:hAnsi="Times New Roman" w:cs="Times New Roman"/>
                 <w:noProof/>
                 <w:sz w:val="28"/>
-                <w:szCs w:val="24"/>
+                <w:szCs w:val="28"/>
               </w:rPr>
               <w:t>Детектирование пиков на основе мгновенной мощности</w:t>
             </w:r>
@@ -1035,7 +1035,7 @@
                 <w:noProof/>
                 <w:webHidden/>
                 <w:sz w:val="28"/>
-                <w:szCs w:val="24"/>
+                <w:szCs w:val="28"/>
               </w:rPr>
               <w:tab/>
             </w:r>
@@ -1045,7 +1045,7 @@
                 <w:noProof/>
                 <w:webHidden/>
                 <w:sz w:val="28"/>
-                <w:szCs w:val="24"/>
+                <w:szCs w:val="28"/>
               </w:rPr>
               <w:fldChar w:fldCharType="begin"/>
             </w:r>
@@ -1055,26 +1055,26 @@
                 <w:noProof/>
                 <w:webHidden/>
                 <w:sz w:val="28"/>
-                <w:szCs w:val="24"/>
-              </w:rPr>
-              <w:instrText xml:space="preserve"> PAGEREF _Toc225949110 \h </w:instrText>
-            </w:r>
-            <w:r>
-              <w:rPr>
-                <w:rFonts w:ascii="Times New Roman" w:hAnsi="Times New Roman" w:cs="Times New Roman"/>
-                <w:noProof/>
-                <w:webHidden/>
-                <w:sz w:val="28"/>
-                <w:szCs w:val="24"/>
-              </w:rPr>
-            </w:r>
-            <w:r>
-              <w:rPr>
-                <w:rFonts w:ascii="Times New Roman" w:hAnsi="Times New Roman" w:cs="Times New Roman"/>
-                <w:noProof/>
-                <w:webHidden/>
-                <w:sz w:val="28"/>
-                <w:szCs w:val="24"/>
+                <w:szCs w:val="28"/>
+              </w:rPr>
+              <w:instrText xml:space="preserve"> PAGEREF _Toc226562192 \h </w:instrText>
+            </w:r>
+            <w:r>
+              <w:rPr>
+                <w:rFonts w:ascii="Times New Roman" w:hAnsi="Times New Roman" w:cs="Times New Roman"/>
+                <w:noProof/>
+                <w:webHidden/>
+                <w:sz w:val="28"/>
+                <w:szCs w:val="28"/>
+              </w:rPr>
+            </w:r>
+            <w:r>
+              <w:rPr>
+                <w:rFonts w:ascii="Times New Roman" w:hAnsi="Times New Roman" w:cs="Times New Roman"/>
+                <w:noProof/>
+                <w:webHidden/>
+                <w:sz w:val="28"/>
+                <w:szCs w:val="28"/>
               </w:rPr>
               <w:fldChar w:fldCharType="separate"/>
             </w:r>
@@ -1084,17 +1084,17 @@
                 <w:noProof/>
                 <w:webHidden/>
                 <w:sz w:val="28"/>
-                <w:szCs w:val="24"/>
-              </w:rPr>
-              <w:t>6</w:t>
-            </w:r>
-            <w:r>
-              <w:rPr>
-                <w:rFonts w:ascii="Times New Roman" w:hAnsi="Times New Roman" w:cs="Times New Roman"/>
-                <w:noProof/>
-                <w:webHidden/>
-                <w:sz w:val="28"/>
-                <w:szCs w:val="24"/>
+                <w:szCs w:val="28"/>
+              </w:rPr>
+              <w:t>7</w:t>
+            </w:r>
+            <w:r>
+              <w:rPr>
+                <w:rFonts w:ascii="Times New Roman" w:hAnsi="Times New Roman" w:cs="Times New Roman"/>
+                <w:noProof/>
+                <w:webHidden/>
+                <w:sz w:val="28"/>
+                <w:szCs w:val="28"/>
               </w:rPr>
               <w:fldChar w:fldCharType="end"/>
             </w:r>
@@ -1111,18 +1111,18 @@
               <w:rFonts w:ascii="Times New Roman" w:eastAsiaTheme="minorEastAsia" w:hAnsi="Times New Roman" w:cs="Times New Roman"/>
               <w:noProof/>
               <w:sz w:val="28"/>
-              <w:szCs w:val="24"/>
+              <w:szCs w:val="28"/>
               <w:lang w:eastAsia="ru-RU"/>
             </w:rPr>
           </w:pPr>
-          <w:hyperlink w:anchor="_Toc225949111" w:history="1">
+          <w:hyperlink w:anchor="_Toc226562193" w:history="1">
             <w:r>
               <w:rPr>
                 <w:rStyle w:val="a5"/>
                 <w:rFonts w:ascii="Times New Roman" w:hAnsi="Times New Roman" w:cs="Times New Roman"/>
                 <w:noProof/>
                 <w:sz w:val="28"/>
-                <w:szCs w:val="24"/>
+                <w:szCs w:val="28"/>
               </w:rPr>
               <w:t>3</w:t>
             </w:r>
@@ -1131,7 +1131,7 @@
                 <w:rFonts w:ascii="Times New Roman" w:eastAsiaTheme="minorEastAsia" w:hAnsi="Times New Roman" w:cs="Times New Roman"/>
                 <w:noProof/>
                 <w:sz w:val="28"/>
-                <w:szCs w:val="24"/>
+                <w:szCs w:val="28"/>
                 <w:lang w:eastAsia="ru-RU"/>
               </w:rPr>
               <w:tab/>
@@ -1142,7 +1142,7 @@
                 <w:rFonts w:ascii="Times New Roman" w:hAnsi="Times New Roman" w:cs="Times New Roman"/>
                 <w:noProof/>
                 <w:sz w:val="28"/>
-                <w:szCs w:val="24"/>
+                <w:szCs w:val="28"/>
               </w:rPr>
               <w:t>Результаты анализа сигнал-усредненной электрокардиограммы</w:t>
             </w:r>
@@ -1152,7 +1152,7 @@
                 <w:noProof/>
                 <w:webHidden/>
                 <w:sz w:val="28"/>
-                <w:szCs w:val="24"/>
+                <w:szCs w:val="28"/>
               </w:rPr>
               <w:tab/>
             </w:r>
@@ -1162,7 +1162,7 @@
                 <w:noProof/>
                 <w:webHidden/>
                 <w:sz w:val="28"/>
-                <w:szCs w:val="24"/>
+                <w:szCs w:val="28"/>
               </w:rPr>
               <w:fldChar w:fldCharType="begin"/>
             </w:r>
@@ -1172,26 +1172,26 @@
                 <w:noProof/>
                 <w:webHidden/>
                 <w:sz w:val="28"/>
-                <w:szCs w:val="24"/>
-              </w:rPr>
-              <w:instrText xml:space="preserve"> PAGEREF _Toc225949111 \h </w:instrText>
-            </w:r>
-            <w:r>
-              <w:rPr>
-                <w:rFonts w:ascii="Times New Roman" w:hAnsi="Times New Roman" w:cs="Times New Roman"/>
-                <w:noProof/>
-                <w:webHidden/>
-                <w:sz w:val="28"/>
-                <w:szCs w:val="24"/>
-              </w:rPr>
-            </w:r>
-            <w:r>
-              <w:rPr>
-                <w:rFonts w:ascii="Times New Roman" w:hAnsi="Times New Roman" w:cs="Times New Roman"/>
-                <w:noProof/>
-                <w:webHidden/>
-                <w:sz w:val="28"/>
-                <w:szCs w:val="24"/>
+                <w:szCs w:val="28"/>
+              </w:rPr>
+              <w:instrText xml:space="preserve"> PAGEREF _Toc226562193 \h </w:instrText>
+            </w:r>
+            <w:r>
+              <w:rPr>
+                <w:rFonts w:ascii="Times New Roman" w:hAnsi="Times New Roman" w:cs="Times New Roman"/>
+                <w:noProof/>
+                <w:webHidden/>
+                <w:sz w:val="28"/>
+                <w:szCs w:val="28"/>
+              </w:rPr>
+            </w:r>
+            <w:r>
+              <w:rPr>
+                <w:rFonts w:ascii="Times New Roman" w:hAnsi="Times New Roman" w:cs="Times New Roman"/>
+                <w:noProof/>
+                <w:webHidden/>
+                <w:sz w:val="28"/>
+                <w:szCs w:val="28"/>
               </w:rPr>
               <w:fldChar w:fldCharType="separate"/>
             </w:r>
@@ -1201,17 +1201,17 @@
                 <w:noProof/>
                 <w:webHidden/>
                 <w:sz w:val="28"/>
-                <w:szCs w:val="24"/>
-              </w:rPr>
-              <w:t>7</w:t>
-            </w:r>
-            <w:r>
-              <w:rPr>
-                <w:rFonts w:ascii="Times New Roman" w:hAnsi="Times New Roman" w:cs="Times New Roman"/>
-                <w:noProof/>
-                <w:webHidden/>
-                <w:sz w:val="28"/>
-                <w:szCs w:val="24"/>
+                <w:szCs w:val="28"/>
+              </w:rPr>
+              <w:t>8</w:t>
+            </w:r>
+            <w:r>
+              <w:rPr>
+                <w:rFonts w:ascii="Times New Roman" w:hAnsi="Times New Roman" w:cs="Times New Roman"/>
+                <w:noProof/>
+                <w:webHidden/>
+                <w:sz w:val="28"/>
+                <w:szCs w:val="28"/>
               </w:rPr>
               <w:fldChar w:fldCharType="end"/>
             </w:r>
@@ -1228,18 +1228,18 @@
               <w:rFonts w:ascii="Times New Roman" w:eastAsiaTheme="minorEastAsia" w:hAnsi="Times New Roman" w:cs="Times New Roman"/>
               <w:noProof/>
               <w:sz w:val="28"/>
-              <w:szCs w:val="24"/>
+              <w:szCs w:val="28"/>
               <w:lang w:eastAsia="ru-RU"/>
             </w:rPr>
           </w:pPr>
-          <w:hyperlink w:anchor="_Toc225949112" w:history="1">
+          <w:hyperlink w:anchor="_Toc226562194" w:history="1">
             <w:r>
               <w:rPr>
                 <w:rStyle w:val="a5"/>
                 <w:rFonts w:ascii="Times New Roman" w:hAnsi="Times New Roman" w:cs="Times New Roman"/>
                 <w:noProof/>
                 <w:sz w:val="28"/>
-                <w:szCs w:val="24"/>
+                <w:szCs w:val="28"/>
               </w:rPr>
               <w:t>3.1</w:t>
             </w:r>
@@ -1248,7 +1248,7 @@
                 <w:rFonts w:ascii="Times New Roman" w:eastAsiaTheme="minorEastAsia" w:hAnsi="Times New Roman" w:cs="Times New Roman"/>
                 <w:noProof/>
                 <w:sz w:val="28"/>
-                <w:szCs w:val="24"/>
+                <w:szCs w:val="28"/>
                 <w:lang w:eastAsia="ru-RU"/>
               </w:rPr>
               <w:tab/>
@@ -1259,7 +1259,7 @@
                 <w:rFonts w:ascii="Times New Roman" w:hAnsi="Times New Roman" w:cs="Times New Roman"/>
                 <w:noProof/>
                 <w:sz w:val="28"/>
-                <w:szCs w:val="24"/>
+                <w:szCs w:val="28"/>
               </w:rPr>
               <w:t>Методология анализа усредненного кардиоцикла</w:t>
             </w:r>
@@ -1269,7 +1269,7 @@
                 <w:noProof/>
                 <w:webHidden/>
                 <w:sz w:val="28"/>
-                <w:szCs w:val="24"/>
+                <w:szCs w:val="28"/>
               </w:rPr>
               <w:tab/>
             </w:r>
@@ -1279,7 +1279,7 @@
                 <w:noProof/>
                 <w:webHidden/>
                 <w:sz w:val="28"/>
-                <w:szCs w:val="24"/>
+                <w:szCs w:val="28"/>
               </w:rPr>
               <w:fldChar w:fldCharType="begin"/>
             </w:r>
@@ -1289,26 +1289,26 @@
                 <w:noProof/>
                 <w:webHidden/>
                 <w:sz w:val="28"/>
-                <w:szCs w:val="24"/>
-              </w:rPr>
-              <w:instrText xml:space="preserve"> PAGEREF _Toc225949112 \h </w:instrText>
-            </w:r>
-            <w:r>
-              <w:rPr>
-                <w:rFonts w:ascii="Times New Roman" w:hAnsi="Times New Roman" w:cs="Times New Roman"/>
-                <w:noProof/>
-                <w:webHidden/>
-                <w:sz w:val="28"/>
-                <w:szCs w:val="24"/>
-              </w:rPr>
-            </w:r>
-            <w:r>
-              <w:rPr>
-                <w:rFonts w:ascii="Times New Roman" w:hAnsi="Times New Roman" w:cs="Times New Roman"/>
-                <w:noProof/>
-                <w:webHidden/>
-                <w:sz w:val="28"/>
-                <w:szCs w:val="24"/>
+                <w:szCs w:val="28"/>
+              </w:rPr>
+              <w:instrText xml:space="preserve"> PAGEREF _Toc226562194 \h </w:instrText>
+            </w:r>
+            <w:r>
+              <w:rPr>
+                <w:rFonts w:ascii="Times New Roman" w:hAnsi="Times New Roman" w:cs="Times New Roman"/>
+                <w:noProof/>
+                <w:webHidden/>
+                <w:sz w:val="28"/>
+                <w:szCs w:val="28"/>
+              </w:rPr>
+            </w:r>
+            <w:r>
+              <w:rPr>
+                <w:rFonts w:ascii="Times New Roman" w:hAnsi="Times New Roman" w:cs="Times New Roman"/>
+                <w:noProof/>
+                <w:webHidden/>
+                <w:sz w:val="28"/>
+                <w:szCs w:val="28"/>
               </w:rPr>
               <w:fldChar w:fldCharType="separate"/>
             </w:r>
@@ -1318,17 +1318,17 @@
                 <w:noProof/>
                 <w:webHidden/>
                 <w:sz w:val="28"/>
-                <w:szCs w:val="24"/>
-              </w:rPr>
-              <w:t>7</w:t>
-            </w:r>
-            <w:r>
-              <w:rPr>
-                <w:rFonts w:ascii="Times New Roman" w:hAnsi="Times New Roman" w:cs="Times New Roman"/>
-                <w:noProof/>
-                <w:webHidden/>
-                <w:sz w:val="28"/>
-                <w:szCs w:val="24"/>
+                <w:szCs w:val="28"/>
+              </w:rPr>
+              <w:t>8</w:t>
+            </w:r>
+            <w:r>
+              <w:rPr>
+                <w:rFonts w:ascii="Times New Roman" w:hAnsi="Times New Roman" w:cs="Times New Roman"/>
+                <w:noProof/>
+                <w:webHidden/>
+                <w:sz w:val="28"/>
+                <w:szCs w:val="28"/>
               </w:rPr>
               <w:fldChar w:fldCharType="end"/>
             </w:r>
@@ -1345,18 +1345,18 @@
               <w:rFonts w:ascii="Times New Roman" w:eastAsiaTheme="minorEastAsia" w:hAnsi="Times New Roman" w:cs="Times New Roman"/>
               <w:noProof/>
               <w:sz w:val="28"/>
-              <w:szCs w:val="24"/>
+              <w:szCs w:val="28"/>
               <w:lang w:eastAsia="ru-RU"/>
             </w:rPr>
           </w:pPr>
-          <w:hyperlink w:anchor="_Toc225949113" w:history="1">
+          <w:hyperlink w:anchor="_Toc226562195" w:history="1">
             <w:r>
               <w:rPr>
                 <w:rStyle w:val="a5"/>
                 <w:rFonts w:ascii="Times New Roman" w:hAnsi="Times New Roman" w:cs="Times New Roman"/>
                 <w:noProof/>
                 <w:sz w:val="28"/>
-                <w:szCs w:val="24"/>
+                <w:szCs w:val="28"/>
               </w:rPr>
               <w:t>3.2</w:t>
             </w:r>
@@ -1365,7 +1365,7 @@
                 <w:rFonts w:ascii="Times New Roman" w:eastAsiaTheme="minorEastAsia" w:hAnsi="Times New Roman" w:cs="Times New Roman"/>
                 <w:noProof/>
                 <w:sz w:val="28"/>
-                <w:szCs w:val="24"/>
+                <w:szCs w:val="28"/>
                 <w:lang w:eastAsia="ru-RU"/>
               </w:rPr>
               <w:tab/>
@@ -1376,7 +1376,7 @@
                 <w:rFonts w:ascii="Times New Roman" w:hAnsi="Times New Roman" w:cs="Times New Roman"/>
                 <w:noProof/>
                 <w:sz w:val="28"/>
-                <w:szCs w:val="24"/>
+                <w:szCs w:val="28"/>
               </w:rPr>
               <w:t>Алгоритм детекции и количественного анализа поздних потенциалов</w:t>
             </w:r>
@@ -1386,7 +1386,7 @@
                 <w:noProof/>
                 <w:webHidden/>
                 <w:sz w:val="28"/>
-                <w:szCs w:val="24"/>
+                <w:szCs w:val="28"/>
               </w:rPr>
               <w:tab/>
             </w:r>
@@ -1396,7 +1396,7 @@
                 <w:noProof/>
                 <w:webHidden/>
                 <w:sz w:val="28"/>
-                <w:szCs w:val="24"/>
+                <w:szCs w:val="28"/>
               </w:rPr>
               <w:fldChar w:fldCharType="begin"/>
             </w:r>
@@ -1406,26 +1406,26 @@
                 <w:noProof/>
                 <w:webHidden/>
                 <w:sz w:val="28"/>
-                <w:szCs w:val="24"/>
-              </w:rPr>
-              <w:instrText xml:space="preserve"> PAGEREF _Toc225949113 \h </w:instrText>
-            </w:r>
-            <w:r>
-              <w:rPr>
-                <w:rFonts w:ascii="Times New Roman" w:hAnsi="Times New Roman" w:cs="Times New Roman"/>
-                <w:noProof/>
-                <w:webHidden/>
-                <w:sz w:val="28"/>
-                <w:szCs w:val="24"/>
-              </w:rPr>
-            </w:r>
-            <w:r>
-              <w:rPr>
-                <w:rFonts w:ascii="Times New Roman" w:hAnsi="Times New Roman" w:cs="Times New Roman"/>
-                <w:noProof/>
-                <w:webHidden/>
-                <w:sz w:val="28"/>
-                <w:szCs w:val="24"/>
+                <w:szCs w:val="28"/>
+              </w:rPr>
+              <w:instrText xml:space="preserve"> PAGEREF _Toc226562195 \h </w:instrText>
+            </w:r>
+            <w:r>
+              <w:rPr>
+                <w:rFonts w:ascii="Times New Roman" w:hAnsi="Times New Roman" w:cs="Times New Roman"/>
+                <w:noProof/>
+                <w:webHidden/>
+                <w:sz w:val="28"/>
+                <w:szCs w:val="28"/>
+              </w:rPr>
+            </w:r>
+            <w:r>
+              <w:rPr>
+                <w:rFonts w:ascii="Times New Roman" w:hAnsi="Times New Roman" w:cs="Times New Roman"/>
+                <w:noProof/>
+                <w:webHidden/>
+                <w:sz w:val="28"/>
+                <w:szCs w:val="28"/>
               </w:rPr>
               <w:fldChar w:fldCharType="separate"/>
             </w:r>
@@ -1435,17 +1435,17 @@
                 <w:noProof/>
                 <w:webHidden/>
                 <w:sz w:val="28"/>
-                <w:szCs w:val="24"/>
-              </w:rPr>
-              <w:t>7</w:t>
-            </w:r>
-            <w:r>
-              <w:rPr>
-                <w:rFonts w:ascii="Times New Roman" w:hAnsi="Times New Roman" w:cs="Times New Roman"/>
-                <w:noProof/>
-                <w:webHidden/>
-                <w:sz w:val="28"/>
-                <w:szCs w:val="24"/>
+                <w:szCs w:val="28"/>
+              </w:rPr>
+              <w:t>8</w:t>
+            </w:r>
+            <w:r>
+              <w:rPr>
+                <w:rFonts w:ascii="Times New Roman" w:hAnsi="Times New Roman" w:cs="Times New Roman"/>
+                <w:noProof/>
+                <w:webHidden/>
+                <w:sz w:val="28"/>
+                <w:szCs w:val="28"/>
               </w:rPr>
               <w:fldChar w:fldCharType="end"/>
             </w:r>
@@ -1462,18 +1462,18 @@
               <w:rFonts w:ascii="Times New Roman" w:eastAsiaTheme="minorEastAsia" w:hAnsi="Times New Roman" w:cs="Times New Roman"/>
               <w:noProof/>
               <w:sz w:val="28"/>
-              <w:szCs w:val="24"/>
+              <w:szCs w:val="28"/>
               <w:lang w:eastAsia="ru-RU"/>
             </w:rPr>
           </w:pPr>
-          <w:hyperlink w:anchor="_Toc225949114" w:history="1">
+          <w:hyperlink w:anchor="_Toc226562196" w:history="1">
             <w:r>
               <w:rPr>
                 <w:rStyle w:val="a5"/>
                 <w:rFonts w:ascii="Times New Roman" w:hAnsi="Times New Roman" w:cs="Times New Roman"/>
                 <w:noProof/>
                 <w:sz w:val="28"/>
-                <w:szCs w:val="24"/>
+                <w:szCs w:val="28"/>
               </w:rPr>
               <w:t>3.3</w:t>
             </w:r>
@@ -1482,7 +1482,7 @@
                 <w:rFonts w:ascii="Times New Roman" w:eastAsiaTheme="minorEastAsia" w:hAnsi="Times New Roman" w:cs="Times New Roman"/>
                 <w:noProof/>
                 <w:sz w:val="28"/>
-                <w:szCs w:val="24"/>
+                <w:szCs w:val="28"/>
                 <w:lang w:eastAsia="ru-RU"/>
               </w:rPr>
               <w:tab/>
@@ -1493,7 +1493,7 @@
                 <w:rFonts w:ascii="Times New Roman" w:hAnsi="Times New Roman" w:cs="Times New Roman"/>
                 <w:noProof/>
                 <w:sz w:val="28"/>
-                <w:szCs w:val="24"/>
+                <w:szCs w:val="28"/>
               </w:rPr>
               <w:t>Нестационарный спектральный анализ: непрерывное вейвлет-преобразование</w:t>
             </w:r>
@@ -1503,7 +1503,7 @@
                 <w:noProof/>
                 <w:webHidden/>
                 <w:sz w:val="28"/>
-                <w:szCs w:val="24"/>
+                <w:szCs w:val="28"/>
               </w:rPr>
               <w:tab/>
             </w:r>
@@ -1513,7 +1513,7 @@
                 <w:noProof/>
                 <w:webHidden/>
                 <w:sz w:val="28"/>
-                <w:szCs w:val="24"/>
+                <w:szCs w:val="28"/>
               </w:rPr>
               <w:fldChar w:fldCharType="begin"/>
             </w:r>
@@ -1523,26 +1523,26 @@
                 <w:noProof/>
                 <w:webHidden/>
                 <w:sz w:val="28"/>
-                <w:szCs w:val="24"/>
-              </w:rPr>
-              <w:instrText xml:space="preserve"> PAGEREF _Toc225949114 \h </w:instrText>
-            </w:r>
-            <w:r>
-              <w:rPr>
-                <w:rFonts w:ascii="Times New Roman" w:hAnsi="Times New Roman" w:cs="Times New Roman"/>
-                <w:noProof/>
-                <w:webHidden/>
-                <w:sz w:val="28"/>
-                <w:szCs w:val="24"/>
-              </w:rPr>
-            </w:r>
-            <w:r>
-              <w:rPr>
-                <w:rFonts w:ascii="Times New Roman" w:hAnsi="Times New Roman" w:cs="Times New Roman"/>
-                <w:noProof/>
-                <w:webHidden/>
-                <w:sz w:val="28"/>
-                <w:szCs w:val="24"/>
+                <w:szCs w:val="28"/>
+              </w:rPr>
+              <w:instrText xml:space="preserve"> PAGEREF _Toc226562196 \h </w:instrText>
+            </w:r>
+            <w:r>
+              <w:rPr>
+                <w:rFonts w:ascii="Times New Roman" w:hAnsi="Times New Roman" w:cs="Times New Roman"/>
+                <w:noProof/>
+                <w:webHidden/>
+                <w:sz w:val="28"/>
+                <w:szCs w:val="28"/>
+              </w:rPr>
+            </w:r>
+            <w:r>
+              <w:rPr>
+                <w:rFonts w:ascii="Times New Roman" w:hAnsi="Times New Roman" w:cs="Times New Roman"/>
+                <w:noProof/>
+                <w:webHidden/>
+                <w:sz w:val="28"/>
+                <w:szCs w:val="28"/>
               </w:rPr>
               <w:fldChar w:fldCharType="separate"/>
             </w:r>
@@ -1552,17 +1552,17 @@
                 <w:noProof/>
                 <w:webHidden/>
                 <w:sz w:val="28"/>
-                <w:szCs w:val="24"/>
-              </w:rPr>
-              <w:t>8</w:t>
-            </w:r>
-            <w:r>
-              <w:rPr>
-                <w:rFonts w:ascii="Times New Roman" w:hAnsi="Times New Roman" w:cs="Times New Roman"/>
-                <w:noProof/>
-                <w:webHidden/>
-                <w:sz w:val="28"/>
-                <w:szCs w:val="24"/>
+                <w:szCs w:val="28"/>
+              </w:rPr>
+              <w:t>9</w:t>
+            </w:r>
+            <w:r>
+              <w:rPr>
+                <w:rFonts w:ascii="Times New Roman" w:hAnsi="Times New Roman" w:cs="Times New Roman"/>
+                <w:noProof/>
+                <w:webHidden/>
+                <w:sz w:val="28"/>
+                <w:szCs w:val="28"/>
               </w:rPr>
               <w:fldChar w:fldCharType="end"/>
             </w:r>
@@ -1579,18 +1579,18 @@
               <w:rFonts w:ascii="Times New Roman" w:eastAsiaTheme="minorEastAsia" w:hAnsi="Times New Roman" w:cs="Times New Roman"/>
               <w:noProof/>
               <w:sz w:val="28"/>
-              <w:szCs w:val="24"/>
+              <w:szCs w:val="28"/>
               <w:lang w:eastAsia="ru-RU"/>
             </w:rPr>
           </w:pPr>
-          <w:hyperlink w:anchor="_Toc225949115" w:history="1">
+          <w:hyperlink w:anchor="_Toc226562197" w:history="1">
             <w:r>
               <w:rPr>
                 <w:rStyle w:val="a5"/>
                 <w:rFonts w:ascii="Times New Roman" w:hAnsi="Times New Roman" w:cs="Times New Roman"/>
                 <w:noProof/>
                 <w:sz w:val="28"/>
-                <w:szCs w:val="24"/>
+                <w:szCs w:val="28"/>
               </w:rPr>
               <w:t>3.3.1</w:t>
             </w:r>
@@ -1599,7 +1599,7 @@
                 <w:rFonts w:ascii="Times New Roman" w:eastAsiaTheme="minorEastAsia" w:hAnsi="Times New Roman" w:cs="Times New Roman"/>
                 <w:noProof/>
                 <w:sz w:val="28"/>
-                <w:szCs w:val="24"/>
+                <w:szCs w:val="28"/>
                 <w:lang w:eastAsia="ru-RU"/>
               </w:rPr>
               <w:tab/>
@@ -1610,7 +1610,7 @@
                 <w:rFonts w:ascii="Times New Roman" w:hAnsi="Times New Roman" w:cs="Times New Roman"/>
                 <w:noProof/>
                 <w:sz w:val="28"/>
-                <w:szCs w:val="24"/>
+                <w:szCs w:val="28"/>
               </w:rPr>
               <w:t>Выбор материнского вейвлета</w:t>
             </w:r>
@@ -1620,7 +1620,7 @@
                 <w:noProof/>
                 <w:webHidden/>
                 <w:sz w:val="28"/>
-                <w:szCs w:val="24"/>
+                <w:szCs w:val="28"/>
               </w:rPr>
               <w:tab/>
             </w:r>
@@ -1630,7 +1630,7 @@
                 <w:noProof/>
                 <w:webHidden/>
                 <w:sz w:val="28"/>
-                <w:szCs w:val="24"/>
+                <w:szCs w:val="28"/>
               </w:rPr>
               <w:fldChar w:fldCharType="begin"/>
             </w:r>
@@ -1640,26 +1640,26 @@
                 <w:noProof/>
                 <w:webHidden/>
                 <w:sz w:val="28"/>
-                <w:szCs w:val="24"/>
-              </w:rPr>
-              <w:instrText xml:space="preserve"> PAGEREF _Toc225949115 \h </w:instrText>
-            </w:r>
-            <w:r>
-              <w:rPr>
-                <w:rFonts w:ascii="Times New Roman" w:hAnsi="Times New Roman" w:cs="Times New Roman"/>
-                <w:noProof/>
-                <w:webHidden/>
-                <w:sz w:val="28"/>
-                <w:szCs w:val="24"/>
-              </w:rPr>
-            </w:r>
-            <w:r>
-              <w:rPr>
-                <w:rFonts w:ascii="Times New Roman" w:hAnsi="Times New Roman" w:cs="Times New Roman"/>
-                <w:noProof/>
-                <w:webHidden/>
-                <w:sz w:val="28"/>
-                <w:szCs w:val="24"/>
+                <w:szCs w:val="28"/>
+              </w:rPr>
+              <w:instrText xml:space="preserve"> PAGEREF _Toc226562197 \h </w:instrText>
+            </w:r>
+            <w:r>
+              <w:rPr>
+                <w:rFonts w:ascii="Times New Roman" w:hAnsi="Times New Roman" w:cs="Times New Roman"/>
+                <w:noProof/>
+                <w:webHidden/>
+                <w:sz w:val="28"/>
+                <w:szCs w:val="28"/>
+              </w:rPr>
+            </w:r>
+            <w:r>
+              <w:rPr>
+                <w:rFonts w:ascii="Times New Roman" w:hAnsi="Times New Roman" w:cs="Times New Roman"/>
+                <w:noProof/>
+                <w:webHidden/>
+                <w:sz w:val="28"/>
+                <w:szCs w:val="28"/>
               </w:rPr>
               <w:fldChar w:fldCharType="separate"/>
             </w:r>
@@ -1669,17 +1669,17 @@
                 <w:noProof/>
                 <w:webHidden/>
                 <w:sz w:val="28"/>
-                <w:szCs w:val="24"/>
-              </w:rPr>
-              <w:t>8</w:t>
-            </w:r>
-            <w:r>
-              <w:rPr>
-                <w:rFonts w:ascii="Times New Roman" w:hAnsi="Times New Roman" w:cs="Times New Roman"/>
-                <w:noProof/>
-                <w:webHidden/>
-                <w:sz w:val="28"/>
-                <w:szCs w:val="24"/>
+                <w:szCs w:val="28"/>
+              </w:rPr>
+              <w:t>9</w:t>
+            </w:r>
+            <w:r>
+              <w:rPr>
+                <w:rFonts w:ascii="Times New Roman" w:hAnsi="Times New Roman" w:cs="Times New Roman"/>
+                <w:noProof/>
+                <w:webHidden/>
+                <w:sz w:val="28"/>
+                <w:szCs w:val="28"/>
               </w:rPr>
               <w:fldChar w:fldCharType="end"/>
             </w:r>
@@ -1696,18 +1696,18 @@
               <w:rFonts w:ascii="Times New Roman" w:eastAsiaTheme="minorEastAsia" w:hAnsi="Times New Roman" w:cs="Times New Roman"/>
               <w:noProof/>
               <w:sz w:val="28"/>
-              <w:szCs w:val="24"/>
+              <w:szCs w:val="28"/>
               <w:lang w:eastAsia="ru-RU"/>
             </w:rPr>
           </w:pPr>
-          <w:hyperlink w:anchor="_Toc225949116" w:history="1">
+          <w:hyperlink w:anchor="_Toc226562198" w:history="1">
             <w:r>
               <w:rPr>
                 <w:rStyle w:val="a5"/>
                 <w:rFonts w:ascii="Times New Roman" w:hAnsi="Times New Roman" w:cs="Times New Roman"/>
                 <w:noProof/>
                 <w:sz w:val="28"/>
-                <w:szCs w:val="24"/>
+                <w:szCs w:val="28"/>
               </w:rPr>
               <w:t>3.3.2</w:t>
             </w:r>
@@ -1716,7 +1716,7 @@
                 <w:rFonts w:ascii="Times New Roman" w:eastAsiaTheme="minorEastAsia" w:hAnsi="Times New Roman" w:cs="Times New Roman"/>
                 <w:noProof/>
                 <w:sz w:val="28"/>
-                <w:szCs w:val="24"/>
+                <w:szCs w:val="28"/>
                 <w:lang w:eastAsia="ru-RU"/>
               </w:rPr>
               <w:tab/>
@@ -1727,7 +1727,7 @@
                 <w:rFonts w:ascii="Times New Roman" w:hAnsi="Times New Roman" w:cs="Times New Roman"/>
                 <w:noProof/>
                 <w:sz w:val="28"/>
-                <w:szCs w:val="24"/>
+                <w:szCs w:val="28"/>
               </w:rPr>
               <w:t>Реализация непрерывного вейвлет-преобразования</w:t>
             </w:r>
@@ -1737,7 +1737,7 @@
                 <w:noProof/>
                 <w:webHidden/>
                 <w:sz w:val="28"/>
-                <w:szCs w:val="24"/>
+                <w:szCs w:val="28"/>
               </w:rPr>
               <w:tab/>
             </w:r>
@@ -1747,7 +1747,7 @@
                 <w:noProof/>
                 <w:webHidden/>
                 <w:sz w:val="28"/>
-                <w:szCs w:val="24"/>
+                <w:szCs w:val="28"/>
               </w:rPr>
               <w:fldChar w:fldCharType="begin"/>
             </w:r>
@@ -1757,26 +1757,26 @@
                 <w:noProof/>
                 <w:webHidden/>
                 <w:sz w:val="28"/>
-                <w:szCs w:val="24"/>
-              </w:rPr>
-              <w:instrText xml:space="preserve"> PAGEREF _Toc225949116 \h </w:instrText>
-            </w:r>
-            <w:r>
-              <w:rPr>
-                <w:rFonts w:ascii="Times New Roman" w:hAnsi="Times New Roman" w:cs="Times New Roman"/>
-                <w:noProof/>
-                <w:webHidden/>
-                <w:sz w:val="28"/>
-                <w:szCs w:val="24"/>
-              </w:rPr>
-            </w:r>
-            <w:r>
-              <w:rPr>
-                <w:rFonts w:ascii="Times New Roman" w:hAnsi="Times New Roman" w:cs="Times New Roman"/>
-                <w:noProof/>
-                <w:webHidden/>
-                <w:sz w:val="28"/>
-                <w:szCs w:val="24"/>
+                <w:szCs w:val="28"/>
+              </w:rPr>
+              <w:instrText xml:space="preserve"> PAGEREF _Toc226562198 \h </w:instrText>
+            </w:r>
+            <w:r>
+              <w:rPr>
+                <w:rFonts w:ascii="Times New Roman" w:hAnsi="Times New Roman" w:cs="Times New Roman"/>
+                <w:noProof/>
+                <w:webHidden/>
+                <w:sz w:val="28"/>
+                <w:szCs w:val="28"/>
+              </w:rPr>
+            </w:r>
+            <w:r>
+              <w:rPr>
+                <w:rFonts w:ascii="Times New Roman" w:hAnsi="Times New Roman" w:cs="Times New Roman"/>
+                <w:noProof/>
+                <w:webHidden/>
+                <w:sz w:val="28"/>
+                <w:szCs w:val="28"/>
               </w:rPr>
               <w:fldChar w:fldCharType="separate"/>
             </w:r>
@@ -1786,17 +1786,17 @@
                 <w:noProof/>
                 <w:webHidden/>
                 <w:sz w:val="28"/>
-                <w:szCs w:val="24"/>
-              </w:rPr>
-              <w:t>8</w:t>
-            </w:r>
-            <w:r>
-              <w:rPr>
-                <w:rFonts w:ascii="Times New Roman" w:hAnsi="Times New Roman" w:cs="Times New Roman"/>
-                <w:noProof/>
-                <w:webHidden/>
-                <w:sz w:val="28"/>
-                <w:szCs w:val="24"/>
+                <w:szCs w:val="28"/>
+              </w:rPr>
+              <w:t>10</w:t>
+            </w:r>
+            <w:r>
+              <w:rPr>
+                <w:rFonts w:ascii="Times New Roman" w:hAnsi="Times New Roman" w:cs="Times New Roman"/>
+                <w:noProof/>
+                <w:webHidden/>
+                <w:sz w:val="28"/>
+                <w:szCs w:val="28"/>
               </w:rPr>
               <w:fldChar w:fldCharType="end"/>
             </w:r>
@@ -1813,18 +1813,18 @@
               <w:rFonts w:ascii="Times New Roman" w:eastAsiaTheme="minorEastAsia" w:hAnsi="Times New Roman" w:cs="Times New Roman"/>
               <w:noProof/>
               <w:sz w:val="28"/>
-              <w:szCs w:val="24"/>
+              <w:szCs w:val="28"/>
               <w:lang w:eastAsia="ru-RU"/>
             </w:rPr>
           </w:pPr>
-          <w:hyperlink w:anchor="_Toc225949117" w:history="1">
+          <w:hyperlink w:anchor="_Toc226562199" w:history="1">
             <w:r>
               <w:rPr>
                 <w:rStyle w:val="a5"/>
                 <w:rFonts w:ascii="Times New Roman" w:hAnsi="Times New Roman" w:cs="Times New Roman"/>
                 <w:noProof/>
                 <w:sz w:val="28"/>
-                <w:szCs w:val="24"/>
+                <w:szCs w:val="28"/>
               </w:rPr>
               <w:t>3.4</w:t>
             </w:r>
@@ -1833,7 +1833,7 @@
                 <w:rFonts w:ascii="Times New Roman" w:eastAsiaTheme="minorEastAsia" w:hAnsi="Times New Roman" w:cs="Times New Roman"/>
                 <w:noProof/>
                 <w:sz w:val="28"/>
-                <w:szCs w:val="24"/>
+                <w:szCs w:val="28"/>
                 <w:lang w:eastAsia="ru-RU"/>
               </w:rPr>
               <w:tab/>
@@ -1844,7 +1844,7 @@
                 <w:rFonts w:ascii="Times New Roman" w:hAnsi="Times New Roman" w:cs="Times New Roman"/>
                 <w:noProof/>
                 <w:sz w:val="28"/>
-                <w:szCs w:val="24"/>
+                <w:szCs w:val="28"/>
               </w:rPr>
               <w:t>Статистические моменты распределения</w:t>
             </w:r>
@@ -1854,7 +1854,7 @@
                 <w:noProof/>
                 <w:webHidden/>
                 <w:sz w:val="28"/>
-                <w:szCs w:val="24"/>
+                <w:szCs w:val="28"/>
               </w:rPr>
               <w:tab/>
             </w:r>
@@ -1864,7 +1864,7 @@
                 <w:noProof/>
                 <w:webHidden/>
                 <w:sz w:val="28"/>
-                <w:szCs w:val="24"/>
+                <w:szCs w:val="28"/>
               </w:rPr>
               <w:fldChar w:fldCharType="begin"/>
             </w:r>
@@ -1874,26 +1874,26 @@
                 <w:noProof/>
                 <w:webHidden/>
                 <w:sz w:val="28"/>
-                <w:szCs w:val="24"/>
-              </w:rPr>
-              <w:instrText xml:space="preserve"> PAGEREF _Toc225949117 \h </w:instrText>
-            </w:r>
-            <w:r>
-              <w:rPr>
-                <w:rFonts w:ascii="Times New Roman" w:hAnsi="Times New Roman" w:cs="Times New Roman"/>
-                <w:noProof/>
-                <w:webHidden/>
-                <w:sz w:val="28"/>
-                <w:szCs w:val="24"/>
-              </w:rPr>
-            </w:r>
-            <w:r>
-              <w:rPr>
-                <w:rFonts w:ascii="Times New Roman" w:hAnsi="Times New Roman" w:cs="Times New Roman"/>
-                <w:noProof/>
-                <w:webHidden/>
-                <w:sz w:val="28"/>
-                <w:szCs w:val="24"/>
+                <w:szCs w:val="28"/>
+              </w:rPr>
+              <w:instrText xml:space="preserve"> PAGEREF _Toc226562199 \h </w:instrText>
+            </w:r>
+            <w:r>
+              <w:rPr>
+                <w:rFonts w:ascii="Times New Roman" w:hAnsi="Times New Roman" w:cs="Times New Roman"/>
+                <w:noProof/>
+                <w:webHidden/>
+                <w:sz w:val="28"/>
+                <w:szCs w:val="28"/>
+              </w:rPr>
+            </w:r>
+            <w:r>
+              <w:rPr>
+                <w:rFonts w:ascii="Times New Roman" w:hAnsi="Times New Roman" w:cs="Times New Roman"/>
+                <w:noProof/>
+                <w:webHidden/>
+                <w:sz w:val="28"/>
+                <w:szCs w:val="28"/>
               </w:rPr>
               <w:fldChar w:fldCharType="separate"/>
             </w:r>
@@ -1903,17 +1903,17 @@
                 <w:noProof/>
                 <w:webHidden/>
                 <w:sz w:val="28"/>
-                <w:szCs w:val="24"/>
-              </w:rPr>
-              <w:t>9</w:t>
-            </w:r>
-            <w:r>
-              <w:rPr>
-                <w:rFonts w:ascii="Times New Roman" w:hAnsi="Times New Roman" w:cs="Times New Roman"/>
-                <w:noProof/>
-                <w:webHidden/>
-                <w:sz w:val="28"/>
-                <w:szCs w:val="24"/>
+                <w:szCs w:val="28"/>
+              </w:rPr>
+              <w:t>10</w:t>
+            </w:r>
+            <w:r>
+              <w:rPr>
+                <w:rFonts w:ascii="Times New Roman" w:hAnsi="Times New Roman" w:cs="Times New Roman"/>
+                <w:noProof/>
+                <w:webHidden/>
+                <w:sz w:val="28"/>
+                <w:szCs w:val="28"/>
               </w:rPr>
               <w:fldChar w:fldCharType="end"/>
             </w:r>
@@ -1930,18 +1930,18 @@
               <w:rFonts w:ascii="Times New Roman" w:eastAsiaTheme="minorEastAsia" w:hAnsi="Times New Roman" w:cs="Times New Roman"/>
               <w:noProof/>
               <w:sz w:val="28"/>
-              <w:szCs w:val="24"/>
+              <w:szCs w:val="28"/>
               <w:lang w:eastAsia="ru-RU"/>
             </w:rPr>
           </w:pPr>
-          <w:hyperlink w:anchor="_Toc225949118" w:history="1">
+          <w:hyperlink w:anchor="_Toc226562200" w:history="1">
             <w:r>
               <w:rPr>
                 <w:rStyle w:val="a5"/>
                 <w:rFonts w:ascii="Times New Roman" w:hAnsi="Times New Roman" w:cs="Times New Roman"/>
                 <w:noProof/>
                 <w:sz w:val="28"/>
-                <w:szCs w:val="24"/>
+                <w:szCs w:val="28"/>
               </w:rPr>
               <w:t>3.5</w:t>
             </w:r>
@@ -1950,7 +1950,7 @@
                 <w:rFonts w:ascii="Times New Roman" w:eastAsiaTheme="minorEastAsia" w:hAnsi="Times New Roman" w:cs="Times New Roman"/>
                 <w:noProof/>
                 <w:sz w:val="28"/>
-                <w:szCs w:val="24"/>
+                <w:szCs w:val="28"/>
                 <w:lang w:eastAsia="ru-RU"/>
               </w:rPr>
               <w:tab/>
@@ -1961,7 +1961,7 @@
                 <w:rFonts w:ascii="Times New Roman" w:hAnsi="Times New Roman" w:cs="Times New Roman"/>
                 <w:noProof/>
                 <w:sz w:val="28"/>
-                <w:szCs w:val="24"/>
+                <w:szCs w:val="28"/>
               </w:rPr>
               <w:t>Оценка спектральной плотности мощности методом периодограмм</w:t>
             </w:r>
@@ -1971,7 +1971,7 @@
                 <w:noProof/>
                 <w:webHidden/>
                 <w:sz w:val="28"/>
-                <w:szCs w:val="24"/>
+                <w:szCs w:val="28"/>
               </w:rPr>
               <w:tab/>
             </w:r>
@@ -1981,7 +1981,7 @@
                 <w:noProof/>
                 <w:webHidden/>
                 <w:sz w:val="28"/>
-                <w:szCs w:val="24"/>
+                <w:szCs w:val="28"/>
               </w:rPr>
               <w:fldChar w:fldCharType="begin"/>
             </w:r>
@@ -1991,26 +1991,26 @@
                 <w:noProof/>
                 <w:webHidden/>
                 <w:sz w:val="28"/>
-                <w:szCs w:val="24"/>
-              </w:rPr>
-              <w:instrText xml:space="preserve"> PAGEREF _Toc225949118 \h </w:instrText>
-            </w:r>
-            <w:r>
-              <w:rPr>
-                <w:rFonts w:ascii="Times New Roman" w:hAnsi="Times New Roman" w:cs="Times New Roman"/>
-                <w:noProof/>
-                <w:webHidden/>
-                <w:sz w:val="28"/>
-                <w:szCs w:val="24"/>
-              </w:rPr>
-            </w:r>
-            <w:r>
-              <w:rPr>
-                <w:rFonts w:ascii="Times New Roman" w:hAnsi="Times New Roman" w:cs="Times New Roman"/>
-                <w:noProof/>
-                <w:webHidden/>
-                <w:sz w:val="28"/>
-                <w:szCs w:val="24"/>
+                <w:szCs w:val="28"/>
+              </w:rPr>
+              <w:instrText xml:space="preserve"> PAGEREF _Toc226562200 \h </w:instrText>
+            </w:r>
+            <w:r>
+              <w:rPr>
+                <w:rFonts w:ascii="Times New Roman" w:hAnsi="Times New Roman" w:cs="Times New Roman"/>
+                <w:noProof/>
+                <w:webHidden/>
+                <w:sz w:val="28"/>
+                <w:szCs w:val="28"/>
+              </w:rPr>
+            </w:r>
+            <w:r>
+              <w:rPr>
+                <w:rFonts w:ascii="Times New Roman" w:hAnsi="Times New Roman" w:cs="Times New Roman"/>
+                <w:noProof/>
+                <w:webHidden/>
+                <w:sz w:val="28"/>
+                <w:szCs w:val="28"/>
               </w:rPr>
               <w:fldChar w:fldCharType="separate"/>
             </w:r>
@@ -2020,17 +2020,17 @@
                 <w:noProof/>
                 <w:webHidden/>
                 <w:sz w:val="28"/>
-                <w:szCs w:val="24"/>
-              </w:rPr>
-              <w:t>10</w:t>
-            </w:r>
-            <w:r>
-              <w:rPr>
-                <w:rFonts w:ascii="Times New Roman" w:hAnsi="Times New Roman" w:cs="Times New Roman"/>
-                <w:noProof/>
-                <w:webHidden/>
-                <w:sz w:val="28"/>
-                <w:szCs w:val="24"/>
+                <w:szCs w:val="28"/>
+              </w:rPr>
+              <w:t>11</w:t>
+            </w:r>
+            <w:r>
+              <w:rPr>
+                <w:rFonts w:ascii="Times New Roman" w:hAnsi="Times New Roman" w:cs="Times New Roman"/>
+                <w:noProof/>
+                <w:webHidden/>
+                <w:sz w:val="28"/>
+                <w:szCs w:val="28"/>
               </w:rPr>
               <w:fldChar w:fldCharType="end"/>
             </w:r>
@@ -2047,18 +2047,18 @@
               <w:rFonts w:ascii="Times New Roman" w:eastAsiaTheme="minorEastAsia" w:hAnsi="Times New Roman" w:cs="Times New Roman"/>
               <w:noProof/>
               <w:sz w:val="28"/>
-              <w:szCs w:val="24"/>
+              <w:szCs w:val="28"/>
               <w:lang w:eastAsia="ru-RU"/>
             </w:rPr>
           </w:pPr>
-          <w:hyperlink w:anchor="_Toc225949119" w:history="1">
+          <w:hyperlink w:anchor="_Toc226562201" w:history="1">
             <w:r>
               <w:rPr>
                 <w:rStyle w:val="a5"/>
                 <w:rFonts w:ascii="Times New Roman" w:hAnsi="Times New Roman" w:cs="Times New Roman"/>
                 <w:noProof/>
                 <w:sz w:val="28"/>
-                <w:szCs w:val="24"/>
+                <w:szCs w:val="28"/>
               </w:rPr>
               <w:t>3.6</w:t>
             </w:r>
@@ -2067,7 +2067,7 @@
                 <w:rFonts w:ascii="Times New Roman" w:eastAsiaTheme="minorEastAsia" w:hAnsi="Times New Roman" w:cs="Times New Roman"/>
                 <w:noProof/>
                 <w:sz w:val="28"/>
-                <w:szCs w:val="24"/>
+                <w:szCs w:val="28"/>
                 <w:lang w:eastAsia="ru-RU"/>
               </w:rPr>
               <w:tab/>
@@ -2078,17 +2078,17 @@
                 <w:rFonts w:ascii="Times New Roman" w:hAnsi="Times New Roman" w:cs="Times New Roman"/>
                 <w:noProof/>
                 <w:sz w:val="28"/>
-                <w:szCs w:val="24"/>
-              </w:rPr>
-              <w:t>Статистическая верификация различий между группами</w:t>
-            </w:r>
-            <w:r>
-              <w:rPr>
-                <w:rFonts w:ascii="Times New Roman" w:hAnsi="Times New Roman" w:cs="Times New Roman"/>
-                <w:noProof/>
-                <w:webHidden/>
-                <w:sz w:val="28"/>
-                <w:szCs w:val="24"/>
+                <w:szCs w:val="28"/>
+              </w:rPr>
+              <w:t>Вычисление энтропийных мер для анализа временных рядов</w:t>
+            </w:r>
+            <w:r>
+              <w:rPr>
+                <w:rFonts w:ascii="Times New Roman" w:hAnsi="Times New Roman" w:cs="Times New Roman"/>
+                <w:noProof/>
+                <w:webHidden/>
+                <w:sz w:val="28"/>
+                <w:szCs w:val="28"/>
               </w:rPr>
               <w:tab/>
             </w:r>
@@ -2098,7 +2098,7 @@
                 <w:noProof/>
                 <w:webHidden/>
                 <w:sz w:val="28"/>
-                <w:szCs w:val="24"/>
+                <w:szCs w:val="28"/>
               </w:rPr>
               <w:fldChar w:fldCharType="begin"/>
             </w:r>
@@ -2108,26 +2108,26 @@
                 <w:noProof/>
                 <w:webHidden/>
                 <w:sz w:val="28"/>
-                <w:szCs w:val="24"/>
-              </w:rPr>
-              <w:instrText xml:space="preserve"> PAGEREF _Toc225949119 \h </w:instrText>
-            </w:r>
-            <w:r>
-              <w:rPr>
-                <w:rFonts w:ascii="Times New Roman" w:hAnsi="Times New Roman" w:cs="Times New Roman"/>
-                <w:noProof/>
-                <w:webHidden/>
-                <w:sz w:val="28"/>
-                <w:szCs w:val="24"/>
-              </w:rPr>
-            </w:r>
-            <w:r>
-              <w:rPr>
-                <w:rFonts w:ascii="Times New Roman" w:hAnsi="Times New Roman" w:cs="Times New Roman"/>
-                <w:noProof/>
-                <w:webHidden/>
-                <w:sz w:val="28"/>
-                <w:szCs w:val="24"/>
+                <w:szCs w:val="28"/>
+              </w:rPr>
+              <w:instrText xml:space="preserve"> PAGEREF _Toc226562201 \h </w:instrText>
+            </w:r>
+            <w:r>
+              <w:rPr>
+                <w:rFonts w:ascii="Times New Roman" w:hAnsi="Times New Roman" w:cs="Times New Roman"/>
+                <w:noProof/>
+                <w:webHidden/>
+                <w:sz w:val="28"/>
+                <w:szCs w:val="28"/>
+              </w:rPr>
+            </w:r>
+            <w:r>
+              <w:rPr>
+                <w:rFonts w:ascii="Times New Roman" w:hAnsi="Times New Roman" w:cs="Times New Roman"/>
+                <w:noProof/>
+                <w:webHidden/>
+                <w:sz w:val="28"/>
+                <w:szCs w:val="28"/>
               </w:rPr>
               <w:fldChar w:fldCharType="separate"/>
             </w:r>
@@ -2137,17 +2137,17 @@
                 <w:noProof/>
                 <w:webHidden/>
                 <w:sz w:val="28"/>
-                <w:szCs w:val="24"/>
-              </w:rPr>
-              <w:t>11</w:t>
-            </w:r>
-            <w:r>
-              <w:rPr>
-                <w:rFonts w:ascii="Times New Roman" w:hAnsi="Times New Roman" w:cs="Times New Roman"/>
-                <w:noProof/>
-                <w:webHidden/>
-                <w:sz w:val="28"/>
-                <w:szCs w:val="24"/>
+                <w:szCs w:val="28"/>
+              </w:rPr>
+              <w:t>13</w:t>
+            </w:r>
+            <w:r>
+              <w:rPr>
+                <w:rFonts w:ascii="Times New Roman" w:hAnsi="Times New Roman" w:cs="Times New Roman"/>
+                <w:noProof/>
+                <w:webHidden/>
+                <w:sz w:val="28"/>
+                <w:szCs w:val="28"/>
               </w:rPr>
               <w:fldChar w:fldCharType="end"/>
             </w:r>
@@ -2164,18 +2164,18 @@
               <w:rFonts w:ascii="Times New Roman" w:eastAsiaTheme="minorEastAsia" w:hAnsi="Times New Roman" w:cs="Times New Roman"/>
               <w:noProof/>
               <w:sz w:val="28"/>
-              <w:szCs w:val="24"/>
+              <w:szCs w:val="28"/>
               <w:lang w:eastAsia="ru-RU"/>
             </w:rPr>
           </w:pPr>
-          <w:hyperlink w:anchor="_Toc225949120" w:history="1">
+          <w:hyperlink w:anchor="_Toc226562202" w:history="1">
             <w:r>
               <w:rPr>
                 <w:rStyle w:val="a5"/>
                 <w:rFonts w:ascii="Times New Roman" w:hAnsi="Times New Roman" w:cs="Times New Roman"/>
                 <w:noProof/>
                 <w:sz w:val="28"/>
-                <w:szCs w:val="24"/>
+                <w:szCs w:val="28"/>
               </w:rPr>
               <w:t>3.7</w:t>
             </w:r>
@@ -2184,7 +2184,7 @@
                 <w:rFonts w:ascii="Times New Roman" w:eastAsiaTheme="minorEastAsia" w:hAnsi="Times New Roman" w:cs="Times New Roman"/>
                 <w:noProof/>
                 <w:sz w:val="28"/>
-                <w:szCs w:val="24"/>
+                <w:szCs w:val="28"/>
                 <w:lang w:eastAsia="ru-RU"/>
               </w:rPr>
               <w:tab/>
@@ -2195,17 +2195,17 @@
                 <w:rFonts w:ascii="Times New Roman" w:hAnsi="Times New Roman" w:cs="Times New Roman"/>
                 <w:noProof/>
                 <w:sz w:val="28"/>
-                <w:szCs w:val="24"/>
-              </w:rPr>
-              <w:t>Многомерный анализ: ROC-кривая и классификация</w:t>
-            </w:r>
-            <w:r>
-              <w:rPr>
-                <w:rFonts w:ascii="Times New Roman" w:hAnsi="Times New Roman" w:cs="Times New Roman"/>
-                <w:noProof/>
-                <w:webHidden/>
-                <w:sz w:val="28"/>
-                <w:szCs w:val="24"/>
+                <w:szCs w:val="28"/>
+              </w:rPr>
+              <w:t>Статистическая верификация различий между группами</w:t>
+            </w:r>
+            <w:r>
+              <w:rPr>
+                <w:rFonts w:ascii="Times New Roman" w:hAnsi="Times New Roman" w:cs="Times New Roman"/>
+                <w:noProof/>
+                <w:webHidden/>
+                <w:sz w:val="28"/>
+                <w:szCs w:val="28"/>
               </w:rPr>
               <w:tab/>
             </w:r>
@@ -2215,7 +2215,7 @@
                 <w:noProof/>
                 <w:webHidden/>
                 <w:sz w:val="28"/>
-                <w:szCs w:val="24"/>
+                <w:szCs w:val="28"/>
               </w:rPr>
               <w:fldChar w:fldCharType="begin"/>
             </w:r>
@@ -2225,26 +2225,26 @@
                 <w:noProof/>
                 <w:webHidden/>
                 <w:sz w:val="28"/>
-                <w:szCs w:val="24"/>
-              </w:rPr>
-              <w:instrText xml:space="preserve"> PAGEREF _Toc225949120 \h </w:instrText>
-            </w:r>
-            <w:r>
-              <w:rPr>
-                <w:rFonts w:ascii="Times New Roman" w:hAnsi="Times New Roman" w:cs="Times New Roman"/>
-                <w:noProof/>
-                <w:webHidden/>
-                <w:sz w:val="28"/>
-                <w:szCs w:val="24"/>
-              </w:rPr>
-            </w:r>
-            <w:r>
-              <w:rPr>
-                <w:rFonts w:ascii="Times New Roman" w:hAnsi="Times New Roman" w:cs="Times New Roman"/>
-                <w:noProof/>
-                <w:webHidden/>
-                <w:sz w:val="28"/>
-                <w:szCs w:val="24"/>
+                <w:szCs w:val="28"/>
+              </w:rPr>
+              <w:instrText xml:space="preserve"> PAGEREF _Toc226562202 \h </w:instrText>
+            </w:r>
+            <w:r>
+              <w:rPr>
+                <w:rFonts w:ascii="Times New Roman" w:hAnsi="Times New Roman" w:cs="Times New Roman"/>
+                <w:noProof/>
+                <w:webHidden/>
+                <w:sz w:val="28"/>
+                <w:szCs w:val="28"/>
+              </w:rPr>
+            </w:r>
+            <w:r>
+              <w:rPr>
+                <w:rFonts w:ascii="Times New Roman" w:hAnsi="Times New Roman" w:cs="Times New Roman"/>
+                <w:noProof/>
+                <w:webHidden/>
+                <w:sz w:val="28"/>
+                <w:szCs w:val="28"/>
               </w:rPr>
               <w:fldChar w:fldCharType="separate"/>
             </w:r>
@@ -2254,17 +2254,146 @@
                 <w:noProof/>
                 <w:webHidden/>
                 <w:sz w:val="28"/>
-                <w:szCs w:val="24"/>
-              </w:rPr>
-              <w:t>11</w:t>
-            </w:r>
-            <w:r>
-              <w:rPr>
-                <w:rFonts w:ascii="Times New Roman" w:hAnsi="Times New Roman" w:cs="Times New Roman"/>
-                <w:noProof/>
-                <w:webHidden/>
-                <w:sz w:val="28"/>
-                <w:szCs w:val="24"/>
+                <w:szCs w:val="28"/>
+              </w:rPr>
+              <w:t>14</w:t>
+            </w:r>
+            <w:r>
+              <w:rPr>
+                <w:rFonts w:ascii="Times New Roman" w:hAnsi="Times New Roman" w:cs="Times New Roman"/>
+                <w:noProof/>
+                <w:webHidden/>
+                <w:sz w:val="28"/>
+                <w:szCs w:val="28"/>
+              </w:rPr>
+              <w:fldChar w:fldCharType="end"/>
+            </w:r>
+          </w:hyperlink>
+        </w:p>
+        <w:p>
+          <w:pPr>
+            <w:pStyle w:val="21"/>
+            <w:tabs>
+              <w:tab w:val="left" w:pos="880"/>
+              <w:tab w:val="right" w:leader="dot" w:pos="9345"/>
+            </w:tabs>
+            <w:rPr>
+              <w:rFonts w:ascii="Times New Roman" w:eastAsiaTheme="minorEastAsia" w:hAnsi="Times New Roman" w:cs="Times New Roman"/>
+              <w:noProof/>
+              <w:sz w:val="28"/>
+              <w:szCs w:val="28"/>
+              <w:lang w:eastAsia="ru-RU"/>
+            </w:rPr>
+          </w:pPr>
+          <w:hyperlink w:anchor="_Toc226562203" w:history="1">
+            <w:r>
+              <w:rPr>
+                <w:rStyle w:val="a5"/>
+                <w:rFonts w:ascii="Times New Roman" w:hAnsi="Times New Roman" w:cs="Times New Roman"/>
+                <w:noProof/>
+                <w:sz w:val="28"/>
+                <w:szCs w:val="28"/>
+              </w:rPr>
+              <w:t>3.8</w:t>
+            </w:r>
+            <w:r>
+              <w:rPr>
+                <w:rFonts w:ascii="Times New Roman" w:eastAsiaTheme="minorEastAsia" w:hAnsi="Times New Roman" w:cs="Times New Roman"/>
+                <w:noProof/>
+                <w:sz w:val="28"/>
+                <w:szCs w:val="28"/>
+                <w:lang w:eastAsia="ru-RU"/>
+              </w:rPr>
+              <w:tab/>
+            </w:r>
+            <w:r>
+              <w:rPr>
+                <w:rStyle w:val="a5"/>
+                <w:rFonts w:ascii="Times New Roman" w:hAnsi="Times New Roman" w:cs="Times New Roman"/>
+                <w:noProof/>
+                <w:sz w:val="28"/>
+                <w:szCs w:val="28"/>
+              </w:rPr>
+              <w:t>Многомерный анализ: ROC-кривая</w:t>
+            </w:r>
+            <w:bookmarkStart w:id="0" w:name="_GoBack"/>
+            <w:bookmarkEnd w:id="0"/>
+            <w:r>
+              <w:rPr>
+                <w:rStyle w:val="a5"/>
+                <w:rFonts w:ascii="Times New Roman" w:hAnsi="Times New Roman" w:cs="Times New Roman"/>
+                <w:noProof/>
+                <w:sz w:val="28"/>
+                <w:szCs w:val="28"/>
+              </w:rPr>
+              <w:t xml:space="preserve"> и классификация</w:t>
+            </w:r>
+            <w:r>
+              <w:rPr>
+                <w:rFonts w:ascii="Times New Roman" w:hAnsi="Times New Roman" w:cs="Times New Roman"/>
+                <w:noProof/>
+                <w:webHidden/>
+                <w:sz w:val="28"/>
+                <w:szCs w:val="28"/>
+              </w:rPr>
+              <w:tab/>
+            </w:r>
+            <w:r>
+              <w:rPr>
+                <w:rFonts w:ascii="Times New Roman" w:hAnsi="Times New Roman" w:cs="Times New Roman"/>
+                <w:noProof/>
+                <w:webHidden/>
+                <w:sz w:val="28"/>
+                <w:szCs w:val="28"/>
+              </w:rPr>
+              <w:fldChar w:fldCharType="begin"/>
+            </w:r>
+            <w:r>
+              <w:rPr>
+                <w:rFonts w:ascii="Times New Roman" w:hAnsi="Times New Roman" w:cs="Times New Roman"/>
+                <w:noProof/>
+                <w:webHidden/>
+                <w:sz w:val="28"/>
+                <w:szCs w:val="28"/>
+              </w:rPr>
+              <w:instrText xml:space="preserve"> PAGEREF _Toc226562203 \h </w:instrText>
+            </w:r>
+            <w:r>
+              <w:rPr>
+                <w:rFonts w:ascii="Times New Roman" w:hAnsi="Times New Roman" w:cs="Times New Roman"/>
+                <w:noProof/>
+                <w:webHidden/>
+                <w:sz w:val="28"/>
+                <w:szCs w:val="28"/>
+              </w:rPr>
+            </w:r>
+            <w:r>
+              <w:rPr>
+                <w:rFonts w:ascii="Times New Roman" w:hAnsi="Times New Roman" w:cs="Times New Roman"/>
+                <w:noProof/>
+                <w:webHidden/>
+                <w:sz w:val="28"/>
+                <w:szCs w:val="28"/>
+              </w:rPr>
+              <w:fldChar w:fldCharType="separate"/>
+            </w:r>
+            <w:r>
+              <w:rPr>
+                <w:rFonts w:ascii="Times New Roman" w:hAnsi="Times New Roman" w:cs="Times New Roman"/>
+                <w:noProof/>
+                <w:webHidden/>
+                <w:sz w:val="28"/>
+                <w:szCs w:val="28"/>
+              </w:rPr>
+              <w:t>15</w:t>
+            </w:r>
+            <w:r>
+              <w:rPr>
+                <w:rFonts w:ascii="Times New Roman" w:hAnsi="Times New Roman" w:cs="Times New Roman"/>
+                <w:noProof/>
+                <w:webHidden/>
+                <w:sz w:val="28"/>
+                <w:szCs w:val="28"/>
               </w:rPr>
               <w:fldChar w:fldCharType="end"/>
             </w:r>
@@ -2281,27 +2410,27 @@
               <w:rFonts w:ascii="Times New Roman" w:eastAsiaTheme="minorEastAsia" w:hAnsi="Times New Roman" w:cs="Times New Roman"/>
               <w:noProof/>
               <w:sz w:val="28"/>
-              <w:szCs w:val="24"/>
+              <w:szCs w:val="28"/>
               <w:lang w:eastAsia="ru-RU"/>
             </w:rPr>
           </w:pPr>
-          <w:hyperlink w:anchor="_Toc225949121" w:history="1">
+          <w:hyperlink w:anchor="_Toc226562204" w:history="1">
             <w:r>
               <w:rPr>
                 <w:rStyle w:val="a5"/>
                 <w:rFonts w:ascii="Times New Roman" w:hAnsi="Times New Roman" w:cs="Times New Roman"/>
                 <w:noProof/>
                 <w:sz w:val="28"/>
-                <w:szCs w:val="24"/>
-              </w:rPr>
-              <w:t>3.7.1</w:t>
+                <w:szCs w:val="28"/>
+              </w:rPr>
+              <w:t>3.8.1</w:t>
             </w:r>
             <w:r>
               <w:rPr>
                 <w:rFonts w:ascii="Times New Roman" w:eastAsiaTheme="minorEastAsia" w:hAnsi="Times New Roman" w:cs="Times New Roman"/>
                 <w:noProof/>
                 <w:sz w:val="28"/>
-                <w:szCs w:val="24"/>
+                <w:szCs w:val="28"/>
                 <w:lang w:eastAsia="ru-RU"/>
               </w:rPr>
               <w:tab/>
@@ -2312,7 +2441,7 @@
                 <w:rFonts w:ascii="Times New Roman" w:hAnsi="Times New Roman" w:cs="Times New Roman"/>
                 <w:noProof/>
                 <w:sz w:val="28"/>
-                <w:szCs w:val="24"/>
+                <w:szCs w:val="28"/>
               </w:rPr>
               <w:t>ROC-анализ классификатора на основе случайного леса</w:t>
             </w:r>
@@ -2322,7 +2451,7 @@
                 <w:noProof/>
                 <w:webHidden/>
                 <w:sz w:val="28"/>
-                <w:szCs w:val="24"/>
+                <w:szCs w:val="28"/>
               </w:rPr>
               <w:tab/>
             </w:r>
@@ -2332,7 +2461,7 @@
                 <w:noProof/>
                 <w:webHidden/>
                 <w:sz w:val="28"/>
-                <w:szCs w:val="24"/>
+                <w:szCs w:val="28"/>
               </w:rPr>
               <w:fldChar w:fldCharType="begin"/>
             </w:r>
@@ -2342,26 +2471,26 @@
                 <w:noProof/>
                 <w:webHidden/>
                 <w:sz w:val="28"/>
-                <w:szCs w:val="24"/>
-              </w:rPr>
-              <w:instrText xml:space="preserve"> PAGEREF _Toc225949121 \h </w:instrText>
-            </w:r>
-            <w:r>
-              <w:rPr>
-                <w:rFonts w:ascii="Times New Roman" w:hAnsi="Times New Roman" w:cs="Times New Roman"/>
-                <w:noProof/>
-                <w:webHidden/>
-                <w:sz w:val="28"/>
-                <w:szCs w:val="24"/>
-              </w:rPr>
-            </w:r>
-            <w:r>
-              <w:rPr>
-                <w:rFonts w:ascii="Times New Roman" w:hAnsi="Times New Roman" w:cs="Times New Roman"/>
-                <w:noProof/>
-                <w:webHidden/>
-                <w:sz w:val="28"/>
-                <w:szCs w:val="24"/>
+                <w:szCs w:val="28"/>
+              </w:rPr>
+              <w:instrText xml:space="preserve"> PAGEREF _Toc226562204 \h </w:instrText>
+            </w:r>
+            <w:r>
+              <w:rPr>
+                <w:rFonts w:ascii="Times New Roman" w:hAnsi="Times New Roman" w:cs="Times New Roman"/>
+                <w:noProof/>
+                <w:webHidden/>
+                <w:sz w:val="28"/>
+                <w:szCs w:val="28"/>
+              </w:rPr>
+            </w:r>
+            <w:r>
+              <w:rPr>
+                <w:rFonts w:ascii="Times New Roman" w:hAnsi="Times New Roman" w:cs="Times New Roman"/>
+                <w:noProof/>
+                <w:webHidden/>
+                <w:sz w:val="28"/>
+                <w:szCs w:val="28"/>
               </w:rPr>
               <w:fldChar w:fldCharType="separate"/>
             </w:r>
@@ -2371,17 +2500,17 @@
                 <w:noProof/>
                 <w:webHidden/>
                 <w:sz w:val="28"/>
-                <w:szCs w:val="24"/>
-              </w:rPr>
-              <w:t>12</w:t>
-            </w:r>
-            <w:r>
-              <w:rPr>
-                <w:rFonts w:ascii="Times New Roman" w:hAnsi="Times New Roman" w:cs="Times New Roman"/>
-                <w:noProof/>
-                <w:webHidden/>
-                <w:sz w:val="28"/>
-                <w:szCs w:val="24"/>
+                <w:szCs w:val="28"/>
+              </w:rPr>
+              <w:t>15</w:t>
+            </w:r>
+            <w:r>
+              <w:rPr>
+                <w:rFonts w:ascii="Times New Roman" w:hAnsi="Times New Roman" w:cs="Times New Roman"/>
+                <w:noProof/>
+                <w:webHidden/>
+                <w:sz w:val="28"/>
+                <w:szCs w:val="28"/>
               </w:rPr>
               <w:fldChar w:fldCharType="end"/>
             </w:r>
@@ -2398,27 +2527,27 @@
               <w:rFonts w:ascii="Times New Roman" w:eastAsiaTheme="minorEastAsia" w:hAnsi="Times New Roman" w:cs="Times New Roman"/>
               <w:noProof/>
               <w:sz w:val="28"/>
-              <w:szCs w:val="24"/>
+              <w:szCs w:val="28"/>
               <w:lang w:eastAsia="ru-RU"/>
             </w:rPr>
           </w:pPr>
-          <w:hyperlink w:anchor="_Toc225949122" w:history="1">
+          <w:hyperlink w:anchor="_Toc226562205" w:history="1">
             <w:r>
               <w:rPr>
                 <w:rStyle w:val="a5"/>
                 <w:rFonts w:ascii="Times New Roman" w:hAnsi="Times New Roman" w:cs="Times New Roman"/>
                 <w:noProof/>
                 <w:sz w:val="28"/>
-                <w:szCs w:val="24"/>
-              </w:rPr>
-              <w:t>3.7.2</w:t>
+                <w:szCs w:val="28"/>
+              </w:rPr>
+              <w:t>3.8.2</w:t>
             </w:r>
             <w:r>
               <w:rPr>
                 <w:rFonts w:ascii="Times New Roman" w:eastAsiaTheme="minorEastAsia" w:hAnsi="Times New Roman" w:cs="Times New Roman"/>
                 <w:noProof/>
                 <w:sz w:val="28"/>
-                <w:szCs w:val="24"/>
+                <w:szCs w:val="28"/>
                 <w:lang w:eastAsia="ru-RU"/>
               </w:rPr>
               <w:tab/>
@@ -2429,7 +2558,7 @@
                 <w:rFonts w:ascii="Times New Roman" w:hAnsi="Times New Roman" w:cs="Times New Roman"/>
                 <w:noProof/>
                 <w:sz w:val="28"/>
-                <w:szCs w:val="24"/>
+                <w:szCs w:val="28"/>
               </w:rPr>
               <w:t>Оценка качества классификации</w:t>
             </w:r>
@@ -2439,7 +2568,7 @@
                 <w:noProof/>
                 <w:webHidden/>
                 <w:sz w:val="28"/>
-                <w:szCs w:val="24"/>
+                <w:szCs w:val="28"/>
               </w:rPr>
               <w:tab/>
             </w:r>
@@ -2449,7 +2578,7 @@
                 <w:noProof/>
                 <w:webHidden/>
                 <w:sz w:val="28"/>
-                <w:szCs w:val="24"/>
+                <w:szCs w:val="28"/>
               </w:rPr>
               <w:fldChar w:fldCharType="begin"/>
             </w:r>
@@ -2459,26 +2588,26 @@
                 <w:noProof/>
                 <w:webHidden/>
                 <w:sz w:val="28"/>
-                <w:szCs w:val="24"/>
-              </w:rPr>
-              <w:instrText xml:space="preserve"> PAGEREF _Toc225949122 \h </w:instrText>
-            </w:r>
-            <w:r>
-              <w:rPr>
-                <w:rFonts w:ascii="Times New Roman" w:hAnsi="Times New Roman" w:cs="Times New Roman"/>
-                <w:noProof/>
-                <w:webHidden/>
-                <w:sz w:val="28"/>
-                <w:szCs w:val="24"/>
-              </w:rPr>
-            </w:r>
-            <w:r>
-              <w:rPr>
-                <w:rFonts w:ascii="Times New Roman" w:hAnsi="Times New Roman" w:cs="Times New Roman"/>
-                <w:noProof/>
-                <w:webHidden/>
-                <w:sz w:val="28"/>
-                <w:szCs w:val="24"/>
+                <w:szCs w:val="28"/>
+              </w:rPr>
+              <w:instrText xml:space="preserve"> PAGEREF _Toc226562205 \h </w:instrText>
+            </w:r>
+            <w:r>
+              <w:rPr>
+                <w:rFonts w:ascii="Times New Roman" w:hAnsi="Times New Roman" w:cs="Times New Roman"/>
+                <w:noProof/>
+                <w:webHidden/>
+                <w:sz w:val="28"/>
+                <w:szCs w:val="28"/>
+              </w:rPr>
+            </w:r>
+            <w:r>
+              <w:rPr>
+                <w:rFonts w:ascii="Times New Roman" w:hAnsi="Times New Roman" w:cs="Times New Roman"/>
+                <w:noProof/>
+                <w:webHidden/>
+                <w:sz w:val="28"/>
+                <w:szCs w:val="28"/>
               </w:rPr>
               <w:fldChar w:fldCharType="separate"/>
             </w:r>
@@ -2488,17 +2617,17 @@
                 <w:noProof/>
                 <w:webHidden/>
                 <w:sz w:val="28"/>
-                <w:szCs w:val="24"/>
-              </w:rPr>
-              <w:t>12</w:t>
-            </w:r>
-            <w:r>
-              <w:rPr>
-                <w:rFonts w:ascii="Times New Roman" w:hAnsi="Times New Roman" w:cs="Times New Roman"/>
-                <w:noProof/>
-                <w:webHidden/>
-                <w:sz w:val="28"/>
-                <w:szCs w:val="24"/>
+                <w:szCs w:val="28"/>
+              </w:rPr>
+              <w:t>16</w:t>
+            </w:r>
+            <w:r>
+              <w:rPr>
+                <w:rFonts w:ascii="Times New Roman" w:hAnsi="Times New Roman" w:cs="Times New Roman"/>
+                <w:noProof/>
+                <w:webHidden/>
+                <w:sz w:val="28"/>
+                <w:szCs w:val="28"/>
               </w:rPr>
               <w:fldChar w:fldCharType="end"/>
             </w:r>
@@ -2515,27 +2644,27 @@
               <w:rFonts w:ascii="Times New Roman" w:eastAsiaTheme="minorEastAsia" w:hAnsi="Times New Roman" w:cs="Times New Roman"/>
               <w:noProof/>
               <w:sz w:val="28"/>
-              <w:szCs w:val="24"/>
+              <w:szCs w:val="28"/>
               <w:lang w:eastAsia="ru-RU"/>
             </w:rPr>
           </w:pPr>
-          <w:hyperlink w:anchor="_Toc225949123" w:history="1">
+          <w:hyperlink w:anchor="_Toc226562206" w:history="1">
             <w:r>
               <w:rPr>
                 <w:rStyle w:val="a5"/>
                 <w:rFonts w:ascii="Times New Roman" w:hAnsi="Times New Roman" w:cs="Times New Roman"/>
                 <w:noProof/>
                 <w:sz w:val="28"/>
-                <w:szCs w:val="24"/>
-              </w:rPr>
-              <w:t>3.7.3</w:t>
+                <w:szCs w:val="28"/>
+              </w:rPr>
+              <w:t>3.8.3</w:t>
             </w:r>
             <w:r>
               <w:rPr>
                 <w:rFonts w:ascii="Times New Roman" w:eastAsiaTheme="minorEastAsia" w:hAnsi="Times New Roman" w:cs="Times New Roman"/>
                 <w:noProof/>
                 <w:sz w:val="28"/>
-                <w:szCs w:val="24"/>
+                <w:szCs w:val="28"/>
                 <w:lang w:eastAsia="ru-RU"/>
               </w:rPr>
               <w:tab/>
@@ -2546,7 +2675,7 @@
                 <w:rFonts w:ascii="Times New Roman" w:hAnsi="Times New Roman" w:cs="Times New Roman"/>
                 <w:noProof/>
                 <w:sz w:val="28"/>
-                <w:szCs w:val="24"/>
+                <w:szCs w:val="28"/>
               </w:rPr>
               <w:t>Оценка важности признаков</w:t>
             </w:r>
@@ -2556,7 +2685,7 @@
                 <w:noProof/>
                 <w:webHidden/>
                 <w:sz w:val="28"/>
-                <w:szCs w:val="24"/>
+                <w:szCs w:val="28"/>
               </w:rPr>
               <w:tab/>
             </w:r>
@@ -2566,7 +2695,7 @@
                 <w:noProof/>
                 <w:webHidden/>
                 <w:sz w:val="28"/>
-                <w:szCs w:val="24"/>
+                <w:szCs w:val="28"/>
               </w:rPr>
               <w:fldChar w:fldCharType="begin"/>
             </w:r>
@@ -2576,26 +2705,26 @@
                 <w:noProof/>
                 <w:webHidden/>
                 <w:sz w:val="28"/>
-                <w:szCs w:val="24"/>
-              </w:rPr>
-              <w:instrText xml:space="preserve"> PAGEREF _Toc225949123 \h </w:instrText>
-            </w:r>
-            <w:r>
-              <w:rPr>
-                <w:rFonts w:ascii="Times New Roman" w:hAnsi="Times New Roman" w:cs="Times New Roman"/>
-                <w:noProof/>
-                <w:webHidden/>
-                <w:sz w:val="28"/>
-                <w:szCs w:val="24"/>
-              </w:rPr>
-            </w:r>
-            <w:r>
-              <w:rPr>
-                <w:rFonts w:ascii="Times New Roman" w:hAnsi="Times New Roman" w:cs="Times New Roman"/>
-                <w:noProof/>
-                <w:webHidden/>
-                <w:sz w:val="28"/>
-                <w:szCs w:val="24"/>
+                <w:szCs w:val="28"/>
+              </w:rPr>
+              <w:instrText xml:space="preserve"> PAGEREF _Toc226562206 \h </w:instrText>
+            </w:r>
+            <w:r>
+              <w:rPr>
+                <w:rFonts w:ascii="Times New Roman" w:hAnsi="Times New Roman" w:cs="Times New Roman"/>
+                <w:noProof/>
+                <w:webHidden/>
+                <w:sz w:val="28"/>
+                <w:szCs w:val="28"/>
+              </w:rPr>
+            </w:r>
+            <w:r>
+              <w:rPr>
+                <w:rFonts w:ascii="Times New Roman" w:hAnsi="Times New Roman" w:cs="Times New Roman"/>
+                <w:noProof/>
+                <w:webHidden/>
+                <w:sz w:val="28"/>
+                <w:szCs w:val="28"/>
               </w:rPr>
               <w:fldChar w:fldCharType="separate"/>
             </w:r>
@@ -2605,17 +2734,17 @@
                 <w:noProof/>
                 <w:webHidden/>
                 <w:sz w:val="28"/>
-                <w:szCs w:val="24"/>
-              </w:rPr>
-              <w:t>12</w:t>
-            </w:r>
-            <w:r>
-              <w:rPr>
-                <w:rFonts w:ascii="Times New Roman" w:hAnsi="Times New Roman" w:cs="Times New Roman"/>
-                <w:noProof/>
-                <w:webHidden/>
-                <w:sz w:val="28"/>
-                <w:szCs w:val="24"/>
+                <w:szCs w:val="28"/>
+              </w:rPr>
+              <w:t>16</w:t>
+            </w:r>
+            <w:r>
+              <w:rPr>
+                <w:rFonts w:ascii="Times New Roman" w:hAnsi="Times New Roman" w:cs="Times New Roman"/>
+                <w:noProof/>
+                <w:webHidden/>
+                <w:sz w:val="28"/>
+                <w:szCs w:val="28"/>
               </w:rPr>
               <w:fldChar w:fldCharType="end"/>
             </w:r>
@@ -2632,27 +2761,27 @@
               <w:rFonts w:ascii="Times New Roman" w:eastAsiaTheme="minorEastAsia" w:hAnsi="Times New Roman" w:cs="Times New Roman"/>
               <w:noProof/>
               <w:sz w:val="28"/>
-              <w:szCs w:val="24"/>
+              <w:szCs w:val="28"/>
               <w:lang w:eastAsia="ru-RU"/>
             </w:rPr>
           </w:pPr>
-          <w:hyperlink w:anchor="_Toc225949124" w:history="1">
+          <w:hyperlink w:anchor="_Toc226562207" w:history="1">
             <w:r>
               <w:rPr>
                 <w:rStyle w:val="a5"/>
                 <w:rFonts w:ascii="Times New Roman" w:hAnsi="Times New Roman" w:cs="Times New Roman"/>
                 <w:noProof/>
                 <w:sz w:val="28"/>
-                <w:szCs w:val="24"/>
-              </w:rPr>
-              <w:t>3.8</w:t>
+                <w:szCs w:val="28"/>
+              </w:rPr>
+              <w:t>3.9</w:t>
             </w:r>
             <w:r>
               <w:rPr>
                 <w:rFonts w:ascii="Times New Roman" w:eastAsiaTheme="minorEastAsia" w:hAnsi="Times New Roman" w:cs="Times New Roman"/>
                 <w:noProof/>
                 <w:sz w:val="28"/>
-                <w:szCs w:val="24"/>
+                <w:szCs w:val="28"/>
                 <w:lang w:eastAsia="ru-RU"/>
               </w:rPr>
               <w:tab/>
@@ -2663,7 +2792,7 @@
                 <w:rFonts w:ascii="Times New Roman" w:hAnsi="Times New Roman" w:cs="Times New Roman"/>
                 <w:noProof/>
                 <w:sz w:val="28"/>
-                <w:szCs w:val="24"/>
+                <w:szCs w:val="28"/>
               </w:rPr>
               <w:t>Обсуждение результатов многомерного анализа</w:t>
             </w:r>
@@ -2673,7 +2802,7 @@
                 <w:noProof/>
                 <w:webHidden/>
                 <w:sz w:val="28"/>
-                <w:szCs w:val="24"/>
+                <w:szCs w:val="28"/>
               </w:rPr>
               <w:tab/>
             </w:r>
@@ -2683,7 +2812,7 @@
                 <w:noProof/>
                 <w:webHidden/>
                 <w:sz w:val="28"/>
-                <w:szCs w:val="24"/>
+                <w:szCs w:val="28"/>
               </w:rPr>
               <w:fldChar w:fldCharType="begin"/>
             </w:r>
@@ -2693,26 +2822,26 @@
                 <w:noProof/>
                 <w:webHidden/>
                 <w:sz w:val="28"/>
-                <w:szCs w:val="24"/>
-              </w:rPr>
-              <w:instrText xml:space="preserve"> PAGEREF _Toc225949124 \h </w:instrText>
-            </w:r>
-            <w:r>
-              <w:rPr>
-                <w:rFonts w:ascii="Times New Roman" w:hAnsi="Times New Roman" w:cs="Times New Roman"/>
-                <w:noProof/>
-                <w:webHidden/>
-                <w:sz w:val="28"/>
-                <w:szCs w:val="24"/>
-              </w:rPr>
-            </w:r>
-            <w:r>
-              <w:rPr>
-                <w:rFonts w:ascii="Times New Roman" w:hAnsi="Times New Roman" w:cs="Times New Roman"/>
-                <w:noProof/>
-                <w:webHidden/>
-                <w:sz w:val="28"/>
-                <w:szCs w:val="24"/>
+                <w:szCs w:val="28"/>
+              </w:rPr>
+              <w:instrText xml:space="preserve"> PAGEREF _Toc226562207 \h </w:instrText>
+            </w:r>
+            <w:r>
+              <w:rPr>
+                <w:rFonts w:ascii="Times New Roman" w:hAnsi="Times New Roman" w:cs="Times New Roman"/>
+                <w:noProof/>
+                <w:webHidden/>
+                <w:sz w:val="28"/>
+                <w:szCs w:val="28"/>
+              </w:rPr>
+            </w:r>
+            <w:r>
+              <w:rPr>
+                <w:rFonts w:ascii="Times New Roman" w:hAnsi="Times New Roman" w:cs="Times New Roman"/>
+                <w:noProof/>
+                <w:webHidden/>
+                <w:sz w:val="28"/>
+                <w:szCs w:val="28"/>
               </w:rPr>
               <w:fldChar w:fldCharType="separate"/>
             </w:r>
@@ -2722,17 +2851,17 @@
                 <w:noProof/>
                 <w:webHidden/>
                 <w:sz w:val="28"/>
-                <w:szCs w:val="24"/>
-              </w:rPr>
-              <w:t>13</w:t>
-            </w:r>
-            <w:r>
-              <w:rPr>
-                <w:rFonts w:ascii="Times New Roman" w:hAnsi="Times New Roman" w:cs="Times New Roman"/>
-                <w:noProof/>
-                <w:webHidden/>
-                <w:sz w:val="28"/>
-                <w:szCs w:val="24"/>
+                <w:szCs w:val="28"/>
+              </w:rPr>
+              <w:t>17</w:t>
+            </w:r>
+            <w:r>
+              <w:rPr>
+                <w:rFonts w:ascii="Times New Roman" w:hAnsi="Times New Roman" w:cs="Times New Roman"/>
+                <w:noProof/>
+                <w:webHidden/>
+                <w:sz w:val="28"/>
+                <w:szCs w:val="28"/>
               </w:rPr>
               <w:fldChar w:fldCharType="end"/>
             </w:r>
@@ -2748,18 +2877,18 @@
               <w:rFonts w:ascii="Times New Roman" w:eastAsiaTheme="minorEastAsia" w:hAnsi="Times New Roman" w:cs="Times New Roman"/>
               <w:noProof/>
               <w:sz w:val="28"/>
-              <w:szCs w:val="24"/>
+              <w:szCs w:val="28"/>
               <w:lang w:eastAsia="ru-RU"/>
             </w:rPr>
           </w:pPr>
-          <w:hyperlink w:anchor="_Toc225949125" w:history="1">
+          <w:hyperlink w:anchor="_Toc226562208" w:history="1">
             <w:r>
               <w:rPr>
                 <w:rStyle w:val="a5"/>
                 <w:rFonts w:ascii="Times New Roman" w:hAnsi="Times New Roman" w:cs="Times New Roman"/>
                 <w:noProof/>
                 <w:sz w:val="28"/>
-                <w:szCs w:val="24"/>
+                <w:szCs w:val="28"/>
               </w:rPr>
               <w:t>СПИСОК ЛИТЕРАТУРЫ</w:t>
             </w:r>
@@ -2769,7 +2898,7 @@
                 <w:noProof/>
                 <w:webHidden/>
                 <w:sz w:val="28"/>
-                <w:szCs w:val="24"/>
+                <w:szCs w:val="28"/>
               </w:rPr>
               <w:tab/>
             </w:r>
@@ -2779,7 +2908,7 @@
                 <w:noProof/>
                 <w:webHidden/>
                 <w:sz w:val="28"/>
-                <w:szCs w:val="24"/>
+                <w:szCs w:val="28"/>
               </w:rPr>
               <w:fldChar w:fldCharType="begin"/>
             </w:r>
@@ -2789,26 +2918,26 @@
                 <w:noProof/>
                 <w:webHidden/>
                 <w:sz w:val="28"/>
-                <w:szCs w:val="24"/>
-              </w:rPr>
-              <w:instrText xml:space="preserve"> PAGEREF _Toc225949125 \h </w:instrText>
-            </w:r>
-            <w:r>
-              <w:rPr>
-                <w:rFonts w:ascii="Times New Roman" w:hAnsi="Times New Roman" w:cs="Times New Roman"/>
-                <w:noProof/>
-                <w:webHidden/>
-                <w:sz w:val="28"/>
-                <w:szCs w:val="24"/>
-              </w:rPr>
-            </w:r>
-            <w:r>
-              <w:rPr>
-                <w:rFonts w:ascii="Times New Roman" w:hAnsi="Times New Roman" w:cs="Times New Roman"/>
-                <w:noProof/>
-                <w:webHidden/>
-                <w:sz w:val="28"/>
-                <w:szCs w:val="24"/>
+                <w:szCs w:val="28"/>
+              </w:rPr>
+              <w:instrText xml:space="preserve"> PAGEREF _Toc226562208 \h </w:instrText>
+            </w:r>
+            <w:r>
+              <w:rPr>
+                <w:rFonts w:ascii="Times New Roman" w:hAnsi="Times New Roman" w:cs="Times New Roman"/>
+                <w:noProof/>
+                <w:webHidden/>
+                <w:sz w:val="28"/>
+                <w:szCs w:val="28"/>
+              </w:rPr>
+            </w:r>
+            <w:r>
+              <w:rPr>
+                <w:rFonts w:ascii="Times New Roman" w:hAnsi="Times New Roman" w:cs="Times New Roman"/>
+                <w:noProof/>
+                <w:webHidden/>
+                <w:sz w:val="28"/>
+                <w:szCs w:val="28"/>
               </w:rPr>
               <w:fldChar w:fldCharType="separate"/>
             </w:r>
@@ -2818,17 +2947,17 @@
                 <w:noProof/>
                 <w:webHidden/>
                 <w:sz w:val="28"/>
-                <w:szCs w:val="24"/>
-              </w:rPr>
-              <w:t>15</w:t>
-            </w:r>
-            <w:r>
-              <w:rPr>
-                <w:rFonts w:ascii="Times New Roman" w:hAnsi="Times New Roman" w:cs="Times New Roman"/>
-                <w:noProof/>
-                <w:webHidden/>
-                <w:sz w:val="28"/>
-                <w:szCs w:val="24"/>
+                <w:szCs w:val="28"/>
+              </w:rPr>
+              <w:t>19</w:t>
+            </w:r>
+            <w:r>
+              <w:rPr>
+                <w:rFonts w:ascii="Times New Roman" w:hAnsi="Times New Roman" w:cs="Times New Roman"/>
+                <w:noProof/>
+                <w:webHidden/>
+                <w:sz w:val="28"/>
+                <w:szCs w:val="28"/>
               </w:rPr>
               <w:fldChar w:fldCharType="end"/>
             </w:r>
@@ -2841,7 +2970,7 @@
               <w:b/>
               <w:bCs/>
               <w:sz w:val="28"/>
-              <w:szCs w:val="24"/>
+              <w:szCs w:val="28"/>
             </w:rPr>
             <w:fldChar w:fldCharType="end"/>
           </w:r>
@@ -2851,8 +2980,6 @@
     <w:p/>
     <w:p/>
     <w:p/>
-    <w:p/>
-    <w:p/>
     <w:p>
       <w:pPr>
         <w:pStyle w:val="1"/>
@@ -2866,16 +2993,17 @@
           <w:sz w:val="28"/>
         </w:rPr>
       </w:pPr>
-      <w:bookmarkStart w:id="0" w:name="_Toc225949102"/>
-      <w:r>
-        <w:rPr>
-          <w:rFonts w:ascii="Times New Roman" w:hAnsi="Times New Roman" w:cs="Times New Roman"/>
-          <w:color w:val="auto"/>
-          <w:sz w:val="28"/>
-        </w:rPr>
+      <w:bookmarkStart w:id="1" w:name="_Toc226562184"/>
+      <w:r>
+        <w:rPr>
+          <w:rFonts w:ascii="Times New Roman" w:hAnsi="Times New Roman" w:cs="Times New Roman"/>
+          <w:color w:val="auto"/>
+          <w:sz w:val="28"/>
+        </w:rPr>
+        <w:lastRenderedPageBreak/>
         <w:t>Список сокращений</w:t>
       </w:r>
-      <w:bookmarkEnd w:id="0"/>
+      <w:bookmarkEnd w:id="1"/>
     </w:p>
     <w:p>
       <w:pPr>
@@ -3572,7 +3700,7 @@
           <w:sz w:val="28"/>
         </w:rPr>
       </w:pPr>
-      <w:bookmarkStart w:id="1" w:name="_Toc225949103"/>
+      <w:bookmarkStart w:id="2" w:name="_Toc226562185"/>
       <w:r>
         <w:rPr>
           <w:rFonts w:ascii="Times New Roman" w:hAnsi="Times New Roman" w:cs="Times New Roman"/>
@@ -3582,7 +3710,7 @@
         <w:lastRenderedPageBreak/>
         <w:t>Методологические подходы к предварительной обработке и интеграции многополосных электрокардиографических сигналов</w:t>
       </w:r>
-      <w:bookmarkEnd w:id="1"/>
+      <w:bookmarkEnd w:id="2"/>
     </w:p>
     <w:p>
       <w:pPr>
@@ -3593,7 +3721,7 @@
           <w:sz w:val="28"/>
         </w:rPr>
       </w:pPr>
-      <w:bookmarkStart w:id="2" w:name="_Toc225949104"/>
+      <w:bookmarkStart w:id="3" w:name="_Toc226562186"/>
       <w:r>
         <w:rPr>
           <w:rFonts w:ascii="Times New Roman" w:hAnsi="Times New Roman" w:cs="Times New Roman"/>
@@ -3602,7 +3730,7 @@
         </w:rPr>
         <w:t>Форматы регистрации и структура биомедицинских данных</w:t>
       </w:r>
-      <w:bookmarkEnd w:id="2"/>
+      <w:bookmarkEnd w:id="3"/>
     </w:p>
     <w:p>
       <w:pPr>
@@ -3693,7 +3821,7 @@
           <w:sz w:val="28"/>
         </w:rPr>
       </w:pPr>
-      <w:bookmarkStart w:id="3" w:name="_Toc225949105"/>
+      <w:bookmarkStart w:id="4" w:name="_Toc226562187"/>
       <w:r>
         <w:rPr>
           <w:rFonts w:ascii="Times New Roman" w:hAnsi="Times New Roman" w:cs="Times New Roman"/>
@@ -3702,7 +3830,7 @@
         </w:rPr>
         <w:t>Алгоритм адаптивного взвешенного объединения каналов</w:t>
       </w:r>
-      <w:bookmarkEnd w:id="3"/>
+      <w:bookmarkEnd w:id="4"/>
     </w:p>
     <w:p>
       <w:pPr>
@@ -3813,7 +3941,7 @@
           <w:sz w:val="28"/>
         </w:rPr>
       </w:pPr>
-      <w:bookmarkStart w:id="4" w:name="_Toc225949106"/>
+      <w:bookmarkStart w:id="5" w:name="_Toc226562188"/>
       <w:r>
         <w:rPr>
           <w:rFonts w:ascii="Times New Roman" w:hAnsi="Times New Roman" w:cs="Times New Roman"/>
@@ -3822,7 +3950,7 @@
         </w:rPr>
         <w:t>Общая схема предварительной обработки сигнала</w:t>
       </w:r>
-      <w:bookmarkEnd w:id="4"/>
+      <w:bookmarkEnd w:id="5"/>
     </w:p>
     <w:p>
       <w:pPr>
@@ -3866,7 +3994,7 @@
                     <pic:cNvPicPr/>
                   </pic:nvPicPr>
                   <pic:blipFill>
-                    <a:blip r:embed="rId6" cstate="print">
+                    <a:blip r:embed="rId8" cstate="print">
                       <a:extLst>
                         <a:ext uri="{28A0092B-C50C-407E-A947-70E740481C1C}">
                           <a14:useLocalDpi xmlns:a14="http://schemas.microsoft.com/office/drawing/2010/main" val="0"/>
@@ -4210,6 +4338,105 @@
           <w:sz w:val="28"/>
         </w:rPr>
       </w:pPr>
+      <w:r>
+        <w:rPr>
+          <w:rFonts w:ascii="Times New Roman" w:hAnsi="Times New Roman" w:cs="Times New Roman"/>
+          <w:sz w:val="28"/>
+        </w:rPr>
+        <w:t xml:space="preserve">Для подавления низкочастотного дрейфа базовой линии использовался метод фильтрации верхних частот на основе фильтра </w:t>
+      </w:r>
+      <w:proofErr w:type="spellStart"/>
+      <w:r>
+        <w:rPr>
+          <w:rFonts w:ascii="Times New Roman" w:hAnsi="Times New Roman" w:cs="Times New Roman"/>
+          <w:sz w:val="28"/>
+        </w:rPr>
+        <w:t>Баттерворта</w:t>
+      </w:r>
+      <w:proofErr w:type="spellEnd"/>
+      <w:r>
+        <w:rPr>
+          <w:rFonts w:ascii="Times New Roman" w:hAnsi="Times New Roman" w:cs="Times New Roman"/>
+          <w:sz w:val="28"/>
+        </w:rPr>
+        <w:t xml:space="preserve"> с нулевой фазой. Входной одномерный сигнал предварительно приводился к вещественному типу данных двойной точности, после чего подвергался двунаправленной фильтрации посредством каскадного соединения секций второго порядка. Выбор фильтра </w:t>
+      </w:r>
+      <w:proofErr w:type="spellStart"/>
+      <w:r>
+        <w:rPr>
+          <w:rFonts w:ascii="Times New Roman" w:hAnsi="Times New Roman" w:cs="Times New Roman"/>
+          <w:sz w:val="28"/>
+        </w:rPr>
+        <w:t>Баттерворта</w:t>
+      </w:r>
+      <w:proofErr w:type="spellEnd"/>
+      <w:r>
+        <w:rPr>
+          <w:rFonts w:ascii="Times New Roman" w:hAnsi="Times New Roman" w:cs="Times New Roman"/>
+          <w:sz w:val="28"/>
+        </w:rPr>
+        <w:t xml:space="preserve"> обусловлен его максимально плоской амплитудно-частотной характеристикой в полосе пропускания и отсутствием пульсаций, что обеспечивает равномерное подавление дрейфовой составляющей без искажения полезных спектральных компонент.</w:t>
+      </w:r>
+      <w:r>
+        <w:t xml:space="preserve"> </w:t>
+      </w:r>
+      <w:r>
+        <w:rPr>
+          <w:rFonts w:ascii="Times New Roman" w:hAnsi="Times New Roman" w:cs="Times New Roman"/>
+          <w:sz w:val="28"/>
+        </w:rPr>
+        <w:t>Ключевой особенностью применённого метода подавления дрейфа базовой линии является строгое отсутствие фазовых искажений обрабатываемого сигнала.</w:t>
+      </w:r>
+      <w:r>
+        <w:t xml:space="preserve"> </w:t>
+      </w:r>
+      <w:r>
+        <w:rPr>
+          <w:rFonts w:ascii="Times New Roman" w:hAnsi="Times New Roman" w:cs="Times New Roman"/>
+          <w:sz w:val="28"/>
+        </w:rPr>
+        <w:t xml:space="preserve">В отличие от традиционных однопроходных рекурсивных фильтров, неизбежно вносящих нелинейный фазовый сдвиг, зависящий от частоты, предложенный подход обеспечивает нулевое фазовое запаздывание для всех спектральных компонент, остающихся в сигнале после фильтрации. Фазовые сдвиги, </w:t>
+      </w:r>
+      <w:r>
+        <w:rPr>
+          <w:rFonts w:ascii="Times New Roman" w:hAnsi="Times New Roman" w:cs="Times New Roman"/>
+          <w:sz w:val="28"/>
+        </w:rPr>
+        <w:lastRenderedPageBreak/>
+        <w:t xml:space="preserve">характерные для классических реализаций фильтров </w:t>
+      </w:r>
+      <w:proofErr w:type="spellStart"/>
+      <w:r>
+        <w:rPr>
+          <w:rFonts w:ascii="Times New Roman" w:hAnsi="Times New Roman" w:cs="Times New Roman"/>
+          <w:sz w:val="28"/>
+        </w:rPr>
+        <w:t>Баттерворта</w:t>
+      </w:r>
+      <w:proofErr w:type="spellEnd"/>
+      <w:r>
+        <w:rPr>
+          <w:rFonts w:ascii="Times New Roman" w:hAnsi="Times New Roman" w:cs="Times New Roman"/>
+          <w:sz w:val="28"/>
+        </w:rPr>
+        <w:t xml:space="preserve"> верхних частот, проявляются в виде временного смещения событий, изменения формы пиков и задержки фронтов, что критически недопустимо при анализе биомедицинских сигналов, где временная привязка зубцов, </w:t>
+      </w:r>
+      <w:proofErr w:type="spellStart"/>
+      <w:r>
+        <w:rPr>
+          <w:rFonts w:ascii="Times New Roman" w:hAnsi="Times New Roman" w:cs="Times New Roman"/>
+          <w:sz w:val="28"/>
+        </w:rPr>
+        <w:t>спайков</w:t>
+      </w:r>
+      <w:proofErr w:type="spellEnd"/>
+      <w:r>
+        <w:rPr>
+          <w:rFonts w:ascii="Times New Roman" w:hAnsi="Times New Roman" w:cs="Times New Roman"/>
+          <w:sz w:val="28"/>
+        </w:rPr>
+        <w:t xml:space="preserve"> и переходных процессов имеет диагностическое значение. Применение двусторонней фильтрации полностью элиминирует указанные артефакты: результирующий сигнал сохраняет исходную временную координату каждого отсчёта, а его морфологические характеристики — амплитуду, длительность и крутизну фронтов — остаются неизменными относительно полезной компоненты входного сигнала. Таким образом, нуль-фазовая обработка выступает критическим условием корректного последующего анализа, обеспечивая инвариантность временных интервалов и формы сигнала относительно применённой процедуры фильтрации.</w:t>
+      </w:r>
     </w:p>
     <w:p>
       <w:pPr>
@@ -4238,7 +4465,7 @@
                     <pic:cNvPicPr/>
                   </pic:nvPicPr>
                   <pic:blipFill>
-                    <a:blip r:embed="rId7" cstate="print">
+                    <a:blip r:embed="rId9" cstate="print">
                       <a:extLst>
                         <a:ext uri="{28A0092B-C50C-407E-A947-70E740481C1C}">
                           <a14:useLocalDpi xmlns:a14="http://schemas.microsoft.com/office/drawing/2010/main" val="0"/>
@@ -4356,16 +4583,17 @@
           <w:sz w:val="28"/>
         </w:rPr>
       </w:pPr>
-      <w:bookmarkStart w:id="5" w:name="_Toc225949107"/>
-      <w:r>
-        <w:rPr>
-          <w:rFonts w:ascii="Times New Roman" w:hAnsi="Times New Roman" w:cs="Times New Roman"/>
-          <w:color w:val="auto"/>
-          <w:sz w:val="28"/>
-        </w:rPr>
+      <w:bookmarkStart w:id="6" w:name="_Toc226562189"/>
+      <w:r>
+        <w:rPr>
+          <w:rFonts w:ascii="Times New Roman" w:hAnsi="Times New Roman" w:cs="Times New Roman"/>
+          <w:color w:val="auto"/>
+          <w:sz w:val="28"/>
+        </w:rPr>
+        <w:lastRenderedPageBreak/>
         <w:t>Методологические основы обработки электрокардиографического сигнала</w:t>
       </w:r>
-      <w:bookmarkEnd w:id="5"/>
+      <w:bookmarkEnd w:id="6"/>
     </w:p>
     <w:p>
       <w:pPr>
@@ -4376,7 +4604,7 @@
           <w:sz w:val="28"/>
         </w:rPr>
       </w:pPr>
-      <w:bookmarkStart w:id="6" w:name="_Toc225949108"/>
+      <w:bookmarkStart w:id="7" w:name="_Toc226562190"/>
       <w:r>
         <w:rPr>
           <w:rFonts w:ascii="Times New Roman" w:hAnsi="Times New Roman" w:cs="Times New Roman"/>
@@ -4385,7 +4613,7 @@
         </w:rPr>
         <w:t>Обоснование объема выборки</w:t>
       </w:r>
-      <w:bookmarkEnd w:id="6"/>
+      <w:bookmarkEnd w:id="7"/>
     </w:p>
     <w:p>
       <w:pPr>
@@ -4728,7 +4956,7 @@
           <w:sz w:val="28"/>
         </w:rPr>
       </w:pPr>
-      <w:bookmarkStart w:id="7" w:name="_Toc225949109"/>
+      <w:bookmarkStart w:id="8" w:name="_Toc226562191"/>
       <w:r>
         <w:rPr>
           <w:rFonts w:ascii="Times New Roman" w:hAnsi="Times New Roman" w:cs="Times New Roman"/>
@@ -4737,7 +4965,7 @@
         </w:rPr>
         <w:t>Метод синхронизированного усреднения</w:t>
       </w:r>
-      <w:bookmarkEnd w:id="7"/>
+      <w:bookmarkEnd w:id="8"/>
     </w:p>
     <w:p>
       <w:pPr>
@@ -4887,7 +5115,7 @@
           <w:sz w:val="28"/>
         </w:rPr>
       </w:pPr>
-      <w:bookmarkStart w:id="8" w:name="_Toc225949110"/>
+      <w:bookmarkStart w:id="9" w:name="_Toc226562192"/>
       <w:r>
         <w:rPr>
           <w:rFonts w:ascii="Times New Roman" w:hAnsi="Times New Roman" w:cs="Times New Roman"/>
@@ -4896,7 +5124,7 @@
         </w:rPr>
         <w:t>Детектирование пиков на основе мгновенной мощности</w:t>
       </w:r>
-      <w:bookmarkEnd w:id="8"/>
+      <w:bookmarkEnd w:id="9"/>
     </w:p>
     <w:p>
       <w:pPr>
@@ -4999,7 +5227,7 @@
           <w:sz w:val="28"/>
         </w:rPr>
       </w:pPr>
-      <w:bookmarkStart w:id="9" w:name="_Toc225949111"/>
+      <w:bookmarkStart w:id="10" w:name="_Toc226562193"/>
       <w:r>
         <w:rPr>
           <w:rFonts w:ascii="Times New Roman" w:hAnsi="Times New Roman" w:cs="Times New Roman"/>
@@ -5009,7 +5237,7 @@
         <w:lastRenderedPageBreak/>
         <w:t>Результаты анализа сигнал-усредненной электрокардиограммы</w:t>
       </w:r>
-      <w:bookmarkEnd w:id="9"/>
+      <w:bookmarkEnd w:id="10"/>
     </w:p>
     <w:p>
       <w:pPr>
@@ -5020,7 +5248,7 @@
           <w:sz w:val="28"/>
         </w:rPr>
       </w:pPr>
-      <w:bookmarkStart w:id="10" w:name="_Toc225949112"/>
+      <w:bookmarkStart w:id="11" w:name="_Toc226562194"/>
       <w:r>
         <w:rPr>
           <w:rFonts w:ascii="Times New Roman" w:hAnsi="Times New Roman" w:cs="Times New Roman"/>
@@ -5056,7 +5284,7 @@
         </w:rPr>
         <w:t>кардиоцикла</w:t>
       </w:r>
-      <w:bookmarkEnd w:id="10"/>
+      <w:bookmarkEnd w:id="11"/>
       <w:proofErr w:type="spellEnd"/>
     </w:p>
     <w:p>
@@ -5194,7 +5422,7 @@
                     <pic:cNvPicPr/>
                   </pic:nvPicPr>
                   <pic:blipFill>
-                    <a:blip r:embed="rId8" cstate="print">
+                    <a:blip r:embed="rId10" cstate="print">
                       <a:extLst>
                         <a:ext uri="{28A0092B-C50C-407E-A947-70E740481C1C}">
                           <a14:useLocalDpi xmlns:a14="http://schemas.microsoft.com/office/drawing/2010/main" val="0"/>
@@ -5342,7 +5570,7 @@
                     <pic:cNvPicPr/>
                   </pic:nvPicPr>
                   <pic:blipFill>
-                    <a:blip r:embed="rId9" cstate="print">
+                    <a:blip r:embed="rId11" cstate="print">
                       <a:extLst>
                         <a:ext uri="{28A0092B-C50C-407E-A947-70E740481C1C}">
                           <a14:useLocalDpi xmlns:a14="http://schemas.microsoft.com/office/drawing/2010/main" val="0"/>
@@ -5474,7 +5702,7 @@
           <w:sz w:val="28"/>
         </w:rPr>
       </w:pPr>
-      <w:bookmarkStart w:id="11" w:name="_Toc225949113"/>
+      <w:bookmarkStart w:id="12" w:name="_Toc226562195"/>
       <w:r>
         <w:rPr>
           <w:rFonts w:ascii="Times New Roman" w:hAnsi="Times New Roman" w:cs="Times New Roman"/>
@@ -5501,7 +5729,7 @@
         </w:rPr>
         <w:t xml:space="preserve"> и количественного анализа поздних потенциалов</w:t>
       </w:r>
-      <w:bookmarkEnd w:id="11"/>
+      <w:bookmarkEnd w:id="12"/>
     </w:p>
     <w:p>
       <w:pPr>
@@ -5519,7 +5747,15 @@
           <w:color w:val="0F1115"/>
           <w:sz w:val="28"/>
         </w:rPr>
-        <w:t>Для выделения и количественной оценки поздних потенциалов был разработан алгоритм, реализующий стандартизированный протокол анализа в частотном диапазоне 40–250 Гц с автоматическим определением временных границ комплекса QRS.</w:t>
+        <w:t xml:space="preserve">Для выделения и количественной оценки поздних потенциалов был разработан алгоритм, реализующий стандартизированный протокол анализа в </w:t>
+      </w:r>
+      <w:r>
+        <w:rPr>
+          <w:color w:val="0F1115"/>
+          <w:sz w:val="28"/>
+        </w:rPr>
+        <w:lastRenderedPageBreak/>
+        <w:t>частотном диапазоне 40–250 Гц с автоматическим определением временных границ комплекса QRS.</w:t>
       </w:r>
     </w:p>
     <w:p>
@@ -5539,7 +5775,6 @@
           <w:color w:val="0F1115"/>
           <w:sz w:val="28"/>
         </w:rPr>
-        <w:lastRenderedPageBreak/>
         <w:t>Этап 1. Частотная селекция.</w:t>
       </w:r>
       <w:r>
@@ -5794,7 +6029,7 @@
           <w:sz w:val="28"/>
         </w:rPr>
       </w:pPr>
-      <w:bookmarkStart w:id="12" w:name="_Toc225949114"/>
+      <w:bookmarkStart w:id="13" w:name="_Toc226562196"/>
       <w:r>
         <w:rPr>
           <w:rFonts w:ascii="Times New Roman" w:hAnsi="Times New Roman" w:cs="Times New Roman"/>
@@ -5821,7 +6056,7 @@
         </w:rPr>
         <w:t>-преобразование</w:t>
       </w:r>
-      <w:bookmarkEnd w:id="12"/>
+      <w:bookmarkEnd w:id="13"/>
     </w:p>
     <w:p>
       <w:pPr>
@@ -5916,7 +6151,7 @@
           <w:sz w:val="28"/>
         </w:rPr>
       </w:pPr>
-      <w:bookmarkStart w:id="13" w:name="_Toc225949115"/>
+      <w:bookmarkStart w:id="14" w:name="_Toc226562197"/>
       <w:r>
         <w:rPr>
           <w:rFonts w:ascii="Times New Roman" w:hAnsi="Times New Roman" w:cs="Times New Roman"/>
@@ -5934,7 +6169,7 @@
         </w:rPr>
         <w:t>вейвлета</w:t>
       </w:r>
-      <w:bookmarkEnd w:id="13"/>
+      <w:bookmarkEnd w:id="14"/>
       <w:proofErr w:type="spellEnd"/>
     </w:p>
     <w:p>
@@ -6086,7 +6321,7 @@
           <w:rFonts w:ascii="Times New Roman" w:hAnsi="Times New Roman" w:cs="Times New Roman"/>
           <w:sz w:val="28"/>
         </w:rPr>
-        <w:t xml:space="preserve">, представляющий собой гармоническое колебание, модулированное гауссовым окном, обладает бесконечной дифференцируемостью и обеспечивает оптимальное частотно-временное разрешение, что позволяет корректно </w:t>
+        <w:t xml:space="preserve">, представляющий собой гармоническое колебание, модулированное гауссовым </w:t>
       </w:r>
       <w:r>
         <w:rPr>
@@ -6094,7 +6329,7 @@
           <w:sz w:val="28"/>
         </w:rPr>
         <w:lastRenderedPageBreak/>
-        <w:t xml:space="preserve">выделять спектральные компоненты в гладких сигналах без внесения </w:t>
+        <w:t xml:space="preserve">окном, обладает бесконечной дифференцируемостью и обеспечивает оптимальное частотно-временное разрешение, что позволяет корректно выделять спектральные компоненты в гладких сигналах без внесения </w:t>
       </w:r>
       <w:proofErr w:type="spellStart"/>
       <w:r>
@@ -6129,7 +6364,7 @@
           <w:sz w:val="28"/>
         </w:rPr>
       </w:pPr>
-      <w:bookmarkStart w:id="14" w:name="_Toc225949116"/>
+      <w:bookmarkStart w:id="15" w:name="_Toc226562198"/>
       <w:r>
         <w:rPr>
           <w:rFonts w:ascii="Times New Roman" w:hAnsi="Times New Roman" w:cs="Times New Roman"/>
@@ -6156,7 +6391,7 @@
         </w:rPr>
         <w:t>-преобразования</w:t>
       </w:r>
-      <w:bookmarkEnd w:id="14"/>
+      <w:bookmarkEnd w:id="15"/>
     </w:p>
     <w:p>
       <w:pPr>
@@ -6222,7 +6457,7 @@
                     <pic:cNvPicPr/>
                   </pic:nvPicPr>
                   <pic:blipFill>
-                    <a:blip r:embed="rId10" cstate="print">
+                    <a:blip r:embed="rId12" cstate="print">
                       <a:extLst>
                         <a:ext uri="{28A0092B-C50C-407E-A947-70E740481C1C}">
                           <a14:useLocalDpi xmlns:a14="http://schemas.microsoft.com/office/drawing/2010/main" val="0"/>
@@ -6390,7 +6625,7 @@
                     <pic:cNvPicPr/>
                   </pic:nvPicPr>
                   <pic:blipFill>
-                    <a:blip r:embed="rId11" cstate="print">
+                    <a:blip r:embed="rId13" cstate="print">
                       <a:extLst>
                         <a:ext uri="{28A0092B-C50C-407E-A947-70E740481C1C}">
                           <a14:useLocalDpi xmlns:a14="http://schemas.microsoft.com/office/drawing/2010/main" val="0"/>
@@ -6542,7 +6777,7 @@
           <w:sz w:val="28"/>
         </w:rPr>
       </w:pPr>
-      <w:bookmarkStart w:id="15" w:name="_Toc225949117"/>
+      <w:bookmarkStart w:id="16" w:name="_Toc226562199"/>
       <w:r>
         <w:rPr>
           <w:rFonts w:ascii="Times New Roman" w:hAnsi="Times New Roman" w:cs="Times New Roman"/>
@@ -6551,7 +6786,7 @@
         </w:rPr>
         <w:t>Статистические моменты распределения</w:t>
       </w:r>
-      <w:bookmarkEnd w:id="15"/>
+      <w:bookmarkEnd w:id="16"/>
     </w:p>
     <w:p>
       <w:pPr>
@@ -6674,7 +6909,7 @@
                     <pic:cNvPicPr/>
                   </pic:nvPicPr>
                   <pic:blipFill>
-                    <a:blip r:embed="rId12" cstate="print">
+                    <a:blip r:embed="rId14" cstate="print">
                       <a:extLst>
                         <a:ext uri="{28A0092B-C50C-407E-A947-70E740481C1C}">
                           <a14:useLocalDpi xmlns:a14="http://schemas.microsoft.com/office/drawing/2010/main" val="0"/>
@@ -6822,7 +7057,7 @@
                     <pic:cNvPicPr/>
                   </pic:nvPicPr>
                   <pic:blipFill>
-                    <a:blip r:embed="rId13" cstate="print">
+                    <a:blip r:embed="rId15" cstate="print">
                       <a:extLst>
                         <a:ext uri="{28A0092B-C50C-407E-A947-70E740481C1C}">
                           <a14:useLocalDpi xmlns:a14="http://schemas.microsoft.com/office/drawing/2010/main" val="0"/>
@@ -7155,7 +7390,7 @@
           <w:szCs w:val="28"/>
         </w:rPr>
       </w:pPr>
-      <w:bookmarkStart w:id="16" w:name="_Toc225949118"/>
+      <w:bookmarkStart w:id="17" w:name="_Toc226562200"/>
       <w:r>
         <w:rPr>
           <w:rFonts w:ascii="Times New Roman" w:hAnsi="Times New Roman" w:cs="Times New Roman"/>
@@ -7165,7 +7400,7 @@
         </w:rPr>
         <w:t>Оценка спектральной плотности мощности методом периодограмм</w:t>
       </w:r>
-      <w:bookmarkEnd w:id="16"/>
+      <w:bookmarkEnd w:id="17"/>
     </w:p>
     <w:p>
       <w:pPr>
@@ -7306,7 +7541,7 @@
                     <pic:cNvPicPr/>
                   </pic:nvPicPr>
                   <pic:blipFill>
-                    <a:blip r:embed="rId14" cstate="print">
+                    <a:blip r:embed="rId16" cstate="print">
                       <a:extLst>
                         <a:ext uri="{28A0092B-C50C-407E-A947-70E740481C1C}">
                           <a14:useLocalDpi xmlns:a14="http://schemas.microsoft.com/office/drawing/2010/main" val="0"/>
@@ -7454,7 +7689,7 @@
                     <pic:cNvPicPr/>
                   </pic:nvPicPr>
                   <pic:blipFill>
-                    <a:blip r:embed="rId15" cstate="print">
+                    <a:blip r:embed="rId17" cstate="print">
                       <a:extLst>
                         <a:ext uri="{28A0092B-C50C-407E-A947-70E740481C1C}">
                           <a14:useLocalDpi xmlns:a14="http://schemas.microsoft.com/office/drawing/2010/main" val="0"/>
@@ -7586,7 +7821,7 @@
           <w:sz w:val="28"/>
         </w:rPr>
       </w:pPr>
-      <w:bookmarkStart w:id="17" w:name="_Toc225949119"/>
+      <w:bookmarkStart w:id="18" w:name="_Toc226562201"/>
       <w:r>
         <w:rPr>
           <w:rFonts w:ascii="Times New Roman" w:hAnsi="Times New Roman" w:cs="Times New Roman"/>
@@ -7594,9 +7829,27 @@
           <w:sz w:val="28"/>
         </w:rPr>
         <w:lastRenderedPageBreak/>
-        <w:t>Статистическая верификация различий между группами</w:t>
-      </w:r>
-      <w:bookmarkEnd w:id="17"/>
+        <w:t xml:space="preserve">Вычисление </w:t>
+      </w:r>
+      <w:proofErr w:type="spellStart"/>
+      <w:r>
+        <w:rPr>
+          <w:rFonts w:ascii="Times New Roman" w:hAnsi="Times New Roman" w:cs="Times New Roman"/>
+          <w:color w:val="auto"/>
+          <w:sz w:val="28"/>
+        </w:rPr>
+        <w:t>энтропийных</w:t>
+      </w:r>
+      <w:proofErr w:type="spellEnd"/>
+      <w:r>
+        <w:rPr>
+          <w:rFonts w:ascii="Times New Roman" w:hAnsi="Times New Roman" w:cs="Times New Roman"/>
+          <w:color w:val="auto"/>
+          <w:sz w:val="28"/>
+        </w:rPr>
+        <w:t xml:space="preserve"> мер для анализа временных рядов</w:t>
+      </w:r>
+      <w:bookmarkEnd w:id="18"/>
     </w:p>
     <w:p>
       <w:pPr>
@@ -7612,62 +7865,23 @@
           <w:rFonts w:ascii="Times New Roman" w:hAnsi="Times New Roman" w:cs="Times New Roman"/>
           <w:sz w:val="28"/>
         </w:rPr>
-        <w:t>На основании проведенного статистического анализа с использованием U-критерия Манна-</w:t>
-      </w:r>
-      <w:proofErr w:type="gramStart"/>
-      <w:r>
-        <w:rPr>
-          <w:rFonts w:ascii="Times New Roman" w:hAnsi="Times New Roman" w:cs="Times New Roman"/>
-          <w:sz w:val="28"/>
-        </w:rPr>
-        <w:t>Уитни  для</w:t>
-      </w:r>
-      <w:proofErr w:type="gramEnd"/>
-      <w:r>
-        <w:rPr>
-          <w:rFonts w:ascii="Times New Roman" w:hAnsi="Times New Roman" w:cs="Times New Roman"/>
-          <w:sz w:val="28"/>
-        </w:rPr>
-        <w:t xml:space="preserve"> 20 параметров усредненной высокоразрешающей электрокардиограммы в двух группах наблюдения (нормальная группа, n=9; патологическая группа, n=9) установлено, что только один показатель демонстрирует статистически значимые различия на уровне значимости α=0,05. Параметр «</w:t>
-      </w:r>
-      <w:proofErr w:type="spellStart"/>
-      <w:r>
-        <w:rPr>
-          <w:rFonts w:ascii="Times New Roman" w:hAnsi="Times New Roman" w:cs="Times New Roman"/>
-          <w:sz w:val="28"/>
-        </w:rPr>
-        <w:t>kurtosis</w:t>
-      </w:r>
-      <w:proofErr w:type="spellEnd"/>
-      <w:r>
-        <w:rPr>
-          <w:rFonts w:ascii="Times New Roman" w:hAnsi="Times New Roman" w:cs="Times New Roman"/>
-          <w:sz w:val="28"/>
-        </w:rPr>
-        <w:t>» (коэффициент эксцесса) характеризуется статистически значимым снижением своего значения в патологической группе по сравнению с нормальной (U=74, p=0,0036). При этом медиана в норме составляет 7,19, при патологии — 2,54, средние значения — 6,46 и 2,37 соответственно, что указывает на уменьшение «</w:t>
-      </w:r>
-      <w:proofErr w:type="spellStart"/>
-      <w:r>
-        <w:rPr>
-          <w:rFonts w:ascii="Times New Roman" w:hAnsi="Times New Roman" w:cs="Times New Roman"/>
-          <w:sz w:val="28"/>
-        </w:rPr>
-        <w:t>островершинности</w:t>
-      </w:r>
-      <w:proofErr w:type="spellEnd"/>
-      <w:r>
-        <w:rPr>
-          <w:rFonts w:ascii="Times New Roman" w:hAnsi="Times New Roman" w:cs="Times New Roman"/>
-          <w:sz w:val="28"/>
-        </w:rPr>
-        <w:t>» распределения амплитуд си</w:t>
-      </w:r>
-      <w:r>
-        <w:rPr>
-          <w:rFonts w:ascii="Times New Roman" w:hAnsi="Times New Roman" w:cs="Times New Roman"/>
-          <w:sz w:val="28"/>
-        </w:rPr>
-        <w:t>гнала в патологических записях.</w:t>
+        <w:t xml:space="preserve">Для количественной оценки сложности, нерегулярности и информационного содержания временного ряда применяется комплексный </w:t>
+      </w:r>
+      <w:proofErr w:type="spellStart"/>
+      <w:r>
+        <w:rPr>
+          <w:rFonts w:ascii="Times New Roman" w:hAnsi="Times New Roman" w:cs="Times New Roman"/>
+          <w:sz w:val="28"/>
+        </w:rPr>
+        <w:t>энтропийный</w:t>
+      </w:r>
+      <w:proofErr w:type="spellEnd"/>
+      <w:r>
+        <w:rPr>
+          <w:rFonts w:ascii="Times New Roman" w:hAnsi="Times New Roman" w:cs="Times New Roman"/>
+          <w:sz w:val="28"/>
+        </w:rPr>
+        <w:t xml:space="preserve"> анализ, объединяющий три различные метрики: энтропию Шеннона, семпл-энтропию и энтропию перестановок.</w:t>
       </w:r>
     </w:p>
     <w:p>
@@ -7684,94 +7898,88 @@
           <w:rFonts w:ascii="Times New Roman" w:hAnsi="Times New Roman" w:cs="Times New Roman"/>
           <w:sz w:val="28"/>
         </w:rPr>
-        <w:t xml:space="preserve">Остальные 19 проанализированных параметров не достигли порога статистической значимости (p&gt;0,05). В частности, для параметров </w:t>
-      </w:r>
-      <w:proofErr w:type="spellStart"/>
-      <w:r>
-        <w:rPr>
-          <w:rFonts w:ascii="Times New Roman" w:hAnsi="Times New Roman" w:cs="Times New Roman"/>
-          <w:sz w:val="28"/>
-        </w:rPr>
-        <w:t>LAS_ms</w:t>
-      </w:r>
-      <w:proofErr w:type="spellEnd"/>
-      <w:r>
-        <w:rPr>
-          <w:rFonts w:ascii="Times New Roman" w:hAnsi="Times New Roman" w:cs="Times New Roman"/>
-          <w:sz w:val="28"/>
-        </w:rPr>
-        <w:t xml:space="preserve"> (p=0,145), </w:t>
-      </w:r>
-      <w:proofErr w:type="spellStart"/>
-      <w:r>
-        <w:rPr>
-          <w:rFonts w:ascii="Times New Roman" w:hAnsi="Times New Roman" w:cs="Times New Roman"/>
-          <w:sz w:val="28"/>
-        </w:rPr>
-        <w:t>QRSoff</w:t>
-      </w:r>
-      <w:proofErr w:type="spellEnd"/>
-      <w:r>
-        <w:rPr>
-          <w:rFonts w:ascii="Times New Roman" w:hAnsi="Times New Roman" w:cs="Times New Roman"/>
-          <w:sz w:val="28"/>
-        </w:rPr>
-        <w:t xml:space="preserve"> (p=0,145), </w:t>
-      </w:r>
-      <w:proofErr w:type="spellStart"/>
-      <w:r>
-        <w:rPr>
-          <w:rFonts w:ascii="Times New Roman" w:hAnsi="Times New Roman" w:cs="Times New Roman"/>
-          <w:sz w:val="28"/>
-        </w:rPr>
-        <w:t>QRSon</w:t>
-      </w:r>
-      <w:proofErr w:type="spellEnd"/>
-      <w:r>
-        <w:rPr>
-          <w:rFonts w:ascii="Times New Roman" w:hAnsi="Times New Roman" w:cs="Times New Roman"/>
-          <w:sz w:val="28"/>
-        </w:rPr>
-        <w:t xml:space="preserve"> (p=0,102), RMS40_mkV (p=0,659), </w:t>
-      </w:r>
-      <w:proofErr w:type="spellStart"/>
-      <w:r>
-        <w:rPr>
-          <w:rFonts w:ascii="Times New Roman" w:hAnsi="Times New Roman" w:cs="Times New Roman"/>
-          <w:sz w:val="28"/>
-        </w:rPr>
-        <w:t>dfa</w:t>
-      </w:r>
-      <w:proofErr w:type="spellEnd"/>
-      <w:r>
-        <w:rPr>
-          <w:rFonts w:ascii="Times New Roman" w:hAnsi="Times New Roman" w:cs="Times New Roman"/>
-          <w:sz w:val="28"/>
-        </w:rPr>
-        <w:t xml:space="preserve"> (p=0,216), </w:t>
-      </w:r>
-      <w:proofErr w:type="spellStart"/>
-      <w:r>
-        <w:rPr>
-          <w:rFonts w:ascii="Times New Roman" w:hAnsi="Times New Roman" w:cs="Times New Roman"/>
-          <w:sz w:val="28"/>
-        </w:rPr>
-        <w:t>shannon_entropy</w:t>
-      </w:r>
-      <w:proofErr w:type="spellEnd"/>
-      <w:r>
-        <w:rPr>
-          <w:rFonts w:ascii="Times New Roman" w:hAnsi="Times New Roman" w:cs="Times New Roman"/>
-          <w:sz w:val="28"/>
-        </w:rPr>
-        <w:t xml:space="preserve"> (p=1,000) и других выявлены лишь незначимые различия между группами. Значения U-статистики для этих показателей варьировались от 26 до 59,5, что свидетельствует об отсутствии систематических различий в центральных тенденциях сравниваемых выборо</w:t>
-      </w:r>
-      <w:r>
-        <w:rPr>
-          <w:rFonts w:ascii="Times New Roman" w:hAnsi="Times New Roman" w:cs="Times New Roman"/>
-          <w:sz w:val="28"/>
-        </w:rPr>
-        <w:t>к при данном объеме наблюдений.</w:t>
+        <w:t>Входной сигнал предварительно подвергается полосовой фильтрации в диапазоне от 40 до 250 Гц</w:t>
+      </w:r>
+      <w:r>
+        <w:rPr>
+          <w:rFonts w:ascii="Times New Roman" w:hAnsi="Times New Roman" w:cs="Times New Roman"/>
+          <w:sz w:val="28"/>
+        </w:rPr>
+        <w:t>.</w:t>
+      </w:r>
+      <w:r>
+        <w:t xml:space="preserve"> </w:t>
+      </w:r>
+      <w:r>
+        <w:rPr>
+          <w:rFonts w:ascii="Times New Roman" w:hAnsi="Times New Roman" w:cs="Times New Roman"/>
+          <w:sz w:val="28"/>
+        </w:rPr>
+        <w:t xml:space="preserve">Применение фильтрации нулевой фазы обеспечивает полное отсутствие фазовых искажений, что критически важно для сохранения временной структуры QRS-комплекса при последующем </w:t>
+      </w:r>
+      <w:proofErr w:type="spellStart"/>
+      <w:r>
+        <w:rPr>
+          <w:rFonts w:ascii="Times New Roman" w:hAnsi="Times New Roman" w:cs="Times New Roman"/>
+          <w:sz w:val="28"/>
+        </w:rPr>
+        <w:t>энтропийном</w:t>
+      </w:r>
+      <w:proofErr w:type="spellEnd"/>
+      <w:r>
+        <w:rPr>
+          <w:rFonts w:ascii="Times New Roman" w:hAnsi="Times New Roman" w:cs="Times New Roman"/>
+          <w:sz w:val="28"/>
+        </w:rPr>
+        <w:t xml:space="preserve"> анализе. Выделенный частотный диапазон соответствует спектральной области высокочастотных поздних потенциалов желудочков, тогда как подавление компонент ниже 40 Гц устраняет низкочастотный дрейф базовой линии, а фильтрация выше 250 Гц удаляет высокочастотный шум и </w:t>
+      </w:r>
+      <w:proofErr w:type="spellStart"/>
+      <w:r>
+        <w:rPr>
+          <w:rFonts w:ascii="Times New Roman" w:hAnsi="Times New Roman" w:cs="Times New Roman"/>
+          <w:sz w:val="28"/>
+        </w:rPr>
+        <w:t>миопотенциальные</w:t>
+      </w:r>
+      <w:proofErr w:type="spellEnd"/>
+      <w:r>
+        <w:rPr>
+          <w:rFonts w:ascii="Times New Roman" w:hAnsi="Times New Roman" w:cs="Times New Roman"/>
+          <w:sz w:val="28"/>
+        </w:rPr>
+        <w:t xml:space="preserve"> артефакты. Таким образом, обработанный сигнал содержит преимущественно высокочастотные компоненты QRS-комплекса, что позволяет вычислять </w:t>
+      </w:r>
+      <w:proofErr w:type="spellStart"/>
+      <w:r>
+        <w:rPr>
+          <w:rFonts w:ascii="Times New Roman" w:hAnsi="Times New Roman" w:cs="Times New Roman"/>
+          <w:sz w:val="28"/>
+        </w:rPr>
+        <w:t>энтропийные</w:t>
+      </w:r>
+      <w:proofErr w:type="spellEnd"/>
+      <w:r>
+        <w:rPr>
+          <w:rFonts w:ascii="Times New Roman" w:hAnsi="Times New Roman" w:cs="Times New Roman"/>
+          <w:sz w:val="28"/>
+        </w:rPr>
+        <w:t xml:space="preserve"> меры, чувствительные к </w:t>
+      </w:r>
+      <w:proofErr w:type="spellStart"/>
+      <w:r>
+        <w:rPr>
+          <w:rFonts w:ascii="Times New Roman" w:hAnsi="Times New Roman" w:cs="Times New Roman"/>
+          <w:sz w:val="28"/>
+        </w:rPr>
+        <w:t>микровольтовым</w:t>
+      </w:r>
+      <w:proofErr w:type="spellEnd"/>
+      <w:r>
+        <w:rPr>
+          <w:rFonts w:ascii="Times New Roman" w:hAnsi="Times New Roman" w:cs="Times New Roman"/>
+          <w:sz w:val="28"/>
+        </w:rPr>
+        <w:t xml:space="preserve"> поздним потенциалам и фрагментации желудочковой активности.</w:t>
       </w:r>
     </w:p>
     <w:p>
@@ -7784,26 +7992,323 @@
         </w:rPr>
       </w:pPr>
       <w:r>
-        <w:rPr>
-          <w:rFonts w:ascii="Times New Roman" w:hAnsi="Times New Roman" w:cs="Times New Roman"/>
-          <w:sz w:val="28"/>
-        </w:rPr>
-        <w:t>Таким образом, нулевая гипотеза об отсутствии различий между нормальной и патологической группами может быть отклонена только для параметра эксцесса, который является потенциальным маркером пато</w:t>
-      </w:r>
-      <w:r>
-        <w:rPr>
-          <w:rFonts w:ascii="Times New Roman" w:hAnsi="Times New Roman" w:cs="Times New Roman"/>
-          <w:sz w:val="28"/>
-        </w:rPr>
-        <w:t xml:space="preserve">логических изменений сигнал усредненного </w:t>
-      </w:r>
-      <w:proofErr w:type="spellStart"/>
+        <w:t xml:space="preserve"> </w:t>
+      </w:r>
+      <w:r>
+        <w:rPr>
+          <w:rFonts w:ascii="Times New Roman" w:hAnsi="Times New Roman" w:cs="Times New Roman"/>
+          <w:sz w:val="28"/>
+        </w:rPr>
+        <w:t xml:space="preserve">Энтропия Шеннона, вычисляемая на основе гистограммного распределения амплитуд сигнала, характеризует степень неопределенности или информационное разнообразие ряда. Данная мера достигает максимума при равномерном распределении амплитуд и минимума для детерминированных или постоянных сигналов, однако не учитывает временную структуру последовательности, что ограничивает её применимость при анализе динамических систем. </w:t>
+      </w:r>
+    </w:p>
+    <w:p>
+      <w:pPr>
+        <w:spacing w:line="360" w:lineRule="auto"/>
+        <w:jc w:val="both"/>
+        <w:rPr>
+          <w:rFonts w:ascii="Times New Roman" w:hAnsi="Times New Roman" w:cs="Times New Roman"/>
+          <w:sz w:val="28"/>
+        </w:rPr>
+      </w:pPr>
+      <w:r>
+        <w:rPr>
+          <w:rFonts w:ascii="Times New Roman" w:hAnsi="Times New Roman" w:cs="Times New Roman"/>
+          <w:sz w:val="28"/>
+        </w:rPr>
+        <w:t>Для преодоления этого ограничения используется семпл-энтропия — мера, оценивающая предсказуемость временного ряда путём подсчёта вероятности того, что две последовательности длины, близкие в пространстве вложения, останутся близкими при увеличении длины на единицу</w:t>
+      </w:r>
+      <w:r>
+        <w:rPr>
+          <w:rFonts w:ascii="Times New Roman" w:hAnsi="Times New Roman" w:cs="Times New Roman"/>
+        </w:rPr>
+        <w:t>.</w:t>
+      </w:r>
+      <w:r>
+        <w:t xml:space="preserve"> </w:t>
+      </w:r>
+      <w:r>
+        <w:rPr>
+          <w:rFonts w:ascii="Times New Roman" w:hAnsi="Times New Roman" w:cs="Times New Roman"/>
+          <w:sz w:val="28"/>
+        </w:rPr>
+        <w:t xml:space="preserve">Радиус толерантности задаётся как доля от стандартного отклонения сигнала, что обеспечивает </w:t>
+      </w:r>
+      <w:r>
+        <w:rPr>
+          <w:rFonts w:ascii="Times New Roman" w:hAnsi="Times New Roman" w:cs="Times New Roman"/>
+          <w:sz w:val="28"/>
+        </w:rPr>
+        <w:lastRenderedPageBreak/>
+        <w:t>масштабно-инвариантное сравнение рядов с различной амплитудой. Семпл-энтропия демонстрирует устойчивость к коротким выборкам и отсутствие систематического смещения, свойственного аппроксимированной энтропии, что делает её предпочтительным выбором для биомедицинских сигналов.</w:t>
+      </w:r>
+    </w:p>
+    <w:p>
+      <w:pPr>
+        <w:spacing w:line="360" w:lineRule="auto"/>
+        <w:jc w:val="both"/>
+        <w:rPr>
+          <w:rFonts w:ascii="Times New Roman" w:hAnsi="Times New Roman" w:cs="Times New Roman"/>
+          <w:sz w:val="28"/>
+        </w:rPr>
+      </w:pPr>
+      <w:r>
+        <w:rPr>
+          <w:rFonts w:ascii="Times New Roman" w:hAnsi="Times New Roman" w:cs="Times New Roman"/>
+          <w:sz w:val="28"/>
+        </w:rPr>
+        <w:t xml:space="preserve">Третьей компонентой анализа выступает энтропия перестановок, которая восстанавливает динамические свойства системы на основе порядка следования отсчётов без учёта их абсолютных амплитуд. Для каждого окна длины с задержкой определяется перестановочный паттерн — ранговый порядок отсчётов, после чего вычисляется энтропия Шеннона по распределению частот этих паттернов. Данный подход обеспечивает высокую устойчивость к монотонным нелинейным искажениям и амплитудным выбросам, фокусируясь исключительно на временной упорядоченности. </w:t>
+      </w:r>
+      <w:r>
+        <w:rPr>
+          <w:rFonts w:ascii="Times New Roman" w:hAnsi="Times New Roman" w:cs="Times New Roman"/>
+          <w:sz w:val="28"/>
+        </w:rPr>
+        <w:t>Исследуемые показатели</w:t>
+      </w:r>
+      <w:r>
+        <w:rPr>
+          <w:rFonts w:ascii="Times New Roman" w:hAnsi="Times New Roman" w:cs="Times New Roman"/>
+          <w:sz w:val="28"/>
+        </w:rPr>
+        <w:t xml:space="preserve"> представляет собой среднюю семпл-</w:t>
+      </w:r>
       <w:proofErr w:type="gramStart"/>
       <w:r>
         <w:rPr>
           <w:rFonts w:ascii="Times New Roman" w:hAnsi="Times New Roman" w:cs="Times New Roman"/>
           <w:sz w:val="28"/>
         </w:rPr>
+        <w:t>энтропию  наряду</w:t>
+      </w:r>
+      <w:proofErr w:type="gramEnd"/>
+      <w:r>
+        <w:rPr>
+          <w:rFonts w:ascii="Times New Roman" w:hAnsi="Times New Roman" w:cs="Times New Roman"/>
+          <w:sz w:val="28"/>
+        </w:rPr>
+        <w:t xml:space="preserve"> с энтропией Шеннона и перестановочной энтропией, что в совокупности даёт многомерную характеристику сигнала: от общего информационного содержания до специфической динамической сложности и предсказуемости, применимую, в частности, для дифференциальной диагностики кардиологических состояний по поздним потенциалам.</w:t>
+      </w:r>
+    </w:p>
+    <w:p>
+      <w:pPr>
+        <w:pStyle w:val="2"/>
+        <w:rPr>
+          <w:rFonts w:ascii="Times New Roman" w:hAnsi="Times New Roman" w:cs="Times New Roman"/>
+          <w:color w:val="auto"/>
+          <w:sz w:val="28"/>
+        </w:rPr>
+      </w:pPr>
+      <w:bookmarkStart w:id="19" w:name="_Toc226562202"/>
+      <w:r>
+        <w:rPr>
+          <w:rFonts w:ascii="Times New Roman" w:hAnsi="Times New Roman" w:cs="Times New Roman"/>
+          <w:color w:val="auto"/>
+          <w:sz w:val="28"/>
+        </w:rPr>
+        <w:t>Статистическая верификация различий между группами</w:t>
+      </w:r>
+      <w:bookmarkEnd w:id="19"/>
+    </w:p>
+    <w:p>
+      <w:pPr>
+        <w:spacing w:after="0" w:line="360" w:lineRule="auto"/>
+        <w:jc w:val="both"/>
+        <w:rPr>
+          <w:rFonts w:ascii="Times New Roman" w:hAnsi="Times New Roman" w:cs="Times New Roman"/>
+          <w:sz w:val="28"/>
+        </w:rPr>
+      </w:pPr>
+      <w:r>
+        <w:rPr>
+          <w:rFonts w:ascii="Times New Roman" w:hAnsi="Times New Roman" w:cs="Times New Roman"/>
+          <w:sz w:val="28"/>
+        </w:rPr>
+        <w:t>На основании проведенного статистического анализа с использованием U-критерия Манна-</w:t>
+      </w:r>
+      <w:proofErr w:type="gramStart"/>
+      <w:r>
+        <w:rPr>
+          <w:rFonts w:ascii="Times New Roman" w:hAnsi="Times New Roman" w:cs="Times New Roman"/>
+          <w:sz w:val="28"/>
+        </w:rPr>
+        <w:t>Уитни  для</w:t>
+      </w:r>
+      <w:proofErr w:type="gramEnd"/>
+      <w:r>
+        <w:rPr>
+          <w:rFonts w:ascii="Times New Roman" w:hAnsi="Times New Roman" w:cs="Times New Roman"/>
+          <w:sz w:val="28"/>
+        </w:rPr>
+        <w:t xml:space="preserve"> 20 параметров усредненной высокоразрешающей электрокардиограммы в двух группах наблюдения (нормальная группа, n=9; патологическая группа, n=9) установлено, что только один показатель демонстрирует статистически значимые различия на уровне значимости α=0,05. Параметр «</w:t>
+      </w:r>
+      <w:proofErr w:type="spellStart"/>
+      <w:r>
+        <w:rPr>
+          <w:rFonts w:ascii="Times New Roman" w:hAnsi="Times New Roman" w:cs="Times New Roman"/>
+          <w:sz w:val="28"/>
+        </w:rPr>
+        <w:t>kurtosis</w:t>
+      </w:r>
+      <w:proofErr w:type="spellEnd"/>
+      <w:r>
+        <w:rPr>
+          <w:rFonts w:ascii="Times New Roman" w:hAnsi="Times New Roman" w:cs="Times New Roman"/>
+          <w:sz w:val="28"/>
+        </w:rPr>
+        <w:t xml:space="preserve">» (коэффициент эксцесса) характеризуется статистически значимым снижением своего значения в патологической группе по сравнению с нормальной (U=74, p=0,0036). При этом медиана в норме составляет 7,19, при патологии — 2,54, средние значения — 6,46 и 2,37 </w:t>
+      </w:r>
+      <w:r>
+        <w:rPr>
+          <w:rFonts w:ascii="Times New Roman" w:hAnsi="Times New Roman" w:cs="Times New Roman"/>
+          <w:sz w:val="28"/>
+        </w:rPr>
+        <w:lastRenderedPageBreak/>
+        <w:t>соответственно, что указывает на уменьшение «</w:t>
+      </w:r>
+      <w:proofErr w:type="spellStart"/>
+      <w:r>
+        <w:rPr>
+          <w:rFonts w:ascii="Times New Roman" w:hAnsi="Times New Roman" w:cs="Times New Roman"/>
+          <w:sz w:val="28"/>
+        </w:rPr>
+        <w:t>островершинности</w:t>
+      </w:r>
+      <w:proofErr w:type="spellEnd"/>
+      <w:r>
+        <w:rPr>
+          <w:rFonts w:ascii="Times New Roman" w:hAnsi="Times New Roman" w:cs="Times New Roman"/>
+          <w:sz w:val="28"/>
+        </w:rPr>
+        <w:t>» распределения амплитуд сигнала в патологических записях.</w:t>
+      </w:r>
+    </w:p>
+    <w:p>
+      <w:pPr>
+        <w:spacing w:after="0" w:line="360" w:lineRule="auto"/>
+        <w:jc w:val="both"/>
+        <w:rPr>
+          <w:rFonts w:ascii="Times New Roman" w:hAnsi="Times New Roman" w:cs="Times New Roman"/>
+          <w:sz w:val="28"/>
+        </w:rPr>
+      </w:pPr>
+      <w:r>
+        <w:rPr>
+          <w:rFonts w:ascii="Times New Roman" w:hAnsi="Times New Roman" w:cs="Times New Roman"/>
+          <w:sz w:val="28"/>
+        </w:rPr>
+        <w:t xml:space="preserve">Остальные 19 проанализированных параметров не достигли порога статистической значимости (p&gt;0,05). В частности, для параметров </w:t>
+      </w:r>
+      <w:proofErr w:type="spellStart"/>
+      <w:r>
+        <w:rPr>
+          <w:rFonts w:ascii="Times New Roman" w:hAnsi="Times New Roman" w:cs="Times New Roman"/>
+          <w:sz w:val="28"/>
+        </w:rPr>
+        <w:t>LAS_ms</w:t>
+      </w:r>
+      <w:proofErr w:type="spellEnd"/>
+      <w:r>
+        <w:rPr>
+          <w:rFonts w:ascii="Times New Roman" w:hAnsi="Times New Roman" w:cs="Times New Roman"/>
+          <w:sz w:val="28"/>
+        </w:rPr>
+        <w:t xml:space="preserve"> (p=0,145), </w:t>
+      </w:r>
+      <w:proofErr w:type="spellStart"/>
+      <w:r>
+        <w:rPr>
+          <w:rFonts w:ascii="Times New Roman" w:hAnsi="Times New Roman" w:cs="Times New Roman"/>
+          <w:sz w:val="28"/>
+        </w:rPr>
+        <w:t>QRSoff</w:t>
+      </w:r>
+      <w:proofErr w:type="spellEnd"/>
+      <w:r>
+        <w:rPr>
+          <w:rFonts w:ascii="Times New Roman" w:hAnsi="Times New Roman" w:cs="Times New Roman"/>
+          <w:sz w:val="28"/>
+        </w:rPr>
+        <w:t xml:space="preserve"> (p=0,145), </w:t>
+      </w:r>
+      <w:proofErr w:type="spellStart"/>
+      <w:r>
+        <w:rPr>
+          <w:rFonts w:ascii="Times New Roman" w:hAnsi="Times New Roman" w:cs="Times New Roman"/>
+          <w:sz w:val="28"/>
+        </w:rPr>
+        <w:t>QRSon</w:t>
+      </w:r>
+      <w:proofErr w:type="spellEnd"/>
+      <w:r>
+        <w:rPr>
+          <w:rFonts w:ascii="Times New Roman" w:hAnsi="Times New Roman" w:cs="Times New Roman"/>
+          <w:sz w:val="28"/>
+        </w:rPr>
+        <w:t xml:space="preserve"> (p=0,102), RMS40_mkV (p=0,659), </w:t>
+      </w:r>
+      <w:proofErr w:type="spellStart"/>
+      <w:r>
+        <w:rPr>
+          <w:rFonts w:ascii="Times New Roman" w:hAnsi="Times New Roman" w:cs="Times New Roman"/>
+          <w:sz w:val="28"/>
+        </w:rPr>
+        <w:t>dfa</w:t>
+      </w:r>
+      <w:proofErr w:type="spellEnd"/>
+      <w:r>
+        <w:rPr>
+          <w:rFonts w:ascii="Times New Roman" w:hAnsi="Times New Roman" w:cs="Times New Roman"/>
+          <w:sz w:val="28"/>
+        </w:rPr>
+        <w:t xml:space="preserve"> (p=0,216), </w:t>
+      </w:r>
+      <w:proofErr w:type="spellStart"/>
+      <w:r>
+        <w:rPr>
+          <w:rFonts w:ascii="Times New Roman" w:hAnsi="Times New Roman" w:cs="Times New Roman"/>
+          <w:sz w:val="28"/>
+        </w:rPr>
+        <w:t>shannon_entropy</w:t>
+      </w:r>
+      <w:proofErr w:type="spellEnd"/>
+      <w:r>
+        <w:rPr>
+          <w:rFonts w:ascii="Times New Roman" w:hAnsi="Times New Roman" w:cs="Times New Roman"/>
+          <w:sz w:val="28"/>
+        </w:rPr>
+        <w:t xml:space="preserve"> (p=1,000) и других выявлены лишь незначимые различия между группами. Значения U-статистики для этих показателей варьировались от 26 до 59,5, что свидетельствует об отсутствии систематических различий в центральных тенденциях сравниваемых выборо</w:t>
+      </w:r>
+      <w:r>
+        <w:rPr>
+          <w:rFonts w:ascii="Times New Roman" w:hAnsi="Times New Roman" w:cs="Times New Roman"/>
+          <w:sz w:val="28"/>
+        </w:rPr>
+        <w:t>к при данном объеме наблюдений.</w:t>
+      </w:r>
+    </w:p>
+    <w:p>
+      <w:pPr>
+        <w:spacing w:after="0" w:line="360" w:lineRule="auto"/>
+        <w:jc w:val="both"/>
+        <w:rPr>
+          <w:rFonts w:ascii="Times New Roman" w:hAnsi="Times New Roman" w:cs="Times New Roman"/>
+          <w:sz w:val="28"/>
+        </w:rPr>
+      </w:pPr>
+      <w:r>
+        <w:rPr>
+          <w:rFonts w:ascii="Times New Roman" w:hAnsi="Times New Roman" w:cs="Times New Roman"/>
+          <w:sz w:val="28"/>
+        </w:rPr>
+        <w:t xml:space="preserve">Таким образом, нулевая гипотеза об отсутствии различий между нормальной и патологической группами может быть отклонена только для параметра эксцесса, который является потенциальным маркером патологических изменений сигнал усредненного </w:t>
+      </w:r>
+      <w:proofErr w:type="spellStart"/>
+      <w:r>
+        <w:rPr>
+          <w:rFonts w:ascii="Times New Roman" w:hAnsi="Times New Roman" w:cs="Times New Roman"/>
+          <w:sz w:val="28"/>
+        </w:rPr>
         <w:t>кардиоцикла</w:t>
       </w:r>
       <w:proofErr w:type="spellEnd"/>
@@ -7812,16 +8317,8 @@
           <w:rFonts w:ascii="Times New Roman" w:hAnsi="Times New Roman" w:cs="Times New Roman"/>
           <w:sz w:val="28"/>
         </w:rPr>
-        <w:t xml:space="preserve"> </w:t>
-      </w:r>
-      <w:r>
-        <w:rPr>
-          <w:rFonts w:ascii="Times New Roman" w:hAnsi="Times New Roman" w:cs="Times New Roman"/>
-          <w:sz w:val="28"/>
-        </w:rPr>
         <w:t>.</w:t>
       </w:r>
-      <w:proofErr w:type="gramEnd"/>
       <w:r>
         <w:rPr>
           <w:rFonts w:ascii="Times New Roman" w:hAnsi="Times New Roman" w:cs="Times New Roman"/>
@@ -7839,7 +8336,7 @@
           <w:sz w:val="28"/>
         </w:rPr>
       </w:pPr>
-      <w:bookmarkStart w:id="18" w:name="_Toc225949120"/>
+      <w:bookmarkStart w:id="20" w:name="_Toc226562203"/>
       <w:r>
         <w:rPr>
           <w:rFonts w:ascii="Times New Roman" w:hAnsi="Times New Roman" w:cs="Times New Roman"/>
@@ -7848,7 +8345,7 @@
         </w:rPr>
         <w:t>Многомерный анализ: ROC-кривая и классификация</w:t>
       </w:r>
-      <w:bookmarkEnd w:id="18"/>
+      <w:bookmarkEnd w:id="20"/>
     </w:p>
     <w:p>
       <w:pPr>
@@ -7863,15 +8360,7 @@
           <w:rFonts w:ascii="Times New Roman" w:hAnsi="Times New Roman" w:cs="Times New Roman"/>
           <w:sz w:val="28"/>
         </w:rPr>
-        <w:t xml:space="preserve">Несмотря на отсутствие статистически значимых различий в одномерном сравнении, признаки могут обладать комбинированной предсказательной </w:t>
-      </w:r>
-      <w:r>
-        <w:rPr>
-          <w:rFonts w:ascii="Times New Roman" w:hAnsi="Times New Roman" w:cs="Times New Roman"/>
-          <w:sz w:val="28"/>
-        </w:rPr>
-        <w:lastRenderedPageBreak/>
-        <w:t>способностью, что подтверждается дальнейшим применением методов машинного обучения.</w:t>
+        <w:t>Несмотря на отсутствие статистически значимых различий в одномерном сравнении, признаки могут обладать комбинированной предсказательной способностью, что подтверждается дальнейшим применением методов машинного обучения.</w:t>
       </w:r>
     </w:p>
     <w:p>
@@ -7883,7 +8372,7 @@
           <w:sz w:val="28"/>
         </w:rPr>
       </w:pPr>
-      <w:bookmarkStart w:id="19" w:name="_Toc225949121"/>
+      <w:bookmarkStart w:id="21" w:name="_Toc226562204"/>
       <w:r>
         <w:rPr>
           <w:rFonts w:ascii="Times New Roman" w:hAnsi="Times New Roman" w:cs="Times New Roman"/>
@@ -7892,7 +8381,7 @@
         </w:rPr>
         <w:t>ROC-анализ классификатора на основе случайного леса</w:t>
       </w:r>
-      <w:bookmarkEnd w:id="19"/>
+      <w:bookmarkEnd w:id="21"/>
     </w:p>
     <w:p>
       <w:pPr>
@@ -7993,7 +8482,7 @@
                     <pic:cNvPicPr/>
                   </pic:nvPicPr>
                   <pic:blipFill>
-                    <a:blip r:embed="rId16" cstate="print">
+                    <a:blip r:embed="rId18" cstate="print">
                       <a:extLst>
                         <a:ext uri="{28A0092B-C50C-407E-A947-70E740481C1C}">
                           <a14:useLocalDpi xmlns:a14="http://schemas.microsoft.com/office/drawing/2010/main" val="0"/>
@@ -8105,7 +8594,7 @@
           <w:sz w:val="28"/>
         </w:rPr>
       </w:pPr>
-      <w:bookmarkStart w:id="20" w:name="_Toc225949122"/>
+      <w:bookmarkStart w:id="22" w:name="_Toc226562205"/>
       <w:r>
         <w:rPr>
           <w:rFonts w:ascii="Times New Roman" w:hAnsi="Times New Roman" w:cs="Times New Roman"/>
@@ -8114,7 +8603,7 @@
         </w:rPr>
         <w:t>Оценка качества классификации</w:t>
       </w:r>
-      <w:bookmarkEnd w:id="20"/>
+      <w:bookmarkEnd w:id="22"/>
     </w:p>
     <w:p>
       <w:pPr>
@@ -8145,7 +8634,6 @@
           <w:rFonts w:ascii="Times New Roman" w:hAnsi="Times New Roman" w:cs="Times New Roman"/>
           <w:sz w:val="28"/>
         </w:rPr>
-        <w:lastRenderedPageBreak/>
         <w:t xml:space="preserve">Значение средней точности (AP, </w:t>
       </w:r>
       <w:proofErr w:type="spellStart"/>
@@ -8206,7 +8694,7 @@
           <w:sz w:val="28"/>
         </w:rPr>
       </w:pPr>
-      <w:bookmarkStart w:id="21" w:name="_Toc225949123"/>
+      <w:bookmarkStart w:id="23" w:name="_Toc226562206"/>
       <w:r>
         <w:rPr>
           <w:rFonts w:ascii="Times New Roman" w:hAnsi="Times New Roman" w:cs="Times New Roman"/>
@@ -8215,7 +8703,7 @@
         </w:rPr>
         <w:t>Оценка важности признаков</w:t>
       </w:r>
-      <w:bookmarkEnd w:id="21"/>
+      <w:bookmarkEnd w:id="23"/>
     </w:p>
     <w:p>
       <w:pPr>
@@ -8292,6 +8780,7 @@
           <w:color w:val="auto"/>
           <w:sz w:val="24"/>
         </w:rPr>
+        <w:lastRenderedPageBreak/>
         <w:t xml:space="preserve">Таблица </w:t>
       </w:r>
       <w:r>
@@ -9809,7 +10298,130 @@
           <w:rFonts w:ascii="Times New Roman" w:hAnsi="Times New Roman" w:cs="Times New Roman"/>
           <w:sz w:val="28"/>
         </w:rPr>
-        <w:t xml:space="preserve">. Обращает на себя </w:t>
+        <w:t xml:space="preserve">. Обращает на себя внимание, что параметр </w:t>
+      </w:r>
+      <w:proofErr w:type="spellStart"/>
+      <w:r>
+        <w:rPr>
+          <w:rFonts w:ascii="Times New Roman" w:hAnsi="Times New Roman" w:cs="Times New Roman"/>
+          <w:sz w:val="28"/>
+        </w:rPr>
+        <w:t>kurtosis</w:t>
+      </w:r>
+      <w:proofErr w:type="spellEnd"/>
+      <w:r>
+        <w:rPr>
+          <w:rFonts w:ascii="Times New Roman" w:hAnsi="Times New Roman" w:cs="Times New Roman"/>
+          <w:sz w:val="28"/>
+        </w:rPr>
+        <w:t xml:space="preserve">, ранее показавший статистически значимые различия между группами по критерию Манна-Уитни (p = 0,0036), занял первое место по важности в модели случайного леса, что подтверждает его потенциальную роль как значимого дифференцирующего признака. В то же время параметры </w:t>
+      </w:r>
+      <w:proofErr w:type="spellStart"/>
+      <w:r>
+        <w:rPr>
+          <w:rFonts w:ascii="Times New Roman" w:hAnsi="Times New Roman" w:cs="Times New Roman"/>
+          <w:sz w:val="28"/>
+        </w:rPr>
+        <w:t>dfa</w:t>
+      </w:r>
+      <w:proofErr w:type="spellEnd"/>
+      <w:r>
+        <w:rPr>
+          <w:rFonts w:ascii="Times New Roman" w:hAnsi="Times New Roman" w:cs="Times New Roman"/>
+          <w:sz w:val="28"/>
+        </w:rPr>
+        <w:t xml:space="preserve"> и </w:t>
+      </w:r>
+      <w:proofErr w:type="spellStart"/>
+      <w:r>
+        <w:rPr>
+          <w:rFonts w:ascii="Times New Roman" w:hAnsi="Times New Roman" w:cs="Times New Roman"/>
+          <w:sz w:val="28"/>
+        </w:rPr>
+        <w:t>ratio_cwt_power</w:t>
+      </w:r>
+      <w:proofErr w:type="spellEnd"/>
+      <w:r>
+        <w:rPr>
+          <w:rFonts w:ascii="Times New Roman" w:hAnsi="Times New Roman" w:cs="Times New Roman"/>
+          <w:sz w:val="28"/>
+        </w:rPr>
+        <w:t xml:space="preserve">, обладавшие наибольшей площадью под ROC-кривой при </w:t>
+      </w:r>
+      <w:proofErr w:type="spellStart"/>
+      <w:r>
+        <w:rPr>
+          <w:rFonts w:ascii="Times New Roman" w:hAnsi="Times New Roman" w:cs="Times New Roman"/>
+          <w:sz w:val="28"/>
+        </w:rPr>
+        <w:t>унивариантном</w:t>
+      </w:r>
+      <w:proofErr w:type="spellEnd"/>
+      <w:r>
+        <w:rPr>
+          <w:rFonts w:ascii="Times New Roman" w:hAnsi="Times New Roman" w:cs="Times New Roman"/>
+          <w:sz w:val="28"/>
+        </w:rPr>
+        <w:t xml:space="preserve"> анализе (0,679 и 0,642 соответственно), в </w:t>
+      </w:r>
+      <w:proofErr w:type="spellStart"/>
+      <w:r>
+        <w:rPr>
+          <w:rFonts w:ascii="Times New Roman" w:hAnsi="Times New Roman" w:cs="Times New Roman"/>
+          <w:sz w:val="28"/>
+        </w:rPr>
+        <w:t>мультивариантной</w:t>
+      </w:r>
+      <w:proofErr w:type="spellEnd"/>
+      <w:r>
+        <w:rPr>
+          <w:rFonts w:ascii="Times New Roman" w:hAnsi="Times New Roman" w:cs="Times New Roman"/>
+          <w:sz w:val="28"/>
+        </w:rPr>
+        <w:t xml:space="preserve"> модели случайного леса оказались на восьмом</w:t>
+      </w:r>
+      <w:r>
+        <w:rPr>
+          <w:rFonts w:ascii="Times New Roman" w:hAnsi="Times New Roman" w:cs="Times New Roman"/>
+          <w:sz w:val="28"/>
+        </w:rPr>
+        <w:t xml:space="preserve"> и пятом местах соответственно.</w:t>
+      </w:r>
+    </w:p>
+    <w:p>
+      <w:pPr>
+        <w:pStyle w:val="2"/>
+        <w:rPr>
+          <w:rFonts w:ascii="Times New Roman" w:hAnsi="Times New Roman" w:cs="Times New Roman"/>
+          <w:color w:val="auto"/>
+          <w:sz w:val="28"/>
+        </w:rPr>
+      </w:pPr>
+      <w:bookmarkStart w:id="24" w:name="_Toc226562207"/>
+      <w:r>
+        <w:rPr>
+          <w:rFonts w:ascii="Times New Roman" w:hAnsi="Times New Roman" w:cs="Times New Roman"/>
+          <w:color w:val="auto"/>
+          <w:sz w:val="28"/>
+        </w:rPr>
+        <w:t>Обсуждение результатов многомерного анализа</w:t>
+      </w:r>
+      <w:bookmarkEnd w:id="24"/>
+    </w:p>
+    <w:p>
+      <w:pPr>
+        <w:jc w:val="both"/>
+        <w:rPr>
+          <w:rFonts w:ascii="Times New Roman" w:hAnsi="Times New Roman" w:cs="Times New Roman"/>
+          <w:sz w:val="28"/>
+        </w:rPr>
+      </w:pPr>
+      <w:r>
+        <w:rPr>
+          <w:rFonts w:ascii="Times New Roman" w:hAnsi="Times New Roman" w:cs="Times New Roman"/>
+          <w:sz w:val="28"/>
+        </w:rPr>
+        <w:t xml:space="preserve">Матрица ошибок при пороге классификации 0,642 показывает следующие результаты: истинно положительные (правильно классифицированная патология) — 3 случая, ложноотрицательные (пропущенная патология) — 6 </w:t>
       </w:r>
       <w:r>
         <w:rPr>
@@ -9817,115 +10429,15 @@
           <w:sz w:val="28"/>
         </w:rPr>
         <w:lastRenderedPageBreak/>
-        <w:t xml:space="preserve">внимание, что параметр </w:t>
-      </w:r>
-      <w:proofErr w:type="spellStart"/>
-      <w:r>
-        <w:rPr>
-          <w:rFonts w:ascii="Times New Roman" w:hAnsi="Times New Roman" w:cs="Times New Roman"/>
-          <w:sz w:val="28"/>
-        </w:rPr>
-        <w:t>kurtosis</w:t>
-      </w:r>
-      <w:proofErr w:type="spellEnd"/>
-      <w:r>
-        <w:rPr>
-          <w:rFonts w:ascii="Times New Roman" w:hAnsi="Times New Roman" w:cs="Times New Roman"/>
-          <w:sz w:val="28"/>
-        </w:rPr>
-        <w:t xml:space="preserve">, ранее показавший статистически значимые различия между группами по критерию Манна-Уитни (p = 0,0036), занял первое место по важности в модели случайного леса, что подтверждает его потенциальную роль как значимого дифференцирующего признака. В то же время параметры </w:t>
-      </w:r>
-      <w:proofErr w:type="spellStart"/>
-      <w:r>
-        <w:rPr>
-          <w:rFonts w:ascii="Times New Roman" w:hAnsi="Times New Roman" w:cs="Times New Roman"/>
-          <w:sz w:val="28"/>
-        </w:rPr>
-        <w:t>dfa</w:t>
-      </w:r>
-      <w:proofErr w:type="spellEnd"/>
-      <w:r>
-        <w:rPr>
-          <w:rFonts w:ascii="Times New Roman" w:hAnsi="Times New Roman" w:cs="Times New Roman"/>
-          <w:sz w:val="28"/>
-        </w:rPr>
-        <w:t xml:space="preserve"> и </w:t>
-      </w:r>
-      <w:proofErr w:type="spellStart"/>
-      <w:r>
-        <w:rPr>
-          <w:rFonts w:ascii="Times New Roman" w:hAnsi="Times New Roman" w:cs="Times New Roman"/>
-          <w:sz w:val="28"/>
-        </w:rPr>
-        <w:t>ratio_cwt_power</w:t>
-      </w:r>
-      <w:proofErr w:type="spellEnd"/>
-      <w:r>
-        <w:rPr>
-          <w:rFonts w:ascii="Times New Roman" w:hAnsi="Times New Roman" w:cs="Times New Roman"/>
-          <w:sz w:val="28"/>
-        </w:rPr>
-        <w:t xml:space="preserve">, обладавшие наибольшей площадью под ROC-кривой при </w:t>
-      </w:r>
-      <w:proofErr w:type="spellStart"/>
-      <w:r>
-        <w:rPr>
-          <w:rFonts w:ascii="Times New Roman" w:hAnsi="Times New Roman" w:cs="Times New Roman"/>
-          <w:sz w:val="28"/>
-        </w:rPr>
-        <w:t>унивариантном</w:t>
-      </w:r>
-      <w:proofErr w:type="spellEnd"/>
-      <w:r>
-        <w:rPr>
-          <w:rFonts w:ascii="Times New Roman" w:hAnsi="Times New Roman" w:cs="Times New Roman"/>
-          <w:sz w:val="28"/>
-        </w:rPr>
-        <w:t xml:space="preserve"> анализе (0,679 и 0,642 соответственно), в </w:t>
-      </w:r>
-      <w:proofErr w:type="spellStart"/>
-      <w:r>
-        <w:rPr>
-          <w:rFonts w:ascii="Times New Roman" w:hAnsi="Times New Roman" w:cs="Times New Roman"/>
-          <w:sz w:val="28"/>
-        </w:rPr>
-        <w:t>мультивариантной</w:t>
-      </w:r>
-      <w:proofErr w:type="spellEnd"/>
-      <w:r>
-        <w:rPr>
-          <w:rFonts w:ascii="Times New Roman" w:hAnsi="Times New Roman" w:cs="Times New Roman"/>
-          <w:sz w:val="28"/>
-        </w:rPr>
-        <w:t xml:space="preserve"> модели случайного леса оказались на восьмом</w:t>
-      </w:r>
-      <w:r>
-        <w:rPr>
-          <w:rFonts w:ascii="Times New Roman" w:hAnsi="Times New Roman" w:cs="Times New Roman"/>
-          <w:sz w:val="28"/>
-        </w:rPr>
-        <w:t xml:space="preserve"> и пятом местах соответственно.</w:t>
-      </w:r>
-    </w:p>
-    <w:p>
-      <w:pPr>
-        <w:pStyle w:val="2"/>
-        <w:rPr>
-          <w:rFonts w:ascii="Times New Roman" w:hAnsi="Times New Roman" w:cs="Times New Roman"/>
-          <w:color w:val="auto"/>
-          <w:sz w:val="28"/>
-        </w:rPr>
-      </w:pPr>
-      <w:bookmarkStart w:id="22" w:name="_Toc225949124"/>
-      <w:r>
-        <w:rPr>
-          <w:rFonts w:ascii="Times New Roman" w:hAnsi="Times New Roman" w:cs="Times New Roman"/>
-          <w:color w:val="auto"/>
-          <w:sz w:val="28"/>
-        </w:rPr>
-        <w:t>Обсуждение результатов многомерного анализа</w:t>
-      </w:r>
-      <w:bookmarkEnd w:id="22"/>
+        <w:t>случаев, истинно отрицательные (правильно классифицированная норма) — 8 случаев, ложноположительные (ложная тревога) — 1 случай. Таким образом, чувствительность модели составляет 33,3% (3 из 9), специфичность — 88,9% (8 из 9), что свидетельствует о высокой способности модели правильно идентифицировать нормальные записи, но крайне низкой чувствительнос</w:t>
+      </w:r>
+      <w:r>
+        <w:rPr>
+          <w:rFonts w:ascii="Times New Roman" w:hAnsi="Times New Roman" w:cs="Times New Roman"/>
+          <w:sz w:val="28"/>
+        </w:rPr>
+        <w:t>ти к патологическим изменениям.</w:t>
+      </w:r>
     </w:p>
     <w:p>
       <w:pPr>
@@ -9940,70 +10452,52 @@
           <w:rFonts w:ascii="Times New Roman" w:hAnsi="Times New Roman" w:cs="Times New Roman"/>
           <w:sz w:val="28"/>
         </w:rPr>
-        <w:t>Матрица ошибок при пороге классификации 0,642 показывает следующие результаты: истинно положительные (правильно классифицированная патология) — 3 случая, ложноотрицательные (пропущенная патология) — 6 случаев, истинно отрицательные (правильно классифицированная норма) — 8 случаев, ложноположительные (ложная тревога) — 1 случай. Таким образом, чувствительность модели составляет 33,3% (3 из 9), специфичность — 88,9% (8 из 9), что свидетельствует о высокой способности модели правильно идентифицировать нормальные записи, но крайне низкой чувствительнос</w:t>
-      </w:r>
-      <w:r>
-        <w:rPr>
-          <w:rFonts w:ascii="Times New Roman" w:hAnsi="Times New Roman" w:cs="Times New Roman"/>
-          <w:sz w:val="28"/>
-        </w:rPr>
-        <w:t>ти к патологическим изменениям.</w:t>
+        <w:t xml:space="preserve">Полученные результаты указывают на то, что линейные и нелинейные параметры </w:t>
+      </w:r>
+      <w:proofErr w:type="gramStart"/>
+      <w:r>
+        <w:rPr>
+          <w:rFonts w:ascii="Times New Roman" w:hAnsi="Times New Roman" w:cs="Times New Roman"/>
+          <w:sz w:val="28"/>
+        </w:rPr>
+        <w:t>сигнал</w:t>
+      </w:r>
+      <w:proofErr w:type="gramEnd"/>
+      <w:r>
+        <w:rPr>
+          <w:rFonts w:ascii="Times New Roman" w:hAnsi="Times New Roman" w:cs="Times New Roman"/>
+          <w:sz w:val="28"/>
+        </w:rPr>
+        <w:t xml:space="preserve"> усредненный </w:t>
+      </w:r>
+      <w:proofErr w:type="spellStart"/>
+      <w:r>
+        <w:rPr>
+          <w:rFonts w:ascii="Times New Roman" w:hAnsi="Times New Roman" w:cs="Times New Roman"/>
+          <w:sz w:val="28"/>
+        </w:rPr>
+        <w:t>кардиоцикл</w:t>
+      </w:r>
+      <w:proofErr w:type="spellEnd"/>
+      <w:r>
+        <w:rPr>
+          <w:rFonts w:ascii="Times New Roman" w:hAnsi="Times New Roman" w:cs="Times New Roman"/>
+          <w:sz w:val="28"/>
+        </w:rPr>
+        <w:t xml:space="preserve"> </w:t>
+      </w:r>
+      <w:r>
+        <w:rPr>
+          <w:rFonts w:ascii="Times New Roman" w:hAnsi="Times New Roman" w:cs="Times New Roman"/>
+          <w:sz w:val="28"/>
+        </w:rPr>
+        <w:t>в отдельности или в совокупности в рамках модели случайного леса не обеспечивают приемлемой диагностической точности для различения нормальной и патологической групп при данном объеме выборки (n=18). Низкое значение AUC (0,519) и несбалансированная матрица ошибок (чувствительность 33,3% при специфичности 88,9%) свидетельствуют о необходимости увеличения объема выборки, применения более сложных архитектур классификаторов или включения дополнительных признаков, не рассмотренных в настоящем исследовании.</w:t>
       </w:r>
     </w:p>
     <w:p>
       <w:pPr>
         <w:jc w:val="both"/>
-        <w:rPr>
-          <w:rFonts w:ascii="Times New Roman" w:hAnsi="Times New Roman" w:cs="Times New Roman"/>
-          <w:sz w:val="28"/>
-        </w:rPr>
-      </w:pPr>
-      <w:r>
-        <w:rPr>
-          <w:rFonts w:ascii="Times New Roman" w:hAnsi="Times New Roman" w:cs="Times New Roman"/>
-          <w:sz w:val="28"/>
-        </w:rPr>
-        <w:t xml:space="preserve">Полученные результаты указывают на то, что линейные и нелинейные параметры </w:t>
-      </w:r>
-      <w:proofErr w:type="gramStart"/>
-      <w:r>
-        <w:rPr>
-          <w:rFonts w:ascii="Times New Roman" w:hAnsi="Times New Roman" w:cs="Times New Roman"/>
-          <w:sz w:val="28"/>
-        </w:rPr>
-        <w:t>сигнал</w:t>
-      </w:r>
-      <w:proofErr w:type="gramEnd"/>
-      <w:r>
-        <w:rPr>
-          <w:rFonts w:ascii="Times New Roman" w:hAnsi="Times New Roman" w:cs="Times New Roman"/>
-          <w:sz w:val="28"/>
-        </w:rPr>
-        <w:t xml:space="preserve"> усредненный </w:t>
-      </w:r>
-      <w:proofErr w:type="spellStart"/>
-      <w:r>
-        <w:rPr>
-          <w:rFonts w:ascii="Times New Roman" w:hAnsi="Times New Roman" w:cs="Times New Roman"/>
-          <w:sz w:val="28"/>
-        </w:rPr>
-        <w:t>кардиоцикл</w:t>
-      </w:r>
-      <w:proofErr w:type="spellEnd"/>
-      <w:r>
-        <w:rPr>
-          <w:rFonts w:ascii="Times New Roman" w:hAnsi="Times New Roman" w:cs="Times New Roman"/>
-          <w:sz w:val="28"/>
-        </w:rPr>
-        <w:t xml:space="preserve"> </w:t>
-      </w:r>
-      <w:r>
-        <w:rPr>
-          <w:rFonts w:ascii="Times New Roman" w:hAnsi="Times New Roman" w:cs="Times New Roman"/>
-          <w:sz w:val="28"/>
-        </w:rPr>
-        <w:t>в отдельности или в совокупности в рамках модели случайного леса не обеспечивают приемлемой диагностической точности для различения нормальной и патологической групп при данном объеме выборки (n=18). Низкое значение AUC (0,519) и несбалансированная матрица ошибок (чувствительность 33,3% при специфичности 88,9%) свидетельствуют о необходимости увеличения объема выборки, применения более сложных архитектур классификаторов или включения дополнительных признаков, не рассмотренных в настоящем исследовании.</w:t>
-      </w:r>
+      </w:pPr>
     </w:p>
     <w:p>
       <w:pPr>
@@ -10054,8 +10548,41 @@
       <w:pPr>
         <w:jc w:val="both"/>
       </w:pPr>
-      <w:bookmarkStart w:id="23" w:name="_GoBack"/>
-      <w:bookmarkEnd w:id="23"/>
+    </w:p>
+    <w:p>
+      <w:pPr>
+        <w:jc w:val="both"/>
+      </w:pPr>
+    </w:p>
+    <w:p>
+      <w:pPr>
+        <w:jc w:val="both"/>
+      </w:pPr>
+    </w:p>
+    <w:p>
+      <w:pPr>
+        <w:jc w:val="both"/>
+      </w:pPr>
+    </w:p>
+    <w:p>
+      <w:pPr>
+        <w:jc w:val="both"/>
+      </w:pPr>
+    </w:p>
+    <w:p>
+      <w:pPr>
+        <w:jc w:val="both"/>
+      </w:pPr>
+    </w:p>
+    <w:p>
+      <w:pPr>
+        <w:jc w:val="both"/>
+      </w:pPr>
+    </w:p>
+    <w:p>
+      <w:pPr>
+        <w:jc w:val="both"/>
+      </w:pPr>
     </w:p>
     <w:p>
       <w:pPr>
@@ -10070,7 +10597,7 @@
           <w:sz w:val="28"/>
         </w:rPr>
       </w:pPr>
-      <w:bookmarkStart w:id="24" w:name="_Toc225949125"/>
+      <w:bookmarkStart w:id="25" w:name="_Toc226562208"/>
       <w:r>
         <w:rPr>
           <w:rFonts w:ascii="Times New Roman" w:hAnsi="Times New Roman" w:cs="Times New Roman"/>
@@ -10080,7 +10607,7 @@
         <w:lastRenderedPageBreak/>
         <w:t>СПИСОК ЛИТЕРАТУРЫ</w:t>
       </w:r>
-      <w:bookmarkEnd w:id="24"/>
+      <w:bookmarkEnd w:id="25"/>
     </w:p>
     <w:p>
       <w:pPr>
@@ -11170,6 +11697,7 @@
           <w:sz w:val="28"/>
           <w:lang w:val="en-US"/>
         </w:rPr>
+        <w:lastRenderedPageBreak/>
         <w:t>Oppenheim, A. V.</w:t>
       </w:r>
       <w:r>
@@ -11220,7 +11748,6 @@
           <w:sz w:val="28"/>
           <w:lang w:val="en-US"/>
         </w:rPr>
-        <w:lastRenderedPageBreak/>
         <w:t>Simson, M. B.</w:t>
       </w:r>
       <w:r>
@@ -11388,6 +11915,7 @@
       </w:pPr>
     </w:p>
     <w:sectPr>
+      <w:footerReference w:type="default" r:id="rId19"/>
       <w:pgSz w:w="11906" w:h="16838"/>
       <w:pgMar w:top="1134" w:right="850" w:bottom="1134" w:left="1701" w:header="708" w:footer="708" w:gutter="0"/>
       <w:cols w:space="708"/>
@@ -11395,6 +11923,101 @@
     </w:sectPr>
   </w:body>
 </w:document>
+</file>
+
+<file path=word/endnotes.xml><?xml version="1.0" encoding="utf-8"?>
+<w:endnotes xmlns:wpc="http://schemas.microsoft.com/office/word/2010/wordprocessingCanvas" xmlns:cx="http://schemas.microsoft.com/office/drawing/2014/chartex" xmlns:cx1="http://schemas.microsoft.com/office/drawing/2015/9/8/chartex" xmlns:mc="http://schemas.openxmlformats.org/markup-compatibility/2006" xmlns:o="urn:schemas-microsoft-com:office:office" xmlns:r="http://schemas.openxmlformats.org/officeDocument/2006/relationships" xmlns:m="http://schemas.openxmlformats.org/officeDocument/2006/math" xmlns:v="urn:schemas-microsoft-com:vml" xmlns:wp14="http://schemas.microsoft.com/office/word/2010/wordprocessingDrawing" xmlns:wp="http://schemas.openxmlformats.org/drawingml/2006/wordprocessingDrawing" xmlns:w10="urn:schemas-microsoft-com:office:word" xmlns:w="http://schemas.openxmlformats.org/wordprocessingml/2006/main" xmlns:w14="http://schemas.microsoft.com/office/word/2010/wordml" xmlns:w15="http://schemas.microsoft.com/office/word/2012/wordml" xmlns:w16se="http://schemas.microsoft.com/office/word/2015/wordml/symex" xmlns:wpg="http://schemas.microsoft.com/office/word/2010/wordprocessingGroup" xmlns:wpi="http://schemas.microsoft.com/office/word/2010/wordprocessingInk" xmlns:wne="http://schemas.microsoft.com/office/word/2006/wordml" xmlns:wps="http://schemas.microsoft.com/office/word/2010/wordprocessingShape" mc:Ignorable="w14 w15 w16se wp14">
+  <w:endnote w:type="separator" w:id="-1">
+    <w:p>
+      <w:pPr>
+        <w:spacing w:after="0" w:line="240" w:lineRule="auto"/>
+      </w:pPr>
+      <w:r>
+        <w:separator/>
+      </w:r>
+    </w:p>
+  </w:endnote>
+  <w:endnote w:type="continuationSeparator" w:id="0">
+    <w:p>
+      <w:pPr>
+        <w:spacing w:after="0" w:line="240" w:lineRule="auto"/>
+      </w:pPr>
+      <w:r>
+        <w:continuationSeparator/>
+      </w:r>
+    </w:p>
+  </w:endnote>
+</w:endnotes>
+</file>
+
+<file path=word/footer1.xml><?xml version="1.0" encoding="utf-8"?>
+<w:ftr xmlns:wpc="http://schemas.microsoft.com/office/word/2010/wordprocessingCanvas" xmlns:cx="http://schemas.microsoft.com/office/drawing/2014/chartex" xmlns:cx1="http://schemas.microsoft.com/office/drawing/2015/9/8/chartex" xmlns:mc="http://schemas.openxmlformats.org/markup-compatibility/2006" xmlns:o="urn:schemas-microsoft-com:office:office" xmlns:r="http://schemas.openxmlformats.org/officeDocument/2006/relationships" xmlns:m="http://schemas.openxmlformats.org/officeDocument/2006/math" xmlns:v="urn:schemas-microsoft-com:vml" xmlns:wp14="http://schemas.microsoft.com/office/word/2010/wordprocessingDrawing" xmlns:wp="http://schemas.openxmlformats.org/drawingml/2006/wordprocessingDrawing" xmlns:w10="urn:schemas-microsoft-com:office:word" xmlns:w="http://schemas.openxmlformats.org/wordprocessingml/2006/main" xmlns:w14="http://schemas.microsoft.com/office/word/2010/wordml" xmlns:w15="http://schemas.microsoft.com/office/word/2012/wordml" xmlns:w16se="http://schemas.microsoft.com/office/word/2015/wordml/symex" xmlns:wpg="http://schemas.microsoft.com/office/word/2010/wordprocessingGroup" xmlns:wpi="http://schemas.microsoft.com/office/word/2010/wordprocessingInk" xmlns:wne="http://schemas.microsoft.com/office/word/2006/wordml" xmlns:wps="http://schemas.microsoft.com/office/word/2010/wordprocessingShape" mc:Ignorable="w14 w15 w16se wp14">
+  <w:sdt>
+    <w:sdtPr>
+      <w:id w:val="98760736"/>
+      <w:docPartObj>
+        <w:docPartGallery w:val="Page Numbers (Bottom of Page)"/>
+        <w:docPartUnique/>
+      </w:docPartObj>
+    </w:sdtPr>
+    <w:sdtContent>
+      <w:p>
+        <w:pPr>
+          <w:pStyle w:val="a9"/>
+          <w:jc w:val="center"/>
+        </w:pPr>
+        <w:r>
+          <w:fldChar w:fldCharType="begin"/>
+        </w:r>
+        <w:r>
+          <w:instrText>PAGE   \* MERGEFORMAT</w:instrText>
+        </w:r>
+        <w:r>
+          <w:fldChar w:fldCharType="separate"/>
+        </w:r>
+        <w:r>
+          <w:rPr>
+            <w:noProof/>
+          </w:rPr>
+          <w:t>2</w:t>
+        </w:r>
+        <w:r>
+          <w:fldChar w:fldCharType="end"/>
+        </w:r>
+      </w:p>
+    </w:sdtContent>
+  </w:sdt>
+  <w:p>
+    <w:pPr>
+      <w:pStyle w:val="a9"/>
+    </w:pPr>
+  </w:p>
+</w:ftr>
+</file>
+
+<file path=word/footnotes.xml><?xml version="1.0" encoding="utf-8"?>
+<w:footnotes xmlns:wpc="http://schemas.microsoft.com/office/word/2010/wordprocessingCanvas" xmlns:cx="http://schemas.microsoft.com/office/drawing/2014/chartex" xmlns:cx1="http://schemas.microsoft.com/office/drawing/2015/9/8/chartex" xmlns:mc="http://schemas.openxmlformats.org/markup-compatibility/2006" xmlns:o="urn:schemas-microsoft-com:office:office" xmlns:r="http://schemas.openxmlformats.org/officeDocument/2006/relationships" xmlns:m="http://schemas.openxmlformats.org/officeDocument/2006/math" xmlns:v="urn:schemas-microsoft-com:vml" xmlns:wp14="http://schemas.microsoft.com/office/word/2010/wordprocessingDrawing" xmlns:wp="http://schemas.openxmlformats.org/drawingml/2006/wordprocessingDrawing" xmlns:w10="urn:schemas-microsoft-com:office:word" xmlns:w="http://schemas.openxmlformats.org/wordprocessingml/2006/main" xmlns:w14="http://schemas.microsoft.com/office/word/2010/wordml" xmlns:w15="http://schemas.microsoft.com/office/word/2012/wordml" xmlns:w16se="http://schemas.microsoft.com/office/word/2015/wordml/symex" xmlns:wpg="http://schemas.microsoft.com/office/word/2010/wordprocessingGroup" xmlns:wpi="http://schemas.microsoft.com/office/word/2010/wordprocessingInk" xmlns:wne="http://schemas.microsoft.com/office/word/2006/wordml" xmlns:wps="http://schemas.microsoft.com/office/word/2010/wordprocessingShape" mc:Ignorable="w14 w15 w16se wp14">
+  <w:footnote w:type="separator" w:id="-1">
+    <w:p>
+      <w:pPr>
+        <w:spacing w:after="0" w:line="240" w:lineRule="auto"/>
+      </w:pPr>
+      <w:r>
+        <w:separator/>
+      </w:r>
+    </w:p>
+  </w:footnote>
+  <w:footnote w:type="continuationSeparator" w:id="0">
+    <w:p>
+      <w:pPr>
+        <w:spacing w:after="0" w:line="240" w:lineRule="auto"/>
+      </w:pPr>
+      <w:r>
+        <w:continuationSeparator/>
+      </w:r>
+    </w:p>
+  </w:footnote>
+</w:footnotes>
 </file>
 
 <file path=word/numbering.xml><?xml version="1.0" encoding="utf-8"?>
@@ -12974,6 +13597,7 @@
   <w:style w:type="character" w:default="1" w:styleId="a0">
     <w:name w:val="Default Paragraph Font"/>
     <w:uiPriority w:val="1"/>
+    <w:semiHidden/>
     <w:unhideWhenUsed/>
   </w:style>
   <w:style w:type="table" w:default="1" w:styleId="a1">
@@ -13249,6 +13873,50 @@
       <w:ind w:left="440"/>
     </w:pPr>
   </w:style>
+  <w:style w:type="paragraph" w:styleId="a7">
+    <w:name w:val="header"/>
+    <w:basedOn w:val="a"/>
+    <w:link w:val="a8"/>
+    <w:uiPriority w:val="99"/>
+    <w:unhideWhenUsed/>
+    <w:rsid w:val="006E1A7E"/>
+    <w:pPr>
+      <w:tabs>
+        <w:tab w:val="center" w:pos="4677"/>
+        <w:tab w:val="right" w:pos="9355"/>
+      </w:tabs>
+      <w:spacing w:after="0" w:line="240" w:lineRule="auto"/>
+    </w:pPr>
+  </w:style>
+  <w:style w:type="character" w:customStyle="1" w:styleId="a8">
+    <w:name w:val="Верхний колонтитул Знак"/>
+    <w:basedOn w:val="a0"/>
+    <w:link w:val="a7"/>
+    <w:uiPriority w:val="99"/>
+    <w:rsid w:val="006E1A7E"/>
+  </w:style>
+  <w:style w:type="paragraph" w:styleId="a9">
+    <w:name w:val="footer"/>
+    <w:basedOn w:val="a"/>
+    <w:link w:val="aa"/>
+    <w:uiPriority w:val="99"/>
+    <w:unhideWhenUsed/>
+    <w:rsid w:val="006E1A7E"/>
+    <w:pPr>
+      <w:tabs>
+        <w:tab w:val="center" w:pos="4677"/>
+        <w:tab w:val="right" w:pos="9355"/>
+      </w:tabs>
+      <w:spacing w:after="0" w:line="240" w:lineRule="auto"/>
+    </w:pPr>
+  </w:style>
+  <w:style w:type="character" w:customStyle="1" w:styleId="aa">
+    <w:name w:val="Нижний колонтитул Знак"/>
+    <w:basedOn w:val="a0"/>
+    <w:link w:val="a9"/>
+    <w:uiPriority w:val="99"/>
+    <w:rsid w:val="006E1A7E"/>
+  </w:style>
 </w:styles>
 </file>
 
@@ -13518,7 +14186,7 @@
 </file>
 
 <file path=customXml/itemProps1.xml><?xml version="1.0" encoding="utf-8"?>
-<ds:datastoreItem xmlns:ds="http://schemas.openxmlformats.org/officeDocument/2006/customXml" ds:itemID="{9C05837C-0F62-4BFD-BE29-F089F6AF7B66}">
+<ds:datastoreItem xmlns:ds="http://schemas.openxmlformats.org/officeDocument/2006/customXml" ds:itemID="{CE2B4039-1909-4C99-A1EE-63A9C4E29DCE}">
   <ds:schemaRefs>
     <ds:schemaRef ds:uri="http://schemas.openxmlformats.org/officeDocument/2006/bibliography"/>
   </ds:schemaRefs>

--- a/docs/Отчет.docx
+++ b/docs/Отчет.docx
@@ -82,7 +82,7 @@
             </w:rPr>
             <w:fldChar w:fldCharType="separate"/>
           </w:r>
-          <w:hyperlink w:anchor="_Toc226562184" w:history="1">
+          <w:hyperlink w:anchor="_Toc226565075" w:history="1">
             <w:r>
               <w:rPr>
                 <w:rStyle w:val="a5"/>
@@ -121,7 +121,7 @@
                 <w:sz w:val="28"/>
                 <w:szCs w:val="28"/>
               </w:rPr>
-              <w:instrText xml:space="preserve"> PAGEREF _Toc226562184 \h </w:instrText>
+              <w:instrText xml:space="preserve"> PAGEREF _Toc226565075 \h </w:instrText>
             </w:r>
             <w:r>
               <w:rPr>
@@ -150,7 +150,7 @@
                 <w:sz w:val="28"/>
                 <w:szCs w:val="28"/>
               </w:rPr>
-              <w:t>2</w:t>
+              <w:t>1</w:t>
             </w:r>
             <w:r>
               <w:rPr>
@@ -179,7 +179,7 @@
               <w:lang w:eastAsia="ru-RU"/>
             </w:rPr>
           </w:pPr>
-          <w:hyperlink w:anchor="_Toc226562185" w:history="1">
+          <w:hyperlink w:anchor="_Toc226565076" w:history="1">
             <w:r>
               <w:rPr>
                 <w:rStyle w:val="a5"/>
@@ -238,7 +238,7 @@
                 <w:sz w:val="28"/>
                 <w:szCs w:val="28"/>
               </w:rPr>
-              <w:instrText xml:space="preserve"> PAGEREF _Toc226562185 \h </w:instrText>
+              <w:instrText xml:space="preserve"> PAGEREF _Toc226565076 \h </w:instrText>
             </w:r>
             <w:r>
               <w:rPr>
@@ -267,7 +267,7 @@
                 <w:sz w:val="28"/>
                 <w:szCs w:val="28"/>
               </w:rPr>
-              <w:t>3</w:t>
+              <w:t>2</w:t>
             </w:r>
             <w:r>
               <w:rPr>
@@ -296,7 +296,7 @@
               <w:lang w:eastAsia="ru-RU"/>
             </w:rPr>
           </w:pPr>
-          <w:hyperlink w:anchor="_Toc226562186" w:history="1">
+          <w:hyperlink w:anchor="_Toc226565077" w:history="1">
             <w:r>
               <w:rPr>
                 <w:rStyle w:val="a5"/>
@@ -355,7 +355,7 @@
                 <w:sz w:val="28"/>
                 <w:szCs w:val="28"/>
               </w:rPr>
-              <w:instrText xml:space="preserve"> PAGEREF _Toc226562186 \h </w:instrText>
+              <w:instrText xml:space="preserve"> PAGEREF _Toc226565077 \h </w:instrText>
             </w:r>
             <w:r>
               <w:rPr>
@@ -384,7 +384,7 @@
                 <w:sz w:val="28"/>
                 <w:szCs w:val="28"/>
               </w:rPr>
-              <w:t>3</w:t>
+              <w:t>2</w:t>
             </w:r>
             <w:r>
               <w:rPr>
@@ -413,7 +413,7 @@
               <w:lang w:eastAsia="ru-RU"/>
             </w:rPr>
           </w:pPr>
-          <w:hyperlink w:anchor="_Toc226562187" w:history="1">
+          <w:hyperlink w:anchor="_Toc226565078" w:history="1">
             <w:r>
               <w:rPr>
                 <w:rStyle w:val="a5"/>
@@ -472,7 +472,7 @@
                 <w:sz w:val="28"/>
                 <w:szCs w:val="28"/>
               </w:rPr>
-              <w:instrText xml:space="preserve"> PAGEREF _Toc226562187 \h </w:instrText>
+              <w:instrText xml:space="preserve"> PAGEREF _Toc226565078 \h </w:instrText>
             </w:r>
             <w:r>
               <w:rPr>
@@ -530,7 +530,7 @@
               <w:lang w:eastAsia="ru-RU"/>
             </w:rPr>
           </w:pPr>
-          <w:hyperlink w:anchor="_Toc226562188" w:history="1">
+          <w:hyperlink w:anchor="_Toc226565079" w:history="1">
             <w:r>
               <w:rPr>
                 <w:rStyle w:val="a5"/>
@@ -589,7 +589,7 @@
                 <w:sz w:val="28"/>
                 <w:szCs w:val="28"/>
               </w:rPr>
-              <w:instrText xml:space="preserve"> PAGEREF _Toc226562188 \h </w:instrText>
+              <w:instrText xml:space="preserve"> PAGEREF _Toc226565079 \h </w:instrText>
             </w:r>
             <w:r>
               <w:rPr>
@@ -647,7 +647,7 @@
               <w:lang w:eastAsia="ru-RU"/>
             </w:rPr>
           </w:pPr>
-          <w:hyperlink w:anchor="_Toc226562189" w:history="1">
+          <w:hyperlink w:anchor="_Toc226565080" w:history="1">
             <w:r>
               <w:rPr>
                 <w:rStyle w:val="a5"/>
@@ -706,7 +706,7 @@
                 <w:sz w:val="28"/>
                 <w:szCs w:val="28"/>
               </w:rPr>
-              <w:instrText xml:space="preserve"> PAGEREF _Toc226562189 \h </w:instrText>
+              <w:instrText xml:space="preserve"> PAGEREF _Toc226565080 \h </w:instrText>
             </w:r>
             <w:r>
               <w:rPr>
@@ -735,7 +735,7 @@
                 <w:sz w:val="28"/>
                 <w:szCs w:val="28"/>
               </w:rPr>
-              <w:t>6</w:t>
+              <w:t>5</w:t>
             </w:r>
             <w:r>
               <w:rPr>
@@ -764,7 +764,7 @@
               <w:lang w:eastAsia="ru-RU"/>
             </w:rPr>
           </w:pPr>
-          <w:hyperlink w:anchor="_Toc226562190" w:history="1">
+          <w:hyperlink w:anchor="_Toc226565081" w:history="1">
             <w:r>
               <w:rPr>
                 <w:rStyle w:val="a5"/>
@@ -823,7 +823,7 @@
                 <w:sz w:val="28"/>
                 <w:szCs w:val="28"/>
               </w:rPr>
-              <w:instrText xml:space="preserve"> PAGEREF _Toc226562190 \h </w:instrText>
+              <w:instrText xml:space="preserve"> PAGEREF _Toc226565081 \h </w:instrText>
             </w:r>
             <w:r>
               <w:rPr>
@@ -852,7 +852,7 @@
                 <w:sz w:val="28"/>
                 <w:szCs w:val="28"/>
               </w:rPr>
-              <w:t>6</w:t>
+              <w:t>5</w:t>
             </w:r>
             <w:r>
               <w:rPr>
@@ -881,7 +881,7 @@
               <w:lang w:eastAsia="ru-RU"/>
             </w:rPr>
           </w:pPr>
-          <w:hyperlink w:anchor="_Toc226562191" w:history="1">
+          <w:hyperlink w:anchor="_Toc226565082" w:history="1">
             <w:r>
               <w:rPr>
                 <w:rStyle w:val="a5"/>
@@ -940,7 +940,7 @@
                 <w:sz w:val="28"/>
                 <w:szCs w:val="28"/>
               </w:rPr>
-              <w:instrText xml:space="preserve"> PAGEREF _Toc226562191 \h </w:instrText>
+              <w:instrText xml:space="preserve"> PAGEREF _Toc226565082 \h </w:instrText>
             </w:r>
             <w:r>
               <w:rPr>
@@ -969,7 +969,7 @@
                 <w:sz w:val="28"/>
                 <w:szCs w:val="28"/>
               </w:rPr>
-              <w:t>7</w:t>
+              <w:t>6</w:t>
             </w:r>
             <w:r>
               <w:rPr>
@@ -998,7 +998,7 @@
               <w:lang w:eastAsia="ru-RU"/>
             </w:rPr>
           </w:pPr>
-          <w:hyperlink w:anchor="_Toc226562192" w:history="1">
+          <w:hyperlink w:anchor="_Toc226565083" w:history="1">
             <w:r>
               <w:rPr>
                 <w:rStyle w:val="a5"/>
@@ -1057,7 +1057,7 @@
                 <w:sz w:val="28"/>
                 <w:szCs w:val="28"/>
               </w:rPr>
-              <w:instrText xml:space="preserve"> PAGEREF _Toc226562192 \h </w:instrText>
+              <w:instrText xml:space="preserve"> PAGEREF _Toc226565083 \h </w:instrText>
             </w:r>
             <w:r>
               <w:rPr>
@@ -1115,7 +1115,7 @@
               <w:lang w:eastAsia="ru-RU"/>
             </w:rPr>
           </w:pPr>
-          <w:hyperlink w:anchor="_Toc226562193" w:history="1">
+          <w:hyperlink w:anchor="_Toc226565084" w:history="1">
             <w:r>
               <w:rPr>
                 <w:rStyle w:val="a5"/>
@@ -1174,7 +1174,7 @@
                 <w:sz w:val="28"/>
                 <w:szCs w:val="28"/>
               </w:rPr>
-              <w:instrText xml:space="preserve"> PAGEREF _Toc226562193 \h </w:instrText>
+              <w:instrText xml:space="preserve"> PAGEREF _Toc226565084 \h </w:instrText>
             </w:r>
             <w:r>
               <w:rPr>
@@ -1203,7 +1203,7 @@
                 <w:sz w:val="28"/>
                 <w:szCs w:val="28"/>
               </w:rPr>
-              <w:t>8</w:t>
+              <w:t>7</w:t>
             </w:r>
             <w:r>
               <w:rPr>
@@ -1232,7 +1232,7 @@
               <w:lang w:eastAsia="ru-RU"/>
             </w:rPr>
           </w:pPr>
-          <w:hyperlink w:anchor="_Toc226562194" w:history="1">
+          <w:hyperlink w:anchor="_Toc226565085" w:history="1">
             <w:r>
               <w:rPr>
                 <w:rStyle w:val="a5"/>
@@ -1291,7 +1291,7 @@
                 <w:sz w:val="28"/>
                 <w:szCs w:val="28"/>
               </w:rPr>
-              <w:instrText xml:space="preserve"> PAGEREF _Toc226562194 \h </w:instrText>
+              <w:instrText xml:space="preserve"> PAGEREF _Toc226565085 \h </w:instrText>
             </w:r>
             <w:r>
               <w:rPr>
@@ -1320,7 +1320,7 @@
                 <w:sz w:val="28"/>
                 <w:szCs w:val="28"/>
               </w:rPr>
-              <w:t>8</w:t>
+              <w:t>7</w:t>
             </w:r>
             <w:r>
               <w:rPr>
@@ -1349,7 +1349,7 @@
               <w:lang w:eastAsia="ru-RU"/>
             </w:rPr>
           </w:pPr>
-          <w:hyperlink w:anchor="_Toc226562195" w:history="1">
+          <w:hyperlink w:anchor="_Toc226565086" w:history="1">
             <w:r>
               <w:rPr>
                 <w:rStyle w:val="a5"/>
@@ -1408,7 +1408,7 @@
                 <w:sz w:val="28"/>
                 <w:szCs w:val="28"/>
               </w:rPr>
-              <w:instrText xml:space="preserve"> PAGEREF _Toc226562195 \h </w:instrText>
+              <w:instrText xml:space="preserve"> PAGEREF _Toc226565086 \h </w:instrText>
             </w:r>
             <w:r>
               <w:rPr>
@@ -1466,7 +1466,7 @@
               <w:lang w:eastAsia="ru-RU"/>
             </w:rPr>
           </w:pPr>
-          <w:hyperlink w:anchor="_Toc226562196" w:history="1">
+          <w:hyperlink w:anchor="_Toc226565087" w:history="1">
             <w:r>
               <w:rPr>
                 <w:rStyle w:val="a5"/>
@@ -1525,7 +1525,7 @@
                 <w:sz w:val="28"/>
                 <w:szCs w:val="28"/>
               </w:rPr>
-              <w:instrText xml:space="preserve"> PAGEREF _Toc226562196 \h </w:instrText>
+              <w:instrText xml:space="preserve"> PAGEREF _Toc226565087 \h </w:instrText>
             </w:r>
             <w:r>
               <w:rPr>
@@ -1583,7 +1583,7 @@
               <w:lang w:eastAsia="ru-RU"/>
             </w:rPr>
           </w:pPr>
-          <w:hyperlink w:anchor="_Toc226562197" w:history="1">
+          <w:hyperlink w:anchor="_Toc226565088" w:history="1">
             <w:r>
               <w:rPr>
                 <w:rStyle w:val="a5"/>
@@ -1642,7 +1642,7 @@
                 <w:sz w:val="28"/>
                 <w:szCs w:val="28"/>
               </w:rPr>
-              <w:instrText xml:space="preserve"> PAGEREF _Toc226562197 \h </w:instrText>
+              <w:instrText xml:space="preserve"> PAGEREF _Toc226565088 \h </w:instrText>
             </w:r>
             <w:r>
               <w:rPr>
@@ -1700,7 +1700,7 @@
               <w:lang w:eastAsia="ru-RU"/>
             </w:rPr>
           </w:pPr>
-          <w:hyperlink w:anchor="_Toc226562198" w:history="1">
+          <w:hyperlink w:anchor="_Toc226565089" w:history="1">
             <w:r>
               <w:rPr>
                 <w:rStyle w:val="a5"/>
@@ -1759,7 +1759,7 @@
                 <w:sz w:val="28"/>
                 <w:szCs w:val="28"/>
               </w:rPr>
-              <w:instrText xml:space="preserve"> PAGEREF _Toc226562198 \h </w:instrText>
+              <w:instrText xml:space="preserve"> PAGEREF _Toc226565089 \h </w:instrText>
             </w:r>
             <w:r>
               <w:rPr>
@@ -1788,7 +1788,7 @@
                 <w:sz w:val="28"/>
                 <w:szCs w:val="28"/>
               </w:rPr>
-              <w:t>10</w:t>
+              <w:t>9</w:t>
             </w:r>
             <w:r>
               <w:rPr>
@@ -1817,7 +1817,7 @@
               <w:lang w:eastAsia="ru-RU"/>
             </w:rPr>
           </w:pPr>
-          <w:hyperlink w:anchor="_Toc226562199" w:history="1">
+          <w:hyperlink w:anchor="_Toc226565090" w:history="1">
             <w:r>
               <w:rPr>
                 <w:rStyle w:val="a5"/>
@@ -1876,7 +1876,7 @@
                 <w:sz w:val="28"/>
                 <w:szCs w:val="28"/>
               </w:rPr>
-              <w:instrText xml:space="preserve"> PAGEREF _Toc226562199 \h </w:instrText>
+              <w:instrText xml:space="preserve"> PAGEREF _Toc226565090 \h </w:instrText>
             </w:r>
             <w:r>
               <w:rPr>
@@ -1934,7 +1934,7 @@
               <w:lang w:eastAsia="ru-RU"/>
             </w:rPr>
           </w:pPr>
-          <w:hyperlink w:anchor="_Toc226562200" w:history="1">
+          <w:hyperlink w:anchor="_Toc226565091" w:history="1">
             <w:r>
               <w:rPr>
                 <w:rStyle w:val="a5"/>
@@ -1993,7 +1993,7 @@
                 <w:sz w:val="28"/>
                 <w:szCs w:val="28"/>
               </w:rPr>
-              <w:instrText xml:space="preserve"> PAGEREF _Toc226562200 \h </w:instrText>
+              <w:instrText xml:space="preserve"> PAGEREF _Toc226565091 \h </w:instrText>
             </w:r>
             <w:r>
               <w:rPr>
@@ -2051,7 +2051,7 @@
               <w:lang w:eastAsia="ru-RU"/>
             </w:rPr>
           </w:pPr>
-          <w:hyperlink w:anchor="_Toc226562201" w:history="1">
+          <w:hyperlink w:anchor="_Toc226565092" w:history="1">
             <w:r>
               <w:rPr>
                 <w:rStyle w:val="a5"/>
@@ -2110,7 +2110,7 @@
                 <w:sz w:val="28"/>
                 <w:szCs w:val="28"/>
               </w:rPr>
-              <w:instrText xml:space="preserve"> PAGEREF _Toc226562201 \h </w:instrText>
+              <w:instrText xml:space="preserve"> PAGEREF _Toc226565092 \h </w:instrText>
             </w:r>
             <w:r>
               <w:rPr>
@@ -2168,7 +2168,7 @@
               <w:lang w:eastAsia="ru-RU"/>
             </w:rPr>
           </w:pPr>
-          <w:hyperlink w:anchor="_Toc226562202" w:history="1">
+          <w:hyperlink w:anchor="_Toc226565093" w:history="1">
             <w:r>
               <w:rPr>
                 <w:rStyle w:val="a5"/>
@@ -2197,7 +2197,7 @@
                 <w:sz w:val="28"/>
                 <w:szCs w:val="28"/>
               </w:rPr>
-              <w:t>Статистическая верификация различий между группами</w:t>
+              <w:t>Метод детрендированного флуктуационного анализа для оценки масштабирующих свойств нестационарных сигналов</w:t>
             </w:r>
             <w:r>
               <w:rPr>
@@ -2227,7 +2227,7 @@
                 <w:sz w:val="28"/>
                 <w:szCs w:val="28"/>
               </w:rPr>
-              <w:instrText xml:space="preserve"> PAGEREF _Toc226562202 \h </w:instrText>
+              <w:instrText xml:space="preserve"> PAGEREF _Toc226565093 \h </w:instrText>
             </w:r>
             <w:r>
               <w:rPr>
@@ -2285,7 +2285,7 @@
               <w:lang w:eastAsia="ru-RU"/>
             </w:rPr>
           </w:pPr>
-          <w:hyperlink w:anchor="_Toc226562203" w:history="1">
+          <w:hyperlink w:anchor="_Toc226565094" w:history="1">
             <w:r>
               <w:rPr>
                 <w:rStyle w:val="a5"/>
@@ -2314,10 +2314,95 @@
                 <w:sz w:val="28"/>
                 <w:szCs w:val="28"/>
               </w:rPr>
-              <w:t>Многомерный анализ: ROC-кривая</w:t>
-            </w:r>
-            <w:bookmarkStart w:id="0" w:name="_GoBack"/>
-            <w:bookmarkEnd w:id="0"/>
+              <w:t>Статистическая верификация различий между группами</w:t>
+            </w:r>
+            <w:r>
+              <w:rPr>
+                <w:rFonts w:ascii="Times New Roman" w:hAnsi="Times New Roman" w:cs="Times New Roman"/>
+                <w:noProof/>
+                <w:webHidden/>
+                <w:sz w:val="28"/>
+                <w:szCs w:val="28"/>
+              </w:rPr>
+              <w:tab/>
+            </w:r>
+            <w:r>
+              <w:rPr>
+                <w:rFonts w:ascii="Times New Roman" w:hAnsi="Times New Roman" w:cs="Times New Roman"/>
+                <w:noProof/>
+                <w:webHidden/>
+                <w:sz w:val="28"/>
+                <w:szCs w:val="28"/>
+              </w:rPr>
+              <w:fldChar w:fldCharType="begin"/>
+            </w:r>
+            <w:r>
+              <w:rPr>
+                <w:rFonts w:ascii="Times New Roman" w:hAnsi="Times New Roman" w:cs="Times New Roman"/>
+                <w:noProof/>
+                <w:webHidden/>
+                <w:sz w:val="28"/>
+                <w:szCs w:val="28"/>
+              </w:rPr>
+              <w:instrText xml:space="preserve"> PAGEREF _Toc226565094 \h </w:instrText>
+            </w:r>
+            <w:r>
+              <w:rPr>
+                <w:rFonts w:ascii="Times New Roman" w:hAnsi="Times New Roman" w:cs="Times New Roman"/>
+                <w:noProof/>
+                <w:webHidden/>
+                <w:sz w:val="28"/>
+                <w:szCs w:val="28"/>
+              </w:rPr>
+            </w:r>
+            <w:r>
+              <w:rPr>
+                <w:rFonts w:ascii="Times New Roman" w:hAnsi="Times New Roman" w:cs="Times New Roman"/>
+                <w:noProof/>
+                <w:webHidden/>
+                <w:sz w:val="28"/>
+                <w:szCs w:val="28"/>
+              </w:rPr>
+              <w:fldChar w:fldCharType="separate"/>
+            </w:r>
+            <w:r>
+              <w:rPr>
+                <w:rFonts w:ascii="Times New Roman" w:hAnsi="Times New Roman" w:cs="Times New Roman"/>
+                <w:noProof/>
+                <w:webHidden/>
+                <w:sz w:val="28"/>
+                <w:szCs w:val="28"/>
+              </w:rPr>
+              <w:t>15</w:t>
+            </w:r>
+            <w:r>
+              <w:rPr>
+                <w:rFonts w:ascii="Times New Roman" w:hAnsi="Times New Roman" w:cs="Times New Roman"/>
+                <w:noProof/>
+                <w:webHidden/>
+                <w:sz w:val="28"/>
+                <w:szCs w:val="28"/>
+              </w:rPr>
+              <w:fldChar w:fldCharType="end"/>
+            </w:r>
+          </w:hyperlink>
+        </w:p>
+        <w:p>
+          <w:pPr>
+            <w:pStyle w:val="21"/>
+            <w:tabs>
+              <w:tab w:val="left" w:pos="880"/>
+              <w:tab w:val="right" w:leader="dot" w:pos="9345"/>
+            </w:tabs>
+            <w:rPr>
+              <w:rFonts w:ascii="Times New Roman" w:eastAsiaTheme="minorEastAsia" w:hAnsi="Times New Roman" w:cs="Times New Roman"/>
+              <w:noProof/>
+              <w:sz w:val="28"/>
+              <w:szCs w:val="28"/>
+              <w:lang w:eastAsia="ru-RU"/>
+            </w:rPr>
+          </w:pPr>
+          <w:hyperlink w:anchor="_Toc226565095" w:history="1">
             <w:r>
               <w:rPr>
                 <w:rStyle w:val="a5"/>
@@ -2326,20 +2411,40 @@
                 <w:sz w:val="28"/>
                 <w:szCs w:val="28"/>
               </w:rPr>
-              <w:t xml:space="preserve"> и классификация</w:t>
-            </w:r>
-            <w:r>
-              <w:rPr>
-                <w:rFonts w:ascii="Times New Roman" w:hAnsi="Times New Roman" w:cs="Times New Roman"/>
-                <w:noProof/>
-                <w:webHidden/>
-                <w:sz w:val="28"/>
-                <w:szCs w:val="28"/>
+              <w:t>3.9</w:t>
+            </w:r>
+            <w:r>
+              <w:rPr>
+                <w:rFonts w:ascii="Times New Roman" w:eastAsiaTheme="minorEastAsia" w:hAnsi="Times New Roman" w:cs="Times New Roman"/>
+                <w:noProof/>
+                <w:sz w:val="28"/>
+                <w:szCs w:val="28"/>
+                <w:lang w:eastAsia="ru-RU"/>
               </w:rPr>
               <w:tab/>
             </w:r>
             <w:r>
               <w:rPr>
+                <w:rStyle w:val="a5"/>
+                <w:rFonts w:ascii="Times New Roman" w:hAnsi="Times New Roman" w:cs="Times New Roman"/>
+                <w:noProof/>
+                <w:sz w:val="28"/>
+                <w:szCs w:val="28"/>
+              </w:rPr>
+              <w:t>Многомерный анализ: ROC-кривая и классификация</w:t>
+            </w:r>
+            <w:r>
+              <w:rPr>
+                <w:rFonts w:ascii="Times New Roman" w:hAnsi="Times New Roman" w:cs="Times New Roman"/>
+                <w:noProof/>
+                <w:webHidden/>
+                <w:sz w:val="28"/>
+                <w:szCs w:val="28"/>
+              </w:rPr>
+              <w:tab/>
+            </w:r>
+            <w:r>
+              <w:rPr>
                 <w:rFonts w:ascii="Times New Roman" w:hAnsi="Times New Roman" w:cs="Times New Roman"/>
                 <w:noProof/>
                 <w:webHidden/>
@@ -2356,7 +2461,7 @@
                 <w:sz w:val="28"/>
                 <w:szCs w:val="28"/>
               </w:rPr>
-              <w:instrText xml:space="preserve"> PAGEREF _Toc226562203 \h </w:instrText>
+              <w:instrText xml:space="preserve"> PAGEREF _Toc226565095 \h </w:instrText>
             </w:r>
             <w:r>
               <w:rPr>
@@ -2385,7 +2490,7 @@
                 <w:sz w:val="28"/>
                 <w:szCs w:val="28"/>
               </w:rPr>
-              <w:t>15</w:t>
+              <w:t>16</w:t>
             </w:r>
             <w:r>
               <w:rPr>
@@ -2414,7 +2519,7 @@
               <w:lang w:eastAsia="ru-RU"/>
             </w:rPr>
           </w:pPr>
-          <w:hyperlink w:anchor="_Toc226562204" w:history="1">
+          <w:hyperlink w:anchor="_Toc226565096" w:history="1">
             <w:r>
               <w:rPr>
                 <w:rStyle w:val="a5"/>
@@ -2423,7 +2528,7 @@
                 <w:sz w:val="28"/>
                 <w:szCs w:val="28"/>
               </w:rPr>
-              <w:t>3.8.1</w:t>
+              <w:t>3.9.1</w:t>
             </w:r>
             <w:r>
               <w:rPr>
@@ -2473,7 +2578,7 @@
                 <w:sz w:val="28"/>
                 <w:szCs w:val="28"/>
               </w:rPr>
-              <w:instrText xml:space="preserve"> PAGEREF _Toc226562204 \h </w:instrText>
+              <w:instrText xml:space="preserve"> PAGEREF _Toc226565096 \h </w:instrText>
             </w:r>
             <w:r>
               <w:rPr>
@@ -2502,7 +2607,7 @@
                 <w:sz w:val="28"/>
                 <w:szCs w:val="28"/>
               </w:rPr>
-              <w:t>15</w:t>
+              <w:t>16</w:t>
             </w:r>
             <w:r>
               <w:rPr>
@@ -2531,7 +2636,7 @@
               <w:lang w:eastAsia="ru-RU"/>
             </w:rPr>
           </w:pPr>
-          <w:hyperlink w:anchor="_Toc226562205" w:history="1">
+          <w:hyperlink w:anchor="_Toc226565097" w:history="1">
             <w:r>
               <w:rPr>
                 <w:rStyle w:val="a5"/>
@@ -2540,7 +2645,7 @@
                 <w:sz w:val="28"/>
                 <w:szCs w:val="28"/>
               </w:rPr>
-              <w:t>3.8.2</w:t>
+              <w:t>3.9.2</w:t>
             </w:r>
             <w:r>
               <w:rPr>
@@ -2590,7 +2695,7 @@
                 <w:sz w:val="28"/>
                 <w:szCs w:val="28"/>
               </w:rPr>
-              <w:instrText xml:space="preserve"> PAGEREF _Toc226562205 \h </w:instrText>
+              <w:instrText xml:space="preserve"> PAGEREF _Toc226565097 \h </w:instrText>
             </w:r>
             <w:r>
               <w:rPr>
@@ -2619,7 +2724,7 @@
                 <w:sz w:val="28"/>
                 <w:szCs w:val="28"/>
               </w:rPr>
-              <w:t>16</w:t>
+              <w:t>17</w:t>
             </w:r>
             <w:r>
               <w:rPr>
@@ -2648,7 +2753,7 @@
               <w:lang w:eastAsia="ru-RU"/>
             </w:rPr>
           </w:pPr>
-          <w:hyperlink w:anchor="_Toc226562206" w:history="1">
+          <w:hyperlink w:anchor="_Toc226565098" w:history="1">
             <w:r>
               <w:rPr>
                 <w:rStyle w:val="a5"/>
@@ -2657,7 +2762,7 @@
                 <w:sz w:val="28"/>
                 <w:szCs w:val="28"/>
               </w:rPr>
-              <w:t>3.8.3</w:t>
+              <w:t>3.9.3</w:t>
             </w:r>
             <w:r>
               <w:rPr>
@@ -2707,7 +2812,7 @@
                 <w:sz w:val="28"/>
                 <w:szCs w:val="28"/>
               </w:rPr>
-              <w:instrText xml:space="preserve"> PAGEREF _Toc226562206 \h </w:instrText>
+              <w:instrText xml:space="preserve"> PAGEREF _Toc226565098 \h </w:instrText>
             </w:r>
             <w:r>
               <w:rPr>
@@ -2736,7 +2841,7 @@
                 <w:sz w:val="28"/>
                 <w:szCs w:val="28"/>
               </w:rPr>
-              <w:t>16</w:t>
+              <w:t>17</w:t>
             </w:r>
             <w:r>
               <w:rPr>
@@ -2765,7 +2870,7 @@
               <w:lang w:eastAsia="ru-RU"/>
             </w:rPr>
           </w:pPr>
-          <w:hyperlink w:anchor="_Toc226562207" w:history="1">
+          <w:hyperlink w:anchor="_Toc226565099" w:history="1">
             <w:r>
               <w:rPr>
                 <w:rStyle w:val="a5"/>
@@ -2774,7 +2879,7 @@
                 <w:sz w:val="28"/>
                 <w:szCs w:val="28"/>
               </w:rPr>
-              <w:t>3.9</w:t>
+              <w:t>3.10</w:t>
             </w:r>
             <w:r>
               <w:rPr>
@@ -2824,7 +2929,7 @@
                 <w:sz w:val="28"/>
                 <w:szCs w:val="28"/>
               </w:rPr>
-              <w:instrText xml:space="preserve"> PAGEREF _Toc226562207 \h </w:instrText>
+              <w:instrText xml:space="preserve"> PAGEREF _Toc226565099 \h </w:instrText>
             </w:r>
             <w:r>
               <w:rPr>
@@ -2853,7 +2958,7 @@
                 <w:sz w:val="28"/>
                 <w:szCs w:val="28"/>
               </w:rPr>
-              <w:t>17</w:t>
+              <w:t>18</w:t>
             </w:r>
             <w:r>
               <w:rPr>
@@ -2881,7 +2986,7 @@
               <w:lang w:eastAsia="ru-RU"/>
             </w:rPr>
           </w:pPr>
-          <w:hyperlink w:anchor="_Toc226562208" w:history="1">
+          <w:hyperlink w:anchor="_Toc226565100" w:history="1">
             <w:r>
               <w:rPr>
                 <w:rStyle w:val="a5"/>
@@ -2920,7 +3025,7 @@
                 <w:sz w:val="28"/>
                 <w:szCs w:val="28"/>
               </w:rPr>
-              <w:instrText xml:space="preserve"> PAGEREF _Toc226562208 \h </w:instrText>
+              <w:instrText xml:space="preserve"> PAGEREF _Toc226565100 \h </w:instrText>
             </w:r>
             <w:r>
               <w:rPr>
@@ -2949,7 +3054,7 @@
                 <w:sz w:val="28"/>
                 <w:szCs w:val="28"/>
               </w:rPr>
-              <w:t>19</w:t>
+              <w:t>20</w:t>
             </w:r>
             <w:r>
               <w:rPr>
@@ -2978,8 +3083,6 @@
       </w:sdtContent>
     </w:sdt>
     <w:p/>
-    <w:p/>
-    <w:p/>
     <w:p>
       <w:pPr>
         <w:pStyle w:val="1"/>
@@ -2993,7 +3096,7 @@
           <w:sz w:val="28"/>
         </w:rPr>
       </w:pPr>
-      <w:bookmarkStart w:id="1" w:name="_Toc226562184"/>
+      <w:bookmarkStart w:id="0" w:name="_Toc226565075"/>
       <w:r>
         <w:rPr>
           <w:rFonts w:ascii="Times New Roman" w:hAnsi="Times New Roman" w:cs="Times New Roman"/>
@@ -3003,7 +3106,7 @@
         <w:lastRenderedPageBreak/>
         <w:t>Список сокращений</w:t>
       </w:r>
-      <w:bookmarkEnd w:id="1"/>
+      <w:bookmarkEnd w:id="0"/>
     </w:p>
     <w:p>
       <w:pPr>
@@ -3700,7 +3803,7 @@
           <w:sz w:val="28"/>
         </w:rPr>
       </w:pPr>
-      <w:bookmarkStart w:id="2" w:name="_Toc226562185"/>
+      <w:bookmarkStart w:id="1" w:name="_Toc226565076"/>
       <w:r>
         <w:rPr>
           <w:rFonts w:ascii="Times New Roman" w:hAnsi="Times New Roman" w:cs="Times New Roman"/>
@@ -3710,10 +3813,110 @@
         <w:lastRenderedPageBreak/>
         <w:t>Методологические подходы к предварительной обработке и интеграции многополосных электрокардиографических сигналов</w:t>
       </w:r>
+      <w:bookmarkEnd w:id="1"/>
+    </w:p>
+    <w:p>
+      <w:pPr>
+        <w:pStyle w:val="2"/>
+        <w:rPr>
+          <w:rFonts w:ascii="Times New Roman" w:hAnsi="Times New Roman" w:cs="Times New Roman"/>
+          <w:color w:val="auto"/>
+          <w:sz w:val="28"/>
+        </w:rPr>
+      </w:pPr>
+      <w:bookmarkStart w:id="2" w:name="_Toc226565077"/>
+      <w:r>
+        <w:rPr>
+          <w:rFonts w:ascii="Times New Roman" w:hAnsi="Times New Roman" w:cs="Times New Roman"/>
+          <w:color w:val="auto"/>
+          <w:sz w:val="28"/>
+        </w:rPr>
+        <w:t>Форматы регистрации и структура биомедицинских данных</w:t>
+      </w:r>
       <w:bookmarkEnd w:id="2"/>
     </w:p>
     <w:p>
       <w:pPr>
+        <w:jc w:val="both"/>
+        <w:rPr>
+          <w:rFonts w:ascii="Times New Roman" w:hAnsi="Times New Roman" w:cs="Times New Roman"/>
+          <w:sz w:val="28"/>
+        </w:rPr>
+      </w:pPr>
+      <w:r>
+        <w:rPr>
+          <w:rFonts w:ascii="Times New Roman" w:hAnsi="Times New Roman" w:cs="Times New Roman"/>
+          <w:sz w:val="28"/>
+        </w:rPr>
+        <w:t xml:space="preserve">В современной экспериментальной и клинической электрокардиографии регистрация сигналов осуществляется в стандартизированных форматах, обеспечивающих сохранность метаданных и возможность </w:t>
+      </w:r>
+      <w:proofErr w:type="gramStart"/>
+      <w:r>
+        <w:rPr>
+          <w:rFonts w:ascii="Times New Roman" w:hAnsi="Times New Roman" w:cs="Times New Roman"/>
+          <w:sz w:val="28"/>
+        </w:rPr>
+        <w:t>кросс-платформенной</w:t>
+      </w:r>
+      <w:proofErr w:type="gramEnd"/>
+      <w:r>
+        <w:rPr>
+          <w:rFonts w:ascii="Times New Roman" w:hAnsi="Times New Roman" w:cs="Times New Roman"/>
+          <w:sz w:val="28"/>
+        </w:rPr>
+        <w:t xml:space="preserve"> обработки. Одним из наиболее распространенных является </w:t>
+      </w:r>
+      <w:proofErr w:type="spellStart"/>
+      <w:r>
+        <w:rPr>
+          <w:rFonts w:ascii="Times New Roman" w:hAnsi="Times New Roman" w:cs="Times New Roman"/>
+          <w:sz w:val="28"/>
+        </w:rPr>
+        <w:t>European</w:t>
+      </w:r>
+      <w:proofErr w:type="spellEnd"/>
+      <w:r>
+        <w:rPr>
+          <w:rFonts w:ascii="Times New Roman" w:hAnsi="Times New Roman" w:cs="Times New Roman"/>
+          <w:sz w:val="28"/>
+        </w:rPr>
+        <w:t xml:space="preserve"> </w:t>
+      </w:r>
+      <w:proofErr w:type="spellStart"/>
+      <w:r>
+        <w:rPr>
+          <w:rFonts w:ascii="Times New Roman" w:hAnsi="Times New Roman" w:cs="Times New Roman"/>
+          <w:sz w:val="28"/>
+        </w:rPr>
+        <w:t>Data</w:t>
+      </w:r>
+      <w:proofErr w:type="spellEnd"/>
+      <w:r>
+        <w:rPr>
+          <w:rFonts w:ascii="Times New Roman" w:hAnsi="Times New Roman" w:cs="Times New Roman"/>
+          <w:sz w:val="28"/>
+        </w:rPr>
+        <w:t xml:space="preserve"> </w:t>
+      </w:r>
+      <w:proofErr w:type="spellStart"/>
+      <w:r>
+        <w:rPr>
+          <w:rFonts w:ascii="Times New Roman" w:hAnsi="Times New Roman" w:cs="Times New Roman"/>
+          <w:sz w:val="28"/>
+        </w:rPr>
+        <w:t>Format</w:t>
+      </w:r>
+      <w:proofErr w:type="spellEnd"/>
+      <w:r>
+        <w:rPr>
+          <w:rFonts w:ascii="Times New Roman" w:hAnsi="Times New Roman" w:cs="Times New Roman"/>
+          <w:sz w:val="28"/>
+        </w:rPr>
+        <w:t xml:space="preserve"> (EDF), разработанный в 1992 году как открытый стандарт для хранения многоканальных биомедицинских сигналов. EDF обеспечивает хранение информации о частоте дискретизации, калибровочных коэффициентах, физических единицах измерения и временных метках для каждого канала независимо, что критически важно для последующей многополосной обработки.</w:t>
+      </w:r>
+    </w:p>
+    <w:p>
+      <w:pPr>
         <w:pStyle w:val="2"/>
         <w:rPr>
           <w:rFonts w:ascii="Times New Roman" w:hAnsi="Times New Roman" w:cs="Times New Roman"/>
@@ -3721,116 +3924,16 @@
           <w:sz w:val="28"/>
         </w:rPr>
       </w:pPr>
-      <w:bookmarkStart w:id="3" w:name="_Toc226562186"/>
-      <w:r>
-        <w:rPr>
-          <w:rFonts w:ascii="Times New Roman" w:hAnsi="Times New Roman" w:cs="Times New Roman"/>
-          <w:color w:val="auto"/>
-          <w:sz w:val="28"/>
-        </w:rPr>
-        <w:t>Форматы регистрации и структура биомедицинских данных</w:t>
+      <w:bookmarkStart w:id="3" w:name="_Toc226565078"/>
+      <w:r>
+        <w:rPr>
+          <w:rFonts w:ascii="Times New Roman" w:hAnsi="Times New Roman" w:cs="Times New Roman"/>
+          <w:color w:val="auto"/>
+          <w:sz w:val="28"/>
+        </w:rPr>
+        <w:t>Алгоритм адаптивного взвешенного объединения каналов</w:t>
       </w:r>
       <w:bookmarkEnd w:id="3"/>
-    </w:p>
-    <w:p>
-      <w:pPr>
-        <w:jc w:val="both"/>
-        <w:rPr>
-          <w:rFonts w:ascii="Times New Roman" w:hAnsi="Times New Roman" w:cs="Times New Roman"/>
-          <w:sz w:val="28"/>
-        </w:rPr>
-      </w:pPr>
-      <w:r>
-        <w:rPr>
-          <w:rFonts w:ascii="Times New Roman" w:hAnsi="Times New Roman" w:cs="Times New Roman"/>
-          <w:sz w:val="28"/>
-        </w:rPr>
-        <w:t xml:space="preserve">В современной экспериментальной и клинической электрокардиографии регистрация сигналов осуществляется в стандартизированных форматах, обеспечивающих сохранность метаданных и возможность </w:t>
-      </w:r>
-      <w:proofErr w:type="gramStart"/>
-      <w:r>
-        <w:rPr>
-          <w:rFonts w:ascii="Times New Roman" w:hAnsi="Times New Roman" w:cs="Times New Roman"/>
-          <w:sz w:val="28"/>
-        </w:rPr>
-        <w:t>кросс-платформенной</w:t>
-      </w:r>
-      <w:proofErr w:type="gramEnd"/>
-      <w:r>
-        <w:rPr>
-          <w:rFonts w:ascii="Times New Roman" w:hAnsi="Times New Roman" w:cs="Times New Roman"/>
-          <w:sz w:val="28"/>
-        </w:rPr>
-        <w:t xml:space="preserve"> обработки. Одним из наиболее распространенных является </w:t>
-      </w:r>
-      <w:proofErr w:type="spellStart"/>
-      <w:r>
-        <w:rPr>
-          <w:rFonts w:ascii="Times New Roman" w:hAnsi="Times New Roman" w:cs="Times New Roman"/>
-          <w:sz w:val="28"/>
-        </w:rPr>
-        <w:t>European</w:t>
-      </w:r>
-      <w:proofErr w:type="spellEnd"/>
-      <w:r>
-        <w:rPr>
-          <w:rFonts w:ascii="Times New Roman" w:hAnsi="Times New Roman" w:cs="Times New Roman"/>
-          <w:sz w:val="28"/>
-        </w:rPr>
-        <w:t xml:space="preserve"> </w:t>
-      </w:r>
-      <w:proofErr w:type="spellStart"/>
-      <w:r>
-        <w:rPr>
-          <w:rFonts w:ascii="Times New Roman" w:hAnsi="Times New Roman" w:cs="Times New Roman"/>
-          <w:sz w:val="28"/>
-        </w:rPr>
-        <w:t>Data</w:t>
-      </w:r>
-      <w:proofErr w:type="spellEnd"/>
-      <w:r>
-        <w:rPr>
-          <w:rFonts w:ascii="Times New Roman" w:hAnsi="Times New Roman" w:cs="Times New Roman"/>
-          <w:sz w:val="28"/>
-        </w:rPr>
-        <w:t xml:space="preserve"> </w:t>
-      </w:r>
-      <w:proofErr w:type="spellStart"/>
-      <w:r>
-        <w:rPr>
-          <w:rFonts w:ascii="Times New Roman" w:hAnsi="Times New Roman" w:cs="Times New Roman"/>
-          <w:sz w:val="28"/>
-        </w:rPr>
-        <w:t>Format</w:t>
-      </w:r>
-      <w:proofErr w:type="spellEnd"/>
-      <w:r>
-        <w:rPr>
-          <w:rFonts w:ascii="Times New Roman" w:hAnsi="Times New Roman" w:cs="Times New Roman"/>
-          <w:sz w:val="28"/>
-        </w:rPr>
-        <w:t xml:space="preserve"> (EDF), разработанный в 1992 году как открытый стандарт для хранения многоканальных биомедицинских сигналов. EDF обеспечивает хранение информации о частоте дискретизации, калибровочных коэффициентах, физических единицах измерения и временных метках для каждого канала независимо, что критически важно для последующей многополосной обработки.</w:t>
-      </w:r>
-    </w:p>
-    <w:p>
-      <w:pPr>
-        <w:pStyle w:val="2"/>
-        <w:rPr>
-          <w:rFonts w:ascii="Times New Roman" w:hAnsi="Times New Roman" w:cs="Times New Roman"/>
-          <w:color w:val="auto"/>
-          <w:sz w:val="28"/>
-        </w:rPr>
-      </w:pPr>
-      <w:bookmarkStart w:id="4" w:name="_Toc226562187"/>
-      <w:r>
-        <w:rPr>
-          <w:rFonts w:ascii="Times New Roman" w:hAnsi="Times New Roman" w:cs="Times New Roman"/>
-          <w:color w:val="auto"/>
-          <w:sz w:val="28"/>
-        </w:rPr>
-        <w:t>Алгоритм адаптивного взвешенного объединения каналов</w:t>
-      </w:r>
-      <w:bookmarkEnd w:id="4"/>
     </w:p>
     <w:p>
       <w:pPr>
@@ -3941,7 +4044,7 @@
           <w:sz w:val="28"/>
         </w:rPr>
       </w:pPr>
-      <w:bookmarkStart w:id="5" w:name="_Toc226562188"/>
+      <w:bookmarkStart w:id="4" w:name="_Toc226565079"/>
       <w:r>
         <w:rPr>
           <w:rFonts w:ascii="Times New Roman" w:hAnsi="Times New Roman" w:cs="Times New Roman"/>
@@ -3950,7 +4053,7 @@
         </w:rPr>
         <w:t>Общая схема предварительной обработки сигнала</w:t>
       </w:r>
-      <w:bookmarkEnd w:id="5"/>
+      <w:bookmarkEnd w:id="4"/>
     </w:p>
     <w:p>
       <w:pPr>
@@ -3980,9 +4083,9 @@
         </w:rPr>
         <w:drawing>
           <wp:inline distT="0" distB="0" distL="0" distR="0">
-            <wp:extent cx="5940425" cy="2076450"/>
+            <wp:extent cx="5940425" cy="1714500"/>
             <wp:effectExtent l="0" t="0" r="3175" b="0"/>
-            <wp:docPr id="22" name="Рисунок 22"/>
+            <wp:docPr id="6" name="Рисунок 6"/>
             <wp:cNvGraphicFramePr>
               <a:graphicFrameLocks xmlns:a="http://schemas.openxmlformats.org/drawingml/2006/main" noChangeAspect="1"/>
             </wp:cNvGraphicFramePr>
@@ -3990,7 +4093,7 @@
               <a:graphicData uri="http://schemas.openxmlformats.org/drawingml/2006/picture">
                 <pic:pic xmlns:pic="http://schemas.openxmlformats.org/drawingml/2006/picture">
                   <pic:nvPicPr>
-                    <pic:cNvPr id="22" name="ecg_signal_norm_no_filt.jpeg"/>
+                    <pic:cNvPr id="6" name="ecg_signal_pat_no_filt.jpeg"/>
                     <pic:cNvPicPr/>
                   </pic:nvPicPr>
                   <pic:blipFill>
@@ -4008,7 +4111,7 @@
                   <pic:spPr>
                     <a:xfrm>
                       <a:off x="0" y="0"/>
-                      <a:ext cx="5940425" cy="2076450"/>
+                      <a:ext cx="5940425" cy="1714500"/>
                     </a:xfrm>
                     <a:prstGeom prst="rect">
                       <a:avLst/>
@@ -4129,15 +4232,22 @@
           <w:rFonts w:ascii="Times New Roman" w:hAnsi="Times New Roman" w:cs="Times New Roman"/>
           <w:sz w:val="28"/>
         </w:rPr>
+        <w:t>Д</w:t>
+      </w:r>
+      <w:r>
+        <w:rPr>
+          <w:rFonts w:ascii="Times New Roman" w:hAnsi="Times New Roman" w:cs="Times New Roman"/>
+          <w:sz w:val="28"/>
+        </w:rPr>
+        <w:t xml:space="preserve">ля подавления узкополосных аддитивных шумов в цифровых сигналах, вызванных наводками промышленной электрической сети и их гармонических </w:t>
+      </w:r>
+      <w:r>
+        <w:rPr>
+          <w:rFonts w:ascii="Times New Roman" w:hAnsi="Times New Roman" w:cs="Times New Roman"/>
+          <w:sz w:val="28"/>
+        </w:rPr>
         <w:lastRenderedPageBreak/>
-        <w:t>Д</w:t>
-      </w:r>
-      <w:r>
-        <w:rPr>
-          <w:rFonts w:ascii="Times New Roman" w:hAnsi="Times New Roman" w:cs="Times New Roman"/>
-          <w:sz w:val="28"/>
-        </w:rPr>
-        <w:t>ля подавления узкополосных аддитивных шумов в цифровых сигналах, вызванных наводками промышленной электрической сети и их гармонических составляющих</w:t>
+        <w:t>составляющих</w:t>
       </w:r>
       <w:r>
         <w:rPr>
@@ -4395,7 +4505,23 @@
           <w:rFonts w:ascii="Times New Roman" w:hAnsi="Times New Roman" w:cs="Times New Roman"/>
           <w:sz w:val="28"/>
         </w:rPr>
-        <w:t xml:space="preserve">В отличие от традиционных однопроходных рекурсивных фильтров, неизбежно вносящих нелинейный фазовый сдвиг, зависящий от частоты, предложенный подход обеспечивает нулевое фазовое запаздывание для всех спектральных компонент, остающихся в сигнале после фильтрации. Фазовые сдвиги, </w:t>
+        <w:t xml:space="preserve">В отличие от традиционных однопроходных рекурсивных фильтров, неизбежно вносящих нелинейный фазовый сдвиг, зависящий от частоты, предложенный подход обеспечивает нулевое фазовое запаздывание для всех спектральных компонент, остающихся в сигнале после фильтрации. Фазовые сдвиги, характерные для классических реализаций фильтров </w:t>
+      </w:r>
+      <w:proofErr w:type="spellStart"/>
+      <w:r>
+        <w:rPr>
+          <w:rFonts w:ascii="Times New Roman" w:hAnsi="Times New Roman" w:cs="Times New Roman"/>
+          <w:sz w:val="28"/>
+        </w:rPr>
+        <w:t>Баттерворта</w:t>
+      </w:r>
+      <w:proofErr w:type="spellEnd"/>
+      <w:r>
+        <w:rPr>
+          <w:rFonts w:ascii="Times New Roman" w:hAnsi="Times New Roman" w:cs="Times New Roman"/>
+          <w:sz w:val="28"/>
+        </w:rPr>
+        <w:t xml:space="preserve"> верхних частот, проявляются в виде временного смещения событий, изменения формы </w:t>
       </w:r>
       <w:r>
         <w:rPr>
@@ -4403,23 +4529,7 @@
           <w:sz w:val="28"/>
         </w:rPr>
         <w:lastRenderedPageBreak/>
-        <w:t xml:space="preserve">характерные для классических реализаций фильтров </w:t>
-      </w:r>
-      <w:proofErr w:type="spellStart"/>
-      <w:r>
-        <w:rPr>
-          <w:rFonts w:ascii="Times New Roman" w:hAnsi="Times New Roman" w:cs="Times New Roman"/>
-          <w:sz w:val="28"/>
-        </w:rPr>
-        <w:t>Баттерворта</w:t>
-      </w:r>
-      <w:proofErr w:type="spellEnd"/>
-      <w:r>
-        <w:rPr>
-          <w:rFonts w:ascii="Times New Roman" w:hAnsi="Times New Roman" w:cs="Times New Roman"/>
-          <w:sz w:val="28"/>
-        </w:rPr>
-        <w:t xml:space="preserve"> верхних частот, проявляются в виде временного смещения событий, изменения формы пиков и задержки фронтов, что критически недопустимо при анализе биомедицинских сигналов, где временная привязка зубцов, </w:t>
+        <w:t xml:space="preserve">пиков и задержки фронтов, что критически недопустимо при анализе биомедицинских сигналов, где временная привязка зубцов, </w:t>
       </w:r>
       <w:proofErr w:type="spellStart"/>
       <w:r>
@@ -4451,9 +4561,9 @@
         </w:rPr>
         <w:drawing>
           <wp:inline distT="0" distB="0" distL="0" distR="0">
-            <wp:extent cx="5940425" cy="2772410"/>
-            <wp:effectExtent l="0" t="0" r="3175" b="8890"/>
-            <wp:docPr id="23" name="Рисунок 23"/>
+            <wp:extent cx="5940425" cy="2143125"/>
+            <wp:effectExtent l="0" t="0" r="3175" b="9525"/>
+            <wp:docPr id="7" name="Рисунок 7"/>
             <wp:cNvGraphicFramePr>
               <a:graphicFrameLocks xmlns:a="http://schemas.openxmlformats.org/drawingml/2006/main" noChangeAspect="1"/>
             </wp:cNvGraphicFramePr>
@@ -4461,7 +4571,7 @@
               <a:graphicData uri="http://schemas.openxmlformats.org/drawingml/2006/picture">
                 <pic:pic xmlns:pic="http://schemas.openxmlformats.org/drawingml/2006/picture">
                   <pic:nvPicPr>
-                    <pic:cNvPr id="23" name="ecg_signal_norm_filt.jpeg"/>
+                    <pic:cNvPr id="7" name="ecg_signal_pat_filt.jpeg"/>
                     <pic:cNvPicPr/>
                   </pic:nvPicPr>
                   <pic:blipFill>
@@ -4479,7 +4589,7 @@
                   <pic:spPr>
                     <a:xfrm>
                       <a:off x="0" y="0"/>
-                      <a:ext cx="5940425" cy="2772410"/>
+                      <a:ext cx="5940425" cy="2143125"/>
                     </a:xfrm>
                     <a:prstGeom prst="rect">
                       <a:avLst/>
@@ -4573,6 +4683,9 @@
     <w:p/>
     <w:p/>
     <w:p/>
+    <w:p/>
+    <w:p/>
+    <w:p/>
     <w:p>
       <w:pPr>
         <w:pStyle w:val="1"/>
@@ -4583,7 +4696,7 @@
           <w:sz w:val="28"/>
         </w:rPr>
       </w:pPr>
-      <w:bookmarkStart w:id="6" w:name="_Toc226562189"/>
+      <w:bookmarkStart w:id="5" w:name="_Toc226565080"/>
       <w:r>
         <w:rPr>
           <w:rFonts w:ascii="Times New Roman" w:hAnsi="Times New Roman" w:cs="Times New Roman"/>
@@ -4593,27 +4706,27 @@
         <w:lastRenderedPageBreak/>
         <w:t>Методологические основы обработки электрокардиографического сигнала</w:t>
       </w:r>
+      <w:bookmarkEnd w:id="5"/>
+    </w:p>
+    <w:p>
+      <w:pPr>
+        <w:pStyle w:val="2"/>
+        <w:rPr>
+          <w:rFonts w:ascii="Times New Roman" w:hAnsi="Times New Roman" w:cs="Times New Roman"/>
+          <w:color w:val="auto"/>
+          <w:sz w:val="28"/>
+        </w:rPr>
+      </w:pPr>
+      <w:bookmarkStart w:id="6" w:name="_Toc226565081"/>
+      <w:r>
+        <w:rPr>
+          <w:rFonts w:ascii="Times New Roman" w:hAnsi="Times New Roman" w:cs="Times New Roman"/>
+          <w:color w:val="auto"/>
+          <w:sz w:val="28"/>
+        </w:rPr>
+        <w:t>Обоснование объема выборки</w:t>
+      </w:r>
       <w:bookmarkEnd w:id="6"/>
-    </w:p>
-    <w:p>
-      <w:pPr>
-        <w:pStyle w:val="2"/>
-        <w:rPr>
-          <w:rFonts w:ascii="Times New Roman" w:hAnsi="Times New Roman" w:cs="Times New Roman"/>
-          <w:color w:val="auto"/>
-          <w:sz w:val="28"/>
-        </w:rPr>
-      </w:pPr>
-      <w:bookmarkStart w:id="7" w:name="_Toc226562190"/>
-      <w:r>
-        <w:rPr>
-          <w:rFonts w:ascii="Times New Roman" w:hAnsi="Times New Roman" w:cs="Times New Roman"/>
-          <w:color w:val="auto"/>
-          <w:sz w:val="28"/>
-        </w:rPr>
-        <w:t>Обоснование объема выборки</w:t>
-      </w:r>
-      <w:bookmarkEnd w:id="7"/>
     </w:p>
     <w:p>
       <w:pPr>
@@ -4956,7 +5069,7 @@
           <w:sz w:val="28"/>
         </w:rPr>
       </w:pPr>
-      <w:bookmarkStart w:id="8" w:name="_Toc226562191"/>
+      <w:bookmarkStart w:id="7" w:name="_Toc226565082"/>
       <w:r>
         <w:rPr>
           <w:rFonts w:ascii="Times New Roman" w:hAnsi="Times New Roman" w:cs="Times New Roman"/>
@@ -4965,7 +5078,7 @@
         </w:rPr>
         <w:t>Метод синхронизированного усреднения</w:t>
       </w:r>
-      <w:bookmarkEnd w:id="8"/>
+      <w:bookmarkEnd w:id="7"/>
     </w:p>
     <w:p>
       <w:pPr>
@@ -5115,7 +5228,7 @@
           <w:sz w:val="28"/>
         </w:rPr>
       </w:pPr>
-      <w:bookmarkStart w:id="9" w:name="_Toc226562192"/>
+      <w:bookmarkStart w:id="8" w:name="_Toc226565083"/>
       <w:r>
         <w:rPr>
           <w:rFonts w:ascii="Times New Roman" w:hAnsi="Times New Roman" w:cs="Times New Roman"/>
@@ -5124,7 +5237,7 @@
         </w:rPr>
         <w:t>Детектирование пиков на основе мгновенной мощности</w:t>
       </w:r>
-      <w:bookmarkEnd w:id="9"/>
+      <w:bookmarkEnd w:id="8"/>
     </w:p>
     <w:p>
       <w:pPr>
@@ -5227,7 +5340,7 @@
           <w:sz w:val="28"/>
         </w:rPr>
       </w:pPr>
-      <w:bookmarkStart w:id="10" w:name="_Toc226562193"/>
+      <w:bookmarkStart w:id="9" w:name="_Toc226565084"/>
       <w:r>
         <w:rPr>
           <w:rFonts w:ascii="Times New Roman" w:hAnsi="Times New Roman" w:cs="Times New Roman"/>
@@ -5237,54 +5350,54 @@
         <w:lastRenderedPageBreak/>
         <w:t>Результаты анализа сигнал-усредненной электрокардиограммы</w:t>
       </w:r>
+      <w:bookmarkEnd w:id="9"/>
+    </w:p>
+    <w:p>
+      <w:pPr>
+        <w:pStyle w:val="2"/>
+        <w:rPr>
+          <w:rFonts w:ascii="Times New Roman" w:hAnsi="Times New Roman" w:cs="Times New Roman"/>
+          <w:color w:val="auto"/>
+          <w:sz w:val="28"/>
+        </w:rPr>
+      </w:pPr>
+      <w:bookmarkStart w:id="10" w:name="_Toc226565085"/>
+      <w:r>
+        <w:rPr>
+          <w:rFonts w:ascii="Times New Roman" w:hAnsi="Times New Roman" w:cs="Times New Roman"/>
+          <w:color w:val="auto"/>
+          <w:sz w:val="28"/>
+        </w:rPr>
+        <w:t xml:space="preserve">Методология </w:t>
+      </w:r>
+      <w:proofErr w:type="gramStart"/>
+      <w:r>
+        <w:rPr>
+          <w:rFonts w:ascii="Times New Roman" w:hAnsi="Times New Roman" w:cs="Times New Roman"/>
+          <w:color w:val="auto"/>
+          <w:sz w:val="28"/>
+        </w:rPr>
+        <w:t>анализа</w:t>
+      </w:r>
+      <w:proofErr w:type="gramEnd"/>
+      <w:r>
+        <w:rPr>
+          <w:rFonts w:ascii="Times New Roman" w:hAnsi="Times New Roman" w:cs="Times New Roman"/>
+          <w:color w:val="auto"/>
+          <w:sz w:val="28"/>
+        </w:rPr>
+        <w:t xml:space="preserve"> усредненного </w:t>
+      </w:r>
+      <w:proofErr w:type="spellStart"/>
+      <w:r>
+        <w:rPr>
+          <w:rFonts w:ascii="Times New Roman" w:hAnsi="Times New Roman" w:cs="Times New Roman"/>
+          <w:color w:val="auto"/>
+          <w:sz w:val="28"/>
+        </w:rPr>
+        <w:t>кардиоцикла</w:t>
+      </w:r>
       <w:bookmarkEnd w:id="10"/>
-    </w:p>
-    <w:p>
-      <w:pPr>
-        <w:pStyle w:val="2"/>
-        <w:rPr>
-          <w:rFonts w:ascii="Times New Roman" w:hAnsi="Times New Roman" w:cs="Times New Roman"/>
-          <w:color w:val="auto"/>
-          <w:sz w:val="28"/>
-        </w:rPr>
-      </w:pPr>
-      <w:bookmarkStart w:id="11" w:name="_Toc226562194"/>
-      <w:r>
-        <w:rPr>
-          <w:rFonts w:ascii="Times New Roman" w:hAnsi="Times New Roman" w:cs="Times New Roman"/>
-          <w:color w:val="auto"/>
-          <w:sz w:val="28"/>
-        </w:rPr>
-        <w:t xml:space="preserve">Методология </w:t>
-      </w:r>
-      <w:proofErr w:type="gramStart"/>
-      <w:r>
-        <w:rPr>
-          <w:rFonts w:ascii="Times New Roman" w:hAnsi="Times New Roman" w:cs="Times New Roman"/>
-          <w:color w:val="auto"/>
-          <w:sz w:val="28"/>
-        </w:rPr>
-        <w:t>анализа</w:t>
-      </w:r>
-      <w:proofErr w:type="gramEnd"/>
-      <w:r>
-        <w:rPr>
-          <w:rFonts w:ascii="Times New Roman" w:hAnsi="Times New Roman" w:cs="Times New Roman"/>
-          <w:color w:val="auto"/>
-          <w:sz w:val="28"/>
-        </w:rPr>
-        <w:t xml:space="preserve"> усредненного </w:t>
-      </w:r>
-      <w:proofErr w:type="spellStart"/>
-      <w:r>
-        <w:rPr>
-          <w:rFonts w:ascii="Times New Roman" w:hAnsi="Times New Roman" w:cs="Times New Roman"/>
-          <w:color w:val="auto"/>
-          <w:sz w:val="28"/>
-        </w:rPr>
-        <w:t>кардиоцикла</w:t>
-      </w:r>
-      <w:bookmarkEnd w:id="11"/>
       <w:proofErr w:type="spellEnd"/>
     </w:p>
     <w:p>
@@ -5702,7 +5815,7 @@
           <w:sz w:val="28"/>
         </w:rPr>
       </w:pPr>
-      <w:bookmarkStart w:id="12" w:name="_Toc226562195"/>
+      <w:bookmarkStart w:id="11" w:name="_Toc226565086"/>
       <w:r>
         <w:rPr>
           <w:rFonts w:ascii="Times New Roman" w:hAnsi="Times New Roman" w:cs="Times New Roman"/>
@@ -5729,7 +5842,7 @@
         </w:rPr>
         <w:t xml:space="preserve"> и количественного анализа поздних потенциалов</w:t>
       </w:r>
-      <w:bookmarkEnd w:id="12"/>
+      <w:bookmarkEnd w:id="11"/>
     </w:p>
     <w:p>
       <w:pPr>
@@ -6029,7 +6142,7 @@
           <w:sz w:val="28"/>
         </w:rPr>
       </w:pPr>
-      <w:bookmarkStart w:id="13" w:name="_Toc226562196"/>
+      <w:bookmarkStart w:id="12" w:name="_Toc226565087"/>
       <w:r>
         <w:rPr>
           <w:rFonts w:ascii="Times New Roman" w:hAnsi="Times New Roman" w:cs="Times New Roman"/>
@@ -6056,7 +6169,7 @@
         </w:rPr>
         <w:t>-преобразование</w:t>
       </w:r>
-      <w:bookmarkEnd w:id="13"/>
+      <w:bookmarkEnd w:id="12"/>
     </w:p>
     <w:p>
       <w:pPr>
@@ -6151,7 +6264,7 @@
           <w:sz w:val="28"/>
         </w:rPr>
       </w:pPr>
-      <w:bookmarkStart w:id="14" w:name="_Toc226562197"/>
+      <w:bookmarkStart w:id="13" w:name="_Toc226565088"/>
       <w:r>
         <w:rPr>
           <w:rFonts w:ascii="Times New Roman" w:hAnsi="Times New Roman" w:cs="Times New Roman"/>
@@ -6169,7 +6282,7 @@
         </w:rPr>
         <w:t>вейвлета</w:t>
       </w:r>
-      <w:bookmarkEnd w:id="14"/>
+      <w:bookmarkEnd w:id="13"/>
       <w:proofErr w:type="spellEnd"/>
     </w:p>
     <w:p>
@@ -6364,7 +6477,7 @@
           <w:sz w:val="28"/>
         </w:rPr>
       </w:pPr>
-      <w:bookmarkStart w:id="15" w:name="_Toc226562198"/>
+      <w:bookmarkStart w:id="14" w:name="_Toc226565089"/>
       <w:r>
         <w:rPr>
           <w:rFonts w:ascii="Times New Roman" w:hAnsi="Times New Roman" w:cs="Times New Roman"/>
@@ -6391,7 +6504,7 @@
         </w:rPr>
         <w:t>-преобразования</w:t>
       </w:r>
-      <w:bookmarkEnd w:id="15"/>
+      <w:bookmarkEnd w:id="14"/>
     </w:p>
     <w:p>
       <w:pPr>
@@ -6777,7 +6890,7 @@
           <w:sz w:val="28"/>
         </w:rPr>
       </w:pPr>
-      <w:bookmarkStart w:id="16" w:name="_Toc226562199"/>
+      <w:bookmarkStart w:id="15" w:name="_Toc226565090"/>
       <w:r>
         <w:rPr>
           <w:rFonts w:ascii="Times New Roman" w:hAnsi="Times New Roman" w:cs="Times New Roman"/>
@@ -6786,7 +6899,7 @@
         </w:rPr>
         <w:t>Статистические моменты распределения</w:t>
       </w:r>
-      <w:bookmarkEnd w:id="16"/>
+      <w:bookmarkEnd w:id="15"/>
     </w:p>
     <w:p>
       <w:pPr>
@@ -7390,7 +7503,7 @@
           <w:szCs w:val="28"/>
         </w:rPr>
       </w:pPr>
-      <w:bookmarkStart w:id="17" w:name="_Toc226562200"/>
+      <w:bookmarkStart w:id="16" w:name="_Toc226565091"/>
       <w:r>
         <w:rPr>
           <w:rFonts w:ascii="Times New Roman" w:hAnsi="Times New Roman" w:cs="Times New Roman"/>
@@ -7400,7 +7513,7 @@
         </w:rPr>
         <w:t>Оценка спектральной плотности мощности методом периодограмм</w:t>
       </w:r>
-      <w:bookmarkEnd w:id="17"/>
+      <w:bookmarkEnd w:id="16"/>
     </w:p>
     <w:p>
       <w:pPr>
@@ -7821,7 +7934,7 @@
           <w:sz w:val="28"/>
         </w:rPr>
       </w:pPr>
-      <w:bookmarkStart w:id="18" w:name="_Toc226562201"/>
+      <w:bookmarkStart w:id="17" w:name="_Toc226565092"/>
       <w:r>
         <w:rPr>
           <w:rFonts w:ascii="Times New Roman" w:hAnsi="Times New Roman" w:cs="Times New Roman"/>
@@ -7849,7 +7962,7 @@
         </w:rPr>
         <w:t xml:space="preserve"> мер для анализа временных рядов</w:t>
       </w:r>
-      <w:bookmarkEnd w:id="18"/>
+      <w:bookmarkEnd w:id="17"/>
     </w:p>
     <w:p>
       <w:pPr>
@@ -8093,13 +8206,295 @@
     <w:p>
       <w:pPr>
         <w:pStyle w:val="2"/>
-        <w:rPr>
-          <w:rFonts w:ascii="Times New Roman" w:hAnsi="Times New Roman" w:cs="Times New Roman"/>
-          <w:color w:val="auto"/>
-          <w:sz w:val="28"/>
-        </w:rPr>
-      </w:pPr>
-      <w:bookmarkStart w:id="19" w:name="_Toc226562202"/>
+        <w:jc w:val="both"/>
+        <w:rPr>
+          <w:rFonts w:ascii="Times New Roman" w:hAnsi="Times New Roman" w:cs="Times New Roman"/>
+          <w:color w:val="auto"/>
+          <w:sz w:val="28"/>
+        </w:rPr>
+      </w:pPr>
+      <w:bookmarkStart w:id="18" w:name="_Toc226565093"/>
+      <w:r>
+        <w:rPr>
+          <w:rFonts w:ascii="Times New Roman" w:hAnsi="Times New Roman" w:cs="Times New Roman"/>
+          <w:color w:val="auto"/>
+          <w:sz w:val="28"/>
+        </w:rPr>
+        <w:t xml:space="preserve">Метод </w:t>
+      </w:r>
+      <w:proofErr w:type="spellStart"/>
+      <w:r>
+        <w:rPr>
+          <w:rFonts w:ascii="Times New Roman" w:hAnsi="Times New Roman" w:cs="Times New Roman"/>
+          <w:color w:val="auto"/>
+          <w:sz w:val="28"/>
+        </w:rPr>
+        <w:t>детрендированного</w:t>
+      </w:r>
+      <w:proofErr w:type="spellEnd"/>
+      <w:r>
+        <w:rPr>
+          <w:rFonts w:ascii="Times New Roman" w:hAnsi="Times New Roman" w:cs="Times New Roman"/>
+          <w:color w:val="auto"/>
+          <w:sz w:val="28"/>
+        </w:rPr>
+        <w:t xml:space="preserve"> </w:t>
+      </w:r>
+      <w:proofErr w:type="spellStart"/>
+      <w:r>
+        <w:rPr>
+          <w:rFonts w:ascii="Times New Roman" w:hAnsi="Times New Roman" w:cs="Times New Roman"/>
+          <w:color w:val="auto"/>
+          <w:sz w:val="28"/>
+        </w:rPr>
+        <w:t>флуктуационного</w:t>
+      </w:r>
+      <w:proofErr w:type="spellEnd"/>
+      <w:r>
+        <w:rPr>
+          <w:rFonts w:ascii="Times New Roman" w:hAnsi="Times New Roman" w:cs="Times New Roman"/>
+          <w:color w:val="auto"/>
+          <w:sz w:val="28"/>
+        </w:rPr>
+        <w:t xml:space="preserve"> анализа для оценки масштабирующих свойств нестационарных сигналов</w:t>
+      </w:r>
+      <w:bookmarkEnd w:id="18"/>
+    </w:p>
+    <w:p>
+      <w:pPr>
+        <w:jc w:val="both"/>
+        <w:rPr>
+          <w:rFonts w:ascii="Times New Roman" w:hAnsi="Times New Roman" w:cs="Times New Roman"/>
+          <w:sz w:val="28"/>
+        </w:rPr>
+      </w:pPr>
+      <w:r>
+        <w:rPr>
+          <w:rFonts w:ascii="Times New Roman" w:hAnsi="Times New Roman" w:cs="Times New Roman"/>
+          <w:sz w:val="28"/>
+        </w:rPr>
+        <w:t xml:space="preserve">Алгоритм </w:t>
+      </w:r>
+      <w:proofErr w:type="spellStart"/>
+      <w:r>
+        <w:rPr>
+          <w:rFonts w:ascii="Times New Roman" w:hAnsi="Times New Roman" w:cs="Times New Roman"/>
+          <w:sz w:val="28"/>
+        </w:rPr>
+        <w:t>детрендированного</w:t>
+      </w:r>
+      <w:proofErr w:type="spellEnd"/>
+      <w:r>
+        <w:rPr>
+          <w:rFonts w:ascii="Times New Roman" w:hAnsi="Times New Roman" w:cs="Times New Roman"/>
+          <w:sz w:val="28"/>
+        </w:rPr>
+        <w:t xml:space="preserve"> </w:t>
+      </w:r>
+      <w:proofErr w:type="spellStart"/>
+      <w:r>
+        <w:rPr>
+          <w:rFonts w:ascii="Times New Roman" w:hAnsi="Times New Roman" w:cs="Times New Roman"/>
+          <w:sz w:val="28"/>
+        </w:rPr>
+        <w:t>флуктуационного</w:t>
+      </w:r>
+      <w:proofErr w:type="spellEnd"/>
+      <w:r>
+        <w:rPr>
+          <w:rFonts w:ascii="Times New Roman" w:hAnsi="Times New Roman" w:cs="Times New Roman"/>
+          <w:sz w:val="28"/>
+        </w:rPr>
+        <w:t xml:space="preserve"> анализа — метод, предназначенный для обнаружения долговременной корреляционной зависимости и </w:t>
+      </w:r>
+      <w:proofErr w:type="spellStart"/>
+      <w:r>
+        <w:rPr>
+          <w:rFonts w:ascii="Times New Roman" w:hAnsi="Times New Roman" w:cs="Times New Roman"/>
+          <w:sz w:val="28"/>
+        </w:rPr>
+        <w:t>самоподобия</w:t>
+      </w:r>
+      <w:proofErr w:type="spellEnd"/>
+      <w:r>
+        <w:rPr>
+          <w:rFonts w:ascii="Times New Roman" w:hAnsi="Times New Roman" w:cs="Times New Roman"/>
+          <w:sz w:val="28"/>
+        </w:rPr>
+        <w:t xml:space="preserve"> в нестационарных временных рядах. В отличие от классических корреляционных методов, требующих стационарности сигнала, </w:t>
+      </w:r>
+      <w:proofErr w:type="spellStart"/>
+      <w:r>
+        <w:rPr>
+          <w:rFonts w:ascii="Times New Roman" w:hAnsi="Times New Roman" w:cs="Times New Roman"/>
+          <w:sz w:val="28"/>
+        </w:rPr>
+        <w:t>детрендированного</w:t>
+      </w:r>
+      <w:proofErr w:type="spellEnd"/>
+      <w:r>
+        <w:rPr>
+          <w:rFonts w:ascii="Times New Roman" w:hAnsi="Times New Roman" w:cs="Times New Roman"/>
+          <w:sz w:val="28"/>
+        </w:rPr>
+        <w:t xml:space="preserve"> </w:t>
+      </w:r>
+      <w:proofErr w:type="spellStart"/>
+      <w:r>
+        <w:rPr>
+          <w:rFonts w:ascii="Times New Roman" w:hAnsi="Times New Roman" w:cs="Times New Roman"/>
+          <w:sz w:val="28"/>
+        </w:rPr>
+        <w:t>флуктационного</w:t>
+      </w:r>
+      <w:proofErr w:type="spellEnd"/>
+      <w:r>
+        <w:rPr>
+          <w:rFonts w:ascii="Times New Roman" w:hAnsi="Times New Roman" w:cs="Times New Roman"/>
+          <w:sz w:val="28"/>
+        </w:rPr>
+        <w:t xml:space="preserve"> анализа позволяет корректно оценивать масштабирующее поведение даже при наличии полиномиальных трендов, что делает его особенно ценным для анализа физиологических сигналов (электрокардиограмм, электроэнцефалограмм, данных вариабельности сердечного ритма), где стационарность обычно не выполняется.</w:t>
+      </w:r>
+    </w:p>
+    <w:p>
+      <w:pPr>
+        <w:jc w:val="both"/>
+        <w:rPr>
+          <w:rFonts w:ascii="Times New Roman" w:hAnsi="Times New Roman" w:cs="Times New Roman"/>
+          <w:sz w:val="28"/>
+        </w:rPr>
+      </w:pPr>
+      <w:bookmarkStart w:id="19" w:name="_GoBack"/>
+      <w:bookmarkEnd w:id="19"/>
+      <w:r>
+        <w:rPr>
+          <w:rFonts w:ascii="Times New Roman" w:hAnsi="Times New Roman" w:cs="Times New Roman"/>
+          <w:sz w:val="28"/>
+        </w:rPr>
+        <w:t xml:space="preserve">Метод основан на построении интегрального профиля временного ряда, его разбиении на неперекрывающиеся окна возрастающей длины, удалении локального тренда (обычно полиномиального первого порядка) в каждом окне и вычислении среднеквадратичной флуктуации как функции масштаба. </w:t>
+      </w:r>
+      <w:r>
+        <w:rPr>
+          <w:rFonts w:ascii="Times New Roman" w:hAnsi="Times New Roman" w:cs="Times New Roman"/>
+          <w:sz w:val="28"/>
+        </w:rPr>
+        <w:lastRenderedPageBreak/>
+        <w:t>Получаемая зависимость флуктуации от размера окна в двойных логарифмических координатах аппроксимируется прямой линией, тангенс угла наклона которой и представляет собой показатель масштабирования, интерпретируемый ка</w:t>
+      </w:r>
+      <w:r>
+        <w:rPr>
+          <w:rFonts w:ascii="Times New Roman" w:hAnsi="Times New Roman" w:cs="Times New Roman"/>
+          <w:sz w:val="28"/>
+        </w:rPr>
+        <w:t xml:space="preserve">к обобщённый показатель </w:t>
+      </w:r>
+      <w:proofErr w:type="spellStart"/>
+      <w:r>
+        <w:rPr>
+          <w:rFonts w:ascii="Times New Roman" w:hAnsi="Times New Roman" w:cs="Times New Roman"/>
+          <w:sz w:val="28"/>
+        </w:rPr>
+        <w:t>Херста</w:t>
+      </w:r>
+      <w:proofErr w:type="spellEnd"/>
+      <w:r>
+        <w:rPr>
+          <w:rFonts w:ascii="Times New Roman" w:hAnsi="Times New Roman" w:cs="Times New Roman"/>
+          <w:sz w:val="28"/>
+        </w:rPr>
+        <w:t>.</w:t>
+      </w:r>
+    </w:p>
+    <w:p>
+      <w:pPr>
+        <w:jc w:val="both"/>
+        <w:rPr>
+          <w:rFonts w:ascii="Times New Roman" w:hAnsi="Times New Roman" w:cs="Times New Roman"/>
+          <w:sz w:val="28"/>
+        </w:rPr>
+      </w:pPr>
+      <w:r>
+        <w:rPr>
+          <w:rFonts w:ascii="Times New Roman" w:hAnsi="Times New Roman" w:cs="Times New Roman"/>
+          <w:sz w:val="28"/>
+        </w:rPr>
+        <w:t xml:space="preserve">Возвращаемое функцией значение, лежащее в интервале от 0 до 2, количественно характеризует корреляционную структуру исследуемого процесса. При значении, равном 0.5, временной ряд представляет собой классическое случайное блуждание (белый шум) без значимых корреляций между отсчётами. Значения строго менее 0.5 свидетельствуют об </w:t>
+      </w:r>
+      <w:proofErr w:type="spellStart"/>
+      <w:r>
+        <w:rPr>
+          <w:rFonts w:ascii="Times New Roman" w:hAnsi="Times New Roman" w:cs="Times New Roman"/>
+          <w:sz w:val="28"/>
+        </w:rPr>
+        <w:t>антиперсистентности</w:t>
+      </w:r>
+      <w:proofErr w:type="spellEnd"/>
+      <w:r>
+        <w:rPr>
+          <w:rFonts w:ascii="Times New Roman" w:hAnsi="Times New Roman" w:cs="Times New Roman"/>
+          <w:sz w:val="28"/>
+        </w:rPr>
+        <w:t xml:space="preserve"> — системе свойственны отрицательные корреляции, при которых высокие значения с высокой вероятностью сменяются низкими и наоборот. Значения строго более 0.5 указывают на </w:t>
+      </w:r>
+      <w:proofErr w:type="spellStart"/>
+      <w:r>
+        <w:rPr>
+          <w:rFonts w:ascii="Times New Roman" w:hAnsi="Times New Roman" w:cs="Times New Roman"/>
+          <w:sz w:val="28"/>
+        </w:rPr>
+        <w:t>персистентность</w:t>
+      </w:r>
+      <w:proofErr w:type="spellEnd"/>
+      <w:r>
+        <w:rPr>
+          <w:rFonts w:ascii="Times New Roman" w:hAnsi="Times New Roman" w:cs="Times New Roman"/>
+          <w:sz w:val="28"/>
+        </w:rPr>
+        <w:t xml:space="preserve">, то есть наличие положительной долговременной корреляции: тенденции сохраняются, и флуктуации демонстрируют </w:t>
+      </w:r>
+      <w:proofErr w:type="spellStart"/>
+      <w:r>
+        <w:rPr>
+          <w:rFonts w:ascii="Times New Roman" w:hAnsi="Times New Roman" w:cs="Times New Roman"/>
+          <w:sz w:val="28"/>
+        </w:rPr>
+        <w:t>самоподобное</w:t>
+      </w:r>
+      <w:proofErr w:type="spellEnd"/>
+      <w:r>
+        <w:rPr>
+          <w:rFonts w:ascii="Times New Roman" w:hAnsi="Times New Roman" w:cs="Times New Roman"/>
+          <w:sz w:val="28"/>
+        </w:rPr>
+        <w:t>, фрактальное поведение.</w:t>
+      </w:r>
+    </w:p>
+    <w:p>
+      <w:pPr>
+        <w:jc w:val="both"/>
+        <w:rPr>
+          <w:rFonts w:ascii="Times New Roman" w:hAnsi="Times New Roman" w:cs="Times New Roman"/>
+          <w:sz w:val="28"/>
+        </w:rPr>
+      </w:pPr>
+      <w:r>
+        <w:rPr>
+          <w:rFonts w:ascii="Times New Roman" w:hAnsi="Times New Roman" w:cs="Times New Roman"/>
+          <w:sz w:val="28"/>
+        </w:rPr>
+        <w:t>Таким образом, функция предоставляет надёжный и теоретически обоснованный инструмент для количественной оценки фрактальных свойств и долговременной памяти в нестационарных биомедицинских и физических сигналах.</w:t>
+      </w:r>
+    </w:p>
+    <w:p>
+      <w:pPr>
+        <w:pStyle w:val="2"/>
+        <w:rPr>
+          <w:rFonts w:ascii="Times New Roman" w:hAnsi="Times New Roman" w:cs="Times New Roman"/>
+          <w:color w:val="auto"/>
+          <w:sz w:val="28"/>
+        </w:rPr>
+      </w:pPr>
+      <w:bookmarkStart w:id="20" w:name="_Toc226565094"/>
       <w:r>
         <w:rPr>
           <w:rFonts w:ascii="Times New Roman" w:hAnsi="Times New Roman" w:cs="Times New Roman"/>
@@ -8108,7 +8503,7 @@
         </w:rPr>
         <w:t>Статистическая верификация различий между группами</w:t>
       </w:r>
-      <w:bookmarkEnd w:id="19"/>
+      <w:bookmarkEnd w:id="20"/>
     </w:p>
     <w:p>
       <w:pPr>
@@ -8156,15 +8551,7 @@
           <w:rFonts w:ascii="Times New Roman" w:hAnsi="Times New Roman" w:cs="Times New Roman"/>
           <w:sz w:val="28"/>
         </w:rPr>
-        <w:t xml:space="preserve">» (коэффициент эксцесса) характеризуется статистически значимым снижением своего значения в патологической группе по сравнению с нормальной (U=74, p=0,0036). При этом медиана в норме составляет 7,19, при патологии — 2,54, средние значения — 6,46 и 2,37 </w:t>
-      </w:r>
-      <w:r>
-        <w:rPr>
-          <w:rFonts w:ascii="Times New Roman" w:hAnsi="Times New Roman" w:cs="Times New Roman"/>
-          <w:sz w:val="28"/>
-        </w:rPr>
-        <w:lastRenderedPageBreak/>
-        <w:t>соответственно, что указывает на уменьшение «</w:t>
+        <w:t>» (коэффициент эксцесса) характеризуется статистически значимым снижением своего значения в патологической группе по сравнению с нормальной (U=74, p=0,0036). При этом медиана в норме составляет 7,19, при патологии — 2,54, средние значения — 6,46 и 2,37 соответственно, что указывает на уменьшение «</w:t>
       </w:r>
       <w:proofErr w:type="spellStart"/>
       <w:r>
@@ -8261,7 +8648,15 @@
           <w:rFonts w:ascii="Times New Roman" w:hAnsi="Times New Roman" w:cs="Times New Roman"/>
           <w:sz w:val="28"/>
         </w:rPr>
-        <w:t xml:space="preserve"> (p=0,216), </w:t>
+        <w:t xml:space="preserve"> </w:t>
+      </w:r>
+      <w:r>
+        <w:rPr>
+          <w:rFonts w:ascii="Times New Roman" w:hAnsi="Times New Roman" w:cs="Times New Roman"/>
+          <w:sz w:val="28"/>
+        </w:rPr>
+        <w:lastRenderedPageBreak/>
+        <w:t xml:space="preserve">(p=0,216), </w:t>
       </w:r>
       <w:proofErr w:type="spellStart"/>
       <w:r>
@@ -8336,7 +8731,7 @@
           <w:sz w:val="28"/>
         </w:rPr>
       </w:pPr>
-      <w:bookmarkStart w:id="20" w:name="_Toc226562203"/>
+      <w:bookmarkStart w:id="21" w:name="_Toc226565095"/>
       <w:r>
         <w:rPr>
           <w:rFonts w:ascii="Times New Roman" w:hAnsi="Times New Roman" w:cs="Times New Roman"/>
@@ -8345,7 +8740,7 @@
         </w:rPr>
         <w:t>Многомерный анализ: ROC-кривая и классификация</w:t>
       </w:r>
-      <w:bookmarkEnd w:id="20"/>
+      <w:bookmarkEnd w:id="21"/>
     </w:p>
     <w:p>
       <w:pPr>
@@ -8372,7 +8767,7 @@
           <w:sz w:val="28"/>
         </w:rPr>
       </w:pPr>
-      <w:bookmarkStart w:id="21" w:name="_Toc226562204"/>
+      <w:bookmarkStart w:id="22" w:name="_Toc226565096"/>
       <w:r>
         <w:rPr>
           <w:rFonts w:ascii="Times New Roman" w:hAnsi="Times New Roman" w:cs="Times New Roman"/>
@@ -8381,7 +8776,7 @@
         </w:rPr>
         <w:t>ROC-анализ классификатора на основе случайного леса</w:t>
       </w:r>
-      <w:bookmarkEnd w:id="21"/>
+      <w:bookmarkEnd w:id="22"/>
     </w:p>
     <w:p>
       <w:pPr>
@@ -8466,6 +8861,7 @@
           <w:noProof/>
           <w:lang w:eastAsia="ru-RU"/>
         </w:rPr>
+        <w:lastRenderedPageBreak/>
         <w:drawing>
           <wp:inline distT="0" distB="0" distL="0" distR="0">
             <wp:extent cx="5940425" cy="4391660"/>
@@ -8594,7 +8990,7 @@
           <w:sz w:val="28"/>
         </w:rPr>
       </w:pPr>
-      <w:bookmarkStart w:id="22" w:name="_Toc226562205"/>
+      <w:bookmarkStart w:id="23" w:name="_Toc226565097"/>
       <w:r>
         <w:rPr>
           <w:rFonts w:ascii="Times New Roman" w:hAnsi="Times New Roman" w:cs="Times New Roman"/>
@@ -8603,7 +8999,7 @@
         </w:rPr>
         <w:t>Оценка качества классификации</w:t>
       </w:r>
-      <w:bookmarkEnd w:id="22"/>
+      <w:bookmarkEnd w:id="23"/>
     </w:p>
     <w:p>
       <w:pPr>
@@ -8694,7 +9090,7 @@
           <w:sz w:val="28"/>
         </w:rPr>
       </w:pPr>
-      <w:bookmarkStart w:id="23" w:name="_Toc226562206"/>
+      <w:bookmarkStart w:id="24" w:name="_Toc226565098"/>
       <w:r>
         <w:rPr>
           <w:rFonts w:ascii="Times New Roman" w:hAnsi="Times New Roman" w:cs="Times New Roman"/>
@@ -8703,7 +9099,7 @@
         </w:rPr>
         <w:t>Оценка важности признаков</w:t>
       </w:r>
-      <w:bookmarkEnd w:id="23"/>
+      <w:bookmarkEnd w:id="24"/>
     </w:p>
     <w:p>
       <w:pPr>
@@ -10397,7 +10793,7 @@
           <w:sz w:val="28"/>
         </w:rPr>
       </w:pPr>
-      <w:bookmarkStart w:id="24" w:name="_Toc226562207"/>
+      <w:bookmarkStart w:id="25" w:name="_Toc226565099"/>
       <w:r>
         <w:rPr>
           <w:rFonts w:ascii="Times New Roman" w:hAnsi="Times New Roman" w:cs="Times New Roman"/>
@@ -10406,7 +10802,7 @@
         </w:rPr>
         <w:t>Обсуждение результатов многомерного анализа</w:t>
       </w:r>
-      <w:bookmarkEnd w:id="24"/>
+      <w:bookmarkEnd w:id="25"/>
     </w:p>
     <w:p>
       <w:pPr>
@@ -10597,7 +10993,7 @@
           <w:sz w:val="28"/>
         </w:rPr>
       </w:pPr>
-      <w:bookmarkStart w:id="25" w:name="_Toc226562208"/>
+      <w:bookmarkStart w:id="26" w:name="_Toc226565100"/>
       <w:r>
         <w:rPr>
           <w:rFonts w:ascii="Times New Roman" w:hAnsi="Times New Roman" w:cs="Times New Roman"/>
@@ -10607,7 +11003,7 @@
         <w:lastRenderedPageBreak/>
         <w:t>СПИСОК ЛИТЕРАТУРЫ</w:t>
       </w:r>
-      <w:bookmarkEnd w:id="25"/>
+      <w:bookmarkEnd w:id="26"/>
     </w:p>
     <w:p>
       <w:pPr>
@@ -11979,7 +12375,7 @@
           <w:rPr>
             <w:noProof/>
           </w:rPr>
-          <w:t>2</w:t>
+          <w:t>20</w:t>
         </w:r>
         <w:r>
           <w:fldChar w:fldCharType="end"/>
@@ -14186,7 +14582,7 @@
 </file>
 
 <file path=customXml/itemProps1.xml><?xml version="1.0" encoding="utf-8"?>
-<ds:datastoreItem xmlns:ds="http://schemas.openxmlformats.org/officeDocument/2006/customXml" ds:itemID="{CE2B4039-1909-4C99-A1EE-63A9C4E29DCE}">
+<ds:datastoreItem xmlns:ds="http://schemas.openxmlformats.org/officeDocument/2006/customXml" ds:itemID="{5BE0CB25-7ED2-499A-8066-3253357D647F}">
   <ds:schemaRefs>
     <ds:schemaRef ds:uri="http://schemas.openxmlformats.org/officeDocument/2006/bibliography"/>
   </ds:schemaRefs>
